--- a/rapport/pfe-rapport.docx
+++ b/rapport/pfe-rapport.docx
@@ -42,67 +42,146 @@
       <w:pPr>
         <w:jc w:val="center"/>
         <w:rPr>
-          <w:rFonts w:ascii="Arial" w:hAnsi="Arial" w:cs="Arial"/>
-          <w:b/>
-          <w:bCs/>
-          <w:sz w:val="24"/>
-          <w:szCs w:val="24"/>
-        </w:rPr>
-      </w:pPr>
+          <w:rFonts w:ascii="Times New Roman" w:hAnsi="Times New Roman" w:cs="Times New Roman"/>
+          <w:b/>
+          <w:bCs/>
+          <w:sz w:val="32"/>
+          <w:szCs w:val="32"/>
+        </w:rPr>
+      </w:pPr>
+      <w:r>
+        <w:rPr>
+          <w:rFonts w:ascii="Times New Roman" w:hAnsi="Times New Roman" w:cs="Times New Roman"/>
+          <w:b/>
+          <w:bCs/>
+          <w:sz w:val="32"/>
+          <w:szCs w:val="32"/>
+        </w:rPr>
+        <w:t>Rapport de projet de fin d’étude</w:t>
+      </w:r>
     </w:p>
     <w:p>
       <w:pPr>
         <w:jc w:val="center"/>
         <w:rPr>
-          <w:rFonts w:ascii="Arial" w:hAnsi="Arial" w:cs="Arial"/>
-          <w:b/>
-          <w:bCs/>
-          <w:sz w:val="24"/>
-          <w:szCs w:val="24"/>
-        </w:rPr>
-      </w:pPr>
-      <w:r>
-        <w:rPr>
-          <w:rFonts w:ascii="Arial" w:hAnsi="Arial" w:cs="Arial"/>
-          <w:b/>
-          <w:bCs/>
+          <w:rFonts w:ascii="Times New Roman" w:hAnsi="Times New Roman" w:cs="Times New Roman"/>
+          <w:b/>
+          <w:bCs/>
+          <w:sz w:val="32"/>
+          <w:szCs w:val="32"/>
+        </w:rPr>
+      </w:pPr>
+    </w:p>
+    <w:p>
+      <w:pPr>
+        <w:jc w:val="center"/>
+        <w:rPr>
+          <w:rFonts w:ascii="Times New Roman" w:hAnsi="Times New Roman" w:cs="Times New Roman"/>
+          <w:sz w:val="24"/>
+          <w:szCs w:val="24"/>
+        </w:rPr>
+      </w:pPr>
+      <w:r>
+        <w:rPr>
+          <w:rFonts w:ascii="Times New Roman" w:hAnsi="Times New Roman" w:cs="Times New Roman"/>
+          <w:sz w:val="24"/>
+          <w:szCs w:val="24"/>
+        </w:rPr>
+        <w:t>Présenté pour obtenir le titre :</w:t>
+      </w:r>
+    </w:p>
+    <w:p>
+      <w:pPr>
+        <w:jc w:val="center"/>
+        <w:rPr>
+          <w:rFonts w:ascii="Times New Roman" w:hAnsi="Times New Roman" w:cs="Times New Roman"/>
+          <w:sz w:val="24"/>
+          <w:szCs w:val="24"/>
+        </w:rPr>
+      </w:pPr>
+      <w:r>
+        <w:rPr>
+          <w:rFonts w:ascii="Times New Roman" w:hAnsi="Times New Roman" w:cs="Times New Roman"/>
+          <w:sz w:val="24"/>
+          <w:szCs w:val="24"/>
+        </w:rPr>
+        <w:t>Diplôme Universitaire de Technologie (DUT)</w:t>
+      </w:r>
+    </w:p>
+    <w:p>
+      <w:pPr>
+        <w:jc w:val="center"/>
+        <w:rPr>
+          <w:rFonts w:ascii="Times New Roman" w:hAnsi="Times New Roman" w:cs="Times New Roman"/>
+          <w:sz w:val="24"/>
+          <w:szCs w:val="24"/>
+        </w:rPr>
+      </w:pPr>
+      <w:r>
+        <w:rPr>
+          <w:rFonts w:ascii="Times New Roman" w:hAnsi="Times New Roman" w:cs="Times New Roman"/>
           <w:sz w:val="24"/>
           <w:szCs w:val="24"/>
         </w:rPr>
         <w:t>Département : Génie Informatique</w:t>
       </w:r>
+      <w:r>
+        <w:rPr>
+          <w:rFonts w:ascii="Times New Roman" w:hAnsi="Times New Roman" w:cs="Times New Roman"/>
+          <w:sz w:val="24"/>
+          <w:szCs w:val="24"/>
+        </w:rPr>
+        <w:t xml:space="preserve"> (GI)</w:t>
+      </w:r>
     </w:p>
     <w:p>
       <w:pPr>
         <w:jc w:val="center"/>
         <w:rPr>
-          <w:rFonts w:ascii="Arial" w:hAnsi="Arial" w:cs="Arial"/>
-          <w:b/>
-          <w:bCs/>
-          <w:sz w:val="24"/>
-          <w:szCs w:val="24"/>
-        </w:rPr>
-      </w:pPr>
-      <w:r>
-        <w:rPr>
-          <w:rFonts w:ascii="Arial" w:hAnsi="Arial" w:cs="Arial"/>
-          <w:b/>
-          <w:bCs/>
-          <w:sz w:val="24"/>
-          <w:szCs w:val="24"/>
-        </w:rPr>
-        <w:t xml:space="preserve">Filiére : </w:t>
-      </w:r>
-      <w:r>
-        <w:rPr>
-          <w:rFonts w:ascii="Arial" w:hAnsi="Arial" w:cs="Arial"/>
-          <w:b/>
-          <w:bCs/>
-          <w:color w:val="2F5496" w:themeColor="accent1" w:themeShade="BF"/>
+          <w:rFonts w:ascii="Times New Roman" w:hAnsi="Times New Roman" w:cs="Times New Roman"/>
+          <w:b/>
+          <w:bCs/>
+          <w:sz w:val="24"/>
+          <w:szCs w:val="24"/>
+        </w:rPr>
+      </w:pPr>
+      <w:r>
+        <w:rPr>
+          <w:rFonts w:ascii="Times New Roman" w:hAnsi="Times New Roman" w:cs="Times New Roman"/>
+          <w:b/>
+          <w:bCs/>
+          <w:sz w:val="24"/>
+          <w:szCs w:val="24"/>
+        </w:rPr>
+        <w:t>Spécialité :</w:t>
+      </w:r>
+      <w:r>
+        <w:rPr>
+          <w:rFonts w:ascii="Times New Roman" w:hAnsi="Times New Roman" w:cs="Times New Roman"/>
+          <w:b/>
+          <w:bCs/>
+          <w:sz w:val="24"/>
+          <w:szCs w:val="24"/>
+        </w:rPr>
+        <w:t xml:space="preserve"> </w:t>
+      </w:r>
+      <w:r>
+        <w:rPr>
+          <w:rFonts w:ascii="Times New Roman" w:hAnsi="Times New Roman" w:cs="Times New Roman"/>
+          <w:color w:val="000000" w:themeColor="text1"/>
           <w:sz w:val="24"/>
           <w:szCs w:val="24"/>
         </w:rPr>
         <w:t>Web Design &amp; Marketing Digital</w:t>
+      </w:r>
+      <w:r>
+        <w:rPr>
+          <w:rFonts w:ascii="Times New Roman" w:hAnsi="Times New Roman" w:cs="Times New Roman"/>
+          <w:color w:val="000000" w:themeColor="text1"/>
+          <w:sz w:val="24"/>
+          <w:szCs w:val="24"/>
+        </w:rPr>
+        <w:t xml:space="preserve"> (WDMD)</w:t>
       </w:r>
     </w:p>
     <w:p>
@@ -126,488 +205,607 @@
       <w:pPr>
         <w:jc w:val="center"/>
         <w:rPr>
-          <w:rFonts w:ascii="Arial" w:hAnsi="Arial" w:cs="Arial"/>
-          <w:b/>
-          <w:bCs/>
-          <w:sz w:val="24"/>
-          <w:szCs w:val="24"/>
-        </w:rPr>
-      </w:pPr>
-      <w:r>
-        <w:rPr>
-          <w:rFonts w:ascii="Arial" w:hAnsi="Arial" w:cs="Arial"/>
-          <w:b/>
-          <w:bCs/>
-          <w:sz w:val="24"/>
-          <w:szCs w:val="24"/>
-        </w:rPr>
-        <w:t>Rapport de :</w:t>
-      </w:r>
-    </w:p>
-    <w:p>
-      <w:pPr>
-        <w:pBdr>
-          <w:top w:val="double" w:sz="4" w:space="15" w:color="5B9BD5" w:themeColor="accent5"/>
-          <w:left w:val="double" w:sz="4" w:space="25" w:color="5B9BD5" w:themeColor="accent5"/>
-          <w:bottom w:val="double" w:sz="4" w:space="15" w:color="5B9BD5" w:themeColor="accent5"/>
-          <w:right w:val="double" w:sz="4" w:space="25" w:color="5B9BD5" w:themeColor="accent5"/>
-        </w:pBdr>
-        <w:jc w:val="center"/>
-        <w:rPr>
-          <w:rFonts w:ascii="Arial" w:hAnsi="Arial" w:cs="Arial"/>
-          <w:b/>
-          <w:bCs/>
-          <w:sz w:val="24"/>
-          <w:szCs w:val="24"/>
-        </w:rPr>
-      </w:pPr>
-      <w:r>
-        <w:rPr>
-          <w:rFonts w:ascii="Arial" w:hAnsi="Arial" w:cs="Arial"/>
-          <w:b/>
-          <w:bCs/>
-          <w:sz w:val="36"/>
-          <w:szCs w:val="36"/>
-        </w:rPr>
-        <w:t>Projet de fin d’étude</w:t>
-      </w:r>
-    </w:p>
-    <w:p>
-      <w:pPr>
-        <w:rPr>
           <w:b/>
           <w:bCs/>
           <w:sz w:val="32"/>
           <w:szCs w:val="32"/>
         </w:rPr>
       </w:pPr>
-    </w:p>
-    <w:p>
-      <w:pPr>
-        <w:rPr>
-          <w:b/>
-          <w:bCs/>
+      <w:r>
+        <w:rPr>
+          <w:noProof/>
           <w:sz w:val="32"/>
           <w:szCs w:val="32"/>
         </w:rPr>
-      </w:pPr>
+        <mc:AlternateContent>
+          <mc:Choice Requires="wps">
+            <w:drawing>
+              <wp:anchor distT="0" distB="0" distL="114300" distR="114300" simplePos="0" relativeHeight="251655164" behindDoc="0" locked="0" layoutInCell="1" allowOverlap="1" wp14:anchorId="7D264C85" wp14:editId="620F2BEE">
+                <wp:simplePos x="0" y="0"/>
+                <wp:positionH relativeFrom="margin">
+                  <wp:align>right</wp:align>
+                </wp:positionH>
+                <wp:positionV relativeFrom="paragraph">
+                  <wp:posOffset>16510</wp:posOffset>
+                </wp:positionV>
+                <wp:extent cx="5613400" cy="1219200"/>
+                <wp:effectExtent l="0" t="0" r="25400" b="19050"/>
+                <wp:wrapNone/>
+                <wp:docPr id="941459406" name="Rectangle 1"/>
+                <wp:cNvGraphicFramePr/>
+                <a:graphic xmlns:a="http://schemas.openxmlformats.org/drawingml/2006/main">
+                  <a:graphicData uri="http://schemas.microsoft.com/office/word/2010/wordprocessingShape">
+                    <wps:wsp>
+                      <wps:cNvSpPr/>
+                      <wps:spPr>
+                        <a:xfrm>
+                          <a:off x="0" y="0"/>
+                          <a:ext cx="5613400" cy="1219200"/>
+                        </a:xfrm>
+                        <a:prstGeom prst="rect">
+                          <a:avLst/>
+                        </a:prstGeom>
+                        <a:solidFill>
+                          <a:schemeClr val="bg1"/>
+                        </a:solidFill>
+                      </wps:spPr>
+                      <wps:style>
+                        <a:lnRef idx="2">
+                          <a:schemeClr val="accent1">
+                            <a:shade val="15000"/>
+                          </a:schemeClr>
+                        </a:lnRef>
+                        <a:fillRef idx="1">
+                          <a:schemeClr val="accent1"/>
+                        </a:fillRef>
+                        <a:effectRef idx="0">
+                          <a:schemeClr val="accent1"/>
+                        </a:effectRef>
+                        <a:fontRef idx="minor">
+                          <a:schemeClr val="lt1"/>
+                        </a:fontRef>
+                      </wps:style>
+                      <wps:txbx>
+                        <w:txbxContent>
+                          <w:p>
+                            <w:pPr>
+                              <w:spacing w:line="360" w:lineRule="auto"/>
+                              <w:jc w:val="center"/>
+                              <w:rPr>
+                                <w:rFonts w:ascii="Times New Roman" w:hAnsi="Times New Roman" w:cs="Times New Roman"/>
+                                <w:b/>
+                                <w:bCs/>
+                                <w:color w:val="0D0D0D" w:themeColor="text1" w:themeTint="F2"/>
+                                <w:sz w:val="32"/>
+                                <w:szCs w:val="32"/>
+                              </w:rPr>
+                            </w:pPr>
+                            <w:r>
+                              <w:rPr>
+                                <w:rFonts w:ascii="Times New Roman" w:hAnsi="Times New Roman" w:cs="Times New Roman"/>
+                                <w:b/>
+                                <w:bCs/>
+                                <w:i/>
+                                <w:iCs/>
+                                <w:color w:val="0D0D0D" w:themeColor="text1" w:themeTint="F2"/>
+                                <w:sz w:val="36"/>
+                                <w:szCs w:val="36"/>
+                              </w:rPr>
+                              <w:t>Développement d’une plateforme web de location de voitures avec mise en place d’une stratégie de marketing digital</w:t>
+                            </w:r>
+                          </w:p>
+                          <w:p>
+                            <w:pPr>
+                              <w:jc w:val="center"/>
+                            </w:pPr>
+                          </w:p>
+                        </w:txbxContent>
+                      </wps:txbx>
+                      <wps:bodyPr rot="0" spcFirstLastPara="0" vertOverflow="overflow" horzOverflow="overflow" vert="horz" wrap="square" lIns="91440" tIns="45720" rIns="91440" bIns="45720" numCol="1" spcCol="0" rtlCol="0" fromWordArt="0" anchor="ctr" anchorCtr="0" forceAA="0" compatLnSpc="1">
+                        <a:prstTxWarp prst="textNoShape">
+                          <a:avLst/>
+                        </a:prstTxWarp>
+                        <a:noAutofit/>
+                      </wps:bodyPr>
+                    </wps:wsp>
+                  </a:graphicData>
+                </a:graphic>
+                <wp14:sizeRelV relativeFrom="margin">
+                  <wp14:pctHeight>0</wp14:pctHeight>
+                </wp14:sizeRelV>
+              </wp:anchor>
+            </w:drawing>
+          </mc:Choice>
+          <mc:Fallback>
+            <w:pict>
+              <v:rect w14:anchorId="7D264C85" id="Rectangle 1" o:spid="_x0000_s1026" style="position:absolute;left:0;text-align:left;margin-left:390.8pt;margin-top:1.3pt;width:442pt;height:96pt;z-index:251655164;visibility:visible;mso-wrap-style:square;mso-height-percent:0;mso-wrap-distance-left:9pt;mso-wrap-distance-top:0;mso-wrap-distance-right:9pt;mso-wrap-distance-bottom:0;mso-position-horizontal:right;mso-position-horizontal-relative:margin;mso-position-vertical:absolute;mso-position-vertical-relative:text;mso-height-percent:0;mso-height-relative:margin;v-text-anchor:middle" o:gfxdata="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" fillcolor="white [3212]" strokecolor="#09101d [484]" strokeweight="1pt">
+                <v:textbox>
+                  <w:txbxContent>
+                    <w:p>
+                      <w:pPr>
+                        <w:spacing w:line="360" w:lineRule="auto"/>
+                        <w:jc w:val="center"/>
+                        <w:rPr>
+                          <w:rFonts w:ascii="Times New Roman" w:hAnsi="Times New Roman" w:cs="Times New Roman"/>
+                          <w:b/>
+                          <w:bCs/>
+                          <w:color w:val="0D0D0D" w:themeColor="text1" w:themeTint="F2"/>
+                          <w:sz w:val="32"/>
+                          <w:szCs w:val="32"/>
+                        </w:rPr>
+                      </w:pPr>
+                      <w:r>
+                        <w:rPr>
+                          <w:rFonts w:ascii="Times New Roman" w:hAnsi="Times New Roman" w:cs="Times New Roman"/>
+                          <w:b/>
+                          <w:bCs/>
+                          <w:i/>
+                          <w:iCs/>
+                          <w:color w:val="0D0D0D" w:themeColor="text1" w:themeTint="F2"/>
+                          <w:sz w:val="36"/>
+                          <w:szCs w:val="36"/>
+                        </w:rPr>
+                        <w:t>Développement d’une plateforme web de location de voitures avec mise en place d’une stratégie de marketing digital</w:t>
+                      </w:r>
+                    </w:p>
+                    <w:p>
+                      <w:pPr>
+                        <w:jc w:val="center"/>
+                      </w:pPr>
+                    </w:p>
+                  </w:txbxContent>
+                </v:textbox>
+                <w10:wrap anchorx="margin"/>
+              </v:rect>
+            </w:pict>
+          </mc:Fallback>
+        </mc:AlternateContent>
+      </w:r>
     </w:p>
     <w:p>
       <w:pPr>
         <w:jc w:val="center"/>
         <w:rPr>
           <w:rFonts w:ascii="Arial" w:hAnsi="Arial" w:cs="Arial"/>
-          <w:b/>
-          <w:bCs/>
-          <w:sz w:val="24"/>
-          <w:szCs w:val="24"/>
-        </w:rPr>
-      </w:pPr>
-      <w:r>
+          <w:sz w:val="24"/>
+          <w:szCs w:val="24"/>
+        </w:rPr>
+      </w:pPr>
+    </w:p>
+    <w:p>
+      <w:pPr>
         <w:rPr>
           <w:rFonts w:ascii="Arial" w:hAnsi="Arial" w:cs="Arial"/>
-          <w:b/>
-          <w:bCs/>
-          <w:sz w:val="24"/>
-          <w:szCs w:val="24"/>
-        </w:rPr>
-        <w:t>Sous thème :</w:t>
-      </w:r>
-    </w:p>
-    <w:p>
-      <w:pPr>
+          <w:sz w:val="24"/>
+          <w:szCs w:val="24"/>
+        </w:rPr>
+      </w:pPr>
+    </w:p>
+    <w:p>
+      <w:pPr>
+        <w:rPr>
+          <w:rFonts w:ascii="Arial" w:hAnsi="Arial" w:cs="Arial"/>
+          <w:sz w:val="24"/>
+          <w:szCs w:val="24"/>
+        </w:rPr>
+      </w:pPr>
+    </w:p>
+    <w:p>
+      <w:pPr>
+        <w:spacing w:after="0" w:line="276" w:lineRule="auto"/>
         <w:jc w:val="center"/>
         <w:rPr>
-          <w:b/>
-          <w:bCs/>
-          <w:sz w:val="32"/>
-          <w:szCs w:val="32"/>
-        </w:rPr>
-      </w:pPr>
-      <w:r>
-        <w:rPr>
-          <w:b/>
-          <w:bCs/>
+          <w:rFonts w:ascii="Arial" w:hAnsi="Arial" w:cs="Arial"/>
+          <w:b/>
+          <w:bCs/>
+          <w:sz w:val="24"/>
+          <w:szCs w:val="24"/>
+        </w:rPr>
+      </w:pPr>
+    </w:p>
+    <w:p>
+      <w:pPr>
+        <w:spacing w:after="0" w:line="276" w:lineRule="auto"/>
+        <w:jc w:val="center"/>
+        <w:rPr>
+          <w:rFonts w:ascii="Arial" w:hAnsi="Arial" w:cs="Arial"/>
+          <w:b/>
+          <w:bCs/>
+          <w:sz w:val="24"/>
+          <w:szCs w:val="24"/>
+        </w:rPr>
+      </w:pPr>
+    </w:p>
+    <w:p>
+      <w:pPr>
+        <w:spacing w:after="0" w:line="276" w:lineRule="auto"/>
+        <w:jc w:val="center"/>
+        <w:rPr>
+          <w:rFonts w:ascii="Arial" w:hAnsi="Arial" w:cs="Arial"/>
+          <w:b/>
+          <w:bCs/>
+          <w:sz w:val="24"/>
+          <w:szCs w:val="24"/>
+        </w:rPr>
+      </w:pPr>
+    </w:p>
+    <w:p>
+      <w:pPr>
+        <w:spacing w:after="0" w:line="360" w:lineRule="auto"/>
+        <w:rPr>
+          <w:rFonts w:ascii="Arial" w:hAnsi="Arial" w:cs="Arial"/>
+          <w:b/>
+          <w:bCs/>
+          <w:sz w:val="24"/>
+          <w:szCs w:val="24"/>
+        </w:rPr>
+      </w:pPr>
+    </w:p>
+    <w:p>
+      <w:pPr>
+        <w:spacing w:after="0" w:line="360" w:lineRule="auto"/>
+        <w:ind w:left="2124" w:firstLine="708"/>
+        <w:rPr>
+          <w:rFonts w:ascii="Times New Roman" w:hAnsi="Times New Roman" w:cs="Times New Roman"/>
+          <w:b/>
+          <w:bCs/>
+          <w:sz w:val="24"/>
+          <w:szCs w:val="24"/>
+        </w:rPr>
+      </w:pPr>
+      <w:r>
+        <w:rPr>
+          <w:rFonts w:ascii="Times New Roman" w:hAnsi="Times New Roman" w:cs="Times New Roman"/>
+          <w:sz w:val="24"/>
+          <w:szCs w:val="24"/>
+        </w:rPr>
+        <w:t>Réalisé par :</w:t>
+      </w:r>
+      <w:r>
+        <w:rPr>
+          <w:rFonts w:ascii="Times New Roman" w:hAnsi="Times New Roman" w:cs="Times New Roman"/>
+          <w:b/>
+          <w:bCs/>
+          <w:sz w:val="24"/>
+          <w:szCs w:val="24"/>
+        </w:rPr>
+        <w:t xml:space="preserve"> Bouzam Ayoub</w:t>
+      </w:r>
+    </w:p>
+    <w:p>
+      <w:pPr>
+        <w:spacing w:after="0" w:line="360" w:lineRule="auto"/>
+        <w:ind w:left="3540" w:firstLine="708"/>
+        <w:rPr>
+          <w:rFonts w:ascii="Times New Roman" w:hAnsi="Times New Roman" w:cs="Times New Roman"/>
+          <w:b/>
+          <w:bCs/>
+          <w:sz w:val="24"/>
+          <w:szCs w:val="24"/>
+        </w:rPr>
+      </w:pPr>
+      <w:r>
+        <w:rPr>
+          <w:rFonts w:ascii="Times New Roman" w:hAnsi="Times New Roman" w:cs="Times New Roman"/>
+          <w:b/>
+          <w:bCs/>
+          <w:sz w:val="24"/>
+          <w:szCs w:val="24"/>
+        </w:rPr>
+        <w:t>Boulahya Imane</w:t>
+      </w:r>
+    </w:p>
+    <w:p>
+      <w:pPr>
+        <w:spacing w:after="0" w:line="360" w:lineRule="auto"/>
+        <w:ind w:left="3540" w:firstLine="708"/>
+        <w:rPr>
+          <w:rFonts w:ascii="Times New Roman" w:hAnsi="Times New Roman" w:cs="Times New Roman"/>
+          <w:b/>
+          <w:bCs/>
+          <w:sz w:val="24"/>
+          <w:szCs w:val="24"/>
+        </w:rPr>
+      </w:pPr>
+      <w:r>
+        <w:rPr>
+          <w:rFonts w:ascii="Times New Roman" w:hAnsi="Times New Roman" w:cs="Times New Roman"/>
+          <w:b/>
+          <w:bCs/>
+          <w:sz w:val="24"/>
+          <w:szCs w:val="24"/>
+        </w:rPr>
+        <w:t>Kadmiri Rihab</w:t>
+      </w:r>
+    </w:p>
+    <w:p>
+      <w:pPr>
+        <w:spacing w:after="0" w:line="360" w:lineRule="auto"/>
+        <w:ind w:left="2832"/>
+        <w:rPr>
+          <w:rFonts w:ascii="Times New Roman" w:hAnsi="Times New Roman" w:cs="Times New Roman"/>
+          <w:b/>
+          <w:bCs/>
+          <w:sz w:val="24"/>
+          <w:szCs w:val="24"/>
+        </w:rPr>
+      </w:pPr>
+      <w:r>
+        <w:rPr>
+          <w:rFonts w:ascii="Times New Roman" w:hAnsi="Times New Roman" w:cs="Times New Roman"/>
+          <w:sz w:val="24"/>
+          <w:szCs w:val="24"/>
+        </w:rPr>
+        <w:t>Encadré par :</w:t>
+      </w:r>
+    </w:p>
+    <w:p>
+      <w:pPr>
+        <w:spacing w:after="0" w:line="360" w:lineRule="auto"/>
+        <w:ind w:left="3540" w:firstLine="708"/>
+        <w:rPr>
+          <w:rFonts w:ascii="Times New Roman" w:hAnsi="Times New Roman" w:cs="Times New Roman"/>
+          <w:b/>
+          <w:bCs/>
+          <w:sz w:val="24"/>
+          <w:szCs w:val="24"/>
+        </w:rPr>
+      </w:pPr>
+      <w:r>
+        <w:rPr>
+          <w:rFonts w:ascii="Times New Roman" w:hAnsi="Times New Roman" w:cs="Times New Roman"/>
+          <w:b/>
+          <w:bCs/>
+          <w:sz w:val="24"/>
+          <w:szCs w:val="24"/>
+        </w:rPr>
+        <w:t>M. Khriss Abdelaadim</w:t>
+      </w:r>
+    </w:p>
+    <w:p>
+      <w:pPr>
+        <w:spacing w:after="0" w:line="360" w:lineRule="auto"/>
+        <w:ind w:left="2124" w:firstLine="708"/>
+        <w:rPr>
+          <w:rFonts w:ascii="Times New Roman" w:hAnsi="Times New Roman" w:cs="Times New Roman"/>
+          <w:b/>
+          <w:bCs/>
+          <w:sz w:val="24"/>
+          <w:szCs w:val="24"/>
+        </w:rPr>
+      </w:pPr>
+      <w:r>
+        <w:rPr>
+          <w:rFonts w:ascii="Times New Roman" w:hAnsi="Times New Roman" w:cs="Times New Roman"/>
+          <w:sz w:val="24"/>
+          <w:szCs w:val="24"/>
+        </w:rPr>
+        <w:t>Soutenu le :</w:t>
+      </w:r>
+      <w:r>
+        <w:rPr>
+          <w:rFonts w:ascii="Times New Roman" w:hAnsi="Times New Roman" w:cs="Times New Roman"/>
+          <w:b/>
+          <w:bCs/>
+          <w:sz w:val="24"/>
+          <w:szCs w:val="24"/>
+        </w:rPr>
+        <w:t xml:space="preserve"> 00/00/2026</w:t>
+      </w:r>
+    </w:p>
+    <w:p>
+      <w:pPr>
+        <w:spacing w:after="0" w:line="360" w:lineRule="auto"/>
+        <w:ind w:left="2124" w:firstLine="708"/>
+        <w:rPr>
+          <w:rFonts w:ascii="Times New Roman" w:hAnsi="Times New Roman" w:cs="Times New Roman"/>
+          <w:b/>
+          <w:bCs/>
+          <w:sz w:val="24"/>
+          <w:szCs w:val="24"/>
+        </w:rPr>
+      </w:pPr>
+      <w:r>
+        <w:rPr>
+          <w:rFonts w:ascii="Times New Roman" w:hAnsi="Times New Roman" w:cs="Times New Roman"/>
+          <w:sz w:val="24"/>
+          <w:szCs w:val="24"/>
+        </w:rPr>
+        <w:t>Devant le jury :</w:t>
+      </w:r>
+    </w:p>
+    <w:p>
+      <w:pPr>
+        <w:spacing w:after="0" w:line="360" w:lineRule="auto"/>
+        <w:ind w:left="3540" w:firstLine="708"/>
+        <w:rPr>
+          <w:rFonts w:ascii="Times New Roman" w:hAnsi="Times New Roman" w:cs="Times New Roman"/>
+          <w:b/>
+          <w:bCs/>
+          <w:sz w:val="24"/>
+          <w:szCs w:val="24"/>
+          <w:lang w:val="en-US"/>
+        </w:rPr>
+      </w:pPr>
+      <w:r>
+        <w:rPr>
+          <w:rFonts w:ascii="Times New Roman" w:hAnsi="Times New Roman" w:cs="Times New Roman"/>
+          <w:b/>
+          <w:bCs/>
+          <w:sz w:val="24"/>
+          <w:szCs w:val="24"/>
+          <w:lang w:val="en-US"/>
+        </w:rPr>
+        <w:t>M.</w:t>
+      </w:r>
+      <w:r>
+        <w:rPr>
+          <w:rFonts w:ascii="Times New Roman" w:hAnsi="Times New Roman" w:cs="Times New Roman"/>
           <w:i/>
           <w:iCs/>
-          <w:color w:val="2F5496" w:themeColor="accent1" w:themeShade="BF"/>
-          <w:sz w:val="36"/>
-          <w:szCs w:val="36"/>
-        </w:rPr>
-        <w:t>D</w:t>
-      </w:r>
-      <w:r>
-        <w:rPr>
-          <w:b/>
-          <w:bCs/>
-          <w:i/>
-          <w:iCs/>
-          <w:color w:val="2F5496" w:themeColor="accent1" w:themeShade="BF"/>
-          <w:sz w:val="36"/>
-          <w:szCs w:val="36"/>
-        </w:rPr>
-        <w:t>éveloppement d’une plateforme web de location de voitures avec mise en place d’une stratégie de marketing digital</w:t>
-      </w:r>
-    </w:p>
-    <w:p>
-      <w:pPr>
-        <w:jc w:val="center"/>
-        <w:rPr>
-          <w:b/>
-          <w:bCs/>
-          <w:sz w:val="32"/>
-          <w:szCs w:val="32"/>
-        </w:rPr>
-      </w:pPr>
-    </w:p>
-    <w:p>
-      <w:pPr>
-        <w:jc w:val="center"/>
-        <w:rPr>
-          <w:rFonts w:ascii="Arial" w:hAnsi="Arial" w:cs="Arial"/>
-          <w:sz w:val="24"/>
-          <w:szCs w:val="24"/>
-        </w:rPr>
-      </w:pPr>
-    </w:p>
-    <w:p>
-      <w:pPr>
-        <w:rPr>
-          <w:rFonts w:ascii="Arial" w:hAnsi="Arial" w:cs="Arial"/>
-          <w:sz w:val="24"/>
-          <w:szCs w:val="24"/>
-        </w:rPr>
-      </w:pPr>
-    </w:p>
-    <w:p>
-      <w:pPr>
-        <w:rPr>
-          <w:rFonts w:ascii="Arial" w:hAnsi="Arial" w:cs="Arial"/>
-          <w:sz w:val="24"/>
-          <w:szCs w:val="24"/>
-        </w:rPr>
-      </w:pPr>
-    </w:p>
-    <w:p>
-      <w:pPr>
-        <w:spacing w:after="0" w:line="276" w:lineRule="auto"/>
-        <w:jc w:val="center"/>
-        <w:rPr>
-          <w:rFonts w:ascii="Arial" w:hAnsi="Arial" w:cs="Arial"/>
-          <w:i/>
-          <w:iCs/>
-          <w:sz w:val="24"/>
-          <w:szCs w:val="24"/>
-        </w:rPr>
-      </w:pPr>
-      <w:r>
-        <w:rPr>
-          <w:rFonts w:ascii="Arial" w:hAnsi="Arial" w:cs="Arial"/>
-          <w:b/>
-          <w:bCs/>
-          <w:sz w:val="24"/>
-          <w:szCs w:val="24"/>
-        </w:rPr>
-        <w:t>Réalisé par :</w:t>
-      </w:r>
-      <w:r>
-        <w:rPr>
-          <w:rFonts w:ascii="Arial" w:hAnsi="Arial" w:cs="Arial"/>
-          <w:b/>
-          <w:bCs/>
-          <w:sz w:val="24"/>
-          <w:szCs w:val="24"/>
+          <w:sz w:val="24"/>
+          <w:szCs w:val="24"/>
+          <w:lang w:val="en-US"/>
         </w:rPr>
         <w:t xml:space="preserve"> </w:t>
       </w:r>
       <w:r>
         <w:rPr>
-          <w:rFonts w:ascii="Arial" w:hAnsi="Arial" w:cs="Arial"/>
-          <w:i/>
-          <w:iCs/>
-          <w:sz w:val="24"/>
-          <w:szCs w:val="24"/>
-        </w:rPr>
-        <w:t>Bouzam Ayoub</w:t>
+          <w:rFonts w:ascii="Times New Roman" w:hAnsi="Times New Roman" w:cs="Times New Roman"/>
+          <w:b/>
+          <w:bCs/>
+          <w:sz w:val="24"/>
+          <w:szCs w:val="24"/>
+          <w:lang w:val="en-US"/>
+        </w:rPr>
+        <w:t>El Boukhari Mohammed</w:t>
+      </w:r>
+    </w:p>
+    <w:p>
+      <w:pPr>
+        <w:spacing w:after="0" w:line="360" w:lineRule="auto"/>
+        <w:ind w:left="3540" w:firstLine="708"/>
+        <w:rPr>
+          <w:rFonts w:ascii="Times New Roman" w:hAnsi="Times New Roman" w:cs="Times New Roman"/>
+          <w:b/>
+          <w:bCs/>
+          <w:sz w:val="24"/>
+          <w:szCs w:val="24"/>
+          <w:lang w:val="en-US"/>
+        </w:rPr>
+      </w:pPr>
+      <w:r>
+        <w:rPr>
+          <w:rFonts w:ascii="Times New Roman" w:hAnsi="Times New Roman" w:cs="Times New Roman"/>
+          <w:b/>
+          <w:bCs/>
+          <w:sz w:val="24"/>
+          <w:szCs w:val="24"/>
+          <w:lang w:val="en-US"/>
+        </w:rPr>
+        <w:t>M. Khriss Abdelaadim</w:t>
       </w:r>
     </w:p>
     <w:p>
       <w:pPr>
         <w:spacing w:after="0" w:line="276" w:lineRule="auto"/>
         <w:ind w:left="708" w:firstLine="708"/>
-        <w:jc w:val="center"/>
-        <w:rPr>
-          <w:rFonts w:ascii="Arial" w:hAnsi="Arial" w:cs="Arial"/>
-          <w:i/>
-          <w:iCs/>
-          <w:sz w:val="24"/>
-          <w:szCs w:val="24"/>
-        </w:rPr>
-      </w:pPr>
-      <w:r>
-        <w:rPr>
-          <w:rFonts w:ascii="Arial" w:hAnsi="Arial" w:cs="Arial"/>
-          <w:i/>
-          <w:iCs/>
-          <w:sz w:val="24"/>
-          <w:szCs w:val="24"/>
-        </w:rPr>
-        <w:t xml:space="preserve">  Boulahya Imane</w:t>
-      </w:r>
+        <w:rPr>
+          <w:rFonts w:ascii="Times New Roman" w:hAnsi="Times New Roman" w:cs="Times New Roman"/>
+          <w:b/>
+          <w:bCs/>
+          <w:sz w:val="24"/>
+          <w:szCs w:val="24"/>
+          <w:lang w:val="en-US"/>
+        </w:rPr>
+      </w:pPr>
     </w:p>
     <w:p>
       <w:pPr>
         <w:spacing w:after="0" w:line="276" w:lineRule="auto"/>
-        <w:ind w:left="3540" w:firstLine="708"/>
-        <w:rPr>
-          <w:rFonts w:ascii="Arial" w:hAnsi="Arial" w:cs="Arial"/>
-          <w:b/>
-          <w:bCs/>
-          <w:sz w:val="24"/>
-          <w:szCs w:val="24"/>
-        </w:rPr>
-      </w:pPr>
-      <w:r>
-        <w:rPr>
-          <w:rFonts w:ascii="Arial" w:hAnsi="Arial" w:cs="Arial"/>
-          <w:i/>
-          <w:iCs/>
-          <w:sz w:val="24"/>
-          <w:szCs w:val="24"/>
-        </w:rPr>
-        <w:t xml:space="preserve">  Kadmiri Rihab</w:t>
-      </w:r>
-    </w:p>
-    <w:p>
-      <w:pPr>
-        <w:spacing w:after="0" w:line="276" w:lineRule="auto"/>
-        <w:jc w:val="center"/>
-        <w:rPr>
-          <w:rFonts w:ascii="Arial" w:hAnsi="Arial" w:cs="Arial"/>
-          <w:b/>
-          <w:bCs/>
-          <w:sz w:val="24"/>
-          <w:szCs w:val="24"/>
-        </w:rPr>
-      </w:pPr>
-      <w:r>
-        <w:rPr>
-          <w:rFonts w:ascii="Arial" w:hAnsi="Arial" w:cs="Arial"/>
-          <w:b/>
-          <w:bCs/>
-          <w:sz w:val="24"/>
-          <w:szCs w:val="24"/>
-        </w:rPr>
-        <w:t xml:space="preserve">Encadré par : </w:t>
-      </w:r>
-      <w:r>
-        <w:rPr>
-          <w:rFonts w:ascii="Arial" w:hAnsi="Arial" w:cs="Arial"/>
-          <w:i/>
-          <w:iCs/>
-          <w:sz w:val="24"/>
-          <w:szCs w:val="24"/>
-        </w:rPr>
-        <w:t>M</w:t>
-      </w:r>
-      <w:r>
-        <w:rPr>
-          <w:rFonts w:ascii="Arial" w:hAnsi="Arial" w:cs="Arial"/>
-          <w:i/>
-          <w:iCs/>
-          <w:sz w:val="24"/>
-          <w:szCs w:val="24"/>
-        </w:rPr>
-        <w:t>.</w:t>
-      </w:r>
-      <w:r>
-        <w:rPr>
-          <w:rFonts w:ascii="Arial" w:hAnsi="Arial" w:cs="Arial"/>
-          <w:i/>
-          <w:iCs/>
-          <w:sz w:val="24"/>
-          <w:szCs w:val="24"/>
-        </w:rPr>
-        <w:t xml:space="preserve"> K</w:t>
-      </w:r>
-      <w:r>
-        <w:rPr>
-          <w:rFonts w:ascii="Arial" w:hAnsi="Arial" w:cs="Arial"/>
-          <w:i/>
-          <w:iCs/>
-          <w:sz w:val="24"/>
-          <w:szCs w:val="24"/>
-        </w:rPr>
-        <w:t>hriss</w:t>
-      </w:r>
-      <w:r>
-        <w:rPr>
-          <w:rFonts w:ascii="Arial" w:hAnsi="Arial" w:cs="Arial"/>
-          <w:i/>
-          <w:iCs/>
-          <w:sz w:val="24"/>
-          <w:szCs w:val="24"/>
-        </w:rPr>
-        <w:t xml:space="preserve"> </w:t>
-      </w:r>
-      <w:r>
-        <w:rPr>
-          <w:rFonts w:ascii="Arial" w:hAnsi="Arial" w:cs="Arial"/>
-          <w:i/>
-          <w:iCs/>
-          <w:sz w:val="24"/>
-          <w:szCs w:val="24"/>
-        </w:rPr>
-        <w:t>Abdelaadim</w:t>
-      </w:r>
-    </w:p>
-    <w:p>
-      <w:pPr>
-        <w:spacing w:after="0" w:line="276" w:lineRule="auto"/>
-        <w:jc w:val="center"/>
-        <w:rPr>
-          <w:rFonts w:ascii="Arial" w:hAnsi="Arial" w:cs="Arial"/>
-          <w:b/>
-          <w:bCs/>
-          <w:sz w:val="24"/>
-          <w:szCs w:val="24"/>
-        </w:rPr>
-      </w:pPr>
-      <w:r>
-        <w:rPr>
-          <w:rFonts w:ascii="Arial" w:hAnsi="Arial" w:cs="Arial"/>
-          <w:b/>
-          <w:bCs/>
-          <w:sz w:val="24"/>
-          <w:szCs w:val="24"/>
-        </w:rPr>
-        <w:t xml:space="preserve">Période de stage : </w:t>
-      </w:r>
-      <w:r>
-        <w:rPr>
-          <w:rFonts w:ascii="Arial" w:hAnsi="Arial" w:cs="Arial"/>
-          <w:i/>
-          <w:iCs/>
-          <w:sz w:val="24"/>
-          <w:szCs w:val="24"/>
-        </w:rPr>
-        <w:t>du 12/06/2025 au 11/07/2025</w:t>
-      </w:r>
-    </w:p>
-    <w:p>
-      <w:pPr>
-        <w:spacing w:after="0" w:line="276" w:lineRule="auto"/>
-        <w:jc w:val="center"/>
-        <w:rPr>
-          <w:rFonts w:ascii="Arial" w:hAnsi="Arial" w:cs="Arial"/>
-          <w:b/>
-          <w:bCs/>
-          <w:sz w:val="24"/>
-          <w:szCs w:val="24"/>
-        </w:rPr>
-      </w:pPr>
-      <w:r>
-        <w:rPr>
-          <w:rFonts w:ascii="Arial" w:hAnsi="Arial" w:cs="Arial"/>
-          <w:b/>
-          <w:bCs/>
-          <w:sz w:val="24"/>
-          <w:szCs w:val="24"/>
-        </w:rPr>
-        <w:t xml:space="preserve">Établissement d’accueil : </w:t>
-      </w:r>
-      <w:r>
-        <w:rPr>
-          <w:rFonts w:ascii="Arial" w:hAnsi="Arial" w:cs="Arial"/>
-          <w:i/>
-          <w:iCs/>
-          <w:sz w:val="24"/>
-          <w:szCs w:val="24"/>
-        </w:rPr>
-        <w:t>EST</w:t>
-      </w:r>
-      <w:r>
-        <w:rPr>
-          <w:rFonts w:ascii="Arial" w:hAnsi="Arial" w:cs="Arial"/>
-          <w:i/>
-          <w:iCs/>
-          <w:sz w:val="24"/>
-          <w:szCs w:val="24"/>
-        </w:rPr>
-        <w:t xml:space="preserve">, </w:t>
-      </w:r>
-      <w:r>
-        <w:rPr>
-          <w:rFonts w:ascii="Arial" w:hAnsi="Arial" w:cs="Arial"/>
-          <w:i/>
-          <w:iCs/>
-          <w:sz w:val="24"/>
-          <w:szCs w:val="24"/>
-        </w:rPr>
-        <w:t>Oujda</w:t>
-      </w:r>
-    </w:p>
-    <w:p>
-      <w:pPr>
-        <w:spacing w:after="0" w:line="276" w:lineRule="auto"/>
-        <w:jc w:val="center"/>
-        <w:rPr>
-          <w:rFonts w:ascii="Arial" w:hAnsi="Arial" w:cs="Arial"/>
-          <w:i/>
-          <w:iCs/>
-          <w:sz w:val="24"/>
-          <w:szCs w:val="24"/>
-        </w:rPr>
-      </w:pPr>
-      <w:r>
-        <w:rPr>
-          <w:rFonts w:ascii="Arial" w:hAnsi="Arial" w:cs="Arial"/>
-          <w:b/>
-          <w:bCs/>
-          <w:sz w:val="24"/>
-          <w:szCs w:val="24"/>
-        </w:rPr>
-        <w:t xml:space="preserve">Année Universitaire : </w:t>
-      </w:r>
-      <w:r>
-        <w:rPr>
-          <w:rFonts w:ascii="Arial" w:hAnsi="Arial" w:cs="Arial"/>
-          <w:i/>
-          <w:iCs/>
-          <w:sz w:val="24"/>
-          <w:szCs w:val="24"/>
-        </w:rPr>
-        <w:t>202</w:t>
-      </w:r>
-      <w:r>
-        <w:rPr>
-          <w:rFonts w:ascii="Arial" w:hAnsi="Arial" w:cs="Arial"/>
-          <w:i/>
-          <w:iCs/>
-          <w:sz w:val="24"/>
-          <w:szCs w:val="24"/>
-        </w:rPr>
-        <w:t>5</w:t>
-      </w:r>
-      <w:r>
-        <w:rPr>
-          <w:rFonts w:ascii="Arial" w:hAnsi="Arial" w:cs="Arial"/>
-          <w:i/>
-          <w:iCs/>
-          <w:sz w:val="24"/>
-          <w:szCs w:val="24"/>
-        </w:rPr>
-        <w:t>-202</w:t>
-      </w:r>
-      <w:r>
-        <w:rPr>
-          <w:rFonts w:ascii="Arial" w:hAnsi="Arial" w:cs="Arial"/>
-          <w:i/>
-          <w:iCs/>
-          <w:sz w:val="24"/>
-          <w:szCs w:val="24"/>
-        </w:rPr>
-        <w:t>6</w:t>
+        <w:ind w:left="708" w:firstLine="708"/>
+        <w:rPr>
+          <w:rFonts w:ascii="Times New Roman" w:hAnsi="Times New Roman" w:cs="Times New Roman"/>
+          <w:b/>
+          <w:bCs/>
+        </w:rPr>
+      </w:pPr>
+      <w:r>
+        <w:rPr>
+          <w:rFonts w:ascii="Times New Roman" w:hAnsi="Times New Roman" w:cs="Times New Roman"/>
+          <w:b/>
+          <w:bCs/>
+          <w:sz w:val="24"/>
+          <w:szCs w:val="24"/>
+          <w:lang w:val="en-US"/>
+        </w:rPr>
+        <w:tab/>
+      </w:r>
+      <w:r>
+        <w:rPr>
+          <w:rFonts w:ascii="Times New Roman" w:hAnsi="Times New Roman" w:cs="Times New Roman"/>
+          <w:b/>
+          <w:bCs/>
+          <w:sz w:val="24"/>
+          <w:szCs w:val="24"/>
+          <w:lang w:val="en-US"/>
+        </w:rPr>
+        <w:tab/>
+      </w:r>
+      <w:r>
+        <w:rPr>
+          <w:rFonts w:ascii="Times New Roman" w:hAnsi="Times New Roman" w:cs="Times New Roman"/>
+          <w:b/>
+          <w:bCs/>
+          <w:sz w:val="24"/>
+          <w:szCs w:val="24"/>
+          <w:lang w:val="en-US"/>
+        </w:rPr>
+        <w:tab/>
+      </w:r>
+      <w:r>
+        <w:rPr>
+          <w:rFonts w:ascii="Times New Roman" w:hAnsi="Times New Roman" w:cs="Times New Roman"/>
+          <w:b/>
+          <w:bCs/>
+          <w:sz w:val="24"/>
+          <w:szCs w:val="24"/>
+          <w:lang w:val="en-US"/>
+        </w:rPr>
+        <w:tab/>
+      </w:r>
+      <w:r>
+        <w:rPr>
+          <w:rFonts w:ascii="Times New Roman" w:hAnsi="Times New Roman" w:cs="Times New Roman"/>
+          <w:b/>
+          <w:bCs/>
+          <w:sz w:val="24"/>
+          <w:szCs w:val="24"/>
+          <w:lang w:val="en-US"/>
+        </w:rPr>
+        <w:tab/>
+      </w:r>
+      <w:r>
+        <w:rPr>
+          <w:rFonts w:ascii="Times New Roman" w:hAnsi="Times New Roman" w:cs="Times New Roman"/>
+          <w:b/>
+          <w:bCs/>
+          <w:sz w:val="24"/>
+          <w:szCs w:val="24"/>
+          <w:lang w:val="en-US"/>
+        </w:rPr>
+        <w:tab/>
+      </w:r>
+      <w:r>
+        <w:rPr>
+          <w:rFonts w:ascii="Times New Roman" w:hAnsi="Times New Roman" w:cs="Times New Roman"/>
+          <w:b/>
+          <w:bCs/>
+          <w:sz w:val="24"/>
+          <w:szCs w:val="24"/>
+          <w:lang w:val="en-US"/>
+        </w:rPr>
+        <w:tab/>
+      </w:r>
+      <w:r>
+        <w:rPr>
+          <w:rFonts w:ascii="Times New Roman" w:hAnsi="Times New Roman" w:cs="Times New Roman"/>
+          <w:b/>
+          <w:bCs/>
+          <w:sz w:val="24"/>
+          <w:szCs w:val="24"/>
+          <w:lang w:val="en-US"/>
+        </w:rPr>
+        <w:tab/>
+        <w:t xml:space="preserve">    </w:t>
+      </w:r>
+      <w:r>
+        <w:rPr>
+          <w:rFonts w:ascii="Times New Roman" w:hAnsi="Times New Roman" w:cs="Times New Roman"/>
+          <w:b/>
+          <w:bCs/>
+        </w:rPr>
+        <w:t>A.U. : 2025-2026</w:t>
       </w:r>
     </w:p>
     <w:p>
@@ -621,19 +819,35 @@
           <w:u w:val="single"/>
         </w:rPr>
       </w:pPr>
-      <w:r>
-        <w:rPr>
+    </w:p>
+    <w:p>
+      <w:pPr>
+        <w:pStyle w:val="Heading1"/>
+        <w:spacing w:line="360" w:lineRule="auto"/>
+        <w:jc w:val="center"/>
+        <w:rPr>
+          <w:rFonts w:ascii="Times New Roman" w:hAnsi="Times New Roman" w:cs="Times New Roman"/>
           <w:b/>
           <w:bCs/>
           <w:u w:val="single"/>
         </w:rPr>
-        <w:lastRenderedPageBreak/>
+      </w:pPr>
+      <w:r>
+        <w:rPr>
+          <w:rFonts w:ascii="Times New Roman" w:hAnsi="Times New Roman" w:cs="Times New Roman"/>
+          <w:b/>
+          <w:bCs/>
+          <w:u w:val="single"/>
+        </w:rPr>
         <w:t>Remerciement</w:t>
       </w:r>
     </w:p>
     <w:p>
       <w:pPr>
         <w:spacing w:line="360" w:lineRule="auto"/>
+        <w:rPr>
+          <w:rFonts w:ascii="Times New Roman" w:hAnsi="Times New Roman" w:cs="Times New Roman"/>
+        </w:rPr>
       </w:pPr>
     </w:p>
     <w:p>
@@ -641,14 +855,14 @@
         <w:spacing w:line="360" w:lineRule="auto"/>
         <w:jc w:val="both"/>
         <w:rPr>
-          <w:rFonts w:ascii="Arial" w:hAnsi="Arial" w:cs="Arial"/>
-          <w:sz w:val="24"/>
-          <w:szCs w:val="24"/>
-        </w:rPr>
-      </w:pPr>
-      <w:r>
-        <w:rPr>
-          <w:rFonts w:ascii="Arial" w:hAnsi="Arial" w:cs="Arial"/>
+          <w:rFonts w:ascii="Times New Roman" w:hAnsi="Times New Roman" w:cs="Times New Roman"/>
+          <w:sz w:val="24"/>
+          <w:szCs w:val="24"/>
+        </w:rPr>
+      </w:pPr>
+      <w:r>
+        <w:rPr>
+          <w:rFonts w:ascii="Times New Roman" w:hAnsi="Times New Roman" w:cs="Times New Roman"/>
           <w:sz w:val="24"/>
           <w:szCs w:val="24"/>
         </w:rPr>
@@ -656,7 +870,7 @@
       </w:r>
       <w:r>
         <w:rPr>
-          <w:rFonts w:ascii="Arial" w:hAnsi="Arial" w:cs="Arial"/>
+          <w:rFonts w:ascii="Times New Roman" w:hAnsi="Times New Roman" w:cs="Times New Roman"/>
           <w:sz w:val="24"/>
           <w:szCs w:val="24"/>
         </w:rPr>
@@ -664,7 +878,7 @@
       </w:r>
       <w:r>
         <w:rPr>
-          <w:rFonts w:ascii="Arial" w:hAnsi="Arial" w:cs="Arial"/>
+          <w:rFonts w:ascii="Times New Roman" w:hAnsi="Times New Roman" w:cs="Times New Roman"/>
           <w:sz w:val="24"/>
           <w:szCs w:val="24"/>
         </w:rPr>
@@ -672,7 +886,7 @@
       </w:r>
       <w:r>
         <w:rPr>
-          <w:rFonts w:ascii="Arial" w:hAnsi="Arial" w:cs="Arial"/>
+          <w:rFonts w:ascii="Times New Roman" w:hAnsi="Times New Roman" w:cs="Times New Roman"/>
           <w:sz w:val="24"/>
           <w:szCs w:val="24"/>
         </w:rPr>
@@ -680,7 +894,7 @@
       </w:r>
       <w:r>
         <w:rPr>
-          <w:rFonts w:ascii="Arial" w:hAnsi="Arial" w:cs="Arial"/>
+          <w:rFonts w:ascii="Times New Roman" w:hAnsi="Times New Roman" w:cs="Times New Roman"/>
           <w:sz w:val="24"/>
           <w:szCs w:val="24"/>
         </w:rPr>
@@ -688,7 +902,7 @@
       </w:r>
       <w:r>
         <w:rPr>
-          <w:rFonts w:ascii="Arial" w:hAnsi="Arial" w:cs="Arial"/>
+          <w:rFonts w:ascii="Times New Roman" w:hAnsi="Times New Roman" w:cs="Times New Roman"/>
           <w:b/>
           <w:bCs/>
           <w:sz w:val="24"/>
@@ -698,7 +912,7 @@
       </w:r>
       <w:r>
         <w:rPr>
-          <w:rFonts w:ascii="Arial" w:hAnsi="Arial" w:cs="Arial"/>
+          <w:rFonts w:ascii="Times New Roman" w:hAnsi="Times New Roman" w:cs="Times New Roman"/>
           <w:sz w:val="24"/>
           <w:szCs w:val="24"/>
         </w:rPr>
@@ -706,7 +920,7 @@
       </w:r>
       <w:r>
         <w:rPr>
-          <w:rFonts w:ascii="Arial" w:hAnsi="Arial" w:cs="Arial"/>
+          <w:rFonts w:ascii="Times New Roman" w:hAnsi="Times New Roman" w:cs="Times New Roman"/>
           <w:b/>
           <w:bCs/>
           <w:sz w:val="24"/>
@@ -716,7 +930,7 @@
       </w:r>
       <w:r>
         <w:rPr>
-          <w:rFonts w:ascii="Arial" w:hAnsi="Arial" w:cs="Arial"/>
+          <w:rFonts w:ascii="Times New Roman" w:hAnsi="Times New Roman" w:cs="Times New Roman"/>
           <w:sz w:val="24"/>
           <w:szCs w:val="24"/>
         </w:rPr>
@@ -728,14 +942,14 @@
         <w:spacing w:line="360" w:lineRule="auto"/>
         <w:jc w:val="both"/>
         <w:rPr>
-          <w:rFonts w:ascii="Arial" w:hAnsi="Arial" w:cs="Arial"/>
-          <w:sz w:val="24"/>
-          <w:szCs w:val="24"/>
-        </w:rPr>
-      </w:pPr>
-      <w:r>
-        <w:rPr>
-          <w:rFonts w:ascii="Arial" w:hAnsi="Arial" w:cs="Arial"/>
+          <w:rFonts w:ascii="Times New Roman" w:hAnsi="Times New Roman" w:cs="Times New Roman"/>
+          <w:sz w:val="24"/>
+          <w:szCs w:val="24"/>
+        </w:rPr>
+      </w:pPr>
+      <w:r>
+        <w:rPr>
+          <w:rFonts w:ascii="Times New Roman" w:hAnsi="Times New Roman" w:cs="Times New Roman"/>
           <w:sz w:val="24"/>
           <w:szCs w:val="24"/>
         </w:rPr>
@@ -743,7 +957,7 @@
       </w:r>
       <w:r>
         <w:rPr>
-          <w:rFonts w:ascii="Arial" w:hAnsi="Arial" w:cs="Arial"/>
+          <w:rFonts w:ascii="Times New Roman" w:hAnsi="Times New Roman" w:cs="Times New Roman"/>
           <w:sz w:val="24"/>
           <w:szCs w:val="24"/>
         </w:rPr>
@@ -751,7 +965,7 @@
       </w:r>
       <w:r>
         <w:rPr>
-          <w:rFonts w:ascii="Arial" w:hAnsi="Arial" w:cs="Arial"/>
+          <w:rFonts w:ascii="Times New Roman" w:hAnsi="Times New Roman" w:cs="Times New Roman"/>
           <w:sz w:val="24"/>
           <w:szCs w:val="24"/>
         </w:rPr>
@@ -759,7 +973,7 @@
       </w:r>
       <w:r>
         <w:rPr>
-          <w:rFonts w:ascii="Arial" w:hAnsi="Arial" w:cs="Arial"/>
+          <w:rFonts w:ascii="Times New Roman" w:hAnsi="Times New Roman" w:cs="Times New Roman"/>
           <w:sz w:val="24"/>
           <w:szCs w:val="24"/>
         </w:rPr>
@@ -767,7 +981,7 @@
       </w:r>
       <w:r>
         <w:rPr>
-          <w:rFonts w:ascii="Arial" w:hAnsi="Arial" w:cs="Arial"/>
+          <w:rFonts w:ascii="Times New Roman" w:hAnsi="Times New Roman" w:cs="Times New Roman"/>
           <w:sz w:val="24"/>
           <w:szCs w:val="24"/>
         </w:rPr>
@@ -775,7 +989,7 @@
       </w:r>
       <w:r>
         <w:rPr>
-          <w:rFonts w:ascii="Arial" w:hAnsi="Arial" w:cs="Arial"/>
+          <w:rFonts w:ascii="Times New Roman" w:hAnsi="Times New Roman" w:cs="Times New Roman"/>
           <w:sz w:val="24"/>
           <w:szCs w:val="24"/>
         </w:rPr>
@@ -783,7 +997,7 @@
       </w:r>
       <w:r>
         <w:rPr>
-          <w:rFonts w:ascii="Arial" w:hAnsi="Arial" w:cs="Arial"/>
+          <w:rFonts w:ascii="Times New Roman" w:hAnsi="Times New Roman" w:cs="Times New Roman"/>
           <w:b/>
           <w:bCs/>
           <w:sz w:val="24"/>
@@ -793,7 +1007,7 @@
       </w:r>
       <w:r>
         <w:rPr>
-          <w:rFonts w:ascii="Arial" w:hAnsi="Arial" w:cs="Arial"/>
+          <w:rFonts w:ascii="Times New Roman" w:hAnsi="Times New Roman" w:cs="Times New Roman"/>
           <w:b/>
           <w:bCs/>
           <w:sz w:val="24"/>
@@ -803,7 +1017,7 @@
       </w:r>
       <w:r>
         <w:rPr>
-          <w:rFonts w:ascii="Arial" w:hAnsi="Arial" w:cs="Arial"/>
+          <w:rFonts w:ascii="Times New Roman" w:hAnsi="Times New Roman" w:cs="Times New Roman"/>
           <w:b/>
           <w:bCs/>
           <w:sz w:val="24"/>
@@ -813,7 +1027,7 @@
       </w:r>
       <w:r>
         <w:rPr>
-          <w:rFonts w:ascii="Arial" w:hAnsi="Arial" w:cs="Arial"/>
+          <w:rFonts w:ascii="Times New Roman" w:hAnsi="Times New Roman" w:cs="Times New Roman"/>
           <w:sz w:val="24"/>
           <w:szCs w:val="24"/>
         </w:rPr>
@@ -825,14 +1039,14 @@
         <w:spacing w:line="360" w:lineRule="auto"/>
         <w:jc w:val="both"/>
         <w:rPr>
-          <w:rFonts w:ascii="Arial" w:hAnsi="Arial" w:cs="Arial"/>
-          <w:sz w:val="24"/>
-          <w:szCs w:val="24"/>
-        </w:rPr>
-      </w:pPr>
-      <w:r>
-        <w:rPr>
-          <w:rFonts w:ascii="Arial" w:hAnsi="Arial" w:cs="Arial"/>
+          <w:rFonts w:ascii="Times New Roman" w:hAnsi="Times New Roman" w:cs="Times New Roman"/>
+          <w:sz w:val="24"/>
+          <w:szCs w:val="24"/>
+        </w:rPr>
+      </w:pPr>
+      <w:r>
+        <w:rPr>
+          <w:rFonts w:ascii="Times New Roman" w:hAnsi="Times New Roman" w:cs="Times New Roman"/>
           <w:sz w:val="24"/>
           <w:szCs w:val="24"/>
         </w:rPr>
@@ -840,7 +1054,7 @@
       </w:r>
       <w:r>
         <w:rPr>
-          <w:rFonts w:ascii="Arial" w:hAnsi="Arial" w:cs="Arial"/>
+          <w:rFonts w:ascii="Times New Roman" w:hAnsi="Times New Roman" w:cs="Times New Roman"/>
           <w:sz w:val="24"/>
           <w:szCs w:val="24"/>
         </w:rPr>
@@ -848,7 +1062,7 @@
       </w:r>
       <w:r>
         <w:rPr>
-          <w:rFonts w:ascii="Arial" w:hAnsi="Arial" w:cs="Arial"/>
+          <w:rFonts w:ascii="Times New Roman" w:hAnsi="Times New Roman" w:cs="Times New Roman"/>
           <w:sz w:val="24"/>
           <w:szCs w:val="24"/>
         </w:rPr>
@@ -856,7 +1070,7 @@
       </w:r>
       <w:r>
         <w:rPr>
-          <w:rFonts w:ascii="Arial" w:hAnsi="Arial" w:cs="Arial"/>
+          <w:rFonts w:ascii="Times New Roman" w:hAnsi="Times New Roman" w:cs="Times New Roman"/>
           <w:sz w:val="24"/>
           <w:szCs w:val="24"/>
         </w:rPr>
@@ -864,7 +1078,7 @@
       </w:r>
       <w:r>
         <w:rPr>
-          <w:rFonts w:ascii="Arial" w:hAnsi="Arial" w:cs="Arial"/>
+          <w:rFonts w:ascii="Times New Roman" w:hAnsi="Times New Roman" w:cs="Times New Roman"/>
           <w:sz w:val="24"/>
           <w:szCs w:val="24"/>
         </w:rPr>
@@ -872,7 +1086,7 @@
       </w:r>
       <w:r>
         <w:rPr>
-          <w:rFonts w:ascii="Arial" w:hAnsi="Arial" w:cs="Arial"/>
+          <w:rFonts w:ascii="Times New Roman" w:hAnsi="Times New Roman" w:cs="Times New Roman"/>
           <w:sz w:val="24"/>
           <w:szCs w:val="24"/>
         </w:rPr>
@@ -884,14 +1098,14 @@
         <w:spacing w:line="360" w:lineRule="auto"/>
         <w:jc w:val="both"/>
         <w:rPr>
-          <w:rFonts w:ascii="Arial" w:hAnsi="Arial" w:cs="Arial"/>
-          <w:sz w:val="24"/>
-          <w:szCs w:val="24"/>
-        </w:rPr>
-      </w:pPr>
-      <w:r>
-        <w:rPr>
-          <w:rFonts w:ascii="Arial" w:hAnsi="Arial" w:cs="Arial"/>
+          <w:rFonts w:ascii="Times New Roman" w:hAnsi="Times New Roman" w:cs="Times New Roman"/>
+          <w:sz w:val="24"/>
+          <w:szCs w:val="24"/>
+        </w:rPr>
+      </w:pPr>
+      <w:r>
+        <w:rPr>
+          <w:rFonts w:ascii="Times New Roman" w:hAnsi="Times New Roman" w:cs="Times New Roman"/>
           <w:sz w:val="24"/>
           <w:szCs w:val="24"/>
         </w:rPr>
@@ -899,7 +1113,7 @@
       </w:r>
       <w:r>
         <w:rPr>
-          <w:rFonts w:ascii="Arial" w:hAnsi="Arial" w:cs="Arial"/>
+          <w:rFonts w:ascii="Times New Roman" w:hAnsi="Times New Roman" w:cs="Times New Roman"/>
           <w:sz w:val="24"/>
           <w:szCs w:val="24"/>
         </w:rPr>
@@ -907,7 +1121,7 @@
       </w:r>
       <w:r>
         <w:rPr>
-          <w:rFonts w:ascii="Arial" w:hAnsi="Arial" w:cs="Arial"/>
+          <w:rFonts w:ascii="Times New Roman" w:hAnsi="Times New Roman" w:cs="Times New Roman"/>
           <w:sz w:val="24"/>
           <w:szCs w:val="24"/>
         </w:rPr>
@@ -915,7 +1129,7 @@
       </w:r>
       <w:r>
         <w:rPr>
-          <w:rFonts w:ascii="Arial" w:hAnsi="Arial" w:cs="Arial"/>
+          <w:rFonts w:ascii="Times New Roman" w:hAnsi="Times New Roman" w:cs="Times New Roman"/>
           <w:sz w:val="24"/>
           <w:szCs w:val="24"/>
         </w:rPr>
@@ -923,7 +1137,7 @@
       </w:r>
       <w:r>
         <w:rPr>
-          <w:rFonts w:ascii="Arial" w:hAnsi="Arial" w:cs="Arial"/>
+          <w:rFonts w:ascii="Times New Roman" w:hAnsi="Times New Roman" w:cs="Times New Roman"/>
           <w:sz w:val="24"/>
           <w:szCs w:val="24"/>
         </w:rPr>
@@ -931,7 +1145,7 @@
       </w:r>
       <w:r>
         <w:rPr>
-          <w:rFonts w:ascii="Arial" w:hAnsi="Arial" w:cs="Arial"/>
+          <w:rFonts w:ascii="Times New Roman" w:hAnsi="Times New Roman" w:cs="Times New Roman"/>
           <w:sz w:val="24"/>
           <w:szCs w:val="24"/>
         </w:rPr>
@@ -939,7 +1153,7 @@
       </w:r>
       <w:r>
         <w:rPr>
-          <w:rFonts w:ascii="Arial" w:hAnsi="Arial" w:cs="Arial"/>
+          <w:rFonts w:ascii="Times New Roman" w:hAnsi="Times New Roman" w:cs="Times New Roman"/>
           <w:sz w:val="24"/>
           <w:szCs w:val="24"/>
         </w:rPr>
@@ -955,11 +1169,6 @@
     <w:p/>
     <w:p/>
     <w:p/>
-    <w:p/>
-    <w:p/>
-    <w:p/>
-    <w:p/>
-    <w:p/>
     <w:p>
       <w:pPr>
         <w:pStyle w:val="Heading1"/>
@@ -971,211 +1180,177 @@
           <w:u w:val="single"/>
         </w:rPr>
       </w:pPr>
-      <w:r>
-        <w:rPr>
+    </w:p>
+    <w:p>
+      <w:pPr>
+        <w:pStyle w:val="Heading1"/>
+        <w:spacing w:line="360" w:lineRule="auto"/>
+        <w:jc w:val="center"/>
+        <w:rPr>
+          <w:rFonts w:ascii="Times New Roman" w:hAnsi="Times New Roman" w:cs="Times New Roman"/>
           <w:b/>
           <w:bCs/>
           <w:u w:val="single"/>
         </w:rPr>
+      </w:pPr>
+      <w:r>
+        <w:rPr>
+          <w:rFonts w:ascii="Times New Roman" w:hAnsi="Times New Roman" w:cs="Times New Roman"/>
+          <w:b/>
+          <w:bCs/>
+          <w:u w:val="single"/>
+        </w:rPr>
         <w:t>Introduction</w:t>
       </w:r>
     </w:p>
     <w:p>
       <w:pPr>
         <w:spacing w:line="360" w:lineRule="auto"/>
+        <w:rPr>
+          <w:rFonts w:ascii="Times New Roman" w:hAnsi="Times New Roman" w:cs="Times New Roman"/>
+        </w:rPr>
       </w:pPr>
     </w:p>
     <w:p>
       <w:pPr>
         <w:spacing w:line="360" w:lineRule="auto"/>
-        <w:jc w:val="both"/>
-        <w:rPr>
-          <w:rFonts w:ascii="Arial" w:hAnsi="Arial" w:cs="Arial"/>
-          <w:sz w:val="24"/>
-          <w:szCs w:val="24"/>
-        </w:rPr>
-      </w:pPr>
-      <w:r>
-        <w:rPr>
-          <w:rFonts w:ascii="Arial" w:hAnsi="Arial" w:cs="Arial"/>
-          <w:sz w:val="24"/>
-          <w:szCs w:val="24"/>
-        </w:rPr>
-        <w:t xml:space="preserve">Le </w:t>
-      </w:r>
-      <w:r>
-        <w:rPr>
-          <w:rFonts w:ascii="Arial" w:hAnsi="Arial" w:cs="Arial"/>
-          <w:sz w:val="24"/>
-          <w:szCs w:val="24"/>
-        </w:rPr>
-        <w:t>PFE</w:t>
-      </w:r>
-      <w:r>
-        <w:rPr>
-          <w:rFonts w:ascii="Arial" w:hAnsi="Arial" w:cs="Arial"/>
-          <w:sz w:val="24"/>
-          <w:szCs w:val="24"/>
-        </w:rPr>
-        <w:t xml:space="preserve"> que </w:t>
-      </w:r>
-      <w:r>
-        <w:rPr>
-          <w:rFonts w:ascii="Arial" w:hAnsi="Arial" w:cs="Arial"/>
-          <w:sz w:val="24"/>
-          <w:szCs w:val="24"/>
-        </w:rPr>
-        <w:t>nous avons</w:t>
-      </w:r>
-      <w:r>
-        <w:rPr>
-          <w:rFonts w:ascii="Arial" w:hAnsi="Arial" w:cs="Arial"/>
-          <w:sz w:val="24"/>
-          <w:szCs w:val="24"/>
-        </w:rPr>
-        <w:t xml:space="preserve"> eu l’opportunité d’effectuer, sous la supervision de Monsieur </w:t>
-      </w:r>
-      <w:r>
-        <w:rPr>
-          <w:rFonts w:ascii="Arial" w:hAnsi="Arial" w:cs="Arial"/>
-          <w:b/>
-          <w:bCs/>
-          <w:sz w:val="24"/>
-          <w:szCs w:val="24"/>
-        </w:rPr>
-        <w:t>Abdelaadim</w:t>
-      </w:r>
-      <w:r>
-        <w:rPr>
-          <w:rFonts w:ascii="Arial" w:hAnsi="Arial" w:cs="Arial"/>
-          <w:b/>
-          <w:bCs/>
-          <w:sz w:val="24"/>
-          <w:szCs w:val="24"/>
-        </w:rPr>
-        <w:t xml:space="preserve"> K</w:t>
-      </w:r>
-      <w:r>
-        <w:rPr>
-          <w:rFonts w:ascii="Arial" w:hAnsi="Arial" w:cs="Arial"/>
-          <w:b/>
-          <w:bCs/>
-          <w:sz w:val="24"/>
-          <w:szCs w:val="24"/>
-        </w:rPr>
-        <w:t>hriss</w:t>
-      </w:r>
-      <w:r>
-        <w:rPr>
-          <w:rFonts w:ascii="Arial" w:hAnsi="Arial" w:cs="Arial"/>
-          <w:sz w:val="24"/>
-          <w:szCs w:val="24"/>
-        </w:rPr>
-        <w:t xml:space="preserve">, avait pour objectif principal de mettre en pratique les connaissances acquises dans le cadre de </w:t>
-      </w:r>
-      <w:r>
-        <w:rPr>
-          <w:rFonts w:ascii="Arial" w:hAnsi="Arial" w:cs="Arial"/>
-          <w:sz w:val="24"/>
-          <w:szCs w:val="24"/>
-        </w:rPr>
-        <w:t>notre</w:t>
-      </w:r>
-      <w:r>
-        <w:rPr>
-          <w:rFonts w:ascii="Arial" w:hAnsi="Arial" w:cs="Arial"/>
-          <w:sz w:val="24"/>
-          <w:szCs w:val="24"/>
-        </w:rPr>
-        <w:t xml:space="preserve"> spécialisation en </w:t>
-      </w:r>
-      <w:r>
-        <w:rPr>
-          <w:rFonts w:ascii="Arial" w:hAnsi="Arial" w:cs="Arial"/>
-          <w:i/>
-          <w:iCs/>
-          <w:sz w:val="24"/>
-          <w:szCs w:val="24"/>
-        </w:rPr>
-        <w:t>Web Design &amp; Marketing Digital</w:t>
-      </w:r>
-      <w:r>
-        <w:rPr>
-          <w:rFonts w:ascii="Arial" w:hAnsi="Arial" w:cs="Arial"/>
-          <w:sz w:val="24"/>
-          <w:szCs w:val="24"/>
-        </w:rPr>
-        <w:t xml:space="preserve">, amorcée dès </w:t>
-      </w:r>
-      <w:r>
-        <w:rPr>
-          <w:rFonts w:ascii="Arial" w:hAnsi="Arial" w:cs="Arial"/>
-          <w:sz w:val="24"/>
-          <w:szCs w:val="24"/>
-        </w:rPr>
-        <w:t>l</w:t>
-      </w:r>
-      <w:r>
-        <w:rPr>
-          <w:rFonts w:ascii="Arial" w:hAnsi="Arial" w:cs="Arial"/>
-          <w:sz w:val="24"/>
-          <w:szCs w:val="24"/>
-        </w:rPr>
-        <w:t>a première année d’études.</w:t>
+        <w:rPr>
+          <w:rFonts w:ascii="Times New Roman" w:hAnsi="Times New Roman" w:cs="Times New Roman"/>
+          <w:sz w:val="24"/>
+          <w:szCs w:val="24"/>
+        </w:rPr>
+      </w:pPr>
+      <w:r>
+        <w:rPr>
+          <w:rFonts w:ascii="Times New Roman" w:hAnsi="Times New Roman" w:cs="Times New Roman"/>
+          <w:sz w:val="24"/>
+          <w:szCs w:val="24"/>
+        </w:rPr>
+        <w:t xml:space="preserve">Dans un contexte marqué par la transformation numérique et l’évolution constante des technologies de l’information et de la communication, les entreprises accordent une importance croissante à leur présence digitale. Les sites web, les plateformes interactives ainsi que les stratégies de </w:t>
+      </w:r>
+      <w:r>
+        <w:rPr>
+          <w:rFonts w:ascii="Times New Roman" w:hAnsi="Times New Roman" w:cs="Times New Roman"/>
+          <w:b/>
+          <w:bCs/>
+          <w:sz w:val="24"/>
+          <w:szCs w:val="24"/>
+        </w:rPr>
+        <w:t>marketing digital</w:t>
+      </w:r>
+      <w:r>
+        <w:rPr>
+          <w:rFonts w:ascii="Times New Roman" w:hAnsi="Times New Roman" w:cs="Times New Roman"/>
+          <w:sz w:val="24"/>
+          <w:szCs w:val="24"/>
+        </w:rPr>
+        <w:t xml:space="preserve"> sont </w:t>
+      </w:r>
+      <w:r>
+        <w:rPr>
+          <w:rFonts w:ascii="Times New Roman" w:hAnsi="Times New Roman" w:cs="Times New Roman"/>
+          <w:sz w:val="24"/>
+          <w:szCs w:val="24"/>
+        </w:rPr>
+        <w:t>devenues</w:t>
+      </w:r>
+      <w:r>
+        <w:rPr>
+          <w:rFonts w:ascii="Times New Roman" w:hAnsi="Times New Roman" w:cs="Times New Roman"/>
+          <w:sz w:val="24"/>
+          <w:szCs w:val="24"/>
+        </w:rPr>
+        <w:t xml:space="preserve"> des outils essentiels pour améliorer la communication avec les clients, promouvoir les services et renforcer la visibilité des organisations sur le marché. Ainsi, la conception d’applications web performantes, associée à la mise en place de stratégies efficaces de marketing digital, constitue aujourd’hui un levier majeur pour les entreprises souhaitant développer leur activité et atteindre un public plus large.</w:t>
       </w:r>
     </w:p>
     <w:p>
       <w:pPr>
         <w:spacing w:line="360" w:lineRule="auto"/>
-        <w:jc w:val="both"/>
-        <w:rPr>
-          <w:rFonts w:ascii="Arial" w:hAnsi="Arial" w:cs="Arial"/>
-          <w:sz w:val="24"/>
-          <w:szCs w:val="24"/>
-        </w:rPr>
-      </w:pPr>
-      <w:r>
-        <w:rPr>
-          <w:rFonts w:ascii="Arial" w:hAnsi="Arial" w:cs="Arial"/>
-          <w:sz w:val="24"/>
-          <w:szCs w:val="24"/>
-        </w:rPr>
-        <w:t xml:space="preserve">Plus précisément, les objectifs spécifiques que </w:t>
-      </w:r>
-      <w:r>
-        <w:rPr>
-          <w:rFonts w:ascii="Arial" w:hAnsi="Arial" w:cs="Arial"/>
-          <w:sz w:val="24"/>
-          <w:szCs w:val="24"/>
-        </w:rPr>
-        <w:t>nous nous étions fixés</w:t>
-      </w:r>
-      <w:r>
-        <w:rPr>
-          <w:rFonts w:ascii="Arial" w:hAnsi="Arial" w:cs="Arial"/>
-          <w:sz w:val="24"/>
-          <w:szCs w:val="24"/>
-        </w:rPr>
-        <w:t xml:space="preserve"> étaient les suivants :</w:t>
+        <w:rPr>
+          <w:rFonts w:ascii="Times New Roman" w:hAnsi="Times New Roman" w:cs="Times New Roman"/>
+          <w:sz w:val="24"/>
+          <w:szCs w:val="24"/>
+        </w:rPr>
+      </w:pPr>
+      <w:r>
+        <w:rPr>
+          <w:rFonts w:ascii="Times New Roman" w:hAnsi="Times New Roman" w:cs="Times New Roman"/>
+          <w:sz w:val="24"/>
+          <w:szCs w:val="24"/>
+        </w:rPr>
+        <w:t>Dans cette perspective, les établissements universitaires jouent un rôle important en formant des étudiants capables de concevoir et de mettre en œuvre des solutions numériques innovantes, tout en maîtrisant les techniques de promotion et de communication digitale. À travers des projets pratiques et des travaux appliqués, ils contribuent à développer les compétences techniques et stratégiques nécessaires pour répondre aux besoins du marché et accompagner les entreprises dans leur transformation digitale.</w:t>
+      </w:r>
+    </w:p>
+    <w:p>
+      <w:pPr>
+        <w:spacing w:line="360" w:lineRule="auto"/>
+        <w:rPr>
+          <w:rFonts w:ascii="Times New Roman" w:hAnsi="Times New Roman" w:cs="Times New Roman"/>
+          <w:sz w:val="24"/>
+          <w:szCs w:val="24"/>
+        </w:rPr>
+      </w:pPr>
+      <w:r>
+        <w:rPr>
+          <w:rFonts w:ascii="Times New Roman" w:hAnsi="Times New Roman" w:cs="Times New Roman"/>
+          <w:sz w:val="24"/>
+          <w:szCs w:val="24"/>
+        </w:rPr>
+        <w:t xml:space="preserve">C’est dans ce cadre que s’inscrit notre Projet de Fin d’Études (PFE), réalisé sous la supervision de Monsieur Abdelaadim Khriss. Ce projet avait pour objectif principal de mettre en pratique les connaissances acquises tout au long de notre formation en </w:t>
+      </w:r>
+      <w:r>
+        <w:rPr>
+          <w:rFonts w:ascii="Times New Roman" w:hAnsi="Times New Roman" w:cs="Times New Roman"/>
+          <w:b/>
+          <w:bCs/>
+          <w:sz w:val="24"/>
+          <w:szCs w:val="24"/>
+        </w:rPr>
+        <w:t>Diplôme Universitaire de Technologie (DUT) – Web Design et Marketing Digital</w:t>
+      </w:r>
+      <w:r>
+        <w:rPr>
+          <w:rFonts w:ascii="Times New Roman" w:hAnsi="Times New Roman" w:cs="Times New Roman"/>
+          <w:sz w:val="24"/>
+          <w:szCs w:val="24"/>
+        </w:rPr>
+        <w:t>. Cette spécialisation, amorcée dès la première année d’études, nous a permis d’acquérir des compétences dans la conception et le développement de sites web, l’expérience utilisateur, ainsi que dans l’élaboration de stratégies de marketing digital visant à améliorer la visibilité et l’efficacité des plateformes en ligne.</w:t>
+      </w:r>
+    </w:p>
+    <w:p>
+      <w:pPr>
+        <w:spacing w:line="360" w:lineRule="auto"/>
+        <w:rPr>
+          <w:rFonts w:ascii="Times New Roman" w:hAnsi="Times New Roman" w:cs="Times New Roman"/>
+          <w:sz w:val="24"/>
+          <w:szCs w:val="24"/>
+        </w:rPr>
+      </w:pPr>
+      <w:r>
+        <w:rPr>
+          <w:rFonts w:ascii="Times New Roman" w:hAnsi="Times New Roman" w:cs="Times New Roman"/>
+          <w:sz w:val="24"/>
+          <w:szCs w:val="24"/>
+        </w:rPr>
+        <w:t>Plus précisément, les objectifs spécifiques que nous nous étions fixés étaient les suivants :</w:t>
       </w:r>
     </w:p>
     <w:p>
       <w:pPr>
         <w:numPr>
           <w:ilvl w:val="0"/>
-          <w:numId w:val="1"/>
+          <w:numId w:val="2"/>
         </w:numPr>
         <w:spacing w:line="360" w:lineRule="auto"/>
-        <w:jc w:val="both"/>
-        <w:rPr>
-          <w:rFonts w:ascii="Arial" w:hAnsi="Arial" w:cs="Arial"/>
-          <w:sz w:val="24"/>
-          <w:szCs w:val="24"/>
-        </w:rPr>
-      </w:pPr>
-      <w:r>
-        <w:rPr>
-          <w:rFonts w:ascii="Arial" w:hAnsi="Arial" w:cs="Arial"/>
+        <w:rPr>
+          <w:rFonts w:ascii="Times New Roman" w:hAnsi="Times New Roman" w:cs="Times New Roman"/>
+          <w:sz w:val="24"/>
+          <w:szCs w:val="24"/>
+        </w:rPr>
+      </w:pPr>
+      <w:r>
+        <w:rPr>
+          <w:rFonts w:ascii="Times New Roman" w:hAnsi="Times New Roman" w:cs="Times New Roman"/>
           <w:b/>
           <w:bCs/>
           <w:sz w:val="24"/>
@@ -1185,270 +1360,102 @@
       </w:r>
       <w:r>
         <w:rPr>
-          <w:rFonts w:ascii="Arial" w:hAnsi="Arial" w:cs="Arial"/>
-          <w:sz w:val="24"/>
-          <w:szCs w:val="24"/>
-        </w:rPr>
-        <w:t xml:space="preserve"> : appliquer concrètement les notions apprises durant </w:t>
-      </w:r>
-      <w:r>
-        <w:rPr>
-          <w:rFonts w:ascii="Arial" w:hAnsi="Arial" w:cs="Arial"/>
-          <w:sz w:val="24"/>
-          <w:szCs w:val="24"/>
-        </w:rPr>
-        <w:t>l</w:t>
-      </w:r>
-      <w:r>
-        <w:rPr>
-          <w:rFonts w:ascii="Arial" w:hAnsi="Arial" w:cs="Arial"/>
-          <w:sz w:val="24"/>
-          <w:szCs w:val="24"/>
-        </w:rPr>
-        <w:t>a formation à des situations réelles, afin de mieux saisir leur utilité et leur portée dans un contexte professionnel.</w:t>
+          <w:rFonts w:ascii="Times New Roman" w:hAnsi="Times New Roman" w:cs="Times New Roman"/>
+          <w:sz w:val="24"/>
+          <w:szCs w:val="24"/>
+        </w:rPr>
+        <w:t xml:space="preserve"> : appliquer concrètement les notions apprises durant la formation dans le développement web et le marketing digital à des situations </w:t>
+      </w:r>
+      <w:r>
+        <w:rPr>
+          <w:rFonts w:ascii="Times New Roman" w:hAnsi="Times New Roman" w:cs="Times New Roman"/>
+          <w:sz w:val="24"/>
+          <w:szCs w:val="24"/>
+        </w:rPr>
+        <w:lastRenderedPageBreak/>
+        <w:t>réelles, afin de mieux comprendre leur utilité et leur portée dans un contexte professionnel.</w:t>
       </w:r>
     </w:p>
     <w:p>
       <w:pPr>
         <w:numPr>
           <w:ilvl w:val="0"/>
-          <w:numId w:val="1"/>
+          <w:numId w:val="2"/>
         </w:numPr>
         <w:spacing w:line="360" w:lineRule="auto"/>
-        <w:jc w:val="both"/>
-        <w:rPr>
-          <w:rFonts w:ascii="Arial" w:hAnsi="Arial" w:cs="Arial"/>
-          <w:sz w:val="24"/>
-          <w:szCs w:val="24"/>
-        </w:rPr>
-      </w:pPr>
-      <w:r>
-        <w:rPr>
-          <w:rFonts w:ascii="Arial" w:hAnsi="Arial" w:cs="Arial"/>
-          <w:b/>
-          <w:bCs/>
-          <w:sz w:val="24"/>
-          <w:szCs w:val="24"/>
-        </w:rPr>
-        <w:t xml:space="preserve">Observer et apprendre du </w:t>
-      </w:r>
-      <w:r>
-        <w:rPr>
-          <w:rFonts w:ascii="Arial" w:hAnsi="Arial" w:cs="Arial"/>
-          <w:b/>
-          <w:bCs/>
-          <w:sz w:val="24"/>
-          <w:szCs w:val="24"/>
-        </w:rPr>
-        <w:t>travail en groupe</w:t>
-      </w:r>
-      <w:r>
-        <w:rPr>
-          <w:rFonts w:ascii="Arial" w:hAnsi="Arial" w:cs="Arial"/>
-          <w:sz w:val="24"/>
-          <w:szCs w:val="24"/>
-        </w:rPr>
-        <w:t xml:space="preserve"> : comprendre le fonctionnement d’un environnement </w:t>
-      </w:r>
-      <w:r>
-        <w:rPr>
-          <w:rFonts w:ascii="Arial" w:hAnsi="Arial" w:cs="Arial"/>
-          <w:sz w:val="24"/>
-          <w:szCs w:val="24"/>
-        </w:rPr>
-        <w:t>collaboratif</w:t>
-      </w:r>
-      <w:r>
-        <w:rPr>
-          <w:rFonts w:ascii="Arial" w:hAnsi="Arial" w:cs="Arial"/>
-          <w:sz w:val="24"/>
-          <w:szCs w:val="24"/>
-        </w:rPr>
-        <w:t>, les processus de gestion de projet, ainsi que les pratiques liées au déploiement et à l’intégration de solutions numériques.</w:t>
+        <w:rPr>
+          <w:rFonts w:ascii="Times New Roman" w:hAnsi="Times New Roman" w:cs="Times New Roman"/>
+          <w:sz w:val="24"/>
+          <w:szCs w:val="24"/>
+        </w:rPr>
+      </w:pPr>
+      <w:r>
+        <w:rPr>
+          <w:rFonts w:ascii="Times New Roman" w:hAnsi="Times New Roman" w:cs="Times New Roman"/>
+          <w:b/>
+          <w:bCs/>
+          <w:sz w:val="24"/>
+          <w:szCs w:val="24"/>
+        </w:rPr>
+        <w:t>Observer et apprendre du travail en groupe</w:t>
+      </w:r>
+      <w:r>
+        <w:rPr>
+          <w:rFonts w:ascii="Times New Roman" w:hAnsi="Times New Roman" w:cs="Times New Roman"/>
+          <w:sz w:val="24"/>
+          <w:szCs w:val="24"/>
+        </w:rPr>
+        <w:t xml:space="preserve"> : découvrir le fonctionnement d’un environnement collaboratif, les méthodes de gestion de projet ainsi que les pratiques liées à la conception, au développement et à la promotion de solutions numériques.</w:t>
       </w:r>
     </w:p>
     <w:p>
       <w:pPr>
         <w:numPr>
           <w:ilvl w:val="0"/>
-          <w:numId w:val="1"/>
+          <w:numId w:val="2"/>
         </w:numPr>
         <w:spacing w:line="360" w:lineRule="auto"/>
-        <w:jc w:val="both"/>
-        <w:rPr>
-          <w:rFonts w:ascii="Arial" w:hAnsi="Arial" w:cs="Arial"/>
-          <w:sz w:val="24"/>
-          <w:szCs w:val="24"/>
-        </w:rPr>
-      </w:pPr>
-      <w:r>
-        <w:rPr>
-          <w:rFonts w:ascii="Arial" w:hAnsi="Arial" w:cs="Arial"/>
-          <w:b/>
-          <w:bCs/>
-          <w:sz w:val="24"/>
-          <w:szCs w:val="24"/>
-        </w:rPr>
-        <w:t xml:space="preserve">Développer </w:t>
-      </w:r>
-      <w:r>
-        <w:rPr>
-          <w:rFonts w:ascii="Arial" w:hAnsi="Arial" w:cs="Arial"/>
-          <w:b/>
-          <w:bCs/>
-          <w:sz w:val="24"/>
-          <w:szCs w:val="24"/>
-        </w:rPr>
-        <w:t>nos</w:t>
-      </w:r>
-      <w:r>
-        <w:rPr>
-          <w:rFonts w:ascii="Arial" w:hAnsi="Arial" w:cs="Arial"/>
-          <w:b/>
-          <w:bCs/>
-          <w:sz w:val="24"/>
-          <w:szCs w:val="24"/>
-        </w:rPr>
-        <w:t xml:space="preserve"> compétences interpersonnelles</w:t>
-      </w:r>
-      <w:r>
-        <w:rPr>
-          <w:rFonts w:ascii="Arial" w:hAnsi="Arial" w:cs="Arial"/>
-          <w:sz w:val="24"/>
-          <w:szCs w:val="24"/>
-        </w:rPr>
-        <w:t xml:space="preserve"> : collaborer efficacement avec les membres de l’équipe, améliorer </w:t>
-      </w:r>
-      <w:r>
-        <w:rPr>
-          <w:rFonts w:ascii="Arial" w:hAnsi="Arial" w:cs="Arial"/>
-          <w:sz w:val="24"/>
-          <w:szCs w:val="24"/>
-        </w:rPr>
-        <w:t>notre</w:t>
-      </w:r>
-      <w:r>
-        <w:rPr>
-          <w:rFonts w:ascii="Arial" w:hAnsi="Arial" w:cs="Arial"/>
-          <w:sz w:val="24"/>
-          <w:szCs w:val="24"/>
-        </w:rPr>
-        <w:t xml:space="preserve"> communication, renforcer </w:t>
-      </w:r>
-      <w:r>
-        <w:rPr>
-          <w:rFonts w:ascii="Arial" w:hAnsi="Arial" w:cs="Arial"/>
-          <w:sz w:val="24"/>
-          <w:szCs w:val="24"/>
-        </w:rPr>
-        <w:t>notre</w:t>
-      </w:r>
-      <w:r>
-        <w:rPr>
-          <w:rFonts w:ascii="Arial" w:hAnsi="Arial" w:cs="Arial"/>
-          <w:sz w:val="24"/>
-          <w:szCs w:val="24"/>
-        </w:rPr>
-        <w:t xml:space="preserve"> gestion du temps et perfectionner </w:t>
-      </w:r>
-      <w:r>
-        <w:rPr>
-          <w:rFonts w:ascii="Arial" w:hAnsi="Arial" w:cs="Arial"/>
-          <w:sz w:val="24"/>
-          <w:szCs w:val="24"/>
-        </w:rPr>
-        <w:t>notre</w:t>
-      </w:r>
-      <w:r>
-        <w:rPr>
-          <w:rFonts w:ascii="Arial" w:hAnsi="Arial" w:cs="Arial"/>
-          <w:sz w:val="24"/>
-          <w:szCs w:val="24"/>
-        </w:rPr>
-        <w:t xml:space="preserve"> capacité à résoudre des problèmes.</w:t>
+        <w:rPr>
+          <w:rFonts w:ascii="Times New Roman" w:hAnsi="Times New Roman" w:cs="Times New Roman"/>
+          <w:sz w:val="24"/>
+          <w:szCs w:val="24"/>
+        </w:rPr>
+      </w:pPr>
+      <w:r>
+        <w:rPr>
+          <w:rFonts w:ascii="Times New Roman" w:hAnsi="Times New Roman" w:cs="Times New Roman"/>
+          <w:b/>
+          <w:bCs/>
+          <w:sz w:val="24"/>
+          <w:szCs w:val="24"/>
+        </w:rPr>
+        <w:t>Développer nos compétences interpersonnelles</w:t>
+      </w:r>
+      <w:r>
+        <w:rPr>
+          <w:rFonts w:ascii="Times New Roman" w:hAnsi="Times New Roman" w:cs="Times New Roman"/>
+          <w:sz w:val="24"/>
+          <w:szCs w:val="24"/>
+        </w:rPr>
+        <w:t xml:space="preserve"> : collaborer efficacement avec les membres de l’équipe, améliorer notre communication, renforcer notre gestion du temps et développer notre capacité à résoudre les problèmes.</w:t>
       </w:r>
     </w:p>
     <w:p>
       <w:pPr>
         <w:spacing w:line="360" w:lineRule="auto"/>
-        <w:jc w:val="both"/>
-        <w:rPr>
-          <w:rFonts w:ascii="Arial" w:hAnsi="Arial" w:cs="Arial"/>
-          <w:sz w:val="24"/>
-          <w:szCs w:val="24"/>
-        </w:rPr>
-      </w:pPr>
-      <w:r>
-        <w:rPr>
-          <w:rFonts w:ascii="Arial" w:hAnsi="Arial" w:cs="Arial"/>
-          <w:sz w:val="24"/>
-          <w:szCs w:val="24"/>
-        </w:rPr>
-        <w:t xml:space="preserve">Cette expérience </w:t>
-      </w:r>
-      <w:r>
-        <w:rPr>
-          <w:rFonts w:ascii="Arial" w:hAnsi="Arial" w:cs="Arial"/>
-          <w:sz w:val="24"/>
-          <w:szCs w:val="24"/>
-        </w:rPr>
-        <w:t xml:space="preserve">nous </w:t>
-      </w:r>
-      <w:r>
-        <w:rPr>
-          <w:rFonts w:ascii="Arial" w:hAnsi="Arial" w:cs="Arial"/>
-          <w:sz w:val="24"/>
-          <w:szCs w:val="24"/>
-        </w:rPr>
-        <w:t xml:space="preserve">a ainsi permis de consolider </w:t>
-      </w:r>
-      <w:r>
-        <w:rPr>
-          <w:rFonts w:ascii="Arial" w:hAnsi="Arial" w:cs="Arial"/>
-          <w:sz w:val="24"/>
-          <w:szCs w:val="24"/>
-        </w:rPr>
-        <w:t>nos</w:t>
-      </w:r>
-      <w:r>
-        <w:rPr>
-          <w:rFonts w:ascii="Arial" w:hAnsi="Arial" w:cs="Arial"/>
-          <w:sz w:val="24"/>
-          <w:szCs w:val="24"/>
-        </w:rPr>
-        <w:t xml:space="preserve"> compétences pratiques, d’élargir </w:t>
-      </w:r>
-      <w:r>
-        <w:rPr>
-          <w:rFonts w:ascii="Arial" w:hAnsi="Arial" w:cs="Arial"/>
-          <w:sz w:val="24"/>
-          <w:szCs w:val="24"/>
-        </w:rPr>
-        <w:t>no</w:t>
-      </w:r>
-      <w:r>
-        <w:rPr>
-          <w:rFonts w:ascii="Arial" w:hAnsi="Arial" w:cs="Arial"/>
-          <w:sz w:val="24"/>
-          <w:szCs w:val="24"/>
-        </w:rPr>
-        <w:t xml:space="preserve">s perspectives professionnelles et de </w:t>
-      </w:r>
-      <w:r>
-        <w:rPr>
-          <w:rFonts w:ascii="Arial" w:hAnsi="Arial" w:cs="Arial"/>
-          <w:sz w:val="24"/>
-          <w:szCs w:val="24"/>
-        </w:rPr>
-        <w:t>nous</w:t>
-      </w:r>
-      <w:r>
-        <w:rPr>
-          <w:rFonts w:ascii="Arial" w:hAnsi="Arial" w:cs="Arial"/>
-          <w:sz w:val="24"/>
-          <w:szCs w:val="24"/>
-        </w:rPr>
-        <w:t xml:space="preserve"> préparer de manière concrète à une future intégration dans le monde du travail, dans un secteur en constante évolution.</w:t>
+        <w:rPr>
+          <w:rFonts w:ascii="Times New Roman" w:hAnsi="Times New Roman" w:cs="Times New Roman"/>
+          <w:sz w:val="24"/>
+          <w:szCs w:val="24"/>
+        </w:rPr>
+      </w:pPr>
+      <w:r>
+        <w:rPr>
+          <w:rFonts w:ascii="Times New Roman" w:hAnsi="Times New Roman" w:cs="Times New Roman"/>
+          <w:sz w:val="24"/>
+          <w:szCs w:val="24"/>
+        </w:rPr>
+        <w:t>Cette expérience nous a ainsi permis de consolider nos compétences pratiques, d’approfondir notre compréhension des outils de développement web et des stratégies de marketing digital, et de nous préparer de manière concrète à notre future intégration dans le monde professionnel, dans un secteur en constante évolution.</w:t>
       </w:r>
     </w:p>
     <w:p/>
@@ -1745,9 +1752,9 @@
 <file path=word/numbering.xml><?xml version="1.0" encoding="utf-8"?>
 <w:numbering xmlns:wpc="http://schemas.microsoft.com/office/word/2010/wordprocessingCanvas" xmlns:cx="http://schemas.microsoft.com/office/drawing/2014/chartex" xmlns:cx1="http://schemas.microsoft.com/office/drawing/2015/9/8/chartex" xmlns:cx2="http://schemas.microsoft.com/office/drawing/2015/10/21/chartex" xmlns:cx3="http://schemas.microsoft.com/office/drawing/2016/5/9/chartex" xmlns:cx4="http://schemas.microsoft.com/office/drawing/2016/5/10/chartex" xmlns:cx5="http://schemas.microsoft.com/office/drawing/2016/5/11/chartex" xmlns:cx6="http://schemas.microsoft.com/office/drawing/2016/5/12/chartex" xmlns:cx7="http://schemas.microsoft.com/office/drawing/2016/5/13/chartex" xmlns:cx8="http://schemas.microsoft.com/office/drawing/2016/5/14/chartex" xmlns:mc="http://schemas.openxmlformats.org/markup-compatibility/2006" xmlns:aink="http://schemas.microsoft.com/office/drawing/2016/ink" xmlns:am3d="http://schemas.microsoft.com/office/drawing/2017/model3d" xmlns:o="urn:schemas-microsoft-com:office:office" xmlns:oel="http://schemas.microsoft.com/office/2019/extlst" xmlns:r="http://schemas.openxmlformats.org/officeDocument/2006/relationships" xmlns:m="http://schemas.openxmlformats.org/officeDocument/2006/math" xmlns:v="urn:schemas-microsoft-com:vml" xmlns:wp14="http://schemas.microsoft.com/office/word/2010/wordprocessingDrawing" xmlns:wp="http://schemas.openxmlformats.org/drawingml/2006/wordprocessingDrawing" xmlns:w10="urn:schemas-microsoft-com:office:word" xmlns:w="http://schemas.openxmlformats.org/wordprocessingml/2006/main" xmlns:w14="http://schemas.microsoft.com/office/word/2010/wordml" xmlns:w15="http://schemas.microsoft.com/office/word/2012/wordml" xmlns:w16cex="http://schemas.microsoft.com/office/word/2018/wordml/cex" xmlns:w16cid="http://schemas.microsoft.com/office/word/2016/wordml/cid" xmlns:w16="http://schemas.microsoft.com/office/word/2018/wordml" xmlns:w16du="http://schemas.microsoft.com/office/word/2023/wordml/word16du" xmlns:w16sdtdh="http://schemas.microsoft.com/office/word/2020/wordml/sdtdatahash" xmlns:w16sdtfl="http://schemas.microsoft.com/office/word/2024/wordml/sdtformatlock" xmlns:w16se="http://schemas.microsoft.com/office/word/2015/wordml/symex" xmlns:wpg="http://schemas.microsoft.com/office/word/2010/wordprocessingGroup" xmlns:wpi="http://schemas.microsoft.com/office/word/2010/wordprocessingInk" xmlns:wne="http://schemas.microsoft.com/office/word/2006/wordml" xmlns:wps="http://schemas.microsoft.com/office/word/2010/wordprocessingShape" mc:Ignorable="w14 w15 w16se w16cid w16 w16cex w16sdtdh w16sdtfl w16du wp14">
   <w:abstractNum w:abstractNumId="0" w15:restartNumberingAfterBreak="0">
-    <w:nsid w:val="0E503985"/>
+    <w:nsid w:val="047524C1"/>
     <w:multiLevelType w:val="multilevel"/>
-    <w:tmpl w:val="DB76E33E"/>
+    <w:tmpl w:val="5AEEC486"/>
     <w:lvl w:ilvl="0">
       <w:start w:val="1"/>
       <w:numFmt w:val="bullet"/>
@@ -1893,7 +1900,159 @@
       </w:rPr>
     </w:lvl>
   </w:abstractNum>
+  <w:abstractNum w:abstractNumId="1" w15:restartNumberingAfterBreak="0">
+    <w:nsid w:val="0E503985"/>
+    <w:multiLevelType w:val="multilevel"/>
+    <w:tmpl w:val="DB76E33E"/>
+    <w:lvl w:ilvl="0">
+      <w:start w:val="1"/>
+      <w:numFmt w:val="bullet"/>
+      <w:lvlText w:val=""/>
+      <w:lvlJc w:val="left"/>
+      <w:pPr>
+        <w:tabs>
+          <w:tab w:val="num" w:pos="720"/>
+        </w:tabs>
+        <w:ind w:left="720" w:hanging="360"/>
+      </w:pPr>
+      <w:rPr>
+        <w:rFonts w:ascii="Symbol" w:hAnsi="Symbol" w:hint="default"/>
+        <w:sz w:val="20"/>
+      </w:rPr>
+    </w:lvl>
+    <w:lvl w:ilvl="1" w:tentative="1">
+      <w:start w:val="1"/>
+      <w:numFmt w:val="bullet"/>
+      <w:lvlText w:val="o"/>
+      <w:lvlJc w:val="left"/>
+      <w:pPr>
+        <w:tabs>
+          <w:tab w:val="num" w:pos="1440"/>
+        </w:tabs>
+        <w:ind w:left="1440" w:hanging="360"/>
+      </w:pPr>
+      <w:rPr>
+        <w:rFonts w:ascii="Courier New" w:hAnsi="Courier New" w:hint="default"/>
+        <w:sz w:val="20"/>
+      </w:rPr>
+    </w:lvl>
+    <w:lvl w:ilvl="2" w:tentative="1">
+      <w:start w:val="1"/>
+      <w:numFmt w:val="bullet"/>
+      <w:lvlText w:val=""/>
+      <w:lvlJc w:val="left"/>
+      <w:pPr>
+        <w:tabs>
+          <w:tab w:val="num" w:pos="2160"/>
+        </w:tabs>
+        <w:ind w:left="2160" w:hanging="360"/>
+      </w:pPr>
+      <w:rPr>
+        <w:rFonts w:ascii="Wingdings" w:hAnsi="Wingdings" w:hint="default"/>
+        <w:sz w:val="20"/>
+      </w:rPr>
+    </w:lvl>
+    <w:lvl w:ilvl="3" w:tentative="1">
+      <w:start w:val="1"/>
+      <w:numFmt w:val="bullet"/>
+      <w:lvlText w:val=""/>
+      <w:lvlJc w:val="left"/>
+      <w:pPr>
+        <w:tabs>
+          <w:tab w:val="num" w:pos="2880"/>
+        </w:tabs>
+        <w:ind w:left="2880" w:hanging="360"/>
+      </w:pPr>
+      <w:rPr>
+        <w:rFonts w:ascii="Wingdings" w:hAnsi="Wingdings" w:hint="default"/>
+        <w:sz w:val="20"/>
+      </w:rPr>
+    </w:lvl>
+    <w:lvl w:ilvl="4" w:tentative="1">
+      <w:start w:val="1"/>
+      <w:numFmt w:val="bullet"/>
+      <w:lvlText w:val=""/>
+      <w:lvlJc w:val="left"/>
+      <w:pPr>
+        <w:tabs>
+          <w:tab w:val="num" w:pos="3600"/>
+        </w:tabs>
+        <w:ind w:left="3600" w:hanging="360"/>
+      </w:pPr>
+      <w:rPr>
+        <w:rFonts w:ascii="Wingdings" w:hAnsi="Wingdings" w:hint="default"/>
+        <w:sz w:val="20"/>
+      </w:rPr>
+    </w:lvl>
+    <w:lvl w:ilvl="5" w:tentative="1">
+      <w:start w:val="1"/>
+      <w:numFmt w:val="bullet"/>
+      <w:lvlText w:val=""/>
+      <w:lvlJc w:val="left"/>
+      <w:pPr>
+        <w:tabs>
+          <w:tab w:val="num" w:pos="4320"/>
+        </w:tabs>
+        <w:ind w:left="4320" w:hanging="360"/>
+      </w:pPr>
+      <w:rPr>
+        <w:rFonts w:ascii="Wingdings" w:hAnsi="Wingdings" w:hint="default"/>
+        <w:sz w:val="20"/>
+      </w:rPr>
+    </w:lvl>
+    <w:lvl w:ilvl="6" w:tentative="1">
+      <w:start w:val="1"/>
+      <w:numFmt w:val="bullet"/>
+      <w:lvlText w:val=""/>
+      <w:lvlJc w:val="left"/>
+      <w:pPr>
+        <w:tabs>
+          <w:tab w:val="num" w:pos="5040"/>
+        </w:tabs>
+        <w:ind w:left="5040" w:hanging="360"/>
+      </w:pPr>
+      <w:rPr>
+        <w:rFonts w:ascii="Wingdings" w:hAnsi="Wingdings" w:hint="default"/>
+        <w:sz w:val="20"/>
+      </w:rPr>
+    </w:lvl>
+    <w:lvl w:ilvl="7" w:tentative="1">
+      <w:start w:val="1"/>
+      <w:numFmt w:val="bullet"/>
+      <w:lvlText w:val=""/>
+      <w:lvlJc w:val="left"/>
+      <w:pPr>
+        <w:tabs>
+          <w:tab w:val="num" w:pos="5760"/>
+        </w:tabs>
+        <w:ind w:left="5760" w:hanging="360"/>
+      </w:pPr>
+      <w:rPr>
+        <w:rFonts w:ascii="Wingdings" w:hAnsi="Wingdings" w:hint="default"/>
+        <w:sz w:val="20"/>
+      </w:rPr>
+    </w:lvl>
+    <w:lvl w:ilvl="8" w:tentative="1">
+      <w:start w:val="1"/>
+      <w:numFmt w:val="bullet"/>
+      <w:lvlText w:val=""/>
+      <w:lvlJc w:val="left"/>
+      <w:pPr>
+        <w:tabs>
+          <w:tab w:val="num" w:pos="6480"/>
+        </w:tabs>
+        <w:ind w:left="6480" w:hanging="360"/>
+      </w:pPr>
+      <w:rPr>
+        <w:rFonts w:ascii="Wingdings" w:hAnsi="Wingdings" w:hint="default"/>
+        <w:sz w:val="20"/>
+      </w:rPr>
+    </w:lvl>
+  </w:abstractNum>
   <w:num w:numId="1" w16cid:durableId="841310584">
+    <w:abstractNumId w:val="1"/>
+  </w:num>
+  <w:num w:numId="2" w16cid:durableId="1594972202">
     <w:abstractNumId w:val="0"/>
   </w:num>
 </w:numbering>
@@ -2971,8 +3130,8 @@
   <w:rsids>
     <w:rsidRoot w:val="00B047C3"/>
     <w:rsid w:val="004934B8"/>
-    <w:rsid w:val="005409B0"/>
     <w:rsid w:val="00B047C3"/>
+    <w:rsid w:val="00FF0FA6"/>
   </w:rsids>
   <m:mathPr>
     <m:mathFont m:val="Cambria Math"/>

--- a/rapport/pfe-rapport.docx
+++ b/rapport/pfe-rapport.docx
@@ -1574,6 +1574,7 @@
           <w:numId w:val="3"/>
         </w:numPr>
         <w:rPr>
+          <w:rFonts w:ascii="Times New Roman" w:hAnsi="Times New Roman" w:cs="Times New Roman"/>
           <w:sz w:val="28"/>
           <w:szCs w:val="28"/>
           <w:u w:val="single"/>
@@ -1581,6 +1582,7 @@
       </w:pPr>
       <w:r>
         <w:rPr>
+          <w:rFonts w:ascii="Times New Roman" w:hAnsi="Times New Roman" w:cs="Times New Roman"/>
           <w:sz w:val="28"/>
           <w:szCs w:val="28"/>
           <w:u w:val="single"/>
@@ -1589,6 +1591,7 @@
       </w:r>
       <w:r>
         <w:rPr>
+          <w:rFonts w:ascii="Times New Roman" w:hAnsi="Times New Roman" w:cs="Times New Roman"/>
           <w:sz w:val="28"/>
           <w:szCs w:val="28"/>
           <w:u w:val="single"/>
@@ -1682,6 +1685,7 @@
           <w:numId w:val="3"/>
         </w:numPr>
         <w:rPr>
+          <w:rFonts w:ascii="Times New Roman" w:hAnsi="Times New Roman" w:cs="Times New Roman"/>
           <w:sz w:val="28"/>
           <w:szCs w:val="28"/>
           <w:u w:val="single"/>
@@ -1689,6 +1693,7 @@
       </w:pPr>
       <w:r>
         <w:rPr>
+          <w:rFonts w:ascii="Times New Roman" w:hAnsi="Times New Roman" w:cs="Times New Roman"/>
           <w:sz w:val="28"/>
           <w:szCs w:val="28"/>
           <w:u w:val="single"/>
@@ -1697,14 +1702,185 @@
       </w:r>
     </w:p>
     <w:p>
-      <w:r>
-        <w:t>Le domaine de la location des voitures connaît une croissance et un développement très important dans les derni</w:t>
-      </w:r>
-      <w:r>
+      <w:pPr>
+        <w:spacing w:line="360" w:lineRule="auto"/>
+        <w:jc w:val="both"/>
+        <w:rPr>
+          <w:rFonts w:ascii="Times New Roman" w:hAnsi="Times New Roman" w:cs="Times New Roman"/>
+          <w:sz w:val="24"/>
+          <w:szCs w:val="24"/>
+        </w:rPr>
+      </w:pPr>
+      <w:r>
+        <w:rPr>
+          <w:rFonts w:ascii="Times New Roman" w:hAnsi="Times New Roman" w:cs="Times New Roman"/>
+          <w:sz w:val="24"/>
+          <w:szCs w:val="24"/>
+        </w:rPr>
+        <w:t xml:space="preserve">Le domaine de la location des voitures </w:t>
+      </w:r>
+      <w:r>
+        <w:rPr>
+          <w:rFonts w:ascii="Times New Roman" w:hAnsi="Times New Roman" w:cs="Times New Roman"/>
+          <w:sz w:val="24"/>
+          <w:szCs w:val="24"/>
+        </w:rPr>
+        <w:t xml:space="preserve">à Oujda </w:t>
+      </w:r>
+      <w:r>
+        <w:rPr>
+          <w:rFonts w:ascii="Times New Roman" w:hAnsi="Times New Roman" w:cs="Times New Roman"/>
+          <w:sz w:val="24"/>
+          <w:szCs w:val="24"/>
+        </w:rPr>
+        <w:t>connaît une croissance et un développement très important dans les derni</w:t>
+      </w:r>
+      <w:r>
+        <w:rPr>
+          <w:rFonts w:ascii="Times New Roman" w:hAnsi="Times New Roman" w:cs="Times New Roman"/>
+          <w:sz w:val="24"/>
+          <w:szCs w:val="24"/>
+        </w:rPr>
         <w:t>è</w:t>
       </w:r>
       <w:r>
-        <w:t xml:space="preserve">res années </w:t>
+        <w:rPr>
+          <w:rFonts w:ascii="Times New Roman" w:hAnsi="Times New Roman" w:cs="Times New Roman"/>
+          <w:sz w:val="24"/>
+          <w:szCs w:val="24"/>
+        </w:rPr>
+        <w:t>res années</w:t>
+      </w:r>
+      <w:r>
+        <w:rPr>
+          <w:rFonts w:ascii="Times New Roman" w:hAnsi="Times New Roman" w:cs="Times New Roman"/>
+          <w:sz w:val="24"/>
+          <w:szCs w:val="24"/>
+        </w:rPr>
+        <w:t xml:space="preserve">, surtout grâce à l’augmentation du nombre des étudiants, des touristes, et des besoins de mobilité. </w:t>
+      </w:r>
+      <w:r>
+        <w:rPr>
+          <w:rFonts w:ascii="Times New Roman" w:hAnsi="Times New Roman" w:cs="Times New Roman"/>
+          <w:sz w:val="24"/>
+          <w:szCs w:val="24"/>
+        </w:rPr>
+        <w:t>Les agences de location offrent aux clients la possibilité d</w:t>
+      </w:r>
+      <w:r>
+        <w:rPr>
+          <w:rFonts w:ascii="Times New Roman" w:hAnsi="Times New Roman" w:cs="Times New Roman"/>
+          <w:sz w:val="24"/>
+          <w:szCs w:val="24"/>
+        </w:rPr>
+        <w:t>’avoir</w:t>
+      </w:r>
+      <w:r>
+        <w:rPr>
+          <w:rFonts w:ascii="Times New Roman" w:hAnsi="Times New Roman" w:cs="Times New Roman"/>
+          <w:sz w:val="24"/>
+          <w:szCs w:val="24"/>
+        </w:rPr>
+        <w:t xml:space="preserve"> un véhicule pour une période déterminée, sans avoir à supporter les coûts liés à l’achat d’une voiture.</w:t>
+      </w:r>
+    </w:p>
+    <w:p>
+      <w:pPr>
+        <w:spacing w:line="360" w:lineRule="auto"/>
+        <w:jc w:val="both"/>
+        <w:rPr>
+          <w:rFonts w:ascii="Times New Roman" w:hAnsi="Times New Roman" w:cs="Times New Roman"/>
+          <w:sz w:val="24"/>
+          <w:szCs w:val="24"/>
+        </w:rPr>
+      </w:pPr>
+      <w:r>
+        <w:rPr>
+          <w:rFonts w:ascii="Times New Roman" w:hAnsi="Times New Roman" w:cs="Times New Roman"/>
+          <w:sz w:val="24"/>
+          <w:szCs w:val="24"/>
+        </w:rPr>
+        <w:t>Avec l’évolution des technologies numériques, plusieurs</w:t>
+      </w:r>
+      <w:r>
+        <w:rPr>
+          <w:rFonts w:ascii="Times New Roman" w:hAnsi="Times New Roman" w:cs="Times New Roman"/>
+          <w:sz w:val="24"/>
+          <w:szCs w:val="24"/>
+        </w:rPr>
+        <w:t xml:space="preserve"> entreprises de location de voitures ont adopté des plateformes en ligne p</w:t>
+      </w:r>
+      <w:r>
+        <w:rPr>
+          <w:rFonts w:ascii="Times New Roman" w:hAnsi="Times New Roman" w:cs="Times New Roman"/>
+          <w:sz w:val="24"/>
+          <w:szCs w:val="24"/>
+        </w:rPr>
+        <w:t>our permettre</w:t>
+      </w:r>
+      <w:r>
+        <w:rPr>
+          <w:rFonts w:ascii="Times New Roman" w:hAnsi="Times New Roman" w:cs="Times New Roman"/>
+          <w:sz w:val="24"/>
+          <w:szCs w:val="24"/>
+        </w:rPr>
+        <w:t xml:space="preserve"> aux utilisateurs de consulter les véhicules disponibles, comparer les offres et effectuer des réservations à distance. Ces plateformes </w:t>
+      </w:r>
+      <w:r>
+        <w:rPr>
+          <w:rFonts w:ascii="Times New Roman" w:hAnsi="Times New Roman" w:cs="Times New Roman"/>
+          <w:sz w:val="24"/>
+          <w:szCs w:val="24"/>
+        </w:rPr>
+        <w:t>visent</w:t>
+      </w:r>
+      <w:r>
+        <w:rPr>
+          <w:rFonts w:ascii="Times New Roman" w:hAnsi="Times New Roman" w:cs="Times New Roman"/>
+          <w:sz w:val="24"/>
+          <w:szCs w:val="24"/>
+        </w:rPr>
+        <w:t xml:space="preserve"> à simplifier le processus de location, à améliorer l’expérience utilisateur et à optimiser la gestion des services proposés p</w:t>
+      </w:r>
+      <w:r>
+        <w:rPr>
+          <w:rFonts w:ascii="Times New Roman" w:hAnsi="Times New Roman" w:cs="Times New Roman"/>
+          <w:sz w:val="24"/>
+          <w:szCs w:val="24"/>
+        </w:rPr>
+        <w:t>our l’administrateur</w:t>
+      </w:r>
+      <w:r>
+        <w:rPr>
+          <w:rFonts w:ascii="Times New Roman" w:hAnsi="Times New Roman" w:cs="Times New Roman"/>
+          <w:sz w:val="24"/>
+          <w:szCs w:val="24"/>
+        </w:rPr>
+        <w:t>.</w:t>
+      </w:r>
+    </w:p>
+    <w:p>
+      <w:pPr>
+        <w:pStyle w:val="Heading2"/>
+        <w:numPr>
+          <w:ilvl w:val="0"/>
+          <w:numId w:val="3"/>
+        </w:numPr>
+        <w:rPr>
+          <w:rFonts w:ascii="Times New Roman" w:hAnsi="Times New Roman" w:cs="Times New Roman"/>
+          <w:sz w:val="28"/>
+          <w:szCs w:val="28"/>
+          <w:u w:val="single"/>
+        </w:rPr>
+      </w:pPr>
+      <w:r>
+        <w:rPr>
+          <w:rFonts w:ascii="Times New Roman" w:hAnsi="Times New Roman" w:cs="Times New Roman"/>
+          <w:sz w:val="28"/>
+          <w:szCs w:val="28"/>
+          <w:u w:val="single"/>
+        </w:rPr>
+        <w:t>Etude des solutions existantes :</w:t>
       </w:r>
     </w:p>
     <w:sectPr>
@@ -3461,9 +3637,9 @@
   </w:compat>
   <w:rsids>
     <w:rsidRoot w:val="00B047C3"/>
-    <w:rsid w:val="00365D36"/>
     <w:rsid w:val="004934B8"/>
     <w:rsid w:val="00B047C3"/>
+    <w:rsid w:val="00DC13EA"/>
   </w:rsids>
   <m:mathPr>
     <m:mathFont m:val="Cambria Math"/>

--- a/rapport/pfe-rapport.docx
+++ b/rapport/pfe-rapport.docx
@@ -1883,6 +1883,353 @@
         <w:t>Etude des solutions existantes :</w:t>
       </w:r>
     </w:p>
+    <w:p>
+      <w:pPr>
+        <w:spacing w:line="360" w:lineRule="auto"/>
+        <w:jc w:val="both"/>
+        <w:rPr>
+          <w:rFonts w:ascii="Times New Roman" w:hAnsi="Times New Roman" w:cs="Times New Roman"/>
+          <w:sz w:val="24"/>
+          <w:szCs w:val="24"/>
+        </w:rPr>
+      </w:pPr>
+      <w:r>
+        <w:rPr>
+          <w:rFonts w:ascii="Times New Roman" w:hAnsi="Times New Roman" w:cs="Times New Roman"/>
+          <w:sz w:val="24"/>
+          <w:szCs w:val="24"/>
+        </w:rPr>
+        <w:t xml:space="preserve">Dans les grandes villes comme Rabat et Casablanca, les services de la location des voitures sont généralement digitalisés et se basent sur des plateformes web permettant aux utilisateurs </w:t>
+      </w:r>
+      <w:r>
+        <w:rPr>
+          <w:rFonts w:ascii="Times New Roman" w:hAnsi="Times New Roman" w:cs="Times New Roman"/>
+          <w:sz w:val="24"/>
+          <w:szCs w:val="24"/>
+        </w:rPr>
+        <w:t xml:space="preserve">de consulter </w:t>
+      </w:r>
+      <w:r>
+        <w:rPr>
+          <w:rFonts w:ascii="Times New Roman" w:hAnsi="Times New Roman" w:cs="Times New Roman"/>
+          <w:sz w:val="24"/>
+          <w:szCs w:val="24"/>
+        </w:rPr>
+        <w:t xml:space="preserve">et voir </w:t>
+      </w:r>
+      <w:r>
+        <w:rPr>
+          <w:rFonts w:ascii="Times New Roman" w:hAnsi="Times New Roman" w:cs="Times New Roman"/>
+          <w:sz w:val="24"/>
+          <w:szCs w:val="24"/>
+        </w:rPr>
+        <w:t>les véhicules disponibles, comparer le</w:t>
+      </w:r>
+      <w:r>
+        <w:rPr>
+          <w:rFonts w:ascii="Times New Roman" w:hAnsi="Times New Roman" w:cs="Times New Roman"/>
+          <w:sz w:val="24"/>
+          <w:szCs w:val="24"/>
+        </w:rPr>
+        <w:t>urs</w:t>
+      </w:r>
+      <w:r>
+        <w:rPr>
+          <w:rFonts w:ascii="Times New Roman" w:hAnsi="Times New Roman" w:cs="Times New Roman"/>
+          <w:sz w:val="24"/>
+          <w:szCs w:val="24"/>
+        </w:rPr>
+        <w:t xml:space="preserve"> prix et effectuer des réservations en ligne. De grandes entreprises </w:t>
+      </w:r>
+      <w:r>
+        <w:rPr>
+          <w:rFonts w:ascii="Times New Roman" w:hAnsi="Times New Roman" w:cs="Times New Roman"/>
+          <w:sz w:val="24"/>
+          <w:szCs w:val="24"/>
+        </w:rPr>
+        <w:t>marocaines</w:t>
+      </w:r>
+      <w:r>
+        <w:rPr>
+          <w:rFonts w:ascii="Times New Roman" w:hAnsi="Times New Roman" w:cs="Times New Roman"/>
+          <w:sz w:val="24"/>
+          <w:szCs w:val="24"/>
+        </w:rPr>
+        <w:t xml:space="preserve"> comme </w:t>
+      </w:r>
+      <w:r>
+        <w:rPr>
+          <w:rFonts w:ascii="Times New Roman" w:hAnsi="Times New Roman" w:cs="Times New Roman"/>
+          <w:sz w:val="24"/>
+          <w:szCs w:val="24"/>
+        </w:rPr>
+        <w:t>Sk</w:t>
+      </w:r>
+      <w:r>
+        <w:rPr>
+          <w:rFonts w:ascii="Times New Roman" w:hAnsi="Times New Roman" w:cs="Times New Roman"/>
+          <w:sz w:val="24"/>
+          <w:szCs w:val="24"/>
+        </w:rPr>
+        <w:t>yscanner</w:t>
+      </w:r>
+      <w:r>
+        <w:rPr>
+          <w:rFonts w:ascii="Times New Roman" w:hAnsi="Times New Roman" w:cs="Times New Roman"/>
+          <w:sz w:val="24"/>
+          <w:szCs w:val="24"/>
+        </w:rPr>
+        <w:t xml:space="preserve"> et</w:t>
+      </w:r>
+      <w:r>
+        <w:rPr>
+          <w:rFonts w:ascii="Times New Roman" w:hAnsi="Times New Roman" w:cs="Times New Roman"/>
+          <w:sz w:val="24"/>
+          <w:szCs w:val="24"/>
+        </w:rPr>
+        <w:t xml:space="preserve"> </w:t>
+      </w:r>
+      <w:r>
+        <w:rPr>
+          <w:rFonts w:ascii="Times New Roman" w:hAnsi="Times New Roman" w:cs="Times New Roman"/>
+          <w:sz w:val="24"/>
+          <w:szCs w:val="24"/>
+        </w:rPr>
+        <w:t>KAYAK</w:t>
+      </w:r>
+      <w:r>
+        <w:rPr>
+          <w:rFonts w:ascii="Times New Roman" w:hAnsi="Times New Roman" w:cs="Times New Roman"/>
+          <w:sz w:val="24"/>
+          <w:szCs w:val="24"/>
+        </w:rPr>
+        <w:t xml:space="preserve"> proposent des </w:t>
+      </w:r>
+      <w:r>
+        <w:rPr>
+          <w:rFonts w:ascii="Times New Roman" w:hAnsi="Times New Roman" w:cs="Times New Roman"/>
+          <w:sz w:val="24"/>
+          <w:szCs w:val="24"/>
+        </w:rPr>
+        <w:lastRenderedPageBreak/>
+        <w:t>plateformes complètes intégrant différentes fonctionnalités telles que la réservation en ligne, la gestion des disponibilités des véhicules et la consultation des offres en temps réel.</w:t>
+      </w:r>
+    </w:p>
+    <w:p>
+      <w:pPr>
+        <w:spacing w:line="360" w:lineRule="auto"/>
+        <w:jc w:val="both"/>
+        <w:rPr>
+          <w:rFonts w:ascii="Times New Roman" w:hAnsi="Times New Roman" w:cs="Times New Roman"/>
+          <w:sz w:val="24"/>
+          <w:szCs w:val="24"/>
+        </w:rPr>
+      </w:pPr>
+      <w:r>
+        <w:rPr>
+          <w:rFonts w:ascii="Times New Roman" w:hAnsi="Times New Roman" w:cs="Times New Roman"/>
+          <w:sz w:val="24"/>
+          <w:szCs w:val="24"/>
+        </w:rPr>
+        <w:t>Cependant, dans ville</w:t>
+      </w:r>
+      <w:r>
+        <w:rPr>
+          <w:rFonts w:ascii="Times New Roman" w:hAnsi="Times New Roman" w:cs="Times New Roman"/>
+          <w:sz w:val="24"/>
+          <w:szCs w:val="24"/>
+        </w:rPr>
+        <w:t xml:space="preserve"> </w:t>
+      </w:r>
+      <w:r>
+        <w:rPr>
+          <w:rFonts w:ascii="Times New Roman" w:hAnsi="Times New Roman" w:cs="Times New Roman"/>
+          <w:sz w:val="24"/>
+          <w:szCs w:val="24"/>
+        </w:rPr>
+        <w:t>Oujda, l’utilisation de</w:t>
+      </w:r>
+      <w:r>
+        <w:rPr>
+          <w:rFonts w:ascii="Times New Roman" w:hAnsi="Times New Roman" w:cs="Times New Roman"/>
+          <w:sz w:val="24"/>
+          <w:szCs w:val="24"/>
+        </w:rPr>
+        <w:t>s</w:t>
+      </w:r>
+      <w:r>
+        <w:rPr>
+          <w:rFonts w:ascii="Times New Roman" w:hAnsi="Times New Roman" w:cs="Times New Roman"/>
+          <w:sz w:val="24"/>
+          <w:szCs w:val="24"/>
+        </w:rPr>
+        <w:t xml:space="preserve"> plateformes web dans le domaine de la location de voitures reste encore limitée. La </w:t>
+      </w:r>
+      <w:r>
+        <w:rPr>
+          <w:rFonts w:ascii="Times New Roman" w:hAnsi="Times New Roman" w:cs="Times New Roman"/>
+          <w:sz w:val="24"/>
+          <w:szCs w:val="24"/>
+        </w:rPr>
+        <w:t>plupart</w:t>
+      </w:r>
+      <w:r>
+        <w:rPr>
+          <w:rFonts w:ascii="Times New Roman" w:hAnsi="Times New Roman" w:cs="Times New Roman"/>
+          <w:sz w:val="24"/>
+          <w:szCs w:val="24"/>
+        </w:rPr>
+        <w:t xml:space="preserve"> des agences locales s’appuie principalement sur des moyens de communication traditionnels </w:t>
+      </w:r>
+      <w:r>
+        <w:rPr>
+          <w:rFonts w:ascii="Times New Roman" w:hAnsi="Times New Roman" w:cs="Times New Roman"/>
+          <w:sz w:val="24"/>
+          <w:szCs w:val="24"/>
+        </w:rPr>
+        <w:t>comme</w:t>
+      </w:r>
+      <w:r>
+        <w:rPr>
+          <w:rFonts w:ascii="Times New Roman" w:hAnsi="Times New Roman" w:cs="Times New Roman"/>
+          <w:sz w:val="24"/>
+          <w:szCs w:val="24"/>
+        </w:rPr>
+        <w:t xml:space="preserve"> les appels téléphoniques ou les applications de messagerie pour gérer les réservations et les demandes des clients. Dans certains cas, les agences utilisent également les réseaux sociaux pour présenter leurs véhicules et contact</w:t>
+      </w:r>
+      <w:r>
+        <w:rPr>
+          <w:rFonts w:ascii="Times New Roman" w:hAnsi="Times New Roman" w:cs="Times New Roman"/>
+          <w:sz w:val="24"/>
+          <w:szCs w:val="24"/>
+        </w:rPr>
+        <w:t>er</w:t>
+      </w:r>
+      <w:r>
+        <w:rPr>
+          <w:rFonts w:ascii="Times New Roman" w:hAnsi="Times New Roman" w:cs="Times New Roman"/>
+          <w:sz w:val="24"/>
+          <w:szCs w:val="24"/>
+        </w:rPr>
+        <w:t xml:space="preserve"> les clients.</w:t>
+      </w:r>
+      <w:r>
+        <w:rPr>
+          <w:rFonts w:ascii="Times New Roman" w:hAnsi="Times New Roman" w:cs="Times New Roman"/>
+          <w:sz w:val="24"/>
+          <w:szCs w:val="24"/>
+        </w:rPr>
+        <w:t xml:space="preserve"> Exemple : Mengouchi Mohammed sui utilise sa page Instagram « pas_de_caution1 » pour présenter les services.</w:t>
+      </w:r>
+    </w:p>
+    <w:p>
+      <w:pPr>
+        <w:spacing w:line="360" w:lineRule="auto"/>
+        <w:jc w:val="both"/>
+        <w:rPr>
+          <w:rFonts w:ascii="Times New Roman" w:hAnsi="Times New Roman" w:cs="Times New Roman"/>
+          <w:sz w:val="24"/>
+          <w:szCs w:val="24"/>
+        </w:rPr>
+      </w:pPr>
+      <w:r>
+        <w:rPr>
+          <w:rFonts w:ascii="Times New Roman" w:hAnsi="Times New Roman" w:cs="Times New Roman"/>
+          <w:sz w:val="24"/>
+          <w:szCs w:val="24"/>
+        </w:rPr>
+        <w:t xml:space="preserve">Cette approche présente plusieurs limites. </w:t>
+      </w:r>
+      <w:r>
+        <w:rPr>
+          <w:rFonts w:ascii="Times New Roman" w:hAnsi="Times New Roman" w:cs="Times New Roman"/>
+          <w:sz w:val="24"/>
+          <w:szCs w:val="24"/>
+        </w:rPr>
+        <w:t>L</w:t>
+      </w:r>
+      <w:r>
+        <w:rPr>
+          <w:rFonts w:ascii="Times New Roman" w:hAnsi="Times New Roman" w:cs="Times New Roman"/>
+          <w:sz w:val="24"/>
+          <w:szCs w:val="24"/>
+        </w:rPr>
+        <w:t xml:space="preserve">’absence d’une plateforme web peut rendre le processus de réservation moins structuré et moins accessible pour les utilisateurs. Les clients doivent </w:t>
+      </w:r>
+      <w:r>
+        <w:rPr>
+          <w:rFonts w:ascii="Times New Roman" w:hAnsi="Times New Roman" w:cs="Times New Roman"/>
+          <w:sz w:val="24"/>
+          <w:szCs w:val="24"/>
+        </w:rPr>
+        <w:t>toujours</w:t>
+      </w:r>
+      <w:r>
+        <w:rPr>
+          <w:rFonts w:ascii="Times New Roman" w:hAnsi="Times New Roman" w:cs="Times New Roman"/>
+          <w:sz w:val="24"/>
+          <w:szCs w:val="24"/>
+        </w:rPr>
+        <w:t xml:space="preserve"> contacter directement l’agence pour obtenir des informations sur la disponibilité des véhicules, les tarifs </w:t>
+      </w:r>
+      <w:r>
+        <w:rPr>
+          <w:rFonts w:ascii="Times New Roman" w:hAnsi="Times New Roman" w:cs="Times New Roman"/>
+          <w:sz w:val="24"/>
+          <w:szCs w:val="24"/>
+        </w:rPr>
+        <w:t>et</w:t>
+      </w:r>
+      <w:r>
+        <w:rPr>
+          <w:rFonts w:ascii="Times New Roman" w:hAnsi="Times New Roman" w:cs="Times New Roman"/>
+          <w:sz w:val="24"/>
+          <w:szCs w:val="24"/>
+        </w:rPr>
+        <w:t xml:space="preserve"> les conditions de location. Cela peut </w:t>
+      </w:r>
+      <w:r>
+        <w:rPr>
+          <w:rFonts w:ascii="Times New Roman" w:hAnsi="Times New Roman" w:cs="Times New Roman"/>
+          <w:sz w:val="24"/>
+          <w:szCs w:val="24"/>
+        </w:rPr>
+        <w:t>causer</w:t>
+      </w:r>
+      <w:r>
+        <w:rPr>
+          <w:rFonts w:ascii="Times New Roman" w:hAnsi="Times New Roman" w:cs="Times New Roman"/>
+          <w:sz w:val="24"/>
+          <w:szCs w:val="24"/>
+        </w:rPr>
+        <w:t xml:space="preserve"> une perte de temps pour les clients ainsi qu’une gestion plus complexe pour les agences.</w:t>
+      </w:r>
+    </w:p>
+    <w:p>
+      <w:pPr>
+        <w:pStyle w:val="Heading2"/>
+        <w:numPr>
+          <w:ilvl w:val="0"/>
+          <w:numId w:val="3"/>
+        </w:numPr>
+        <w:rPr>
+          <w:rFonts w:ascii="Times New Roman" w:hAnsi="Times New Roman" w:cs="Times New Roman"/>
+          <w:sz w:val="28"/>
+          <w:szCs w:val="28"/>
+          <w:u w:val="single"/>
+        </w:rPr>
+      </w:pPr>
+      <w:r>
+        <w:rPr>
+          <w:rFonts w:ascii="Times New Roman" w:hAnsi="Times New Roman" w:cs="Times New Roman"/>
+          <w:sz w:val="28"/>
+          <w:szCs w:val="28"/>
+          <w:u w:val="single"/>
+        </w:rPr>
+        <w:t>Problématique :</w:t>
+      </w:r>
+    </w:p>
+    <w:p/>
     <w:sectPr>
       <w:headerReference w:type="default" r:id="rId7"/>
       <w:headerReference w:type="first" r:id="rId8"/>
@@ -3638,8 +3985,8 @@
   <w:rsids>
     <w:rsidRoot w:val="00B047C3"/>
     <w:rsid w:val="004934B8"/>
+    <w:rsid w:val="0082391A"/>
     <w:rsid w:val="00B047C3"/>
-    <w:rsid w:val="00DC13EA"/>
   </w:rsids>
   <m:mathPr>
     <m:mathFont m:val="Cambria Math"/>

--- a/rapport/pfe-rapport.docx
+++ b/rapport/pfe-rapport.docx
@@ -2227,6 +2227,902 @@
           <w:u w:val="single"/>
         </w:rPr>
         <w:t>Problématique :</w:t>
+      </w:r>
+    </w:p>
+    <w:p>
+      <w:pPr>
+        <w:spacing w:line="360" w:lineRule="auto"/>
+        <w:jc w:val="both"/>
+        <w:rPr>
+          <w:rFonts w:ascii="Times New Roman" w:hAnsi="Times New Roman" w:cs="Times New Roman"/>
+          <w:sz w:val="24"/>
+          <w:szCs w:val="24"/>
+        </w:rPr>
+      </w:pPr>
+      <w:r>
+        <w:rPr>
+          <w:rFonts w:ascii="Times New Roman" w:hAnsi="Times New Roman" w:cs="Times New Roman"/>
+          <w:sz w:val="24"/>
+          <w:szCs w:val="24"/>
+        </w:rPr>
+        <w:t>Au cours du</w:t>
+      </w:r>
+      <w:r>
+        <w:rPr>
+          <w:rFonts w:ascii="Times New Roman" w:hAnsi="Times New Roman" w:cs="Times New Roman"/>
+          <w:sz w:val="24"/>
+          <w:szCs w:val="24"/>
+        </w:rPr>
+        <w:t xml:space="preserve"> développement des technologies numériques, les </w:t>
+      </w:r>
+      <w:r>
+        <w:rPr>
+          <w:rFonts w:ascii="Times New Roman" w:hAnsi="Times New Roman" w:cs="Times New Roman"/>
+          <w:sz w:val="24"/>
+          <w:szCs w:val="24"/>
+        </w:rPr>
+        <w:t>sites</w:t>
+      </w:r>
+      <w:r>
+        <w:rPr>
+          <w:rFonts w:ascii="Times New Roman" w:hAnsi="Times New Roman" w:cs="Times New Roman"/>
+          <w:sz w:val="24"/>
+          <w:szCs w:val="24"/>
+        </w:rPr>
+        <w:t xml:space="preserve"> web sont devenues un outil essentiel pour faciliter l’accès aux services et améliorer la relation entre le</w:t>
+      </w:r>
+      <w:r>
+        <w:rPr>
+          <w:rFonts w:ascii="Times New Roman" w:hAnsi="Times New Roman" w:cs="Times New Roman"/>
+          <w:sz w:val="24"/>
+          <w:szCs w:val="24"/>
+        </w:rPr>
+        <w:t xml:space="preserve"> propriétaire</w:t>
+      </w:r>
+      <w:r>
+        <w:rPr>
+          <w:rFonts w:ascii="Times New Roman" w:hAnsi="Times New Roman" w:cs="Times New Roman"/>
+          <w:sz w:val="24"/>
+          <w:szCs w:val="24"/>
+        </w:rPr>
+        <w:t xml:space="preserve"> et </w:t>
+      </w:r>
+      <w:r>
+        <w:rPr>
+          <w:rFonts w:ascii="Times New Roman" w:hAnsi="Times New Roman" w:cs="Times New Roman"/>
+          <w:sz w:val="24"/>
+          <w:szCs w:val="24"/>
+        </w:rPr>
+        <w:t>se</w:t>
+      </w:r>
+      <w:r>
+        <w:rPr>
+          <w:rFonts w:ascii="Times New Roman" w:hAnsi="Times New Roman" w:cs="Times New Roman"/>
+          <w:sz w:val="24"/>
+          <w:szCs w:val="24"/>
+        </w:rPr>
+        <w:t xml:space="preserve">s clients. Dans le domaine de la location de voitures, de nombreuses </w:t>
+      </w:r>
+      <w:r>
+        <w:rPr>
+          <w:rFonts w:ascii="Times New Roman" w:hAnsi="Times New Roman" w:cs="Times New Roman"/>
+          <w:sz w:val="24"/>
+          <w:szCs w:val="24"/>
+        </w:rPr>
+        <w:t>agences</w:t>
+      </w:r>
+      <w:r>
+        <w:rPr>
+          <w:rFonts w:ascii="Times New Roman" w:hAnsi="Times New Roman" w:cs="Times New Roman"/>
+          <w:sz w:val="24"/>
+          <w:szCs w:val="24"/>
+        </w:rPr>
+        <w:t xml:space="preserve"> utilisent aujourd’hui des sites web </w:t>
+      </w:r>
+      <w:r>
+        <w:rPr>
+          <w:rFonts w:ascii="Times New Roman" w:hAnsi="Times New Roman" w:cs="Times New Roman"/>
+          <w:sz w:val="24"/>
+          <w:szCs w:val="24"/>
+        </w:rPr>
+        <w:t>qui permettent</w:t>
+      </w:r>
+      <w:r>
+        <w:rPr>
+          <w:rFonts w:ascii="Times New Roman" w:hAnsi="Times New Roman" w:cs="Times New Roman"/>
+          <w:sz w:val="24"/>
+          <w:szCs w:val="24"/>
+        </w:rPr>
+        <w:t xml:space="preserve"> aux utilisateurs de consulter </w:t>
+      </w:r>
+      <w:r>
+        <w:rPr>
+          <w:rFonts w:ascii="Times New Roman" w:hAnsi="Times New Roman" w:cs="Times New Roman"/>
+          <w:sz w:val="24"/>
+          <w:szCs w:val="24"/>
+        </w:rPr>
+        <w:t xml:space="preserve">et voir </w:t>
+      </w:r>
+      <w:r>
+        <w:rPr>
+          <w:rFonts w:ascii="Times New Roman" w:hAnsi="Times New Roman" w:cs="Times New Roman"/>
+          <w:sz w:val="24"/>
+          <w:szCs w:val="24"/>
+        </w:rPr>
+        <w:t>les véhicules disponibles</w:t>
+      </w:r>
+      <w:r>
+        <w:rPr>
+          <w:rFonts w:ascii="Times New Roman" w:hAnsi="Times New Roman" w:cs="Times New Roman"/>
+          <w:sz w:val="24"/>
+          <w:szCs w:val="24"/>
+        </w:rPr>
+        <w:t xml:space="preserve"> dans une période précise</w:t>
+      </w:r>
+      <w:r>
+        <w:rPr>
+          <w:rFonts w:ascii="Times New Roman" w:hAnsi="Times New Roman" w:cs="Times New Roman"/>
+          <w:sz w:val="24"/>
+          <w:szCs w:val="24"/>
+        </w:rPr>
+        <w:t>, comparer les offres et effectuer des réservations en ligne.</w:t>
+      </w:r>
+    </w:p>
+    <w:p>
+      <w:pPr>
+        <w:spacing w:line="360" w:lineRule="auto"/>
+        <w:jc w:val="both"/>
+        <w:rPr>
+          <w:rFonts w:ascii="Times New Roman" w:hAnsi="Times New Roman" w:cs="Times New Roman"/>
+          <w:sz w:val="24"/>
+          <w:szCs w:val="24"/>
+        </w:rPr>
+      </w:pPr>
+      <w:r>
+        <w:rPr>
+          <w:rFonts w:ascii="Times New Roman" w:hAnsi="Times New Roman" w:cs="Times New Roman"/>
+          <w:sz w:val="24"/>
+          <w:szCs w:val="24"/>
+        </w:rPr>
+        <w:t xml:space="preserve">Cependant, dans </w:t>
+      </w:r>
+      <w:r>
+        <w:rPr>
+          <w:rFonts w:ascii="Times New Roman" w:hAnsi="Times New Roman" w:cs="Times New Roman"/>
+          <w:sz w:val="24"/>
+          <w:szCs w:val="24"/>
+        </w:rPr>
+        <w:t xml:space="preserve">la ville </w:t>
+      </w:r>
+      <w:r>
+        <w:rPr>
+          <w:rFonts w:ascii="Times New Roman" w:hAnsi="Times New Roman" w:cs="Times New Roman"/>
+          <w:sz w:val="24"/>
+          <w:szCs w:val="24"/>
+        </w:rPr>
+        <w:t xml:space="preserve">Oujda, l’utilisation de solutions numériques dans ce secteur </w:t>
+      </w:r>
+      <w:r>
+        <w:rPr>
+          <w:rFonts w:ascii="Times New Roman" w:hAnsi="Times New Roman" w:cs="Times New Roman"/>
+          <w:sz w:val="24"/>
+          <w:szCs w:val="24"/>
+        </w:rPr>
+        <w:t>sont</w:t>
+      </w:r>
+      <w:r>
+        <w:rPr>
+          <w:rFonts w:ascii="Times New Roman" w:hAnsi="Times New Roman" w:cs="Times New Roman"/>
+          <w:sz w:val="24"/>
+          <w:szCs w:val="24"/>
+        </w:rPr>
+        <w:t xml:space="preserve"> encore limitée. La </w:t>
+      </w:r>
+      <w:r>
+        <w:rPr>
+          <w:rFonts w:ascii="Times New Roman" w:hAnsi="Times New Roman" w:cs="Times New Roman"/>
+          <w:sz w:val="24"/>
+          <w:szCs w:val="24"/>
+        </w:rPr>
+        <w:t>plupart</w:t>
+      </w:r>
+      <w:r>
+        <w:rPr>
+          <w:rFonts w:ascii="Times New Roman" w:hAnsi="Times New Roman" w:cs="Times New Roman"/>
+          <w:sz w:val="24"/>
+          <w:szCs w:val="24"/>
+        </w:rPr>
+        <w:t xml:space="preserve"> des agences de location de voitures gèrent leurs services</w:t>
+      </w:r>
+      <w:r>
+        <w:rPr>
+          <w:rFonts w:ascii="Times New Roman" w:hAnsi="Times New Roman" w:cs="Times New Roman"/>
+          <w:sz w:val="24"/>
+          <w:szCs w:val="24"/>
+        </w:rPr>
+        <w:t xml:space="preserve"> et les réservations</w:t>
+      </w:r>
+      <w:r>
+        <w:rPr>
+          <w:rFonts w:ascii="Times New Roman" w:hAnsi="Times New Roman" w:cs="Times New Roman"/>
+          <w:sz w:val="24"/>
+          <w:szCs w:val="24"/>
+        </w:rPr>
+        <w:t xml:space="preserve"> principalement à travers des appels téléphoniques ou via les réseaux sociaux. Cette méthode peut </w:t>
+      </w:r>
+      <w:r>
+        <w:rPr>
+          <w:rFonts w:ascii="Times New Roman" w:hAnsi="Times New Roman" w:cs="Times New Roman"/>
+          <w:sz w:val="24"/>
+          <w:szCs w:val="24"/>
+        </w:rPr>
+        <w:t>causer</w:t>
+      </w:r>
+      <w:r>
+        <w:rPr>
+          <w:rFonts w:ascii="Times New Roman" w:hAnsi="Times New Roman" w:cs="Times New Roman"/>
+          <w:sz w:val="24"/>
+          <w:szCs w:val="24"/>
+        </w:rPr>
+        <w:t xml:space="preserve"> plusieurs difficultés, </w:t>
+      </w:r>
+      <w:r>
+        <w:rPr>
+          <w:rFonts w:ascii="Times New Roman" w:hAnsi="Times New Roman" w:cs="Times New Roman"/>
+          <w:sz w:val="24"/>
+          <w:szCs w:val="24"/>
+        </w:rPr>
+        <w:t>comme</w:t>
+      </w:r>
+      <w:r>
+        <w:rPr>
+          <w:rFonts w:ascii="Times New Roman" w:hAnsi="Times New Roman" w:cs="Times New Roman"/>
+          <w:sz w:val="24"/>
+          <w:szCs w:val="24"/>
+        </w:rPr>
+        <w:t xml:space="preserve"> un manque d’organisation dans la gestion des réservations, une accessibilité limitée aux informations </w:t>
+      </w:r>
+      <w:r>
+        <w:rPr>
+          <w:rFonts w:ascii="Times New Roman" w:hAnsi="Times New Roman" w:cs="Times New Roman"/>
+          <w:sz w:val="24"/>
+          <w:szCs w:val="24"/>
+        </w:rPr>
+        <w:t>de la part</w:t>
+      </w:r>
+      <w:r>
+        <w:rPr>
+          <w:rFonts w:ascii="Times New Roman" w:hAnsi="Times New Roman" w:cs="Times New Roman"/>
+          <w:sz w:val="24"/>
+          <w:szCs w:val="24"/>
+        </w:rPr>
+        <w:t xml:space="preserve"> </w:t>
+      </w:r>
+      <w:r>
+        <w:rPr>
+          <w:rFonts w:ascii="Times New Roman" w:hAnsi="Times New Roman" w:cs="Times New Roman"/>
+          <w:sz w:val="24"/>
+          <w:szCs w:val="24"/>
+        </w:rPr>
+        <w:t>d</w:t>
+      </w:r>
+      <w:r>
+        <w:rPr>
+          <w:rFonts w:ascii="Times New Roman" w:hAnsi="Times New Roman" w:cs="Times New Roman"/>
+          <w:sz w:val="24"/>
+          <w:szCs w:val="24"/>
+        </w:rPr>
+        <w:t>es clients, ainsi qu’une visibilité réduite des services proposés.</w:t>
+      </w:r>
+    </w:p>
+    <w:p>
+      <w:pPr>
+        <w:spacing w:line="360" w:lineRule="auto"/>
+        <w:jc w:val="both"/>
+        <w:rPr>
+          <w:rFonts w:ascii="Times New Roman" w:hAnsi="Times New Roman" w:cs="Times New Roman"/>
+          <w:sz w:val="24"/>
+          <w:szCs w:val="24"/>
+        </w:rPr>
+      </w:pPr>
+      <w:r>
+        <w:rPr>
+          <w:rFonts w:ascii="Times New Roman" w:hAnsi="Times New Roman" w:cs="Times New Roman"/>
+          <w:sz w:val="24"/>
+          <w:szCs w:val="24"/>
+        </w:rPr>
+        <w:t xml:space="preserve">Dans ce contexte, il devient pertinent de </w:t>
+      </w:r>
+      <w:r>
+        <w:rPr>
+          <w:rFonts w:ascii="Times New Roman" w:hAnsi="Times New Roman" w:cs="Times New Roman"/>
+          <w:sz w:val="24"/>
+          <w:szCs w:val="24"/>
+        </w:rPr>
+        <w:t>poser la question</w:t>
+      </w:r>
+      <w:r>
+        <w:rPr>
+          <w:rFonts w:ascii="Times New Roman" w:hAnsi="Times New Roman" w:cs="Times New Roman"/>
+          <w:sz w:val="24"/>
+          <w:szCs w:val="24"/>
+        </w:rPr>
+        <w:t xml:space="preserve"> sur la manière dont un</w:t>
+      </w:r>
+      <w:r>
+        <w:rPr>
+          <w:rFonts w:ascii="Times New Roman" w:hAnsi="Times New Roman" w:cs="Times New Roman"/>
+          <w:sz w:val="24"/>
+          <w:szCs w:val="24"/>
+        </w:rPr>
+        <w:t xml:space="preserve"> site</w:t>
+      </w:r>
+      <w:r>
+        <w:rPr>
+          <w:rFonts w:ascii="Times New Roman" w:hAnsi="Times New Roman" w:cs="Times New Roman"/>
+          <w:sz w:val="24"/>
+          <w:szCs w:val="24"/>
+        </w:rPr>
+        <w:t xml:space="preserve"> web pourrait contribuer à </w:t>
+      </w:r>
+      <w:r>
+        <w:rPr>
+          <w:rFonts w:ascii="Times New Roman" w:hAnsi="Times New Roman" w:cs="Times New Roman"/>
+          <w:sz w:val="24"/>
+          <w:szCs w:val="24"/>
+        </w:rPr>
+        <w:t>développer</w:t>
+      </w:r>
+      <w:r>
+        <w:rPr>
+          <w:rFonts w:ascii="Times New Roman" w:hAnsi="Times New Roman" w:cs="Times New Roman"/>
+          <w:sz w:val="24"/>
+          <w:szCs w:val="24"/>
+        </w:rPr>
+        <w:t xml:space="preserve"> ce service, faciliter la gestion des réservations et améliorer la présence en ligne des agences de location de voitures.</w:t>
+      </w:r>
+    </w:p>
+    <w:p>
+      <w:pPr>
+        <w:spacing w:line="360" w:lineRule="auto"/>
+        <w:jc w:val="both"/>
+        <w:rPr>
+          <w:rFonts w:ascii="Times New Roman" w:hAnsi="Times New Roman" w:cs="Times New Roman"/>
+          <w:sz w:val="24"/>
+          <w:szCs w:val="24"/>
+        </w:rPr>
+      </w:pPr>
+      <w:r>
+        <w:rPr>
+          <w:rFonts w:ascii="Times New Roman" w:hAnsi="Times New Roman" w:cs="Times New Roman"/>
+          <w:sz w:val="24"/>
+          <w:szCs w:val="24"/>
+        </w:rPr>
+        <w:t>Ainsi, la problématique principale de ce projet peut être comme suit :</w:t>
+      </w:r>
+    </w:p>
+    <w:p>
+      <w:pPr>
+        <w:spacing w:line="360" w:lineRule="auto"/>
+        <w:jc w:val="both"/>
+        <w:rPr>
+          <w:rFonts w:ascii="Times New Roman" w:hAnsi="Times New Roman" w:cs="Times New Roman"/>
+          <w:sz w:val="24"/>
+          <w:szCs w:val="24"/>
+        </w:rPr>
+      </w:pPr>
+      <w:r>
+        <w:rPr>
+          <w:rStyle w:val="Strong"/>
+          <w:rFonts w:ascii="Times New Roman" w:hAnsi="Times New Roman" w:cs="Times New Roman"/>
+          <w:sz w:val="24"/>
+          <w:szCs w:val="24"/>
+        </w:rPr>
+        <w:lastRenderedPageBreak/>
+        <w:t>Comment concevoir et développer une plateforme web de location de voitures permettant de faciliter la gestion des services de location tout en intégrant des stratégies de marketing digital afin d’améliorer la visibilité et l’accessibilité de ce type de service dans un contexte local ?</w:t>
+      </w:r>
+    </w:p>
+    <w:p>
+      <w:pPr>
+        <w:pStyle w:val="Heading2"/>
+        <w:numPr>
+          <w:ilvl w:val="0"/>
+          <w:numId w:val="3"/>
+        </w:numPr>
+        <w:rPr>
+          <w:rFonts w:ascii="Times New Roman" w:hAnsi="Times New Roman" w:cs="Times New Roman"/>
+          <w:sz w:val="28"/>
+          <w:szCs w:val="28"/>
+          <w:u w:val="single"/>
+        </w:rPr>
+      </w:pPr>
+      <w:r>
+        <w:rPr>
+          <w:rFonts w:ascii="Times New Roman" w:hAnsi="Times New Roman" w:cs="Times New Roman"/>
+          <w:sz w:val="28"/>
+          <w:szCs w:val="28"/>
+          <w:u w:val="single"/>
+        </w:rPr>
+        <w:t>Objectifs de ce projet :</w:t>
+      </w:r>
+    </w:p>
+    <w:p>
+      <w:pPr>
+        <w:spacing w:line="360" w:lineRule="auto"/>
+        <w:jc w:val="both"/>
+        <w:rPr>
+          <w:rFonts w:ascii="Times New Roman" w:hAnsi="Times New Roman" w:cs="Times New Roman"/>
+          <w:sz w:val="24"/>
+          <w:szCs w:val="24"/>
+        </w:rPr>
+      </w:pPr>
+      <w:r>
+        <w:rPr>
+          <w:rFonts w:ascii="Times New Roman" w:hAnsi="Times New Roman" w:cs="Times New Roman"/>
+          <w:sz w:val="24"/>
+          <w:szCs w:val="24"/>
+        </w:rPr>
+        <w:t>L’objectif principal de ce projet est de concevoir et de développer une plateforme web dédiée à la location de voitures, permettant de simplifier le processus de consultation et de réservation des véhicules pour les utilisateurs.</w:t>
+      </w:r>
+    </w:p>
+    <w:p>
+      <w:pPr>
+        <w:spacing w:line="360" w:lineRule="auto"/>
+        <w:jc w:val="both"/>
+        <w:rPr>
+          <w:rFonts w:ascii="Times New Roman" w:hAnsi="Times New Roman" w:cs="Times New Roman"/>
+          <w:sz w:val="24"/>
+          <w:szCs w:val="24"/>
+        </w:rPr>
+      </w:pPr>
+      <w:r>
+        <w:rPr>
+          <w:rFonts w:ascii="Times New Roman" w:hAnsi="Times New Roman" w:cs="Times New Roman"/>
+          <w:sz w:val="24"/>
+          <w:szCs w:val="24"/>
+        </w:rPr>
+        <w:t>Pour atteindre cet objectif, plusieurs objectifs spécifiques ont été définis :</w:t>
+      </w:r>
+    </w:p>
+    <w:p>
+      <w:pPr>
+        <w:numPr>
+          <w:ilvl w:val="0"/>
+          <w:numId w:val="4"/>
+        </w:numPr>
+        <w:spacing w:line="360" w:lineRule="auto"/>
+        <w:jc w:val="both"/>
+        <w:rPr>
+          <w:rFonts w:ascii="Times New Roman" w:hAnsi="Times New Roman" w:cs="Times New Roman"/>
+          <w:sz w:val="24"/>
+          <w:szCs w:val="24"/>
+        </w:rPr>
+      </w:pPr>
+      <w:r>
+        <w:rPr>
+          <w:rFonts w:ascii="Times New Roman" w:hAnsi="Times New Roman" w:cs="Times New Roman"/>
+          <w:b/>
+          <w:bCs/>
+          <w:sz w:val="24"/>
+          <w:szCs w:val="24"/>
+        </w:rPr>
+        <w:t>Concevoir un</w:t>
+      </w:r>
+      <w:r>
+        <w:rPr>
+          <w:rFonts w:ascii="Times New Roman" w:hAnsi="Times New Roman" w:cs="Times New Roman"/>
+          <w:b/>
+          <w:bCs/>
+          <w:sz w:val="24"/>
+          <w:szCs w:val="24"/>
+        </w:rPr>
+        <w:t xml:space="preserve"> site</w:t>
+      </w:r>
+      <w:r>
+        <w:rPr>
+          <w:rFonts w:ascii="Times New Roman" w:hAnsi="Times New Roman" w:cs="Times New Roman"/>
+          <w:b/>
+          <w:bCs/>
+          <w:sz w:val="24"/>
+          <w:szCs w:val="24"/>
+        </w:rPr>
+        <w:t xml:space="preserve"> web intuitive et accessible</w:t>
+      </w:r>
+      <w:r>
+        <w:rPr>
+          <w:rFonts w:ascii="Times New Roman" w:hAnsi="Times New Roman" w:cs="Times New Roman"/>
+          <w:b/>
+          <w:bCs/>
+          <w:sz w:val="24"/>
+          <w:szCs w:val="24"/>
+        </w:rPr>
+        <w:t> </w:t>
+      </w:r>
+      <w:r>
+        <w:rPr>
+          <w:rFonts w:ascii="Times New Roman" w:hAnsi="Times New Roman" w:cs="Times New Roman"/>
+          <w:sz w:val="24"/>
+          <w:szCs w:val="24"/>
+        </w:rPr>
+        <w:t>: pour permettre</w:t>
+      </w:r>
+      <w:r>
+        <w:rPr>
+          <w:rFonts w:ascii="Times New Roman" w:hAnsi="Times New Roman" w:cs="Times New Roman"/>
+          <w:sz w:val="24"/>
+          <w:szCs w:val="24"/>
+        </w:rPr>
+        <w:t xml:space="preserve"> aux utilisateurs de consulter les voitures disponibles, leurs caractéristiques ainsi que les informations </w:t>
+      </w:r>
+      <w:r>
+        <w:rPr>
+          <w:rFonts w:ascii="Times New Roman" w:hAnsi="Times New Roman" w:cs="Times New Roman"/>
+          <w:sz w:val="24"/>
+          <w:szCs w:val="24"/>
+        </w:rPr>
+        <w:t>en relation avec</w:t>
+      </w:r>
+      <w:r>
+        <w:rPr>
+          <w:rFonts w:ascii="Times New Roman" w:hAnsi="Times New Roman" w:cs="Times New Roman"/>
+          <w:sz w:val="24"/>
+          <w:szCs w:val="24"/>
+        </w:rPr>
+        <w:t xml:space="preserve"> services de location.</w:t>
+      </w:r>
+    </w:p>
+    <w:p>
+      <w:pPr>
+        <w:numPr>
+          <w:ilvl w:val="0"/>
+          <w:numId w:val="4"/>
+        </w:numPr>
+        <w:spacing w:line="360" w:lineRule="auto"/>
+        <w:jc w:val="both"/>
+        <w:rPr>
+          <w:rFonts w:ascii="Times New Roman" w:hAnsi="Times New Roman" w:cs="Times New Roman"/>
+          <w:sz w:val="24"/>
+          <w:szCs w:val="24"/>
+        </w:rPr>
+      </w:pPr>
+      <w:r>
+        <w:rPr>
+          <w:rFonts w:ascii="Times New Roman" w:hAnsi="Times New Roman" w:cs="Times New Roman"/>
+          <w:b/>
+          <w:bCs/>
+          <w:sz w:val="24"/>
+          <w:szCs w:val="24"/>
+        </w:rPr>
+        <w:t>Mettre en place un système de gestion des réservations</w:t>
+      </w:r>
+      <w:r>
+        <w:rPr>
+          <w:rFonts w:ascii="Times New Roman" w:hAnsi="Times New Roman" w:cs="Times New Roman"/>
+          <w:b/>
+          <w:bCs/>
+          <w:sz w:val="24"/>
+          <w:szCs w:val="24"/>
+        </w:rPr>
+        <w:t> </w:t>
+      </w:r>
+      <w:r>
+        <w:rPr>
+          <w:rFonts w:ascii="Times New Roman" w:hAnsi="Times New Roman" w:cs="Times New Roman"/>
+          <w:sz w:val="24"/>
+          <w:szCs w:val="24"/>
+        </w:rPr>
+        <w:t>: pour mieux</w:t>
+      </w:r>
+      <w:r>
+        <w:rPr>
+          <w:rFonts w:ascii="Times New Roman" w:hAnsi="Times New Roman" w:cs="Times New Roman"/>
+          <w:sz w:val="24"/>
+          <w:szCs w:val="24"/>
+        </w:rPr>
+        <w:t xml:space="preserve"> organiser et faciliter la gestion des demandes de location.</w:t>
+      </w:r>
+    </w:p>
+    <w:p>
+      <w:pPr>
+        <w:numPr>
+          <w:ilvl w:val="0"/>
+          <w:numId w:val="4"/>
+        </w:numPr>
+        <w:spacing w:line="360" w:lineRule="auto"/>
+        <w:jc w:val="both"/>
+        <w:rPr>
+          <w:rFonts w:ascii="Times New Roman" w:hAnsi="Times New Roman" w:cs="Times New Roman"/>
+          <w:sz w:val="24"/>
+          <w:szCs w:val="24"/>
+        </w:rPr>
+      </w:pPr>
+      <w:r>
+        <w:rPr>
+          <w:rFonts w:ascii="Times New Roman" w:hAnsi="Times New Roman" w:cs="Times New Roman"/>
+          <w:b/>
+          <w:bCs/>
+          <w:sz w:val="24"/>
+          <w:szCs w:val="24"/>
+        </w:rPr>
+        <w:t>Développer une interface d’administration</w:t>
+      </w:r>
+      <w:r>
+        <w:rPr>
+          <w:rFonts w:ascii="Times New Roman" w:hAnsi="Times New Roman" w:cs="Times New Roman"/>
+          <w:b/>
+          <w:bCs/>
+          <w:sz w:val="24"/>
+          <w:szCs w:val="24"/>
+        </w:rPr>
+        <w:t> </w:t>
+      </w:r>
+      <w:r>
+        <w:rPr>
+          <w:rFonts w:ascii="Times New Roman" w:hAnsi="Times New Roman" w:cs="Times New Roman"/>
+          <w:sz w:val="24"/>
+          <w:szCs w:val="24"/>
+        </w:rPr>
+        <w:t>: pour permettre à l’administrateur</w:t>
+      </w:r>
+      <w:r>
+        <w:rPr>
+          <w:rFonts w:ascii="Times New Roman" w:hAnsi="Times New Roman" w:cs="Times New Roman"/>
+          <w:sz w:val="24"/>
+          <w:szCs w:val="24"/>
+        </w:rPr>
+        <w:t xml:space="preserve"> de gérer les véhicules, les réservations et les informations du site.</w:t>
+      </w:r>
+    </w:p>
+    <w:p>
+      <w:pPr>
+        <w:numPr>
+          <w:ilvl w:val="0"/>
+          <w:numId w:val="4"/>
+        </w:numPr>
+        <w:spacing w:line="360" w:lineRule="auto"/>
+        <w:jc w:val="both"/>
+        <w:rPr>
+          <w:rFonts w:ascii="Times New Roman" w:hAnsi="Times New Roman" w:cs="Times New Roman"/>
+          <w:sz w:val="24"/>
+          <w:szCs w:val="24"/>
+        </w:rPr>
+      </w:pPr>
+      <w:r>
+        <w:rPr>
+          <w:rFonts w:ascii="Times New Roman" w:hAnsi="Times New Roman" w:cs="Times New Roman"/>
+          <w:b/>
+          <w:bCs/>
+          <w:sz w:val="24"/>
+          <w:szCs w:val="24"/>
+        </w:rPr>
+        <w:t>Améliorer l’expérience utilisateur</w:t>
+      </w:r>
+      <w:r>
+        <w:rPr>
+          <w:rFonts w:ascii="Times New Roman" w:hAnsi="Times New Roman" w:cs="Times New Roman"/>
+          <w:b/>
+          <w:bCs/>
+          <w:sz w:val="24"/>
+          <w:szCs w:val="24"/>
+        </w:rPr>
+        <w:t> </w:t>
+      </w:r>
+      <w:r>
+        <w:rPr>
+          <w:rFonts w:ascii="Times New Roman" w:hAnsi="Times New Roman" w:cs="Times New Roman"/>
+          <w:sz w:val="24"/>
+          <w:szCs w:val="24"/>
+        </w:rPr>
+        <w:t xml:space="preserve">: Créer </w:t>
+      </w:r>
+      <w:r>
+        <w:rPr>
+          <w:rFonts w:ascii="Times New Roman" w:hAnsi="Times New Roman" w:cs="Times New Roman"/>
+          <w:sz w:val="24"/>
+          <w:szCs w:val="24"/>
+        </w:rPr>
+        <w:t>une interface claire, responsive et adaptée aux différents types d’appareils.</w:t>
+      </w:r>
+    </w:p>
+    <w:p>
+      <w:pPr>
+        <w:numPr>
+          <w:ilvl w:val="0"/>
+          <w:numId w:val="4"/>
+        </w:numPr>
+        <w:spacing w:line="360" w:lineRule="auto"/>
+        <w:jc w:val="both"/>
+        <w:rPr>
+          <w:rFonts w:ascii="Times New Roman" w:hAnsi="Times New Roman" w:cs="Times New Roman"/>
+          <w:sz w:val="24"/>
+          <w:szCs w:val="24"/>
+        </w:rPr>
+      </w:pPr>
+      <w:r>
+        <w:rPr>
+          <w:rFonts w:ascii="Times New Roman" w:hAnsi="Times New Roman" w:cs="Times New Roman"/>
+          <w:b/>
+          <w:bCs/>
+          <w:sz w:val="24"/>
+          <w:szCs w:val="24"/>
+        </w:rPr>
+        <w:t>Intégrer une stratégie de marketing digital</w:t>
+      </w:r>
+      <w:r>
+        <w:rPr>
+          <w:rFonts w:ascii="Times New Roman" w:hAnsi="Times New Roman" w:cs="Times New Roman"/>
+          <w:b/>
+          <w:bCs/>
+          <w:sz w:val="24"/>
+          <w:szCs w:val="24"/>
+        </w:rPr>
+        <w:t xml:space="preserve"> : </w:t>
+      </w:r>
+      <w:r>
+        <w:rPr>
+          <w:rFonts w:ascii="Times New Roman" w:hAnsi="Times New Roman" w:cs="Times New Roman"/>
+          <w:sz w:val="24"/>
+          <w:szCs w:val="24"/>
+        </w:rPr>
+        <w:t>En</w:t>
+      </w:r>
+      <w:r>
+        <w:rPr>
+          <w:rFonts w:ascii="Times New Roman" w:hAnsi="Times New Roman" w:cs="Times New Roman"/>
+          <w:sz w:val="24"/>
+          <w:szCs w:val="24"/>
+        </w:rPr>
+        <w:t xml:space="preserve"> visant à améliorer la visibilité du site web et à attirer davantage d’utilisateurs grâce aux techniques de référencement et à l’utilisation des réseaux sociaux.</w:t>
+      </w:r>
+    </w:p>
+    <w:p>
+      <w:pPr>
+        <w:numPr>
+          <w:ilvl w:val="0"/>
+          <w:numId w:val="4"/>
+        </w:numPr>
+        <w:spacing w:line="360" w:lineRule="auto"/>
+        <w:jc w:val="both"/>
+        <w:rPr>
+          <w:rFonts w:ascii="Times New Roman" w:hAnsi="Times New Roman" w:cs="Times New Roman"/>
+          <w:sz w:val="24"/>
+          <w:szCs w:val="24"/>
+        </w:rPr>
+      </w:pPr>
+      <w:r>
+        <w:rPr>
+          <w:rFonts w:ascii="Times New Roman" w:hAnsi="Times New Roman" w:cs="Times New Roman"/>
+          <w:b/>
+          <w:bCs/>
+          <w:sz w:val="24"/>
+          <w:szCs w:val="24"/>
+        </w:rPr>
+        <w:t>Créer un logo et une identité visuelle</w:t>
+      </w:r>
+      <w:r>
+        <w:rPr>
+          <w:rFonts w:ascii="Times New Roman" w:hAnsi="Times New Roman" w:cs="Times New Roman"/>
+          <w:b/>
+          <w:bCs/>
+          <w:sz w:val="24"/>
+          <w:szCs w:val="24"/>
+        </w:rPr>
+        <w:t> </w:t>
+      </w:r>
+      <w:r>
+        <w:rPr>
+          <w:rFonts w:ascii="Times New Roman" w:hAnsi="Times New Roman" w:cs="Times New Roman"/>
+          <w:sz w:val="24"/>
+          <w:szCs w:val="24"/>
+        </w:rPr>
+        <w:t>:</w:t>
+      </w:r>
+      <w:r>
+        <w:rPr>
+          <w:rFonts w:ascii="Times New Roman" w:hAnsi="Times New Roman" w:cs="Times New Roman"/>
+          <w:sz w:val="24"/>
+          <w:szCs w:val="24"/>
+        </w:rPr>
+        <w:t xml:space="preserve"> </w:t>
+      </w:r>
+      <w:r>
+        <w:rPr>
+          <w:rFonts w:ascii="Times New Roman" w:hAnsi="Times New Roman" w:cs="Times New Roman"/>
+          <w:sz w:val="24"/>
+          <w:szCs w:val="24"/>
+        </w:rPr>
+        <w:t>C</w:t>
+      </w:r>
+      <w:r>
+        <w:rPr>
+          <w:rFonts w:ascii="Times New Roman" w:hAnsi="Times New Roman" w:cs="Times New Roman"/>
+          <w:sz w:val="24"/>
+          <w:szCs w:val="24"/>
+        </w:rPr>
+        <w:t xml:space="preserve">onstruire une image de marque cohérente et professionnelle pour la plateforme, et renforcer </w:t>
+      </w:r>
+      <w:r>
+        <w:rPr>
+          <w:rFonts w:ascii="Times New Roman" w:hAnsi="Times New Roman" w:cs="Times New Roman"/>
+          <w:sz w:val="24"/>
+          <w:szCs w:val="24"/>
+        </w:rPr>
+        <w:t xml:space="preserve">sa présence en ligne et </w:t>
+      </w:r>
+      <w:r>
+        <w:rPr>
+          <w:rFonts w:ascii="Times New Roman" w:hAnsi="Times New Roman" w:cs="Times New Roman"/>
+          <w:sz w:val="24"/>
+          <w:szCs w:val="24"/>
+        </w:rPr>
+        <w:t>sa reconnaissance auprès des utilisateurs.</w:t>
+      </w:r>
+    </w:p>
+    <w:p>
+      <w:pPr>
+        <w:numPr>
+          <w:ilvl w:val="0"/>
+          <w:numId w:val="4"/>
+        </w:numPr>
+        <w:spacing w:line="360" w:lineRule="auto"/>
+        <w:jc w:val="both"/>
+        <w:rPr>
+          <w:rFonts w:ascii="Times New Roman" w:hAnsi="Times New Roman" w:cs="Times New Roman"/>
+          <w:sz w:val="24"/>
+          <w:szCs w:val="24"/>
+        </w:rPr>
+      </w:pPr>
+      <w:r>
+        <w:rPr>
+          <w:rFonts w:ascii="Times New Roman" w:hAnsi="Times New Roman" w:cs="Times New Roman"/>
+          <w:b/>
+          <w:bCs/>
+          <w:sz w:val="24"/>
+          <w:szCs w:val="24"/>
+        </w:rPr>
+        <w:t>Créer des profils professionnels sur les réseaux sociaux</w:t>
+      </w:r>
+      <w:r>
+        <w:rPr>
+          <w:rFonts w:ascii="Times New Roman" w:hAnsi="Times New Roman" w:cs="Times New Roman"/>
+          <w:b/>
+          <w:bCs/>
+          <w:sz w:val="24"/>
+          <w:szCs w:val="24"/>
+        </w:rPr>
+        <w:t> </w:t>
+      </w:r>
+      <w:r>
+        <w:rPr>
+          <w:rFonts w:ascii="Times New Roman" w:hAnsi="Times New Roman" w:cs="Times New Roman"/>
+          <w:sz w:val="24"/>
+          <w:szCs w:val="24"/>
+        </w:rPr>
+        <w:t>:</w:t>
+      </w:r>
+      <w:r>
+        <w:rPr>
+          <w:rFonts w:ascii="Times New Roman" w:hAnsi="Times New Roman" w:cs="Times New Roman"/>
+          <w:sz w:val="24"/>
+          <w:szCs w:val="24"/>
+        </w:rPr>
+        <w:t xml:space="preserve"> en appliquant la même identité visuelle que celle du site web afin d’assurer une cohérence visuelle et de renforcer la présence digitale de la</w:t>
+      </w:r>
+      <w:r>
+        <w:rPr>
+          <w:rFonts w:ascii="Times New Roman" w:hAnsi="Times New Roman" w:cs="Times New Roman"/>
+          <w:sz w:val="24"/>
+          <w:szCs w:val="24"/>
+        </w:rPr>
+        <w:t xml:space="preserve"> marque</w:t>
+      </w:r>
+      <w:r>
+        <w:rPr>
+          <w:rFonts w:ascii="Times New Roman" w:hAnsi="Times New Roman" w:cs="Times New Roman"/>
+          <w:sz w:val="24"/>
+          <w:szCs w:val="24"/>
+        </w:rPr>
+        <w:t>.</w:t>
       </w:r>
     </w:p>
     <w:p/>
@@ -2815,6 +3711,155 @@
     </w:lvl>
   </w:abstractNum>
   <w:abstractNum w:abstractNumId="2" w15:restartNumberingAfterBreak="0">
+    <w:nsid w:val="26CF0C55"/>
+    <w:multiLevelType w:val="multilevel"/>
+    <w:tmpl w:val="8D185552"/>
+    <w:lvl w:ilvl="0">
+      <w:start w:val="1"/>
+      <w:numFmt w:val="bullet"/>
+      <w:lvlText w:val=""/>
+      <w:lvlJc w:val="left"/>
+      <w:pPr>
+        <w:tabs>
+          <w:tab w:val="num" w:pos="720"/>
+        </w:tabs>
+        <w:ind w:left="720" w:hanging="360"/>
+      </w:pPr>
+      <w:rPr>
+        <w:rFonts w:ascii="Symbol" w:hAnsi="Symbol" w:hint="default"/>
+        <w:sz w:val="20"/>
+      </w:rPr>
+    </w:lvl>
+    <w:lvl w:ilvl="1" w:tentative="1">
+      <w:start w:val="1"/>
+      <w:numFmt w:val="bullet"/>
+      <w:lvlText w:val="o"/>
+      <w:lvlJc w:val="left"/>
+      <w:pPr>
+        <w:tabs>
+          <w:tab w:val="num" w:pos="1440"/>
+        </w:tabs>
+        <w:ind w:left="1440" w:hanging="360"/>
+      </w:pPr>
+      <w:rPr>
+        <w:rFonts w:ascii="Courier New" w:hAnsi="Courier New" w:hint="default"/>
+        <w:sz w:val="20"/>
+      </w:rPr>
+    </w:lvl>
+    <w:lvl w:ilvl="2" w:tentative="1">
+      <w:start w:val="1"/>
+      <w:numFmt w:val="bullet"/>
+      <w:lvlText w:val=""/>
+      <w:lvlJc w:val="left"/>
+      <w:pPr>
+        <w:tabs>
+          <w:tab w:val="num" w:pos="2160"/>
+        </w:tabs>
+        <w:ind w:left="2160" w:hanging="360"/>
+      </w:pPr>
+      <w:rPr>
+        <w:rFonts w:ascii="Wingdings" w:hAnsi="Wingdings" w:hint="default"/>
+        <w:sz w:val="20"/>
+      </w:rPr>
+    </w:lvl>
+    <w:lvl w:ilvl="3" w:tentative="1">
+      <w:start w:val="1"/>
+      <w:numFmt w:val="bullet"/>
+      <w:lvlText w:val=""/>
+      <w:lvlJc w:val="left"/>
+      <w:pPr>
+        <w:tabs>
+          <w:tab w:val="num" w:pos="2880"/>
+        </w:tabs>
+        <w:ind w:left="2880" w:hanging="360"/>
+      </w:pPr>
+      <w:rPr>
+        <w:rFonts w:ascii="Wingdings" w:hAnsi="Wingdings" w:hint="default"/>
+        <w:sz w:val="20"/>
+      </w:rPr>
+    </w:lvl>
+    <w:lvl w:ilvl="4" w:tentative="1">
+      <w:start w:val="1"/>
+      <w:numFmt w:val="bullet"/>
+      <w:lvlText w:val=""/>
+      <w:lvlJc w:val="left"/>
+      <w:pPr>
+        <w:tabs>
+          <w:tab w:val="num" w:pos="3600"/>
+        </w:tabs>
+        <w:ind w:left="3600" w:hanging="360"/>
+      </w:pPr>
+      <w:rPr>
+        <w:rFonts w:ascii="Wingdings" w:hAnsi="Wingdings" w:hint="default"/>
+        <w:sz w:val="20"/>
+      </w:rPr>
+    </w:lvl>
+    <w:lvl w:ilvl="5" w:tentative="1">
+      <w:start w:val="1"/>
+      <w:numFmt w:val="bullet"/>
+      <w:lvlText w:val=""/>
+      <w:lvlJc w:val="left"/>
+      <w:pPr>
+        <w:tabs>
+          <w:tab w:val="num" w:pos="4320"/>
+        </w:tabs>
+        <w:ind w:left="4320" w:hanging="360"/>
+      </w:pPr>
+      <w:rPr>
+        <w:rFonts w:ascii="Wingdings" w:hAnsi="Wingdings" w:hint="default"/>
+        <w:sz w:val="20"/>
+      </w:rPr>
+    </w:lvl>
+    <w:lvl w:ilvl="6" w:tentative="1">
+      <w:start w:val="1"/>
+      <w:numFmt w:val="bullet"/>
+      <w:lvlText w:val=""/>
+      <w:lvlJc w:val="left"/>
+      <w:pPr>
+        <w:tabs>
+          <w:tab w:val="num" w:pos="5040"/>
+        </w:tabs>
+        <w:ind w:left="5040" w:hanging="360"/>
+      </w:pPr>
+      <w:rPr>
+        <w:rFonts w:ascii="Wingdings" w:hAnsi="Wingdings" w:hint="default"/>
+        <w:sz w:val="20"/>
+      </w:rPr>
+    </w:lvl>
+    <w:lvl w:ilvl="7" w:tentative="1">
+      <w:start w:val="1"/>
+      <w:numFmt w:val="bullet"/>
+      <w:lvlText w:val=""/>
+      <w:lvlJc w:val="left"/>
+      <w:pPr>
+        <w:tabs>
+          <w:tab w:val="num" w:pos="5760"/>
+        </w:tabs>
+        <w:ind w:left="5760" w:hanging="360"/>
+      </w:pPr>
+      <w:rPr>
+        <w:rFonts w:ascii="Wingdings" w:hAnsi="Wingdings" w:hint="default"/>
+        <w:sz w:val="20"/>
+      </w:rPr>
+    </w:lvl>
+    <w:lvl w:ilvl="8" w:tentative="1">
+      <w:start w:val="1"/>
+      <w:numFmt w:val="bullet"/>
+      <w:lvlText w:val=""/>
+      <w:lvlJc w:val="left"/>
+      <w:pPr>
+        <w:tabs>
+          <w:tab w:val="num" w:pos="6480"/>
+        </w:tabs>
+        <w:ind w:left="6480" w:hanging="360"/>
+      </w:pPr>
+      <w:rPr>
+        <w:rFonts w:ascii="Wingdings" w:hAnsi="Wingdings" w:hint="default"/>
+        <w:sz w:val="20"/>
+      </w:rPr>
+    </w:lvl>
+  </w:abstractNum>
+  <w:abstractNum w:abstractNumId="3" w15:restartNumberingAfterBreak="0">
     <w:nsid w:val="33FA2EEF"/>
     <w:multiLevelType w:val="hybridMultilevel"/>
     <w:tmpl w:val="F2D09494"/>
@@ -2910,6 +3955,9 @@
     <w:abstractNumId w:val="0"/>
   </w:num>
   <w:num w:numId="3" w16cid:durableId="275715899">
+    <w:abstractNumId w:val="3"/>
+  </w:num>
+  <w:num w:numId="4" w16cid:durableId="1472863184">
     <w:abstractNumId w:val="2"/>
   </w:num>
 </w:numbering>
@@ -3874,6 +4922,36 @@
     <w:uiPriority w:val="99"/>
     <w:rsid w:val="007B0021"/>
   </w:style>
+  <w:style w:type="paragraph" w:styleId="NormalWeb">
+    <w:name w:val="Normal (Web)"/>
+    <w:basedOn w:val="Normal"/>
+    <w:uiPriority w:val="99"/>
+    <w:semiHidden/>
+    <w:unhideWhenUsed/>
+    <w:rsid w:val="00583444"/>
+    <w:pPr>
+      <w:spacing w:before="100" w:beforeAutospacing="1" w:after="100" w:afterAutospacing="1" w:line="240" w:lineRule="auto"/>
+    </w:pPr>
+    <w:rPr>
+      <w:rFonts w:ascii="Times New Roman" w:eastAsia="Times New Roman" w:hAnsi="Times New Roman" w:cs="Times New Roman"/>
+      <w:kern w:val="0"/>
+      <w:sz w:val="24"/>
+      <w:szCs w:val="24"/>
+      <w:lang w:eastAsia="fr-FR"/>
+      <w14:ligatures w14:val="none"/>
+    </w:rPr>
+  </w:style>
+  <w:style w:type="character" w:styleId="Strong">
+    <w:name w:val="Strong"/>
+    <w:basedOn w:val="DefaultParagraphFont"/>
+    <w:uiPriority w:val="22"/>
+    <w:qFormat/>
+    <w:rsid w:val="00583444"/>
+    <w:rPr>
+      <w:b/>
+      <w:bCs/>
+    </w:rPr>
+  </w:style>
 </w:styles>
 </file>
 
@@ -3985,7 +5063,7 @@
   <w:rsids>
     <w:rsidRoot w:val="00B047C3"/>
     <w:rsid w:val="004934B8"/>
-    <w:rsid w:val="0082391A"/>
+    <w:rsid w:val="005357F5"/>
     <w:rsid w:val="00B047C3"/>
   </w:rsids>
   <m:mathPr>

--- a/rapport/pfe-rapport.docx
+++ b/rapport/pfe-rapport.docx
@@ -3822,46 +3822,542 @@
       </w:r>
     </w:p>
     <w:p>
-      <w:r>
+      <w:pPr>
+        <w:spacing w:line="360" w:lineRule="auto"/>
+        <w:jc w:val="both"/>
+        <w:rPr>
+          <w:rFonts w:ascii="Times New Roman" w:hAnsi="Times New Roman" w:cs="Times New Roman"/>
+          <w:sz w:val="24"/>
+          <w:szCs w:val="24"/>
+        </w:rPr>
+      </w:pPr>
+      <w:r>
+        <w:rPr>
+          <w:rFonts w:ascii="Times New Roman" w:hAnsi="Times New Roman" w:cs="Times New Roman"/>
+          <w:sz w:val="24"/>
+          <w:szCs w:val="24"/>
+        </w:rPr>
         <w:t>Pour</w:t>
       </w:r>
       <w:r>
+        <w:rPr>
+          <w:rFonts w:ascii="Times New Roman" w:hAnsi="Times New Roman" w:cs="Times New Roman"/>
+          <w:sz w:val="24"/>
+          <w:szCs w:val="24"/>
+        </w:rPr>
         <w:t xml:space="preserve"> mieux </w:t>
       </w:r>
       <w:r>
+        <w:rPr>
+          <w:rFonts w:ascii="Times New Roman" w:hAnsi="Times New Roman" w:cs="Times New Roman"/>
+          <w:sz w:val="24"/>
+          <w:szCs w:val="24"/>
+        </w:rPr>
         <w:t xml:space="preserve">vous </w:t>
       </w:r>
       <w:r>
+        <w:rPr>
+          <w:rFonts w:ascii="Times New Roman" w:hAnsi="Times New Roman" w:cs="Times New Roman"/>
+          <w:sz w:val="24"/>
+          <w:szCs w:val="24"/>
+        </w:rPr>
         <w:t>représenter les interactions entre les utilisateurs et le système</w:t>
       </w:r>
       <w:r>
+        <w:rPr>
+          <w:rFonts w:ascii="Times New Roman" w:hAnsi="Times New Roman" w:cs="Times New Roman"/>
+          <w:sz w:val="24"/>
+          <w:szCs w:val="24"/>
+        </w:rPr>
         <w:t xml:space="preserve"> dans le site web</w:t>
       </w:r>
       <w:r>
+        <w:rPr>
+          <w:rFonts w:ascii="Times New Roman" w:hAnsi="Times New Roman" w:cs="Times New Roman"/>
+          <w:sz w:val="24"/>
+          <w:szCs w:val="24"/>
+        </w:rPr>
         <w:t xml:space="preserve">, </w:t>
       </w:r>
       <w:r>
+        <w:rPr>
+          <w:rFonts w:ascii="Times New Roman" w:hAnsi="Times New Roman" w:cs="Times New Roman"/>
+          <w:sz w:val="24"/>
+          <w:szCs w:val="24"/>
+        </w:rPr>
         <w:t>nous avons</w:t>
       </w:r>
       <w:r>
+        <w:rPr>
+          <w:rFonts w:ascii="Times New Roman" w:hAnsi="Times New Roman" w:cs="Times New Roman"/>
+          <w:sz w:val="24"/>
+          <w:szCs w:val="24"/>
+        </w:rPr>
         <w:t xml:space="preserve"> </w:t>
       </w:r>
       <w:r>
+        <w:rPr>
+          <w:rFonts w:ascii="Times New Roman" w:hAnsi="Times New Roman" w:cs="Times New Roman"/>
+          <w:sz w:val="24"/>
+          <w:szCs w:val="24"/>
+        </w:rPr>
         <w:t xml:space="preserve">réalisé le </w:t>
       </w:r>
       <w:r>
+        <w:rPr>
+          <w:rFonts w:ascii="Times New Roman" w:hAnsi="Times New Roman" w:cs="Times New Roman"/>
+          <w:sz w:val="24"/>
+          <w:szCs w:val="24"/>
+        </w:rPr>
         <w:t>diagramme de cas d’utilisation</w:t>
       </w:r>
       <w:r>
+        <w:rPr>
+          <w:rFonts w:ascii="Times New Roman" w:hAnsi="Times New Roman" w:cs="Times New Roman"/>
+          <w:sz w:val="24"/>
+          <w:szCs w:val="24"/>
+        </w:rPr>
         <w:t xml:space="preserve"> suivant</w:t>
       </w:r>
       <w:r>
+        <w:rPr>
+          <w:rFonts w:ascii="Times New Roman" w:hAnsi="Times New Roman" w:cs="Times New Roman"/>
+          <w:sz w:val="24"/>
+          <w:szCs w:val="24"/>
+        </w:rPr>
         <w:t>.</w:t>
       </w:r>
     </w:p>
+    <w:p>
+      <w:pPr>
+        <w:keepNext/>
+        <w:jc w:val="center"/>
+      </w:pPr>
+      <w:r>
+        <w:rPr>
+          <w:noProof/>
+        </w:rPr>
+        <w:drawing>
+          <wp:inline distT="0" distB="0" distL="0" distR="0" wp14:anchorId="56AF3117" wp14:editId="0A8DDDD6">
+            <wp:extent cx="4372098" cy="2019300"/>
+            <wp:effectExtent l="0" t="0" r="9525" b="0"/>
+            <wp:docPr id="608889792" name="Picture 2"/>
+            <wp:cNvGraphicFramePr>
+              <a:graphicFrameLocks xmlns:a="http://schemas.openxmlformats.org/drawingml/2006/main" noChangeAspect="1"/>
+            </wp:cNvGraphicFramePr>
+            <a:graphic xmlns:a="http://schemas.openxmlformats.org/drawingml/2006/main">
+              <a:graphicData uri="http://schemas.openxmlformats.org/drawingml/2006/picture">
+                <pic:pic xmlns:pic="http://schemas.openxmlformats.org/drawingml/2006/picture">
+                  <pic:nvPicPr>
+                    <pic:cNvPr id="608889792" name="Picture 608889792"/>
+                    <pic:cNvPicPr/>
+                  </pic:nvPicPr>
+                  <pic:blipFill>
+                    <a:blip r:embed="rId7" cstate="print">
+                      <a:extLst>
+                        <a:ext uri="{28A0092B-C50C-407E-A947-70E740481C1C}">
+                          <a14:useLocalDpi xmlns:a14="http://schemas.microsoft.com/office/drawing/2010/main" val="0"/>
+                        </a:ext>
+                      </a:extLst>
+                    </a:blip>
+                    <a:stretch>
+                      <a:fillRect/>
+                    </a:stretch>
+                  </pic:blipFill>
+                  <pic:spPr>
+                    <a:xfrm>
+                      <a:off x="0" y="0"/>
+                      <a:ext cx="4388317" cy="2026791"/>
+                    </a:xfrm>
+                    <a:prstGeom prst="rect">
+                      <a:avLst/>
+                    </a:prstGeom>
+                  </pic:spPr>
+                </pic:pic>
+              </a:graphicData>
+            </a:graphic>
+          </wp:inline>
+        </w:drawing>
+      </w:r>
+    </w:p>
+    <w:p>
+      <w:pPr>
+        <w:pStyle w:val="Caption"/>
+        <w:jc w:val="center"/>
+      </w:pPr>
+      <w:r>
+        <w:t xml:space="preserve">Figure </w:t>
+      </w:r>
+      <w:fldSimple w:instr=" SEQ Figure \* ARABIC ">
+        <w:r>
+          <w:rPr>
+            <w:noProof/>
+          </w:rPr>
+          <w:t>1</w:t>
+        </w:r>
+      </w:fldSimple>
+      <w:r>
+        <w:t xml:space="preserve">: </w:t>
+      </w:r>
+      <w:r>
+        <w:t>Diagramme de cas d’utilisation du système</w:t>
+      </w:r>
+    </w:p>
+    <w:p>
+      <w:pPr>
+        <w:spacing w:line="360" w:lineRule="auto"/>
+        <w:jc w:val="both"/>
+        <w:rPr>
+          <w:rFonts w:ascii="Times New Roman" w:hAnsi="Times New Roman" w:cs="Times New Roman"/>
+          <w:sz w:val="24"/>
+          <w:szCs w:val="24"/>
+        </w:rPr>
+      </w:pPr>
+      <w:r>
+        <w:rPr>
+          <w:rFonts w:ascii="Times New Roman" w:hAnsi="Times New Roman" w:cs="Times New Roman"/>
+          <w:sz w:val="24"/>
+          <w:szCs w:val="24"/>
+        </w:rPr>
+        <w:lastRenderedPageBreak/>
+        <w:t>Cette figure illustre les acteurs du système</w:t>
+      </w:r>
+      <w:r>
+        <w:rPr>
+          <w:rFonts w:ascii="Times New Roman" w:hAnsi="Times New Roman" w:cs="Times New Roman"/>
+          <w:sz w:val="24"/>
+          <w:szCs w:val="24"/>
+        </w:rPr>
+        <w:t xml:space="preserve"> (Client, Administrateur), et</w:t>
+      </w:r>
+      <w:r>
+        <w:rPr>
+          <w:rFonts w:ascii="Times New Roman" w:hAnsi="Times New Roman" w:cs="Times New Roman"/>
+          <w:sz w:val="24"/>
+          <w:szCs w:val="24"/>
+        </w:rPr>
+        <w:t xml:space="preserve"> les principales fonctionnalités offertes par l</w:t>
+      </w:r>
+      <w:r>
+        <w:rPr>
+          <w:rFonts w:ascii="Times New Roman" w:hAnsi="Times New Roman" w:cs="Times New Roman"/>
+          <w:sz w:val="24"/>
+          <w:szCs w:val="24"/>
+        </w:rPr>
+        <w:t>e site web</w:t>
+      </w:r>
+      <w:r>
+        <w:rPr>
+          <w:rFonts w:ascii="Times New Roman" w:hAnsi="Times New Roman" w:cs="Times New Roman"/>
+          <w:sz w:val="24"/>
+          <w:szCs w:val="24"/>
+        </w:rPr>
+        <w:t xml:space="preserve">. Le client peut consulter les voitures disponibles et effectuer </w:t>
+      </w:r>
+      <w:r>
+        <w:rPr>
+          <w:rFonts w:ascii="Times New Roman" w:hAnsi="Times New Roman" w:cs="Times New Roman"/>
+          <w:sz w:val="24"/>
+          <w:szCs w:val="24"/>
+        </w:rPr>
+        <w:t>les</w:t>
+      </w:r>
+      <w:r>
+        <w:rPr>
+          <w:rFonts w:ascii="Times New Roman" w:hAnsi="Times New Roman" w:cs="Times New Roman"/>
+          <w:sz w:val="24"/>
+          <w:szCs w:val="24"/>
+        </w:rPr>
+        <w:t xml:space="preserve"> réservation</w:t>
+      </w:r>
+      <w:r>
+        <w:rPr>
+          <w:rFonts w:ascii="Times New Roman" w:hAnsi="Times New Roman" w:cs="Times New Roman"/>
+          <w:sz w:val="24"/>
+          <w:szCs w:val="24"/>
+        </w:rPr>
+        <w:t>s</w:t>
+      </w:r>
+      <w:r>
+        <w:rPr>
+          <w:rFonts w:ascii="Times New Roman" w:hAnsi="Times New Roman" w:cs="Times New Roman"/>
+          <w:sz w:val="24"/>
+          <w:szCs w:val="24"/>
+        </w:rPr>
+        <w:t>, tandis que l’administrateur peut gérer les voitures</w:t>
+      </w:r>
+      <w:r>
+        <w:rPr>
+          <w:rFonts w:ascii="Times New Roman" w:hAnsi="Times New Roman" w:cs="Times New Roman"/>
+          <w:sz w:val="24"/>
+          <w:szCs w:val="24"/>
+        </w:rPr>
+        <w:t xml:space="preserve"> (ajouter, modifier, supprimer)</w:t>
+      </w:r>
+      <w:r>
+        <w:rPr>
+          <w:rFonts w:ascii="Times New Roman" w:hAnsi="Times New Roman" w:cs="Times New Roman"/>
+          <w:sz w:val="24"/>
+          <w:szCs w:val="24"/>
+        </w:rPr>
+        <w:t xml:space="preserve">, </w:t>
+      </w:r>
+      <w:r>
+        <w:rPr>
+          <w:rFonts w:ascii="Times New Roman" w:hAnsi="Times New Roman" w:cs="Times New Roman"/>
+          <w:sz w:val="24"/>
+          <w:szCs w:val="24"/>
+        </w:rPr>
+        <w:t>et gérer</w:t>
+      </w:r>
+      <w:r>
+        <w:rPr>
+          <w:rFonts w:ascii="Times New Roman" w:hAnsi="Times New Roman" w:cs="Times New Roman"/>
+          <w:sz w:val="24"/>
+          <w:szCs w:val="24"/>
+        </w:rPr>
+        <w:t xml:space="preserve"> les réservation</w:t>
+      </w:r>
+      <w:r>
+        <w:rPr>
+          <w:rFonts w:ascii="Times New Roman" w:hAnsi="Times New Roman" w:cs="Times New Roman"/>
+          <w:sz w:val="24"/>
+          <w:szCs w:val="24"/>
+        </w:rPr>
+        <w:t>s</w:t>
+      </w:r>
+      <w:r>
+        <w:rPr>
+          <w:rFonts w:ascii="Times New Roman" w:hAnsi="Times New Roman" w:cs="Times New Roman"/>
+          <w:sz w:val="24"/>
+          <w:szCs w:val="24"/>
+        </w:rPr>
+        <w:t>. Ce diagramme permet de visualiser clairement les interactions entre les utilisateurs et les fonctionnalités du système.</w:t>
+      </w:r>
+    </w:p>
+    <w:p>
+      <w:pPr>
+        <w:spacing w:line="360" w:lineRule="auto"/>
+        <w:jc w:val="both"/>
+        <w:rPr>
+          <w:rFonts w:ascii="Times New Roman" w:hAnsi="Times New Roman" w:cs="Times New Roman"/>
+          <w:sz w:val="24"/>
+          <w:szCs w:val="24"/>
+        </w:rPr>
+      </w:pPr>
+    </w:p>
+    <w:p>
+      <w:pPr>
+        <w:spacing w:line="360" w:lineRule="auto"/>
+        <w:jc w:val="both"/>
+        <w:rPr>
+          <w:rFonts w:ascii="Times New Roman" w:hAnsi="Times New Roman" w:cs="Times New Roman"/>
+          <w:sz w:val="24"/>
+          <w:szCs w:val="24"/>
+        </w:rPr>
+      </w:pPr>
+    </w:p>
+    <w:p>
+      <w:pPr>
+        <w:spacing w:line="360" w:lineRule="auto"/>
+        <w:jc w:val="both"/>
+        <w:rPr>
+          <w:rFonts w:ascii="Times New Roman" w:hAnsi="Times New Roman" w:cs="Times New Roman"/>
+          <w:sz w:val="24"/>
+          <w:szCs w:val="24"/>
+        </w:rPr>
+      </w:pPr>
+    </w:p>
+    <w:p>
+      <w:pPr>
+        <w:spacing w:line="360" w:lineRule="auto"/>
+        <w:jc w:val="both"/>
+        <w:rPr>
+          <w:rFonts w:ascii="Times New Roman" w:hAnsi="Times New Roman" w:cs="Times New Roman"/>
+          <w:sz w:val="24"/>
+          <w:szCs w:val="24"/>
+        </w:rPr>
+      </w:pPr>
+    </w:p>
+    <w:p>
+      <w:pPr>
+        <w:spacing w:line="360" w:lineRule="auto"/>
+        <w:jc w:val="both"/>
+        <w:rPr>
+          <w:rFonts w:ascii="Times New Roman" w:hAnsi="Times New Roman" w:cs="Times New Roman"/>
+          <w:sz w:val="24"/>
+          <w:szCs w:val="24"/>
+        </w:rPr>
+      </w:pPr>
+    </w:p>
+    <w:p>
+      <w:pPr>
+        <w:spacing w:line="360" w:lineRule="auto"/>
+        <w:jc w:val="both"/>
+        <w:rPr>
+          <w:rFonts w:ascii="Times New Roman" w:hAnsi="Times New Roman" w:cs="Times New Roman"/>
+          <w:sz w:val="24"/>
+          <w:szCs w:val="24"/>
+        </w:rPr>
+      </w:pPr>
+    </w:p>
+    <w:p>
+      <w:pPr>
+        <w:spacing w:line="360" w:lineRule="auto"/>
+        <w:jc w:val="both"/>
+        <w:rPr>
+          <w:rFonts w:ascii="Times New Roman" w:hAnsi="Times New Roman" w:cs="Times New Roman"/>
+          <w:sz w:val="24"/>
+          <w:szCs w:val="24"/>
+        </w:rPr>
+      </w:pPr>
+    </w:p>
+    <w:p>
+      <w:pPr>
+        <w:spacing w:line="360" w:lineRule="auto"/>
+        <w:jc w:val="both"/>
+        <w:rPr>
+          <w:rFonts w:ascii="Times New Roman" w:hAnsi="Times New Roman" w:cs="Times New Roman"/>
+          <w:sz w:val="24"/>
+          <w:szCs w:val="24"/>
+        </w:rPr>
+      </w:pPr>
+    </w:p>
+    <w:p>
+      <w:pPr>
+        <w:spacing w:line="360" w:lineRule="auto"/>
+        <w:jc w:val="both"/>
+        <w:rPr>
+          <w:rFonts w:ascii="Times New Roman" w:hAnsi="Times New Roman" w:cs="Times New Roman"/>
+          <w:sz w:val="24"/>
+          <w:szCs w:val="24"/>
+        </w:rPr>
+      </w:pPr>
+    </w:p>
+    <w:p>
+      <w:pPr>
+        <w:spacing w:line="360" w:lineRule="auto"/>
+        <w:jc w:val="both"/>
+        <w:rPr>
+          <w:rFonts w:ascii="Times New Roman" w:hAnsi="Times New Roman" w:cs="Times New Roman"/>
+          <w:sz w:val="24"/>
+          <w:szCs w:val="24"/>
+        </w:rPr>
+      </w:pPr>
+    </w:p>
+    <w:p>
+      <w:pPr>
+        <w:spacing w:line="360" w:lineRule="auto"/>
+        <w:jc w:val="both"/>
+        <w:rPr>
+          <w:rFonts w:ascii="Times New Roman" w:hAnsi="Times New Roman" w:cs="Times New Roman"/>
+          <w:sz w:val="24"/>
+          <w:szCs w:val="24"/>
+        </w:rPr>
+      </w:pPr>
+    </w:p>
+    <w:p>
+      <w:pPr>
+        <w:spacing w:line="360" w:lineRule="auto"/>
+        <w:jc w:val="both"/>
+        <w:rPr>
+          <w:rFonts w:ascii="Times New Roman" w:hAnsi="Times New Roman" w:cs="Times New Roman"/>
+          <w:sz w:val="24"/>
+          <w:szCs w:val="24"/>
+        </w:rPr>
+      </w:pPr>
+    </w:p>
+    <w:p>
+      <w:pPr>
+        <w:spacing w:line="360" w:lineRule="auto"/>
+        <w:jc w:val="both"/>
+        <w:rPr>
+          <w:rFonts w:ascii="Times New Roman" w:hAnsi="Times New Roman" w:cs="Times New Roman"/>
+          <w:sz w:val="24"/>
+          <w:szCs w:val="24"/>
+        </w:rPr>
+      </w:pPr>
+    </w:p>
+    <w:p>
+      <w:pPr>
+        <w:spacing w:line="360" w:lineRule="auto"/>
+        <w:jc w:val="both"/>
+        <w:rPr>
+          <w:rFonts w:ascii="Times New Roman" w:hAnsi="Times New Roman" w:cs="Times New Roman"/>
+          <w:sz w:val="24"/>
+          <w:szCs w:val="24"/>
+        </w:rPr>
+      </w:pPr>
+    </w:p>
+    <w:p>
+      <w:pPr>
+        <w:spacing w:line="360" w:lineRule="auto"/>
+        <w:jc w:val="both"/>
+        <w:rPr>
+          <w:rFonts w:ascii="Times New Roman" w:hAnsi="Times New Roman" w:cs="Times New Roman"/>
+          <w:sz w:val="24"/>
+          <w:szCs w:val="24"/>
+        </w:rPr>
+      </w:pPr>
+    </w:p>
+    <w:p>
+      <w:pPr>
+        <w:spacing w:line="360" w:lineRule="auto"/>
+        <w:jc w:val="both"/>
+        <w:rPr>
+          <w:rFonts w:ascii="Times New Roman" w:hAnsi="Times New Roman" w:cs="Times New Roman"/>
+          <w:sz w:val="24"/>
+          <w:szCs w:val="24"/>
+        </w:rPr>
+      </w:pPr>
+    </w:p>
+    <w:p>
+      <w:pPr>
+        <w:spacing w:line="360" w:lineRule="auto"/>
+        <w:jc w:val="both"/>
+        <w:rPr>
+          <w:rFonts w:ascii="Times New Roman" w:hAnsi="Times New Roman" w:cs="Times New Roman"/>
+          <w:sz w:val="24"/>
+          <w:szCs w:val="24"/>
+        </w:rPr>
+      </w:pPr>
+    </w:p>
+    <w:p>
+      <w:pPr>
+        <w:spacing w:line="360" w:lineRule="auto"/>
+        <w:jc w:val="both"/>
+        <w:rPr>
+          <w:rFonts w:ascii="Times New Roman" w:hAnsi="Times New Roman" w:cs="Times New Roman"/>
+          <w:sz w:val="24"/>
+          <w:szCs w:val="24"/>
+        </w:rPr>
+      </w:pPr>
+    </w:p>
+    <w:p>
+      <w:pPr>
+        <w:spacing w:line="360" w:lineRule="auto"/>
+        <w:jc w:val="both"/>
+        <w:rPr>
+          <w:rFonts w:ascii="Times New Roman" w:hAnsi="Times New Roman" w:cs="Times New Roman"/>
+          <w:sz w:val="24"/>
+          <w:szCs w:val="24"/>
+        </w:rPr>
+      </w:pPr>
+    </w:p>
+    <w:p>
+      <w:pPr>
+        <w:spacing w:line="360" w:lineRule="auto"/>
+        <w:jc w:val="both"/>
+        <w:rPr>
+          <w:rFonts w:ascii="Times New Roman" w:hAnsi="Times New Roman" w:cs="Times New Roman"/>
+          <w:sz w:val="24"/>
+          <w:szCs w:val="24"/>
+        </w:rPr>
+      </w:pPr>
+    </w:p>
     <w:sectPr>
-      <w:headerReference w:type="default" r:id="rId7"/>
-      <w:headerReference w:type="first" r:id="rId8"/>
+      <w:headerReference w:type="default" r:id="rId8"/>
+      <w:headerReference w:type="first" r:id="rId9"/>
       <w:pgSz w:w="11906" w:h="16838"/>
       <w:pgMar w:top="1417" w:right="1417" w:bottom="1417" w:left="1417" w:header="708" w:footer="708" w:gutter="0"/>
       <w:pgBorders w:offsetFrom="page">
@@ -5777,6 +6273,25 @@
       <w:bCs/>
     </w:rPr>
   </w:style>
+  <w:style w:type="paragraph" w:styleId="Caption">
+    <w:name w:val="caption"/>
+    <w:basedOn w:val="Normal"/>
+    <w:next w:val="Normal"/>
+    <w:uiPriority w:val="35"/>
+    <w:unhideWhenUsed/>
+    <w:qFormat/>
+    <w:rsid w:val="003A2451"/>
+    <w:pPr>
+      <w:spacing w:after="200" w:line="240" w:lineRule="auto"/>
+    </w:pPr>
+    <w:rPr>
+      <w:i/>
+      <w:iCs/>
+      <w:color w:val="44546A" w:themeColor="text2"/>
+      <w:sz w:val="18"/>
+      <w:szCs w:val="18"/>
+    </w:rPr>
+  </w:style>
 </w:styles>
 </file>
 
@@ -5887,11 +6402,11 @@
   </w:compat>
   <w:rsids>
     <w:rsidRoot w:val="00B047C3"/>
-    <w:rsid w:val="002F212F"/>
     <w:rsid w:val="0033089D"/>
     <w:rsid w:val="004934B8"/>
     <w:rsid w:val="005A7ACE"/>
     <w:rsid w:val="00697957"/>
+    <w:rsid w:val="00AC683E"/>
     <w:rsid w:val="00B047C3"/>
   </w:rsids>
   <m:mathPr>

--- a/rapport/pfe-rapport.docx
+++ b/rapport/pfe-rapport.docx
@@ -4152,18 +4152,1548 @@
     </w:p>
     <w:p>
       <w:pPr>
-        <w:spacing w:line="360" w:lineRule="auto"/>
-        <w:jc w:val="both"/>
-        <w:rPr>
-          <w:rFonts w:ascii="Times New Roman" w:hAnsi="Times New Roman" w:cs="Times New Roman"/>
-          <w:sz w:val="24"/>
-          <w:szCs w:val="24"/>
+        <w:pStyle w:val="Heading1"/>
+        <w:rPr>
+          <w:rFonts w:ascii="Times New Roman" w:hAnsi="Times New Roman" w:cs="Times New Roman"/>
+          <w:b/>
+          <w:bCs/>
+          <w:sz w:val="32"/>
+          <w:szCs w:val="32"/>
+        </w:rPr>
+      </w:pPr>
+      <w:r>
+        <w:rPr>
+          <w:rFonts w:ascii="Times New Roman" w:hAnsi="Times New Roman" w:cs="Times New Roman"/>
+          <w:b/>
+          <w:bCs/>
+          <w:sz w:val="32"/>
+          <w:szCs w:val="32"/>
+        </w:rPr>
+        <w:lastRenderedPageBreak/>
+        <w:t xml:space="preserve">Chapitre 3 : </w:t>
+      </w:r>
+      <w:r>
+        <w:rPr>
+          <w:rFonts w:ascii="Times New Roman" w:hAnsi="Times New Roman" w:cs="Times New Roman"/>
+          <w:b/>
+          <w:bCs/>
+          <w:sz w:val="32"/>
+          <w:szCs w:val="32"/>
+        </w:rPr>
+        <w:t>Conception du système</w:t>
+      </w:r>
+    </w:p>
+    <w:p>
+      <w:pPr>
+        <w:pStyle w:val="Heading2"/>
+        <w:numPr>
+          <w:ilvl w:val="0"/>
+          <w:numId w:val="6"/>
+        </w:numPr>
+        <w:rPr>
+          <w:rFonts w:ascii="Times New Roman" w:hAnsi="Times New Roman" w:cs="Times New Roman"/>
+          <w:sz w:val="28"/>
+          <w:szCs w:val="28"/>
+          <w:u w:val="single"/>
+        </w:rPr>
+      </w:pPr>
+      <w:r>
+        <w:rPr>
+          <w:rFonts w:ascii="Times New Roman" w:hAnsi="Times New Roman" w:cs="Times New Roman"/>
+          <w:sz w:val="28"/>
+          <w:szCs w:val="28"/>
+          <w:u w:val="single"/>
+        </w:rPr>
+        <w:t>Architecture générale du système</w:t>
+      </w:r>
+      <w:r>
+        <w:rPr>
+          <w:rFonts w:ascii="Times New Roman" w:hAnsi="Times New Roman" w:cs="Times New Roman"/>
+          <w:sz w:val="28"/>
+          <w:szCs w:val="28"/>
+          <w:u w:val="single"/>
+        </w:rPr>
+        <w:t> :</w:t>
+      </w:r>
+    </w:p>
+    <w:p>
+      <w:pPr>
+        <w:spacing w:line="360" w:lineRule="auto"/>
+        <w:jc w:val="both"/>
+        <w:rPr>
+          <w:rFonts w:ascii="Times New Roman" w:hAnsi="Times New Roman" w:cs="Times New Roman"/>
+          <w:sz w:val="24"/>
+          <w:szCs w:val="24"/>
+        </w:rPr>
+      </w:pPr>
+      <w:r>
+        <w:rPr>
+          <w:rFonts w:ascii="Times New Roman" w:hAnsi="Times New Roman" w:cs="Times New Roman"/>
+          <w:sz w:val="24"/>
+          <w:szCs w:val="24"/>
+        </w:rPr>
+        <w:t xml:space="preserve">L’architecture du système représente l’organisation </w:t>
+      </w:r>
+      <w:r>
+        <w:rPr>
+          <w:rFonts w:ascii="Times New Roman" w:hAnsi="Times New Roman" w:cs="Times New Roman"/>
+          <w:sz w:val="24"/>
+          <w:szCs w:val="24"/>
+        </w:rPr>
+        <w:t xml:space="preserve">générale et </w:t>
+      </w:r>
+      <w:r>
+        <w:rPr>
+          <w:rFonts w:ascii="Times New Roman" w:hAnsi="Times New Roman" w:cs="Times New Roman"/>
+          <w:sz w:val="24"/>
+          <w:szCs w:val="24"/>
+        </w:rPr>
+        <w:t>globale des différents composants de l’application. Dans ce projet, l</w:t>
+      </w:r>
+      <w:r>
+        <w:rPr>
+          <w:rFonts w:ascii="Times New Roman" w:hAnsi="Times New Roman" w:cs="Times New Roman"/>
+          <w:sz w:val="24"/>
+          <w:szCs w:val="24"/>
+        </w:rPr>
+        <w:t>e site web</w:t>
+      </w:r>
+      <w:r>
+        <w:rPr>
+          <w:rFonts w:ascii="Times New Roman" w:hAnsi="Times New Roman" w:cs="Times New Roman"/>
+          <w:sz w:val="24"/>
+          <w:szCs w:val="24"/>
+        </w:rPr>
+        <w:t xml:space="preserve"> </w:t>
+      </w:r>
+      <w:r>
+        <w:rPr>
+          <w:rFonts w:ascii="Times New Roman" w:hAnsi="Times New Roman" w:cs="Times New Roman"/>
+          <w:sz w:val="24"/>
+          <w:szCs w:val="24"/>
+        </w:rPr>
+        <w:t>se base</w:t>
+      </w:r>
+      <w:r>
+        <w:rPr>
+          <w:rFonts w:ascii="Times New Roman" w:hAnsi="Times New Roman" w:cs="Times New Roman"/>
+          <w:sz w:val="24"/>
+          <w:szCs w:val="24"/>
+        </w:rPr>
+        <w:t xml:space="preserve"> sur une architecture composée de trois parties principales : le frontend, le backend et la base de données.</w:t>
+      </w:r>
+    </w:p>
+    <w:p>
+      <w:pPr>
+        <w:spacing w:line="360" w:lineRule="auto"/>
+        <w:jc w:val="both"/>
+        <w:rPr>
+          <w:rFonts w:ascii="Times New Roman" w:hAnsi="Times New Roman" w:cs="Times New Roman"/>
+          <w:sz w:val="24"/>
+          <w:szCs w:val="24"/>
+        </w:rPr>
+      </w:pPr>
+      <w:r>
+        <w:rPr>
+          <w:rFonts w:ascii="Times New Roman" w:hAnsi="Times New Roman" w:cs="Times New Roman"/>
+          <w:sz w:val="24"/>
+          <w:szCs w:val="24"/>
+        </w:rPr>
+        <w:t xml:space="preserve">Le </w:t>
+      </w:r>
+      <w:r>
+        <w:rPr>
+          <w:rStyle w:val="Strong"/>
+          <w:rFonts w:ascii="Times New Roman" w:hAnsi="Times New Roman" w:cs="Times New Roman"/>
+          <w:b w:val="0"/>
+          <w:bCs w:val="0"/>
+          <w:sz w:val="24"/>
+          <w:szCs w:val="24"/>
+        </w:rPr>
+        <w:t>frontend</w:t>
+      </w:r>
+      <w:r>
+        <w:rPr>
+          <w:rFonts w:ascii="Times New Roman" w:hAnsi="Times New Roman" w:cs="Times New Roman"/>
+          <w:sz w:val="24"/>
+          <w:szCs w:val="24"/>
+        </w:rPr>
+        <w:t xml:space="preserve"> correspond à l’interface utilisateur accessible à travers un navigateur web. Il permet aux utilisateurs d’interagir avec le système et d’accéder aux différentes fonctionnalités d</w:t>
+      </w:r>
+      <w:r>
+        <w:rPr>
+          <w:rFonts w:ascii="Times New Roman" w:hAnsi="Times New Roman" w:cs="Times New Roman"/>
+          <w:sz w:val="24"/>
+          <w:szCs w:val="24"/>
+        </w:rPr>
+        <w:t>u site web</w:t>
+      </w:r>
+      <w:r>
+        <w:rPr>
+          <w:rFonts w:ascii="Times New Roman" w:hAnsi="Times New Roman" w:cs="Times New Roman"/>
+          <w:sz w:val="24"/>
+          <w:szCs w:val="24"/>
+        </w:rPr>
+        <w:t>.</w:t>
+      </w:r>
+    </w:p>
+    <w:p>
+      <w:pPr>
+        <w:spacing w:line="360" w:lineRule="auto"/>
+        <w:jc w:val="both"/>
+        <w:rPr>
+          <w:rFonts w:ascii="Times New Roman" w:hAnsi="Times New Roman" w:cs="Times New Roman"/>
+          <w:sz w:val="24"/>
+          <w:szCs w:val="24"/>
+        </w:rPr>
+      </w:pPr>
+      <w:r>
+        <w:rPr>
+          <w:rFonts w:ascii="Times New Roman" w:hAnsi="Times New Roman" w:cs="Times New Roman"/>
+          <w:sz w:val="24"/>
+          <w:szCs w:val="24"/>
+        </w:rPr>
+        <w:t xml:space="preserve">Le </w:t>
+      </w:r>
+      <w:r>
+        <w:rPr>
+          <w:rStyle w:val="Strong"/>
+          <w:rFonts w:ascii="Times New Roman" w:hAnsi="Times New Roman" w:cs="Times New Roman"/>
+          <w:b w:val="0"/>
+          <w:bCs w:val="0"/>
+          <w:sz w:val="24"/>
+          <w:szCs w:val="24"/>
+        </w:rPr>
+        <w:t>backend</w:t>
+      </w:r>
+      <w:r>
+        <w:rPr>
+          <w:rFonts w:ascii="Times New Roman" w:hAnsi="Times New Roman" w:cs="Times New Roman"/>
+          <w:sz w:val="24"/>
+          <w:szCs w:val="24"/>
+        </w:rPr>
+        <w:t xml:space="preserve"> est responsable </w:t>
+      </w:r>
+      <w:r>
+        <w:rPr>
+          <w:rFonts w:ascii="Times New Roman" w:hAnsi="Times New Roman" w:cs="Times New Roman"/>
+          <w:sz w:val="24"/>
+          <w:szCs w:val="24"/>
+        </w:rPr>
+        <w:t>a</w:t>
+      </w:r>
+      <w:r>
+        <w:rPr>
+          <w:rFonts w:ascii="Times New Roman" w:hAnsi="Times New Roman" w:cs="Times New Roman"/>
+          <w:sz w:val="24"/>
+          <w:szCs w:val="24"/>
+        </w:rPr>
+        <w:t>u traitement des données et de la gestion de la logique de l’application. Il permet de gérer les interactions entre l’interface utilisateur et la base de données.</w:t>
+      </w:r>
+    </w:p>
+    <w:p>
+      <w:pPr>
+        <w:spacing w:line="360" w:lineRule="auto"/>
+        <w:jc w:val="both"/>
+        <w:rPr>
+          <w:rFonts w:ascii="Times New Roman" w:hAnsi="Times New Roman" w:cs="Times New Roman"/>
+          <w:sz w:val="24"/>
+          <w:szCs w:val="24"/>
+        </w:rPr>
+      </w:pPr>
+      <w:r>
+        <w:rPr>
+          <w:rFonts w:ascii="Times New Roman" w:hAnsi="Times New Roman" w:cs="Times New Roman"/>
+          <w:sz w:val="24"/>
+          <w:szCs w:val="24"/>
+        </w:rPr>
+        <w:t xml:space="preserve">La </w:t>
+      </w:r>
+      <w:r>
+        <w:rPr>
+          <w:rStyle w:val="Strong"/>
+          <w:rFonts w:ascii="Times New Roman" w:hAnsi="Times New Roman" w:cs="Times New Roman"/>
+          <w:b w:val="0"/>
+          <w:bCs w:val="0"/>
+          <w:sz w:val="24"/>
+          <w:szCs w:val="24"/>
+        </w:rPr>
+        <w:t>base de données</w:t>
+      </w:r>
+      <w:r>
+        <w:rPr>
+          <w:rFonts w:ascii="Times New Roman" w:hAnsi="Times New Roman" w:cs="Times New Roman"/>
+          <w:b/>
+          <w:bCs/>
+          <w:sz w:val="24"/>
+          <w:szCs w:val="24"/>
+        </w:rPr>
+        <w:t xml:space="preserve"> </w:t>
+      </w:r>
+      <w:r>
+        <w:rPr>
+          <w:rFonts w:ascii="Times New Roman" w:hAnsi="Times New Roman" w:cs="Times New Roman"/>
+          <w:sz w:val="24"/>
+          <w:szCs w:val="24"/>
+        </w:rPr>
+        <w:t>permet de stocker les informations relatives aux utilisateurs, aux voitures et aux réservations.</w:t>
+      </w:r>
+    </w:p>
+    <w:p>
+      <w:pPr>
+        <w:keepNext/>
+        <w:jc w:val="center"/>
+      </w:pPr>
+      <w:r>
+        <w:rPr>
+          <w:noProof/>
+        </w:rPr>
+        <w:drawing>
+          <wp:inline distT="0" distB="0" distL="0" distR="0" wp14:anchorId="204777B2" wp14:editId="1C0F0D03">
+            <wp:extent cx="4398380" cy="1416674"/>
+            <wp:effectExtent l="0" t="0" r="2540" b="0"/>
+            <wp:docPr id="1539341286" name="Picture 2"/>
+            <wp:cNvGraphicFramePr>
+              <a:graphicFrameLocks xmlns:a="http://schemas.openxmlformats.org/drawingml/2006/main" noChangeAspect="1"/>
+            </wp:cNvGraphicFramePr>
+            <a:graphic xmlns:a="http://schemas.openxmlformats.org/drawingml/2006/main">
+              <a:graphicData uri="http://schemas.openxmlformats.org/drawingml/2006/picture">
+                <pic:pic xmlns:pic="http://schemas.openxmlformats.org/drawingml/2006/picture">
+                  <pic:nvPicPr>
+                    <pic:cNvPr id="1539341286" name="Picture 1539341286"/>
+                    <pic:cNvPicPr/>
+                  </pic:nvPicPr>
+                  <pic:blipFill>
+                    <a:blip r:embed="rId8">
+                      <a:extLst>
+                        <a:ext uri="{28A0092B-C50C-407E-A947-70E740481C1C}">
+                          <a14:useLocalDpi xmlns:a14="http://schemas.microsoft.com/office/drawing/2010/main" val="0"/>
+                        </a:ext>
+                      </a:extLst>
+                    </a:blip>
+                    <a:stretch>
+                      <a:fillRect/>
+                    </a:stretch>
+                  </pic:blipFill>
+                  <pic:spPr>
+                    <a:xfrm>
+                      <a:off x="0" y="0"/>
+                      <a:ext cx="4431966" cy="1427492"/>
+                    </a:xfrm>
+                    <a:prstGeom prst="rect">
+                      <a:avLst/>
+                    </a:prstGeom>
+                  </pic:spPr>
+                </pic:pic>
+              </a:graphicData>
+            </a:graphic>
+          </wp:inline>
+        </w:drawing>
+      </w:r>
+    </w:p>
+    <w:p>
+      <w:pPr>
+        <w:pStyle w:val="Caption"/>
+        <w:jc w:val="center"/>
+      </w:pPr>
+      <w:r>
+        <w:t xml:space="preserve">Figure </w:t>
+      </w:r>
+      <w:fldSimple w:instr=" SEQ Figure \* ARABIC ">
+        <w:r>
+          <w:rPr>
+            <w:noProof/>
+          </w:rPr>
+          <w:t>2</w:t>
+        </w:r>
+      </w:fldSimple>
+      <w:r>
+        <w:t xml:space="preserve">: </w:t>
+      </w:r>
+      <w:r>
+        <w:t>Architecture générale du système</w:t>
+      </w:r>
+    </w:p>
+    <w:p>
+      <w:pPr>
+        <w:spacing w:line="360" w:lineRule="auto"/>
+        <w:jc w:val="both"/>
+        <w:rPr>
+          <w:rFonts w:ascii="Times New Roman" w:hAnsi="Times New Roman" w:cs="Times New Roman"/>
+          <w:sz w:val="24"/>
+          <w:szCs w:val="24"/>
+        </w:rPr>
+      </w:pPr>
+      <w:r>
+        <w:rPr>
+          <w:rFonts w:ascii="Times New Roman" w:hAnsi="Times New Roman" w:cs="Times New Roman"/>
+          <w:sz w:val="24"/>
+          <w:szCs w:val="24"/>
+        </w:rPr>
+        <w:t>Cette figure présente l’organisation globale d</w:t>
+      </w:r>
+      <w:r>
+        <w:rPr>
+          <w:rFonts w:ascii="Times New Roman" w:hAnsi="Times New Roman" w:cs="Times New Roman"/>
+          <w:sz w:val="24"/>
+          <w:szCs w:val="24"/>
+        </w:rPr>
+        <w:t>u site web</w:t>
+      </w:r>
+      <w:r>
+        <w:rPr>
+          <w:rFonts w:ascii="Times New Roman" w:hAnsi="Times New Roman" w:cs="Times New Roman"/>
+          <w:sz w:val="24"/>
+          <w:szCs w:val="24"/>
+        </w:rPr>
+        <w:t xml:space="preserve"> </w:t>
+      </w:r>
+      <w:r>
+        <w:rPr>
+          <w:rFonts w:ascii="Times New Roman" w:hAnsi="Times New Roman" w:cs="Times New Roman"/>
+          <w:sz w:val="24"/>
+          <w:szCs w:val="24"/>
+        </w:rPr>
+        <w:t>et</w:t>
+      </w:r>
+      <w:r>
+        <w:rPr>
+          <w:rFonts w:ascii="Times New Roman" w:hAnsi="Times New Roman" w:cs="Times New Roman"/>
+          <w:sz w:val="24"/>
+          <w:szCs w:val="24"/>
+        </w:rPr>
+        <w:t xml:space="preserve"> les interactions entre les différentes composantes du système. Elle montre comment l’interface utilisateur communique avec le serveur backend, </w:t>
+      </w:r>
+      <w:r>
+        <w:rPr>
+          <w:rFonts w:ascii="Times New Roman" w:hAnsi="Times New Roman" w:cs="Times New Roman"/>
+          <w:sz w:val="24"/>
+          <w:szCs w:val="24"/>
+        </w:rPr>
+        <w:t>et ce dernier</w:t>
+      </w:r>
+      <w:r>
+        <w:rPr>
+          <w:rFonts w:ascii="Times New Roman" w:hAnsi="Times New Roman" w:cs="Times New Roman"/>
+          <w:sz w:val="24"/>
+          <w:szCs w:val="24"/>
+        </w:rPr>
+        <w:t xml:space="preserve"> interagit avec la base de données pour récupérer ou enregistrer les informations.</w:t>
+      </w:r>
+    </w:p>
+    <w:p>
+      <w:pPr>
+        <w:pStyle w:val="Heading2"/>
+        <w:numPr>
+          <w:ilvl w:val="0"/>
+          <w:numId w:val="6"/>
+        </w:numPr>
+        <w:rPr>
+          <w:rFonts w:ascii="Times New Roman" w:hAnsi="Times New Roman" w:cs="Times New Roman"/>
+          <w:sz w:val="28"/>
+          <w:szCs w:val="28"/>
+          <w:u w:val="single"/>
+        </w:rPr>
+      </w:pPr>
+      <w:r>
+        <w:rPr>
+          <w:rFonts w:ascii="Times New Roman" w:hAnsi="Times New Roman" w:cs="Times New Roman"/>
+          <w:sz w:val="28"/>
+          <w:szCs w:val="28"/>
+          <w:u w:val="single"/>
+        </w:rPr>
+        <w:t>Les technologies utilisées :</w:t>
+      </w:r>
+    </w:p>
+    <w:p>
+      <w:r>
+        <w:t>Afin de développer la plateforme, plusieurs technologies modernes ont été utilisées.</w:t>
+      </w:r>
+    </w:p>
+    <w:p>
+      <w:r>
+        <w:t xml:space="preserve">Le frontend de l’application a été développé avec </w:t>
+      </w:r>
+      <w:proofErr w:type="spellStart"/>
+      <w:r>
+        <w:rPr>
+          <w:rStyle w:val="Strong"/>
+        </w:rPr>
+        <w:t>React</w:t>
+      </w:r>
+      <w:proofErr w:type="spellEnd"/>
+      <w:r>
+        <w:t>, une bibliothèque JavaScript permettant de créer des interfaces web dynamiques et interactives.</w:t>
+      </w:r>
+    </w:p>
+    <w:p>
+      <w:r>
+        <w:t xml:space="preserve">Le backend de l’application repose sur </w:t>
+      </w:r>
+      <w:r>
+        <w:rPr>
+          <w:rStyle w:val="Strong"/>
+        </w:rPr>
+        <w:t>Flask</w:t>
+      </w:r>
+      <w:r>
+        <w:t xml:space="preserve">, un </w:t>
+      </w:r>
+      <w:proofErr w:type="spellStart"/>
+      <w:r>
+        <w:t>framework</w:t>
+      </w:r>
+      <w:proofErr w:type="spellEnd"/>
+      <w:r>
+        <w:t xml:space="preserve"> Python léger utilisé pour créer des applications web et des API.</w:t>
+      </w:r>
+    </w:p>
+    <w:p>
+      <w:r>
+        <w:t xml:space="preserve">La gestion et le stockage des données sont assurés par </w:t>
+      </w:r>
+      <w:r>
+        <w:rPr>
+          <w:rStyle w:val="Strong"/>
+        </w:rPr>
+        <w:t>PostgreSQL</w:t>
+      </w:r>
+      <w:r>
+        <w:t>, un système de gestion de base de données relationnelle reconnu pour sa fiabilité et sa performance.</w:t>
+      </w:r>
+    </w:p>
+    <w:p>
+      <w:pPr>
+        <w:pStyle w:val="Heading3"/>
+        <w:numPr>
+          <w:ilvl w:val="0"/>
+          <w:numId w:val="7"/>
+        </w:numPr>
+        <w:rPr>
+          <w:rFonts w:ascii="Times New Roman" w:hAnsi="Times New Roman" w:cs="Times New Roman"/>
+        </w:rPr>
+      </w:pPr>
+      <w:r>
+        <w:rPr>
+          <w:rFonts w:ascii="Times New Roman" w:hAnsi="Times New Roman" w:cs="Times New Roman"/>
+        </w:rPr>
+        <w:lastRenderedPageBreak/>
+        <w:t>Technologies de développement</w:t>
+      </w:r>
+      <w:r>
+        <w:rPr>
+          <w:rFonts w:ascii="Times New Roman" w:hAnsi="Times New Roman" w:cs="Times New Roman"/>
+        </w:rPr>
+        <w:t> :</w:t>
+      </w:r>
+    </w:p>
+    <w:p>
+      <w:pPr>
+        <w:spacing w:line="360" w:lineRule="auto"/>
+        <w:jc w:val="both"/>
+        <w:rPr>
+          <w:rFonts w:ascii="Times New Roman" w:hAnsi="Times New Roman" w:cs="Times New Roman"/>
+          <w:sz w:val="24"/>
+          <w:szCs w:val="24"/>
+        </w:rPr>
+      </w:pPr>
+      <w:r>
+        <w:rPr>
+          <w:rFonts w:ascii="Times New Roman" w:hAnsi="Times New Roman" w:cs="Times New Roman"/>
+          <w:sz w:val="24"/>
+          <w:szCs w:val="24"/>
+        </w:rPr>
+        <w:t>Dans le cadre de la réalisation de cette plateforme de location de voitures, plusieurs technologies de développement ont été utilisées afin d’assurer la création d’une application web performante, dynamique et évolutive. Le choix de ces technologies s’est basé sur leur popularité, leur efficacité ainsi que leur capacité à répondre aux besoins du projet.</w:t>
+      </w:r>
+    </w:p>
+    <w:p>
+      <w:pPr>
+        <w:spacing w:line="360" w:lineRule="auto"/>
+        <w:jc w:val="both"/>
+        <w:rPr>
+          <w:rFonts w:ascii="Times New Roman" w:hAnsi="Times New Roman" w:cs="Times New Roman"/>
+          <w:sz w:val="24"/>
+          <w:szCs w:val="24"/>
+        </w:rPr>
+      </w:pPr>
+      <w:r>
+        <w:rPr>
+          <w:rFonts w:ascii="Times New Roman" w:hAnsi="Times New Roman" w:cs="Times New Roman"/>
+          <w:sz w:val="24"/>
+          <w:szCs w:val="24"/>
+        </w:rPr>
+        <w:t xml:space="preserve">Le développement de l’interface utilisateur a été réalisé à l’aide de </w:t>
+      </w:r>
+      <w:proofErr w:type="spellStart"/>
+      <w:r>
+        <w:rPr>
+          <w:rStyle w:val="whitespace-normal"/>
+          <w:rFonts w:ascii="Times New Roman" w:hAnsi="Times New Roman" w:cs="Times New Roman"/>
+          <w:sz w:val="24"/>
+          <w:szCs w:val="24"/>
+        </w:rPr>
+        <w:t>React</w:t>
+      </w:r>
+      <w:proofErr w:type="spellEnd"/>
+      <w:r>
+        <w:rPr>
+          <w:rFonts w:ascii="Times New Roman" w:hAnsi="Times New Roman" w:cs="Times New Roman"/>
+          <w:sz w:val="24"/>
+          <w:szCs w:val="24"/>
+        </w:rPr>
+        <w:t xml:space="preserve">, une bibliothèque JavaScript moderne permettant de concevoir des interfaces interactives et réactives. Grâce à son architecture basée sur les composants, </w:t>
+      </w:r>
+      <w:proofErr w:type="spellStart"/>
+      <w:r>
+        <w:rPr>
+          <w:rFonts w:ascii="Times New Roman" w:hAnsi="Times New Roman" w:cs="Times New Roman"/>
+          <w:sz w:val="24"/>
+          <w:szCs w:val="24"/>
+        </w:rPr>
+        <w:t>React</w:t>
+      </w:r>
+      <w:proofErr w:type="spellEnd"/>
+      <w:r>
+        <w:rPr>
+          <w:rFonts w:ascii="Times New Roman" w:hAnsi="Times New Roman" w:cs="Times New Roman"/>
+          <w:sz w:val="24"/>
+          <w:szCs w:val="24"/>
+        </w:rPr>
+        <w:t xml:space="preserve"> facilite la structuration du code et améliore la maintenabilité de l’application.</w:t>
+      </w:r>
+    </w:p>
+    <w:p>
+      <w:pPr>
+        <w:keepNext/>
+        <w:spacing w:line="360" w:lineRule="auto"/>
+        <w:jc w:val="center"/>
+      </w:pPr>
+      <w:r>
+        <w:rPr>
+          <w:rFonts w:ascii="Times New Roman" w:hAnsi="Times New Roman" w:cs="Times New Roman"/>
+          <w:noProof/>
+          <w:sz w:val="24"/>
+          <w:szCs w:val="24"/>
+        </w:rPr>
+        <w:drawing>
+          <wp:inline distT="0" distB="0" distL="0" distR="0" wp14:anchorId="01703902" wp14:editId="189CB618">
+            <wp:extent cx="884263" cy="792866"/>
+            <wp:effectExtent l="0" t="0" r="0" b="7620"/>
+            <wp:docPr id="1288430324" name="Picture 3"/>
+            <wp:cNvGraphicFramePr>
+              <a:graphicFrameLocks xmlns:a="http://schemas.openxmlformats.org/drawingml/2006/main" noChangeAspect="1"/>
+            </wp:cNvGraphicFramePr>
+            <a:graphic xmlns:a="http://schemas.openxmlformats.org/drawingml/2006/main">
+              <a:graphicData uri="http://schemas.openxmlformats.org/drawingml/2006/picture">
+                <pic:pic xmlns:pic="http://schemas.openxmlformats.org/drawingml/2006/picture">
+                  <pic:nvPicPr>
+                    <pic:cNvPr id="1288430324" name="Picture 1288430324"/>
+                    <pic:cNvPicPr/>
+                  </pic:nvPicPr>
+                  <pic:blipFill>
+                    <a:blip r:embed="rId9" cstate="print">
+                      <a:extLst>
+                        <a:ext uri="{28A0092B-C50C-407E-A947-70E740481C1C}">
+                          <a14:useLocalDpi xmlns:a14="http://schemas.microsoft.com/office/drawing/2010/main" val="0"/>
+                        </a:ext>
+                      </a:extLst>
+                    </a:blip>
+                    <a:stretch>
+                      <a:fillRect/>
+                    </a:stretch>
+                  </pic:blipFill>
+                  <pic:spPr>
+                    <a:xfrm>
+                      <a:off x="0" y="0"/>
+                      <a:ext cx="895484" cy="802927"/>
+                    </a:xfrm>
+                    <a:prstGeom prst="rect">
+                      <a:avLst/>
+                    </a:prstGeom>
+                  </pic:spPr>
+                </pic:pic>
+              </a:graphicData>
+            </a:graphic>
+          </wp:inline>
+        </w:drawing>
+      </w:r>
+    </w:p>
+    <w:p>
+      <w:pPr>
+        <w:pStyle w:val="Caption"/>
+        <w:jc w:val="center"/>
+        <w:rPr>
+          <w:rFonts w:ascii="Times New Roman" w:hAnsi="Times New Roman" w:cs="Times New Roman"/>
+          <w:sz w:val="24"/>
+          <w:szCs w:val="24"/>
+        </w:rPr>
+      </w:pPr>
+      <w:r>
+        <w:t xml:space="preserve">Figure </w:t>
+      </w:r>
+      <w:fldSimple w:instr=" SEQ Figure \* ARABIC ">
+        <w:r>
+          <w:rPr>
+            <w:noProof/>
+          </w:rPr>
+          <w:t>3</w:t>
+        </w:r>
+      </w:fldSimple>
+      <w:r>
+        <w:t xml:space="preserve">: Logo de </w:t>
+      </w:r>
+      <w:proofErr w:type="spellStart"/>
+      <w:r>
+        <w:t>React</w:t>
+      </w:r>
+      <w:proofErr w:type="spellEnd"/>
+    </w:p>
+    <w:p>
+      <w:pPr>
+        <w:spacing w:line="360" w:lineRule="auto"/>
+        <w:jc w:val="both"/>
+        <w:rPr>
+          <w:rFonts w:ascii="Times New Roman" w:hAnsi="Times New Roman" w:cs="Times New Roman"/>
+          <w:sz w:val="24"/>
+          <w:szCs w:val="24"/>
+        </w:rPr>
+      </w:pPr>
+      <w:r>
+        <w:rPr>
+          <w:rFonts w:ascii="Times New Roman" w:hAnsi="Times New Roman" w:cs="Times New Roman"/>
+          <w:sz w:val="24"/>
+          <w:szCs w:val="24"/>
+        </w:rPr>
+        <w:t xml:space="preserve">Du côté serveur, le backend a été développé avec </w:t>
+      </w:r>
+      <w:r>
+        <w:rPr>
+          <w:rStyle w:val="whitespace-normal"/>
+          <w:rFonts w:ascii="Times New Roman" w:hAnsi="Times New Roman" w:cs="Times New Roman"/>
+          <w:sz w:val="24"/>
+          <w:szCs w:val="24"/>
+        </w:rPr>
+        <w:t>Flask</w:t>
+      </w:r>
+      <w:r>
+        <w:rPr>
+          <w:rFonts w:ascii="Times New Roman" w:hAnsi="Times New Roman" w:cs="Times New Roman"/>
+          <w:sz w:val="24"/>
+          <w:szCs w:val="24"/>
+        </w:rPr>
+        <w:t xml:space="preserve">, un </w:t>
+      </w:r>
+      <w:proofErr w:type="spellStart"/>
+      <w:r>
+        <w:rPr>
+          <w:rFonts w:ascii="Times New Roman" w:hAnsi="Times New Roman" w:cs="Times New Roman"/>
+          <w:sz w:val="24"/>
+          <w:szCs w:val="24"/>
+        </w:rPr>
+        <w:t>framework</w:t>
+      </w:r>
+      <w:proofErr w:type="spellEnd"/>
+      <w:r>
+        <w:rPr>
+          <w:rFonts w:ascii="Times New Roman" w:hAnsi="Times New Roman" w:cs="Times New Roman"/>
+          <w:sz w:val="24"/>
+          <w:szCs w:val="24"/>
+        </w:rPr>
+        <w:t xml:space="preserve"> léger du langage Python. Flask permet de créer des applications web et des API de manière simple et flexible, tout en offrant un bon niveau de performance pour la gestion des requêtes et des données.</w:t>
+      </w:r>
+    </w:p>
+    <w:p>
+      <w:pPr>
+        <w:keepNext/>
+        <w:spacing w:line="360" w:lineRule="auto"/>
+        <w:jc w:val="center"/>
+      </w:pPr>
+      <w:r>
+        <w:rPr>
+          <w:i/>
+          <w:iCs/>
+          <w:noProof/>
+          <w:sz w:val="32"/>
+          <w:szCs w:val="32"/>
+        </w:rPr>
+        <w:drawing>
+          <wp:inline distT="0" distB="0" distL="0" distR="0" wp14:anchorId="6ABE6BC4" wp14:editId="45C91BE1">
+            <wp:extent cx="827590" cy="827590"/>
+            <wp:effectExtent l="0" t="0" r="0" b="0"/>
+            <wp:docPr id="743100688" name="Picture 15"/>
+            <wp:cNvGraphicFramePr>
+              <a:graphicFrameLocks xmlns:a="http://schemas.openxmlformats.org/drawingml/2006/main" noChangeAspect="1"/>
+            </wp:cNvGraphicFramePr>
+            <a:graphic xmlns:a="http://schemas.openxmlformats.org/drawingml/2006/main">
+              <a:graphicData uri="http://schemas.openxmlformats.org/drawingml/2006/picture">
+                <pic:pic xmlns:pic="http://schemas.openxmlformats.org/drawingml/2006/picture">
+                  <pic:nvPicPr>
+                    <pic:cNvPr id="0" name="Picture 305"/>
+                    <pic:cNvPicPr>
+                      <a:picLocks noChangeAspect="1" noChangeArrowheads="1"/>
+                    </pic:cNvPicPr>
+                  </pic:nvPicPr>
+                  <pic:blipFill>
+                    <a:blip r:embed="rId10">
+                      <a:extLst>
+                        <a:ext uri="{28A0092B-C50C-407E-A947-70E740481C1C}">
+                          <a14:useLocalDpi xmlns:a14="http://schemas.microsoft.com/office/drawing/2010/main" val="0"/>
+                        </a:ext>
+                      </a:extLst>
+                    </a:blip>
+                    <a:srcRect/>
+                    <a:stretch>
+                      <a:fillRect/>
+                    </a:stretch>
+                  </pic:blipFill>
+                  <pic:spPr bwMode="auto">
+                    <a:xfrm>
+                      <a:off x="0" y="0"/>
+                      <a:ext cx="830435" cy="830435"/>
+                    </a:xfrm>
+                    <a:prstGeom prst="rect">
+                      <a:avLst/>
+                    </a:prstGeom>
+                    <a:noFill/>
+                    <a:ln>
+                      <a:noFill/>
+                    </a:ln>
+                  </pic:spPr>
+                </pic:pic>
+              </a:graphicData>
+            </a:graphic>
+          </wp:inline>
+        </w:drawing>
+      </w:r>
+    </w:p>
+    <w:p>
+      <w:pPr>
+        <w:pStyle w:val="Caption"/>
+        <w:jc w:val="center"/>
+        <w:rPr>
+          <w:rFonts w:ascii="Times New Roman" w:hAnsi="Times New Roman" w:cs="Times New Roman"/>
+          <w:sz w:val="24"/>
+          <w:szCs w:val="24"/>
+        </w:rPr>
+      </w:pPr>
+      <w:r>
+        <w:t xml:space="preserve">Figure </w:t>
+      </w:r>
+      <w:fldSimple w:instr=" SEQ Figure \* ARABIC ">
+        <w:r>
+          <w:rPr>
+            <w:noProof/>
+          </w:rPr>
+          <w:t>4</w:t>
+        </w:r>
+      </w:fldSimple>
+      <w:r>
+        <w:t>: Logo de Flask</w:t>
+      </w:r>
+    </w:p>
+    <w:p>
+      <w:pPr>
+        <w:spacing w:line="360" w:lineRule="auto"/>
+        <w:jc w:val="both"/>
+        <w:rPr>
+          <w:rFonts w:ascii="Times New Roman" w:hAnsi="Times New Roman" w:cs="Times New Roman"/>
+          <w:sz w:val="24"/>
+          <w:szCs w:val="24"/>
+        </w:rPr>
+      </w:pPr>
+      <w:r>
+        <w:rPr>
+          <w:rFonts w:ascii="Times New Roman" w:hAnsi="Times New Roman" w:cs="Times New Roman"/>
+          <w:sz w:val="24"/>
+          <w:szCs w:val="24"/>
+        </w:rPr>
+        <w:t xml:space="preserve">En ce qui concerne le stockage des données, le système repose sur </w:t>
+      </w:r>
+      <w:r>
+        <w:rPr>
+          <w:rStyle w:val="whitespace-normal"/>
+          <w:rFonts w:ascii="Times New Roman" w:hAnsi="Times New Roman" w:cs="Times New Roman"/>
+          <w:sz w:val="24"/>
+          <w:szCs w:val="24"/>
+        </w:rPr>
+        <w:t>PostgreSQL</w:t>
+      </w:r>
+      <w:r>
+        <w:rPr>
+          <w:rFonts w:ascii="Times New Roman" w:hAnsi="Times New Roman" w:cs="Times New Roman"/>
+          <w:sz w:val="24"/>
+          <w:szCs w:val="24"/>
+        </w:rPr>
+        <w:t>, un système de gestion de base de données relationnelle reconnu pour sa robustesse et sa fiabilité. Il permet de gérer efficacement les informations relatives aux utilisateurs, aux véhicules et aux réservations.</w:t>
+      </w:r>
+    </w:p>
+    <w:p>
+      <w:pPr>
+        <w:keepNext/>
+        <w:jc w:val="center"/>
+      </w:pPr>
+      <w:r>
+        <w:rPr>
+          <w:noProof/>
+        </w:rPr>
+        <w:drawing>
+          <wp:inline distT="0" distB="0" distL="0" distR="0" wp14:anchorId="63C5DF25" wp14:editId="52006ED7">
+            <wp:extent cx="1017644" cy="908612"/>
+            <wp:effectExtent l="0" t="0" r="0" b="6350"/>
+            <wp:docPr id="187358844" name="Picture 4"/>
+            <wp:cNvGraphicFramePr>
+              <a:graphicFrameLocks xmlns:a="http://schemas.openxmlformats.org/drawingml/2006/main" noChangeAspect="1"/>
+            </wp:cNvGraphicFramePr>
+            <a:graphic xmlns:a="http://schemas.openxmlformats.org/drawingml/2006/main">
+              <a:graphicData uri="http://schemas.openxmlformats.org/drawingml/2006/picture">
+                <pic:pic xmlns:pic="http://schemas.openxmlformats.org/drawingml/2006/picture">
+                  <pic:nvPicPr>
+                    <pic:cNvPr id="187358844" name="Picture 187358844"/>
+                    <pic:cNvPicPr/>
+                  </pic:nvPicPr>
+                  <pic:blipFill>
+                    <a:blip r:embed="rId11">
+                      <a:extLst>
+                        <a:ext uri="{28A0092B-C50C-407E-A947-70E740481C1C}">
+                          <a14:useLocalDpi xmlns:a14="http://schemas.microsoft.com/office/drawing/2010/main" val="0"/>
+                        </a:ext>
+                      </a:extLst>
+                    </a:blip>
+                    <a:stretch>
+                      <a:fillRect/>
+                    </a:stretch>
+                  </pic:blipFill>
+                  <pic:spPr>
+                    <a:xfrm>
+                      <a:off x="0" y="0"/>
+                      <a:ext cx="1039778" cy="928374"/>
+                    </a:xfrm>
+                    <a:prstGeom prst="rect">
+                      <a:avLst/>
+                    </a:prstGeom>
+                  </pic:spPr>
+                </pic:pic>
+              </a:graphicData>
+            </a:graphic>
+          </wp:inline>
+        </w:drawing>
+      </w:r>
+    </w:p>
+    <w:p>
+      <w:pPr>
+        <w:pStyle w:val="Caption"/>
+        <w:jc w:val="center"/>
+      </w:pPr>
+      <w:r>
+        <w:t xml:space="preserve">Figure </w:t>
+      </w:r>
+      <w:fldSimple w:instr=" SEQ Figure \* ARABIC ">
+        <w:r>
+          <w:rPr>
+            <w:noProof/>
+          </w:rPr>
+          <w:t>5</w:t>
+        </w:r>
+      </w:fldSimple>
+      <w:r>
+        <w:t>: Logo de PostgreSQL</w:t>
+      </w:r>
+    </w:p>
+    <w:p>
+      <w:pPr>
+        <w:pStyle w:val="Heading3"/>
+        <w:numPr>
+          <w:ilvl w:val="0"/>
+          <w:numId w:val="7"/>
+        </w:numPr>
+        <w:rPr>
+          <w:rFonts w:ascii="Times New Roman" w:hAnsi="Times New Roman" w:cs="Times New Roman"/>
+        </w:rPr>
+      </w:pPr>
+      <w:r>
+        <w:rPr>
+          <w:rFonts w:ascii="Times New Roman" w:hAnsi="Times New Roman" w:cs="Times New Roman"/>
+        </w:rPr>
+        <w:lastRenderedPageBreak/>
+        <w:t>Outils de design et UI/UX</w:t>
+      </w:r>
+      <w:r>
+        <w:rPr>
+          <w:rFonts w:ascii="Times New Roman" w:hAnsi="Times New Roman" w:cs="Times New Roman"/>
+        </w:rPr>
+        <w:t> :</w:t>
+      </w:r>
+    </w:p>
+    <w:p>
+      <w:pPr>
+        <w:spacing w:line="360" w:lineRule="auto"/>
+        <w:jc w:val="both"/>
+        <w:rPr>
+          <w:rFonts w:ascii="Times New Roman" w:hAnsi="Times New Roman" w:cs="Times New Roman"/>
+          <w:sz w:val="24"/>
+          <w:szCs w:val="24"/>
+        </w:rPr>
+      </w:pPr>
+      <w:r>
+        <w:rPr>
+          <w:rFonts w:ascii="Times New Roman" w:hAnsi="Times New Roman" w:cs="Times New Roman"/>
+          <w:sz w:val="24"/>
+          <w:szCs w:val="24"/>
+        </w:rPr>
+        <w:t xml:space="preserve">La </w:t>
+      </w:r>
+      <w:r>
+        <w:rPr>
+          <w:rFonts w:ascii="Times New Roman" w:hAnsi="Times New Roman" w:cs="Times New Roman"/>
+          <w:sz w:val="24"/>
+          <w:szCs w:val="24"/>
+        </w:rPr>
+        <w:t>création</w:t>
+      </w:r>
+      <w:r>
+        <w:rPr>
+          <w:rFonts w:ascii="Times New Roman" w:hAnsi="Times New Roman" w:cs="Times New Roman"/>
+          <w:sz w:val="24"/>
+          <w:szCs w:val="24"/>
+        </w:rPr>
+        <w:t xml:space="preserve"> de l’interface utilisateur et de l’identité visuelle constitue une étape essentielle dans le développement de la plateforme. Elle permet d’assurer une expérience utilisateur agréable, intuitive et cohérente avec l’image de la plateforme. Dans le cadre de ce projet, plusieurs outils de design ont été utilisés afin de concevoir les maquettes, créer les éléments graphiques et développer une identité visuelle professionnelle.</w:t>
+      </w:r>
+    </w:p>
+    <w:p>
+      <w:pPr>
+        <w:spacing w:line="360" w:lineRule="auto"/>
+        <w:jc w:val="both"/>
+        <w:rPr>
+          <w:rFonts w:ascii="Times New Roman" w:hAnsi="Times New Roman" w:cs="Times New Roman"/>
+          <w:sz w:val="24"/>
+          <w:szCs w:val="24"/>
+        </w:rPr>
+      </w:pPr>
+      <w:r>
+        <w:rPr>
+          <w:rFonts w:ascii="Times New Roman" w:hAnsi="Times New Roman" w:cs="Times New Roman"/>
+          <w:sz w:val="24"/>
+          <w:szCs w:val="24"/>
+        </w:rPr>
+        <w:t xml:space="preserve">L’outil </w:t>
+      </w:r>
+      <w:proofErr w:type="spellStart"/>
+      <w:r>
+        <w:rPr>
+          <w:rStyle w:val="whitespace-normal"/>
+          <w:rFonts w:ascii="Times New Roman" w:hAnsi="Times New Roman" w:cs="Times New Roman"/>
+          <w:sz w:val="24"/>
+          <w:szCs w:val="24"/>
+        </w:rPr>
+        <w:t>Figma</w:t>
+      </w:r>
+      <w:proofErr w:type="spellEnd"/>
+      <w:r>
+        <w:rPr>
+          <w:rFonts w:ascii="Times New Roman" w:hAnsi="Times New Roman" w:cs="Times New Roman"/>
+          <w:sz w:val="24"/>
+          <w:szCs w:val="24"/>
+        </w:rPr>
+        <w:t xml:space="preserve"> a été utilisé pour la conception des maquettes de l’interface utilisateur (UI/UX). Il permet de créer des prototypes interactifs et de visualiser l’organisation des différentes pages du site avant leur développement. Grâce à </w:t>
+      </w:r>
+      <w:proofErr w:type="spellStart"/>
+      <w:r>
+        <w:rPr>
+          <w:rFonts w:ascii="Times New Roman" w:hAnsi="Times New Roman" w:cs="Times New Roman"/>
+          <w:sz w:val="24"/>
+          <w:szCs w:val="24"/>
+        </w:rPr>
+        <w:t>Figma</w:t>
+      </w:r>
+      <w:proofErr w:type="spellEnd"/>
+      <w:r>
+        <w:rPr>
+          <w:rFonts w:ascii="Times New Roman" w:hAnsi="Times New Roman" w:cs="Times New Roman"/>
+          <w:sz w:val="24"/>
+          <w:szCs w:val="24"/>
+        </w:rPr>
+        <w:t>, il a été possible de définir la structure du site, les éléments de navigation ainsi que l’expérience utilisateur globale.</w:t>
+      </w:r>
+    </w:p>
+    <w:p>
+      <w:pPr>
+        <w:keepNext/>
+        <w:spacing w:line="360" w:lineRule="auto"/>
+        <w:jc w:val="center"/>
+      </w:pPr>
+      <w:r>
+        <w:rPr>
+          <w:noProof/>
+        </w:rPr>
+        <w:drawing>
+          <wp:inline distT="0" distB="0" distL="0" distR="0" wp14:anchorId="510656AF" wp14:editId="2B2DBE1F">
+            <wp:extent cx="706056" cy="711843"/>
+            <wp:effectExtent l="0" t="0" r="0" b="0"/>
+            <wp:docPr id="100449871" name="Image 12"/>
+            <wp:cNvGraphicFramePr>
+              <a:graphicFrameLocks xmlns:a="http://schemas.openxmlformats.org/drawingml/2006/main"/>
+            </wp:cNvGraphicFramePr>
+            <a:graphic xmlns:a="http://schemas.openxmlformats.org/drawingml/2006/main">
+              <a:graphicData uri="http://schemas.openxmlformats.org/drawingml/2006/picture">
+                <pic:pic xmlns:pic="http://schemas.openxmlformats.org/drawingml/2006/picture">
+                  <pic:nvPicPr>
+                    <pic:cNvPr id="100449871" name="Image 12"/>
+                    <pic:cNvPicPr>
+                      <a:picLocks/>
+                    </pic:cNvPicPr>
+                  </pic:nvPicPr>
+                  <pic:blipFill>
+                    <a:blip r:embed="rId12">
+                      <a:extLst>
+                        <a:ext uri="{96DAC541-7B7A-43D3-8B79-37D633B846F1}">
+                          <asvg:svgBlip xmlns:asvg="http://schemas.microsoft.com/office/drawing/2016/SVG/main" r:embed="rId13"/>
+                        </a:ext>
+                      </a:extLst>
+                    </a:blip>
+                    <a:stretch>
+                      <a:fillRect/>
+                    </a:stretch>
+                  </pic:blipFill>
+                  <pic:spPr>
+                    <a:xfrm>
+                      <a:off x="0" y="0"/>
+                      <a:ext cx="724720" cy="730660"/>
+                    </a:xfrm>
+                    <a:prstGeom prst="rect">
+                      <a:avLst/>
+                    </a:prstGeom>
+                  </pic:spPr>
+                </pic:pic>
+              </a:graphicData>
+            </a:graphic>
+          </wp:inline>
+        </w:drawing>
+      </w:r>
+    </w:p>
+    <w:p>
+      <w:pPr>
+        <w:pStyle w:val="Caption"/>
+        <w:jc w:val="center"/>
+        <w:rPr>
+          <w:rFonts w:ascii="Times New Roman" w:hAnsi="Times New Roman" w:cs="Times New Roman"/>
+          <w:sz w:val="24"/>
+          <w:szCs w:val="24"/>
+        </w:rPr>
+      </w:pPr>
+      <w:r>
+        <w:t xml:space="preserve">Figure </w:t>
+      </w:r>
+      <w:fldSimple w:instr=" SEQ Figure \* ARABIC ">
+        <w:r>
+          <w:rPr>
+            <w:noProof/>
+          </w:rPr>
+          <w:t>6</w:t>
+        </w:r>
+      </w:fldSimple>
+      <w:r>
+        <w:t xml:space="preserve">: Logo de </w:t>
+      </w:r>
+      <w:proofErr w:type="spellStart"/>
+      <w:r>
+        <w:t>Figma</w:t>
+      </w:r>
+      <w:proofErr w:type="spellEnd"/>
+    </w:p>
+    <w:p>
+      <w:pPr>
+        <w:spacing w:line="360" w:lineRule="auto"/>
+        <w:jc w:val="both"/>
+        <w:rPr>
+          <w:rFonts w:ascii="Times New Roman" w:eastAsia="Times New Roman" w:hAnsi="Times New Roman" w:cs="Times New Roman"/>
+          <w:kern w:val="0"/>
+          <w:sz w:val="24"/>
+          <w:szCs w:val="24"/>
+          <w:lang w:eastAsia="fr-FR"/>
+          <w14:ligatures w14:val="none"/>
+        </w:rPr>
+      </w:pPr>
+      <w:r>
+        <w:rPr>
+          <w:rFonts w:ascii="Times New Roman" w:eastAsia="Times New Roman" w:hAnsi="Times New Roman" w:cs="Times New Roman"/>
+          <w:kern w:val="0"/>
+          <w:sz w:val="24"/>
+          <w:szCs w:val="24"/>
+          <w:lang w:eastAsia="fr-FR"/>
+          <w14:ligatures w14:val="none"/>
+        </w:rPr>
+        <w:t>En complément, Adobe Photoshop a été utilisé pour la création et la retouche des images intégrées dans le site. Cet outil a permis d’améliorer la qualité visuelle des visuels, d’ajuster les couleurs et de préparer les images pour une intégration optimale dans l’interface web.</w:t>
+      </w:r>
+    </w:p>
+    <w:p>
+      <w:pPr>
+        <w:keepNext/>
+        <w:spacing w:line="360" w:lineRule="auto"/>
+        <w:jc w:val="center"/>
+      </w:pPr>
+      <w:r>
+        <w:rPr>
+          <w:i/>
+          <w:iCs/>
+          <w:noProof/>
+          <w:sz w:val="32"/>
+          <w:szCs w:val="32"/>
+        </w:rPr>
+        <w:drawing>
+          <wp:inline distT="0" distB="0" distL="0" distR="0" wp14:anchorId="2A1EF101" wp14:editId="7E837A4C">
+            <wp:extent cx="885464" cy="885464"/>
+            <wp:effectExtent l="0" t="0" r="0" b="0"/>
+            <wp:docPr id="352388524" name="Picture 25"/>
+            <wp:cNvGraphicFramePr>
+              <a:graphicFrameLocks xmlns:a="http://schemas.openxmlformats.org/drawingml/2006/main" noChangeAspect="1"/>
+            </wp:cNvGraphicFramePr>
+            <a:graphic xmlns:a="http://schemas.openxmlformats.org/drawingml/2006/main">
+              <a:graphicData uri="http://schemas.openxmlformats.org/drawingml/2006/picture">
+                <pic:pic xmlns:pic="http://schemas.openxmlformats.org/drawingml/2006/picture">
+                  <pic:nvPicPr>
+                    <pic:cNvPr id="0" name="Picture 345"/>
+                    <pic:cNvPicPr>
+                      <a:picLocks noChangeAspect="1" noChangeArrowheads="1"/>
+                    </pic:cNvPicPr>
+                  </pic:nvPicPr>
+                  <pic:blipFill>
+                    <a:blip r:embed="rId14">
+                      <a:extLst>
+                        <a:ext uri="{28A0092B-C50C-407E-A947-70E740481C1C}">
+                          <a14:useLocalDpi xmlns:a14="http://schemas.microsoft.com/office/drawing/2010/main" val="0"/>
+                        </a:ext>
+                      </a:extLst>
+                    </a:blip>
+                    <a:srcRect/>
+                    <a:stretch>
+                      <a:fillRect/>
+                    </a:stretch>
+                  </pic:blipFill>
+                  <pic:spPr bwMode="auto">
+                    <a:xfrm>
+                      <a:off x="0" y="0"/>
+                      <a:ext cx="895524" cy="895524"/>
+                    </a:xfrm>
+                    <a:prstGeom prst="rect">
+                      <a:avLst/>
+                    </a:prstGeom>
+                    <a:noFill/>
+                    <a:ln>
+                      <a:noFill/>
+                    </a:ln>
+                  </pic:spPr>
+                </pic:pic>
+              </a:graphicData>
+            </a:graphic>
+          </wp:inline>
+        </w:drawing>
+      </w:r>
+    </w:p>
+    <w:p>
+      <w:pPr>
+        <w:pStyle w:val="Caption"/>
+        <w:jc w:val="center"/>
+        <w:rPr>
+          <w:rFonts w:ascii="Times New Roman" w:eastAsia="Times New Roman" w:hAnsi="Times New Roman" w:cs="Times New Roman"/>
+          <w:kern w:val="0"/>
+          <w:sz w:val="24"/>
+          <w:szCs w:val="24"/>
+          <w:lang w:eastAsia="fr-FR"/>
+          <w14:ligatures w14:val="none"/>
+        </w:rPr>
+      </w:pPr>
+      <w:r>
+        <w:t xml:space="preserve">Figure </w:t>
+      </w:r>
+      <w:fldSimple w:instr=" SEQ Figure \* ARABIC ">
+        <w:r>
+          <w:rPr>
+            <w:noProof/>
+          </w:rPr>
+          <w:t>7</w:t>
+        </w:r>
+      </w:fldSimple>
+      <w:r>
+        <w:t>: Logo de Photoshop</w:t>
+      </w:r>
+    </w:p>
+    <w:p>
+      <w:pPr>
+        <w:spacing w:line="360" w:lineRule="auto"/>
+        <w:jc w:val="both"/>
+        <w:rPr>
+          <w:rFonts w:ascii="Times New Roman" w:eastAsia="Times New Roman" w:hAnsi="Times New Roman" w:cs="Times New Roman"/>
+          <w:kern w:val="0"/>
+          <w:sz w:val="24"/>
+          <w:szCs w:val="24"/>
+          <w:lang w:eastAsia="fr-FR"/>
+          <w14:ligatures w14:val="none"/>
+        </w:rPr>
+      </w:pPr>
+      <w:r>
+        <w:rPr>
+          <w:rFonts w:ascii="Times New Roman" w:eastAsia="Times New Roman" w:hAnsi="Times New Roman" w:cs="Times New Roman"/>
+          <w:kern w:val="0"/>
+          <w:sz w:val="24"/>
+          <w:szCs w:val="24"/>
+          <w:lang w:eastAsia="fr-FR"/>
+          <w14:ligatures w14:val="none"/>
+        </w:rPr>
+        <w:t>Par ailleurs, Adobe Illustrator a été utilisé pour la conception des éléments graphiques vectoriels, notamment le logo et certains composants de l’identité visuelle. Illustrator permet de créer des designs précis et adaptables à différents formats, ce qui est essentiel pour assurer une cohérence visuelle entre le site web et les supports de communication.</w:t>
+      </w:r>
+    </w:p>
+    <w:p>
+      <w:pPr>
+        <w:keepNext/>
+        <w:spacing w:line="360" w:lineRule="auto"/>
+        <w:jc w:val="center"/>
+      </w:pPr>
+      <w:r>
+        <w:rPr>
+          <w:rFonts w:ascii="Times New Roman" w:eastAsia="Times New Roman" w:hAnsi="Times New Roman" w:cs="Times New Roman"/>
+          <w:noProof/>
+          <w:kern w:val="0"/>
+          <w:sz w:val="24"/>
+          <w:szCs w:val="24"/>
+          <w:lang w:eastAsia="fr-FR"/>
+        </w:rPr>
+        <w:drawing>
+          <wp:inline distT="0" distB="0" distL="0" distR="0" wp14:anchorId="28EE8AFD" wp14:editId="31D6A591">
+            <wp:extent cx="688255" cy="671332"/>
+            <wp:effectExtent l="0" t="0" r="0" b="0"/>
+            <wp:docPr id="470739205" name="Picture 5"/>
+            <wp:cNvGraphicFramePr>
+              <a:graphicFrameLocks xmlns:a="http://schemas.openxmlformats.org/drawingml/2006/main" noChangeAspect="1"/>
+            </wp:cNvGraphicFramePr>
+            <a:graphic xmlns:a="http://schemas.openxmlformats.org/drawingml/2006/main">
+              <a:graphicData uri="http://schemas.openxmlformats.org/drawingml/2006/picture">
+                <pic:pic xmlns:pic="http://schemas.openxmlformats.org/drawingml/2006/picture">
+                  <pic:nvPicPr>
+                    <pic:cNvPr id="470739205" name="Picture 470739205"/>
+                    <pic:cNvPicPr/>
+                  </pic:nvPicPr>
+                  <pic:blipFill>
+                    <a:blip r:embed="rId15" cstate="print">
+                      <a:extLst>
+                        <a:ext uri="{28A0092B-C50C-407E-A947-70E740481C1C}">
+                          <a14:useLocalDpi xmlns:a14="http://schemas.microsoft.com/office/drawing/2010/main" val="0"/>
+                        </a:ext>
+                      </a:extLst>
+                    </a:blip>
+                    <a:stretch>
+                      <a:fillRect/>
+                    </a:stretch>
+                  </pic:blipFill>
+                  <pic:spPr>
+                    <a:xfrm>
+                      <a:off x="0" y="0"/>
+                      <a:ext cx="704349" cy="687030"/>
+                    </a:xfrm>
+                    <a:prstGeom prst="rect">
+                      <a:avLst/>
+                    </a:prstGeom>
+                  </pic:spPr>
+                </pic:pic>
+              </a:graphicData>
+            </a:graphic>
+          </wp:inline>
+        </w:drawing>
+      </w:r>
+    </w:p>
+    <w:p>
+      <w:pPr>
+        <w:pStyle w:val="Caption"/>
+        <w:jc w:val="center"/>
+      </w:pPr>
+      <w:r>
+        <w:t xml:space="preserve">Figure </w:t>
+      </w:r>
+      <w:fldSimple w:instr=" SEQ Figure \* ARABIC ">
+        <w:r>
+          <w:rPr>
+            <w:noProof/>
+          </w:rPr>
+          <w:t>8</w:t>
+        </w:r>
+      </w:fldSimple>
+      <w:r>
+        <w:t xml:space="preserve">: Logo de </w:t>
+      </w:r>
+      <w:proofErr w:type="spellStart"/>
+      <w:r>
+        <w:t>illustrator</w:t>
+      </w:r>
+      <w:proofErr w:type="spellEnd"/>
+    </w:p>
+    <w:p>
+      <w:pPr>
+        <w:spacing w:line="360" w:lineRule="auto"/>
+        <w:jc w:val="both"/>
+        <w:rPr>
+          <w:rFonts w:ascii="Times New Roman" w:hAnsi="Times New Roman" w:cs="Times New Roman"/>
+          <w:sz w:val="24"/>
+          <w:szCs w:val="24"/>
+        </w:rPr>
+      </w:pPr>
+      <w:r>
+        <w:rPr>
+          <w:rFonts w:ascii="Times New Roman" w:hAnsi="Times New Roman" w:cs="Times New Roman"/>
+          <w:sz w:val="24"/>
+          <w:szCs w:val="24"/>
+        </w:rPr>
+        <w:t xml:space="preserve">Voici le logo du site web réalisé par adobe </w:t>
+      </w:r>
+      <w:proofErr w:type="spellStart"/>
+      <w:r>
+        <w:rPr>
+          <w:rFonts w:ascii="Times New Roman" w:hAnsi="Times New Roman" w:cs="Times New Roman"/>
+          <w:sz w:val="24"/>
+          <w:szCs w:val="24"/>
+        </w:rPr>
+        <w:t>illustrator</w:t>
+      </w:r>
+      <w:proofErr w:type="spellEnd"/>
+      <w:r>
+        <w:rPr>
+          <w:rFonts w:ascii="Times New Roman" w:hAnsi="Times New Roman" w:cs="Times New Roman"/>
+          <w:sz w:val="24"/>
+          <w:szCs w:val="24"/>
+        </w:rPr>
+        <w:t xml:space="preserve"> : </w:t>
+      </w:r>
+    </w:p>
+    <w:p>
+      <w:pPr>
+        <w:keepNext/>
+        <w:jc w:val="center"/>
+      </w:pPr>
+      <w:r>
+        <w:rPr>
+          <w:noProof/>
+        </w:rPr>
+        <w:lastRenderedPageBreak/>
+        <w:drawing>
+          <wp:inline distT="0" distB="0" distL="0" distR="0" wp14:anchorId="4491D6D9" wp14:editId="595520C2">
+            <wp:extent cx="3119377" cy="1049420"/>
+            <wp:effectExtent l="0" t="0" r="5080" b="0"/>
+            <wp:docPr id="2124070924" name="Picture 6"/>
+            <wp:cNvGraphicFramePr>
+              <a:graphicFrameLocks xmlns:a="http://schemas.openxmlformats.org/drawingml/2006/main" noChangeAspect="1"/>
+            </wp:cNvGraphicFramePr>
+            <a:graphic xmlns:a="http://schemas.openxmlformats.org/drawingml/2006/main">
+              <a:graphicData uri="http://schemas.openxmlformats.org/drawingml/2006/picture">
+                <pic:pic xmlns:pic="http://schemas.openxmlformats.org/drawingml/2006/picture">
+                  <pic:nvPicPr>
+                    <pic:cNvPr id="2124070924" name="Picture 2124070924"/>
+                    <pic:cNvPicPr/>
+                  </pic:nvPicPr>
+                  <pic:blipFill>
+                    <a:blip r:embed="rId16" cstate="print">
+                      <a:extLst>
+                        <a:ext uri="{28A0092B-C50C-407E-A947-70E740481C1C}">
+                          <a14:useLocalDpi xmlns:a14="http://schemas.microsoft.com/office/drawing/2010/main" val="0"/>
+                        </a:ext>
+                      </a:extLst>
+                    </a:blip>
+                    <a:stretch>
+                      <a:fillRect/>
+                    </a:stretch>
+                  </pic:blipFill>
+                  <pic:spPr>
+                    <a:xfrm>
+                      <a:off x="0" y="0"/>
+                      <a:ext cx="3133395" cy="1054136"/>
+                    </a:xfrm>
+                    <a:prstGeom prst="rect">
+                      <a:avLst/>
+                    </a:prstGeom>
+                  </pic:spPr>
+                </pic:pic>
+              </a:graphicData>
+            </a:graphic>
+          </wp:inline>
+        </w:drawing>
+      </w:r>
+    </w:p>
+    <w:p>
+      <w:pPr>
+        <w:pStyle w:val="Caption"/>
+        <w:jc w:val="center"/>
+      </w:pPr>
+      <w:r>
+        <w:t xml:space="preserve">Figure </w:t>
+      </w:r>
+      <w:fldSimple w:instr=" SEQ Figure \* ARABIC ">
+        <w:r>
+          <w:rPr>
+            <w:noProof/>
+          </w:rPr>
+          <w:t>9</w:t>
+        </w:r>
+      </w:fldSimple>
+      <w:r>
+        <w:t xml:space="preserve">: </w:t>
+      </w:r>
+      <w:proofErr w:type="gramStart"/>
+      <w:r>
+        <w:t xml:space="preserve">Logo </w:t>
+      </w:r>
+      <w:r>
+        <w:rPr>
+          <w:noProof/>
+        </w:rPr>
+        <w:t xml:space="preserve"> du</w:t>
+      </w:r>
+      <w:proofErr w:type="gramEnd"/>
+      <w:r>
+        <w:rPr>
+          <w:noProof/>
+        </w:rPr>
+        <w:t xml:space="preserve"> site web</w:t>
+      </w:r>
+    </w:p>
+    <w:p>
+      <w:pPr>
+        <w:spacing w:line="360" w:lineRule="auto"/>
+        <w:jc w:val="both"/>
+        <w:rPr>
+          <w:rFonts w:ascii="Times New Roman" w:eastAsia="Times New Roman" w:hAnsi="Times New Roman" w:cs="Times New Roman"/>
+          <w:kern w:val="0"/>
+          <w:sz w:val="24"/>
+          <w:szCs w:val="24"/>
+          <w:lang w:eastAsia="fr-FR"/>
+          <w14:ligatures w14:val="none"/>
+        </w:rPr>
+      </w:pPr>
+      <w:r>
+        <w:rPr>
+          <w:rFonts w:ascii="Times New Roman" w:eastAsia="Times New Roman" w:hAnsi="Times New Roman" w:cs="Times New Roman"/>
+          <w:kern w:val="0"/>
+          <w:sz w:val="24"/>
+          <w:szCs w:val="24"/>
+          <w:lang w:eastAsia="fr-FR"/>
+          <w14:ligatures w14:val="none"/>
+        </w:rPr>
+        <w:t>L’utilisation combinée de ces outils a permis de concevoir une interface moderne, esthétique et adaptée aux besoins des utilisateurs, tout en respectant les principes fondamentaux du design et de l’expérience utilisateur.</w:t>
+      </w:r>
+    </w:p>
+    <w:p>
+      <w:pPr>
+        <w:pStyle w:val="ListParagraph"/>
+        <w:spacing w:after="0" w:line="240" w:lineRule="auto"/>
+        <w:rPr>
+          <w:rFonts w:ascii="Times New Roman" w:eastAsia="Times New Roman" w:hAnsi="Times New Roman" w:cs="Times New Roman"/>
+          <w:kern w:val="0"/>
+          <w:sz w:val="24"/>
+          <w:szCs w:val="24"/>
+          <w:lang w:eastAsia="fr-FR"/>
+          <w14:ligatures w14:val="none"/>
         </w:rPr>
       </w:pPr>
     </w:p>
     <w:sectPr>
-      <w:headerReference w:type="default" r:id="rId8"/>
-      <w:headerReference w:type="first" r:id="rId9"/>
+      <w:headerReference w:type="default" r:id="rId17"/>
+      <w:headerReference w:type="first" r:id="rId18"/>
       <w:pgSz w:w="11906" w:h="16838"/>
       <w:pgMar w:top="1417" w:right="1417" w:bottom="1417" w:left="1417" w:header="708" w:footer="708" w:gutter="0"/>
       <w:pgBorders w:offsetFrom="page">
@@ -4597,6 +6127,95 @@
     </w:lvl>
   </w:abstractNum>
   <w:abstractNum w:abstractNumId="1" w15:restartNumberingAfterBreak="0">
+    <w:nsid w:val="099F5757"/>
+    <w:multiLevelType w:val="hybridMultilevel"/>
+    <w:tmpl w:val="E504826A"/>
+    <w:lvl w:ilvl="0" w:tplc="040C0019">
+      <w:start w:val="1"/>
+      <w:numFmt w:val="lowerLetter"/>
+      <w:lvlText w:val="%1."/>
+      <w:lvlJc w:val="left"/>
+      <w:pPr>
+        <w:ind w:left="720" w:hanging="360"/>
+      </w:pPr>
+      <w:rPr>
+        <w:rFonts w:hint="default"/>
+      </w:rPr>
+    </w:lvl>
+    <w:lvl w:ilvl="1" w:tplc="040C0019" w:tentative="1">
+      <w:start w:val="1"/>
+      <w:numFmt w:val="lowerLetter"/>
+      <w:lvlText w:val="%2."/>
+      <w:lvlJc w:val="left"/>
+      <w:pPr>
+        <w:ind w:left="1440" w:hanging="360"/>
+      </w:pPr>
+    </w:lvl>
+    <w:lvl w:ilvl="2" w:tplc="040C001B" w:tentative="1">
+      <w:start w:val="1"/>
+      <w:numFmt w:val="lowerRoman"/>
+      <w:lvlText w:val="%3."/>
+      <w:lvlJc w:val="right"/>
+      <w:pPr>
+        <w:ind w:left="2160" w:hanging="180"/>
+      </w:pPr>
+    </w:lvl>
+    <w:lvl w:ilvl="3" w:tplc="040C000F" w:tentative="1">
+      <w:start w:val="1"/>
+      <w:numFmt w:val="decimal"/>
+      <w:lvlText w:val="%4."/>
+      <w:lvlJc w:val="left"/>
+      <w:pPr>
+        <w:ind w:left="2880" w:hanging="360"/>
+      </w:pPr>
+    </w:lvl>
+    <w:lvl w:ilvl="4" w:tplc="040C0019" w:tentative="1">
+      <w:start w:val="1"/>
+      <w:numFmt w:val="lowerLetter"/>
+      <w:lvlText w:val="%5."/>
+      <w:lvlJc w:val="left"/>
+      <w:pPr>
+        <w:ind w:left="3600" w:hanging="360"/>
+      </w:pPr>
+    </w:lvl>
+    <w:lvl w:ilvl="5" w:tplc="040C001B" w:tentative="1">
+      <w:start w:val="1"/>
+      <w:numFmt w:val="lowerRoman"/>
+      <w:lvlText w:val="%6."/>
+      <w:lvlJc w:val="right"/>
+      <w:pPr>
+        <w:ind w:left="4320" w:hanging="180"/>
+      </w:pPr>
+    </w:lvl>
+    <w:lvl w:ilvl="6" w:tplc="040C000F" w:tentative="1">
+      <w:start w:val="1"/>
+      <w:numFmt w:val="decimal"/>
+      <w:lvlText w:val="%7."/>
+      <w:lvlJc w:val="left"/>
+      <w:pPr>
+        <w:ind w:left="5040" w:hanging="360"/>
+      </w:pPr>
+    </w:lvl>
+    <w:lvl w:ilvl="7" w:tplc="040C0019" w:tentative="1">
+      <w:start w:val="1"/>
+      <w:numFmt w:val="lowerLetter"/>
+      <w:lvlText w:val="%8."/>
+      <w:lvlJc w:val="left"/>
+      <w:pPr>
+        <w:ind w:left="5760" w:hanging="360"/>
+      </w:pPr>
+    </w:lvl>
+    <w:lvl w:ilvl="8" w:tplc="040C001B" w:tentative="1">
+      <w:start w:val="1"/>
+      <w:numFmt w:val="lowerRoman"/>
+      <w:lvlText w:val="%9."/>
+      <w:lvlJc w:val="right"/>
+      <w:pPr>
+        <w:ind w:left="6480" w:hanging="180"/>
+      </w:pPr>
+    </w:lvl>
+  </w:abstractNum>
+  <w:abstractNum w:abstractNumId="2" w15:restartNumberingAfterBreak="0">
     <w:nsid w:val="0E503985"/>
     <w:multiLevelType w:val="multilevel"/>
     <w:tmpl w:val="DB76E33E"/>
@@ -4745,7 +6364,7 @@
       </w:rPr>
     </w:lvl>
   </w:abstractNum>
-  <w:abstractNum w:abstractNumId="2" w15:restartNumberingAfterBreak="0">
+  <w:abstractNum w:abstractNumId="3" w15:restartNumberingAfterBreak="0">
     <w:nsid w:val="26CF0C55"/>
     <w:multiLevelType w:val="multilevel"/>
     <w:tmpl w:val="8D185552"/>
@@ -4894,7 +6513,7 @@
       </w:rPr>
     </w:lvl>
   </w:abstractNum>
-  <w:abstractNum w:abstractNumId="3" w15:restartNumberingAfterBreak="0">
+  <w:abstractNum w:abstractNumId="4" w15:restartNumberingAfterBreak="0">
     <w:nsid w:val="279B3104"/>
     <w:multiLevelType w:val="hybridMultilevel"/>
     <w:tmpl w:val="234C6344"/>
@@ -4983,7 +6602,7 @@
       </w:pPr>
     </w:lvl>
   </w:abstractNum>
-  <w:abstractNum w:abstractNumId="4" w15:restartNumberingAfterBreak="0">
+  <w:abstractNum w:abstractNumId="5" w15:restartNumberingAfterBreak="0">
     <w:nsid w:val="33FA2EEF"/>
     <w:multiLevelType w:val="hybridMultilevel"/>
     <w:tmpl w:val="F2D09494"/>
@@ -5072,20 +6691,115 @@
       </w:pPr>
     </w:lvl>
   </w:abstractNum>
+  <w:abstractNum w:abstractNumId="6" w15:restartNumberingAfterBreak="0">
+    <w:nsid w:val="666F04EB"/>
+    <w:multiLevelType w:val="hybridMultilevel"/>
+    <w:tmpl w:val="BFF0DA7E"/>
+    <w:lvl w:ilvl="0" w:tplc="040C000F">
+      <w:start w:val="1"/>
+      <w:numFmt w:val="decimal"/>
+      <w:lvlText w:val="%1."/>
+      <w:lvlJc w:val="left"/>
+      <w:pPr>
+        <w:ind w:left="720" w:hanging="360"/>
+      </w:pPr>
+      <w:rPr>
+        <w:rFonts w:hint="default"/>
+      </w:rPr>
+    </w:lvl>
+    <w:lvl w:ilvl="1" w:tplc="040C0019" w:tentative="1">
+      <w:start w:val="1"/>
+      <w:numFmt w:val="lowerLetter"/>
+      <w:lvlText w:val="%2."/>
+      <w:lvlJc w:val="left"/>
+      <w:pPr>
+        <w:ind w:left="1440" w:hanging="360"/>
+      </w:pPr>
+    </w:lvl>
+    <w:lvl w:ilvl="2" w:tplc="040C001B" w:tentative="1">
+      <w:start w:val="1"/>
+      <w:numFmt w:val="lowerRoman"/>
+      <w:lvlText w:val="%3."/>
+      <w:lvlJc w:val="right"/>
+      <w:pPr>
+        <w:ind w:left="2160" w:hanging="180"/>
+      </w:pPr>
+    </w:lvl>
+    <w:lvl w:ilvl="3" w:tplc="040C000F" w:tentative="1">
+      <w:start w:val="1"/>
+      <w:numFmt w:val="decimal"/>
+      <w:lvlText w:val="%4."/>
+      <w:lvlJc w:val="left"/>
+      <w:pPr>
+        <w:ind w:left="2880" w:hanging="360"/>
+      </w:pPr>
+    </w:lvl>
+    <w:lvl w:ilvl="4" w:tplc="040C0019" w:tentative="1">
+      <w:start w:val="1"/>
+      <w:numFmt w:val="lowerLetter"/>
+      <w:lvlText w:val="%5."/>
+      <w:lvlJc w:val="left"/>
+      <w:pPr>
+        <w:ind w:left="3600" w:hanging="360"/>
+      </w:pPr>
+    </w:lvl>
+    <w:lvl w:ilvl="5" w:tplc="040C001B" w:tentative="1">
+      <w:start w:val="1"/>
+      <w:numFmt w:val="lowerRoman"/>
+      <w:lvlText w:val="%6."/>
+      <w:lvlJc w:val="right"/>
+      <w:pPr>
+        <w:ind w:left="4320" w:hanging="180"/>
+      </w:pPr>
+    </w:lvl>
+    <w:lvl w:ilvl="6" w:tplc="040C000F" w:tentative="1">
+      <w:start w:val="1"/>
+      <w:numFmt w:val="decimal"/>
+      <w:lvlText w:val="%7."/>
+      <w:lvlJc w:val="left"/>
+      <w:pPr>
+        <w:ind w:left="5040" w:hanging="360"/>
+      </w:pPr>
+    </w:lvl>
+    <w:lvl w:ilvl="7" w:tplc="040C0019" w:tentative="1">
+      <w:start w:val="1"/>
+      <w:numFmt w:val="lowerLetter"/>
+      <w:lvlText w:val="%8."/>
+      <w:lvlJc w:val="left"/>
+      <w:pPr>
+        <w:ind w:left="5760" w:hanging="360"/>
+      </w:pPr>
+    </w:lvl>
+    <w:lvl w:ilvl="8" w:tplc="040C001B" w:tentative="1">
+      <w:start w:val="1"/>
+      <w:numFmt w:val="lowerRoman"/>
+      <w:lvlText w:val="%9."/>
+      <w:lvlJc w:val="right"/>
+      <w:pPr>
+        <w:ind w:left="6480" w:hanging="180"/>
+      </w:pPr>
+    </w:lvl>
+  </w:abstractNum>
   <w:num w:numId="1" w16cid:durableId="841310584">
-    <w:abstractNumId w:val="1"/>
+    <w:abstractNumId w:val="2"/>
   </w:num>
   <w:num w:numId="2" w16cid:durableId="1594972202">
     <w:abstractNumId w:val="0"/>
   </w:num>
   <w:num w:numId="3" w16cid:durableId="275715899">
+    <w:abstractNumId w:val="5"/>
+  </w:num>
+  <w:num w:numId="4" w16cid:durableId="1472863184">
+    <w:abstractNumId w:val="3"/>
+  </w:num>
+  <w:num w:numId="5" w16cid:durableId="1159925740">
     <w:abstractNumId w:val="4"/>
   </w:num>
-  <w:num w:numId="4" w16cid:durableId="1472863184">
-    <w:abstractNumId w:val="2"/>
+  <w:num w:numId="6" w16cid:durableId="1909801930">
+    <w:abstractNumId w:val="6"/>
   </w:num>
-  <w:num w:numId="5" w16cid:durableId="1159925740">
-    <w:abstractNumId w:val="3"/>
+  <w:num w:numId="7" w16cid:durableId="552887208">
+    <w:abstractNumId w:val="1"/>
   </w:num>
 </w:numbering>
 </file>
@@ -5541,7 +7255,6 @@
     <w:next w:val="Normal"/>
     <w:link w:val="Heading3Char"/>
     <w:uiPriority w:val="9"/>
-    <w:semiHidden/>
     <w:unhideWhenUsed/>
     <w:qFormat/>
     <w:rsid w:val="007B0021"/>
@@ -5747,7 +7460,6 @@
     <w:basedOn w:val="DefaultParagraphFont"/>
     <w:link w:val="Heading3"/>
     <w:uiPriority w:val="9"/>
-    <w:semiHidden/>
     <w:rsid w:val="007B0021"/>
     <w:rPr>
       <w:rFonts w:eastAsiaTheme="majorEastAsia" w:cstheme="majorBidi"/>
@@ -6098,6 +7810,11 @@
       <w:szCs w:val="18"/>
     </w:rPr>
   </w:style>
+  <w:style w:type="character" w:customStyle="1" w:styleId="whitespace-normal">
+    <w:name w:val="whitespace-normal"/>
+    <w:basedOn w:val="DefaultParagraphFont"/>
+    <w:rsid w:val="009D5882"/>
+  </w:style>
 </w:styles>
 </file>
 
@@ -6209,11 +7926,11 @@
   <w:rsids>
     <w:rsidRoot w:val="00B047C3"/>
     <w:rsid w:val="0033089D"/>
+    <w:rsid w:val="00436953"/>
     <w:rsid w:val="004934B8"/>
     <w:rsid w:val="005A7ACE"/>
     <w:rsid w:val="00697957"/>
     <w:rsid w:val="007718D0"/>
-    <w:rsid w:val="008A38D9"/>
     <w:rsid w:val="00AC683E"/>
     <w:rsid w:val="00B047C3"/>
   </w:rsids>

--- a/rapport/pfe-rapport.docx
+++ b/rapport/pfe-rapport.docx
@@ -488,27 +488,15 @@
           <w:szCs w:val="24"/>
         </w:rPr>
       </w:pPr>
-      <w:proofErr w:type="spellStart"/>
-      <w:r>
-        <w:rPr>
-          <w:rFonts w:asciiTheme="majorBidi" w:hAnsiTheme="majorBidi" w:cstheme="majorBidi"/>
-          <w:b/>
-          <w:bCs/>
-          <w:sz w:val="24"/>
-          <w:szCs w:val="24"/>
-        </w:rPr>
-        <w:t>Boulahya</w:t>
-      </w:r>
-      <w:proofErr w:type="spellEnd"/>
-      <w:r>
-        <w:rPr>
-          <w:rFonts w:asciiTheme="majorBidi" w:hAnsiTheme="majorBidi" w:cstheme="majorBidi"/>
-          <w:b/>
-          <w:bCs/>
-          <w:sz w:val="24"/>
-          <w:szCs w:val="24"/>
-        </w:rPr>
-        <w:t xml:space="preserve"> Imane</w:t>
+      <w:r>
+        <w:rPr>
+          <w:rFonts w:asciiTheme="majorBidi" w:hAnsiTheme="majorBidi" w:cstheme="majorBidi"/>
+          <w:b/>
+          <w:bCs/>
+          <w:sz w:val="24"/>
+          <w:szCs w:val="24"/>
+        </w:rPr>
+        <w:t>Boulahya Imane</w:t>
       </w:r>
     </w:p>
     <w:p>
@@ -523,27 +511,15 @@
           <w:szCs w:val="24"/>
         </w:rPr>
       </w:pPr>
-      <w:proofErr w:type="spellStart"/>
-      <w:r>
-        <w:rPr>
-          <w:rFonts w:asciiTheme="majorBidi" w:hAnsiTheme="majorBidi" w:cstheme="majorBidi"/>
-          <w:b/>
-          <w:bCs/>
-          <w:sz w:val="24"/>
-          <w:szCs w:val="24"/>
-        </w:rPr>
-        <w:t>Kadmiri</w:t>
-      </w:r>
-      <w:proofErr w:type="spellEnd"/>
-      <w:r>
-        <w:rPr>
-          <w:rFonts w:asciiTheme="majorBidi" w:hAnsiTheme="majorBidi" w:cstheme="majorBidi"/>
-          <w:b/>
-          <w:bCs/>
-          <w:sz w:val="24"/>
-          <w:szCs w:val="24"/>
-        </w:rPr>
-        <w:t xml:space="preserve"> Rihab</w:t>
+      <w:r>
+        <w:rPr>
+          <w:rFonts w:asciiTheme="majorBidi" w:hAnsiTheme="majorBidi" w:cstheme="majorBidi"/>
+          <w:b/>
+          <w:bCs/>
+          <w:sz w:val="24"/>
+          <w:szCs w:val="24"/>
+        </w:rPr>
+        <w:t>Kadmiri Rihab</w:t>
       </w:r>
     </w:p>
     <w:p>
@@ -587,29 +563,7 @@
           <w:sz w:val="24"/>
           <w:szCs w:val="24"/>
         </w:rPr>
-        <w:t xml:space="preserve">M. </w:t>
-      </w:r>
-      <w:proofErr w:type="spellStart"/>
-      <w:r>
-        <w:rPr>
-          <w:rFonts w:asciiTheme="majorBidi" w:hAnsiTheme="majorBidi" w:cstheme="majorBidi"/>
-          <w:b/>
-          <w:bCs/>
-          <w:sz w:val="24"/>
-          <w:szCs w:val="24"/>
-        </w:rPr>
-        <w:t>Khriss</w:t>
-      </w:r>
-      <w:proofErr w:type="spellEnd"/>
-      <w:r>
-        <w:rPr>
-          <w:rFonts w:asciiTheme="majorBidi" w:hAnsiTheme="majorBidi" w:cstheme="majorBidi"/>
-          <w:b/>
-          <w:bCs/>
-          <w:sz w:val="24"/>
-          <w:szCs w:val="24"/>
-        </w:rPr>
-        <w:t xml:space="preserve"> Abdelaadim</w:t>
+        <w:t>M. Khriss Abdelaadim</w:t>
       </w:r>
     </w:p>
     <w:p>
@@ -733,31 +687,7 @@
           <w:szCs w:val="24"/>
           <w:lang w:val="en-US"/>
         </w:rPr>
-        <w:t xml:space="preserve">M. </w:t>
-      </w:r>
-      <w:proofErr w:type="spellStart"/>
-      <w:r>
-        <w:rPr>
-          <w:rFonts w:asciiTheme="majorBidi" w:hAnsiTheme="majorBidi" w:cstheme="majorBidi"/>
-          <w:b/>
-          <w:bCs/>
-          <w:sz w:val="24"/>
-          <w:szCs w:val="24"/>
-          <w:lang w:val="en-US"/>
-        </w:rPr>
-        <w:t>Khriss</w:t>
-      </w:r>
-      <w:proofErr w:type="spellEnd"/>
-      <w:r>
-        <w:rPr>
-          <w:rFonts w:asciiTheme="majorBidi" w:hAnsiTheme="majorBidi" w:cstheme="majorBidi"/>
-          <w:b/>
-          <w:bCs/>
-          <w:sz w:val="24"/>
-          <w:szCs w:val="24"/>
-          <w:lang w:val="en-US"/>
-        </w:rPr>
-        <w:t xml:space="preserve"> Abdelaadim</w:t>
+        <w:t>M. Khriss Abdelaadim</w:t>
       </w:r>
     </w:p>
     <w:p>
@@ -885,7 +815,7 @@
     <w:sdt>
       <w:sdtPr>
         <w:rPr>
-          <w:rFonts w:asciiTheme="majorBidi" w:eastAsiaTheme="minorHAnsi" w:hAnsiTheme="majorBidi"/>
+          <w:rFonts w:asciiTheme="majorBidi" w:eastAsiaTheme="minorHAnsi" w:hAnsiTheme="majorBidi" w:cstheme="minorBidi"/>
           <w:color w:val="auto"/>
           <w:kern w:val="2"/>
           <w:sz w:val="22"/>
@@ -909,7 +839,7 @@
       <w:sdtContent>
         <w:p>
           <w:pPr>
-            <w:pStyle w:val="En-ttedetabledesmatires"/>
+            <w:pStyle w:val="TOCHeading"/>
             <w:rPr>
               <w:rFonts w:asciiTheme="majorBidi" w:hAnsiTheme="majorBidi"/>
             </w:rPr>
@@ -923,7 +853,7 @@
         </w:p>
         <w:p>
           <w:pPr>
-            <w:pStyle w:val="TM1"/>
+            <w:pStyle w:val="TOC1"/>
             <w:tabs>
               <w:tab w:val="right" w:leader="dot" w:pos="9062"/>
             </w:tabs>
@@ -956,7 +886,7 @@
           <w:hyperlink w:anchor="_Toc226018726" w:history="1">
             <w:r>
               <w:rPr>
-                <w:rStyle w:val="Lienhypertexte"/>
+                <w:rStyle w:val="Hyperlink"/>
                 <w:rFonts w:asciiTheme="majorBidi" w:hAnsiTheme="majorBidi"/>
                 <w:b/>
                 <w:bCs/>
@@ -1016,7 +946,7 @@
         </w:p>
         <w:p>
           <w:pPr>
-            <w:pStyle w:val="TM1"/>
+            <w:pStyle w:val="TOC1"/>
             <w:tabs>
               <w:tab w:val="right" w:leader="dot" w:pos="9062"/>
             </w:tabs>
@@ -1031,7 +961,7 @@
           <w:hyperlink w:anchor="_Toc226018727" w:history="1">
             <w:r>
               <w:rPr>
-                <w:rStyle w:val="Lienhypertexte"/>
+                <w:rStyle w:val="Hyperlink"/>
                 <w:rFonts w:asciiTheme="majorBidi" w:hAnsiTheme="majorBidi"/>
                 <w:b/>
                 <w:bCs/>
@@ -1091,7 +1021,7 @@
         </w:p>
         <w:p>
           <w:pPr>
-            <w:pStyle w:val="TM1"/>
+            <w:pStyle w:val="TOC1"/>
             <w:tabs>
               <w:tab w:val="right" w:leader="dot" w:pos="9062"/>
             </w:tabs>
@@ -1106,7 +1036,7 @@
           <w:hyperlink w:anchor="_Toc226018728" w:history="1">
             <w:r>
               <w:rPr>
-                <w:rStyle w:val="Lienhypertexte"/>
+                <w:rStyle w:val="Hyperlink"/>
                 <w:rFonts w:asciiTheme="majorBidi" w:hAnsiTheme="majorBidi"/>
                 <w:b/>
                 <w:bCs/>
@@ -1166,7 +1096,7 @@
         </w:p>
         <w:p>
           <w:pPr>
-            <w:pStyle w:val="TM2"/>
+            <w:pStyle w:val="TOC2"/>
             <w:tabs>
               <w:tab w:val="left" w:pos="720"/>
               <w:tab w:val="right" w:leader="dot" w:pos="9062"/>
@@ -1182,7 +1112,7 @@
           <w:hyperlink w:anchor="_Toc226018729" w:history="1">
             <w:r>
               <w:rPr>
-                <w:rStyle w:val="Lienhypertexte"/>
+                <w:rStyle w:val="Hyperlink"/>
                 <w:rFonts w:asciiTheme="majorBidi" w:hAnsiTheme="majorBidi"/>
                 <w:noProof/>
               </w:rPr>
@@ -1200,7 +1130,7 @@
             </w:r>
             <w:r>
               <w:rPr>
-                <w:rStyle w:val="Lienhypertexte"/>
+                <w:rStyle w:val="Hyperlink"/>
                 <w:rFonts w:asciiTheme="majorBidi" w:hAnsiTheme="majorBidi"/>
                 <w:noProof/>
               </w:rPr>
@@ -1258,7 +1188,7 @@
         </w:p>
         <w:p>
           <w:pPr>
-            <w:pStyle w:val="TM2"/>
+            <w:pStyle w:val="TOC2"/>
             <w:tabs>
               <w:tab w:val="left" w:pos="720"/>
               <w:tab w:val="right" w:leader="dot" w:pos="9062"/>
@@ -1274,7 +1204,7 @@
           <w:hyperlink w:anchor="_Toc226018730" w:history="1">
             <w:r>
               <w:rPr>
-                <w:rStyle w:val="Lienhypertexte"/>
+                <w:rStyle w:val="Hyperlink"/>
                 <w:rFonts w:asciiTheme="majorBidi" w:hAnsiTheme="majorBidi"/>
                 <w:noProof/>
               </w:rPr>
@@ -1292,7 +1222,7 @@
             </w:r>
             <w:r>
               <w:rPr>
-                <w:rStyle w:val="Lienhypertexte"/>
+                <w:rStyle w:val="Hyperlink"/>
                 <w:rFonts w:asciiTheme="majorBidi" w:hAnsiTheme="majorBidi"/>
                 <w:noProof/>
               </w:rPr>
@@ -1350,7 +1280,7 @@
         </w:p>
         <w:p>
           <w:pPr>
-            <w:pStyle w:val="TM2"/>
+            <w:pStyle w:val="TOC2"/>
             <w:tabs>
               <w:tab w:val="left" w:pos="720"/>
               <w:tab w:val="right" w:leader="dot" w:pos="9062"/>
@@ -1366,7 +1296,7 @@
           <w:hyperlink w:anchor="_Toc226018731" w:history="1">
             <w:r>
               <w:rPr>
-                <w:rStyle w:val="Lienhypertexte"/>
+                <w:rStyle w:val="Hyperlink"/>
                 <w:rFonts w:asciiTheme="majorBidi" w:hAnsiTheme="majorBidi"/>
                 <w:noProof/>
               </w:rPr>
@@ -1384,7 +1314,7 @@
             </w:r>
             <w:r>
               <w:rPr>
-                <w:rStyle w:val="Lienhypertexte"/>
+                <w:rStyle w:val="Hyperlink"/>
                 <w:rFonts w:asciiTheme="majorBidi" w:hAnsiTheme="majorBidi"/>
                 <w:noProof/>
               </w:rPr>
@@ -1442,7 +1372,7 @@
         </w:p>
         <w:p>
           <w:pPr>
-            <w:pStyle w:val="TM2"/>
+            <w:pStyle w:val="TOC2"/>
             <w:tabs>
               <w:tab w:val="left" w:pos="720"/>
               <w:tab w:val="right" w:leader="dot" w:pos="9062"/>
@@ -1458,7 +1388,7 @@
           <w:hyperlink w:anchor="_Toc226018732" w:history="1">
             <w:r>
               <w:rPr>
-                <w:rStyle w:val="Lienhypertexte"/>
+                <w:rStyle w:val="Hyperlink"/>
                 <w:rFonts w:asciiTheme="majorBidi" w:hAnsiTheme="majorBidi"/>
                 <w:noProof/>
               </w:rPr>
@@ -1476,7 +1406,7 @@
             </w:r>
             <w:r>
               <w:rPr>
-                <w:rStyle w:val="Lienhypertexte"/>
+                <w:rStyle w:val="Hyperlink"/>
                 <w:rFonts w:asciiTheme="majorBidi" w:hAnsiTheme="majorBidi"/>
                 <w:noProof/>
               </w:rPr>
@@ -1534,7 +1464,7 @@
         </w:p>
         <w:p>
           <w:pPr>
-            <w:pStyle w:val="TM2"/>
+            <w:pStyle w:val="TOC2"/>
             <w:tabs>
               <w:tab w:val="left" w:pos="720"/>
               <w:tab w:val="right" w:leader="dot" w:pos="9062"/>
@@ -1550,7 +1480,7 @@
           <w:hyperlink w:anchor="_Toc226018733" w:history="1">
             <w:r>
               <w:rPr>
-                <w:rStyle w:val="Lienhypertexte"/>
+                <w:rStyle w:val="Hyperlink"/>
                 <w:rFonts w:asciiTheme="majorBidi" w:hAnsiTheme="majorBidi"/>
                 <w:noProof/>
               </w:rPr>
@@ -1568,7 +1498,7 @@
             </w:r>
             <w:r>
               <w:rPr>
-                <w:rStyle w:val="Lienhypertexte"/>
+                <w:rStyle w:val="Hyperlink"/>
                 <w:rFonts w:asciiTheme="majorBidi" w:hAnsiTheme="majorBidi"/>
                 <w:noProof/>
               </w:rPr>
@@ -1626,7 +1556,7 @@
         </w:p>
         <w:p>
           <w:pPr>
-            <w:pStyle w:val="TM1"/>
+            <w:pStyle w:val="TOC1"/>
             <w:tabs>
               <w:tab w:val="right" w:leader="dot" w:pos="9062"/>
             </w:tabs>
@@ -1641,7 +1571,7 @@
           <w:hyperlink w:anchor="_Toc226018734" w:history="1">
             <w:r>
               <w:rPr>
-                <w:rStyle w:val="Lienhypertexte"/>
+                <w:rStyle w:val="Hyperlink"/>
                 <w:rFonts w:asciiTheme="majorBidi" w:hAnsiTheme="majorBidi"/>
                 <w:b/>
                 <w:bCs/>
@@ -1701,7 +1631,7 @@
         </w:p>
         <w:p>
           <w:pPr>
-            <w:pStyle w:val="TM2"/>
+            <w:pStyle w:val="TOC2"/>
             <w:tabs>
               <w:tab w:val="left" w:pos="720"/>
               <w:tab w:val="right" w:leader="dot" w:pos="9062"/>
@@ -1717,7 +1647,7 @@
           <w:hyperlink w:anchor="_Toc226018735" w:history="1">
             <w:r>
               <w:rPr>
-                <w:rStyle w:val="Lienhypertexte"/>
+                <w:rStyle w:val="Hyperlink"/>
                 <w:rFonts w:asciiTheme="majorBidi" w:hAnsiTheme="majorBidi"/>
                 <w:noProof/>
               </w:rPr>
@@ -1735,7 +1665,7 @@
             </w:r>
             <w:r>
               <w:rPr>
-                <w:rStyle w:val="Lienhypertexte"/>
+                <w:rStyle w:val="Hyperlink"/>
                 <w:rFonts w:asciiTheme="majorBidi" w:hAnsiTheme="majorBidi"/>
                 <w:noProof/>
               </w:rPr>
@@ -1793,7 +1723,7 @@
         </w:p>
         <w:p>
           <w:pPr>
-            <w:pStyle w:val="TM2"/>
+            <w:pStyle w:val="TOC2"/>
             <w:tabs>
               <w:tab w:val="left" w:pos="720"/>
               <w:tab w:val="right" w:leader="dot" w:pos="9062"/>
@@ -1809,7 +1739,7 @@
           <w:hyperlink w:anchor="_Toc226018736" w:history="1">
             <w:r>
               <w:rPr>
-                <w:rStyle w:val="Lienhypertexte"/>
+                <w:rStyle w:val="Hyperlink"/>
                 <w:rFonts w:asciiTheme="majorBidi" w:hAnsiTheme="majorBidi"/>
                 <w:noProof/>
                 <w:lang w:eastAsia="fr-FR"/>
@@ -1828,7 +1758,7 @@
             </w:r>
             <w:r>
               <w:rPr>
-                <w:rStyle w:val="Lienhypertexte"/>
+                <w:rStyle w:val="Hyperlink"/>
                 <w:rFonts w:asciiTheme="majorBidi" w:hAnsiTheme="majorBidi"/>
                 <w:noProof/>
                 <w:lang w:eastAsia="fr-FR"/>
@@ -1887,7 +1817,7 @@
         </w:p>
         <w:p>
           <w:pPr>
-            <w:pStyle w:val="TM2"/>
+            <w:pStyle w:val="TOC2"/>
             <w:tabs>
               <w:tab w:val="left" w:pos="720"/>
               <w:tab w:val="right" w:leader="dot" w:pos="9062"/>
@@ -1903,7 +1833,7 @@
           <w:hyperlink w:anchor="_Toc226018737" w:history="1">
             <w:r>
               <w:rPr>
-                <w:rStyle w:val="Lienhypertexte"/>
+                <w:rStyle w:val="Hyperlink"/>
                 <w:rFonts w:asciiTheme="majorBidi" w:hAnsiTheme="majorBidi"/>
                 <w:noProof/>
               </w:rPr>
@@ -1921,7 +1851,7 @@
             </w:r>
             <w:r>
               <w:rPr>
-                <w:rStyle w:val="Lienhypertexte"/>
+                <w:rStyle w:val="Hyperlink"/>
                 <w:rFonts w:asciiTheme="majorBidi" w:hAnsiTheme="majorBidi"/>
                 <w:noProof/>
               </w:rPr>
@@ -1979,7 +1909,7 @@
         </w:p>
         <w:p>
           <w:pPr>
-            <w:pStyle w:val="TM2"/>
+            <w:pStyle w:val="TOC2"/>
             <w:tabs>
               <w:tab w:val="left" w:pos="720"/>
               <w:tab w:val="right" w:leader="dot" w:pos="9062"/>
@@ -1995,7 +1925,7 @@
           <w:hyperlink w:anchor="_Toc226018738" w:history="1">
             <w:r>
               <w:rPr>
-                <w:rStyle w:val="Lienhypertexte"/>
+                <w:rStyle w:val="Hyperlink"/>
                 <w:rFonts w:asciiTheme="majorBidi" w:hAnsiTheme="majorBidi"/>
                 <w:noProof/>
               </w:rPr>
@@ -2013,7 +1943,7 @@
             </w:r>
             <w:r>
               <w:rPr>
-                <w:rStyle w:val="Lienhypertexte"/>
+                <w:rStyle w:val="Hyperlink"/>
                 <w:rFonts w:asciiTheme="majorBidi" w:hAnsiTheme="majorBidi"/>
                 <w:noProof/>
               </w:rPr>
@@ -2071,7 +2001,7 @@
         </w:p>
         <w:p>
           <w:pPr>
-            <w:pStyle w:val="TM1"/>
+            <w:pStyle w:val="TOC1"/>
             <w:tabs>
               <w:tab w:val="right" w:leader="dot" w:pos="9062"/>
             </w:tabs>
@@ -2086,7 +2016,7 @@
           <w:hyperlink w:anchor="_Toc226018739" w:history="1">
             <w:r>
               <w:rPr>
-                <w:rStyle w:val="Lienhypertexte"/>
+                <w:rStyle w:val="Hyperlink"/>
                 <w:rFonts w:asciiTheme="majorBidi" w:hAnsiTheme="majorBidi"/>
                 <w:b/>
                 <w:bCs/>
@@ -2146,7 +2076,7 @@
         </w:p>
         <w:p>
           <w:pPr>
-            <w:pStyle w:val="TM2"/>
+            <w:pStyle w:val="TOC2"/>
             <w:tabs>
               <w:tab w:val="left" w:pos="720"/>
               <w:tab w:val="right" w:leader="dot" w:pos="9062"/>
@@ -2162,7 +2092,7 @@
           <w:hyperlink w:anchor="_Toc226018740" w:history="1">
             <w:r>
               <w:rPr>
-                <w:rStyle w:val="Lienhypertexte"/>
+                <w:rStyle w:val="Hyperlink"/>
                 <w:rFonts w:asciiTheme="majorBidi" w:hAnsiTheme="majorBidi"/>
                 <w:noProof/>
               </w:rPr>
@@ -2180,7 +2110,7 @@
             </w:r>
             <w:r>
               <w:rPr>
-                <w:rStyle w:val="Lienhypertexte"/>
+                <w:rStyle w:val="Hyperlink"/>
                 <w:rFonts w:asciiTheme="majorBidi" w:hAnsiTheme="majorBidi"/>
                 <w:noProof/>
               </w:rPr>
@@ -2238,7 +2168,7 @@
         </w:p>
         <w:p>
           <w:pPr>
-            <w:pStyle w:val="TM2"/>
+            <w:pStyle w:val="TOC2"/>
             <w:tabs>
               <w:tab w:val="left" w:pos="720"/>
               <w:tab w:val="right" w:leader="dot" w:pos="9062"/>
@@ -2254,7 +2184,7 @@
           <w:hyperlink w:anchor="_Toc226018741" w:history="1">
             <w:r>
               <w:rPr>
-                <w:rStyle w:val="Lienhypertexte"/>
+                <w:rStyle w:val="Hyperlink"/>
                 <w:rFonts w:asciiTheme="majorBidi" w:hAnsiTheme="majorBidi"/>
                 <w:noProof/>
               </w:rPr>
@@ -2272,7 +2202,7 @@
             </w:r>
             <w:r>
               <w:rPr>
-                <w:rStyle w:val="Lienhypertexte"/>
+                <w:rStyle w:val="Hyperlink"/>
                 <w:rFonts w:asciiTheme="majorBidi" w:hAnsiTheme="majorBidi"/>
                 <w:noProof/>
               </w:rPr>
@@ -2330,7 +2260,7 @@
         </w:p>
         <w:p>
           <w:pPr>
-            <w:pStyle w:val="TM3"/>
+            <w:pStyle w:val="TOC3"/>
             <w:tabs>
               <w:tab w:val="left" w:pos="960"/>
               <w:tab w:val="right" w:leader="dot" w:pos="9062"/>
@@ -2346,7 +2276,7 @@
           <w:hyperlink w:anchor="_Toc226018742" w:history="1">
             <w:r>
               <w:rPr>
-                <w:rStyle w:val="Lienhypertexte"/>
+                <w:rStyle w:val="Hyperlink"/>
                 <w:rFonts w:asciiTheme="majorBidi" w:hAnsiTheme="majorBidi"/>
                 <w:noProof/>
               </w:rPr>
@@ -2364,7 +2294,7 @@
             </w:r>
             <w:r>
               <w:rPr>
-                <w:rStyle w:val="Lienhypertexte"/>
+                <w:rStyle w:val="Hyperlink"/>
                 <w:rFonts w:asciiTheme="majorBidi" w:hAnsiTheme="majorBidi"/>
                 <w:noProof/>
               </w:rPr>
@@ -2422,7 +2352,7 @@
         </w:p>
         <w:p>
           <w:pPr>
-            <w:pStyle w:val="TM3"/>
+            <w:pStyle w:val="TOC3"/>
             <w:tabs>
               <w:tab w:val="left" w:pos="960"/>
               <w:tab w:val="right" w:leader="dot" w:pos="9062"/>
@@ -2438,7 +2368,7 @@
           <w:hyperlink w:anchor="_Toc226018743" w:history="1">
             <w:r>
               <w:rPr>
-                <w:rStyle w:val="Lienhypertexte"/>
+                <w:rStyle w:val="Hyperlink"/>
                 <w:rFonts w:asciiTheme="majorBidi" w:hAnsiTheme="majorBidi"/>
                 <w:noProof/>
               </w:rPr>
@@ -2456,7 +2386,7 @@
             </w:r>
             <w:r>
               <w:rPr>
-                <w:rStyle w:val="Lienhypertexte"/>
+                <w:rStyle w:val="Hyperlink"/>
                 <w:rFonts w:asciiTheme="majorBidi" w:hAnsiTheme="majorBidi"/>
                 <w:noProof/>
               </w:rPr>
@@ -2514,7 +2444,7 @@
         </w:p>
         <w:p>
           <w:pPr>
-            <w:pStyle w:val="TM2"/>
+            <w:pStyle w:val="TOC2"/>
             <w:tabs>
               <w:tab w:val="left" w:pos="720"/>
               <w:tab w:val="right" w:leader="dot" w:pos="9062"/>
@@ -2530,7 +2460,7 @@
           <w:hyperlink w:anchor="_Toc226018744" w:history="1">
             <w:r>
               <w:rPr>
-                <w:rStyle w:val="Lienhypertexte"/>
+                <w:rStyle w:val="Hyperlink"/>
                 <w:rFonts w:asciiTheme="majorBidi" w:hAnsiTheme="majorBidi"/>
                 <w:noProof/>
               </w:rPr>
@@ -2548,7 +2478,7 @@
             </w:r>
             <w:r>
               <w:rPr>
-                <w:rStyle w:val="Lienhypertexte"/>
+                <w:rStyle w:val="Hyperlink"/>
                 <w:rFonts w:asciiTheme="majorBidi" w:hAnsiTheme="majorBidi"/>
                 <w:noProof/>
               </w:rPr>
@@ -2606,7 +2536,7 @@
         </w:p>
         <w:p>
           <w:pPr>
-            <w:pStyle w:val="TM3"/>
+            <w:pStyle w:val="TOC3"/>
             <w:tabs>
               <w:tab w:val="left" w:pos="960"/>
               <w:tab w:val="right" w:leader="dot" w:pos="9062"/>
@@ -2622,7 +2552,7 @@
           <w:hyperlink w:anchor="_Toc226018745" w:history="1">
             <w:r>
               <w:rPr>
-                <w:rStyle w:val="Lienhypertexte"/>
+                <w:rStyle w:val="Hyperlink"/>
                 <w:rFonts w:asciiTheme="majorBidi" w:hAnsiTheme="majorBidi"/>
                 <w:noProof/>
               </w:rPr>
@@ -2640,7 +2570,7 @@
             </w:r>
             <w:r>
               <w:rPr>
-                <w:rStyle w:val="Lienhypertexte"/>
+                <w:rStyle w:val="Hyperlink"/>
                 <w:rFonts w:asciiTheme="majorBidi" w:hAnsiTheme="majorBidi"/>
                 <w:noProof/>
               </w:rPr>
@@ -2698,7 +2628,7 @@
         </w:p>
         <w:p>
           <w:pPr>
-            <w:pStyle w:val="TM3"/>
+            <w:pStyle w:val="TOC3"/>
             <w:tabs>
               <w:tab w:val="left" w:pos="960"/>
               <w:tab w:val="right" w:leader="dot" w:pos="9062"/>
@@ -2714,7 +2644,7 @@
           <w:hyperlink w:anchor="_Toc226018746" w:history="1">
             <w:r>
               <w:rPr>
-                <w:rStyle w:val="Lienhypertexte"/>
+                <w:rStyle w:val="Hyperlink"/>
                 <w:rFonts w:asciiTheme="majorBidi" w:hAnsiTheme="majorBidi"/>
                 <w:noProof/>
               </w:rPr>
@@ -2732,7 +2662,7 @@
             </w:r>
             <w:r>
               <w:rPr>
-                <w:rStyle w:val="Lienhypertexte"/>
+                <w:rStyle w:val="Hyperlink"/>
                 <w:rFonts w:asciiTheme="majorBidi" w:hAnsiTheme="majorBidi"/>
                 <w:noProof/>
               </w:rPr>
@@ -2790,7 +2720,7 @@
         </w:p>
         <w:p>
           <w:pPr>
-            <w:pStyle w:val="TM3"/>
+            <w:pStyle w:val="TOC3"/>
             <w:tabs>
               <w:tab w:val="left" w:pos="960"/>
               <w:tab w:val="right" w:leader="dot" w:pos="9062"/>
@@ -2806,7 +2736,7 @@
           <w:hyperlink w:anchor="_Toc226018747" w:history="1">
             <w:r>
               <w:rPr>
-                <w:rStyle w:val="Lienhypertexte"/>
+                <w:rStyle w:val="Hyperlink"/>
                 <w:rFonts w:asciiTheme="majorBidi" w:hAnsiTheme="majorBidi"/>
                 <w:noProof/>
               </w:rPr>
@@ -2824,7 +2754,7 @@
             </w:r>
             <w:r>
               <w:rPr>
-                <w:rStyle w:val="Lienhypertexte"/>
+                <w:rStyle w:val="Hyperlink"/>
                 <w:rFonts w:asciiTheme="majorBidi" w:hAnsiTheme="majorBidi"/>
                 <w:noProof/>
               </w:rPr>
@@ -2882,7 +2812,7 @@
         </w:p>
         <w:p>
           <w:pPr>
-            <w:pStyle w:val="TM3"/>
+            <w:pStyle w:val="TOC3"/>
             <w:tabs>
               <w:tab w:val="left" w:pos="960"/>
               <w:tab w:val="right" w:leader="dot" w:pos="9062"/>
@@ -2898,7 +2828,7 @@
           <w:hyperlink w:anchor="_Toc226018748" w:history="1">
             <w:r>
               <w:rPr>
-                <w:rStyle w:val="Lienhypertexte"/>
+                <w:rStyle w:val="Hyperlink"/>
                 <w:rFonts w:asciiTheme="majorBidi" w:hAnsiTheme="majorBidi"/>
                 <w:noProof/>
               </w:rPr>
@@ -2916,7 +2846,7 @@
             </w:r>
             <w:r>
               <w:rPr>
-                <w:rStyle w:val="Lienhypertexte"/>
+                <w:rStyle w:val="Hyperlink"/>
                 <w:rFonts w:asciiTheme="majorBidi" w:hAnsiTheme="majorBidi"/>
                 <w:noProof/>
               </w:rPr>
@@ -2974,7 +2904,7 @@
         </w:p>
         <w:p>
           <w:pPr>
-            <w:pStyle w:val="TM2"/>
+            <w:pStyle w:val="TOC2"/>
             <w:tabs>
               <w:tab w:val="left" w:pos="720"/>
               <w:tab w:val="right" w:leader="dot" w:pos="9062"/>
@@ -2990,7 +2920,7 @@
           <w:hyperlink w:anchor="_Toc226018749" w:history="1">
             <w:r>
               <w:rPr>
-                <w:rStyle w:val="Lienhypertexte"/>
+                <w:rStyle w:val="Hyperlink"/>
                 <w:rFonts w:asciiTheme="majorBidi" w:hAnsiTheme="majorBidi"/>
                 <w:noProof/>
               </w:rPr>
@@ -3008,7 +2938,7 @@
             </w:r>
             <w:r>
               <w:rPr>
-                <w:rStyle w:val="Lienhypertexte"/>
+                <w:rStyle w:val="Hyperlink"/>
                 <w:rFonts w:asciiTheme="majorBidi" w:hAnsiTheme="majorBidi"/>
                 <w:noProof/>
               </w:rPr>
@@ -3066,7 +2996,7 @@
         </w:p>
         <w:p>
           <w:pPr>
-            <w:pStyle w:val="TM2"/>
+            <w:pStyle w:val="TOC2"/>
             <w:tabs>
               <w:tab w:val="left" w:pos="720"/>
               <w:tab w:val="right" w:leader="dot" w:pos="9062"/>
@@ -3082,7 +3012,7 @@
           <w:hyperlink w:anchor="_Toc226018750" w:history="1">
             <w:r>
               <w:rPr>
-                <w:rStyle w:val="Lienhypertexte"/>
+                <w:rStyle w:val="Hyperlink"/>
                 <w:rFonts w:asciiTheme="majorBidi" w:hAnsiTheme="majorBidi"/>
                 <w:noProof/>
               </w:rPr>
@@ -3100,7 +3030,7 @@
             </w:r>
             <w:r>
               <w:rPr>
-                <w:rStyle w:val="Lienhypertexte"/>
+                <w:rStyle w:val="Hyperlink"/>
                 <w:rFonts w:asciiTheme="majorBidi" w:hAnsiTheme="majorBidi"/>
                 <w:noProof/>
               </w:rPr>
@@ -3158,7 +3088,7 @@
         </w:p>
         <w:p>
           <w:pPr>
-            <w:pStyle w:val="TM1"/>
+            <w:pStyle w:val="TOC1"/>
             <w:tabs>
               <w:tab w:val="right" w:leader="dot" w:pos="9062"/>
             </w:tabs>
@@ -3173,7 +3103,7 @@
           <w:hyperlink w:anchor="_Toc226018751" w:history="1">
             <w:r>
               <w:rPr>
-                <w:rStyle w:val="Lienhypertexte"/>
+                <w:rStyle w:val="Hyperlink"/>
                 <w:rFonts w:asciiTheme="majorBidi" w:hAnsiTheme="majorBidi"/>
                 <w:i/>
                 <w:iCs/>
@@ -3233,7 +3163,7 @@
         </w:p>
         <w:p>
           <w:pPr>
-            <w:pStyle w:val="TM1"/>
+            <w:pStyle w:val="TOC1"/>
             <w:tabs>
               <w:tab w:val="left" w:pos="440"/>
               <w:tab w:val="right" w:leader="dot" w:pos="9062"/>
@@ -3249,7 +3179,7 @@
           <w:hyperlink w:anchor="_Toc226018752" w:history="1">
             <w:r>
               <w:rPr>
-                <w:rStyle w:val="Lienhypertexte"/>
+                <w:rStyle w:val="Hyperlink"/>
                 <w:rFonts w:asciiTheme="majorBidi" w:hAnsiTheme="majorBidi"/>
                 <w:noProof/>
               </w:rPr>
@@ -3267,7 +3197,7 @@
             </w:r>
             <w:r>
               <w:rPr>
-                <w:rStyle w:val="Lienhypertexte"/>
+                <w:rStyle w:val="Hyperlink"/>
                 <w:rFonts w:asciiTheme="majorBidi" w:hAnsiTheme="majorBidi"/>
                 <w:noProof/>
               </w:rPr>
@@ -3325,7 +3255,7 @@
         </w:p>
         <w:p>
           <w:pPr>
-            <w:pStyle w:val="TM2"/>
+            <w:pStyle w:val="TOC2"/>
             <w:tabs>
               <w:tab w:val="left" w:pos="720"/>
               <w:tab w:val="right" w:leader="dot" w:pos="9062"/>
@@ -3341,7 +3271,7 @@
           <w:hyperlink w:anchor="_Toc226018753" w:history="1">
             <w:r>
               <w:rPr>
-                <w:rStyle w:val="Lienhypertexte"/>
+                <w:rStyle w:val="Hyperlink"/>
                 <w:rFonts w:asciiTheme="majorBidi" w:hAnsiTheme="majorBidi"/>
                 <w:noProof/>
                 <w:lang w:val="en-US"/>
@@ -3360,7 +3290,7 @@
             </w:r>
             <w:r>
               <w:rPr>
-                <w:rStyle w:val="Lienhypertexte"/>
+                <w:rStyle w:val="Hyperlink"/>
                 <w:rFonts w:asciiTheme="majorBidi" w:hAnsiTheme="majorBidi"/>
                 <w:noProof/>
                 <w:lang w:val="en-US"/>
@@ -3419,7 +3349,7 @@
         </w:p>
         <w:p>
           <w:pPr>
-            <w:pStyle w:val="TM2"/>
+            <w:pStyle w:val="TOC2"/>
             <w:tabs>
               <w:tab w:val="left" w:pos="720"/>
               <w:tab w:val="right" w:leader="dot" w:pos="9062"/>
@@ -3435,7 +3365,7 @@
           <w:hyperlink w:anchor="_Toc226018754" w:history="1">
             <w:r>
               <w:rPr>
-                <w:rStyle w:val="Lienhypertexte"/>
+                <w:rStyle w:val="Hyperlink"/>
                 <w:rFonts w:asciiTheme="majorBidi" w:hAnsiTheme="majorBidi"/>
                 <w:noProof/>
                 <w:lang w:val="en-US"/>
@@ -3454,7 +3384,7 @@
             </w:r>
             <w:r>
               <w:rPr>
-                <w:rStyle w:val="Lienhypertexte"/>
+                <w:rStyle w:val="Hyperlink"/>
                 <w:rFonts w:asciiTheme="majorBidi" w:hAnsiTheme="majorBidi"/>
                 <w:noProof/>
                 <w:lang w:val="en-US"/>
@@ -3513,7 +3443,7 @@
         </w:p>
         <w:p>
           <w:pPr>
-            <w:pStyle w:val="TM2"/>
+            <w:pStyle w:val="TOC2"/>
             <w:tabs>
               <w:tab w:val="left" w:pos="720"/>
               <w:tab w:val="right" w:leader="dot" w:pos="9062"/>
@@ -3529,7 +3459,7 @@
           <w:hyperlink w:anchor="_Toc226018755" w:history="1">
             <w:r>
               <w:rPr>
-                <w:rStyle w:val="Lienhypertexte"/>
+                <w:rStyle w:val="Hyperlink"/>
                 <w:noProof/>
               </w:rPr>
               <w:t>2.</w:t>
@@ -3546,7 +3476,7 @@
             </w:r>
             <w:r>
               <w:rPr>
-                <w:rStyle w:val="Lienhypertexte"/>
+                <w:rStyle w:val="Hyperlink"/>
                 <w:noProof/>
               </w:rPr>
               <w:t>Développement du backend</w:t>
@@ -3603,7 +3533,7 @@
         </w:p>
         <w:p>
           <w:pPr>
-            <w:pStyle w:val="TM2"/>
+            <w:pStyle w:val="TOC2"/>
             <w:tabs>
               <w:tab w:val="left" w:pos="720"/>
               <w:tab w:val="right" w:leader="dot" w:pos="9062"/>
@@ -3619,7 +3549,7 @@
           <w:hyperlink w:anchor="_Toc226018756" w:history="1">
             <w:r>
               <w:rPr>
-                <w:rStyle w:val="Lienhypertexte"/>
+                <w:rStyle w:val="Hyperlink"/>
                 <w:rFonts w:eastAsia="Times New Roman"/>
                 <w:noProof/>
               </w:rPr>
@@ -3637,7 +3567,7 @@
             </w:r>
             <w:r>
               <w:rPr>
-                <w:rStyle w:val="Lienhypertexte"/>
+                <w:rStyle w:val="Hyperlink"/>
                 <w:rFonts w:eastAsia="Times New Roman"/>
                 <w:noProof/>
               </w:rPr>
@@ -3695,7 +3625,7 @@
         </w:p>
         <w:p>
           <w:pPr>
-            <w:pStyle w:val="TM2"/>
+            <w:pStyle w:val="TOC2"/>
             <w:tabs>
               <w:tab w:val="left" w:pos="720"/>
               <w:tab w:val="right" w:leader="dot" w:pos="9062"/>
@@ -3711,7 +3641,7 @@
           <w:hyperlink w:anchor="_Toc226018757" w:history="1">
             <w:r>
               <w:rPr>
-                <w:rStyle w:val="Lienhypertexte"/>
+                <w:rStyle w:val="Hyperlink"/>
                 <w:rFonts w:eastAsia="Times New Roman"/>
                 <w:noProof/>
               </w:rPr>
@@ -3729,7 +3659,7 @@
             </w:r>
             <w:r>
               <w:rPr>
-                <w:rStyle w:val="Lienhypertexte"/>
+                <w:rStyle w:val="Hyperlink"/>
                 <w:rFonts w:eastAsia="Times New Roman"/>
                 <w:noProof/>
               </w:rPr>
@@ -3787,7 +3717,7 @@
         </w:p>
         <w:p>
           <w:pPr>
-            <w:pStyle w:val="TM2"/>
+            <w:pStyle w:val="TOC2"/>
             <w:tabs>
               <w:tab w:val="left" w:pos="720"/>
               <w:tab w:val="right" w:leader="dot" w:pos="9062"/>
@@ -3803,7 +3733,7 @@
           <w:hyperlink w:anchor="_Toc226018758" w:history="1">
             <w:r>
               <w:rPr>
-                <w:rStyle w:val="Lienhypertexte"/>
+                <w:rStyle w:val="Hyperlink"/>
                 <w:rFonts w:eastAsia="Times New Roman"/>
                 <w:noProof/>
               </w:rPr>
@@ -3821,7 +3751,7 @@
             </w:r>
             <w:r>
               <w:rPr>
-                <w:rStyle w:val="Lienhypertexte"/>
+                <w:rStyle w:val="Hyperlink"/>
                 <w:rFonts w:eastAsia="Times New Roman"/>
                 <w:noProof/>
               </w:rPr>
@@ -3897,7 +3827,7 @@
     </w:sdt>
     <w:p>
       <w:pPr>
-        <w:pStyle w:val="Titre1"/>
+        <w:pStyle w:val="Heading1"/>
         <w:spacing w:line="360" w:lineRule="auto"/>
         <w:jc w:val="center"/>
         <w:rPr>
@@ -4287,7 +4217,7 @@
     </w:p>
     <w:p>
       <w:pPr>
-        <w:pStyle w:val="Titre1"/>
+        <w:pStyle w:val="Heading1"/>
         <w:spacing w:line="360" w:lineRule="auto"/>
         <w:jc w:val="center"/>
         <w:rPr>
@@ -4300,7 +4230,7 @@
     </w:p>
     <w:p>
       <w:pPr>
-        <w:pStyle w:val="Titre1"/>
+        <w:pStyle w:val="Heading1"/>
         <w:spacing w:line="360" w:lineRule="auto"/>
         <w:jc w:val="center"/>
         <w:rPr>
@@ -4330,58 +4260,42 @@
       <w:pPr>
         <w:spacing w:line="360" w:lineRule="auto"/>
         <w:rPr>
-          <w:rFonts w:asciiTheme="majorBidi" w:hAnsiTheme="majorBidi" w:cstheme="majorBidi"/>
+          <w:rFonts w:ascii="Times New Roman" w:hAnsi="Times New Roman" w:cs="Times New Roman"/>
         </w:rPr>
       </w:pPr>
     </w:p>
     <w:p>
       <w:pPr>
         <w:spacing w:line="360" w:lineRule="auto"/>
-        <w:rPr>
-          <w:rFonts w:asciiTheme="majorBidi" w:hAnsiTheme="majorBidi" w:cstheme="majorBidi"/>
-          <w:sz w:val="24"/>
-          <w:szCs w:val="24"/>
-        </w:rPr>
-      </w:pPr>
-      <w:r>
-        <w:rPr>
-          <w:rFonts w:asciiTheme="majorBidi" w:hAnsiTheme="majorBidi" w:cstheme="majorBidi"/>
-          <w:sz w:val="24"/>
-          <w:szCs w:val="24"/>
-        </w:rPr>
-        <w:t xml:space="preserve">Dans un contexte marqué par la transformation numérique et l’évolution constante des technologies de l’information et de la communication, les entreprises accordent une importance croissante à leur présence digitale. Les sites web, les plateformes interactives ainsi que les stratégies de </w:t>
-      </w:r>
-      <w:r>
-        <w:rPr>
-          <w:rFonts w:asciiTheme="majorBidi" w:hAnsiTheme="majorBidi" w:cstheme="majorBidi"/>
-          <w:b/>
-          <w:bCs/>
-          <w:sz w:val="24"/>
-          <w:szCs w:val="24"/>
-        </w:rPr>
-        <w:t>marketing digital</w:t>
-      </w:r>
-      <w:r>
-        <w:rPr>
-          <w:rFonts w:asciiTheme="majorBidi" w:hAnsiTheme="majorBidi" w:cstheme="majorBidi"/>
-          <w:sz w:val="24"/>
-          <w:szCs w:val="24"/>
-        </w:rPr>
-        <w:t xml:space="preserve"> sont devenues des outils essentiels pour améliorer la communication avec les clients, promouvoir les services et renforcer la visibilité des organisations sur le marché. Ainsi, la conception d’applications web performantes, associée à la mise en place de stratégies efficaces de marketing digital, constitue aujourd’hui un levier majeur pour les entreprises souhaitant développer leur activité et atteindre un public plus large.</w:t>
+        <w:jc w:val="both"/>
+        <w:rPr>
+          <w:rFonts w:ascii="Times New Roman" w:hAnsi="Times New Roman" w:cs="Times New Roman"/>
+          <w:sz w:val="24"/>
+          <w:szCs w:val="24"/>
+        </w:rPr>
+      </w:pPr>
+      <w:r>
+        <w:rPr>
+          <w:rFonts w:ascii="Times New Roman" w:hAnsi="Times New Roman" w:cs="Times New Roman"/>
+          <w:sz w:val="24"/>
+          <w:szCs w:val="24"/>
+        </w:rPr>
+        <w:t>Dans un contexte marqué par la transformation numérique et l’évolution constante des technologies de l’information et de la communication, les entreprises accordent une importance croissante à leur présence digitale. Les sites web, les plateformes interactives ainsi que les stratégies de marketing digital sont devenues des outils essentiels pour améliorer la communication avec les clients, promouvoir les services et renforcer la visibilité des organisations sur le marché. Ainsi, la conception d’applications web performantes, associée à la mise en place de stratégies efficaces de marketing digital, constitue aujourd’hui un levier majeur pour les entreprises souhaitant développer leur activité et atteindre un public plus large.</w:t>
       </w:r>
     </w:p>
     <w:p>
       <w:pPr>
         <w:spacing w:line="360" w:lineRule="auto"/>
-        <w:rPr>
-          <w:rFonts w:asciiTheme="majorBidi" w:hAnsiTheme="majorBidi" w:cstheme="majorBidi"/>
-          <w:sz w:val="24"/>
-          <w:szCs w:val="24"/>
-        </w:rPr>
-      </w:pPr>
-      <w:r>
-        <w:rPr>
-          <w:rFonts w:asciiTheme="majorBidi" w:hAnsiTheme="majorBidi" w:cstheme="majorBidi"/>
+        <w:jc w:val="both"/>
+        <w:rPr>
+          <w:rFonts w:ascii="Times New Roman" w:hAnsi="Times New Roman" w:cs="Times New Roman"/>
+          <w:sz w:val="24"/>
+          <w:szCs w:val="24"/>
+        </w:rPr>
+      </w:pPr>
+      <w:r>
+        <w:rPr>
+          <w:rFonts w:ascii="Times New Roman" w:hAnsi="Times New Roman" w:cs="Times New Roman"/>
           <w:sz w:val="24"/>
           <w:szCs w:val="24"/>
         </w:rPr>
@@ -4391,51 +4305,35 @@
     <w:p>
       <w:pPr>
         <w:spacing w:line="360" w:lineRule="auto"/>
-        <w:rPr>
-          <w:rFonts w:asciiTheme="majorBidi" w:hAnsiTheme="majorBidi" w:cstheme="majorBidi"/>
-          <w:sz w:val="24"/>
-          <w:szCs w:val="24"/>
-        </w:rPr>
-      </w:pPr>
-      <w:r>
-        <w:rPr>
-          <w:rFonts w:asciiTheme="majorBidi" w:hAnsiTheme="majorBidi" w:cstheme="majorBidi"/>
-          <w:sz w:val="24"/>
-          <w:szCs w:val="24"/>
-        </w:rPr>
-        <w:t xml:space="preserve">C’est dans ce cadre que s’inscrit notre Projet de Fin d’Études (PFE), réalisé sous la supervision de Monsieur Abdelaadim Khriss. Ce projet avait pour objectif principal de mettre en pratique les connaissances acquises tout au long de notre formation en </w:t>
-      </w:r>
-      <w:r>
-        <w:rPr>
-          <w:rFonts w:asciiTheme="majorBidi" w:hAnsiTheme="majorBidi" w:cstheme="majorBidi"/>
-          <w:b/>
-          <w:bCs/>
-          <w:sz w:val="24"/>
-          <w:szCs w:val="24"/>
-        </w:rPr>
-        <w:t>Diplôme Universitaire de Technologie (DUT) – Web Design et Marketing Digital</w:t>
-      </w:r>
-      <w:r>
-        <w:rPr>
-          <w:rFonts w:asciiTheme="majorBidi" w:hAnsiTheme="majorBidi" w:cstheme="majorBidi"/>
-          <w:sz w:val="24"/>
-          <w:szCs w:val="24"/>
-        </w:rPr>
-        <w:t>. Cette spécialisation, amorcée dès la première année d’études, nous a permis d’acquérir des compétences dans la conception et le développement de sites web, l’expérience utilisateur, ainsi que dans l’élaboration de stratégies de marketing digital visant à améliorer la visibilité et l’efficacité des plateformes en ligne.</w:t>
+        <w:jc w:val="both"/>
+        <w:rPr>
+          <w:rFonts w:ascii="Times New Roman" w:hAnsi="Times New Roman" w:cs="Times New Roman"/>
+          <w:sz w:val="24"/>
+          <w:szCs w:val="24"/>
+        </w:rPr>
+      </w:pPr>
+      <w:r>
+        <w:rPr>
+          <w:rFonts w:ascii="Times New Roman" w:hAnsi="Times New Roman" w:cs="Times New Roman"/>
+          <w:sz w:val="24"/>
+          <w:szCs w:val="24"/>
+        </w:rPr>
+        <w:t>C’est dans ce cadre que s’inscrit notre Projet de Fin d’Études (PFE), réalisé sous la supervision de Monsieur Abdelaadim Khriss. Ce projet avait pour objectif principal de mettre en pratique les connaissances acquises tout au long de notre formation en Diplôme Universitaire de Technologie (DUT) – Web Design et Marketing Digital. Cette spécialisation, amorcée dès la première année d’études, nous a permis d’acquérir des compétences dans la conception et le développement de sites web, l’expérience utilisateur, ainsi que dans l’élaboration de stratégies de marketing digital visant à améliorer la visibilité et l’efficacité des plateformes en ligne.</w:t>
       </w:r>
     </w:p>
     <w:p>
       <w:pPr>
         <w:spacing w:line="360" w:lineRule="auto"/>
-        <w:rPr>
-          <w:rFonts w:asciiTheme="majorBidi" w:hAnsiTheme="majorBidi" w:cstheme="majorBidi"/>
-          <w:sz w:val="24"/>
-          <w:szCs w:val="24"/>
-        </w:rPr>
-      </w:pPr>
-      <w:r>
-        <w:rPr>
-          <w:rFonts w:asciiTheme="majorBidi" w:hAnsiTheme="majorBidi" w:cstheme="majorBidi"/>
+        <w:jc w:val="both"/>
+        <w:rPr>
+          <w:rFonts w:ascii="Times New Roman" w:hAnsi="Times New Roman" w:cs="Times New Roman"/>
+          <w:sz w:val="24"/>
+          <w:szCs w:val="24"/>
+        </w:rPr>
+      </w:pPr>
+      <w:r>
+        <w:rPr>
+          <w:rFonts w:ascii="Times New Roman" w:hAnsi="Times New Roman" w:cs="Times New Roman"/>
           <w:sz w:val="24"/>
           <w:szCs w:val="24"/>
         </w:rPr>
@@ -4446,119 +4344,115 @@
       <w:pPr>
         <w:numPr>
           <w:ilvl w:val="0"/>
-          <w:numId w:val="2"/>
+          <w:numId w:val="37"/>
         </w:numPr>
         <w:spacing w:line="360" w:lineRule="auto"/>
-        <w:rPr>
-          <w:rFonts w:asciiTheme="majorBidi" w:hAnsiTheme="majorBidi" w:cstheme="majorBidi"/>
-          <w:sz w:val="24"/>
-          <w:szCs w:val="24"/>
-        </w:rPr>
-      </w:pPr>
-      <w:r>
-        <w:rPr>
-          <w:rFonts w:asciiTheme="majorBidi" w:hAnsiTheme="majorBidi" w:cstheme="majorBidi"/>
-          <w:b/>
-          <w:bCs/>
-          <w:sz w:val="24"/>
-          <w:szCs w:val="24"/>
-        </w:rPr>
-        <w:t>Mettre en œuvre les acquis théoriques</w:t>
-      </w:r>
-      <w:r>
-        <w:rPr>
-          <w:rFonts w:asciiTheme="majorBidi" w:hAnsiTheme="majorBidi" w:cstheme="majorBidi"/>
-          <w:sz w:val="24"/>
-          <w:szCs w:val="24"/>
-        </w:rPr>
-        <w:t xml:space="preserve"> : appliquer concrètement les notions apprises durant la formation dans le développement web et le marketing digital à des situations </w:t>
-      </w:r>
-      <w:r>
-        <w:rPr>
-          <w:rFonts w:asciiTheme="majorBidi" w:hAnsiTheme="majorBidi" w:cstheme="majorBidi"/>
-          <w:sz w:val="24"/>
-          <w:szCs w:val="24"/>
-        </w:rPr>
-        <w:lastRenderedPageBreak/>
-        <w:t>réelles, afin de mieux comprendre leur utilité et leur portée dans un contexte professionnel.</w:t>
+        <w:jc w:val="both"/>
+        <w:rPr>
+          <w:rFonts w:ascii="Times New Roman" w:hAnsi="Times New Roman" w:cs="Times New Roman"/>
+          <w:sz w:val="24"/>
+          <w:szCs w:val="24"/>
+        </w:rPr>
+      </w:pPr>
+      <w:r>
+        <w:rPr>
+          <w:rFonts w:ascii="Times New Roman" w:hAnsi="Times New Roman" w:cs="Times New Roman"/>
+          <w:b/>
+          <w:bCs/>
+          <w:sz w:val="24"/>
+          <w:szCs w:val="24"/>
+        </w:rPr>
+        <w:t>Mettre en œuvre les acquis théoriques :</w:t>
+      </w:r>
+      <w:r>
+        <w:rPr>
+          <w:rFonts w:ascii="Times New Roman" w:hAnsi="Times New Roman" w:cs="Times New Roman"/>
+          <w:sz w:val="24"/>
+          <w:szCs w:val="24"/>
+        </w:rPr>
+        <w:t xml:space="preserve"> appliquer concrètement les notions apprises durant la formation dans le développement web et le marketing digital à des situations réelles, afin de mieux comprendre leur utilité et leur portée dans un contexte professionnel.</w:t>
       </w:r>
     </w:p>
     <w:p>
       <w:pPr>
         <w:numPr>
           <w:ilvl w:val="0"/>
-          <w:numId w:val="2"/>
+          <w:numId w:val="37"/>
         </w:numPr>
         <w:spacing w:line="360" w:lineRule="auto"/>
-        <w:rPr>
-          <w:rFonts w:asciiTheme="majorBidi" w:hAnsiTheme="majorBidi" w:cstheme="majorBidi"/>
-          <w:sz w:val="24"/>
-          <w:szCs w:val="24"/>
-        </w:rPr>
-      </w:pPr>
-      <w:r>
-        <w:rPr>
-          <w:rFonts w:asciiTheme="majorBidi" w:hAnsiTheme="majorBidi" w:cstheme="majorBidi"/>
-          <w:b/>
-          <w:bCs/>
-          <w:sz w:val="24"/>
-          <w:szCs w:val="24"/>
-        </w:rPr>
-        <w:t>Observer et apprendre du travail en groupe</w:t>
-      </w:r>
-      <w:r>
-        <w:rPr>
-          <w:rFonts w:asciiTheme="majorBidi" w:hAnsiTheme="majorBidi" w:cstheme="majorBidi"/>
-          <w:sz w:val="24"/>
-          <w:szCs w:val="24"/>
-        </w:rPr>
-        <w:t xml:space="preserve"> : découvrir le fonctionnement d’un environnement collaboratif, les méthodes de gestion de projet ainsi que les pratiques liées à la conception, au développement et à la promotion de solutions numériques.</w:t>
+        <w:jc w:val="both"/>
+        <w:rPr>
+          <w:rFonts w:ascii="Times New Roman" w:hAnsi="Times New Roman" w:cs="Times New Roman"/>
+          <w:sz w:val="24"/>
+          <w:szCs w:val="24"/>
+        </w:rPr>
+      </w:pPr>
+      <w:r>
+        <w:rPr>
+          <w:rFonts w:ascii="Times New Roman" w:hAnsi="Times New Roman" w:cs="Times New Roman"/>
+          <w:b/>
+          <w:bCs/>
+          <w:sz w:val="24"/>
+          <w:szCs w:val="24"/>
+        </w:rPr>
+        <w:lastRenderedPageBreak/>
+        <w:t>Observer et apprendre du travail en groupe :</w:t>
+      </w:r>
+      <w:r>
+        <w:rPr>
+          <w:rFonts w:ascii="Times New Roman" w:hAnsi="Times New Roman" w:cs="Times New Roman"/>
+          <w:sz w:val="24"/>
+          <w:szCs w:val="24"/>
+        </w:rPr>
+        <w:t xml:space="preserve"> découvrir le fonctionnement d’un environnement collaboratif, les méthodes de gestion de projet ainsi que les pratiques liées à la conception, au développement et à la promotion de solutions numériques.</w:t>
       </w:r>
     </w:p>
     <w:p>
       <w:pPr>
         <w:numPr>
           <w:ilvl w:val="0"/>
-          <w:numId w:val="2"/>
+          <w:numId w:val="37"/>
         </w:numPr>
         <w:spacing w:line="360" w:lineRule="auto"/>
-        <w:rPr>
-          <w:rFonts w:asciiTheme="majorBidi" w:hAnsiTheme="majorBidi" w:cstheme="majorBidi"/>
-          <w:sz w:val="24"/>
-          <w:szCs w:val="24"/>
-        </w:rPr>
-      </w:pPr>
-      <w:r>
-        <w:rPr>
-          <w:rFonts w:asciiTheme="majorBidi" w:hAnsiTheme="majorBidi" w:cstheme="majorBidi"/>
-          <w:b/>
-          <w:bCs/>
-          <w:sz w:val="24"/>
-          <w:szCs w:val="24"/>
-        </w:rPr>
-        <w:t>Développer nos compétences interpersonnelles</w:t>
-      </w:r>
-      <w:r>
-        <w:rPr>
-          <w:rFonts w:asciiTheme="majorBidi" w:hAnsiTheme="majorBidi" w:cstheme="majorBidi"/>
-          <w:sz w:val="24"/>
-          <w:szCs w:val="24"/>
-        </w:rPr>
-        <w:t xml:space="preserve"> : collaborer efficacement avec les membres de l’équipe, améliorer notre communication, renforcer notre gestion du temps et développer notre capacité à résoudre les problèmes.</w:t>
+        <w:jc w:val="both"/>
+        <w:rPr>
+          <w:rFonts w:ascii="Times New Roman" w:hAnsi="Times New Roman" w:cs="Times New Roman"/>
+          <w:sz w:val="24"/>
+          <w:szCs w:val="24"/>
+        </w:rPr>
+      </w:pPr>
+      <w:r>
+        <w:rPr>
+          <w:rFonts w:ascii="Times New Roman" w:hAnsi="Times New Roman" w:cs="Times New Roman"/>
+          <w:b/>
+          <w:bCs/>
+          <w:sz w:val="24"/>
+          <w:szCs w:val="24"/>
+        </w:rPr>
+        <w:t>Développer nos compétences interpersonnelles :</w:t>
+      </w:r>
+      <w:r>
+        <w:rPr>
+          <w:rFonts w:ascii="Times New Roman" w:hAnsi="Times New Roman" w:cs="Times New Roman"/>
+          <w:sz w:val="24"/>
+          <w:szCs w:val="24"/>
+        </w:rPr>
+        <w:t xml:space="preserve"> collaborer efficacement avec les membres de l’équipe, améliorer notre communication, renforcer notre gestion du temps et développer notre capacité à résoudre les problèmes.</w:t>
       </w:r>
     </w:p>
     <w:p>
       <w:pPr>
         <w:spacing w:line="360" w:lineRule="auto"/>
-        <w:rPr>
-          <w:rFonts w:asciiTheme="majorBidi" w:hAnsiTheme="majorBidi" w:cstheme="majorBidi"/>
-          <w:sz w:val="24"/>
-          <w:szCs w:val="24"/>
-        </w:rPr>
-      </w:pPr>
-      <w:r>
-        <w:rPr>
-          <w:rFonts w:asciiTheme="majorBidi" w:hAnsiTheme="majorBidi" w:cstheme="majorBidi"/>
+        <w:jc w:val="both"/>
+        <w:rPr>
+          <w:rFonts w:ascii="Times New Roman" w:hAnsi="Times New Roman" w:cs="Times New Roman"/>
+          <w:sz w:val="24"/>
+          <w:szCs w:val="24"/>
+        </w:rPr>
+      </w:pPr>
+      <w:r>
+        <w:rPr>
+          <w:rFonts w:ascii="Times New Roman" w:hAnsi="Times New Roman" w:cs="Times New Roman"/>
           <w:sz w:val="24"/>
           <w:szCs w:val="24"/>
         </w:rPr>
@@ -4567,73 +4461,156 @@
     </w:p>
     <w:p>
       <w:pPr>
-        <w:rPr>
-          <w:rFonts w:asciiTheme="majorBidi" w:hAnsiTheme="majorBidi" w:cstheme="majorBidi"/>
-        </w:rPr>
-      </w:pPr>
-    </w:p>
-    <w:p>
-      <w:pPr>
-        <w:rPr>
-          <w:rFonts w:asciiTheme="majorBidi" w:hAnsiTheme="majorBidi" w:cstheme="majorBidi"/>
-        </w:rPr>
-      </w:pPr>
-    </w:p>
-    <w:p>
-      <w:pPr>
-        <w:rPr>
-          <w:rFonts w:asciiTheme="majorBidi" w:hAnsiTheme="majorBidi" w:cstheme="majorBidi"/>
-        </w:rPr>
-      </w:pPr>
-    </w:p>
-    <w:p>
-      <w:pPr>
-        <w:rPr>
-          <w:rFonts w:asciiTheme="majorBidi" w:hAnsiTheme="majorBidi" w:cstheme="majorBidi"/>
-        </w:rPr>
-      </w:pPr>
-    </w:p>
-    <w:p>
-      <w:pPr>
-        <w:rPr>
-          <w:rFonts w:asciiTheme="majorBidi" w:hAnsiTheme="majorBidi" w:cstheme="majorBidi"/>
-        </w:rPr>
-      </w:pPr>
-    </w:p>
-    <w:p>
-      <w:pPr>
-        <w:rPr>
-          <w:rFonts w:asciiTheme="majorBidi" w:hAnsiTheme="majorBidi" w:cstheme="majorBidi"/>
-        </w:rPr>
-      </w:pPr>
-    </w:p>
-    <w:p>
-      <w:pPr>
-        <w:rPr>
-          <w:rFonts w:asciiTheme="majorBidi" w:hAnsiTheme="majorBidi" w:cstheme="majorBidi"/>
-        </w:rPr>
-      </w:pPr>
-    </w:p>
-    <w:p>
-      <w:pPr>
-        <w:rPr>
-          <w:rFonts w:asciiTheme="majorBidi" w:hAnsiTheme="majorBidi" w:cstheme="majorBidi"/>
-        </w:rPr>
-      </w:pPr>
-    </w:p>
-    <w:p>
-      <w:pPr>
-        <w:rPr>
-          <w:rFonts w:asciiTheme="majorBidi" w:hAnsiTheme="majorBidi" w:cstheme="majorBidi"/>
-        </w:rPr>
-      </w:pPr>
-    </w:p>
-    <w:p>
-      <w:pPr>
-        <w:rPr>
-          <w:rFonts w:asciiTheme="majorBidi" w:hAnsiTheme="majorBidi" w:cstheme="majorBidi"/>
-        </w:rPr>
-      </w:pPr>
+        <w:spacing w:line="360" w:lineRule="auto"/>
+        <w:jc w:val="both"/>
+        <w:rPr>
+          <w:rFonts w:ascii="Times New Roman" w:hAnsi="Times New Roman" w:cs="Times New Roman"/>
+          <w:sz w:val="24"/>
+          <w:szCs w:val="24"/>
+        </w:rPr>
+      </w:pPr>
+      <w:r>
+        <w:rPr>
+          <w:rFonts w:ascii="Times New Roman" w:hAnsi="Times New Roman" w:cs="Times New Roman"/>
+          <w:b/>
+          <w:bCs/>
+          <w:sz w:val="24"/>
+          <w:szCs w:val="24"/>
+        </w:rPr>
+        <w:t>Pour rendre compte de ce travail, ce rapport s'articule autour de quatre chapitres principaux :</w:t>
+      </w:r>
+    </w:p>
+    <w:p>
+      <w:pPr>
+        <w:numPr>
+          <w:ilvl w:val="0"/>
+          <w:numId w:val="38"/>
+        </w:numPr>
+        <w:spacing w:line="360" w:lineRule="auto"/>
+        <w:jc w:val="both"/>
+        <w:rPr>
+          <w:rFonts w:ascii="Times New Roman" w:hAnsi="Times New Roman" w:cs="Times New Roman"/>
+          <w:sz w:val="24"/>
+          <w:szCs w:val="24"/>
+        </w:rPr>
+      </w:pPr>
+      <w:r>
+        <w:rPr>
+          <w:rFonts w:ascii="Times New Roman" w:hAnsi="Times New Roman" w:cs="Times New Roman"/>
+          <w:b/>
+          <w:bCs/>
+          <w:sz w:val="24"/>
+          <w:szCs w:val="24"/>
+        </w:rPr>
+        <w:t>Le premier chapitre</w:t>
+      </w:r>
+      <w:r>
+        <w:rPr>
+          <w:rFonts w:ascii="Times New Roman" w:hAnsi="Times New Roman" w:cs="Times New Roman"/>
+          <w:sz w:val="24"/>
+          <w:szCs w:val="24"/>
+        </w:rPr>
+        <w:t xml:space="preserve"> présente le contexte général du projet, l'étude du marché de la location de voitures ainsi que la problématique soulevée.</w:t>
+      </w:r>
+    </w:p>
+    <w:p>
+      <w:pPr>
+        <w:numPr>
+          <w:ilvl w:val="0"/>
+          <w:numId w:val="38"/>
+        </w:numPr>
+        <w:spacing w:line="360" w:lineRule="auto"/>
+        <w:jc w:val="both"/>
+        <w:rPr>
+          <w:rFonts w:ascii="Times New Roman" w:hAnsi="Times New Roman" w:cs="Times New Roman"/>
+          <w:sz w:val="24"/>
+          <w:szCs w:val="24"/>
+        </w:rPr>
+      </w:pPr>
+      <w:r>
+        <w:rPr>
+          <w:rFonts w:ascii="Times New Roman" w:hAnsi="Times New Roman" w:cs="Times New Roman"/>
+          <w:b/>
+          <w:bCs/>
+          <w:sz w:val="24"/>
+          <w:szCs w:val="24"/>
+        </w:rPr>
+        <w:t>Le deuxième chapitre</w:t>
+      </w:r>
+      <w:r>
+        <w:rPr>
+          <w:rFonts w:ascii="Times New Roman" w:hAnsi="Times New Roman" w:cs="Times New Roman"/>
+          <w:sz w:val="24"/>
+          <w:szCs w:val="24"/>
+        </w:rPr>
+        <w:t xml:space="preserve"> est consacré à l'analyse et à la spécification des besoins, identifiant les fonctionnalités attendues par les utilisateurs.</w:t>
+      </w:r>
+    </w:p>
+    <w:p>
+      <w:pPr>
+        <w:numPr>
+          <w:ilvl w:val="0"/>
+          <w:numId w:val="38"/>
+        </w:numPr>
+        <w:spacing w:line="360" w:lineRule="auto"/>
+        <w:jc w:val="both"/>
+        <w:rPr>
+          <w:rFonts w:ascii="Times New Roman" w:hAnsi="Times New Roman" w:cs="Times New Roman"/>
+          <w:sz w:val="24"/>
+          <w:szCs w:val="24"/>
+        </w:rPr>
+      </w:pPr>
+      <w:r>
+        <w:rPr>
+          <w:rFonts w:ascii="Times New Roman" w:hAnsi="Times New Roman" w:cs="Times New Roman"/>
+          <w:b/>
+          <w:bCs/>
+          <w:sz w:val="24"/>
+          <w:szCs w:val="24"/>
+        </w:rPr>
+        <w:t>Le troisième chapitre</w:t>
+      </w:r>
+      <w:r>
+        <w:rPr>
+          <w:rFonts w:ascii="Times New Roman" w:hAnsi="Times New Roman" w:cs="Times New Roman"/>
+          <w:sz w:val="24"/>
+          <w:szCs w:val="24"/>
+        </w:rPr>
+        <w:t xml:space="preserve"> détaille la phase de conception, tant sur le plan technique (UML) que graphique (Identité visuelle et UI/UX).</w:t>
+      </w:r>
+    </w:p>
+    <w:p>
+      <w:pPr>
+        <w:numPr>
+          <w:ilvl w:val="0"/>
+          <w:numId w:val="38"/>
+        </w:numPr>
+        <w:spacing w:line="360" w:lineRule="auto"/>
+        <w:jc w:val="both"/>
+        <w:rPr>
+          <w:rFonts w:ascii="Times New Roman" w:hAnsi="Times New Roman" w:cs="Times New Roman"/>
+          <w:sz w:val="24"/>
+          <w:szCs w:val="24"/>
+        </w:rPr>
+      </w:pPr>
+      <w:r>
+        <w:rPr>
+          <w:rFonts w:ascii="Times New Roman" w:hAnsi="Times New Roman" w:cs="Times New Roman"/>
+          <w:b/>
+          <w:bCs/>
+          <w:sz w:val="24"/>
+          <w:szCs w:val="24"/>
+        </w:rPr>
+        <w:t>Le quatrième chapitre</w:t>
+      </w:r>
+      <w:r>
+        <w:rPr>
+          <w:rFonts w:ascii="Times New Roman" w:hAnsi="Times New Roman" w:cs="Times New Roman"/>
+          <w:sz w:val="24"/>
+          <w:szCs w:val="24"/>
+        </w:rPr>
+        <w:t xml:space="preserve"> expose enfin la réalisation technique, les outils utilisés et la présentation de la solution finale.</w:t>
+      </w:r>
     </w:p>
     <w:p>
       <w:pPr>
@@ -4828,127 +4805,130 @@
           <w:sz w:val="32"/>
           <w:szCs w:val="32"/>
         </w:rPr>
-        <w:t>Chapitre 1 : Contexte général du projet</w:t>
-      </w:r>
-    </w:p>
-    <w:p>
-      <w:pPr>
-        <w:rPr>
-          <w:rFonts w:asciiTheme="majorBidi" w:hAnsiTheme="majorBidi" w:cstheme="majorBidi"/>
-        </w:rPr>
-      </w:pPr>
-    </w:p>
-    <w:p>
-      <w:pPr>
-        <w:rPr>
-          <w:rFonts w:asciiTheme="majorBidi" w:hAnsiTheme="majorBidi" w:cstheme="majorBidi"/>
-        </w:rPr>
-      </w:pPr>
-    </w:p>
-    <w:p>
-      <w:pPr>
-        <w:rPr>
-          <w:rFonts w:asciiTheme="majorBidi" w:hAnsiTheme="majorBidi" w:cstheme="majorBidi"/>
-        </w:rPr>
-      </w:pPr>
-    </w:p>
-    <w:p>
-      <w:pPr>
-        <w:rPr>
-          <w:rFonts w:asciiTheme="majorBidi" w:hAnsiTheme="majorBidi" w:cstheme="majorBidi"/>
-        </w:rPr>
-      </w:pPr>
-    </w:p>
-    <w:p>
-      <w:pPr>
-        <w:rPr>
-          <w:rFonts w:asciiTheme="majorBidi" w:hAnsiTheme="majorBidi" w:cstheme="majorBidi"/>
-        </w:rPr>
-      </w:pPr>
-    </w:p>
-    <w:p>
-      <w:pPr>
-        <w:rPr>
-          <w:rFonts w:asciiTheme="majorBidi" w:hAnsiTheme="majorBidi" w:cstheme="majorBidi"/>
-        </w:rPr>
-      </w:pPr>
-    </w:p>
-    <w:p>
-      <w:pPr>
-        <w:rPr>
-          <w:rFonts w:asciiTheme="majorBidi" w:hAnsiTheme="majorBidi" w:cstheme="majorBidi"/>
-        </w:rPr>
-      </w:pPr>
-    </w:p>
-    <w:p>
-      <w:pPr>
-        <w:rPr>
-          <w:rFonts w:asciiTheme="majorBidi" w:hAnsiTheme="majorBidi" w:cstheme="majorBidi"/>
-        </w:rPr>
-      </w:pPr>
-    </w:p>
-    <w:p>
-      <w:pPr>
-        <w:rPr>
-          <w:rFonts w:asciiTheme="majorBidi" w:hAnsiTheme="majorBidi" w:cstheme="majorBidi"/>
-        </w:rPr>
-      </w:pPr>
-    </w:p>
-    <w:p>
-      <w:pPr>
-        <w:rPr>
-          <w:rFonts w:asciiTheme="majorBidi" w:hAnsiTheme="majorBidi" w:cstheme="majorBidi"/>
-        </w:rPr>
-      </w:pPr>
-    </w:p>
-    <w:p>
-      <w:pPr>
-        <w:rPr>
-          <w:rFonts w:asciiTheme="majorBidi" w:hAnsiTheme="majorBidi" w:cstheme="majorBidi"/>
-        </w:rPr>
-      </w:pPr>
-    </w:p>
-    <w:p>
-      <w:pPr>
-        <w:rPr>
-          <w:rFonts w:asciiTheme="majorBidi" w:hAnsiTheme="majorBidi" w:cstheme="majorBidi"/>
-        </w:rPr>
-      </w:pPr>
-    </w:p>
-    <w:p>
-      <w:pPr>
-        <w:rPr>
-          <w:rFonts w:asciiTheme="majorBidi" w:hAnsiTheme="majorBidi" w:cstheme="majorBidi"/>
-        </w:rPr>
-      </w:pPr>
-    </w:p>
-    <w:p>
-      <w:pPr>
-        <w:rPr>
-          <w:rFonts w:asciiTheme="majorBidi" w:hAnsiTheme="majorBidi" w:cstheme="majorBidi"/>
-        </w:rPr>
-      </w:pPr>
-    </w:p>
-    <w:p>
-      <w:pPr>
-        <w:rPr>
-          <w:rFonts w:asciiTheme="majorBidi" w:hAnsiTheme="majorBidi" w:cstheme="majorBidi"/>
-        </w:rPr>
-      </w:pPr>
-    </w:p>
-    <w:p>
-      <w:pPr>
-        <w:pStyle w:val="Titre1"/>
+        <w:t xml:space="preserve">Chapitre 1 : </w:t>
+      </w:r>
+      <w:r>
         <w:rPr>
           <w:rFonts w:asciiTheme="majorBidi" w:hAnsiTheme="majorBidi"/>
           <w:b/>
           <w:bCs/>
+          <w:i/>
+          <w:iCs/>
+          <w:color w:val="2F5496" w:themeColor="accent1" w:themeShade="BF"/>
           <w:sz w:val="32"/>
           <w:szCs w:val="32"/>
         </w:rPr>
-      </w:pPr>
-      <w:bookmarkStart w:id="2" w:name="_Toc226018728"/>
-      <w:r>
+        <w:t>Organisme d’accueil</w:t>
+      </w:r>
+    </w:p>
+    <w:p>
+      <w:pPr>
+        <w:rPr>
+          <w:rFonts w:asciiTheme="majorBidi" w:hAnsiTheme="majorBidi" w:cstheme="majorBidi"/>
+        </w:rPr>
+      </w:pPr>
+    </w:p>
+    <w:p>
+      <w:pPr>
+        <w:rPr>
+          <w:rFonts w:asciiTheme="majorBidi" w:hAnsiTheme="majorBidi" w:cstheme="majorBidi"/>
+        </w:rPr>
+      </w:pPr>
+    </w:p>
+    <w:p>
+      <w:pPr>
+        <w:rPr>
+          <w:rFonts w:asciiTheme="majorBidi" w:hAnsiTheme="majorBidi" w:cstheme="majorBidi"/>
+        </w:rPr>
+      </w:pPr>
+    </w:p>
+    <w:p>
+      <w:pPr>
+        <w:rPr>
+          <w:rFonts w:asciiTheme="majorBidi" w:hAnsiTheme="majorBidi" w:cstheme="majorBidi"/>
+        </w:rPr>
+      </w:pPr>
+    </w:p>
+    <w:p>
+      <w:pPr>
+        <w:rPr>
+          <w:rFonts w:asciiTheme="majorBidi" w:hAnsiTheme="majorBidi" w:cstheme="majorBidi"/>
+        </w:rPr>
+      </w:pPr>
+    </w:p>
+    <w:p>
+      <w:pPr>
+        <w:rPr>
+          <w:rFonts w:asciiTheme="majorBidi" w:hAnsiTheme="majorBidi" w:cstheme="majorBidi"/>
+        </w:rPr>
+      </w:pPr>
+    </w:p>
+    <w:p>
+      <w:pPr>
+        <w:rPr>
+          <w:rFonts w:asciiTheme="majorBidi" w:hAnsiTheme="majorBidi" w:cstheme="majorBidi"/>
+        </w:rPr>
+      </w:pPr>
+    </w:p>
+    <w:p>
+      <w:pPr>
+        <w:rPr>
+          <w:rFonts w:asciiTheme="majorBidi" w:hAnsiTheme="majorBidi" w:cstheme="majorBidi"/>
+        </w:rPr>
+      </w:pPr>
+    </w:p>
+    <w:p>
+      <w:pPr>
+        <w:rPr>
+          <w:rFonts w:asciiTheme="majorBidi" w:hAnsiTheme="majorBidi" w:cstheme="majorBidi"/>
+        </w:rPr>
+      </w:pPr>
+    </w:p>
+    <w:p>
+      <w:pPr>
+        <w:rPr>
+          <w:rFonts w:asciiTheme="majorBidi" w:hAnsiTheme="majorBidi" w:cstheme="majorBidi"/>
+        </w:rPr>
+      </w:pPr>
+    </w:p>
+    <w:p>
+      <w:pPr>
+        <w:rPr>
+          <w:rFonts w:asciiTheme="majorBidi" w:hAnsiTheme="majorBidi" w:cstheme="majorBidi"/>
+        </w:rPr>
+      </w:pPr>
+    </w:p>
+    <w:p>
+      <w:pPr>
+        <w:rPr>
+          <w:rFonts w:asciiTheme="majorBidi" w:hAnsiTheme="majorBidi" w:cstheme="majorBidi"/>
+        </w:rPr>
+      </w:pPr>
+    </w:p>
+    <w:p>
+      <w:pPr>
+        <w:rPr>
+          <w:rFonts w:asciiTheme="majorBidi" w:hAnsiTheme="majorBidi" w:cstheme="majorBidi"/>
+        </w:rPr>
+      </w:pPr>
+    </w:p>
+    <w:p>
+      <w:pPr>
+        <w:rPr>
+          <w:rFonts w:asciiTheme="majorBidi" w:hAnsiTheme="majorBidi" w:cstheme="majorBidi"/>
+        </w:rPr>
+      </w:pPr>
+    </w:p>
+    <w:p>
+      <w:pPr>
+        <w:rPr>
+          <w:rFonts w:asciiTheme="majorBidi" w:hAnsiTheme="majorBidi" w:cstheme="majorBidi"/>
+        </w:rPr>
+      </w:pPr>
+    </w:p>
+    <w:p>
+      <w:pPr>
+        <w:pStyle w:val="Heading1"/>
         <w:rPr>
           <w:rFonts w:asciiTheme="majorBidi" w:hAnsiTheme="majorBidi"/>
           <w:b/>
@@ -4956,14 +4936,64 @@
           <w:sz w:val="32"/>
           <w:szCs w:val="32"/>
         </w:rPr>
+      </w:pPr>
+      <w:bookmarkStart w:id="2" w:name="_Toc226018728"/>
+      <w:r>
+        <w:rPr>
+          <w:rFonts w:asciiTheme="majorBidi" w:hAnsiTheme="majorBidi"/>
+          <w:b/>
+          <w:bCs/>
+          <w:sz w:val="32"/>
+          <w:szCs w:val="32"/>
+        </w:rPr>
         <w:lastRenderedPageBreak/>
-        <w:t>Chapitre 1 : Contexte général du projet</w:t>
+        <w:t xml:space="preserve">Chapitre 1 : </w:t>
       </w:r>
       <w:bookmarkEnd w:id="2"/>
-    </w:p>
-    <w:p>
-      <w:pPr>
-        <w:pStyle w:val="Titre2"/>
+      <w:r>
+        <w:rPr>
+          <w:rFonts w:asciiTheme="majorBidi" w:hAnsiTheme="majorBidi"/>
+          <w:b/>
+          <w:bCs/>
+          <w:sz w:val="32"/>
+          <w:szCs w:val="32"/>
+        </w:rPr>
+        <w:t>O</w:t>
+      </w:r>
+      <w:r>
+        <w:rPr>
+          <w:rFonts w:asciiTheme="majorBidi" w:hAnsiTheme="majorBidi"/>
+          <w:b/>
+          <w:bCs/>
+          <w:sz w:val="32"/>
+          <w:szCs w:val="32"/>
+        </w:rPr>
+        <w:t>rganisme</w:t>
+      </w:r>
+      <w:r>
+        <w:rPr>
+          <w:rFonts w:asciiTheme="majorBidi" w:hAnsiTheme="majorBidi"/>
+          <w:b/>
+          <w:bCs/>
+          <w:sz w:val="32"/>
+          <w:szCs w:val="32"/>
+        </w:rPr>
+        <w:t xml:space="preserve"> </w:t>
+      </w:r>
+      <w:r>
+        <w:rPr>
+          <w:rFonts w:asciiTheme="majorBidi" w:hAnsiTheme="majorBidi"/>
+          <w:b/>
+          <w:bCs/>
+          <w:sz w:val="32"/>
+          <w:szCs w:val="32"/>
+        </w:rPr>
+        <w:t>d’accueil</w:t>
+      </w:r>
+    </w:p>
+    <w:p>
+      <w:pPr>
+        <w:pStyle w:val="Heading2"/>
         <w:numPr>
           <w:ilvl w:val="0"/>
           <w:numId w:val="3"/>
@@ -4983,7 +5013,7 @@
           <w:szCs w:val="28"/>
           <w:u w:val="single"/>
         </w:rPr>
-        <w:t>Contexte du marketing digital</w:t>
+        <w:t>Présentation de l'Organisme d'Accueil ESTO</w:t>
       </w:r>
       <w:r>
         <w:rPr>
@@ -5001,50 +5031,73 @@
         <w:spacing w:line="360" w:lineRule="auto"/>
         <w:jc w:val="both"/>
         <w:rPr>
-          <w:rFonts w:asciiTheme="majorBidi" w:hAnsiTheme="majorBidi" w:cstheme="majorBidi"/>
-          <w:sz w:val="24"/>
-          <w:szCs w:val="24"/>
-        </w:rPr>
-      </w:pPr>
-      <w:r>
-        <w:rPr>
-          <w:rFonts w:asciiTheme="majorBidi" w:hAnsiTheme="majorBidi" w:cstheme="majorBidi"/>
-          <w:sz w:val="24"/>
-          <w:szCs w:val="24"/>
-        </w:rPr>
-        <w:t>Aujourd’hui, l</w:t>
-      </w:r>
-      <w:r>
-        <w:rPr>
-          <w:rFonts w:asciiTheme="majorBidi" w:hAnsiTheme="majorBidi" w:cstheme="majorBidi"/>
-          <w:sz w:val="24"/>
-          <w:szCs w:val="24"/>
-        </w:rPr>
-        <w:t>’évolution des technologies et de la communication est devenue très rapide, les entreprises et les personnes ayant des projets cherchent toujours à améliorer leurs services et à renforcer leurs présence</w:t>
-      </w:r>
-      <w:r>
-        <w:rPr>
-          <w:rFonts w:asciiTheme="majorBidi" w:hAnsiTheme="majorBidi" w:cstheme="majorBidi"/>
-          <w:sz w:val="24"/>
-          <w:szCs w:val="24"/>
-        </w:rPr>
-        <w:t>s</w:t>
-      </w:r>
-      <w:r>
-        <w:rPr>
-          <w:rFonts w:asciiTheme="majorBidi" w:hAnsiTheme="majorBidi" w:cstheme="majorBidi"/>
-          <w:sz w:val="24"/>
-          <w:szCs w:val="24"/>
-        </w:rPr>
-        <w:t xml:space="preserve"> sur Internet. Le marketing digital est devenu un pilier essentiel qui permet à ces entreprises à moderniser leurs activités, d’optimiser leur gestion et d’atteindre le plus grand nombre possible de personnes. Les sites web aujourd’hui jouent un rôle très important dans la relation entre l’entreprise et le client, ils permettent aux utilisateurs d</w:t>
-      </w:r>
-      <w:r>
-        <w:rPr>
-          <w:rFonts w:asciiTheme="majorBidi" w:hAnsiTheme="majorBidi" w:cstheme="majorBidi"/>
-          <w:sz w:val="24"/>
-          <w:szCs w:val="24"/>
-        </w:rPr>
-        <w:t>’accéder rapidement aux services offerts, afin de répondre à leurs besoins.</w:t>
+          <w:rFonts w:ascii="Times New Roman" w:hAnsi="Times New Roman" w:cs="Times New Roman"/>
+          <w:sz w:val="24"/>
+          <w:szCs w:val="24"/>
+        </w:rPr>
+      </w:pPr>
+      <w:bookmarkStart w:id="4" w:name="_Toc226018730"/>
+      <w:r>
+        <w:rPr>
+          <w:rFonts w:ascii="Times New Roman" w:hAnsi="Times New Roman" w:cs="Times New Roman"/>
+          <w:sz w:val="24"/>
+          <w:szCs w:val="24"/>
+        </w:rPr>
+        <w:t>Ce Projet de Fin d’Études (PFE) est réalisé au sein de l’</w:t>
+      </w:r>
+      <w:r>
+        <w:rPr>
+          <w:rFonts w:ascii="Times New Roman" w:hAnsi="Times New Roman" w:cs="Times New Roman"/>
+          <w:b/>
+          <w:bCs/>
+          <w:sz w:val="24"/>
+          <w:szCs w:val="24"/>
+        </w:rPr>
+        <w:t>École Supérieure de Technologie d’Oujda (ESTO)</w:t>
+      </w:r>
+      <w:r>
+        <w:rPr>
+          <w:rFonts w:ascii="Times New Roman" w:hAnsi="Times New Roman" w:cs="Times New Roman"/>
+          <w:sz w:val="24"/>
+          <w:szCs w:val="24"/>
+        </w:rPr>
+        <w:t xml:space="preserve">. L’établissement a pour mission de former des techniciens supérieurs hautement qualifiés, capables de répondre aux exigences techniques et stratégiques du marché de l'emploi. Ce projet s’inscrit précisément dans le cadre du département </w:t>
+      </w:r>
+      <w:r>
+        <w:rPr>
+          <w:rFonts w:ascii="Times New Roman" w:hAnsi="Times New Roman" w:cs="Times New Roman"/>
+          <w:b/>
+          <w:bCs/>
+          <w:sz w:val="24"/>
+          <w:szCs w:val="24"/>
+        </w:rPr>
+        <w:t>Génie Informatique</w:t>
+      </w:r>
+      <w:r>
+        <w:rPr>
+          <w:rFonts w:ascii="Times New Roman" w:hAnsi="Times New Roman" w:cs="Times New Roman"/>
+          <w:sz w:val="24"/>
+          <w:szCs w:val="24"/>
+        </w:rPr>
+        <w:t xml:space="preserve">, au sein de la filière </w:t>
+      </w:r>
+      <w:r>
+        <w:rPr>
+          <w:rFonts w:ascii="Times New Roman" w:hAnsi="Times New Roman" w:cs="Times New Roman"/>
+          <w:b/>
+          <w:bCs/>
+          <w:sz w:val="24"/>
+          <w:szCs w:val="24"/>
+        </w:rPr>
+        <w:t>Web Design &amp; Marketing Digital (WDMD)</w:t>
+      </w:r>
+      <w:r>
+        <w:rPr>
+          <w:rFonts w:ascii="Times New Roman" w:hAnsi="Times New Roman" w:cs="Times New Roman"/>
+          <w:sz w:val="24"/>
+          <w:szCs w:val="24"/>
+        </w:rPr>
+        <w:t>.</w:t>
       </w:r>
     </w:p>
     <w:p>
@@ -5052,67 +5105,137 @@
         <w:spacing w:line="360" w:lineRule="auto"/>
         <w:jc w:val="both"/>
         <w:rPr>
-          <w:rFonts w:asciiTheme="majorBidi" w:hAnsiTheme="majorBidi" w:cstheme="majorBidi"/>
-          <w:sz w:val="24"/>
-          <w:szCs w:val="24"/>
-        </w:rPr>
-      </w:pPr>
-      <w:r>
-        <w:rPr>
-          <w:rFonts w:asciiTheme="majorBidi" w:hAnsiTheme="majorBidi" w:cstheme="majorBidi"/>
-          <w:sz w:val="24"/>
-          <w:szCs w:val="24"/>
-        </w:rPr>
-        <w:t xml:space="preserve">Par ailleurs, le marketing digital a totalement transformé la manière avec </w:t>
+          <w:rFonts w:ascii="Times New Roman" w:hAnsi="Times New Roman" w:cs="Times New Roman"/>
+          <w:sz w:val="24"/>
+          <w:szCs w:val="24"/>
+        </w:rPr>
+      </w:pPr>
+      <w:r>
+        <w:rPr>
+          <w:rFonts w:ascii="Times New Roman" w:hAnsi="Times New Roman" w:cs="Times New Roman"/>
+          <w:sz w:val="24"/>
+          <w:szCs w:val="24"/>
+        </w:rPr>
+        <w:t>Aujourd’hui, l’évolution des technologies et de la communication est devenue très rapide. Les entreprises et les porteurs de projets cherchent constamment à améliorer leurs services et à renforcer leur présence sur Internet. Dans ce contexte, le marketing digital est devenu un pilier essentiel qui permet à ces organisations de moderniser leurs activités, d’optimiser leur gestion et d’atteindre le plus grand nombre possible de personnes. Les sites web jouent désormais un rôle crucial dans la relation entre l’entreprise et le client, offrant aux utilisateurs un accès instantané aux services pour répondre à leurs besoins.</w:t>
+      </w:r>
+    </w:p>
+    <w:p>
+      <w:pPr>
+        <w:spacing w:line="360" w:lineRule="auto"/>
+        <w:jc w:val="both"/>
+        <w:rPr>
+          <w:rFonts w:ascii="Times New Roman" w:hAnsi="Times New Roman" w:cs="Times New Roman"/>
+          <w:sz w:val="24"/>
+          <w:szCs w:val="24"/>
+        </w:rPr>
+      </w:pPr>
+      <w:r>
+        <w:rPr>
+          <w:rFonts w:ascii="Times New Roman" w:hAnsi="Times New Roman" w:cs="Times New Roman"/>
+          <w:sz w:val="24"/>
+          <w:szCs w:val="24"/>
+        </w:rPr>
+        <w:t>Par ailleurs, le marketing digital a totalement transformé la manière dont les entreprises communiquent et promeuvent leurs services. Grâce aux outils digitaux tels que les réseaux sociaux, les moteurs de recherche et les campagnes publicitaires, les entreprises peuvent forger leur identité visuelle et attirer l’attention des clients. Ainsi, la combinaison entre le développement de sites web performants et les stratégies de marketing digital forme un facteur clé pour augmenter la base de clientèle.</w:t>
+      </w:r>
+    </w:p>
+    <w:p>
+      <w:pPr>
+        <w:spacing w:line="360" w:lineRule="auto"/>
+        <w:jc w:val="both"/>
+        <w:rPr>
+          <w:rFonts w:ascii="Times New Roman" w:hAnsi="Times New Roman" w:cs="Times New Roman"/>
+          <w:sz w:val="24"/>
+          <w:szCs w:val="24"/>
+        </w:rPr>
+      </w:pPr>
+      <w:r>
+        <w:rPr>
+          <w:rFonts w:ascii="Times New Roman" w:hAnsi="Times New Roman" w:cs="Times New Roman"/>
+          <w:sz w:val="24"/>
+          <w:szCs w:val="24"/>
+        </w:rPr>
+        <w:t xml:space="preserve">C’est dans cette vision que la filière </w:t>
+      </w:r>
+      <w:r>
+        <w:rPr>
+          <w:rFonts w:ascii="Times New Roman" w:hAnsi="Times New Roman" w:cs="Times New Roman"/>
+          <w:b/>
+          <w:bCs/>
+          <w:sz w:val="24"/>
+          <w:szCs w:val="24"/>
+        </w:rPr>
+        <w:t>Web Design &amp; Marketing Digital</w:t>
+      </w:r>
+      <w:r>
+        <w:rPr>
+          <w:rFonts w:ascii="Times New Roman" w:hAnsi="Times New Roman" w:cs="Times New Roman"/>
+          <w:sz w:val="24"/>
+          <w:szCs w:val="24"/>
+        </w:rPr>
+        <w:t xml:space="preserve"> de l’ESTO forme ses étudiants. Sous la direction de </w:t>
+      </w:r>
+      <w:r>
+        <w:rPr>
+          <w:rFonts w:ascii="Times New Roman" w:hAnsi="Times New Roman" w:cs="Times New Roman"/>
+          <w:b/>
+          <w:bCs/>
+          <w:sz w:val="24"/>
+          <w:szCs w:val="24"/>
+        </w:rPr>
+        <w:t xml:space="preserve">M. </w:t>
       </w:r>
       <w:proofErr w:type="spellStart"/>
       <w:r>
         <w:rPr>
-          <w:rFonts w:asciiTheme="majorBidi" w:hAnsiTheme="majorBidi" w:cstheme="majorBidi"/>
-          <w:sz w:val="24"/>
-          <w:szCs w:val="24"/>
-        </w:rPr>
-        <w:t>la quelle</w:t>
+          <w:rFonts w:ascii="Times New Roman" w:hAnsi="Times New Roman" w:cs="Times New Roman"/>
+          <w:b/>
+          <w:bCs/>
+          <w:sz w:val="24"/>
+          <w:szCs w:val="24"/>
+        </w:rPr>
+        <w:t>Chafi</w:t>
       </w:r>
       <w:proofErr w:type="spellEnd"/>
       <w:r>
         <w:rPr>
-          <w:rFonts w:asciiTheme="majorBidi" w:hAnsiTheme="majorBidi" w:cstheme="majorBidi"/>
-          <w:sz w:val="24"/>
-          <w:szCs w:val="24"/>
-        </w:rPr>
-        <w:t xml:space="preserve"> les entreprises communiquent et promeuvent leurs services. Grâce aux outils digitaux tel que les réseaux sociaux, les moteurs de recherches, et les </w:t>
-      </w:r>
-      <w:proofErr w:type="gramStart"/>
-      <w:r>
-        <w:rPr>
-          <w:rFonts w:asciiTheme="majorBidi" w:hAnsiTheme="majorBidi" w:cstheme="majorBidi"/>
-          <w:sz w:val="24"/>
-          <w:szCs w:val="24"/>
-        </w:rPr>
-        <w:t>compagnes</w:t>
-      </w:r>
-      <w:proofErr w:type="gramEnd"/>
-      <w:r>
-        <w:rPr>
-          <w:rFonts w:asciiTheme="majorBidi" w:hAnsiTheme="majorBidi" w:cstheme="majorBidi"/>
-          <w:sz w:val="24"/>
-          <w:szCs w:val="24"/>
-        </w:rPr>
-        <w:t xml:space="preserve"> publicitaires, les entreprises peuvent créer leur identité visuelle et attiré l’attention des clients. Ainsi, la combinaison entre le développement des sites web et les stratégies du marketing digital forme un facteur clé pour augmenter l</w:t>
-      </w:r>
-      <w:r>
-        <w:rPr>
-          <w:rFonts w:asciiTheme="majorBidi" w:hAnsiTheme="majorBidi" w:cstheme="majorBidi"/>
-          <w:sz w:val="24"/>
-          <w:szCs w:val="24"/>
-        </w:rPr>
-        <w:t>e nombre des clients.</w:t>
-      </w:r>
-    </w:p>
-    <w:p>
-      <w:pPr>
-        <w:pStyle w:val="Titre2"/>
+          <w:rFonts w:ascii="Times New Roman" w:hAnsi="Times New Roman" w:cs="Times New Roman"/>
+          <w:b/>
+          <w:bCs/>
+          <w:sz w:val="24"/>
+          <w:szCs w:val="24"/>
+        </w:rPr>
+        <w:t xml:space="preserve"> Abdelhafid</w:t>
+      </w:r>
+      <w:r>
+        <w:rPr>
+          <w:rFonts w:ascii="Times New Roman" w:hAnsi="Times New Roman" w:cs="Times New Roman"/>
+          <w:sz w:val="24"/>
+          <w:szCs w:val="24"/>
+        </w:rPr>
+        <w:t xml:space="preserve"> et la responsabilité de filière de </w:t>
+      </w:r>
+      <w:r>
+        <w:rPr>
+          <w:rFonts w:ascii="Times New Roman" w:hAnsi="Times New Roman" w:cs="Times New Roman"/>
+          <w:b/>
+          <w:bCs/>
+          <w:sz w:val="24"/>
+          <w:szCs w:val="24"/>
+        </w:rPr>
+        <w:t>M. EL Boukhari Mohammed</w:t>
+      </w:r>
+      <w:r>
+        <w:rPr>
+          <w:rFonts w:ascii="Times New Roman" w:hAnsi="Times New Roman" w:cs="Times New Roman"/>
+          <w:sz w:val="24"/>
+          <w:szCs w:val="24"/>
+        </w:rPr>
+        <w:t>, l'école nous a fourni l'encadrement pédagogique nécessaire pour maîtriser cette double compétence technique et stratégique, nous permettant ainsi de concevoir des solutions numériques innovantes et adaptées aux enjeux actuels de la transformation digitale.</w:t>
+      </w:r>
+    </w:p>
+    <w:p>
+      <w:pPr>
+        <w:pStyle w:val="Heading2"/>
         <w:numPr>
           <w:ilvl w:val="0"/>
           <w:numId w:val="3"/>
@@ -5124,7 +5247,6 @@
           <w:u w:val="single"/>
         </w:rPr>
       </w:pPr>
-      <w:bookmarkStart w:id="4" w:name="_Toc226018730"/>
       <w:r>
         <w:rPr>
           <w:rFonts w:asciiTheme="majorBidi" w:hAnsiTheme="majorBidi"/>
@@ -5211,12 +5333,13 @@
           <w:sz w:val="24"/>
           <w:szCs w:val="24"/>
         </w:rPr>
+        <w:lastRenderedPageBreak/>
         <w:t>Avec l’évolution des technologies numériques, plusieurs entreprises de location de voitures ont adopté des plateformes en ligne pour permettre aux utilisateurs de consulter les véhicules disponibles, comparer les offres et effectuer des réservations à distance. Ces plateformes visent à simplifier le processus de location, à améliorer l’expérience utilisateur et à optimiser la gestion des services proposés pour l’administrateur.</w:t>
       </w:r>
     </w:p>
     <w:p>
       <w:pPr>
-        <w:pStyle w:val="Titre2"/>
+        <w:pStyle w:val="Heading2"/>
         <w:numPr>
           <w:ilvl w:val="0"/>
           <w:numId w:val="3"/>
@@ -5274,7 +5397,6 @@
         </w:rPr>
         <w:t xml:space="preserve"> comme </w:t>
       </w:r>
-      <w:proofErr w:type="spellStart"/>
       <w:r>
         <w:rPr>
           <w:rFonts w:asciiTheme="majorBidi" w:hAnsiTheme="majorBidi" w:cstheme="majorBidi"/>
@@ -5291,7 +5413,6 @@
         </w:rPr>
         <w:t>yscanner</w:t>
       </w:r>
-      <w:proofErr w:type="spellEnd"/>
       <w:r>
         <w:rPr>
           <w:rFonts w:asciiTheme="majorBidi" w:hAnsiTheme="majorBidi" w:cstheme="majorBidi"/>
@@ -5306,16 +5427,7 @@
           <w:sz w:val="24"/>
           <w:szCs w:val="24"/>
         </w:rPr>
-        <w:t xml:space="preserve"> KAYAK proposent des </w:t>
-      </w:r>
-      <w:r>
-        <w:rPr>
-          <w:rFonts w:asciiTheme="majorBidi" w:hAnsiTheme="majorBidi" w:cstheme="majorBidi"/>
-          <w:sz w:val="24"/>
-          <w:szCs w:val="24"/>
-        </w:rPr>
-        <w:lastRenderedPageBreak/>
-        <w:t>plateformes complètes intégrant différentes fonctionnalités telles que la réservation en ligne, la gestion des disponibilités des véhicules et la consultation des offres en temps réel.</w:t>
+        <w:t xml:space="preserve"> KAYAK proposent des plateformes complètes intégrant différentes fonctionnalités telles que la réservation en ligne, la gestion des disponibilités des véhicules et la consultation des offres en temps réel.</w:t>
       </w:r>
     </w:p>
     <w:p>
@@ -5334,25 +5446,7 @@
           <w:sz w:val="24"/>
           <w:szCs w:val="24"/>
         </w:rPr>
-        <w:t xml:space="preserve">Cependant, dans ville Oujda, l’utilisation des plateformes web dans le domaine de la location de voitures reste encore limitée. La plupart des agences locales s’appuie principalement sur des moyens de communication traditionnels comme les appels téléphoniques ou les applications de messagerie pour gérer les réservations et les demandes des clients. Dans certains cas, les agences utilisent également les réseaux sociaux pour présenter leurs véhicules et contacter les clients. Exemple : </w:t>
-      </w:r>
-      <w:proofErr w:type="spellStart"/>
-      <w:r>
-        <w:rPr>
-          <w:rFonts w:asciiTheme="majorBidi" w:hAnsiTheme="majorBidi" w:cstheme="majorBidi"/>
-          <w:sz w:val="24"/>
-          <w:szCs w:val="24"/>
-        </w:rPr>
-        <w:t>Mengouchi</w:t>
-      </w:r>
-      <w:proofErr w:type="spellEnd"/>
-      <w:r>
-        <w:rPr>
-          <w:rFonts w:asciiTheme="majorBidi" w:hAnsiTheme="majorBidi" w:cstheme="majorBidi"/>
-          <w:sz w:val="24"/>
-          <w:szCs w:val="24"/>
-        </w:rPr>
-        <w:t xml:space="preserve"> Mohammed sui utilise sa page Instagram « pas_de_caution1 » pour présenter les services.</w:t>
+        <w:t>Cependant, dans ville Oujda, l’utilisation des plateformes web dans le domaine de la location de voitures reste encore limitée. La plupart des agences locales s’appuie principalement sur des moyens de communication traditionnels comme les appels téléphoniques ou les applications de messagerie pour gérer les réservations et les demandes des clients. Dans certains cas, les agences utilisent également les réseaux sociaux pour présenter leurs véhicules et contacter les clients. Exemple : Mengouchi Mohammed sui utilise sa page Instagram « pas_de_caution1 » pour présenter les services.</w:t>
       </w:r>
     </w:p>
     <w:p>
@@ -5376,7 +5470,7 @@
     </w:p>
     <w:p>
       <w:pPr>
-        <w:pStyle w:val="Titre2"/>
+        <w:pStyle w:val="Heading2"/>
         <w:numPr>
           <w:ilvl w:val="0"/>
           <w:numId w:val="3"/>
@@ -5483,7 +5577,16 @@
           <w:sz w:val="24"/>
           <w:szCs w:val="24"/>
         </w:rPr>
-        <w:t xml:space="preserve"> principalement à travers des appels téléphoniques ou via les réseaux sociaux. Cette méthode peut </w:t>
+        <w:t xml:space="preserve"> </w:t>
+      </w:r>
+      <w:r>
+        <w:rPr>
+          <w:rFonts w:asciiTheme="majorBidi" w:hAnsiTheme="majorBidi" w:cstheme="majorBidi"/>
+          <w:sz w:val="24"/>
+          <w:szCs w:val="24"/>
+        </w:rPr>
+        <w:lastRenderedPageBreak/>
+        <w:t xml:space="preserve">principalement à travers des appels téléphoniques ou via les réseaux sociaux. Cette méthode peut </w:t>
       </w:r>
       <w:r>
         <w:rPr>
@@ -5648,18 +5751,17 @@
       </w:pPr>
       <w:r>
         <w:rPr>
-          <w:rStyle w:val="lev"/>
-          <w:rFonts w:asciiTheme="majorBidi" w:hAnsiTheme="majorBidi" w:cstheme="majorBidi"/>
-          <w:sz w:val="24"/>
-          <w:szCs w:val="24"/>
-        </w:rPr>
-        <w:lastRenderedPageBreak/>
+          <w:rStyle w:val="Strong"/>
+          <w:rFonts w:asciiTheme="majorBidi" w:hAnsiTheme="majorBidi" w:cstheme="majorBidi"/>
+          <w:sz w:val="24"/>
+          <w:szCs w:val="24"/>
+        </w:rPr>
         <w:t>Comment concevoir et développer une plateforme web de location de voitures permettant de faciliter la gestion des services de location tout en intégrant des stratégies de marketing digital afin d’améliorer la visibilité et l’accessibilité de ce type de service dans un contexte local ?</w:t>
       </w:r>
     </w:p>
     <w:p>
       <w:pPr>
-        <w:pStyle w:val="Titre2"/>
+        <w:pStyle w:val="Heading2"/>
         <w:numPr>
           <w:ilvl w:val="0"/>
           <w:numId w:val="3"/>
@@ -5908,6 +6010,7 @@
           <w:sz w:val="24"/>
           <w:szCs w:val="24"/>
         </w:rPr>
+        <w:lastRenderedPageBreak/>
         <w:t>Créer un logo et une identité visuelle </w:t>
       </w:r>
       <w:r>
@@ -6080,6 +6183,153 @@
     </w:p>
     <w:p>
       <w:pPr>
+        <w:rPr>
+          <w:rFonts w:asciiTheme="majorBidi" w:hAnsiTheme="majorBidi" w:cstheme="majorBidi"/>
+        </w:rPr>
+      </w:pPr>
+    </w:p>
+    <w:p>
+      <w:pPr>
+        <w:rPr>
+          <w:rFonts w:asciiTheme="majorBidi" w:hAnsiTheme="majorBidi" w:cstheme="majorBidi"/>
+        </w:rPr>
+      </w:pPr>
+    </w:p>
+    <w:p>
+      <w:pPr>
+        <w:rPr>
+          <w:rFonts w:asciiTheme="majorBidi" w:hAnsiTheme="majorBidi" w:cstheme="majorBidi"/>
+        </w:rPr>
+      </w:pPr>
+    </w:p>
+    <w:p>
+      <w:pPr>
+        <w:rPr>
+          <w:rFonts w:asciiTheme="majorBidi" w:hAnsiTheme="majorBidi" w:cstheme="majorBidi"/>
+        </w:rPr>
+      </w:pPr>
+    </w:p>
+    <w:p>
+      <w:pPr>
+        <w:rPr>
+          <w:rFonts w:asciiTheme="majorBidi" w:hAnsiTheme="majorBidi" w:cstheme="majorBidi"/>
+        </w:rPr>
+      </w:pPr>
+    </w:p>
+    <w:p>
+      <w:pPr>
+        <w:rPr>
+          <w:rFonts w:asciiTheme="majorBidi" w:hAnsiTheme="majorBidi" w:cstheme="majorBidi"/>
+        </w:rPr>
+      </w:pPr>
+    </w:p>
+    <w:p>
+      <w:pPr>
+        <w:rPr>
+          <w:rFonts w:asciiTheme="majorBidi" w:hAnsiTheme="majorBidi" w:cstheme="majorBidi"/>
+        </w:rPr>
+      </w:pPr>
+    </w:p>
+    <w:p>
+      <w:pPr>
+        <w:rPr>
+          <w:rFonts w:asciiTheme="majorBidi" w:hAnsiTheme="majorBidi" w:cstheme="majorBidi"/>
+        </w:rPr>
+      </w:pPr>
+    </w:p>
+    <w:p>
+      <w:pPr>
+        <w:rPr>
+          <w:rFonts w:asciiTheme="majorBidi" w:hAnsiTheme="majorBidi" w:cstheme="majorBidi"/>
+        </w:rPr>
+      </w:pPr>
+    </w:p>
+    <w:p>
+      <w:pPr>
+        <w:rPr>
+          <w:rFonts w:asciiTheme="majorBidi" w:hAnsiTheme="majorBidi" w:cstheme="majorBidi"/>
+        </w:rPr>
+      </w:pPr>
+    </w:p>
+    <w:p>
+      <w:pPr>
+        <w:rPr>
+          <w:rFonts w:asciiTheme="majorBidi" w:hAnsiTheme="majorBidi" w:cstheme="majorBidi"/>
+        </w:rPr>
+      </w:pPr>
+    </w:p>
+    <w:p>
+      <w:pPr>
+        <w:rPr>
+          <w:rFonts w:asciiTheme="majorBidi" w:hAnsiTheme="majorBidi" w:cstheme="majorBidi"/>
+        </w:rPr>
+      </w:pPr>
+    </w:p>
+    <w:p>
+      <w:pPr>
+        <w:rPr>
+          <w:rFonts w:asciiTheme="majorBidi" w:hAnsiTheme="majorBidi" w:cstheme="majorBidi"/>
+        </w:rPr>
+      </w:pPr>
+    </w:p>
+    <w:p>
+      <w:pPr>
+        <w:rPr>
+          <w:rFonts w:asciiTheme="majorBidi" w:hAnsiTheme="majorBidi" w:cstheme="majorBidi"/>
+        </w:rPr>
+      </w:pPr>
+    </w:p>
+    <w:p>
+      <w:pPr>
+        <w:rPr>
+          <w:rFonts w:asciiTheme="majorBidi" w:hAnsiTheme="majorBidi" w:cstheme="majorBidi"/>
+        </w:rPr>
+      </w:pPr>
+    </w:p>
+    <w:p>
+      <w:pPr>
+        <w:rPr>
+          <w:rFonts w:asciiTheme="majorBidi" w:hAnsiTheme="majorBidi" w:cstheme="majorBidi"/>
+        </w:rPr>
+      </w:pPr>
+    </w:p>
+    <w:p>
+      <w:pPr>
+        <w:rPr>
+          <w:rFonts w:asciiTheme="majorBidi" w:hAnsiTheme="majorBidi" w:cstheme="majorBidi"/>
+        </w:rPr>
+      </w:pPr>
+    </w:p>
+    <w:p>
+      <w:pPr>
+        <w:rPr>
+          <w:rFonts w:asciiTheme="majorBidi" w:hAnsiTheme="majorBidi" w:cstheme="majorBidi"/>
+        </w:rPr>
+      </w:pPr>
+    </w:p>
+    <w:p>
+      <w:pPr>
+        <w:rPr>
+          <w:rFonts w:asciiTheme="majorBidi" w:hAnsiTheme="majorBidi" w:cstheme="majorBidi"/>
+        </w:rPr>
+      </w:pPr>
+    </w:p>
+    <w:p>
+      <w:pPr>
+        <w:rPr>
+          <w:rFonts w:asciiTheme="majorBidi" w:hAnsiTheme="majorBidi" w:cstheme="majorBidi"/>
+        </w:rPr>
+      </w:pPr>
+    </w:p>
+    <w:p>
+      <w:pPr>
+        <w:rPr>
+          <w:rFonts w:asciiTheme="majorBidi" w:hAnsiTheme="majorBidi" w:cstheme="majorBidi"/>
+        </w:rPr>
+      </w:pPr>
+    </w:p>
+    <w:p>
+      <w:pPr>
         <w:jc w:val="center"/>
         <w:rPr>
           <w:rFonts w:asciiTheme="majorBidi" w:hAnsiTheme="majorBidi" w:cstheme="majorBidi"/>
@@ -6103,127 +6353,130 @@
           <w:sz w:val="32"/>
           <w:szCs w:val="32"/>
         </w:rPr>
-        <w:t>Chapitre 2 : Analyse des besoins</w:t>
-      </w:r>
-    </w:p>
-    <w:p>
-      <w:pPr>
-        <w:rPr>
-          <w:rFonts w:asciiTheme="majorBidi" w:hAnsiTheme="majorBidi" w:cstheme="majorBidi"/>
-        </w:rPr>
-      </w:pPr>
-    </w:p>
-    <w:p>
-      <w:pPr>
-        <w:rPr>
-          <w:rFonts w:asciiTheme="majorBidi" w:hAnsiTheme="majorBidi" w:cstheme="majorBidi"/>
-        </w:rPr>
-      </w:pPr>
-    </w:p>
-    <w:p>
-      <w:pPr>
-        <w:rPr>
-          <w:rFonts w:asciiTheme="majorBidi" w:hAnsiTheme="majorBidi" w:cstheme="majorBidi"/>
-        </w:rPr>
-      </w:pPr>
-    </w:p>
-    <w:p>
-      <w:pPr>
-        <w:rPr>
-          <w:rFonts w:asciiTheme="majorBidi" w:hAnsiTheme="majorBidi" w:cstheme="majorBidi"/>
-        </w:rPr>
-      </w:pPr>
-    </w:p>
-    <w:p>
-      <w:pPr>
-        <w:rPr>
-          <w:rFonts w:asciiTheme="majorBidi" w:hAnsiTheme="majorBidi" w:cstheme="majorBidi"/>
-        </w:rPr>
-      </w:pPr>
-    </w:p>
-    <w:p>
-      <w:pPr>
-        <w:rPr>
-          <w:rFonts w:asciiTheme="majorBidi" w:hAnsiTheme="majorBidi" w:cstheme="majorBidi"/>
-        </w:rPr>
-      </w:pPr>
-    </w:p>
-    <w:p>
-      <w:pPr>
-        <w:rPr>
-          <w:rFonts w:asciiTheme="majorBidi" w:hAnsiTheme="majorBidi" w:cstheme="majorBidi"/>
-        </w:rPr>
-      </w:pPr>
-    </w:p>
-    <w:p>
-      <w:pPr>
-        <w:rPr>
-          <w:rFonts w:asciiTheme="majorBidi" w:hAnsiTheme="majorBidi" w:cstheme="majorBidi"/>
-        </w:rPr>
-      </w:pPr>
-    </w:p>
-    <w:p>
-      <w:pPr>
-        <w:rPr>
-          <w:rFonts w:asciiTheme="majorBidi" w:hAnsiTheme="majorBidi" w:cstheme="majorBidi"/>
-        </w:rPr>
-      </w:pPr>
-    </w:p>
-    <w:p>
-      <w:pPr>
-        <w:rPr>
-          <w:rFonts w:asciiTheme="majorBidi" w:hAnsiTheme="majorBidi" w:cstheme="majorBidi"/>
-        </w:rPr>
-      </w:pPr>
-    </w:p>
-    <w:p>
-      <w:pPr>
-        <w:rPr>
-          <w:rFonts w:asciiTheme="majorBidi" w:hAnsiTheme="majorBidi" w:cstheme="majorBidi"/>
-        </w:rPr>
-      </w:pPr>
-    </w:p>
-    <w:p>
-      <w:pPr>
-        <w:rPr>
-          <w:rFonts w:asciiTheme="majorBidi" w:hAnsiTheme="majorBidi" w:cstheme="majorBidi"/>
-        </w:rPr>
-      </w:pPr>
-    </w:p>
-    <w:p>
-      <w:pPr>
-        <w:rPr>
-          <w:rFonts w:asciiTheme="majorBidi" w:hAnsiTheme="majorBidi" w:cstheme="majorBidi"/>
-        </w:rPr>
-      </w:pPr>
-    </w:p>
-    <w:p>
-      <w:pPr>
-        <w:rPr>
-          <w:rFonts w:asciiTheme="majorBidi" w:hAnsiTheme="majorBidi" w:cstheme="majorBidi"/>
-        </w:rPr>
-      </w:pPr>
-    </w:p>
-    <w:p>
-      <w:pPr>
-        <w:rPr>
-          <w:rFonts w:asciiTheme="majorBidi" w:hAnsiTheme="majorBidi" w:cstheme="majorBidi"/>
-        </w:rPr>
-      </w:pPr>
-    </w:p>
-    <w:p>
-      <w:pPr>
-        <w:pStyle w:val="Titre1"/>
-        <w:rPr>
-          <w:rFonts w:asciiTheme="majorBidi" w:hAnsiTheme="majorBidi"/>
-          <w:b/>
-          <w:bCs/>
+        <w:t xml:space="preserve">Chapitre 2 : </w:t>
+      </w:r>
+      <w:r>
+        <w:rPr>
+          <w:rFonts w:asciiTheme="majorBidi" w:hAnsiTheme="majorBidi" w:cstheme="majorBidi"/>
+          <w:b/>
+          <w:bCs/>
+          <w:i/>
+          <w:iCs/>
+          <w:color w:val="2F5496" w:themeColor="accent1" w:themeShade="BF"/>
           <w:sz w:val="32"/>
           <w:szCs w:val="32"/>
         </w:rPr>
-      </w:pPr>
-      <w:bookmarkStart w:id="8" w:name="_Toc226018734"/>
-      <w:r>
+        <w:t>Analyse et Spécification des Besoins</w:t>
+      </w:r>
+    </w:p>
+    <w:p>
+      <w:pPr>
+        <w:rPr>
+          <w:rFonts w:asciiTheme="majorBidi" w:hAnsiTheme="majorBidi" w:cstheme="majorBidi"/>
+        </w:rPr>
+      </w:pPr>
+    </w:p>
+    <w:p>
+      <w:pPr>
+        <w:rPr>
+          <w:rFonts w:asciiTheme="majorBidi" w:hAnsiTheme="majorBidi" w:cstheme="majorBidi"/>
+        </w:rPr>
+      </w:pPr>
+    </w:p>
+    <w:p>
+      <w:pPr>
+        <w:rPr>
+          <w:rFonts w:asciiTheme="majorBidi" w:hAnsiTheme="majorBidi" w:cstheme="majorBidi"/>
+        </w:rPr>
+      </w:pPr>
+    </w:p>
+    <w:p>
+      <w:pPr>
+        <w:rPr>
+          <w:rFonts w:asciiTheme="majorBidi" w:hAnsiTheme="majorBidi" w:cstheme="majorBidi"/>
+        </w:rPr>
+      </w:pPr>
+    </w:p>
+    <w:p>
+      <w:pPr>
+        <w:rPr>
+          <w:rFonts w:asciiTheme="majorBidi" w:hAnsiTheme="majorBidi" w:cstheme="majorBidi"/>
+        </w:rPr>
+      </w:pPr>
+    </w:p>
+    <w:p>
+      <w:pPr>
+        <w:rPr>
+          <w:rFonts w:asciiTheme="majorBidi" w:hAnsiTheme="majorBidi" w:cstheme="majorBidi"/>
+        </w:rPr>
+      </w:pPr>
+    </w:p>
+    <w:p>
+      <w:pPr>
+        <w:rPr>
+          <w:rFonts w:asciiTheme="majorBidi" w:hAnsiTheme="majorBidi" w:cstheme="majorBidi"/>
+        </w:rPr>
+      </w:pPr>
+    </w:p>
+    <w:p>
+      <w:pPr>
+        <w:rPr>
+          <w:rFonts w:asciiTheme="majorBidi" w:hAnsiTheme="majorBidi" w:cstheme="majorBidi"/>
+        </w:rPr>
+      </w:pPr>
+    </w:p>
+    <w:p>
+      <w:pPr>
+        <w:rPr>
+          <w:rFonts w:asciiTheme="majorBidi" w:hAnsiTheme="majorBidi" w:cstheme="majorBidi"/>
+        </w:rPr>
+      </w:pPr>
+    </w:p>
+    <w:p>
+      <w:pPr>
+        <w:rPr>
+          <w:rFonts w:asciiTheme="majorBidi" w:hAnsiTheme="majorBidi" w:cstheme="majorBidi"/>
+        </w:rPr>
+      </w:pPr>
+    </w:p>
+    <w:p>
+      <w:pPr>
+        <w:rPr>
+          <w:rFonts w:asciiTheme="majorBidi" w:hAnsiTheme="majorBidi" w:cstheme="majorBidi"/>
+        </w:rPr>
+      </w:pPr>
+    </w:p>
+    <w:p>
+      <w:pPr>
+        <w:rPr>
+          <w:rFonts w:asciiTheme="majorBidi" w:hAnsiTheme="majorBidi" w:cstheme="majorBidi"/>
+        </w:rPr>
+      </w:pPr>
+    </w:p>
+    <w:p>
+      <w:pPr>
+        <w:rPr>
+          <w:rFonts w:asciiTheme="majorBidi" w:hAnsiTheme="majorBidi" w:cstheme="majorBidi"/>
+        </w:rPr>
+      </w:pPr>
+    </w:p>
+    <w:p>
+      <w:pPr>
+        <w:rPr>
+          <w:rFonts w:asciiTheme="majorBidi" w:hAnsiTheme="majorBidi" w:cstheme="majorBidi"/>
+        </w:rPr>
+      </w:pPr>
+    </w:p>
+    <w:p>
+      <w:pPr>
+        <w:rPr>
+          <w:rFonts w:asciiTheme="majorBidi" w:hAnsiTheme="majorBidi" w:cstheme="majorBidi"/>
+        </w:rPr>
+      </w:pPr>
+    </w:p>
+    <w:p>
+      <w:pPr>
+        <w:pStyle w:val="Heading1"/>
         <w:rPr>
           <w:rFonts w:asciiTheme="majorBidi" w:hAnsiTheme="majorBidi"/>
           <w:b/>
@@ -6231,14 +6484,34 @@
           <w:sz w:val="32"/>
           <w:szCs w:val="32"/>
         </w:rPr>
+      </w:pPr>
+      <w:bookmarkStart w:id="8" w:name="_Toc226018734"/>
+      <w:r>
+        <w:rPr>
+          <w:rFonts w:asciiTheme="majorBidi" w:hAnsiTheme="majorBidi"/>
+          <w:b/>
+          <w:bCs/>
+          <w:sz w:val="32"/>
+          <w:szCs w:val="32"/>
+        </w:rPr>
         <w:lastRenderedPageBreak/>
-        <w:t>Chapitre 2 : Analyse des besoins</w:t>
+        <w:t xml:space="preserve">Chapitre 2 : </w:t>
       </w:r>
       <w:bookmarkEnd w:id="8"/>
-    </w:p>
-    <w:p>
-      <w:pPr>
-        <w:pStyle w:val="Titre2"/>
+      <w:r>
+        <w:rPr>
+          <w:rFonts w:asciiTheme="majorBidi" w:hAnsiTheme="majorBidi"/>
+          <w:b/>
+          <w:bCs/>
+          <w:sz w:val="32"/>
+          <w:szCs w:val="32"/>
+        </w:rPr>
+        <w:t>Analyse et Spécification des Besoins</w:t>
+      </w:r>
+    </w:p>
+    <w:p>
+      <w:pPr>
+        <w:pStyle w:val="Heading2"/>
         <w:numPr>
           <w:ilvl w:val="0"/>
           <w:numId w:val="5"/>
@@ -6601,7 +6874,7 @@
     </w:p>
     <w:p>
       <w:pPr>
-        <w:pStyle w:val="Titre2"/>
+        <w:pStyle w:val="Heading2"/>
         <w:numPr>
           <w:ilvl w:val="0"/>
           <w:numId w:val="5"/>
@@ -6666,7 +6939,7 @@
       </w:r>
       <w:r>
         <w:rPr>
-          <w:rStyle w:val="lev"/>
+          <w:rStyle w:val="Strong"/>
           <w:rFonts w:asciiTheme="majorBidi" w:hAnsiTheme="majorBidi" w:cstheme="majorBidi"/>
           <w:b w:val="0"/>
           <w:bCs w:val="0"/>
@@ -6704,7 +6977,7 @@
       </w:r>
       <w:r>
         <w:rPr>
-          <w:rStyle w:val="lev"/>
+          <w:rStyle w:val="Strong"/>
           <w:rFonts w:asciiTheme="majorBidi" w:hAnsiTheme="majorBidi" w:cstheme="majorBidi"/>
           <w:b w:val="0"/>
           <w:bCs w:val="0"/>
@@ -6743,7 +7016,7 @@
       </w:r>
       <w:r>
         <w:rPr>
-          <w:rStyle w:val="lev"/>
+          <w:rStyle w:val="Strong"/>
           <w:rFonts w:asciiTheme="majorBidi" w:hAnsiTheme="majorBidi" w:cstheme="majorBidi"/>
           <w:b w:val="0"/>
           <w:bCs w:val="0"/>
@@ -6781,7 +7054,7 @@
       </w:r>
       <w:r>
         <w:rPr>
-          <w:rStyle w:val="lev"/>
+          <w:rStyle w:val="Strong"/>
           <w:rFonts w:asciiTheme="majorBidi" w:hAnsiTheme="majorBidi" w:cstheme="majorBidi"/>
           <w:b w:val="0"/>
           <w:bCs w:val="0"/>
@@ -6801,7 +7074,7 @@
     </w:p>
     <w:p>
       <w:pPr>
-        <w:pStyle w:val="Titre2"/>
+        <w:pStyle w:val="Heading2"/>
         <w:numPr>
           <w:ilvl w:val="0"/>
           <w:numId w:val="5"/>
@@ -6864,7 +7137,7 @@
       </w:r>
       <w:r>
         <w:rPr>
-          <w:rStyle w:val="lev"/>
+          <w:rStyle w:val="Strong"/>
           <w:rFonts w:asciiTheme="majorBidi" w:hAnsiTheme="majorBidi" w:cstheme="majorBidi"/>
           <w:sz w:val="24"/>
           <w:szCs w:val="24"/>
@@ -6900,7 +7173,7 @@
       </w:r>
       <w:r>
         <w:rPr>
-          <w:rStyle w:val="lev"/>
+          <w:rStyle w:val="Strong"/>
           <w:rFonts w:asciiTheme="majorBidi" w:hAnsiTheme="majorBidi" w:cstheme="majorBidi"/>
           <w:sz w:val="24"/>
           <w:szCs w:val="24"/>
@@ -6936,7 +7209,7 @@
       </w:r>
       <w:r>
         <w:rPr>
-          <w:rStyle w:val="lev"/>
+          <w:rStyle w:val="Strong"/>
           <w:rFonts w:asciiTheme="majorBidi" w:hAnsiTheme="majorBidi" w:cstheme="majorBidi"/>
           <w:sz w:val="24"/>
           <w:szCs w:val="24"/>
@@ -6972,7 +7245,7 @@
       </w:r>
       <w:r>
         <w:rPr>
-          <w:rStyle w:val="lev"/>
+          <w:rStyle w:val="Strong"/>
           <w:rFonts w:asciiTheme="majorBidi" w:hAnsiTheme="majorBidi" w:cstheme="majorBidi"/>
           <w:b w:val="0"/>
           <w:bCs w:val="0"/>
@@ -6992,7 +7265,7 @@
     </w:p>
     <w:p>
       <w:pPr>
-        <w:pStyle w:val="Titre2"/>
+        <w:pStyle w:val="Heading2"/>
         <w:numPr>
           <w:ilvl w:val="0"/>
           <w:numId w:val="5"/>
@@ -7058,7 +7331,7 @@
           <w:noProof/>
         </w:rPr>
         <w:drawing>
-          <wp:inline distT="0" distB="0" distL="0" distR="0" wp14:anchorId="56AF3117" wp14:editId="32C87C1A">
+          <wp:inline distT="0" distB="0" distL="0" distR="0" wp14:anchorId="56AF3117" wp14:editId="14943215">
             <wp:extent cx="4372098" cy="2019300"/>
             <wp:effectExtent l="0" t="0" r="9525" b="0"/>
             <wp:docPr id="608889792" name="Picture 2"/>
@@ -7102,7 +7375,7 @@
     </w:p>
     <w:p>
       <w:pPr>
-        <w:pStyle w:val="Lgende"/>
+        <w:pStyle w:val="Caption"/>
         <w:jc w:val="center"/>
         <w:rPr>
           <w:rFonts w:asciiTheme="majorBidi" w:hAnsiTheme="majorBidi" w:cstheme="majorBidi"/>
@@ -7687,7 +7960,7 @@
     </w:p>
     <w:p>
       <w:pPr>
-        <w:pStyle w:val="Titre1"/>
+        <w:pStyle w:val="Heading1"/>
         <w:rPr>
           <w:rFonts w:asciiTheme="majorBidi" w:hAnsiTheme="majorBidi"/>
           <w:b/>
@@ -7712,7 +7985,7 @@
     </w:p>
     <w:p>
       <w:pPr>
-        <w:pStyle w:val="Titre2"/>
+        <w:pStyle w:val="Heading2"/>
         <w:numPr>
           <w:ilvl w:val="0"/>
           <w:numId w:val="6"/>
@@ -7775,7 +8048,7 @@
       </w:r>
       <w:r>
         <w:rPr>
-          <w:rStyle w:val="lev"/>
+          <w:rStyle w:val="Strong"/>
           <w:rFonts w:asciiTheme="majorBidi" w:hAnsiTheme="majorBidi" w:cstheme="majorBidi"/>
           <w:b w:val="0"/>
           <w:bCs w:val="0"/>
@@ -7813,7 +8086,7 @@
       </w:r>
       <w:r>
         <w:rPr>
-          <w:rStyle w:val="lev"/>
+          <w:rStyle w:val="Strong"/>
           <w:rFonts w:asciiTheme="majorBidi" w:hAnsiTheme="majorBidi" w:cstheme="majorBidi"/>
           <w:b w:val="0"/>
           <w:bCs w:val="0"/>
@@ -7867,7 +8140,7 @@
       </w:r>
       <w:r>
         <w:rPr>
-          <w:rStyle w:val="lev"/>
+          <w:rStyle w:val="Strong"/>
           <w:rFonts w:asciiTheme="majorBidi" w:hAnsiTheme="majorBidi" w:cstheme="majorBidi"/>
           <w:b w:val="0"/>
           <w:bCs w:val="0"/>
@@ -7953,7 +8226,7 @@
     </w:p>
     <w:p>
       <w:pPr>
-        <w:pStyle w:val="Lgende"/>
+        <w:pStyle w:val="Caption"/>
         <w:jc w:val="center"/>
         <w:rPr>
           <w:rFonts w:asciiTheme="majorBidi" w:hAnsiTheme="majorBidi" w:cstheme="majorBidi"/>
@@ -8025,7 +8298,7 @@
     </w:p>
     <w:p>
       <w:pPr>
-        <w:pStyle w:val="Titre2"/>
+        <w:pStyle w:val="Heading2"/>
         <w:numPr>
           <w:ilvl w:val="0"/>
           <w:numId w:val="6"/>
@@ -8051,98 +8324,135 @@
     </w:p>
     <w:p>
       <w:pPr>
-        <w:rPr>
-          <w:rFonts w:asciiTheme="majorBidi" w:hAnsiTheme="majorBidi" w:cstheme="majorBidi"/>
-        </w:rPr>
-      </w:pPr>
-      <w:r>
-        <w:rPr>
-          <w:rFonts w:asciiTheme="majorBidi" w:hAnsiTheme="majorBidi" w:cstheme="majorBidi"/>
+        <w:spacing w:line="360" w:lineRule="auto"/>
+        <w:jc w:val="both"/>
+        <w:rPr>
+          <w:rFonts w:asciiTheme="majorBidi" w:hAnsiTheme="majorBidi" w:cstheme="majorBidi"/>
+          <w:sz w:val="24"/>
+          <w:szCs w:val="24"/>
+        </w:rPr>
+      </w:pPr>
+      <w:r>
+        <w:rPr>
+          <w:rFonts w:asciiTheme="majorBidi" w:hAnsiTheme="majorBidi" w:cstheme="majorBidi"/>
+          <w:sz w:val="24"/>
+          <w:szCs w:val="24"/>
         </w:rPr>
         <w:t>Afin de développer la plateforme, plusieurs technologies modernes ont été utilisées.</w:t>
       </w:r>
     </w:p>
     <w:p>
       <w:pPr>
-        <w:rPr>
-          <w:rFonts w:asciiTheme="majorBidi" w:hAnsiTheme="majorBidi" w:cstheme="majorBidi"/>
-        </w:rPr>
-      </w:pPr>
-      <w:r>
-        <w:rPr>
-          <w:rFonts w:asciiTheme="majorBidi" w:hAnsiTheme="majorBidi" w:cstheme="majorBidi"/>
+        <w:spacing w:line="360" w:lineRule="auto"/>
+        <w:jc w:val="both"/>
+        <w:rPr>
+          <w:rFonts w:asciiTheme="majorBidi" w:hAnsiTheme="majorBidi" w:cstheme="majorBidi"/>
+          <w:sz w:val="24"/>
+          <w:szCs w:val="24"/>
+        </w:rPr>
+      </w:pPr>
+      <w:r>
+        <w:rPr>
+          <w:rFonts w:asciiTheme="majorBidi" w:hAnsiTheme="majorBidi" w:cstheme="majorBidi"/>
+          <w:sz w:val="24"/>
+          <w:szCs w:val="24"/>
         </w:rPr>
         <w:t xml:space="preserve">Le frontend de l’application a été développé avec </w:t>
       </w:r>
       <w:r>
         <w:rPr>
-          <w:rStyle w:val="lev"/>
-          <w:rFonts w:asciiTheme="majorBidi" w:hAnsiTheme="majorBidi" w:cstheme="majorBidi"/>
+          <w:rStyle w:val="Strong"/>
+          <w:rFonts w:asciiTheme="majorBidi" w:hAnsiTheme="majorBidi" w:cstheme="majorBidi"/>
+          <w:sz w:val="24"/>
+          <w:szCs w:val="24"/>
         </w:rPr>
         <w:t>React</w:t>
       </w:r>
       <w:r>
         <w:rPr>
           <w:rFonts w:asciiTheme="majorBidi" w:hAnsiTheme="majorBidi" w:cstheme="majorBidi"/>
+          <w:sz w:val="24"/>
+          <w:szCs w:val="24"/>
         </w:rPr>
         <w:t>, une bibliothèque JavaScript permettant de créer des interfaces web dynamiques et interactives.</w:t>
       </w:r>
     </w:p>
     <w:p>
       <w:pPr>
-        <w:rPr>
-          <w:rFonts w:asciiTheme="majorBidi" w:hAnsiTheme="majorBidi" w:cstheme="majorBidi"/>
-        </w:rPr>
-      </w:pPr>
-      <w:r>
-        <w:rPr>
-          <w:rFonts w:asciiTheme="majorBidi" w:hAnsiTheme="majorBidi" w:cstheme="majorBidi"/>
+        <w:spacing w:line="360" w:lineRule="auto"/>
+        <w:jc w:val="both"/>
+        <w:rPr>
+          <w:rFonts w:asciiTheme="majorBidi" w:hAnsiTheme="majorBidi" w:cstheme="majorBidi"/>
+          <w:sz w:val="24"/>
+          <w:szCs w:val="24"/>
+        </w:rPr>
+      </w:pPr>
+      <w:r>
+        <w:rPr>
+          <w:rFonts w:asciiTheme="majorBidi" w:hAnsiTheme="majorBidi" w:cstheme="majorBidi"/>
+          <w:sz w:val="24"/>
+          <w:szCs w:val="24"/>
         </w:rPr>
         <w:t xml:space="preserve">Le backend de l’application repose sur </w:t>
       </w:r>
       <w:r>
         <w:rPr>
-          <w:rStyle w:val="lev"/>
-          <w:rFonts w:asciiTheme="majorBidi" w:hAnsiTheme="majorBidi" w:cstheme="majorBidi"/>
+          <w:rStyle w:val="Strong"/>
+          <w:rFonts w:asciiTheme="majorBidi" w:hAnsiTheme="majorBidi" w:cstheme="majorBidi"/>
+          <w:sz w:val="24"/>
+          <w:szCs w:val="24"/>
         </w:rPr>
         <w:t>Flask</w:t>
       </w:r>
       <w:r>
         <w:rPr>
           <w:rFonts w:asciiTheme="majorBidi" w:hAnsiTheme="majorBidi" w:cstheme="majorBidi"/>
+          <w:sz w:val="24"/>
+          <w:szCs w:val="24"/>
         </w:rPr>
         <w:t>, un framework Python léger utilisé pour créer des applications web et des API.</w:t>
       </w:r>
     </w:p>
     <w:p>
       <w:pPr>
-        <w:rPr>
-          <w:rFonts w:asciiTheme="majorBidi" w:hAnsiTheme="majorBidi" w:cstheme="majorBidi"/>
-        </w:rPr>
-      </w:pPr>
-      <w:r>
-        <w:rPr>
-          <w:rFonts w:asciiTheme="majorBidi" w:hAnsiTheme="majorBidi" w:cstheme="majorBidi"/>
-        </w:rPr>
+        <w:spacing w:line="360" w:lineRule="auto"/>
+        <w:jc w:val="both"/>
+        <w:rPr>
+          <w:rFonts w:asciiTheme="majorBidi" w:hAnsiTheme="majorBidi" w:cstheme="majorBidi"/>
+          <w:sz w:val="24"/>
+          <w:szCs w:val="24"/>
+        </w:rPr>
+      </w:pPr>
+      <w:r>
+        <w:rPr>
+          <w:rFonts w:asciiTheme="majorBidi" w:hAnsiTheme="majorBidi" w:cstheme="majorBidi"/>
+          <w:sz w:val="24"/>
+          <w:szCs w:val="24"/>
+        </w:rPr>
+        <w:lastRenderedPageBreak/>
         <w:t xml:space="preserve">La gestion et le stockage des données sont assurés par </w:t>
       </w:r>
       <w:r>
         <w:rPr>
-          <w:rStyle w:val="lev"/>
-          <w:rFonts w:asciiTheme="majorBidi" w:hAnsiTheme="majorBidi" w:cstheme="majorBidi"/>
+          <w:rStyle w:val="Strong"/>
+          <w:rFonts w:asciiTheme="majorBidi" w:hAnsiTheme="majorBidi" w:cstheme="majorBidi"/>
+          <w:sz w:val="24"/>
+          <w:szCs w:val="24"/>
         </w:rPr>
         <w:t>PostgreSQL</w:t>
       </w:r>
       <w:r>
         <w:rPr>
           <w:rFonts w:asciiTheme="majorBidi" w:hAnsiTheme="majorBidi" w:cstheme="majorBidi"/>
+          <w:sz w:val="24"/>
+          <w:szCs w:val="24"/>
         </w:rPr>
         <w:t>, un système de gestion de base de données relationnelle reconnu pour sa fiabilité et sa performance.</w:t>
       </w:r>
     </w:p>
     <w:p>
       <w:pPr>
-        <w:pStyle w:val="Titre3"/>
+        <w:pStyle w:val="Heading3"/>
         <w:numPr>
           <w:ilvl w:val="0"/>
           <w:numId w:val="7"/>
@@ -8156,7 +8466,6 @@
         <w:rPr>
           <w:rFonts w:asciiTheme="majorBidi" w:hAnsiTheme="majorBidi"/>
         </w:rPr>
-        <w:lastRenderedPageBreak/>
         <w:t>Technologies de développement :</w:t>
       </w:r>
       <w:bookmarkEnd w:id="16"/>
@@ -8277,7 +8586,7 @@
     </w:p>
     <w:p>
       <w:pPr>
-        <w:pStyle w:val="Lgende"/>
+        <w:pStyle w:val="Caption"/>
         <w:jc w:val="center"/>
         <w:rPr>
           <w:rFonts w:asciiTheme="majorBidi" w:hAnsiTheme="majorBidi" w:cstheme="majorBidi"/>
@@ -8436,7 +8745,7 @@
     </w:p>
     <w:p>
       <w:pPr>
-        <w:pStyle w:val="Lgende"/>
+        <w:pStyle w:val="Caption"/>
         <w:jc w:val="center"/>
         <w:rPr>
           <w:rFonts w:asciiTheme="majorBidi" w:hAnsiTheme="majorBidi" w:cstheme="majorBidi"/>
@@ -8583,7 +8892,7 @@
     </w:p>
     <w:p>
       <w:pPr>
-        <w:pStyle w:val="Lgende"/>
+        <w:pStyle w:val="Caption"/>
         <w:jc w:val="center"/>
         <w:rPr>
           <w:rFonts w:asciiTheme="majorBidi" w:hAnsiTheme="majorBidi" w:cstheme="majorBidi"/>
@@ -8636,7 +8945,7 @@
     </w:p>
     <w:p>
       <w:pPr>
-        <w:pStyle w:val="Titre3"/>
+        <w:pStyle w:val="Heading3"/>
         <w:numPr>
           <w:ilvl w:val="0"/>
           <w:numId w:val="7"/>
@@ -8787,7 +9096,7 @@
     </w:p>
     <w:p>
       <w:pPr>
-        <w:pStyle w:val="Lgende"/>
+        <w:pStyle w:val="Caption"/>
         <w:jc w:val="center"/>
         <w:rPr>
           <w:rFonts w:asciiTheme="majorBidi" w:hAnsiTheme="majorBidi" w:cstheme="majorBidi"/>
@@ -8935,7 +9244,7 @@
     </w:p>
     <w:p>
       <w:pPr>
-        <w:pStyle w:val="Lgende"/>
+        <w:pStyle w:val="Caption"/>
         <w:jc w:val="center"/>
         <w:rPr>
           <w:rFonts w:asciiTheme="majorBidi" w:eastAsia="Times New Roman" w:hAnsiTheme="majorBidi" w:cstheme="majorBidi"/>
@@ -9079,7 +9388,7 @@
     </w:p>
     <w:p>
       <w:pPr>
-        <w:pStyle w:val="Lgende"/>
+        <w:pStyle w:val="Caption"/>
         <w:jc w:val="center"/>
         <w:rPr>
           <w:rFonts w:asciiTheme="majorBidi" w:hAnsiTheme="majorBidi" w:cstheme="majorBidi"/>
@@ -9234,7 +9543,7 @@
     </w:p>
     <w:p>
       <w:pPr>
-        <w:pStyle w:val="Lgende"/>
+        <w:pStyle w:val="Caption"/>
         <w:jc w:val="center"/>
         <w:rPr>
           <w:rFonts w:asciiTheme="majorBidi" w:hAnsiTheme="majorBidi" w:cstheme="majorBidi"/>
@@ -9334,25 +9643,23 @@
     </w:p>
     <w:p>
       <w:pPr>
-        <w:rPr>
-          <w:rFonts w:asciiTheme="majorBidi" w:eastAsia="Times New Roman" w:hAnsiTheme="majorBidi" w:cstheme="majorBidi"/>
-          <w:kern w:val="0"/>
+        <w:pStyle w:val="Heading4"/>
+        <w:spacing w:line="360" w:lineRule="auto"/>
+        <w:rPr>
+          <w:rFonts w:ascii="Times New Roman" w:eastAsia="Times New Roman" w:hAnsi="Times New Roman" w:cs="Times New Roman"/>
           <w:sz w:val="24"/>
           <w:szCs w:val="24"/>
           <w:lang w:eastAsia="fr-FR"/>
-          <w14:ligatures w14:val="none"/>
-        </w:rPr>
-      </w:pPr>
-      <w:r>
-        <w:rPr>
-          <w:rFonts w:asciiTheme="majorBidi" w:eastAsia="Times New Roman" w:hAnsiTheme="majorBidi" w:cstheme="majorBidi"/>
-          <w:kern w:val="0"/>
+        </w:rPr>
+      </w:pPr>
+      <w:r>
+        <w:rPr>
+          <w:rFonts w:ascii="Times New Roman" w:eastAsia="Times New Roman" w:hAnsi="Times New Roman" w:cs="Times New Roman"/>
           <w:sz w:val="24"/>
           <w:szCs w:val="24"/>
           <w:lang w:eastAsia="fr-FR"/>
-          <w14:ligatures w14:val="none"/>
-        </w:rPr>
-        <w:br w:type="page"/>
+        </w:rPr>
+        <w:t>La typographie :</w:t>
       </w:r>
     </w:p>
     <w:p>
@@ -9360,46 +9667,138 @@
         <w:spacing w:line="360" w:lineRule="auto"/>
         <w:jc w:val="both"/>
         <w:rPr>
-          <w:rFonts w:asciiTheme="majorBidi" w:eastAsia="Times New Roman" w:hAnsiTheme="majorBidi" w:cstheme="majorBidi"/>
-          <w:kern w:val="0"/>
+          <w:rFonts w:ascii="Times New Roman" w:hAnsi="Times New Roman" w:cs="Times New Roman"/>
           <w:sz w:val="24"/>
           <w:szCs w:val="24"/>
           <w:lang w:eastAsia="fr-FR"/>
-          <w14:ligatures w14:val="none"/>
-        </w:rPr>
-      </w:pPr>
-      <w:r>
-        <w:rPr>
-          <w:rFonts w:asciiTheme="majorBidi" w:eastAsia="Times New Roman" w:hAnsiTheme="majorBidi" w:cstheme="majorBidi"/>
+        </w:rPr>
+      </w:pPr>
+      <w:r>
+        <w:rPr>
+          <w:rFonts w:ascii="Times New Roman" w:hAnsi="Times New Roman" w:cs="Times New Roman"/>
+          <w:sz w:val="24"/>
+          <w:szCs w:val="24"/>
+          <w:lang w:eastAsia="fr-FR"/>
+        </w:rPr>
+        <w:t xml:space="preserve">Pour garantir une lisibilité optimale sur tous les supports, deux polices de caractères complémentaires ont été </w:t>
+      </w:r>
+      <w:r>
+        <w:rPr>
+          <w:rFonts w:ascii="Times New Roman" w:hAnsi="Times New Roman" w:cs="Times New Roman"/>
+          <w:sz w:val="24"/>
+          <w:szCs w:val="24"/>
+          <w:lang w:eastAsia="fr-FR"/>
+        </w:rPr>
+        <w:t>sélectionnées :</w:t>
+      </w:r>
+    </w:p>
+    <w:p>
+      <w:pPr>
+        <w:numPr>
+          <w:ilvl w:val="0"/>
+          <w:numId w:val="40"/>
+        </w:numPr>
+        <w:spacing w:line="360" w:lineRule="auto"/>
+        <w:jc w:val="both"/>
+        <w:rPr>
+          <w:rFonts w:ascii="Times New Roman" w:hAnsi="Times New Roman" w:cs="Times New Roman"/>
+          <w:sz w:val="24"/>
+          <w:szCs w:val="24"/>
+          <w:lang w:eastAsia="fr-FR"/>
+        </w:rPr>
+      </w:pPr>
+      <w:r>
+        <w:rPr>
+          <w:rFonts w:ascii="Times New Roman" w:hAnsi="Times New Roman" w:cs="Times New Roman"/>
+          <w:b/>
+          <w:bCs/>
+          <w:sz w:val="24"/>
+          <w:szCs w:val="24"/>
+          <w:lang w:eastAsia="fr-FR"/>
+        </w:rPr>
+        <w:t>Anton :</w:t>
+      </w:r>
+      <w:r>
+        <w:rPr>
+          <w:rFonts w:ascii="Times New Roman" w:hAnsi="Times New Roman" w:cs="Times New Roman"/>
+          <w:sz w:val="24"/>
+          <w:szCs w:val="24"/>
+          <w:lang w:eastAsia="fr-FR"/>
+        </w:rPr>
+        <w:t xml:space="preserve"> Une police grasse et impactante utilisée exclusivement pour les titres afin de capter l'attention de l'utilisateur dès son arrivée sur le site.</w:t>
+      </w:r>
+    </w:p>
+    <w:p>
+      <w:pPr>
+        <w:numPr>
+          <w:ilvl w:val="0"/>
+          <w:numId w:val="40"/>
+        </w:numPr>
+        <w:spacing w:line="360" w:lineRule="auto"/>
+        <w:jc w:val="both"/>
+        <w:rPr>
+          <w:rFonts w:ascii="Times New Roman" w:hAnsi="Times New Roman" w:cs="Times New Roman"/>
+          <w:sz w:val="24"/>
+          <w:szCs w:val="24"/>
+          <w:lang w:eastAsia="fr-FR"/>
+        </w:rPr>
+      </w:pPr>
+      <w:r>
+        <w:rPr>
+          <w:rFonts w:ascii="Times New Roman" w:hAnsi="Times New Roman" w:cs="Times New Roman"/>
+          <w:b/>
+          <w:bCs/>
+          <w:sz w:val="24"/>
+          <w:szCs w:val="24"/>
+          <w:lang w:eastAsia="fr-FR"/>
+        </w:rPr>
+        <w:t>Montserrat :</w:t>
+      </w:r>
+      <w:r>
+        <w:rPr>
+          <w:rFonts w:ascii="Times New Roman" w:hAnsi="Times New Roman" w:cs="Times New Roman"/>
+          <w:sz w:val="24"/>
+          <w:szCs w:val="24"/>
+          <w:lang w:eastAsia="fr-FR"/>
+        </w:rPr>
+        <w:t xml:space="preserve"> Une typographie géométrique sans-</w:t>
+      </w:r>
+      <w:proofErr w:type="spellStart"/>
+      <w:r>
+        <w:rPr>
+          <w:rFonts w:ascii="Times New Roman" w:hAnsi="Times New Roman" w:cs="Times New Roman"/>
+          <w:sz w:val="24"/>
+          <w:szCs w:val="24"/>
+          <w:lang w:eastAsia="fr-FR"/>
+        </w:rPr>
+        <w:t>serif</w:t>
+      </w:r>
+      <w:proofErr w:type="spellEnd"/>
+      <w:r>
+        <w:rPr>
+          <w:rFonts w:ascii="Times New Roman" w:hAnsi="Times New Roman" w:cs="Times New Roman"/>
+          <w:sz w:val="24"/>
+          <w:szCs w:val="24"/>
+          <w:lang w:eastAsia="fr-FR"/>
+        </w:rPr>
+        <w:t xml:space="preserve"> privilégiée pour le corps de texte en raison de sa clarté et de son aspect moderne, assurant un confort de lecture maximal sur écran.</w:t>
+      </w:r>
+    </w:p>
+    <w:p>
+      <w:pPr>
+        <w:keepNext/>
+        <w:jc w:val="center"/>
+      </w:pPr>
+      <w:r>
+        <w:rPr>
           <w:noProof/>
-          <w:kern w:val="0"/>
-          <w:sz w:val="24"/>
-          <w:szCs w:val="24"/>
           <w:lang w:eastAsia="fr-FR"/>
-          <w14:ligatures w14:val="none"/>
-        </w:rPr>
-        <w:lastRenderedPageBreak/>
+        </w:rPr>
         <w:drawing>
-          <wp:anchor distT="0" distB="0" distL="114300" distR="114300" simplePos="0" relativeHeight="251661312" behindDoc="1" locked="0" layoutInCell="1" allowOverlap="1" wp14:anchorId="619DD9A9" wp14:editId="40E3D3AC">
-            <wp:simplePos x="0" y="0"/>
-            <wp:positionH relativeFrom="column">
-              <wp:posOffset>-241300</wp:posOffset>
-            </wp:positionH>
-            <wp:positionV relativeFrom="paragraph">
-              <wp:posOffset>69215</wp:posOffset>
-            </wp:positionV>
-            <wp:extent cx="6240898" cy="8820479"/>
-            <wp:effectExtent l="0" t="0" r="7620" b="0"/>
-            <wp:wrapTight wrapText="bothSides">
-              <wp:wrapPolygon edited="0">
-                <wp:start x="0" y="0"/>
-                <wp:lineTo x="0" y="21553"/>
-                <wp:lineTo x="21560" y="21553"/>
-                <wp:lineTo x="21560" y="0"/>
-                <wp:lineTo x="0" y="0"/>
-              </wp:wrapPolygon>
-            </wp:wrapTight>
-            <wp:docPr id="1414292237" name="Image 2"/>
+          <wp:inline distT="0" distB="0" distL="0" distR="0" wp14:anchorId="75CDCBDF" wp14:editId="081CC84A">
+            <wp:extent cx="5760720" cy="1741805"/>
+            <wp:effectExtent l="0" t="0" r="0" b="0"/>
+            <wp:docPr id="592748131" name="Picture 5"/>
             <wp:cNvGraphicFramePr>
               <a:graphicFrameLocks xmlns:a="http://schemas.openxmlformats.org/drawingml/2006/main" noChangeAspect="1"/>
             </wp:cNvGraphicFramePr>
@@ -9407,103 +9806,1017 @@
               <a:graphicData uri="http://schemas.openxmlformats.org/drawingml/2006/picture">
                 <pic:pic xmlns:pic="http://schemas.openxmlformats.org/drawingml/2006/picture">
                   <pic:nvPicPr>
-                    <pic:cNvPr id="0" name="Picture 18"/>
-                    <pic:cNvPicPr>
-                      <a:picLocks noChangeAspect="1" noChangeArrowheads="1"/>
-                    </pic:cNvPicPr>
+                    <pic:cNvPr id="592748131" name="Picture 592748131"/>
+                    <pic:cNvPicPr/>
                   </pic:nvPicPr>
                   <pic:blipFill>
-                    <a:blip r:embed="rId18" cstate="print">
+                    <a:blip r:embed="rId18">
                       <a:extLst>
                         <a:ext uri="{28A0092B-C50C-407E-A947-70E740481C1C}">
                           <a14:useLocalDpi xmlns:a14="http://schemas.microsoft.com/office/drawing/2010/main" val="0"/>
                         </a:ext>
                       </a:extLst>
                     </a:blip>
-                    <a:srcRect/>
                     <a:stretch>
                       <a:fillRect/>
                     </a:stretch>
                   </pic:blipFill>
-                  <pic:spPr bwMode="auto">
+                  <pic:spPr>
                     <a:xfrm>
                       <a:off x="0" y="0"/>
-                      <a:ext cx="6240898" cy="8820479"/>
+                      <a:ext cx="5760720" cy="1741805"/>
                     </a:xfrm>
                     <a:prstGeom prst="rect">
                       <a:avLst/>
                     </a:prstGeom>
-                    <a:noFill/>
-                    <a:ln>
-                      <a:noFill/>
-                    </a:ln>
                   </pic:spPr>
                 </pic:pic>
               </a:graphicData>
             </a:graphic>
-            <wp14:sizeRelH relativeFrom="margin">
-              <wp14:pctWidth>0</wp14:pctWidth>
-            </wp14:sizeRelH>
-            <wp14:sizeRelV relativeFrom="margin">
-              <wp14:pctHeight>0</wp14:pctHeight>
-            </wp14:sizeRelV>
-          </wp:anchor>
+          </wp:inline>
         </w:drawing>
       </w:r>
     </w:p>
     <w:p>
       <w:pPr>
-        <w:pStyle w:val="Titre2"/>
+        <w:pStyle w:val="Caption"/>
+        <w:jc w:val="center"/>
+      </w:pPr>
+      <w:r>
+        <w:t xml:space="preserve">Figure </w:t>
+      </w:r>
+      <w:r>
+        <w:fldChar w:fldCharType="begin"/>
+      </w:r>
+      <w:r>
+        <w:instrText xml:space="preserve"> SEQ Figure \* ARABIC </w:instrText>
+      </w:r>
+      <w:r>
+        <w:fldChar w:fldCharType="separate"/>
+      </w:r>
+      <w:r>
+        <w:rPr>
+          <w:noProof/>
+        </w:rPr>
+        <w:t>10</w:t>
+      </w:r>
+      <w:r>
+        <w:fldChar w:fldCharType="end"/>
+      </w:r>
+      <w:r>
+        <w:t>: La typographie</w:t>
+      </w:r>
+    </w:p>
+    <w:p>
+      <w:pPr>
+        <w:pStyle w:val="Heading4"/>
+        <w:spacing w:line="360" w:lineRule="auto"/>
+        <w:rPr>
+          <w:rFonts w:ascii="Times New Roman" w:hAnsi="Times New Roman" w:cs="Times New Roman"/>
+          <w:sz w:val="24"/>
+          <w:szCs w:val="24"/>
+          <w:lang w:eastAsia="fr-FR"/>
+        </w:rPr>
+      </w:pPr>
+      <w:r>
+        <w:rPr>
+          <w:rFonts w:ascii="Times New Roman" w:hAnsi="Times New Roman" w:cs="Times New Roman"/>
+          <w:sz w:val="24"/>
+          <w:szCs w:val="24"/>
+          <w:lang w:eastAsia="fr-FR"/>
+        </w:rPr>
+        <w:t>La palette de couleurs :</w:t>
+      </w:r>
+    </w:p>
+    <w:p>
+      <w:pPr>
+        <w:spacing w:line="360" w:lineRule="auto"/>
+        <w:jc w:val="both"/>
+        <w:rPr>
+          <w:rFonts w:ascii="Times New Roman" w:hAnsi="Times New Roman" w:cs="Times New Roman"/>
+          <w:sz w:val="24"/>
+          <w:szCs w:val="24"/>
+          <w:lang w:eastAsia="fr-FR"/>
+        </w:rPr>
+      </w:pPr>
+      <w:r>
+        <w:rPr>
+          <w:rFonts w:ascii="Times New Roman" w:hAnsi="Times New Roman" w:cs="Times New Roman"/>
+          <w:sz w:val="24"/>
+          <w:szCs w:val="24"/>
+          <w:lang w:eastAsia="fr-FR"/>
+        </w:rPr>
+        <w:t xml:space="preserve">Le choix chromatique de la plateforme repose sur une alliance de modernité et de sérénité. Nous avons utilisé le </w:t>
+      </w:r>
+      <w:r>
+        <w:rPr>
+          <w:rFonts w:ascii="Times New Roman" w:hAnsi="Times New Roman" w:cs="Times New Roman"/>
+          <w:b/>
+          <w:bCs/>
+          <w:sz w:val="24"/>
+          <w:szCs w:val="24"/>
+          <w:lang w:eastAsia="fr-FR"/>
+        </w:rPr>
+        <w:t>Bleu Profond (#155DFC)</w:t>
+      </w:r>
+      <w:r>
+        <w:rPr>
+          <w:rFonts w:ascii="Times New Roman" w:hAnsi="Times New Roman" w:cs="Times New Roman"/>
+          <w:sz w:val="24"/>
+          <w:szCs w:val="24"/>
+          <w:lang w:eastAsia="fr-FR"/>
+        </w:rPr>
+        <w:t xml:space="preserve"> pour instaurer un sentiment de confiance et de sécurité, essentiel dans le domaine de la location. Ce ton est dynamisé par un </w:t>
+      </w:r>
+      <w:r>
+        <w:rPr>
+          <w:rFonts w:ascii="Times New Roman" w:hAnsi="Times New Roman" w:cs="Times New Roman"/>
+          <w:b/>
+          <w:bCs/>
+          <w:sz w:val="24"/>
+          <w:szCs w:val="24"/>
+          <w:lang w:eastAsia="fr-FR"/>
+        </w:rPr>
+        <w:t>Cyan Lumineux (#00D2FF)</w:t>
+      </w:r>
+      <w:r>
+        <w:rPr>
+          <w:rFonts w:ascii="Times New Roman" w:hAnsi="Times New Roman" w:cs="Times New Roman"/>
+          <w:sz w:val="24"/>
+          <w:szCs w:val="24"/>
+          <w:lang w:eastAsia="fr-FR"/>
+        </w:rPr>
+        <w:t xml:space="preserve"> qui apporte une touche technologique et de la fraîcheur à l'interface, facilitant ainsi la distinction des éléments d'appel à l'action (CTA).</w:t>
+      </w:r>
+    </w:p>
+    <w:p>
+      <w:pPr>
+        <w:keepNext/>
+        <w:jc w:val="center"/>
+      </w:pPr>
+      <w:r>
+        <w:rPr>
+          <w:noProof/>
+          <w:lang w:eastAsia="fr-FR"/>
+        </w:rPr>
+        <w:lastRenderedPageBreak/>
+        <w:drawing>
+          <wp:inline distT="0" distB="0" distL="0" distR="0" wp14:anchorId="662013C0" wp14:editId="73AD4977">
+            <wp:extent cx="5760720" cy="1849755"/>
+            <wp:effectExtent l="0" t="0" r="0" b="0"/>
+            <wp:docPr id="1959455271" name="Picture 6"/>
+            <wp:cNvGraphicFramePr>
+              <a:graphicFrameLocks xmlns:a="http://schemas.openxmlformats.org/drawingml/2006/main" noChangeAspect="1"/>
+            </wp:cNvGraphicFramePr>
+            <a:graphic xmlns:a="http://schemas.openxmlformats.org/drawingml/2006/main">
+              <a:graphicData uri="http://schemas.openxmlformats.org/drawingml/2006/picture">
+                <pic:pic xmlns:pic="http://schemas.openxmlformats.org/drawingml/2006/picture">
+                  <pic:nvPicPr>
+                    <pic:cNvPr id="1959455271" name="Picture 1959455271"/>
+                    <pic:cNvPicPr/>
+                  </pic:nvPicPr>
+                  <pic:blipFill>
+                    <a:blip r:embed="rId19">
+                      <a:extLst>
+                        <a:ext uri="{28A0092B-C50C-407E-A947-70E740481C1C}">
+                          <a14:useLocalDpi xmlns:a14="http://schemas.microsoft.com/office/drawing/2010/main" val="0"/>
+                        </a:ext>
+                      </a:extLst>
+                    </a:blip>
+                    <a:stretch>
+                      <a:fillRect/>
+                    </a:stretch>
+                  </pic:blipFill>
+                  <pic:spPr>
+                    <a:xfrm>
+                      <a:off x="0" y="0"/>
+                      <a:ext cx="5760720" cy="1849755"/>
+                    </a:xfrm>
+                    <a:prstGeom prst="rect">
+                      <a:avLst/>
+                    </a:prstGeom>
+                  </pic:spPr>
+                </pic:pic>
+              </a:graphicData>
+            </a:graphic>
+          </wp:inline>
+        </w:drawing>
+      </w:r>
+    </w:p>
+    <w:p>
+      <w:pPr>
+        <w:pStyle w:val="Caption"/>
+        <w:jc w:val="center"/>
+      </w:pPr>
+      <w:r>
+        <w:t xml:space="preserve">Figure </w:t>
+      </w:r>
+      <w:r>
+        <w:fldChar w:fldCharType="begin"/>
+      </w:r>
+      <w:r>
+        <w:instrText xml:space="preserve"> SEQ Figure \* ARABIC </w:instrText>
+      </w:r>
+      <w:r>
+        <w:fldChar w:fldCharType="separate"/>
+      </w:r>
+      <w:r>
+        <w:rPr>
+          <w:noProof/>
+        </w:rPr>
+        <w:t>11</w:t>
+      </w:r>
+      <w:r>
+        <w:fldChar w:fldCharType="end"/>
+      </w:r>
+      <w:r>
+        <w:t>: la palette de couleurs</w:t>
+      </w:r>
+    </w:p>
+    <w:p>
+      <w:pPr>
+        <w:pStyle w:val="Heading4"/>
+        <w:spacing w:line="360" w:lineRule="auto"/>
+        <w:rPr>
+          <w:rFonts w:ascii="Times New Roman" w:hAnsi="Times New Roman" w:cs="Times New Roman"/>
+          <w:sz w:val="24"/>
+          <w:szCs w:val="24"/>
+          <w:lang w:eastAsia="fr-FR"/>
+        </w:rPr>
+      </w:pPr>
+      <w:r>
+        <w:rPr>
+          <w:rFonts w:ascii="Times New Roman" w:hAnsi="Times New Roman" w:cs="Times New Roman"/>
+          <w:sz w:val="24"/>
+          <w:szCs w:val="24"/>
+          <w:lang w:eastAsia="fr-FR"/>
+        </w:rPr>
+        <w:t>L’explication du logo :</w:t>
+      </w:r>
+    </w:p>
+    <w:p>
+      <w:pPr>
+        <w:spacing w:line="360" w:lineRule="auto"/>
+        <w:jc w:val="both"/>
+        <w:rPr>
+          <w:rFonts w:ascii="Times New Roman" w:hAnsi="Times New Roman" w:cs="Times New Roman"/>
+          <w:sz w:val="24"/>
+          <w:szCs w:val="24"/>
+          <w:lang w:eastAsia="fr-FR"/>
+        </w:rPr>
+      </w:pPr>
+      <w:r>
+        <w:rPr>
+          <w:rFonts w:ascii="Times New Roman" w:hAnsi="Times New Roman" w:cs="Times New Roman"/>
+          <w:sz w:val="24"/>
+          <w:szCs w:val="24"/>
+          <w:lang w:eastAsia="fr-FR"/>
+        </w:rPr>
+        <w:t xml:space="preserve">Le logo « </w:t>
+      </w:r>
+      <w:r>
+        <w:rPr>
+          <w:rFonts w:ascii="Times New Roman" w:hAnsi="Times New Roman" w:cs="Times New Roman"/>
+          <w:b/>
+          <w:bCs/>
+          <w:sz w:val="24"/>
+          <w:szCs w:val="24"/>
+          <w:lang w:eastAsia="fr-FR"/>
+        </w:rPr>
+        <w:t>Luxe Drive</w:t>
+      </w:r>
+      <w:r>
+        <w:rPr>
+          <w:rFonts w:ascii="Times New Roman" w:hAnsi="Times New Roman" w:cs="Times New Roman"/>
+          <w:sz w:val="24"/>
+          <w:szCs w:val="24"/>
+          <w:lang w:eastAsia="fr-FR"/>
+        </w:rPr>
+        <w:t xml:space="preserve"> » a été conçu sous Adobe Illustrator pour refléter l'identité haut de gamme de la marque. Il se compose d'une typographie épurée associée à une silhouette stylisée de véhicule de sport, symbolisant la vitesse et le prestige. L'équilibre visuel entre les lignes épaisses et fines souligne le contraste entre la puissance des véhicules et l'élégance du service proposé.</w:t>
+      </w:r>
+    </w:p>
+    <w:p>
+      <w:pPr>
+        <w:keepNext/>
+        <w:jc w:val="center"/>
+      </w:pPr>
+      <w:r>
+        <w:rPr>
+          <w:noProof/>
+          <w:lang w:eastAsia="fr-FR"/>
+        </w:rPr>
+        <w:drawing>
+          <wp:inline distT="0" distB="0" distL="0" distR="0" wp14:anchorId="54F4420A" wp14:editId="55B20525">
+            <wp:extent cx="5213350" cy="2256130"/>
+            <wp:effectExtent l="0" t="0" r="6350" b="0"/>
+            <wp:docPr id="189216889" name="Picture 8"/>
+            <wp:cNvGraphicFramePr>
+              <a:graphicFrameLocks xmlns:a="http://schemas.openxmlformats.org/drawingml/2006/main" noChangeAspect="1"/>
+            </wp:cNvGraphicFramePr>
+            <a:graphic xmlns:a="http://schemas.openxmlformats.org/drawingml/2006/main">
+              <a:graphicData uri="http://schemas.openxmlformats.org/drawingml/2006/picture">
+                <pic:pic xmlns:pic="http://schemas.openxmlformats.org/drawingml/2006/picture">
+                  <pic:nvPicPr>
+                    <pic:cNvPr id="189216889" name="Picture 189216889"/>
+                    <pic:cNvPicPr/>
+                  </pic:nvPicPr>
+                  <pic:blipFill>
+                    <a:blip r:embed="rId20" cstate="print">
+                      <a:extLst>
+                        <a:ext uri="{28A0092B-C50C-407E-A947-70E740481C1C}">
+                          <a14:useLocalDpi xmlns:a14="http://schemas.microsoft.com/office/drawing/2010/main" val="0"/>
+                        </a:ext>
+                      </a:extLst>
+                    </a:blip>
+                    <a:stretch>
+                      <a:fillRect/>
+                    </a:stretch>
+                  </pic:blipFill>
+                  <pic:spPr>
+                    <a:xfrm>
+                      <a:off x="0" y="0"/>
+                      <a:ext cx="5223150" cy="2260371"/>
+                    </a:xfrm>
+                    <a:prstGeom prst="rect">
+                      <a:avLst/>
+                    </a:prstGeom>
+                  </pic:spPr>
+                </pic:pic>
+              </a:graphicData>
+            </a:graphic>
+          </wp:inline>
+        </w:drawing>
+      </w:r>
+    </w:p>
+    <w:p>
+      <w:pPr>
+        <w:pStyle w:val="Caption"/>
+        <w:jc w:val="center"/>
+        <w:rPr>
+          <w:lang w:eastAsia="fr-FR"/>
+        </w:rPr>
+      </w:pPr>
+      <w:r>
+        <w:t xml:space="preserve">Figure </w:t>
+      </w:r>
+      <w:r>
+        <w:fldChar w:fldCharType="begin"/>
+      </w:r>
+      <w:r>
+        <w:instrText xml:space="preserve"> SEQ Figure \* ARABIC </w:instrText>
+      </w:r>
+      <w:r>
+        <w:fldChar w:fldCharType="separate"/>
+      </w:r>
+      <w:r>
+        <w:rPr>
+          <w:noProof/>
+        </w:rPr>
+        <w:t>12</w:t>
+      </w:r>
+      <w:r>
+        <w:fldChar w:fldCharType="end"/>
+      </w:r>
+      <w:r>
+        <w:t>: l'explication du logo</w:t>
+      </w:r>
+    </w:p>
+    <w:p>
+      <w:pPr>
+        <w:pStyle w:val="Heading3"/>
+        <w:numPr>
+          <w:ilvl w:val="0"/>
+          <w:numId w:val="7"/>
+        </w:numPr>
+        <w:rPr>
+          <w:rFonts w:ascii="Times New Roman" w:eastAsia="Times New Roman" w:hAnsi="Times New Roman" w:cs="Times New Roman"/>
+          <w:lang w:eastAsia="fr-FR"/>
+        </w:rPr>
+      </w:pPr>
+      <w:r>
+        <w:rPr>
+          <w:rFonts w:ascii="Times New Roman" w:eastAsia="Times New Roman" w:hAnsi="Times New Roman" w:cs="Times New Roman"/>
+          <w:lang w:eastAsia="fr-FR"/>
+        </w:rPr>
+        <w:t>Outils de marketing digital</w:t>
+      </w:r>
+    </w:p>
+    <w:p>
+      <w:pPr>
+        <w:spacing w:line="360" w:lineRule="auto"/>
+        <w:jc w:val="both"/>
+        <w:rPr>
+          <w:rFonts w:ascii="Times New Roman" w:hAnsi="Times New Roman" w:cs="Times New Roman"/>
+          <w:sz w:val="24"/>
+          <w:szCs w:val="24"/>
+        </w:rPr>
+      </w:pPr>
+      <w:r>
+        <w:rPr>
+          <w:rFonts w:ascii="Times New Roman" w:hAnsi="Times New Roman" w:cs="Times New Roman"/>
+          <w:sz w:val="24"/>
+          <w:szCs w:val="24"/>
+        </w:rPr>
+        <w:t>Dans le but d’assurer la visibilité d</w:t>
+      </w:r>
+      <w:r>
+        <w:rPr>
+          <w:rFonts w:ascii="Times New Roman" w:hAnsi="Times New Roman" w:cs="Times New Roman"/>
+          <w:sz w:val="24"/>
+          <w:szCs w:val="24"/>
+        </w:rPr>
+        <w:t>u site web</w:t>
+      </w:r>
+      <w:r>
+        <w:rPr>
+          <w:rFonts w:ascii="Times New Roman" w:hAnsi="Times New Roman" w:cs="Times New Roman"/>
+          <w:sz w:val="24"/>
+          <w:szCs w:val="24"/>
+        </w:rPr>
+        <w:t xml:space="preserve"> et d’attirer un maximum d’utilisateurs, plusieurs outils et sites web spécialisés en marketing digital</w:t>
+      </w:r>
+      <w:r>
+        <w:rPr>
+          <w:rFonts w:ascii="Times New Roman" w:hAnsi="Times New Roman" w:cs="Times New Roman"/>
+          <w:sz w:val="24"/>
+          <w:szCs w:val="24"/>
+        </w:rPr>
+        <w:t xml:space="preserve"> plus spécifiquement </w:t>
+      </w:r>
+      <w:r>
+        <w:rPr>
+          <w:rFonts w:ascii="Times New Roman" w:hAnsi="Times New Roman" w:cs="Times New Roman"/>
+          <w:sz w:val="24"/>
+          <w:szCs w:val="24"/>
+        </w:rPr>
+        <w:t>SEO ont été utilisés dans le cadre de ce projet. Ces outils permettent d’améliorer la présence en ligne du site, d’optimiser son contenu et d’analyser le comportement des visiteurs.</w:t>
+      </w:r>
+    </w:p>
+    <w:p>
+      <w:pPr>
+        <w:spacing w:line="360" w:lineRule="auto"/>
+        <w:jc w:val="both"/>
+        <w:rPr>
+          <w:rFonts w:ascii="Times New Roman" w:hAnsi="Times New Roman" w:cs="Times New Roman"/>
+          <w:sz w:val="24"/>
+          <w:szCs w:val="24"/>
+        </w:rPr>
+      </w:pPr>
+      <w:r>
+        <w:rPr>
+          <w:rFonts w:ascii="Times New Roman" w:hAnsi="Times New Roman" w:cs="Times New Roman"/>
+          <w:sz w:val="24"/>
+          <w:szCs w:val="24"/>
+        </w:rPr>
+        <w:t xml:space="preserve">Les réseaux sociaux constituent un levier important pour la promotion du service. Des comptes professionnels ont été créés sur Instagram et Facebook afin de publier régulièrement du </w:t>
+      </w:r>
+      <w:r>
+        <w:rPr>
+          <w:rFonts w:ascii="Times New Roman" w:hAnsi="Times New Roman" w:cs="Times New Roman"/>
+          <w:sz w:val="24"/>
+          <w:szCs w:val="24"/>
+        </w:rPr>
+        <w:lastRenderedPageBreak/>
+        <w:t>contenu, présenter les véhicules disponibles et interagir avec les clients potentiels, tout en respectant la même identité visuelle que celle du site.</w:t>
+      </w:r>
+    </w:p>
+    <w:p>
+      <w:pPr>
+        <w:pStyle w:val="Heading4"/>
+        <w:rPr>
+          <w:rFonts w:ascii="Times New Roman" w:hAnsi="Times New Roman" w:cs="Times New Roman"/>
+          <w:sz w:val="24"/>
+          <w:szCs w:val="24"/>
+          <w:lang w:eastAsia="fr-FR"/>
+        </w:rPr>
+      </w:pPr>
+      <w:r>
+        <w:rPr>
+          <w:rFonts w:ascii="Times New Roman" w:hAnsi="Times New Roman" w:cs="Times New Roman"/>
+          <w:sz w:val="24"/>
+          <w:szCs w:val="24"/>
+          <w:lang w:eastAsia="fr-FR"/>
+        </w:rPr>
+        <w:t>Google Analytics</w:t>
+      </w:r>
+      <w:r>
+        <w:rPr>
+          <w:rFonts w:ascii="Times New Roman" w:hAnsi="Times New Roman" w:cs="Times New Roman"/>
+          <w:sz w:val="24"/>
+          <w:szCs w:val="24"/>
+          <w:lang w:eastAsia="fr-FR"/>
+        </w:rPr>
+        <w:t> :</w:t>
+      </w:r>
+    </w:p>
+    <w:p>
+      <w:pPr>
+        <w:keepNext/>
+        <w:jc w:val="center"/>
+      </w:pPr>
+      <w:r>
+        <w:rPr>
+          <w:b/>
+          <w:bCs/>
+          <w:noProof/>
+          <w:lang w:eastAsia="fr-FR"/>
+        </w:rPr>
+        <w:drawing>
+          <wp:inline distT="0" distB="0" distL="0" distR="0" wp14:anchorId="2F009B60" wp14:editId="0CA8D3D8">
+            <wp:extent cx="2530527" cy="463550"/>
+            <wp:effectExtent l="0" t="0" r="3175" b="0"/>
+            <wp:docPr id="2133566390" name="Picture 2"/>
+            <wp:cNvGraphicFramePr>
+              <a:graphicFrameLocks xmlns:a="http://schemas.openxmlformats.org/drawingml/2006/main" noChangeAspect="1"/>
+            </wp:cNvGraphicFramePr>
+            <a:graphic xmlns:a="http://schemas.openxmlformats.org/drawingml/2006/main">
+              <a:graphicData uri="http://schemas.openxmlformats.org/drawingml/2006/picture">
+                <pic:pic xmlns:pic="http://schemas.openxmlformats.org/drawingml/2006/picture">
+                  <pic:nvPicPr>
+                    <pic:cNvPr id="2133566390" name="Picture 2133566390"/>
+                    <pic:cNvPicPr/>
+                  </pic:nvPicPr>
+                  <pic:blipFill>
+                    <a:blip r:embed="rId21">
+                      <a:extLst>
+                        <a:ext uri="{28A0092B-C50C-407E-A947-70E740481C1C}">
+                          <a14:useLocalDpi xmlns:a14="http://schemas.microsoft.com/office/drawing/2010/main" val="0"/>
+                        </a:ext>
+                      </a:extLst>
+                    </a:blip>
+                    <a:stretch>
+                      <a:fillRect/>
+                    </a:stretch>
+                  </pic:blipFill>
+                  <pic:spPr>
+                    <a:xfrm>
+                      <a:off x="0" y="0"/>
+                      <a:ext cx="2533101" cy="464022"/>
+                    </a:xfrm>
+                    <a:prstGeom prst="rect">
+                      <a:avLst/>
+                    </a:prstGeom>
+                  </pic:spPr>
+                </pic:pic>
+              </a:graphicData>
+            </a:graphic>
+          </wp:inline>
+        </w:drawing>
+      </w:r>
+    </w:p>
+    <w:p>
+      <w:pPr>
+        <w:pStyle w:val="Caption"/>
+        <w:jc w:val="center"/>
+        <w:rPr>
+          <w:b/>
+          <w:bCs/>
+          <w:lang w:eastAsia="fr-FR"/>
+        </w:rPr>
+      </w:pPr>
+      <w:r>
+        <w:t xml:space="preserve">Figure </w:t>
+      </w:r>
+      <w:r>
+        <w:fldChar w:fldCharType="begin"/>
+      </w:r>
+      <w:r>
+        <w:instrText xml:space="preserve"> SEQ Figure \* ARABIC </w:instrText>
+      </w:r>
+      <w:r>
+        <w:fldChar w:fldCharType="separate"/>
+      </w:r>
+      <w:r>
+        <w:rPr>
+          <w:noProof/>
+        </w:rPr>
+        <w:t>13</w:t>
+      </w:r>
+      <w:r>
+        <w:fldChar w:fldCharType="end"/>
+      </w:r>
+      <w:r>
+        <w:t>: Google Analytics</w:t>
+      </w:r>
+    </w:p>
+    <w:p>
+      <w:pPr>
+        <w:spacing w:line="360" w:lineRule="auto"/>
+        <w:jc w:val="both"/>
+        <w:rPr>
+          <w:rFonts w:ascii="Times New Roman" w:eastAsiaTheme="majorEastAsia" w:hAnsi="Times New Roman" w:cs="Times New Roman"/>
+          <w:color w:val="2F5496" w:themeColor="accent1" w:themeShade="BF"/>
+          <w:sz w:val="24"/>
+          <w:szCs w:val="24"/>
+          <w:lang w:eastAsia="fr-FR"/>
+        </w:rPr>
+      </w:pPr>
+      <w:r>
+        <w:rPr>
+          <w:rFonts w:ascii="Times New Roman" w:hAnsi="Times New Roman" w:cs="Times New Roman"/>
+          <w:sz w:val="24"/>
+          <w:szCs w:val="24"/>
+          <w:lang w:eastAsia="fr-FR"/>
+        </w:rPr>
+        <w:t>Le site web Google Analytics a été utilisé pour analyser le trafic du site et comprendre le comportement des utilisateurs. Cet outil permet d’identifier les pages les plus visitées, la durée des visites et les sources de trafic. Ces informations sont essentielles pour améliorer les performances du site et adapter la stratégie marketing.</w:t>
+      </w:r>
+    </w:p>
+    <w:p>
+      <w:pPr>
+        <w:pStyle w:val="Heading4"/>
+        <w:rPr>
+          <w:rFonts w:ascii="Times New Roman" w:hAnsi="Times New Roman" w:cs="Times New Roman"/>
+          <w:sz w:val="24"/>
+          <w:szCs w:val="24"/>
+          <w:lang w:eastAsia="fr-FR"/>
+        </w:rPr>
+      </w:pPr>
+      <w:proofErr w:type="spellStart"/>
+      <w:r>
+        <w:rPr>
+          <w:rFonts w:ascii="Times New Roman" w:hAnsi="Times New Roman" w:cs="Times New Roman"/>
+          <w:sz w:val="24"/>
+          <w:szCs w:val="24"/>
+          <w:lang w:eastAsia="fr-FR"/>
+        </w:rPr>
+        <w:t>Ahrefs</w:t>
+      </w:r>
+      <w:proofErr w:type="spellEnd"/>
+      <w:r>
+        <w:rPr>
+          <w:rFonts w:ascii="Times New Roman" w:hAnsi="Times New Roman" w:cs="Times New Roman"/>
+          <w:sz w:val="24"/>
+          <w:szCs w:val="24"/>
+          <w:lang w:eastAsia="fr-FR"/>
+        </w:rPr>
+        <w:t> :</w:t>
+      </w:r>
+    </w:p>
+    <w:p>
+      <w:pPr>
+        <w:keepNext/>
+        <w:jc w:val="center"/>
+      </w:pPr>
+      <w:r>
+        <w:rPr>
+          <w:b/>
+          <w:bCs/>
+          <w:noProof/>
+          <w:lang w:eastAsia="fr-FR"/>
+        </w:rPr>
+        <w:drawing>
+          <wp:inline distT="0" distB="0" distL="0" distR="0" wp14:anchorId="332E1B4D" wp14:editId="4587C449">
+            <wp:extent cx="1060450" cy="419603"/>
+            <wp:effectExtent l="0" t="0" r="6350" b="0"/>
+            <wp:docPr id="1694190935" name="Picture 3"/>
+            <wp:cNvGraphicFramePr>
+              <a:graphicFrameLocks xmlns:a="http://schemas.openxmlformats.org/drawingml/2006/main" noChangeAspect="1"/>
+            </wp:cNvGraphicFramePr>
+            <a:graphic xmlns:a="http://schemas.openxmlformats.org/drawingml/2006/main">
+              <a:graphicData uri="http://schemas.openxmlformats.org/drawingml/2006/picture">
+                <pic:pic xmlns:pic="http://schemas.openxmlformats.org/drawingml/2006/picture">
+                  <pic:nvPicPr>
+                    <pic:cNvPr id="1694190935" name="Picture 1694190935"/>
+                    <pic:cNvPicPr/>
+                  </pic:nvPicPr>
+                  <pic:blipFill>
+                    <a:blip r:embed="rId22">
+                      <a:extLst>
+                        <a:ext uri="{28A0092B-C50C-407E-A947-70E740481C1C}">
+                          <a14:useLocalDpi xmlns:a14="http://schemas.microsoft.com/office/drawing/2010/main" val="0"/>
+                        </a:ext>
+                      </a:extLst>
+                    </a:blip>
+                    <a:stretch>
+                      <a:fillRect/>
+                    </a:stretch>
+                  </pic:blipFill>
+                  <pic:spPr>
+                    <a:xfrm>
+                      <a:off x="0" y="0"/>
+                      <a:ext cx="1070217" cy="423468"/>
+                    </a:xfrm>
+                    <a:prstGeom prst="rect">
+                      <a:avLst/>
+                    </a:prstGeom>
+                  </pic:spPr>
+                </pic:pic>
+              </a:graphicData>
+            </a:graphic>
+          </wp:inline>
+        </w:drawing>
+      </w:r>
+    </w:p>
+    <w:p>
+      <w:pPr>
+        <w:pStyle w:val="Caption"/>
+        <w:jc w:val="center"/>
+        <w:rPr>
+          <w:b/>
+          <w:bCs/>
+          <w:lang w:eastAsia="fr-FR"/>
+        </w:rPr>
+      </w:pPr>
+      <w:r>
+        <w:t xml:space="preserve">Figure </w:t>
+      </w:r>
+      <w:r>
+        <w:fldChar w:fldCharType="begin"/>
+      </w:r>
+      <w:r>
+        <w:instrText xml:space="preserve"> SEQ Figure \* ARABIC </w:instrText>
+      </w:r>
+      <w:r>
+        <w:fldChar w:fldCharType="separate"/>
+      </w:r>
+      <w:r>
+        <w:rPr>
+          <w:noProof/>
+        </w:rPr>
+        <w:t>14</w:t>
+      </w:r>
+      <w:r>
+        <w:fldChar w:fldCharType="end"/>
+      </w:r>
+      <w:r>
+        <w:t xml:space="preserve">: </w:t>
+      </w:r>
+      <w:proofErr w:type="spellStart"/>
+      <w:r>
+        <w:t>Ahrefs</w:t>
+      </w:r>
+      <w:proofErr w:type="spellEnd"/>
+    </w:p>
+    <w:p>
+      <w:pPr>
+        <w:spacing w:line="360" w:lineRule="auto"/>
+        <w:jc w:val="both"/>
+        <w:rPr>
+          <w:rFonts w:ascii="Times New Roman" w:hAnsi="Times New Roman" w:cs="Times New Roman"/>
+          <w:sz w:val="24"/>
+          <w:szCs w:val="24"/>
+          <w:lang w:eastAsia="fr-FR"/>
+        </w:rPr>
+      </w:pPr>
+      <w:r>
+        <w:rPr>
+          <w:rFonts w:ascii="Times New Roman" w:hAnsi="Times New Roman" w:cs="Times New Roman"/>
+          <w:sz w:val="24"/>
+          <w:szCs w:val="24"/>
+          <w:lang w:eastAsia="fr-FR"/>
+        </w:rPr>
+        <w:t xml:space="preserve">Le site </w:t>
+      </w:r>
+      <w:proofErr w:type="spellStart"/>
+      <w:r>
+        <w:rPr>
+          <w:rFonts w:ascii="Times New Roman" w:hAnsi="Times New Roman" w:cs="Times New Roman"/>
+          <w:sz w:val="24"/>
+          <w:szCs w:val="24"/>
+          <w:lang w:eastAsia="fr-FR"/>
+        </w:rPr>
+        <w:t>Ahrefs</w:t>
+      </w:r>
+      <w:proofErr w:type="spellEnd"/>
+      <w:r>
+        <w:rPr>
+          <w:rFonts w:ascii="Times New Roman" w:hAnsi="Times New Roman" w:cs="Times New Roman"/>
+          <w:sz w:val="24"/>
+          <w:szCs w:val="24"/>
+          <w:lang w:eastAsia="fr-FR"/>
+        </w:rPr>
+        <w:t xml:space="preserve"> est un outil SEO puissant utilisé pour analyser les mots-clés, étudier la concurrence et suivre le positionnement du site dans les moteurs de recherche. Il permet également d’identifier les opportunités d’amélioration du référencement.</w:t>
+      </w:r>
+    </w:p>
+    <w:p>
+      <w:pPr>
+        <w:pStyle w:val="Heading4"/>
+        <w:rPr>
+          <w:rFonts w:ascii="Times New Roman" w:hAnsi="Times New Roman" w:cs="Times New Roman"/>
+          <w:sz w:val="24"/>
+          <w:szCs w:val="24"/>
+          <w:lang w:eastAsia="fr-FR"/>
+        </w:rPr>
+      </w:pPr>
+      <w:proofErr w:type="spellStart"/>
+      <w:r>
+        <w:rPr>
+          <w:rFonts w:ascii="Times New Roman" w:hAnsi="Times New Roman" w:cs="Times New Roman"/>
+          <w:sz w:val="24"/>
+          <w:szCs w:val="24"/>
+          <w:lang w:eastAsia="fr-FR"/>
+        </w:rPr>
+        <w:t>ChatGPT</w:t>
+      </w:r>
+      <w:proofErr w:type="spellEnd"/>
+      <w:r>
+        <w:rPr>
+          <w:rFonts w:ascii="Times New Roman" w:hAnsi="Times New Roman" w:cs="Times New Roman"/>
+          <w:sz w:val="24"/>
+          <w:szCs w:val="24"/>
+          <w:lang w:eastAsia="fr-FR"/>
+        </w:rPr>
+        <w:t> :</w:t>
+      </w:r>
+    </w:p>
+    <w:p>
+      <w:pPr>
+        <w:keepNext/>
+        <w:jc w:val="center"/>
+      </w:pPr>
+      <w:r>
+        <w:rPr>
+          <w:b/>
+          <w:bCs/>
+          <w:noProof/>
+          <w:lang w:eastAsia="fr-FR"/>
+        </w:rPr>
+        <w:drawing>
+          <wp:inline distT="0" distB="0" distL="0" distR="0" wp14:anchorId="71B9B181" wp14:editId="0301058A">
+            <wp:extent cx="1638300" cy="524068"/>
+            <wp:effectExtent l="0" t="0" r="0" b="9525"/>
+            <wp:docPr id="687170481" name="Picture 4"/>
+            <wp:cNvGraphicFramePr>
+              <a:graphicFrameLocks xmlns:a="http://schemas.openxmlformats.org/drawingml/2006/main" noChangeAspect="1"/>
+            </wp:cNvGraphicFramePr>
+            <a:graphic xmlns:a="http://schemas.openxmlformats.org/drawingml/2006/main">
+              <a:graphicData uri="http://schemas.openxmlformats.org/drawingml/2006/picture">
+                <pic:pic xmlns:pic="http://schemas.openxmlformats.org/drawingml/2006/picture">
+                  <pic:nvPicPr>
+                    <pic:cNvPr id="687170481" name="Picture 687170481"/>
+                    <pic:cNvPicPr/>
+                  </pic:nvPicPr>
+                  <pic:blipFill>
+                    <a:blip r:embed="rId23" cstate="print">
+                      <a:extLst>
+                        <a:ext uri="{28A0092B-C50C-407E-A947-70E740481C1C}">
+                          <a14:useLocalDpi xmlns:a14="http://schemas.microsoft.com/office/drawing/2010/main" val="0"/>
+                        </a:ext>
+                      </a:extLst>
+                    </a:blip>
+                    <a:stretch>
+                      <a:fillRect/>
+                    </a:stretch>
+                  </pic:blipFill>
+                  <pic:spPr>
+                    <a:xfrm>
+                      <a:off x="0" y="0"/>
+                      <a:ext cx="1674636" cy="535691"/>
+                    </a:xfrm>
+                    <a:prstGeom prst="rect">
+                      <a:avLst/>
+                    </a:prstGeom>
+                  </pic:spPr>
+                </pic:pic>
+              </a:graphicData>
+            </a:graphic>
+          </wp:inline>
+        </w:drawing>
+      </w:r>
+    </w:p>
+    <w:p>
+      <w:pPr>
+        <w:pStyle w:val="Caption"/>
+        <w:jc w:val="center"/>
+        <w:rPr>
+          <w:b/>
+          <w:bCs/>
+          <w:lang w:eastAsia="fr-FR"/>
+        </w:rPr>
+      </w:pPr>
+      <w:r>
+        <w:t xml:space="preserve">Figure </w:t>
+      </w:r>
+      <w:r>
+        <w:fldChar w:fldCharType="begin"/>
+      </w:r>
+      <w:r>
+        <w:instrText xml:space="preserve"> SEQ Figure \* ARABIC </w:instrText>
+      </w:r>
+      <w:r>
+        <w:fldChar w:fldCharType="separate"/>
+      </w:r>
+      <w:r>
+        <w:rPr>
+          <w:noProof/>
+        </w:rPr>
+        <w:t>15</w:t>
+      </w:r>
+      <w:r>
+        <w:fldChar w:fldCharType="end"/>
+      </w:r>
+      <w:r>
+        <w:t>: Chatgpt</w:t>
+      </w:r>
+    </w:p>
+    <w:p>
+      <w:pPr>
+        <w:spacing w:line="360" w:lineRule="auto"/>
+        <w:jc w:val="both"/>
+        <w:rPr>
+          <w:rFonts w:ascii="Times New Roman" w:hAnsi="Times New Roman" w:cs="Times New Roman"/>
+          <w:sz w:val="24"/>
+          <w:szCs w:val="24"/>
+          <w:lang w:eastAsia="fr-FR"/>
+        </w:rPr>
+      </w:pPr>
+      <w:proofErr w:type="spellStart"/>
+      <w:r>
+        <w:rPr>
+          <w:rFonts w:ascii="Times New Roman" w:hAnsi="Times New Roman" w:cs="Times New Roman"/>
+          <w:sz w:val="24"/>
+          <w:szCs w:val="24"/>
+          <w:lang w:eastAsia="fr-FR"/>
+        </w:rPr>
+        <w:t>ChatGPT</w:t>
+      </w:r>
+      <w:proofErr w:type="spellEnd"/>
+      <w:r>
+        <w:rPr>
+          <w:rFonts w:ascii="Times New Roman" w:hAnsi="Times New Roman" w:cs="Times New Roman"/>
+          <w:sz w:val="24"/>
+          <w:szCs w:val="24"/>
+          <w:lang w:eastAsia="fr-FR"/>
+        </w:rPr>
+        <w:t xml:space="preserve"> a été utilisé pour aider à la rédaction de contenus optimisés pour le web, en respectant les principes du </w:t>
+      </w:r>
+      <w:proofErr w:type="spellStart"/>
+      <w:r>
+        <w:rPr>
+          <w:rFonts w:ascii="Times New Roman" w:hAnsi="Times New Roman" w:cs="Times New Roman"/>
+          <w:sz w:val="24"/>
+          <w:szCs w:val="24"/>
+          <w:lang w:eastAsia="fr-FR"/>
+        </w:rPr>
+        <w:t>copywriting</w:t>
+      </w:r>
+      <w:proofErr w:type="spellEnd"/>
+      <w:r>
+        <w:rPr>
+          <w:rFonts w:ascii="Times New Roman" w:hAnsi="Times New Roman" w:cs="Times New Roman"/>
+          <w:sz w:val="24"/>
+          <w:szCs w:val="24"/>
+          <w:lang w:eastAsia="fr-FR"/>
+        </w:rPr>
+        <w:t>. Il a permis de produire des textes clairs, attractifs et adaptés aux objectifs marketing de la plateforme.</w:t>
+      </w:r>
+    </w:p>
+    <w:p>
+      <w:pPr>
+        <w:pStyle w:val="Heading2"/>
         <w:numPr>
           <w:ilvl w:val="0"/>
           <w:numId w:val="6"/>
         </w:numPr>
         <w:rPr>
           <w:rFonts w:asciiTheme="majorBidi" w:hAnsiTheme="majorBidi"/>
+          <w:u w:val="single"/>
         </w:rPr>
       </w:pPr>
       <w:bookmarkStart w:id="18" w:name="_Toc226018744"/>
       <w:r>
         <w:rPr>
           <w:rFonts w:asciiTheme="majorBidi" w:hAnsiTheme="majorBidi"/>
-        </w:rPr>
-        <w:lastRenderedPageBreak/>
+          <w:u w:val="single"/>
+        </w:rPr>
         <w:t>Modélisation UML</w:t>
       </w:r>
       <w:bookmarkEnd w:id="18"/>
     </w:p>
     <w:p>
       <w:pPr>
-        <w:rPr>
-          <w:rFonts w:asciiTheme="majorBidi" w:hAnsiTheme="majorBidi" w:cstheme="majorBidi"/>
-        </w:rPr>
-      </w:pPr>
-      <w:r>
-        <w:rPr>
-          <w:rFonts w:asciiTheme="majorBidi" w:hAnsiTheme="majorBidi" w:cstheme="majorBidi"/>
+        <w:spacing w:line="360" w:lineRule="auto"/>
+        <w:jc w:val="both"/>
+        <w:rPr>
+          <w:rFonts w:asciiTheme="majorBidi" w:hAnsiTheme="majorBidi" w:cstheme="majorBidi"/>
+          <w:sz w:val="24"/>
+          <w:szCs w:val="24"/>
+        </w:rPr>
+      </w:pPr>
+      <w:r>
+        <w:rPr>
+          <w:rFonts w:asciiTheme="majorBidi" w:hAnsiTheme="majorBidi" w:cstheme="majorBidi"/>
+          <w:sz w:val="24"/>
+          <w:szCs w:val="24"/>
         </w:rPr>
         <w:t>La modélisation UML permet de visualiser la structure et le comportement du système de location de voitures avant sa réalisation technique.</w:t>
       </w:r>
     </w:p>
     <w:p>
       <w:pPr>
-        <w:pStyle w:val="Titre3"/>
+        <w:pStyle w:val="Heading3"/>
         <w:numPr>
           <w:ilvl w:val="0"/>
-          <w:numId w:val="25"/>
+          <w:numId w:val="39"/>
         </w:numPr>
         <w:rPr>
           <w:rFonts w:asciiTheme="majorBidi" w:hAnsiTheme="majorBidi"/>
-          <w:sz w:val="24"/>
-          <w:szCs w:val="24"/>
         </w:rPr>
       </w:pPr>
       <w:bookmarkStart w:id="19" w:name="_Toc226018745"/>
       <w:r>
         <w:rPr>
           <w:rFonts w:asciiTheme="majorBidi" w:hAnsiTheme="majorBidi"/>
-          <w:sz w:val="24"/>
-          <w:szCs w:val="24"/>
         </w:rPr>
         <w:t>Diagramme de Classes</w:t>
       </w:r>
@@ -9511,21 +10824,31 @@
     </w:p>
     <w:p>
       <w:pPr>
-        <w:rPr>
-          <w:rFonts w:asciiTheme="majorBidi" w:hAnsiTheme="majorBidi" w:cstheme="majorBidi"/>
-        </w:rPr>
-      </w:pPr>
-      <w:r>
-        <w:rPr>
-          <w:rFonts w:asciiTheme="majorBidi" w:hAnsiTheme="majorBidi" w:cstheme="majorBidi"/>
+        <w:spacing w:line="360" w:lineRule="auto"/>
+        <w:jc w:val="both"/>
+        <w:rPr>
+          <w:rFonts w:asciiTheme="majorBidi" w:hAnsiTheme="majorBidi" w:cstheme="majorBidi"/>
+          <w:sz w:val="24"/>
+          <w:szCs w:val="24"/>
+        </w:rPr>
+      </w:pPr>
+      <w:r>
+        <w:rPr>
+          <w:rFonts w:asciiTheme="majorBidi" w:hAnsiTheme="majorBidi" w:cstheme="majorBidi"/>
+          <w:sz w:val="24"/>
+          <w:szCs w:val="24"/>
         </w:rPr>
         <w:t>Ce diagramme présente la structure de données du site, définissant les entités (Classes), leurs caractéristiques (Attributs) et la manière dont elles interagissent (Associations).</w:t>
       </w:r>
     </w:p>
     <w:p>
       <w:pPr>
-        <w:rPr>
-          <w:rFonts w:asciiTheme="majorBidi" w:hAnsiTheme="majorBidi" w:cstheme="majorBidi"/>
+        <w:spacing w:line="360" w:lineRule="auto"/>
+        <w:jc w:val="both"/>
+        <w:rPr>
+          <w:rFonts w:asciiTheme="majorBidi" w:hAnsiTheme="majorBidi" w:cstheme="majorBidi"/>
+          <w:sz w:val="24"/>
+          <w:szCs w:val="24"/>
           <w:lang w:val="en-US"/>
         </w:rPr>
       </w:pPr>
@@ -9534,10 +10857,25 @@
           <w:rFonts w:asciiTheme="majorBidi" w:hAnsiTheme="majorBidi" w:cstheme="majorBidi"/>
           <w:b/>
           <w:bCs/>
+          <w:sz w:val="24"/>
+          <w:szCs w:val="24"/>
           <w:lang w:val="en-US"/>
         </w:rPr>
-        <w:t>Description des classes :</w:t>
-      </w:r>
+        <w:t xml:space="preserve">Description des </w:t>
+      </w:r>
+      <w:proofErr w:type="gramStart"/>
+      <w:r>
+        <w:rPr>
+          <w:rFonts w:asciiTheme="majorBidi" w:hAnsiTheme="majorBidi" w:cstheme="majorBidi"/>
+          <w:b/>
+          <w:bCs/>
+          <w:sz w:val="24"/>
+          <w:szCs w:val="24"/>
+          <w:lang w:val="en-US"/>
+        </w:rPr>
+        <w:t>classes :</w:t>
+      </w:r>
+      <w:proofErr w:type="gramEnd"/>
     </w:p>
     <w:p>
       <w:pPr>
@@ -9545,21 +10883,30 @@
           <w:ilvl w:val="0"/>
           <w:numId w:val="8"/>
         </w:numPr>
-        <w:rPr>
-          <w:rFonts w:asciiTheme="majorBidi" w:hAnsiTheme="majorBidi" w:cstheme="majorBidi"/>
-        </w:rPr>
-      </w:pPr>
-      <w:r>
-        <w:rPr>
-          <w:rFonts w:asciiTheme="majorBidi" w:hAnsiTheme="majorBidi" w:cstheme="majorBidi"/>
-          <w:b/>
-          <w:bCs/>
-        </w:rPr>
+        <w:spacing w:line="360" w:lineRule="auto"/>
+        <w:jc w:val="both"/>
+        <w:rPr>
+          <w:rFonts w:asciiTheme="majorBidi" w:hAnsiTheme="majorBidi" w:cstheme="majorBidi"/>
+          <w:sz w:val="24"/>
+          <w:szCs w:val="24"/>
+        </w:rPr>
+      </w:pPr>
+      <w:r>
+        <w:rPr>
+          <w:rFonts w:asciiTheme="majorBidi" w:hAnsiTheme="majorBidi" w:cstheme="majorBidi"/>
+          <w:b/>
+          <w:bCs/>
+          <w:sz w:val="24"/>
+          <w:szCs w:val="24"/>
+        </w:rPr>
+        <w:lastRenderedPageBreak/>
         <w:t>Utilisateur (User) :</w:t>
       </w:r>
       <w:r>
         <w:rPr>
           <w:rFonts w:asciiTheme="majorBidi" w:hAnsiTheme="majorBidi" w:cstheme="majorBidi"/>
+          <w:sz w:val="24"/>
+          <w:szCs w:val="24"/>
         </w:rPr>
         <w:t xml:space="preserve"> Classe de base contenant les informations de connexion (email, mot de passe).</w:t>
       </w:r>
@@ -9570,21 +10917,29 @@
           <w:ilvl w:val="0"/>
           <w:numId w:val="8"/>
         </w:numPr>
-        <w:rPr>
-          <w:rFonts w:asciiTheme="majorBidi" w:hAnsiTheme="majorBidi" w:cstheme="majorBidi"/>
-        </w:rPr>
-      </w:pPr>
-      <w:r>
-        <w:rPr>
-          <w:rFonts w:asciiTheme="majorBidi" w:hAnsiTheme="majorBidi" w:cstheme="majorBidi"/>
-          <w:b/>
-          <w:bCs/>
+        <w:spacing w:line="360" w:lineRule="auto"/>
+        <w:jc w:val="both"/>
+        <w:rPr>
+          <w:rFonts w:asciiTheme="majorBidi" w:hAnsiTheme="majorBidi" w:cstheme="majorBidi"/>
+          <w:sz w:val="24"/>
+          <w:szCs w:val="24"/>
+        </w:rPr>
+      </w:pPr>
+      <w:r>
+        <w:rPr>
+          <w:rFonts w:asciiTheme="majorBidi" w:hAnsiTheme="majorBidi" w:cstheme="majorBidi"/>
+          <w:b/>
+          <w:bCs/>
+          <w:sz w:val="24"/>
+          <w:szCs w:val="24"/>
         </w:rPr>
         <w:t>Client :</w:t>
       </w:r>
       <w:r>
         <w:rPr>
           <w:rFonts w:asciiTheme="majorBidi" w:hAnsiTheme="majorBidi" w:cstheme="majorBidi"/>
+          <w:sz w:val="24"/>
+          <w:szCs w:val="24"/>
         </w:rPr>
         <w:t xml:space="preserve"> Hérite de l'Utilisateur. Il peut effectuer des réservations.</w:t>
       </w:r>
@@ -9595,21 +10950,29 @@
           <w:ilvl w:val="0"/>
           <w:numId w:val="8"/>
         </w:numPr>
-        <w:rPr>
-          <w:rFonts w:asciiTheme="majorBidi" w:hAnsiTheme="majorBidi" w:cstheme="majorBidi"/>
-        </w:rPr>
-      </w:pPr>
-      <w:r>
-        <w:rPr>
-          <w:rFonts w:asciiTheme="majorBidi" w:hAnsiTheme="majorBidi" w:cstheme="majorBidi"/>
-          <w:b/>
-          <w:bCs/>
+        <w:spacing w:line="360" w:lineRule="auto"/>
+        <w:jc w:val="both"/>
+        <w:rPr>
+          <w:rFonts w:asciiTheme="majorBidi" w:hAnsiTheme="majorBidi" w:cstheme="majorBidi"/>
+          <w:sz w:val="24"/>
+          <w:szCs w:val="24"/>
+        </w:rPr>
+      </w:pPr>
+      <w:r>
+        <w:rPr>
+          <w:rFonts w:asciiTheme="majorBidi" w:hAnsiTheme="majorBidi" w:cstheme="majorBidi"/>
+          <w:b/>
+          <w:bCs/>
+          <w:sz w:val="24"/>
+          <w:szCs w:val="24"/>
         </w:rPr>
         <w:t>Administrateur :</w:t>
       </w:r>
       <w:r>
         <w:rPr>
           <w:rFonts w:asciiTheme="majorBidi" w:hAnsiTheme="majorBidi" w:cstheme="majorBidi"/>
+          <w:sz w:val="24"/>
+          <w:szCs w:val="24"/>
         </w:rPr>
         <w:t xml:space="preserve"> Hérite de l'Utilisateur. Il gère le parc automobile et valide les locations.</w:t>
       </w:r>
@@ -9620,21 +10983,29 @@
           <w:ilvl w:val="0"/>
           <w:numId w:val="8"/>
         </w:numPr>
-        <w:rPr>
-          <w:rFonts w:asciiTheme="majorBidi" w:hAnsiTheme="majorBidi" w:cstheme="majorBidi"/>
-        </w:rPr>
-      </w:pPr>
-      <w:r>
-        <w:rPr>
-          <w:rFonts w:asciiTheme="majorBidi" w:hAnsiTheme="majorBidi" w:cstheme="majorBidi"/>
-          <w:b/>
-          <w:bCs/>
+        <w:spacing w:line="360" w:lineRule="auto"/>
+        <w:jc w:val="both"/>
+        <w:rPr>
+          <w:rFonts w:asciiTheme="majorBidi" w:hAnsiTheme="majorBidi" w:cstheme="majorBidi"/>
+          <w:sz w:val="24"/>
+          <w:szCs w:val="24"/>
+        </w:rPr>
+      </w:pPr>
+      <w:r>
+        <w:rPr>
+          <w:rFonts w:asciiTheme="majorBidi" w:hAnsiTheme="majorBidi" w:cstheme="majorBidi"/>
+          <w:b/>
+          <w:bCs/>
+          <w:sz w:val="24"/>
+          <w:szCs w:val="24"/>
         </w:rPr>
         <w:t>Voiture (Car) :</w:t>
       </w:r>
       <w:r>
         <w:rPr>
           <w:rFonts w:asciiTheme="majorBidi" w:hAnsiTheme="majorBidi" w:cstheme="majorBidi"/>
+          <w:sz w:val="24"/>
+          <w:szCs w:val="24"/>
         </w:rPr>
         <w:t xml:space="preserve"> Contient les détails techniques (capacité, transmission, prix, photos).</w:t>
       </w:r>
@@ -9645,44 +11016,48 @@
           <w:ilvl w:val="0"/>
           <w:numId w:val="8"/>
         </w:numPr>
-        <w:rPr>
-          <w:rFonts w:asciiTheme="majorBidi" w:hAnsiTheme="majorBidi" w:cstheme="majorBidi"/>
-        </w:rPr>
-      </w:pPr>
-      <w:r>
-        <w:rPr>
-          <w:rFonts w:asciiTheme="majorBidi" w:hAnsiTheme="majorBidi" w:cstheme="majorBidi"/>
-          <w:b/>
-          <w:bCs/>
+        <w:spacing w:line="360" w:lineRule="auto"/>
+        <w:jc w:val="both"/>
+        <w:rPr>
+          <w:rFonts w:asciiTheme="majorBidi" w:hAnsiTheme="majorBidi" w:cstheme="majorBidi"/>
+          <w:sz w:val="24"/>
+          <w:szCs w:val="24"/>
+        </w:rPr>
+      </w:pPr>
+      <w:r>
+        <w:rPr>
+          <w:rFonts w:asciiTheme="majorBidi" w:hAnsiTheme="majorBidi" w:cstheme="majorBidi"/>
+          <w:b/>
+          <w:bCs/>
+          <w:sz w:val="24"/>
+          <w:szCs w:val="24"/>
         </w:rPr>
         <w:t>Réservation :</w:t>
       </w:r>
       <w:r>
         <w:rPr>
           <w:rFonts w:asciiTheme="majorBidi" w:hAnsiTheme="majorBidi" w:cstheme="majorBidi"/>
+          <w:sz w:val="24"/>
+          <w:szCs w:val="24"/>
         </w:rPr>
         <w:t xml:space="preserve"> Fait le lien entre un Client et une Voiture avec des dates de début et de fin.</w:t>
       </w:r>
     </w:p>
     <w:p>
       <w:pPr>
-        <w:pStyle w:val="Titre3"/>
+        <w:pStyle w:val="Heading3"/>
         <w:numPr>
           <w:ilvl w:val="0"/>
-          <w:numId w:val="25"/>
+          <w:numId w:val="39"/>
         </w:numPr>
         <w:rPr>
           <w:rFonts w:asciiTheme="majorBidi" w:hAnsiTheme="majorBidi"/>
-          <w:sz w:val="24"/>
-          <w:szCs w:val="24"/>
         </w:rPr>
       </w:pPr>
       <w:bookmarkStart w:id="20" w:name="_Toc226018746"/>
       <w:r>
         <w:rPr>
           <w:rFonts w:asciiTheme="majorBidi" w:hAnsiTheme="majorBidi"/>
-          <w:sz w:val="24"/>
-          <w:szCs w:val="24"/>
         </w:rPr>
         <w:t>Diagramme de Séquence (Scénario : Location d'une voiture)</w:t>
       </w:r>
@@ -9690,100 +11065,134 @@
     </w:p>
     <w:p>
       <w:pPr>
-        <w:rPr>
-          <w:rFonts w:asciiTheme="majorBidi" w:hAnsiTheme="majorBidi" w:cstheme="majorBidi"/>
-        </w:rPr>
-      </w:pPr>
-      <w:r>
-        <w:rPr>
-          <w:rFonts w:asciiTheme="majorBidi" w:hAnsiTheme="majorBidi" w:cstheme="majorBidi"/>
+        <w:spacing w:line="360" w:lineRule="auto"/>
+        <w:jc w:val="both"/>
+        <w:rPr>
+          <w:rFonts w:asciiTheme="majorBidi" w:hAnsiTheme="majorBidi" w:cstheme="majorBidi"/>
+          <w:sz w:val="24"/>
+          <w:szCs w:val="24"/>
+        </w:rPr>
+      </w:pPr>
+      <w:r>
+        <w:rPr>
+          <w:rFonts w:asciiTheme="majorBidi" w:hAnsiTheme="majorBidi" w:cstheme="majorBidi"/>
+          <w:sz w:val="24"/>
+          <w:szCs w:val="24"/>
         </w:rPr>
         <w:t>Ce diagramme illustre les interactions chronologiques entre le Client, l'Interface du site et la Base de données lors d'une réservation.</w:t>
       </w:r>
     </w:p>
     <w:p>
       <w:pPr>
-        <w:rPr>
-          <w:rFonts w:asciiTheme="majorBidi" w:hAnsiTheme="majorBidi" w:cstheme="majorBidi"/>
-          <w:lang w:val="en-US"/>
-        </w:rPr>
-      </w:pPr>
-      <w:r>
-        <w:rPr>
-          <w:rFonts w:asciiTheme="majorBidi" w:hAnsiTheme="majorBidi" w:cstheme="majorBidi"/>
-          <w:b/>
-          <w:bCs/>
-          <w:lang w:val="en-US"/>
-        </w:rPr>
-        <w:t xml:space="preserve">Étapes </w:t>
-      </w:r>
-      <w:proofErr w:type="spellStart"/>
-      <w:r>
-        <w:rPr>
-          <w:rFonts w:asciiTheme="majorBidi" w:hAnsiTheme="majorBidi" w:cstheme="majorBidi"/>
-          <w:b/>
-          <w:bCs/>
-          <w:lang w:val="en-US"/>
-        </w:rPr>
-        <w:t>clés</w:t>
-      </w:r>
-      <w:proofErr w:type="spellEnd"/>
-      <w:r>
-        <w:rPr>
-          <w:rFonts w:asciiTheme="majorBidi" w:hAnsiTheme="majorBidi" w:cstheme="majorBidi"/>
-          <w:b/>
-          <w:bCs/>
-          <w:lang w:val="en-US"/>
-        </w:rPr>
-        <w:t xml:space="preserve"> du processus :</w:t>
+        <w:spacing w:line="360" w:lineRule="auto"/>
+        <w:jc w:val="both"/>
+        <w:rPr>
+          <w:rFonts w:asciiTheme="majorBidi" w:hAnsiTheme="majorBidi" w:cstheme="majorBidi"/>
+          <w:sz w:val="24"/>
+          <w:szCs w:val="24"/>
+        </w:rPr>
+      </w:pPr>
+      <w:r>
+        <w:rPr>
+          <w:rFonts w:asciiTheme="majorBidi" w:hAnsiTheme="majorBidi" w:cstheme="majorBidi"/>
+          <w:b/>
+          <w:bCs/>
+          <w:sz w:val="24"/>
+          <w:szCs w:val="24"/>
+        </w:rPr>
+        <w:t>Étapes clés du processus</w:t>
+      </w:r>
+      <w:r>
+        <w:rPr>
+          <w:rFonts w:asciiTheme="majorBidi" w:hAnsiTheme="majorBidi" w:cstheme="majorBidi"/>
+          <w:b/>
+          <w:bCs/>
+          <w:sz w:val="24"/>
+          <w:szCs w:val="24"/>
+        </w:rPr>
+        <w:t> :</w:t>
       </w:r>
     </w:p>
     <w:p>
       <w:pPr>
         <w:numPr>
           <w:ilvl w:val="0"/>
-          <w:numId w:val="9"/>
+          <w:numId w:val="41"/>
         </w:numPr>
-        <w:rPr>
-          <w:rFonts w:asciiTheme="majorBidi" w:hAnsiTheme="majorBidi" w:cstheme="majorBidi"/>
-        </w:rPr>
-      </w:pPr>
-      <w:r>
-        <w:rPr>
-          <w:rFonts w:asciiTheme="majorBidi" w:hAnsiTheme="majorBidi" w:cstheme="majorBidi"/>
-          <w:b/>
-          <w:bCs/>
+        <w:spacing w:line="360" w:lineRule="auto"/>
+        <w:jc w:val="both"/>
+        <w:rPr>
+          <w:rFonts w:asciiTheme="majorBidi" w:hAnsiTheme="majorBidi" w:cstheme="majorBidi"/>
+          <w:sz w:val="24"/>
+          <w:szCs w:val="24"/>
+        </w:rPr>
+      </w:pPr>
+      <w:r>
+        <w:rPr>
+          <w:rFonts w:asciiTheme="majorBidi" w:hAnsiTheme="majorBidi" w:cstheme="majorBidi"/>
+          <w:b/>
+          <w:bCs/>
+          <w:sz w:val="24"/>
+          <w:szCs w:val="24"/>
         </w:rPr>
         <w:t>Authentification :</w:t>
       </w:r>
       <w:r>
         <w:rPr>
           <w:rFonts w:asciiTheme="majorBidi" w:hAnsiTheme="majorBidi" w:cstheme="majorBidi"/>
-        </w:rPr>
-        <w:t xml:space="preserve"> Le client se connecte via la landing page.</w:t>
+          <w:sz w:val="24"/>
+          <w:szCs w:val="24"/>
+        </w:rPr>
+        <w:t xml:space="preserve"> Le client se connecte via </w:t>
+      </w:r>
+      <w:proofErr w:type="gramStart"/>
+      <w:r>
+        <w:rPr>
+          <w:rFonts w:asciiTheme="majorBidi" w:hAnsiTheme="majorBidi" w:cstheme="majorBidi"/>
+          <w:sz w:val="24"/>
+          <w:szCs w:val="24"/>
+        </w:rPr>
+        <w:t>la landing</w:t>
+      </w:r>
+      <w:proofErr w:type="gramEnd"/>
+      <w:r>
+        <w:rPr>
+          <w:rFonts w:asciiTheme="majorBidi" w:hAnsiTheme="majorBidi" w:cstheme="majorBidi"/>
+          <w:sz w:val="24"/>
+          <w:szCs w:val="24"/>
+        </w:rPr>
+        <w:t xml:space="preserve"> page.</w:t>
       </w:r>
     </w:p>
     <w:p>
       <w:pPr>
         <w:numPr>
           <w:ilvl w:val="0"/>
-          <w:numId w:val="9"/>
+          <w:numId w:val="41"/>
         </w:numPr>
-        <w:rPr>
-          <w:rFonts w:asciiTheme="majorBidi" w:hAnsiTheme="majorBidi" w:cstheme="majorBidi"/>
-        </w:rPr>
-      </w:pPr>
-      <w:r>
-        <w:rPr>
-          <w:rFonts w:asciiTheme="majorBidi" w:hAnsiTheme="majorBidi" w:cstheme="majorBidi"/>
-          <w:b/>
-          <w:bCs/>
+        <w:spacing w:line="360" w:lineRule="auto"/>
+        <w:jc w:val="both"/>
+        <w:rPr>
+          <w:rFonts w:asciiTheme="majorBidi" w:hAnsiTheme="majorBidi" w:cstheme="majorBidi"/>
+          <w:sz w:val="24"/>
+          <w:szCs w:val="24"/>
+        </w:rPr>
+      </w:pPr>
+      <w:r>
+        <w:rPr>
+          <w:rFonts w:asciiTheme="majorBidi" w:hAnsiTheme="majorBidi" w:cstheme="majorBidi"/>
+          <w:b/>
+          <w:bCs/>
+          <w:sz w:val="24"/>
+          <w:szCs w:val="24"/>
         </w:rPr>
         <w:t>Sélection :</w:t>
       </w:r>
       <w:r>
         <w:rPr>
           <w:rFonts w:asciiTheme="majorBidi" w:hAnsiTheme="majorBidi" w:cstheme="majorBidi"/>
+          <w:sz w:val="24"/>
+          <w:szCs w:val="24"/>
         </w:rPr>
         <w:t xml:space="preserve"> Le client parcourt le catalogue et choisit une voiture.</w:t>
       </w:r>
@@ -9792,23 +11201,31 @@
       <w:pPr>
         <w:numPr>
           <w:ilvl w:val="0"/>
-          <w:numId w:val="9"/>
+          <w:numId w:val="41"/>
         </w:numPr>
-        <w:rPr>
-          <w:rFonts w:asciiTheme="majorBidi" w:hAnsiTheme="majorBidi" w:cstheme="majorBidi"/>
-        </w:rPr>
-      </w:pPr>
-      <w:r>
-        <w:rPr>
-          <w:rFonts w:asciiTheme="majorBidi" w:hAnsiTheme="majorBidi" w:cstheme="majorBidi"/>
-          <w:b/>
-          <w:bCs/>
+        <w:spacing w:line="360" w:lineRule="auto"/>
+        <w:jc w:val="both"/>
+        <w:rPr>
+          <w:rFonts w:asciiTheme="majorBidi" w:hAnsiTheme="majorBidi" w:cstheme="majorBidi"/>
+          <w:sz w:val="24"/>
+          <w:szCs w:val="24"/>
+        </w:rPr>
+      </w:pPr>
+      <w:r>
+        <w:rPr>
+          <w:rFonts w:asciiTheme="majorBidi" w:hAnsiTheme="majorBidi" w:cstheme="majorBidi"/>
+          <w:b/>
+          <w:bCs/>
+          <w:sz w:val="24"/>
+          <w:szCs w:val="24"/>
         </w:rPr>
         <w:t>Demande :</w:t>
       </w:r>
       <w:r>
         <w:rPr>
           <w:rFonts w:asciiTheme="majorBidi" w:hAnsiTheme="majorBidi" w:cstheme="majorBidi"/>
+          <w:sz w:val="24"/>
+          <w:szCs w:val="24"/>
         </w:rPr>
         <w:t xml:space="preserve"> Le client soumet une demande de location.</w:t>
       </w:r>
@@ -9817,23 +11234,31 @@
       <w:pPr>
         <w:numPr>
           <w:ilvl w:val="0"/>
-          <w:numId w:val="9"/>
+          <w:numId w:val="41"/>
         </w:numPr>
-        <w:rPr>
-          <w:rFonts w:asciiTheme="majorBidi" w:hAnsiTheme="majorBidi" w:cstheme="majorBidi"/>
-        </w:rPr>
-      </w:pPr>
-      <w:r>
-        <w:rPr>
-          <w:rFonts w:asciiTheme="majorBidi" w:hAnsiTheme="majorBidi" w:cstheme="majorBidi"/>
-          <w:b/>
-          <w:bCs/>
+        <w:spacing w:line="360" w:lineRule="auto"/>
+        <w:jc w:val="both"/>
+        <w:rPr>
+          <w:rFonts w:asciiTheme="majorBidi" w:hAnsiTheme="majorBidi" w:cstheme="majorBidi"/>
+          <w:sz w:val="24"/>
+          <w:szCs w:val="24"/>
+        </w:rPr>
+      </w:pPr>
+      <w:r>
+        <w:rPr>
+          <w:rFonts w:asciiTheme="majorBidi" w:hAnsiTheme="majorBidi" w:cstheme="majorBidi"/>
+          <w:b/>
+          <w:bCs/>
+          <w:sz w:val="24"/>
+          <w:szCs w:val="24"/>
         </w:rPr>
         <w:t>Validation :</w:t>
       </w:r>
       <w:r>
         <w:rPr>
           <w:rFonts w:asciiTheme="majorBidi" w:hAnsiTheme="majorBidi" w:cstheme="majorBidi"/>
+          <w:sz w:val="24"/>
+          <w:szCs w:val="24"/>
         </w:rPr>
         <w:t xml:space="preserve"> Le système enregistre la demande en statut "En attente".</w:t>
       </w:r>
@@ -9842,23 +11267,31 @@
       <w:pPr>
         <w:numPr>
           <w:ilvl w:val="0"/>
-          <w:numId w:val="9"/>
+          <w:numId w:val="41"/>
         </w:numPr>
-        <w:rPr>
-          <w:rFonts w:asciiTheme="majorBidi" w:hAnsiTheme="majorBidi" w:cstheme="majorBidi"/>
-        </w:rPr>
-      </w:pPr>
-      <w:r>
-        <w:rPr>
-          <w:rFonts w:asciiTheme="majorBidi" w:hAnsiTheme="majorBidi" w:cstheme="majorBidi"/>
-          <w:b/>
-          <w:bCs/>
+        <w:spacing w:line="360" w:lineRule="auto"/>
+        <w:jc w:val="both"/>
+        <w:rPr>
+          <w:rFonts w:asciiTheme="majorBidi" w:hAnsiTheme="majorBidi" w:cstheme="majorBidi"/>
+          <w:sz w:val="24"/>
+          <w:szCs w:val="24"/>
+        </w:rPr>
+      </w:pPr>
+      <w:r>
+        <w:rPr>
+          <w:rFonts w:asciiTheme="majorBidi" w:hAnsiTheme="majorBidi" w:cstheme="majorBidi"/>
+          <w:b/>
+          <w:bCs/>
+          <w:sz w:val="24"/>
+          <w:szCs w:val="24"/>
         </w:rPr>
         <w:t>Action Admin :</w:t>
       </w:r>
       <w:r>
         <w:rPr>
           <w:rFonts w:asciiTheme="majorBidi" w:hAnsiTheme="majorBidi" w:cstheme="majorBidi"/>
+          <w:sz w:val="24"/>
+          <w:szCs w:val="24"/>
         </w:rPr>
         <w:t xml:space="preserve"> L'administrateur reçoit la notification et change le statut en "Accepté" ou "Refusé".</w:t>
       </w:r>
@@ -9883,7 +11316,7 @@
           <w:szCs w:val="28"/>
         </w:rPr>
         <w:drawing>
-          <wp:anchor distT="0" distB="0" distL="114300" distR="114300" simplePos="0" relativeHeight="251658240" behindDoc="1" locked="0" layoutInCell="1" allowOverlap="1" wp14:anchorId="3631FF4E" wp14:editId="5D5220FD">
+          <wp:anchor distT="0" distB="0" distL="114300" distR="114300" simplePos="0" relativeHeight="251658240" behindDoc="1" locked="0" layoutInCell="1" allowOverlap="1" wp14:anchorId="3631FF4E" wp14:editId="3F03EC7C">
             <wp:simplePos x="0" y="0"/>
             <wp:positionH relativeFrom="column">
               <wp:posOffset>67310</wp:posOffset>
@@ -9914,7 +11347,7 @@
                     <pic:cNvPicPr/>
                   </pic:nvPicPr>
                   <pic:blipFill>
-                    <a:blip r:embed="rId19" cstate="print">
+                    <a:blip r:embed="rId24" cstate="print">
                       <a:extLst>
                         <a:ext uri="{28A0092B-C50C-407E-A947-70E740481C1C}">
                           <a14:useLocalDpi xmlns:a14="http://schemas.microsoft.com/office/drawing/2010/main" val="0"/>
@@ -9987,7 +11420,7 @@
                     <pic:cNvPicPr/>
                   </pic:nvPicPr>
                   <pic:blipFill>
-                    <a:blip r:embed="rId20" cstate="print">
+                    <a:blip r:embed="rId25" cstate="print">
                       <a:extLst>
                         <a:ext uri="{28A0092B-C50C-407E-A947-70E740481C1C}">
                           <a14:useLocalDpi xmlns:a14="http://schemas.microsoft.com/office/drawing/2010/main" val="0"/>
@@ -10130,10 +11563,10 @@
     </w:p>
     <w:p>
       <w:pPr>
-        <w:pStyle w:val="Titre3"/>
+        <w:pStyle w:val="Heading3"/>
         <w:numPr>
           <w:ilvl w:val="0"/>
-          <w:numId w:val="25"/>
+          <w:numId w:val="39"/>
         </w:numPr>
         <w:rPr>
           <w:rFonts w:asciiTheme="majorBidi" w:hAnsiTheme="majorBidi"/>
@@ -10351,7 +11784,7 @@
                     <pic:cNvPicPr/>
                   </pic:nvPicPr>
                   <pic:blipFill>
-                    <a:blip r:embed="rId21">
+                    <a:blip r:embed="rId26">
                       <a:extLst>
                         <a:ext uri="{28A0092B-C50C-407E-A947-70E740481C1C}">
                           <a14:useLocalDpi xmlns:a14="http://schemas.microsoft.com/office/drawing/2010/main" val="0"/>
@@ -10404,10 +11837,10 @@
     </w:p>
     <w:p>
       <w:pPr>
-        <w:pStyle w:val="Titre3"/>
+        <w:pStyle w:val="Heading3"/>
         <w:numPr>
           <w:ilvl w:val="0"/>
-          <w:numId w:val="25"/>
+          <w:numId w:val="39"/>
         </w:numPr>
         <w:rPr>
           <w:rFonts w:asciiTheme="majorBidi" w:hAnsiTheme="majorBidi"/>
@@ -11067,7 +12500,7 @@
     </w:p>
     <w:p>
       <w:pPr>
-        <w:pStyle w:val="Titre2"/>
+        <w:pStyle w:val="Heading2"/>
         <w:numPr>
           <w:ilvl w:val="0"/>
           <w:numId w:val="6"/>
@@ -12747,7 +14180,31 @@
                 <w:szCs w:val="24"/>
                 <w:lang w:val="en-US"/>
               </w:rPr>
-              <w:t xml:space="preserve"> ou Manuelle</w:t>
+              <w:t xml:space="preserve"> </w:t>
+            </w:r>
+            <w:proofErr w:type="spellStart"/>
+            <w:r>
+              <w:rPr>
+                <w:rFonts w:asciiTheme="majorBidi" w:hAnsiTheme="majorBidi" w:cstheme="majorBidi"/>
+                <w:b/>
+                <w:bCs/>
+                <w:sz w:val="24"/>
+                <w:szCs w:val="24"/>
+                <w:lang w:val="en-US"/>
+              </w:rPr>
+              <w:t>ou</w:t>
+            </w:r>
+            <w:proofErr w:type="spellEnd"/>
+            <w:r>
+              <w:rPr>
+                <w:rFonts w:asciiTheme="majorBidi" w:hAnsiTheme="majorBidi" w:cstheme="majorBidi"/>
+                <w:b/>
+                <w:bCs/>
+                <w:sz w:val="24"/>
+                <w:szCs w:val="24"/>
+                <w:lang w:val="en-US"/>
+              </w:rPr>
+              <w:t xml:space="preserve"> Manuelle</w:t>
             </w:r>
           </w:p>
         </w:tc>
@@ -13806,7 +15263,53 @@
                 <w:szCs w:val="24"/>
                 <w:lang w:val="en-US"/>
               </w:rPr>
-              <w:t>Début de la location</w:t>
+              <w:t xml:space="preserve">Début de </w:t>
+            </w:r>
+            <w:proofErr w:type="spellStart"/>
+            <w:r>
+              <w:rPr>
+                <w:rFonts w:asciiTheme="majorBidi" w:hAnsiTheme="majorBidi" w:cstheme="majorBidi"/>
+                <w:b/>
+                <w:bCs/>
+                <w:sz w:val="24"/>
+                <w:szCs w:val="24"/>
+                <w:lang w:val="en-US"/>
+              </w:rPr>
+              <w:t>l</w:t>
+            </w:r>
+            <w:r>
+              <w:rPr>
+                <w:rFonts w:asciiTheme="majorBidi" w:hAnsiTheme="majorBidi" w:cstheme="majorBidi"/>
+                <w:b/>
+                <w:bCs/>
+                <w:sz w:val="24"/>
+                <w:szCs w:val="24"/>
+                <w:lang w:val="en-US"/>
+              </w:rPr>
+              <w:t>s</w:t>
+            </w:r>
+            <w:r>
+              <w:rPr>
+                <w:rFonts w:asciiTheme="majorBidi" w:hAnsiTheme="majorBidi" w:cstheme="majorBidi"/>
+                <w:b/>
+                <w:bCs/>
+                <w:sz w:val="24"/>
+                <w:szCs w:val="24"/>
+                <w:lang w:val="en-US"/>
+              </w:rPr>
+              <w:t>a</w:t>
+            </w:r>
+            <w:proofErr w:type="spellEnd"/>
+            <w:r>
+              <w:rPr>
+                <w:rFonts w:asciiTheme="majorBidi" w:hAnsiTheme="majorBidi" w:cstheme="majorBidi"/>
+                <w:b/>
+                <w:bCs/>
+                <w:sz w:val="24"/>
+                <w:szCs w:val="24"/>
+                <w:lang w:val="en-US"/>
+              </w:rPr>
+              <w:t xml:space="preserve"> location</w:t>
             </w:r>
           </w:p>
         </w:tc>
@@ -14140,7 +15643,7 @@
     </w:p>
     <w:p>
       <w:pPr>
-        <w:pStyle w:val="Titre2"/>
+        <w:pStyle w:val="Heading2"/>
         <w:numPr>
           <w:ilvl w:val="0"/>
           <w:numId w:val="6"/>
@@ -14239,7 +15742,7 @@
                     <pic:cNvPicPr/>
                   </pic:nvPicPr>
                   <pic:blipFill>
-                    <a:blip r:embed="rId22">
+                    <a:blip r:embed="rId27">
                       <a:extLst>
                         <a:ext uri="{28A0092B-C50C-407E-A947-70E740481C1C}">
                           <a14:useLocalDpi xmlns:a14="http://schemas.microsoft.com/office/drawing/2010/main" val="0"/>
@@ -14472,7 +15975,7 @@
     </w:p>
     <w:p>
       <w:pPr>
-        <w:pStyle w:val="Titre1"/>
+        <w:pStyle w:val="Heading1"/>
         <w:jc w:val="center"/>
         <w:rPr>
           <w:rFonts w:asciiTheme="majorBidi" w:hAnsiTheme="majorBidi"/>
@@ -14481,7 +15984,7 @@
     </w:p>
     <w:p>
       <w:pPr>
-        <w:pStyle w:val="Titre1"/>
+        <w:pStyle w:val="Heading1"/>
         <w:jc w:val="center"/>
         <w:rPr>
           <w:rFonts w:asciiTheme="majorBidi" w:hAnsiTheme="majorBidi"/>
@@ -14490,7 +15993,7 @@
     </w:p>
     <w:p>
       <w:pPr>
-        <w:pStyle w:val="Titre1"/>
+        <w:pStyle w:val="Heading1"/>
         <w:jc w:val="center"/>
         <w:rPr>
           <w:rFonts w:asciiTheme="majorBidi" w:hAnsiTheme="majorBidi"/>
@@ -14499,7 +16002,7 @@
     </w:p>
     <w:p>
       <w:pPr>
-        <w:pStyle w:val="Titre1"/>
+        <w:pStyle w:val="Heading1"/>
         <w:jc w:val="center"/>
         <w:rPr>
           <w:rFonts w:asciiTheme="majorBidi" w:hAnsiTheme="majorBidi"/>
@@ -14508,7 +16011,7 @@
     </w:p>
     <w:p>
       <w:pPr>
-        <w:pStyle w:val="Titre1"/>
+        <w:pStyle w:val="Heading1"/>
         <w:jc w:val="center"/>
         <w:rPr>
           <w:rFonts w:asciiTheme="majorBidi" w:hAnsiTheme="majorBidi"/>
@@ -14517,7 +16020,7 @@
     </w:p>
     <w:p>
       <w:pPr>
-        <w:pStyle w:val="Titre1"/>
+        <w:pStyle w:val="Heading1"/>
         <w:rPr>
           <w:rFonts w:asciiTheme="majorBidi" w:hAnsiTheme="majorBidi"/>
         </w:rPr>
@@ -14525,7 +16028,7 @@
     </w:p>
     <w:p>
       <w:pPr>
-        <w:pStyle w:val="Titre1"/>
+        <w:pStyle w:val="Heading1"/>
         <w:rPr>
           <w:rFonts w:asciiTheme="majorBidi" w:hAnsiTheme="majorBidi"/>
         </w:rPr>
@@ -14533,7 +16036,7 @@
     </w:p>
     <w:p>
       <w:pPr>
-        <w:pStyle w:val="Titre1"/>
+        <w:pStyle w:val="Heading1"/>
         <w:jc w:val="center"/>
         <w:rPr>
           <w:rFonts w:asciiTheme="majorBidi" w:hAnsiTheme="majorBidi"/>
@@ -14693,7 +16196,7 @@
     </w:p>
     <w:p>
       <w:pPr>
-        <w:pStyle w:val="Titre1"/>
+        <w:pStyle w:val="Heading1"/>
         <w:numPr>
           <w:ilvl w:val="2"/>
           <w:numId w:val="16"/>
@@ -14796,7 +16299,7 @@
     </w:p>
     <w:p>
       <w:pPr>
-        <w:pStyle w:val="Titre2"/>
+        <w:pStyle w:val="Heading2"/>
         <w:numPr>
           <w:ilvl w:val="1"/>
           <w:numId w:val="8"/>
@@ -15273,7 +16776,7 @@
     </w:p>
     <w:p>
       <w:pPr>
-        <w:pStyle w:val="Titre2"/>
+        <w:pStyle w:val="Heading2"/>
         <w:numPr>
           <w:ilvl w:val="1"/>
           <w:numId w:val="8"/>
@@ -15477,7 +16980,7 @@
     </w:p>
     <w:p>
       <w:pPr>
-        <w:pStyle w:val="Titre1"/>
+        <w:pStyle w:val="Heading1"/>
         <w:numPr>
           <w:ilvl w:val="2"/>
           <w:numId w:val="16"/>
@@ -15518,7 +17021,7 @@
     </w:p>
     <w:p>
       <w:pPr>
-        <w:pStyle w:val="Titre2"/>
+        <w:pStyle w:val="Heading2"/>
         <w:numPr>
           <w:ilvl w:val="0"/>
           <w:numId w:val="29"/>
@@ -15615,7 +17118,7 @@
     </w:p>
     <w:p>
       <w:pPr>
-        <w:pStyle w:val="Titre2"/>
+        <w:pStyle w:val="Heading2"/>
         <w:numPr>
           <w:ilvl w:val="0"/>
           <w:numId w:val="29"/>
@@ -15763,7 +17266,7 @@
     </w:p>
     <w:p>
       <w:pPr>
-        <w:pStyle w:val="Titre2"/>
+        <w:pStyle w:val="Heading2"/>
         <w:numPr>
           <w:ilvl w:val="0"/>
           <w:numId w:val="29"/>
@@ -15860,7 +17363,21 @@
         <w:rPr>
           <w:lang w:val="en-US"/>
         </w:rPr>
-        <w:t xml:space="preserve"> ou </w:t>
+        <w:t xml:space="preserve"> </w:t>
+      </w:r>
+      <w:proofErr w:type="spellStart"/>
+      <w:r>
+        <w:rPr>
+          <w:lang w:val="en-US"/>
+        </w:rPr>
+        <w:t>ou</w:t>
+      </w:r>
+      <w:proofErr w:type="spellEnd"/>
+      <w:r>
+        <w:rPr>
+          <w:lang w:val="en-US"/>
+        </w:rPr>
+        <w:t xml:space="preserve"> </w:t>
       </w:r>
       <w:proofErr w:type="spellStart"/>
       <w:r>
@@ -15898,7 +17415,7 @@
     </w:p>
     <w:p>
       <w:pPr>
-        <w:pStyle w:val="Titre1"/>
+        <w:pStyle w:val="Heading1"/>
         <w:numPr>
           <w:ilvl w:val="2"/>
           <w:numId w:val="16"/>
@@ -15938,7 +17455,7 @@
     </w:p>
     <w:p>
       <w:pPr>
-        <w:pStyle w:val="Titre2"/>
+        <w:pStyle w:val="Heading2"/>
         <w:numPr>
           <w:ilvl w:val="0"/>
           <w:numId w:val="34"/>
@@ -15955,7 +17472,7 @@
       </w:pPr>
       <w:r>
         <w:rPr>
-          <w:rStyle w:val="Titre2Car"/>
+          <w:rStyle w:val="Heading2Char"/>
           <w:sz w:val="24"/>
           <w:szCs w:val="24"/>
           <w:lang w:eastAsia="fr-FR"/>
@@ -16078,7 +17595,7 @@
     </w:p>
     <w:p>
       <w:pPr>
-        <w:pStyle w:val="Titre2"/>
+        <w:pStyle w:val="Heading2"/>
         <w:numPr>
           <w:ilvl w:val="0"/>
           <w:numId w:val="34"/>
@@ -16203,7 +17720,7 @@
     </w:p>
     <w:p>
       <w:pPr>
-        <w:pStyle w:val="Titre2"/>
+        <w:pStyle w:val="Heading2"/>
         <w:numPr>
           <w:ilvl w:val="0"/>
           <w:numId w:val="34"/>
@@ -16264,7 +17781,23 @@
           <w:b/>
           <w:bCs/>
         </w:rPr>
-        <w:t>CSS Flexbox/</w:t>
+        <w:t xml:space="preserve">CSS </w:t>
+      </w:r>
+      <w:proofErr w:type="spellStart"/>
+      <w:r>
+        <w:rPr>
+          <w:b/>
+          <w:bCs/>
+        </w:rPr>
+        <w:t>Flexbox</w:t>
+      </w:r>
+      <w:proofErr w:type="spellEnd"/>
+      <w:r>
+        <w:rPr>
+          <w:b/>
+          <w:bCs/>
+        </w:rPr>
+        <w:t>/</w:t>
       </w:r>
       <w:proofErr w:type="spellStart"/>
       <w:r>
@@ -16353,8 +17886,8 @@
       </w:pPr>
     </w:p>
     <w:sectPr>
-      <w:headerReference w:type="default" r:id="rId23"/>
-      <w:headerReference w:type="first" r:id="rId24"/>
+      <w:headerReference w:type="default" r:id="rId28"/>
+      <w:headerReference w:type="first" r:id="rId29"/>
       <w:pgSz w:w="11906" w:h="16838"/>
       <w:pgMar w:top="1417" w:right="1417" w:bottom="1417" w:left="1417" w:header="708" w:footer="708" w:gutter="0"/>
       <w:pgBorders w:offsetFrom="page">
@@ -16425,7 +17958,7 @@
 <w:hdr xmlns:wpc="http://schemas.microsoft.com/office/word/2010/wordprocessingCanvas" xmlns:cx="http://schemas.microsoft.com/office/drawing/2014/chartex" xmlns:cx1="http://schemas.microsoft.com/office/drawing/2015/9/8/chartex" xmlns:cx2="http://schemas.microsoft.com/office/drawing/2015/10/21/chartex" xmlns:cx3="http://schemas.microsoft.com/office/drawing/2016/5/9/chartex" xmlns:cx4="http://schemas.microsoft.com/office/drawing/2016/5/10/chartex" xmlns:cx5="http://schemas.microsoft.com/office/drawing/2016/5/11/chartex" xmlns:cx6="http://schemas.microsoft.com/office/drawing/2016/5/12/chartex" xmlns:cx7="http://schemas.microsoft.com/office/drawing/2016/5/13/chartex" xmlns:cx8="http://schemas.microsoft.com/office/drawing/2016/5/14/chartex" xmlns:mc="http://schemas.openxmlformats.org/markup-compatibility/2006" xmlns:aink="http://schemas.microsoft.com/office/drawing/2016/ink" xmlns:am3d="http://schemas.microsoft.com/office/drawing/2017/model3d" xmlns:o="urn:schemas-microsoft-com:office:office" xmlns:oel="http://schemas.microsoft.com/office/2019/extlst" xmlns:r="http://schemas.openxmlformats.org/officeDocument/2006/relationships" xmlns:m="http://schemas.openxmlformats.org/officeDocument/2006/math" xmlns:v="urn:schemas-microsoft-com:vml" xmlns:wp14="http://schemas.microsoft.com/office/word/2010/wordprocessingDrawing" xmlns:wp="http://schemas.openxmlformats.org/drawingml/2006/wordprocessingDrawing" xmlns:w10="urn:schemas-microsoft-com:office:word" xmlns:w="http://schemas.openxmlformats.org/wordprocessingml/2006/main" xmlns:w14="http://schemas.microsoft.com/office/word/2010/wordml" xmlns:w15="http://schemas.microsoft.com/office/word/2012/wordml" xmlns:w16cex="http://schemas.microsoft.com/office/word/2018/wordml/cex" xmlns:w16cid="http://schemas.microsoft.com/office/word/2016/wordml/cid" xmlns:w16="http://schemas.microsoft.com/office/word/2018/wordml" xmlns:w16du="http://schemas.microsoft.com/office/word/2023/wordml/word16du" xmlns:w16sdtdh="http://schemas.microsoft.com/office/word/2020/wordml/sdtdatahash" xmlns:w16sdtfl="http://schemas.microsoft.com/office/word/2024/wordml/sdtformatlock" xmlns:w16se="http://schemas.microsoft.com/office/word/2015/wordml/symex" xmlns:wpg="http://schemas.microsoft.com/office/word/2010/wordprocessingGroup" xmlns:wpi="http://schemas.microsoft.com/office/word/2010/wordprocessingInk" xmlns:wne="http://schemas.microsoft.com/office/word/2006/wordml" xmlns:wps="http://schemas.microsoft.com/office/word/2010/wordprocessingShape" mc:Ignorable="w14 w15 w16se w16cid w16 w16cex w16sdtdh w16sdtfl w16du wp14">
   <w:p>
     <w:pPr>
-      <w:pStyle w:val="En-tte"/>
+      <w:pStyle w:val="Header"/>
       <w:pBdr>
         <w:bottom w:val="single" w:sz="4" w:space="8" w:color="4472C4" w:themeColor="accent1"/>
       </w:pBdr>
@@ -16461,7 +17994,7 @@
   </w:p>
   <w:p>
     <w:pPr>
-      <w:pStyle w:val="En-tte"/>
+      <w:pStyle w:val="Header"/>
     </w:pPr>
   </w:p>
 </w:hdr>
@@ -16471,7 +18004,7 @@
 <w:hdr xmlns:wpc="http://schemas.microsoft.com/office/word/2010/wordprocessingCanvas" xmlns:cx="http://schemas.microsoft.com/office/drawing/2014/chartex" xmlns:cx1="http://schemas.microsoft.com/office/drawing/2015/9/8/chartex" xmlns:cx2="http://schemas.microsoft.com/office/drawing/2015/10/21/chartex" xmlns:cx3="http://schemas.microsoft.com/office/drawing/2016/5/9/chartex" xmlns:cx4="http://schemas.microsoft.com/office/drawing/2016/5/10/chartex" xmlns:cx5="http://schemas.microsoft.com/office/drawing/2016/5/11/chartex" xmlns:cx6="http://schemas.microsoft.com/office/drawing/2016/5/12/chartex" xmlns:cx7="http://schemas.microsoft.com/office/drawing/2016/5/13/chartex" xmlns:cx8="http://schemas.microsoft.com/office/drawing/2016/5/14/chartex" xmlns:mc="http://schemas.openxmlformats.org/markup-compatibility/2006" xmlns:aink="http://schemas.microsoft.com/office/drawing/2016/ink" xmlns:am3d="http://schemas.microsoft.com/office/drawing/2017/model3d" xmlns:o="urn:schemas-microsoft-com:office:office" xmlns:oel="http://schemas.microsoft.com/office/2019/extlst" xmlns:r="http://schemas.openxmlformats.org/officeDocument/2006/relationships" xmlns:m="http://schemas.openxmlformats.org/officeDocument/2006/math" xmlns:v="urn:schemas-microsoft-com:vml" xmlns:wp14="http://schemas.microsoft.com/office/word/2010/wordprocessingDrawing" xmlns:wp="http://schemas.openxmlformats.org/drawingml/2006/wordprocessingDrawing" xmlns:w10="urn:schemas-microsoft-com:office:word" xmlns:w="http://schemas.openxmlformats.org/wordprocessingml/2006/main" xmlns:w14="http://schemas.microsoft.com/office/word/2010/wordml" xmlns:w15="http://schemas.microsoft.com/office/word/2012/wordml" xmlns:w16cex="http://schemas.microsoft.com/office/word/2018/wordml/cex" xmlns:w16cid="http://schemas.microsoft.com/office/word/2016/wordml/cid" xmlns:w16="http://schemas.microsoft.com/office/word/2018/wordml" xmlns:w16du="http://schemas.microsoft.com/office/word/2023/wordml/word16du" xmlns:w16sdtdh="http://schemas.microsoft.com/office/word/2020/wordml/sdtdatahash" xmlns:w16sdtfl="http://schemas.microsoft.com/office/word/2024/wordml/sdtformatlock" xmlns:w16se="http://schemas.microsoft.com/office/word/2015/wordml/symex" xmlns:wpg="http://schemas.microsoft.com/office/word/2010/wordprocessingGroup" xmlns:wpi="http://schemas.microsoft.com/office/word/2010/wordprocessingInk" xmlns:wne="http://schemas.microsoft.com/office/word/2006/wordml" xmlns:wps="http://schemas.microsoft.com/office/word/2010/wordprocessingShape" mc:Ignorable="w14 w15 w16se w16cid w16 w16cex w16sdtdh w16sdtfl w16du wp14">
   <w:p>
     <w:pPr>
-      <w:pStyle w:val="En-tte"/>
+      <w:pStyle w:val="Header"/>
     </w:pPr>
     <w:r>
       <w:rPr>
@@ -17111,6 +18644,244 @@
     </w:lvl>
   </w:abstractNum>
   <w:abstractNum w:abstractNumId="4" w15:restartNumberingAfterBreak="0">
+    <w:nsid w:val="05787EC2"/>
+    <w:multiLevelType w:val="hybridMultilevel"/>
+    <w:tmpl w:val="52F8465A"/>
+    <w:lvl w:ilvl="0" w:tplc="040C0019">
+      <w:start w:val="1"/>
+      <w:numFmt w:val="lowerLetter"/>
+      <w:lvlText w:val="%1."/>
+      <w:lvlJc w:val="left"/>
+      <w:pPr>
+        <w:ind w:left="720" w:hanging="360"/>
+      </w:pPr>
+      <w:rPr>
+        <w:rFonts w:hint="default"/>
+      </w:rPr>
+    </w:lvl>
+    <w:lvl w:ilvl="1" w:tplc="040C0019" w:tentative="1">
+      <w:start w:val="1"/>
+      <w:numFmt w:val="lowerLetter"/>
+      <w:lvlText w:val="%2."/>
+      <w:lvlJc w:val="left"/>
+      <w:pPr>
+        <w:ind w:left="1440" w:hanging="360"/>
+      </w:pPr>
+    </w:lvl>
+    <w:lvl w:ilvl="2" w:tplc="040C001B" w:tentative="1">
+      <w:start w:val="1"/>
+      <w:numFmt w:val="lowerRoman"/>
+      <w:lvlText w:val="%3."/>
+      <w:lvlJc w:val="right"/>
+      <w:pPr>
+        <w:ind w:left="2160" w:hanging="180"/>
+      </w:pPr>
+    </w:lvl>
+    <w:lvl w:ilvl="3" w:tplc="040C000F" w:tentative="1">
+      <w:start w:val="1"/>
+      <w:numFmt w:val="decimal"/>
+      <w:lvlText w:val="%4."/>
+      <w:lvlJc w:val="left"/>
+      <w:pPr>
+        <w:ind w:left="2880" w:hanging="360"/>
+      </w:pPr>
+    </w:lvl>
+    <w:lvl w:ilvl="4" w:tplc="040C0019" w:tentative="1">
+      <w:start w:val="1"/>
+      <w:numFmt w:val="lowerLetter"/>
+      <w:lvlText w:val="%5."/>
+      <w:lvlJc w:val="left"/>
+      <w:pPr>
+        <w:ind w:left="3600" w:hanging="360"/>
+      </w:pPr>
+    </w:lvl>
+    <w:lvl w:ilvl="5" w:tplc="040C001B" w:tentative="1">
+      <w:start w:val="1"/>
+      <w:numFmt w:val="lowerRoman"/>
+      <w:lvlText w:val="%6."/>
+      <w:lvlJc w:val="right"/>
+      <w:pPr>
+        <w:ind w:left="4320" w:hanging="180"/>
+      </w:pPr>
+    </w:lvl>
+    <w:lvl w:ilvl="6" w:tplc="040C000F" w:tentative="1">
+      <w:start w:val="1"/>
+      <w:numFmt w:val="decimal"/>
+      <w:lvlText w:val="%7."/>
+      <w:lvlJc w:val="left"/>
+      <w:pPr>
+        <w:ind w:left="5040" w:hanging="360"/>
+      </w:pPr>
+    </w:lvl>
+    <w:lvl w:ilvl="7" w:tplc="040C0019" w:tentative="1">
+      <w:start w:val="1"/>
+      <w:numFmt w:val="lowerLetter"/>
+      <w:lvlText w:val="%8."/>
+      <w:lvlJc w:val="left"/>
+      <w:pPr>
+        <w:ind w:left="5760" w:hanging="360"/>
+      </w:pPr>
+    </w:lvl>
+    <w:lvl w:ilvl="8" w:tplc="040C001B" w:tentative="1">
+      <w:start w:val="1"/>
+      <w:numFmt w:val="lowerRoman"/>
+      <w:lvlText w:val="%9."/>
+      <w:lvlJc w:val="right"/>
+      <w:pPr>
+        <w:ind w:left="6480" w:hanging="180"/>
+      </w:pPr>
+    </w:lvl>
+  </w:abstractNum>
+  <w:abstractNum w:abstractNumId="5" w15:restartNumberingAfterBreak="0">
+    <w:nsid w:val="07C36FAF"/>
+    <w:multiLevelType w:val="multilevel"/>
+    <w:tmpl w:val="C29214B0"/>
+    <w:lvl w:ilvl="0">
+      <w:start w:val="1"/>
+      <w:numFmt w:val="bullet"/>
+      <w:lvlText w:val=""/>
+      <w:lvlJc w:val="left"/>
+      <w:pPr>
+        <w:tabs>
+          <w:tab w:val="num" w:pos="720"/>
+        </w:tabs>
+        <w:ind w:left="720" w:hanging="360"/>
+      </w:pPr>
+      <w:rPr>
+        <w:rFonts w:ascii="Symbol" w:hAnsi="Symbol" w:hint="default"/>
+        <w:sz w:val="20"/>
+      </w:rPr>
+    </w:lvl>
+    <w:lvl w:ilvl="1" w:tentative="1">
+      <w:start w:val="1"/>
+      <w:numFmt w:val="bullet"/>
+      <w:lvlText w:val="o"/>
+      <w:lvlJc w:val="left"/>
+      <w:pPr>
+        <w:tabs>
+          <w:tab w:val="num" w:pos="1440"/>
+        </w:tabs>
+        <w:ind w:left="1440" w:hanging="360"/>
+      </w:pPr>
+      <w:rPr>
+        <w:rFonts w:ascii="Courier New" w:hAnsi="Courier New" w:hint="default"/>
+        <w:sz w:val="20"/>
+      </w:rPr>
+    </w:lvl>
+    <w:lvl w:ilvl="2" w:tentative="1">
+      <w:start w:val="1"/>
+      <w:numFmt w:val="bullet"/>
+      <w:lvlText w:val=""/>
+      <w:lvlJc w:val="left"/>
+      <w:pPr>
+        <w:tabs>
+          <w:tab w:val="num" w:pos="2160"/>
+        </w:tabs>
+        <w:ind w:left="2160" w:hanging="360"/>
+      </w:pPr>
+      <w:rPr>
+        <w:rFonts w:ascii="Wingdings" w:hAnsi="Wingdings" w:hint="default"/>
+        <w:sz w:val="20"/>
+      </w:rPr>
+    </w:lvl>
+    <w:lvl w:ilvl="3" w:tentative="1">
+      <w:start w:val="1"/>
+      <w:numFmt w:val="bullet"/>
+      <w:lvlText w:val=""/>
+      <w:lvlJc w:val="left"/>
+      <w:pPr>
+        <w:tabs>
+          <w:tab w:val="num" w:pos="2880"/>
+        </w:tabs>
+        <w:ind w:left="2880" w:hanging="360"/>
+      </w:pPr>
+      <w:rPr>
+        <w:rFonts w:ascii="Wingdings" w:hAnsi="Wingdings" w:hint="default"/>
+        <w:sz w:val="20"/>
+      </w:rPr>
+    </w:lvl>
+    <w:lvl w:ilvl="4" w:tentative="1">
+      <w:start w:val="1"/>
+      <w:numFmt w:val="bullet"/>
+      <w:lvlText w:val=""/>
+      <w:lvlJc w:val="left"/>
+      <w:pPr>
+        <w:tabs>
+          <w:tab w:val="num" w:pos="3600"/>
+        </w:tabs>
+        <w:ind w:left="3600" w:hanging="360"/>
+      </w:pPr>
+      <w:rPr>
+        <w:rFonts w:ascii="Wingdings" w:hAnsi="Wingdings" w:hint="default"/>
+        <w:sz w:val="20"/>
+      </w:rPr>
+    </w:lvl>
+    <w:lvl w:ilvl="5" w:tentative="1">
+      <w:start w:val="1"/>
+      <w:numFmt w:val="bullet"/>
+      <w:lvlText w:val=""/>
+      <w:lvlJc w:val="left"/>
+      <w:pPr>
+        <w:tabs>
+          <w:tab w:val="num" w:pos="4320"/>
+        </w:tabs>
+        <w:ind w:left="4320" w:hanging="360"/>
+      </w:pPr>
+      <w:rPr>
+        <w:rFonts w:ascii="Wingdings" w:hAnsi="Wingdings" w:hint="default"/>
+        <w:sz w:val="20"/>
+      </w:rPr>
+    </w:lvl>
+    <w:lvl w:ilvl="6" w:tentative="1">
+      <w:start w:val="1"/>
+      <w:numFmt w:val="bullet"/>
+      <w:lvlText w:val=""/>
+      <w:lvlJc w:val="left"/>
+      <w:pPr>
+        <w:tabs>
+          <w:tab w:val="num" w:pos="5040"/>
+        </w:tabs>
+        <w:ind w:left="5040" w:hanging="360"/>
+      </w:pPr>
+      <w:rPr>
+        <w:rFonts w:ascii="Wingdings" w:hAnsi="Wingdings" w:hint="default"/>
+        <w:sz w:val="20"/>
+      </w:rPr>
+    </w:lvl>
+    <w:lvl w:ilvl="7" w:tentative="1">
+      <w:start w:val="1"/>
+      <w:numFmt w:val="bullet"/>
+      <w:lvlText w:val=""/>
+      <w:lvlJc w:val="left"/>
+      <w:pPr>
+        <w:tabs>
+          <w:tab w:val="num" w:pos="5760"/>
+        </w:tabs>
+        <w:ind w:left="5760" w:hanging="360"/>
+      </w:pPr>
+      <w:rPr>
+        <w:rFonts w:ascii="Wingdings" w:hAnsi="Wingdings" w:hint="default"/>
+        <w:sz w:val="20"/>
+      </w:rPr>
+    </w:lvl>
+    <w:lvl w:ilvl="8" w:tentative="1">
+      <w:start w:val="1"/>
+      <w:numFmt w:val="bullet"/>
+      <w:lvlText w:val=""/>
+      <w:lvlJc w:val="left"/>
+      <w:pPr>
+        <w:tabs>
+          <w:tab w:val="num" w:pos="6480"/>
+        </w:tabs>
+        <w:ind w:left="6480" w:hanging="360"/>
+      </w:pPr>
+      <w:rPr>
+        <w:rFonts w:ascii="Wingdings" w:hAnsi="Wingdings" w:hint="default"/>
+        <w:sz w:val="20"/>
+      </w:rPr>
+    </w:lvl>
+  </w:abstractNum>
+  <w:abstractNum w:abstractNumId="6" w15:restartNumberingAfterBreak="0">
     <w:nsid w:val="099F5757"/>
     <w:multiLevelType w:val="hybridMultilevel"/>
     <w:tmpl w:val="E504826A"/>
@@ -17199,7 +18970,156 @@
       </w:pPr>
     </w:lvl>
   </w:abstractNum>
-  <w:abstractNum w:abstractNumId="5" w15:restartNumberingAfterBreak="0">
+  <w:abstractNum w:abstractNumId="7" w15:restartNumberingAfterBreak="0">
+    <w:nsid w:val="0D4F4F34"/>
+    <w:multiLevelType w:val="multilevel"/>
+    <w:tmpl w:val="A184B3B0"/>
+    <w:lvl w:ilvl="0">
+      <w:start w:val="1"/>
+      <w:numFmt w:val="bullet"/>
+      <w:lvlText w:val=""/>
+      <w:lvlJc w:val="left"/>
+      <w:pPr>
+        <w:tabs>
+          <w:tab w:val="num" w:pos="720"/>
+        </w:tabs>
+        <w:ind w:left="720" w:hanging="360"/>
+      </w:pPr>
+      <w:rPr>
+        <w:rFonts w:ascii="Symbol" w:hAnsi="Symbol" w:hint="default"/>
+        <w:sz w:val="20"/>
+      </w:rPr>
+    </w:lvl>
+    <w:lvl w:ilvl="1" w:tentative="1">
+      <w:start w:val="1"/>
+      <w:numFmt w:val="bullet"/>
+      <w:lvlText w:val="o"/>
+      <w:lvlJc w:val="left"/>
+      <w:pPr>
+        <w:tabs>
+          <w:tab w:val="num" w:pos="1440"/>
+        </w:tabs>
+        <w:ind w:left="1440" w:hanging="360"/>
+      </w:pPr>
+      <w:rPr>
+        <w:rFonts w:ascii="Courier New" w:hAnsi="Courier New" w:hint="default"/>
+        <w:sz w:val="20"/>
+      </w:rPr>
+    </w:lvl>
+    <w:lvl w:ilvl="2" w:tentative="1">
+      <w:start w:val="1"/>
+      <w:numFmt w:val="bullet"/>
+      <w:lvlText w:val=""/>
+      <w:lvlJc w:val="left"/>
+      <w:pPr>
+        <w:tabs>
+          <w:tab w:val="num" w:pos="2160"/>
+        </w:tabs>
+        <w:ind w:left="2160" w:hanging="360"/>
+      </w:pPr>
+      <w:rPr>
+        <w:rFonts w:ascii="Wingdings" w:hAnsi="Wingdings" w:hint="default"/>
+        <w:sz w:val="20"/>
+      </w:rPr>
+    </w:lvl>
+    <w:lvl w:ilvl="3" w:tentative="1">
+      <w:start w:val="1"/>
+      <w:numFmt w:val="bullet"/>
+      <w:lvlText w:val=""/>
+      <w:lvlJc w:val="left"/>
+      <w:pPr>
+        <w:tabs>
+          <w:tab w:val="num" w:pos="2880"/>
+        </w:tabs>
+        <w:ind w:left="2880" w:hanging="360"/>
+      </w:pPr>
+      <w:rPr>
+        <w:rFonts w:ascii="Wingdings" w:hAnsi="Wingdings" w:hint="default"/>
+        <w:sz w:val="20"/>
+      </w:rPr>
+    </w:lvl>
+    <w:lvl w:ilvl="4" w:tentative="1">
+      <w:start w:val="1"/>
+      <w:numFmt w:val="bullet"/>
+      <w:lvlText w:val=""/>
+      <w:lvlJc w:val="left"/>
+      <w:pPr>
+        <w:tabs>
+          <w:tab w:val="num" w:pos="3600"/>
+        </w:tabs>
+        <w:ind w:left="3600" w:hanging="360"/>
+      </w:pPr>
+      <w:rPr>
+        <w:rFonts w:ascii="Wingdings" w:hAnsi="Wingdings" w:hint="default"/>
+        <w:sz w:val="20"/>
+      </w:rPr>
+    </w:lvl>
+    <w:lvl w:ilvl="5" w:tentative="1">
+      <w:start w:val="1"/>
+      <w:numFmt w:val="bullet"/>
+      <w:lvlText w:val=""/>
+      <w:lvlJc w:val="left"/>
+      <w:pPr>
+        <w:tabs>
+          <w:tab w:val="num" w:pos="4320"/>
+        </w:tabs>
+        <w:ind w:left="4320" w:hanging="360"/>
+      </w:pPr>
+      <w:rPr>
+        <w:rFonts w:ascii="Wingdings" w:hAnsi="Wingdings" w:hint="default"/>
+        <w:sz w:val="20"/>
+      </w:rPr>
+    </w:lvl>
+    <w:lvl w:ilvl="6" w:tentative="1">
+      <w:start w:val="1"/>
+      <w:numFmt w:val="bullet"/>
+      <w:lvlText w:val=""/>
+      <w:lvlJc w:val="left"/>
+      <w:pPr>
+        <w:tabs>
+          <w:tab w:val="num" w:pos="5040"/>
+        </w:tabs>
+        <w:ind w:left="5040" w:hanging="360"/>
+      </w:pPr>
+      <w:rPr>
+        <w:rFonts w:ascii="Wingdings" w:hAnsi="Wingdings" w:hint="default"/>
+        <w:sz w:val="20"/>
+      </w:rPr>
+    </w:lvl>
+    <w:lvl w:ilvl="7" w:tentative="1">
+      <w:start w:val="1"/>
+      <w:numFmt w:val="bullet"/>
+      <w:lvlText w:val=""/>
+      <w:lvlJc w:val="left"/>
+      <w:pPr>
+        <w:tabs>
+          <w:tab w:val="num" w:pos="5760"/>
+        </w:tabs>
+        <w:ind w:left="5760" w:hanging="360"/>
+      </w:pPr>
+      <w:rPr>
+        <w:rFonts w:ascii="Wingdings" w:hAnsi="Wingdings" w:hint="default"/>
+        <w:sz w:val="20"/>
+      </w:rPr>
+    </w:lvl>
+    <w:lvl w:ilvl="8" w:tentative="1">
+      <w:start w:val="1"/>
+      <w:numFmt w:val="bullet"/>
+      <w:lvlText w:val=""/>
+      <w:lvlJc w:val="left"/>
+      <w:pPr>
+        <w:tabs>
+          <w:tab w:val="num" w:pos="6480"/>
+        </w:tabs>
+        <w:ind w:left="6480" w:hanging="360"/>
+      </w:pPr>
+      <w:rPr>
+        <w:rFonts w:ascii="Wingdings" w:hAnsi="Wingdings" w:hint="default"/>
+        <w:sz w:val="20"/>
+      </w:rPr>
+    </w:lvl>
+  </w:abstractNum>
+  <w:abstractNum w:abstractNumId="8" w15:restartNumberingAfterBreak="0">
     <w:nsid w:val="0DBF124A"/>
     <w:multiLevelType w:val="multilevel"/>
     <w:tmpl w:val="8170113E"/>
@@ -17319,7 +19239,7 @@
       </w:rPr>
     </w:lvl>
   </w:abstractNum>
-  <w:abstractNum w:abstractNumId="6" w15:restartNumberingAfterBreak="0">
+  <w:abstractNum w:abstractNumId="9" w15:restartNumberingAfterBreak="0">
     <w:nsid w:val="0E503985"/>
     <w:multiLevelType w:val="multilevel"/>
     <w:tmpl w:val="DB76E33E"/>
@@ -17468,7 +19388,123 @@
       </w:rPr>
     </w:lvl>
   </w:abstractNum>
-  <w:abstractNum w:abstractNumId="7" w15:restartNumberingAfterBreak="0">
+  <w:abstractNum w:abstractNumId="10" w15:restartNumberingAfterBreak="0">
+    <w:nsid w:val="14996BCB"/>
+    <w:multiLevelType w:val="multilevel"/>
+    <w:tmpl w:val="DE9E0410"/>
+    <w:lvl w:ilvl="0">
+      <w:start w:val="1"/>
+      <w:numFmt w:val="bullet"/>
+      <w:lvlText w:val=""/>
+      <w:lvlJc w:val="left"/>
+      <w:pPr>
+        <w:tabs>
+          <w:tab w:val="num" w:pos="720"/>
+        </w:tabs>
+        <w:ind w:left="720" w:hanging="360"/>
+      </w:pPr>
+      <w:rPr>
+        <w:rFonts w:ascii="Symbol" w:hAnsi="Symbol" w:hint="default"/>
+      </w:rPr>
+    </w:lvl>
+    <w:lvl w:ilvl="1" w:tentative="1">
+      <w:start w:val="1"/>
+      <w:numFmt w:val="decimal"/>
+      <w:lvlText w:val="%2."/>
+      <w:lvlJc w:val="left"/>
+      <w:pPr>
+        <w:tabs>
+          <w:tab w:val="num" w:pos="1440"/>
+        </w:tabs>
+        <w:ind w:left="1440" w:hanging="360"/>
+      </w:pPr>
+    </w:lvl>
+    <w:lvl w:ilvl="2" w:tentative="1">
+      <w:start w:val="1"/>
+      <w:numFmt w:val="decimal"/>
+      <w:lvlText w:val="%3."/>
+      <w:lvlJc w:val="left"/>
+      <w:pPr>
+        <w:tabs>
+          <w:tab w:val="num" w:pos="2160"/>
+        </w:tabs>
+        <w:ind w:left="2160" w:hanging="360"/>
+      </w:pPr>
+    </w:lvl>
+    <w:lvl w:ilvl="3" w:tentative="1">
+      <w:start w:val="1"/>
+      <w:numFmt w:val="decimal"/>
+      <w:lvlText w:val="%4."/>
+      <w:lvlJc w:val="left"/>
+      <w:pPr>
+        <w:tabs>
+          <w:tab w:val="num" w:pos="2880"/>
+        </w:tabs>
+        <w:ind w:left="2880" w:hanging="360"/>
+      </w:pPr>
+    </w:lvl>
+    <w:lvl w:ilvl="4" w:tentative="1">
+      <w:start w:val="1"/>
+      <w:numFmt w:val="decimal"/>
+      <w:lvlText w:val="%5."/>
+      <w:lvlJc w:val="left"/>
+      <w:pPr>
+        <w:tabs>
+          <w:tab w:val="num" w:pos="3600"/>
+        </w:tabs>
+        <w:ind w:left="3600" w:hanging="360"/>
+      </w:pPr>
+    </w:lvl>
+    <w:lvl w:ilvl="5" w:tentative="1">
+      <w:start w:val="1"/>
+      <w:numFmt w:val="decimal"/>
+      <w:lvlText w:val="%6."/>
+      <w:lvlJc w:val="left"/>
+      <w:pPr>
+        <w:tabs>
+          <w:tab w:val="num" w:pos="4320"/>
+        </w:tabs>
+        <w:ind w:left="4320" w:hanging="360"/>
+      </w:pPr>
+    </w:lvl>
+    <w:lvl w:ilvl="6" w:tentative="1">
+      <w:start w:val="1"/>
+      <w:numFmt w:val="decimal"/>
+      <w:lvlText w:val="%7."/>
+      <w:lvlJc w:val="left"/>
+      <w:pPr>
+        <w:tabs>
+          <w:tab w:val="num" w:pos="5040"/>
+        </w:tabs>
+        <w:ind w:left="5040" w:hanging="360"/>
+      </w:pPr>
+    </w:lvl>
+    <w:lvl w:ilvl="7" w:tentative="1">
+      <w:start w:val="1"/>
+      <w:numFmt w:val="decimal"/>
+      <w:lvlText w:val="%8."/>
+      <w:lvlJc w:val="left"/>
+      <w:pPr>
+        <w:tabs>
+          <w:tab w:val="num" w:pos="5760"/>
+        </w:tabs>
+        <w:ind w:left="5760" w:hanging="360"/>
+      </w:pPr>
+    </w:lvl>
+    <w:lvl w:ilvl="8" w:tentative="1">
+      <w:start w:val="1"/>
+      <w:numFmt w:val="decimal"/>
+      <w:lvlText w:val="%9."/>
+      <w:lvlJc w:val="left"/>
+      <w:pPr>
+        <w:tabs>
+          <w:tab w:val="num" w:pos="6480"/>
+        </w:tabs>
+        <w:ind w:left="6480" w:hanging="360"/>
+      </w:pPr>
+    </w:lvl>
+  </w:abstractNum>
+  <w:abstractNum w:abstractNumId="11" w15:restartNumberingAfterBreak="0">
     <w:nsid w:val="155054C4"/>
     <w:multiLevelType w:val="multilevel"/>
     <w:tmpl w:val="432C47CA"/>
@@ -17581,7 +19617,7 @@
       </w:rPr>
     </w:lvl>
   </w:abstractNum>
-  <w:abstractNum w:abstractNumId="8" w15:restartNumberingAfterBreak="0">
+  <w:abstractNum w:abstractNumId="12" w15:restartNumberingAfterBreak="0">
     <w:nsid w:val="19092232"/>
     <w:multiLevelType w:val="multilevel"/>
     <w:tmpl w:val="1CB81B90"/>
@@ -17730,7 +19766,7 @@
       </w:rPr>
     </w:lvl>
   </w:abstractNum>
-  <w:abstractNum w:abstractNumId="9" w15:restartNumberingAfterBreak="0">
+  <w:abstractNum w:abstractNumId="13" w15:restartNumberingAfterBreak="0">
     <w:nsid w:val="1AC957F6"/>
     <w:multiLevelType w:val="multilevel"/>
     <w:tmpl w:val="5CE4E8CE"/>
@@ -17879,7 +19915,7 @@
       </w:rPr>
     </w:lvl>
   </w:abstractNum>
-  <w:abstractNum w:abstractNumId="10" w15:restartNumberingAfterBreak="0">
+  <w:abstractNum w:abstractNumId="14" w15:restartNumberingAfterBreak="0">
     <w:nsid w:val="26CF0C55"/>
     <w:multiLevelType w:val="multilevel"/>
     <w:tmpl w:val="8D185552"/>
@@ -18028,7 +20064,7 @@
       </w:rPr>
     </w:lvl>
   </w:abstractNum>
-  <w:abstractNum w:abstractNumId="11" w15:restartNumberingAfterBreak="0">
+  <w:abstractNum w:abstractNumId="15" w15:restartNumberingAfterBreak="0">
     <w:nsid w:val="279B3104"/>
     <w:multiLevelType w:val="multilevel"/>
     <w:tmpl w:val="FB12A638"/>
@@ -18149,7 +20185,7 @@
       </w:rPr>
     </w:lvl>
   </w:abstractNum>
-  <w:abstractNum w:abstractNumId="12" w15:restartNumberingAfterBreak="0">
+  <w:abstractNum w:abstractNumId="16" w15:restartNumberingAfterBreak="0">
     <w:nsid w:val="29E91499"/>
     <w:multiLevelType w:val="multilevel"/>
     <w:tmpl w:val="ACE20D54"/>
@@ -18270,7 +20306,7 @@
       </w:rPr>
     </w:lvl>
   </w:abstractNum>
-  <w:abstractNum w:abstractNumId="13" w15:restartNumberingAfterBreak="0">
+  <w:abstractNum w:abstractNumId="17" w15:restartNumberingAfterBreak="0">
     <w:nsid w:val="2BE771C9"/>
     <w:multiLevelType w:val="multilevel"/>
     <w:tmpl w:val="FBB2884E"/>
@@ -18383,7 +20419,7 @@
       </w:rPr>
     </w:lvl>
   </w:abstractNum>
-  <w:abstractNum w:abstractNumId="14" w15:restartNumberingAfterBreak="0">
+  <w:abstractNum w:abstractNumId="18" w15:restartNumberingAfterBreak="0">
     <w:nsid w:val="2CF43956"/>
     <w:multiLevelType w:val="multilevel"/>
     <w:tmpl w:val="ACE20D54"/>
@@ -18504,7 +20540,7 @@
       </w:rPr>
     </w:lvl>
   </w:abstractNum>
-  <w:abstractNum w:abstractNumId="15" w15:restartNumberingAfterBreak="0">
+  <w:abstractNum w:abstractNumId="19" w15:restartNumberingAfterBreak="0">
     <w:nsid w:val="2F811548"/>
     <w:multiLevelType w:val="multilevel"/>
     <w:tmpl w:val="4AE6EBE0"/>
@@ -18653,7 +20689,7 @@
       </w:rPr>
     </w:lvl>
   </w:abstractNum>
-  <w:abstractNum w:abstractNumId="16" w15:restartNumberingAfterBreak="0">
+  <w:abstractNum w:abstractNumId="20" w15:restartNumberingAfterBreak="0">
     <w:nsid w:val="33FA2EEF"/>
     <w:multiLevelType w:val="hybridMultilevel"/>
     <w:tmpl w:val="F2D09494"/>
@@ -18742,7 +20778,7 @@
       </w:pPr>
     </w:lvl>
   </w:abstractNum>
-  <w:abstractNum w:abstractNumId="17" w15:restartNumberingAfterBreak="0">
+  <w:abstractNum w:abstractNumId="21" w15:restartNumberingAfterBreak="0">
     <w:nsid w:val="3512428B"/>
     <w:multiLevelType w:val="multilevel"/>
     <w:tmpl w:val="E7AAF578"/>
@@ -18887,7 +20923,96 @@
       </w:rPr>
     </w:lvl>
   </w:abstractNum>
-  <w:abstractNum w:abstractNumId="18" w15:restartNumberingAfterBreak="0">
+  <w:abstractNum w:abstractNumId="22" w15:restartNumberingAfterBreak="0">
+    <w:nsid w:val="448F6290"/>
+    <w:multiLevelType w:val="hybridMultilevel"/>
+    <w:tmpl w:val="5FEC6034"/>
+    <w:lvl w:ilvl="0" w:tplc="040C0019">
+      <w:start w:val="1"/>
+      <w:numFmt w:val="lowerLetter"/>
+      <w:lvlText w:val="%1."/>
+      <w:lvlJc w:val="left"/>
+      <w:pPr>
+        <w:ind w:left="720" w:hanging="360"/>
+      </w:pPr>
+      <w:rPr>
+        <w:rFonts w:hint="default"/>
+      </w:rPr>
+    </w:lvl>
+    <w:lvl w:ilvl="1" w:tplc="040C0019" w:tentative="1">
+      <w:start w:val="1"/>
+      <w:numFmt w:val="lowerLetter"/>
+      <w:lvlText w:val="%2."/>
+      <w:lvlJc w:val="left"/>
+      <w:pPr>
+        <w:ind w:left="1440" w:hanging="360"/>
+      </w:pPr>
+    </w:lvl>
+    <w:lvl w:ilvl="2" w:tplc="040C001B" w:tentative="1">
+      <w:start w:val="1"/>
+      <w:numFmt w:val="lowerRoman"/>
+      <w:lvlText w:val="%3."/>
+      <w:lvlJc w:val="right"/>
+      <w:pPr>
+        <w:ind w:left="2160" w:hanging="180"/>
+      </w:pPr>
+    </w:lvl>
+    <w:lvl w:ilvl="3" w:tplc="040C000F" w:tentative="1">
+      <w:start w:val="1"/>
+      <w:numFmt w:val="decimal"/>
+      <w:lvlText w:val="%4."/>
+      <w:lvlJc w:val="left"/>
+      <w:pPr>
+        <w:ind w:left="2880" w:hanging="360"/>
+      </w:pPr>
+    </w:lvl>
+    <w:lvl w:ilvl="4" w:tplc="040C0019" w:tentative="1">
+      <w:start w:val="1"/>
+      <w:numFmt w:val="lowerLetter"/>
+      <w:lvlText w:val="%5."/>
+      <w:lvlJc w:val="left"/>
+      <w:pPr>
+        <w:ind w:left="3600" w:hanging="360"/>
+      </w:pPr>
+    </w:lvl>
+    <w:lvl w:ilvl="5" w:tplc="040C001B" w:tentative="1">
+      <w:start w:val="1"/>
+      <w:numFmt w:val="lowerRoman"/>
+      <w:lvlText w:val="%6."/>
+      <w:lvlJc w:val="right"/>
+      <w:pPr>
+        <w:ind w:left="4320" w:hanging="180"/>
+      </w:pPr>
+    </w:lvl>
+    <w:lvl w:ilvl="6" w:tplc="040C000F" w:tentative="1">
+      <w:start w:val="1"/>
+      <w:numFmt w:val="decimal"/>
+      <w:lvlText w:val="%7."/>
+      <w:lvlJc w:val="left"/>
+      <w:pPr>
+        <w:ind w:left="5040" w:hanging="360"/>
+      </w:pPr>
+    </w:lvl>
+    <w:lvl w:ilvl="7" w:tplc="040C0019" w:tentative="1">
+      <w:start w:val="1"/>
+      <w:numFmt w:val="lowerLetter"/>
+      <w:lvlText w:val="%8."/>
+      <w:lvlJc w:val="left"/>
+      <w:pPr>
+        <w:ind w:left="5760" w:hanging="360"/>
+      </w:pPr>
+    </w:lvl>
+    <w:lvl w:ilvl="8" w:tplc="040C001B" w:tentative="1">
+      <w:start w:val="1"/>
+      <w:numFmt w:val="lowerRoman"/>
+      <w:lvlText w:val="%9."/>
+      <w:lvlJc w:val="right"/>
+      <w:pPr>
+        <w:ind w:left="6480" w:hanging="180"/>
+      </w:pPr>
+    </w:lvl>
+  </w:abstractNum>
+  <w:abstractNum w:abstractNumId="23" w15:restartNumberingAfterBreak="0">
     <w:nsid w:val="47181F67"/>
     <w:multiLevelType w:val="multilevel"/>
     <w:tmpl w:val="E6BA1260"/>
@@ -19000,7 +21125,7 @@
       </w:rPr>
     </w:lvl>
   </w:abstractNum>
-  <w:abstractNum w:abstractNumId="19" w15:restartNumberingAfterBreak="0">
+  <w:abstractNum w:abstractNumId="24" w15:restartNumberingAfterBreak="0">
     <w:nsid w:val="47710A22"/>
     <w:multiLevelType w:val="multilevel"/>
     <w:tmpl w:val="C4FCAD1A"/>
@@ -19149,7 +21274,7 @@
       </w:rPr>
     </w:lvl>
   </w:abstractNum>
-  <w:abstractNum w:abstractNumId="20" w15:restartNumberingAfterBreak="0">
+  <w:abstractNum w:abstractNumId="25" w15:restartNumberingAfterBreak="0">
     <w:nsid w:val="4A4D400D"/>
     <w:multiLevelType w:val="hybridMultilevel"/>
     <w:tmpl w:val="5262CD24"/>
@@ -19241,7 +21366,7 @@
       </w:pPr>
     </w:lvl>
   </w:abstractNum>
-  <w:abstractNum w:abstractNumId="21" w15:restartNumberingAfterBreak="0">
+  <w:abstractNum w:abstractNumId="26" w15:restartNumberingAfterBreak="0">
     <w:nsid w:val="4AD640F2"/>
     <w:multiLevelType w:val="multilevel"/>
     <w:tmpl w:val="5E44F4FA"/>
@@ -19354,7 +21479,7 @@
       </w:pPr>
     </w:lvl>
   </w:abstractNum>
-  <w:abstractNum w:abstractNumId="22" w15:restartNumberingAfterBreak="0">
+  <w:abstractNum w:abstractNumId="27" w15:restartNumberingAfterBreak="0">
     <w:nsid w:val="52067C69"/>
     <w:multiLevelType w:val="multilevel"/>
     <w:tmpl w:val="194E1F3C"/>
@@ -19503,7 +21628,7 @@
       </w:rPr>
     </w:lvl>
   </w:abstractNum>
-  <w:abstractNum w:abstractNumId="23" w15:restartNumberingAfterBreak="0">
+  <w:abstractNum w:abstractNumId="28" w15:restartNumberingAfterBreak="0">
     <w:nsid w:val="5314774E"/>
     <w:multiLevelType w:val="hybridMultilevel"/>
     <w:tmpl w:val="D3E8FC52"/>
@@ -19592,7 +21717,7 @@
       </w:pPr>
     </w:lvl>
   </w:abstractNum>
-  <w:abstractNum w:abstractNumId="24" w15:restartNumberingAfterBreak="0">
+  <w:abstractNum w:abstractNumId="29" w15:restartNumberingAfterBreak="0">
     <w:nsid w:val="56333C7E"/>
     <w:multiLevelType w:val="multilevel"/>
     <w:tmpl w:val="F5F0BC4C"/>
@@ -19741,7 +21866,7 @@
       </w:rPr>
     </w:lvl>
   </w:abstractNum>
-  <w:abstractNum w:abstractNumId="25" w15:restartNumberingAfterBreak="0">
+  <w:abstractNum w:abstractNumId="30" w15:restartNumberingAfterBreak="0">
     <w:nsid w:val="5E2456C5"/>
     <w:multiLevelType w:val="multilevel"/>
     <w:tmpl w:val="FB02087A"/>
@@ -19890,7 +22015,7 @@
       </w:rPr>
     </w:lvl>
   </w:abstractNum>
-  <w:abstractNum w:abstractNumId="26" w15:restartNumberingAfterBreak="0">
+  <w:abstractNum w:abstractNumId="31" w15:restartNumberingAfterBreak="0">
     <w:nsid w:val="5EC45E56"/>
     <w:multiLevelType w:val="multilevel"/>
     <w:tmpl w:val="C21AD97C"/>
@@ -20039,7 +22164,96 @@
       </w:rPr>
     </w:lvl>
   </w:abstractNum>
-  <w:abstractNum w:abstractNumId="27" w15:restartNumberingAfterBreak="0">
+  <w:abstractNum w:abstractNumId="32" w15:restartNumberingAfterBreak="0">
+    <w:nsid w:val="60404983"/>
+    <w:multiLevelType w:val="hybridMultilevel"/>
+    <w:tmpl w:val="5E5C75E2"/>
+    <w:lvl w:ilvl="0" w:tplc="040C0019">
+      <w:start w:val="1"/>
+      <w:numFmt w:val="lowerLetter"/>
+      <w:lvlText w:val="%1."/>
+      <w:lvlJc w:val="left"/>
+      <w:pPr>
+        <w:ind w:left="720" w:hanging="360"/>
+      </w:pPr>
+      <w:rPr>
+        <w:rFonts w:hint="default"/>
+      </w:rPr>
+    </w:lvl>
+    <w:lvl w:ilvl="1" w:tplc="040C0019" w:tentative="1">
+      <w:start w:val="1"/>
+      <w:numFmt w:val="lowerLetter"/>
+      <w:lvlText w:val="%2."/>
+      <w:lvlJc w:val="left"/>
+      <w:pPr>
+        <w:ind w:left="1440" w:hanging="360"/>
+      </w:pPr>
+    </w:lvl>
+    <w:lvl w:ilvl="2" w:tplc="040C001B" w:tentative="1">
+      <w:start w:val="1"/>
+      <w:numFmt w:val="lowerRoman"/>
+      <w:lvlText w:val="%3."/>
+      <w:lvlJc w:val="right"/>
+      <w:pPr>
+        <w:ind w:left="2160" w:hanging="180"/>
+      </w:pPr>
+    </w:lvl>
+    <w:lvl w:ilvl="3" w:tplc="040C000F" w:tentative="1">
+      <w:start w:val="1"/>
+      <w:numFmt w:val="decimal"/>
+      <w:lvlText w:val="%4."/>
+      <w:lvlJc w:val="left"/>
+      <w:pPr>
+        <w:ind w:left="2880" w:hanging="360"/>
+      </w:pPr>
+    </w:lvl>
+    <w:lvl w:ilvl="4" w:tplc="040C0019" w:tentative="1">
+      <w:start w:val="1"/>
+      <w:numFmt w:val="lowerLetter"/>
+      <w:lvlText w:val="%5."/>
+      <w:lvlJc w:val="left"/>
+      <w:pPr>
+        <w:ind w:left="3600" w:hanging="360"/>
+      </w:pPr>
+    </w:lvl>
+    <w:lvl w:ilvl="5" w:tplc="040C001B" w:tentative="1">
+      <w:start w:val="1"/>
+      <w:numFmt w:val="lowerRoman"/>
+      <w:lvlText w:val="%6."/>
+      <w:lvlJc w:val="right"/>
+      <w:pPr>
+        <w:ind w:left="4320" w:hanging="180"/>
+      </w:pPr>
+    </w:lvl>
+    <w:lvl w:ilvl="6" w:tplc="040C000F" w:tentative="1">
+      <w:start w:val="1"/>
+      <w:numFmt w:val="decimal"/>
+      <w:lvlText w:val="%7."/>
+      <w:lvlJc w:val="left"/>
+      <w:pPr>
+        <w:ind w:left="5040" w:hanging="360"/>
+      </w:pPr>
+    </w:lvl>
+    <w:lvl w:ilvl="7" w:tplc="040C0019" w:tentative="1">
+      <w:start w:val="1"/>
+      <w:numFmt w:val="lowerLetter"/>
+      <w:lvlText w:val="%8."/>
+      <w:lvlJc w:val="left"/>
+      <w:pPr>
+        <w:ind w:left="5760" w:hanging="360"/>
+      </w:pPr>
+    </w:lvl>
+    <w:lvl w:ilvl="8" w:tplc="040C001B" w:tentative="1">
+      <w:start w:val="1"/>
+      <w:numFmt w:val="lowerRoman"/>
+      <w:lvlText w:val="%9."/>
+      <w:lvlJc w:val="right"/>
+      <w:pPr>
+        <w:ind w:left="6480" w:hanging="180"/>
+      </w:pPr>
+    </w:lvl>
+  </w:abstractNum>
+  <w:abstractNum w:abstractNumId="33" w15:restartNumberingAfterBreak="0">
     <w:nsid w:val="60486CE8"/>
     <w:multiLevelType w:val="multilevel"/>
     <w:tmpl w:val="A2F8B7B2"/>
@@ -20188,7 +22402,7 @@
       </w:rPr>
     </w:lvl>
   </w:abstractNum>
-  <w:abstractNum w:abstractNumId="28" w15:restartNumberingAfterBreak="0">
+  <w:abstractNum w:abstractNumId="34" w15:restartNumberingAfterBreak="0">
     <w:nsid w:val="65D444B8"/>
     <w:multiLevelType w:val="multilevel"/>
     <w:tmpl w:val="21C02BB8"/>
@@ -20301,7 +22515,7 @@
       </w:pPr>
     </w:lvl>
   </w:abstractNum>
-  <w:abstractNum w:abstractNumId="29" w15:restartNumberingAfterBreak="0">
+  <w:abstractNum w:abstractNumId="35" w15:restartNumberingAfterBreak="0">
     <w:nsid w:val="666F04EB"/>
     <w:multiLevelType w:val="multilevel"/>
     <w:tmpl w:val="ACE20D54"/>
@@ -20422,7 +22636,156 @@
       </w:rPr>
     </w:lvl>
   </w:abstractNum>
-  <w:abstractNum w:abstractNumId="30" w15:restartNumberingAfterBreak="0">
+  <w:abstractNum w:abstractNumId="36" w15:restartNumberingAfterBreak="0">
+    <w:nsid w:val="676A2D6D"/>
+    <w:multiLevelType w:val="multilevel"/>
+    <w:tmpl w:val="AEBE4106"/>
+    <w:lvl w:ilvl="0">
+      <w:start w:val="1"/>
+      <w:numFmt w:val="bullet"/>
+      <w:lvlText w:val=""/>
+      <w:lvlJc w:val="left"/>
+      <w:pPr>
+        <w:tabs>
+          <w:tab w:val="num" w:pos="720"/>
+        </w:tabs>
+        <w:ind w:left="720" w:hanging="360"/>
+      </w:pPr>
+      <w:rPr>
+        <w:rFonts w:ascii="Symbol" w:hAnsi="Symbol" w:hint="default"/>
+        <w:sz w:val="20"/>
+      </w:rPr>
+    </w:lvl>
+    <w:lvl w:ilvl="1" w:tentative="1">
+      <w:start w:val="1"/>
+      <w:numFmt w:val="bullet"/>
+      <w:lvlText w:val="o"/>
+      <w:lvlJc w:val="left"/>
+      <w:pPr>
+        <w:tabs>
+          <w:tab w:val="num" w:pos="1440"/>
+        </w:tabs>
+        <w:ind w:left="1440" w:hanging="360"/>
+      </w:pPr>
+      <w:rPr>
+        <w:rFonts w:ascii="Courier New" w:hAnsi="Courier New" w:hint="default"/>
+        <w:sz w:val="20"/>
+      </w:rPr>
+    </w:lvl>
+    <w:lvl w:ilvl="2" w:tentative="1">
+      <w:start w:val="1"/>
+      <w:numFmt w:val="bullet"/>
+      <w:lvlText w:val=""/>
+      <w:lvlJc w:val="left"/>
+      <w:pPr>
+        <w:tabs>
+          <w:tab w:val="num" w:pos="2160"/>
+        </w:tabs>
+        <w:ind w:left="2160" w:hanging="360"/>
+      </w:pPr>
+      <w:rPr>
+        <w:rFonts w:ascii="Wingdings" w:hAnsi="Wingdings" w:hint="default"/>
+        <w:sz w:val="20"/>
+      </w:rPr>
+    </w:lvl>
+    <w:lvl w:ilvl="3" w:tentative="1">
+      <w:start w:val="1"/>
+      <w:numFmt w:val="bullet"/>
+      <w:lvlText w:val=""/>
+      <w:lvlJc w:val="left"/>
+      <w:pPr>
+        <w:tabs>
+          <w:tab w:val="num" w:pos="2880"/>
+        </w:tabs>
+        <w:ind w:left="2880" w:hanging="360"/>
+      </w:pPr>
+      <w:rPr>
+        <w:rFonts w:ascii="Wingdings" w:hAnsi="Wingdings" w:hint="default"/>
+        <w:sz w:val="20"/>
+      </w:rPr>
+    </w:lvl>
+    <w:lvl w:ilvl="4" w:tentative="1">
+      <w:start w:val="1"/>
+      <w:numFmt w:val="bullet"/>
+      <w:lvlText w:val=""/>
+      <w:lvlJc w:val="left"/>
+      <w:pPr>
+        <w:tabs>
+          <w:tab w:val="num" w:pos="3600"/>
+        </w:tabs>
+        <w:ind w:left="3600" w:hanging="360"/>
+      </w:pPr>
+      <w:rPr>
+        <w:rFonts w:ascii="Wingdings" w:hAnsi="Wingdings" w:hint="default"/>
+        <w:sz w:val="20"/>
+      </w:rPr>
+    </w:lvl>
+    <w:lvl w:ilvl="5" w:tentative="1">
+      <w:start w:val="1"/>
+      <w:numFmt w:val="bullet"/>
+      <w:lvlText w:val=""/>
+      <w:lvlJc w:val="left"/>
+      <w:pPr>
+        <w:tabs>
+          <w:tab w:val="num" w:pos="4320"/>
+        </w:tabs>
+        <w:ind w:left="4320" w:hanging="360"/>
+      </w:pPr>
+      <w:rPr>
+        <w:rFonts w:ascii="Wingdings" w:hAnsi="Wingdings" w:hint="default"/>
+        <w:sz w:val="20"/>
+      </w:rPr>
+    </w:lvl>
+    <w:lvl w:ilvl="6" w:tentative="1">
+      <w:start w:val="1"/>
+      <w:numFmt w:val="bullet"/>
+      <w:lvlText w:val=""/>
+      <w:lvlJc w:val="left"/>
+      <w:pPr>
+        <w:tabs>
+          <w:tab w:val="num" w:pos="5040"/>
+        </w:tabs>
+        <w:ind w:left="5040" w:hanging="360"/>
+      </w:pPr>
+      <w:rPr>
+        <w:rFonts w:ascii="Wingdings" w:hAnsi="Wingdings" w:hint="default"/>
+        <w:sz w:val="20"/>
+      </w:rPr>
+    </w:lvl>
+    <w:lvl w:ilvl="7" w:tentative="1">
+      <w:start w:val="1"/>
+      <w:numFmt w:val="bullet"/>
+      <w:lvlText w:val=""/>
+      <w:lvlJc w:val="left"/>
+      <w:pPr>
+        <w:tabs>
+          <w:tab w:val="num" w:pos="5760"/>
+        </w:tabs>
+        <w:ind w:left="5760" w:hanging="360"/>
+      </w:pPr>
+      <w:rPr>
+        <w:rFonts w:ascii="Wingdings" w:hAnsi="Wingdings" w:hint="default"/>
+        <w:sz w:val="20"/>
+      </w:rPr>
+    </w:lvl>
+    <w:lvl w:ilvl="8" w:tentative="1">
+      <w:start w:val="1"/>
+      <w:numFmt w:val="bullet"/>
+      <w:lvlText w:val=""/>
+      <w:lvlJc w:val="left"/>
+      <w:pPr>
+        <w:tabs>
+          <w:tab w:val="num" w:pos="6480"/>
+        </w:tabs>
+        <w:ind w:left="6480" w:hanging="360"/>
+      </w:pPr>
+      <w:rPr>
+        <w:rFonts w:ascii="Wingdings" w:hAnsi="Wingdings" w:hint="default"/>
+        <w:sz w:val="20"/>
+      </w:rPr>
+    </w:lvl>
+  </w:abstractNum>
+  <w:abstractNum w:abstractNumId="37" w15:restartNumberingAfterBreak="0">
     <w:nsid w:val="6BDD42F7"/>
     <w:multiLevelType w:val="multilevel"/>
     <w:tmpl w:val="ACE20D54"/>
@@ -20543,7 +22906,7 @@
       </w:rPr>
     </w:lvl>
   </w:abstractNum>
-  <w:abstractNum w:abstractNumId="31" w15:restartNumberingAfterBreak="0">
+  <w:abstractNum w:abstractNumId="38" w15:restartNumberingAfterBreak="0">
     <w:nsid w:val="785D4DDE"/>
     <w:multiLevelType w:val="multilevel"/>
     <w:tmpl w:val="028AAF5E"/>
@@ -20692,7 +23055,7 @@
       </w:rPr>
     </w:lvl>
   </w:abstractNum>
-  <w:abstractNum w:abstractNumId="32" w15:restartNumberingAfterBreak="0">
+  <w:abstractNum w:abstractNumId="39" w15:restartNumberingAfterBreak="0">
     <w:nsid w:val="7AA012F8"/>
     <w:multiLevelType w:val="multilevel"/>
     <w:tmpl w:val="ACE20D54"/>
@@ -20813,7 +23176,7 @@
       </w:rPr>
     </w:lvl>
   </w:abstractNum>
-  <w:abstractNum w:abstractNumId="33" w15:restartNumberingAfterBreak="0">
+  <w:abstractNum w:abstractNumId="40" w15:restartNumberingAfterBreak="0">
     <w:nsid w:val="7CA9444C"/>
     <w:multiLevelType w:val="hybridMultilevel"/>
     <w:tmpl w:val="651C4960"/>
@@ -20903,106 +23266,127 @@
     </w:lvl>
   </w:abstractNum>
   <w:num w:numId="1" w16cid:durableId="841310584">
-    <w:abstractNumId w:val="6"/>
+    <w:abstractNumId w:val="9"/>
   </w:num>
   <w:num w:numId="2" w16cid:durableId="1594972202">
     <w:abstractNumId w:val="2"/>
   </w:num>
   <w:num w:numId="3" w16cid:durableId="275715899">
-    <w:abstractNumId w:val="16"/>
+    <w:abstractNumId w:val="20"/>
   </w:num>
   <w:num w:numId="4" w16cid:durableId="1472863184">
-    <w:abstractNumId w:val="10"/>
+    <w:abstractNumId w:val="14"/>
   </w:num>
   <w:num w:numId="5" w16cid:durableId="1159925740">
-    <w:abstractNumId w:val="11"/>
+    <w:abstractNumId w:val="15"/>
   </w:num>
   <w:num w:numId="6" w16cid:durableId="1909801930">
-    <w:abstractNumId w:val="29"/>
+    <w:abstractNumId w:val="35"/>
   </w:num>
   <w:num w:numId="7" w16cid:durableId="552887208">
-    <w:abstractNumId w:val="4"/>
+    <w:abstractNumId w:val="6"/>
   </w:num>
   <w:num w:numId="8" w16cid:durableId="855585057">
-    <w:abstractNumId w:val="17"/>
+    <w:abstractNumId w:val="21"/>
   </w:num>
   <w:num w:numId="9" w16cid:durableId="1608730790">
     <w:abstractNumId w:val="3"/>
   </w:num>
   <w:num w:numId="10" w16cid:durableId="399207658">
-    <w:abstractNumId w:val="12"/>
+    <w:abstractNumId w:val="16"/>
   </w:num>
   <w:num w:numId="11" w16cid:durableId="1442535566">
-    <w:abstractNumId w:val="5"/>
+    <w:abstractNumId w:val="8"/>
   </w:num>
   <w:num w:numId="12" w16cid:durableId="1422797887">
-    <w:abstractNumId w:val="14"/>
+    <w:abstractNumId w:val="18"/>
   </w:num>
   <w:num w:numId="13" w16cid:durableId="1533304226">
-    <w:abstractNumId w:val="30"/>
+    <w:abstractNumId w:val="37"/>
   </w:num>
   <w:num w:numId="14" w16cid:durableId="1665821459">
     <w:abstractNumId w:val="0"/>
   </w:num>
   <w:num w:numId="15" w16cid:durableId="2110736037">
-    <w:abstractNumId w:val="32"/>
+    <w:abstractNumId w:val="39"/>
   </w:num>
   <w:num w:numId="16" w16cid:durableId="2064985988">
-    <w:abstractNumId w:val="21"/>
+    <w:abstractNumId w:val="26"/>
   </w:num>
   <w:num w:numId="17" w16cid:durableId="626592423">
+    <w:abstractNumId w:val="29"/>
+  </w:num>
+  <w:num w:numId="18" w16cid:durableId="1584298615">
+    <w:abstractNumId w:val="17"/>
+  </w:num>
+  <w:num w:numId="19" w16cid:durableId="964197188">
+    <w:abstractNumId w:val="11"/>
+  </w:num>
+  <w:num w:numId="20" w16cid:durableId="529535993">
+    <w:abstractNumId w:val="23"/>
+  </w:num>
+  <w:num w:numId="21" w16cid:durableId="1402094937">
+    <w:abstractNumId w:val="30"/>
+  </w:num>
+  <w:num w:numId="22" w16cid:durableId="1466776681">
+    <w:abstractNumId w:val="19"/>
+  </w:num>
+  <w:num w:numId="23" w16cid:durableId="747193291">
     <w:abstractNumId w:val="24"/>
   </w:num>
-  <w:num w:numId="18" w16cid:durableId="1584298615">
+  <w:num w:numId="24" w16cid:durableId="716320516">
+    <w:abstractNumId w:val="38"/>
+  </w:num>
+  <w:num w:numId="25" w16cid:durableId="972713769">
+    <w:abstractNumId w:val="28"/>
+  </w:num>
+  <w:num w:numId="26" w16cid:durableId="1283684519">
+    <w:abstractNumId w:val="27"/>
+  </w:num>
+  <w:num w:numId="27" w16cid:durableId="1224490668">
+    <w:abstractNumId w:val="34"/>
+  </w:num>
+  <w:num w:numId="28" w16cid:durableId="1873032351">
     <w:abstractNumId w:val="13"/>
   </w:num>
-  <w:num w:numId="19" w16cid:durableId="964197188">
-    <w:abstractNumId w:val="7"/>
+  <w:num w:numId="29" w16cid:durableId="1617175044">
+    <w:abstractNumId w:val="40"/>
   </w:num>
-  <w:num w:numId="20" w16cid:durableId="529535993">
-    <w:abstractNumId w:val="18"/>
+  <w:num w:numId="30" w16cid:durableId="1875078176">
+    <w:abstractNumId w:val="33"/>
   </w:num>
-  <w:num w:numId="21" w16cid:durableId="1402094937">
-    <w:abstractNumId w:val="25"/>
-  </w:num>
-  <w:num w:numId="22" w16cid:durableId="1466776681">
-    <w:abstractNumId w:val="15"/>
-  </w:num>
-  <w:num w:numId="23" w16cid:durableId="747193291">
-    <w:abstractNumId w:val="19"/>
-  </w:num>
-  <w:num w:numId="24" w16cid:durableId="716320516">
+  <w:num w:numId="31" w16cid:durableId="372576784">
     <w:abstractNumId w:val="31"/>
   </w:num>
-  <w:num w:numId="25" w16cid:durableId="972713769">
-    <w:abstractNumId w:val="23"/>
-  </w:num>
-  <w:num w:numId="26" w16cid:durableId="1283684519">
-    <w:abstractNumId w:val="22"/>
-  </w:num>
-  <w:num w:numId="27" w16cid:durableId="1224490668">
-    <w:abstractNumId w:val="28"/>
-  </w:num>
-  <w:num w:numId="28" w16cid:durableId="1873032351">
-    <w:abstractNumId w:val="9"/>
-  </w:num>
-  <w:num w:numId="29" w16cid:durableId="1617175044">
-    <w:abstractNumId w:val="33"/>
-  </w:num>
-  <w:num w:numId="30" w16cid:durableId="1875078176">
-    <w:abstractNumId w:val="27"/>
-  </w:num>
-  <w:num w:numId="31" w16cid:durableId="372576784">
-    <w:abstractNumId w:val="26"/>
-  </w:num>
   <w:num w:numId="32" w16cid:durableId="1723014304">
-    <w:abstractNumId w:val="8"/>
+    <w:abstractNumId w:val="12"/>
   </w:num>
   <w:num w:numId="33" w16cid:durableId="1239051503">
     <w:abstractNumId w:val="1"/>
   </w:num>
   <w:num w:numId="34" w16cid:durableId="1498230749">
-    <w:abstractNumId w:val="20"/>
+    <w:abstractNumId w:val="25"/>
+  </w:num>
+  <w:num w:numId="35" w16cid:durableId="1991134787">
+    <w:abstractNumId w:val="22"/>
+  </w:num>
+  <w:num w:numId="36" w16cid:durableId="747656285">
+    <w:abstractNumId w:val="4"/>
+  </w:num>
+  <w:num w:numId="37" w16cid:durableId="210506122">
+    <w:abstractNumId w:val="36"/>
+  </w:num>
+  <w:num w:numId="38" w16cid:durableId="75251913">
+    <w:abstractNumId w:val="5"/>
+  </w:num>
+  <w:num w:numId="39" w16cid:durableId="2012829342">
+    <w:abstractNumId w:val="32"/>
+  </w:num>
+  <w:num w:numId="40" w16cid:durableId="33316699">
+    <w:abstractNumId w:val="7"/>
+  </w:num>
+  <w:num w:numId="41" w16cid:durableId="597492228">
+    <w:abstractNumId w:val="10"/>
   </w:num>
 </w:numbering>
 </file>
@@ -21409,11 +23793,11 @@
     <w:qFormat/>
     <w:rsid w:val="007B0021"/>
   </w:style>
-  <w:style w:type="paragraph" w:styleId="Titre1">
+  <w:style w:type="paragraph" w:styleId="Heading1">
     <w:name w:val="heading 1"/>
     <w:basedOn w:val="Normal"/>
     <w:next w:val="Normal"/>
-    <w:link w:val="Titre1Car"/>
+    <w:link w:val="Heading1Char"/>
     <w:uiPriority w:val="9"/>
     <w:qFormat/>
     <w:rsid w:val="007B0021"/>
@@ -21430,11 +23814,11 @@
       <w:szCs w:val="40"/>
     </w:rPr>
   </w:style>
-  <w:style w:type="paragraph" w:styleId="Titre2">
+  <w:style w:type="paragraph" w:styleId="Heading2">
     <w:name w:val="heading 2"/>
     <w:basedOn w:val="Normal"/>
     <w:next w:val="Normal"/>
-    <w:link w:val="Titre2Car"/>
+    <w:link w:val="Heading2Char"/>
     <w:uiPriority w:val="9"/>
     <w:unhideWhenUsed/>
     <w:qFormat/>
@@ -21452,11 +23836,11 @@
       <w:szCs w:val="32"/>
     </w:rPr>
   </w:style>
-  <w:style w:type="paragraph" w:styleId="Titre3">
+  <w:style w:type="paragraph" w:styleId="Heading3">
     <w:name w:val="heading 3"/>
     <w:basedOn w:val="Normal"/>
     <w:next w:val="Normal"/>
-    <w:link w:val="Titre3Car"/>
+    <w:link w:val="Heading3Char"/>
     <w:uiPriority w:val="9"/>
     <w:unhideWhenUsed/>
     <w:qFormat/>
@@ -21474,13 +23858,12 @@
       <w:szCs w:val="28"/>
     </w:rPr>
   </w:style>
-  <w:style w:type="paragraph" w:styleId="Titre4">
+  <w:style w:type="paragraph" w:styleId="Heading4">
     <w:name w:val="heading 4"/>
     <w:basedOn w:val="Normal"/>
     <w:next w:val="Normal"/>
-    <w:link w:val="Titre4Car"/>
+    <w:link w:val="Heading4Char"/>
     <w:uiPriority w:val="9"/>
-    <w:semiHidden/>
     <w:unhideWhenUsed/>
     <w:qFormat/>
     <w:rsid w:val="007B0021"/>
@@ -21497,11 +23880,11 @@
       <w:color w:val="2F5496" w:themeColor="accent1" w:themeShade="BF"/>
     </w:rPr>
   </w:style>
-  <w:style w:type="paragraph" w:styleId="Titre5">
+  <w:style w:type="paragraph" w:styleId="Heading5">
     <w:name w:val="heading 5"/>
     <w:basedOn w:val="Normal"/>
     <w:next w:val="Normal"/>
-    <w:link w:val="Titre5Car"/>
+    <w:link w:val="Heading5Char"/>
     <w:uiPriority w:val="9"/>
     <w:semiHidden/>
     <w:unhideWhenUsed/>
@@ -21518,11 +23901,11 @@
       <w:color w:val="2F5496" w:themeColor="accent1" w:themeShade="BF"/>
     </w:rPr>
   </w:style>
-  <w:style w:type="paragraph" w:styleId="Titre6">
+  <w:style w:type="paragraph" w:styleId="Heading6">
     <w:name w:val="heading 6"/>
     <w:basedOn w:val="Normal"/>
     <w:next w:val="Normal"/>
-    <w:link w:val="Titre6Car"/>
+    <w:link w:val="Heading6Char"/>
     <w:uiPriority w:val="9"/>
     <w:semiHidden/>
     <w:unhideWhenUsed/>
@@ -21541,11 +23924,11 @@
       <w:color w:val="595959" w:themeColor="text1" w:themeTint="A6"/>
     </w:rPr>
   </w:style>
-  <w:style w:type="paragraph" w:styleId="Titre7">
+  <w:style w:type="paragraph" w:styleId="Heading7">
     <w:name w:val="heading 7"/>
     <w:basedOn w:val="Normal"/>
     <w:next w:val="Normal"/>
-    <w:link w:val="Titre7Car"/>
+    <w:link w:val="Heading7Char"/>
     <w:uiPriority w:val="9"/>
     <w:semiHidden/>
     <w:unhideWhenUsed/>
@@ -21562,11 +23945,11 @@
       <w:color w:val="595959" w:themeColor="text1" w:themeTint="A6"/>
     </w:rPr>
   </w:style>
-  <w:style w:type="paragraph" w:styleId="Titre8">
+  <w:style w:type="paragraph" w:styleId="Heading8">
     <w:name w:val="heading 8"/>
     <w:basedOn w:val="Normal"/>
     <w:next w:val="Normal"/>
-    <w:link w:val="Titre8Car"/>
+    <w:link w:val="Heading8Char"/>
     <w:uiPriority w:val="9"/>
     <w:semiHidden/>
     <w:unhideWhenUsed/>
@@ -21585,11 +23968,11 @@
       <w:color w:val="272727" w:themeColor="text1" w:themeTint="D8"/>
     </w:rPr>
   </w:style>
-  <w:style w:type="paragraph" w:styleId="Titre9">
+  <w:style w:type="paragraph" w:styleId="Heading9">
     <w:name w:val="heading 9"/>
     <w:basedOn w:val="Normal"/>
     <w:next w:val="Normal"/>
-    <w:link w:val="Titre9Car"/>
+    <w:link w:val="Heading9Char"/>
     <w:uiPriority w:val="9"/>
     <w:semiHidden/>
     <w:unhideWhenUsed/>
@@ -21606,12 +23989,12 @@
       <w:color w:val="272727" w:themeColor="text1" w:themeTint="D8"/>
     </w:rPr>
   </w:style>
-  <w:style w:type="character" w:default="1" w:styleId="Policepardfaut">
+  <w:style w:type="character" w:default="1" w:styleId="DefaultParagraphFont">
     <w:name w:val="Default Paragraph Font"/>
     <w:uiPriority w:val="1"/>
     <w:unhideWhenUsed/>
   </w:style>
-  <w:style w:type="table" w:default="1" w:styleId="TableauNormal">
+  <w:style w:type="table" w:default="1" w:styleId="TableNormal">
     <w:name w:val="Normal Table"/>
     <w:uiPriority w:val="99"/>
     <w:semiHidden/>
@@ -21626,16 +24009,16 @@
       </w:tblCellMar>
     </w:tblPr>
   </w:style>
-  <w:style w:type="numbering" w:default="1" w:styleId="Aucuneliste">
+  <w:style w:type="numbering" w:default="1" w:styleId="NoList">
     <w:name w:val="No List"/>
     <w:uiPriority w:val="99"/>
     <w:semiHidden/>
     <w:unhideWhenUsed/>
   </w:style>
-  <w:style w:type="character" w:customStyle="1" w:styleId="Titre1Car">
-    <w:name w:val="Titre 1 Car"/>
-    <w:basedOn w:val="Policepardfaut"/>
-    <w:link w:val="Titre1"/>
+  <w:style w:type="character" w:customStyle="1" w:styleId="Heading1Char">
+    <w:name w:val="Heading 1 Char"/>
+    <w:basedOn w:val="DefaultParagraphFont"/>
+    <w:link w:val="Heading1"/>
     <w:uiPriority w:val="9"/>
     <w:rsid w:val="007B0021"/>
     <w:rPr>
@@ -21645,10 +24028,10 @@
       <w:szCs w:val="40"/>
     </w:rPr>
   </w:style>
-  <w:style w:type="character" w:customStyle="1" w:styleId="Titre2Car">
-    <w:name w:val="Titre 2 Car"/>
-    <w:basedOn w:val="Policepardfaut"/>
-    <w:link w:val="Titre2"/>
+  <w:style w:type="character" w:customStyle="1" w:styleId="Heading2Char">
+    <w:name w:val="Heading 2 Char"/>
+    <w:basedOn w:val="DefaultParagraphFont"/>
+    <w:link w:val="Heading2"/>
     <w:uiPriority w:val="9"/>
     <w:rsid w:val="007B0021"/>
     <w:rPr>
@@ -21658,10 +24041,10 @@
       <w:szCs w:val="32"/>
     </w:rPr>
   </w:style>
-  <w:style w:type="character" w:customStyle="1" w:styleId="Titre3Car">
-    <w:name w:val="Titre 3 Car"/>
-    <w:basedOn w:val="Policepardfaut"/>
-    <w:link w:val="Titre3"/>
+  <w:style w:type="character" w:customStyle="1" w:styleId="Heading3Char">
+    <w:name w:val="Heading 3 Char"/>
+    <w:basedOn w:val="DefaultParagraphFont"/>
+    <w:link w:val="Heading3"/>
     <w:uiPriority w:val="9"/>
     <w:rsid w:val="007B0021"/>
     <w:rPr>
@@ -21671,12 +24054,11 @@
       <w:szCs w:val="28"/>
     </w:rPr>
   </w:style>
-  <w:style w:type="character" w:customStyle="1" w:styleId="Titre4Car">
-    <w:name w:val="Titre 4 Car"/>
-    <w:basedOn w:val="Policepardfaut"/>
-    <w:link w:val="Titre4"/>
+  <w:style w:type="character" w:customStyle="1" w:styleId="Heading4Char">
+    <w:name w:val="Heading 4 Char"/>
+    <w:basedOn w:val="DefaultParagraphFont"/>
+    <w:link w:val="Heading4"/>
     <w:uiPriority w:val="9"/>
-    <w:semiHidden/>
     <w:rsid w:val="007B0021"/>
     <w:rPr>
       <w:rFonts w:eastAsiaTheme="majorEastAsia" w:cstheme="majorBidi"/>
@@ -21685,10 +24067,10 @@
       <w:color w:val="2F5496" w:themeColor="accent1" w:themeShade="BF"/>
     </w:rPr>
   </w:style>
-  <w:style w:type="character" w:customStyle="1" w:styleId="Titre5Car">
-    <w:name w:val="Titre 5 Car"/>
-    <w:basedOn w:val="Policepardfaut"/>
-    <w:link w:val="Titre5"/>
+  <w:style w:type="character" w:customStyle="1" w:styleId="Heading5Char">
+    <w:name w:val="Heading 5 Char"/>
+    <w:basedOn w:val="DefaultParagraphFont"/>
+    <w:link w:val="Heading5"/>
     <w:uiPriority w:val="9"/>
     <w:semiHidden/>
     <w:rsid w:val="007B0021"/>
@@ -21697,10 +24079,10 @@
       <w:color w:val="2F5496" w:themeColor="accent1" w:themeShade="BF"/>
     </w:rPr>
   </w:style>
-  <w:style w:type="character" w:customStyle="1" w:styleId="Titre6Car">
-    <w:name w:val="Titre 6 Car"/>
-    <w:basedOn w:val="Policepardfaut"/>
-    <w:link w:val="Titre6"/>
+  <w:style w:type="character" w:customStyle="1" w:styleId="Heading6Char">
+    <w:name w:val="Heading 6 Char"/>
+    <w:basedOn w:val="DefaultParagraphFont"/>
+    <w:link w:val="Heading6"/>
     <w:uiPriority w:val="9"/>
     <w:semiHidden/>
     <w:rsid w:val="007B0021"/>
@@ -21711,10 +24093,10 @@
       <w:color w:val="595959" w:themeColor="text1" w:themeTint="A6"/>
     </w:rPr>
   </w:style>
-  <w:style w:type="character" w:customStyle="1" w:styleId="Titre7Car">
-    <w:name w:val="Titre 7 Car"/>
-    <w:basedOn w:val="Policepardfaut"/>
-    <w:link w:val="Titre7"/>
+  <w:style w:type="character" w:customStyle="1" w:styleId="Heading7Char">
+    <w:name w:val="Heading 7 Char"/>
+    <w:basedOn w:val="DefaultParagraphFont"/>
+    <w:link w:val="Heading7"/>
     <w:uiPriority w:val="9"/>
     <w:semiHidden/>
     <w:rsid w:val="007B0021"/>
@@ -21723,10 +24105,10 @@
       <w:color w:val="595959" w:themeColor="text1" w:themeTint="A6"/>
     </w:rPr>
   </w:style>
-  <w:style w:type="character" w:customStyle="1" w:styleId="Titre8Car">
-    <w:name w:val="Titre 8 Car"/>
-    <w:basedOn w:val="Policepardfaut"/>
-    <w:link w:val="Titre8"/>
+  <w:style w:type="character" w:customStyle="1" w:styleId="Heading8Char">
+    <w:name w:val="Heading 8 Char"/>
+    <w:basedOn w:val="DefaultParagraphFont"/>
+    <w:link w:val="Heading8"/>
     <w:uiPriority w:val="9"/>
     <w:semiHidden/>
     <w:rsid w:val="007B0021"/>
@@ -21737,10 +24119,10 @@
       <w:color w:val="272727" w:themeColor="text1" w:themeTint="D8"/>
     </w:rPr>
   </w:style>
-  <w:style w:type="character" w:customStyle="1" w:styleId="Titre9Car">
-    <w:name w:val="Titre 9 Car"/>
-    <w:basedOn w:val="Policepardfaut"/>
-    <w:link w:val="Titre9"/>
+  <w:style w:type="character" w:customStyle="1" w:styleId="Heading9Char">
+    <w:name w:val="Heading 9 Char"/>
+    <w:basedOn w:val="DefaultParagraphFont"/>
+    <w:link w:val="Heading9"/>
     <w:uiPriority w:val="9"/>
     <w:semiHidden/>
     <w:rsid w:val="007B0021"/>
@@ -21749,11 +24131,11 @@
       <w:color w:val="272727" w:themeColor="text1" w:themeTint="D8"/>
     </w:rPr>
   </w:style>
-  <w:style w:type="paragraph" w:styleId="Titre">
+  <w:style w:type="paragraph" w:styleId="Title">
     <w:name w:val="Title"/>
     <w:basedOn w:val="Normal"/>
     <w:next w:val="Normal"/>
-    <w:link w:val="TitreCar"/>
+    <w:link w:val="TitleChar"/>
     <w:uiPriority w:val="10"/>
     <w:qFormat/>
     <w:rsid w:val="007B0021"/>
@@ -21769,10 +24151,10 @@
       <w:szCs w:val="56"/>
     </w:rPr>
   </w:style>
-  <w:style w:type="character" w:customStyle="1" w:styleId="TitreCar">
-    <w:name w:val="Titre Car"/>
-    <w:basedOn w:val="Policepardfaut"/>
-    <w:link w:val="Titre"/>
+  <w:style w:type="character" w:customStyle="1" w:styleId="TitleChar">
+    <w:name w:val="Title Char"/>
+    <w:basedOn w:val="DefaultParagraphFont"/>
+    <w:link w:val="Title"/>
     <w:uiPriority w:val="10"/>
     <w:rsid w:val="007B0021"/>
     <w:rPr>
@@ -21783,11 +24165,11 @@
       <w:szCs w:val="56"/>
     </w:rPr>
   </w:style>
-  <w:style w:type="paragraph" w:styleId="Sous-titre">
+  <w:style w:type="paragraph" w:styleId="Subtitle">
     <w:name w:val="Subtitle"/>
     <w:basedOn w:val="Normal"/>
     <w:next w:val="Normal"/>
-    <w:link w:val="Sous-titreCar"/>
+    <w:link w:val="SubtitleChar"/>
     <w:uiPriority w:val="11"/>
     <w:qFormat/>
     <w:rsid w:val="007B0021"/>
@@ -21804,10 +24186,10 @@
       <w:szCs w:val="28"/>
     </w:rPr>
   </w:style>
-  <w:style w:type="character" w:customStyle="1" w:styleId="Sous-titreCar">
-    <w:name w:val="Sous-titre Car"/>
-    <w:basedOn w:val="Policepardfaut"/>
-    <w:link w:val="Sous-titre"/>
+  <w:style w:type="character" w:customStyle="1" w:styleId="SubtitleChar">
+    <w:name w:val="Subtitle Char"/>
+    <w:basedOn w:val="DefaultParagraphFont"/>
+    <w:link w:val="Subtitle"/>
     <w:uiPriority w:val="11"/>
     <w:rsid w:val="007B0021"/>
     <w:rPr>
@@ -21818,11 +24200,11 @@
       <w:szCs w:val="28"/>
     </w:rPr>
   </w:style>
-  <w:style w:type="paragraph" w:styleId="Citation">
+  <w:style w:type="paragraph" w:styleId="Quote">
     <w:name w:val="Quote"/>
     <w:basedOn w:val="Normal"/>
     <w:next w:val="Normal"/>
-    <w:link w:val="CitationCar"/>
+    <w:link w:val="QuoteChar"/>
     <w:uiPriority w:val="29"/>
     <w:qFormat/>
     <w:rsid w:val="007B0021"/>
@@ -21836,10 +24218,10 @@
       <w:color w:val="404040" w:themeColor="text1" w:themeTint="BF"/>
     </w:rPr>
   </w:style>
-  <w:style w:type="character" w:customStyle="1" w:styleId="CitationCar">
-    <w:name w:val="Citation Car"/>
-    <w:basedOn w:val="Policepardfaut"/>
-    <w:link w:val="Citation"/>
+  <w:style w:type="character" w:customStyle="1" w:styleId="QuoteChar">
+    <w:name w:val="Quote Char"/>
+    <w:basedOn w:val="DefaultParagraphFont"/>
+    <w:link w:val="Quote"/>
     <w:uiPriority w:val="29"/>
     <w:rsid w:val="007B0021"/>
     <w:rPr>
@@ -21848,7 +24230,7 @@
       <w:color w:val="404040" w:themeColor="text1" w:themeTint="BF"/>
     </w:rPr>
   </w:style>
-  <w:style w:type="paragraph" w:styleId="Paragraphedeliste">
+  <w:style w:type="paragraph" w:styleId="ListParagraph">
     <w:name w:val="List Paragraph"/>
     <w:basedOn w:val="Normal"/>
     <w:uiPriority w:val="34"/>
@@ -21859,9 +24241,9 @@
       <w:contextualSpacing/>
     </w:pPr>
   </w:style>
-  <w:style w:type="character" w:styleId="Accentuationintense">
+  <w:style w:type="character" w:styleId="IntenseEmphasis">
     <w:name w:val="Intense Emphasis"/>
-    <w:basedOn w:val="Policepardfaut"/>
+    <w:basedOn w:val="DefaultParagraphFont"/>
     <w:uiPriority w:val="21"/>
     <w:qFormat/>
     <w:rsid w:val="007B0021"/>
@@ -21871,11 +24253,11 @@
       <w:color w:val="2F5496" w:themeColor="accent1" w:themeShade="BF"/>
     </w:rPr>
   </w:style>
-  <w:style w:type="paragraph" w:styleId="Citationintense">
+  <w:style w:type="paragraph" w:styleId="IntenseQuote">
     <w:name w:val="Intense Quote"/>
     <w:basedOn w:val="Normal"/>
     <w:next w:val="Normal"/>
-    <w:link w:val="CitationintenseCar"/>
+    <w:link w:val="IntenseQuoteChar"/>
     <w:uiPriority w:val="30"/>
     <w:qFormat/>
     <w:rsid w:val="007B0021"/>
@@ -21894,10 +24276,10 @@
       <w:color w:val="2F5496" w:themeColor="accent1" w:themeShade="BF"/>
     </w:rPr>
   </w:style>
-  <w:style w:type="character" w:customStyle="1" w:styleId="CitationintenseCar">
-    <w:name w:val="Citation intense Car"/>
-    <w:basedOn w:val="Policepardfaut"/>
-    <w:link w:val="Citationintense"/>
+  <w:style w:type="character" w:customStyle="1" w:styleId="IntenseQuoteChar">
+    <w:name w:val="Intense Quote Char"/>
+    <w:basedOn w:val="DefaultParagraphFont"/>
+    <w:link w:val="IntenseQuote"/>
     <w:uiPriority w:val="30"/>
     <w:rsid w:val="007B0021"/>
     <w:rPr>
@@ -21906,9 +24288,9 @@
       <w:color w:val="2F5496" w:themeColor="accent1" w:themeShade="BF"/>
     </w:rPr>
   </w:style>
-  <w:style w:type="character" w:styleId="Rfrenceintense">
+  <w:style w:type="character" w:styleId="IntenseReference">
     <w:name w:val="Intense Reference"/>
-    <w:basedOn w:val="Policepardfaut"/>
+    <w:basedOn w:val="DefaultParagraphFont"/>
     <w:uiPriority w:val="32"/>
     <w:qFormat/>
     <w:rsid w:val="007B0021"/>
@@ -21920,10 +24302,10 @@
       <w:spacing w:val="5"/>
     </w:rPr>
   </w:style>
-  <w:style w:type="paragraph" w:styleId="En-tte">
+  <w:style w:type="paragraph" w:styleId="Header">
     <w:name w:val="header"/>
     <w:basedOn w:val="Normal"/>
-    <w:link w:val="En-tteCar"/>
+    <w:link w:val="HeaderChar"/>
     <w:uiPriority w:val="99"/>
     <w:unhideWhenUsed/>
     <w:rsid w:val="007B0021"/>
@@ -21935,17 +24317,17 @@
       <w:spacing w:after="0" w:line="240" w:lineRule="auto"/>
     </w:pPr>
   </w:style>
-  <w:style w:type="character" w:customStyle="1" w:styleId="En-tteCar">
-    <w:name w:val="En-tête Car"/>
-    <w:basedOn w:val="Policepardfaut"/>
-    <w:link w:val="En-tte"/>
+  <w:style w:type="character" w:customStyle="1" w:styleId="HeaderChar">
+    <w:name w:val="Header Char"/>
+    <w:basedOn w:val="DefaultParagraphFont"/>
+    <w:link w:val="Header"/>
     <w:uiPriority w:val="99"/>
     <w:rsid w:val="007B0021"/>
   </w:style>
-  <w:style w:type="paragraph" w:styleId="Pieddepage">
+  <w:style w:type="paragraph" w:styleId="Footer">
     <w:name w:val="footer"/>
     <w:basedOn w:val="Normal"/>
-    <w:link w:val="PieddepageCar"/>
+    <w:link w:val="FooterChar"/>
     <w:uiPriority w:val="99"/>
     <w:unhideWhenUsed/>
     <w:rsid w:val="007B0021"/>
@@ -21957,10 +24339,10 @@
       <w:spacing w:after="0" w:line="240" w:lineRule="auto"/>
     </w:pPr>
   </w:style>
-  <w:style w:type="character" w:customStyle="1" w:styleId="PieddepageCar">
-    <w:name w:val="Pied de page Car"/>
-    <w:basedOn w:val="Policepardfaut"/>
-    <w:link w:val="Pieddepage"/>
+  <w:style w:type="character" w:customStyle="1" w:styleId="FooterChar">
+    <w:name w:val="Footer Char"/>
+    <w:basedOn w:val="DefaultParagraphFont"/>
+    <w:link w:val="Footer"/>
     <w:uiPriority w:val="99"/>
     <w:rsid w:val="007B0021"/>
   </w:style>
@@ -21983,9 +24365,9 @@
       <w14:ligatures w14:val="none"/>
     </w:rPr>
   </w:style>
-  <w:style w:type="character" w:styleId="lev">
+  <w:style w:type="character" w:styleId="Strong">
     <w:name w:val="Strong"/>
-    <w:basedOn w:val="Policepardfaut"/>
+    <w:basedOn w:val="DefaultParagraphFont"/>
     <w:uiPriority w:val="22"/>
     <w:qFormat/>
     <w:rsid w:val="00583444"/>
@@ -21994,7 +24376,7 @@
       <w:bCs/>
     </w:rPr>
   </w:style>
-  <w:style w:type="paragraph" w:styleId="Lgende">
+  <w:style w:type="paragraph" w:styleId="Caption">
     <w:name w:val="caption"/>
     <w:basedOn w:val="Normal"/>
     <w:next w:val="Normal"/>
@@ -22015,12 +24397,12 @@
   </w:style>
   <w:style w:type="character" w:customStyle="1" w:styleId="whitespace-normal">
     <w:name w:val="whitespace-normal"/>
-    <w:basedOn w:val="Policepardfaut"/>
+    <w:basedOn w:val="DefaultParagraphFont"/>
     <w:rsid w:val="009D5882"/>
   </w:style>
-  <w:style w:type="paragraph" w:styleId="En-ttedetabledesmatires">
+  <w:style w:type="paragraph" w:styleId="TOCHeading">
     <w:name w:val="TOC Heading"/>
-    <w:basedOn w:val="Titre1"/>
+    <w:basedOn w:val="Heading1"/>
     <w:next w:val="Normal"/>
     <w:uiPriority w:val="39"/>
     <w:unhideWhenUsed/>
@@ -22038,7 +24420,7 @@
       <w14:ligatures w14:val="none"/>
     </w:rPr>
   </w:style>
-  <w:style w:type="paragraph" w:styleId="TM1">
+  <w:style w:type="paragraph" w:styleId="TOC1">
     <w:name w:val="toc 1"/>
     <w:basedOn w:val="Normal"/>
     <w:next w:val="Normal"/>
@@ -22050,7 +24432,7 @@
       <w:spacing w:after="100"/>
     </w:pPr>
   </w:style>
-  <w:style w:type="paragraph" w:styleId="TM2">
+  <w:style w:type="paragraph" w:styleId="TOC2">
     <w:name w:val="toc 2"/>
     <w:basedOn w:val="Normal"/>
     <w:next w:val="Normal"/>
@@ -22063,7 +24445,7 @@
       <w:ind w:left="220"/>
     </w:pPr>
   </w:style>
-  <w:style w:type="paragraph" w:styleId="TM3">
+  <w:style w:type="paragraph" w:styleId="TOC3">
     <w:name w:val="toc 3"/>
     <w:basedOn w:val="Normal"/>
     <w:next w:val="Normal"/>
@@ -22076,9 +24458,9 @@
       <w:ind w:left="440"/>
     </w:pPr>
   </w:style>
-  <w:style w:type="character" w:styleId="Lienhypertexte">
+  <w:style w:type="character" w:styleId="Hyperlink">
     <w:name w:val="Hyperlink"/>
-    <w:basedOn w:val="Policepardfaut"/>
+    <w:basedOn w:val="DefaultParagraphFont"/>
     <w:uiPriority w:val="99"/>
     <w:unhideWhenUsed/>
     <w:rsid w:val="00365902"/>
@@ -22087,9 +24469,9 @@
       <w:u w:val="single"/>
     </w:rPr>
   </w:style>
-  <w:style w:type="character" w:styleId="Mentionnonrsolue">
+  <w:style w:type="character" w:styleId="UnresolvedMention">
     <w:name w:val="Unresolved Mention"/>
-    <w:basedOn w:val="Policepardfaut"/>
+    <w:basedOn w:val="DefaultParagraphFont"/>
     <w:uiPriority w:val="99"/>
     <w:semiHidden/>
     <w:unhideWhenUsed/>
@@ -22173,14 +24555,14 @@
     <w:charset w:val="00"/>
     <w:family w:val="swiss"/>
     <w:pitch w:val="variable"/>
-    <w:sig w:usb0="E4002EFF" w:usb1="C200247B" w:usb2="00000009" w:usb3="00000000" w:csb0="000001FF" w:csb1="00000000"/>
+    <w:sig w:usb0="E4002EFF" w:usb1="C000247B" w:usb2="00000009" w:usb3="00000000" w:csb0="000001FF" w:csb1="00000000"/>
   </w:font>
   <w:font w:name="Calibri">
     <w:panose1 w:val="020F0502020204030204"/>
     <w:charset w:val="00"/>
     <w:family w:val="swiss"/>
     <w:pitch w:val="variable"/>
-    <w:sig w:usb0="E4002EFF" w:usb1="C200247B" w:usb2="00000009" w:usb3="00000000" w:csb0="000001FF" w:csb1="00000000"/>
+    <w:sig w:usb0="E4002EFF" w:usb1="C000247B" w:usb2="00000009" w:usb3="00000000" w:csb0="000001FF" w:csb1="00000000"/>
   </w:font>
   <w:font w:name="Arial">
     <w:panose1 w:val="020B0604020202020204"/>
@@ -22188,18 +24570,6 @@
     <w:family w:val="swiss"/>
     <w:pitch w:val="variable"/>
     <w:sig w:usb0="E0002EFF" w:usb1="C000785B" w:usb2="00000009" w:usb3="00000000" w:csb0="000001FF" w:csb1="00000000"/>
-  </w:font>
-  <w:font w:name="Aptos">
-    <w:charset w:val="00"/>
-    <w:family w:val="swiss"/>
-    <w:pitch w:val="variable"/>
-    <w:sig w:usb0="20000287" w:usb1="00000003" w:usb2="00000000" w:usb3="00000000" w:csb0="0000019F" w:csb1="00000000"/>
-  </w:font>
-  <w:font w:name="Aptos Display">
-    <w:charset w:val="00"/>
-    <w:family w:val="swiss"/>
-    <w:pitch w:val="variable"/>
-    <w:sig w:usb0="20000287" w:usb1="00000003" w:usb2="00000000" w:usb3="00000000" w:csb0="0000019F" w:csb1="00000000"/>
   </w:font>
 </w:fonts>
 </file>
@@ -22221,12 +24591,14 @@
   </w:compat>
   <w:rsids>
     <w:rsidRoot w:val="00B047C3"/>
+    <w:rsid w:val="000076AA"/>
     <w:rsid w:val="001C2B2E"/>
     <w:rsid w:val="0033089D"/>
     <w:rsid w:val="00436953"/>
     <w:rsid w:val="00465FED"/>
     <w:rsid w:val="004934B8"/>
     <w:rsid w:val="005A7ACE"/>
+    <w:rsid w:val="005E6433"/>
     <w:rsid w:val="00697957"/>
     <w:rsid w:val="007718D0"/>
     <w:rsid w:val="00813294"/>
@@ -22249,8 +24621,8 @@
   </m:mathPr>
   <w:themeFontLang w:val="fr-FR" w:bidi="ar-SA"/>
   <w:clrSchemeMapping w:bg1="light1" w:t1="dark1" w:bg2="light2" w:t2="dark2" w:accent1="accent1" w:accent2="accent2" w:accent3="accent3" w:accent4="accent4" w:accent5="accent5" w:accent6="accent6" w:hyperlink="hyperlink" w:followedHyperlink="followedHyperlink"/>
-  <w:decimalSymbol w:val="."/>
-  <w:listSeparator w:val=","/>
+  <w:decimalSymbol w:val=","/>
+  <w:listSeparator w:val=";"/>
   <w15:chartTrackingRefBased/>
 </w:settings>
 </file>
@@ -22656,13 +25028,13 @@
     <w:name w:val="Normal"/>
     <w:qFormat/>
   </w:style>
-  <w:style w:type="character" w:default="1" w:styleId="Policepardfaut">
+  <w:style w:type="character" w:default="1" w:styleId="DefaultParagraphFont">
     <w:name w:val="Default Paragraph Font"/>
     <w:uiPriority w:val="1"/>
     <w:semiHidden/>
     <w:unhideWhenUsed/>
   </w:style>
-  <w:style w:type="table" w:default="1" w:styleId="TableauNormal">
+  <w:style w:type="table" w:default="1" w:styleId="TableNormal">
     <w:name w:val="Normal Table"/>
     <w:uiPriority w:val="99"/>
     <w:semiHidden/>
@@ -22677,7 +25049,7 @@
       </w:tblCellMar>
     </w:tblPr>
   </w:style>
-  <w:style w:type="numbering" w:default="1" w:styleId="Aucuneliste">
+  <w:style w:type="numbering" w:default="1" w:styleId="NoList">
     <w:name w:val="No List"/>
     <w:uiPriority w:val="99"/>
     <w:semiHidden/>

--- a/rapport/pfe-rapport.docx
+++ b/rapport/pfe-rapport.docx
@@ -40,7 +40,6 @@
     </w:p>
     <w:p>
       <w:pPr>
-        <w:jc w:val="center"/>
         <w:rPr>
           <w:rFonts w:asciiTheme="majorBidi" w:hAnsiTheme="majorBidi" w:cstheme="majorBidi"/>
           <w:b/>
@@ -49,28 +48,28 @@
           <w:szCs w:val="32"/>
         </w:rPr>
       </w:pPr>
-      <w:r>
-        <w:rPr>
-          <w:rFonts w:asciiTheme="majorBidi" w:hAnsiTheme="majorBidi" w:cstheme="majorBidi"/>
-          <w:b/>
-          <w:bCs/>
-          <w:sz w:val="32"/>
-          <w:szCs w:val="32"/>
+    </w:p>
+    <w:p>
+      <w:pPr>
+        <w:jc w:val="center"/>
+        <w:rPr>
+          <w:rFonts w:asciiTheme="majorBidi" w:hAnsiTheme="majorBidi" w:cstheme="majorBidi"/>
+          <w:b/>
+          <w:bCs/>
+          <w:sz w:val="52"/>
+          <w:szCs w:val="52"/>
+        </w:rPr>
+      </w:pPr>
+      <w:r>
+        <w:rPr>
+          <w:rFonts w:asciiTheme="majorBidi" w:hAnsiTheme="majorBidi" w:cstheme="majorBidi"/>
+          <w:b/>
+          <w:bCs/>
+          <w:sz w:val="52"/>
+          <w:szCs w:val="52"/>
         </w:rPr>
         <w:t>Rapport de projet de fin d’étude</w:t>
       </w:r>
-    </w:p>
-    <w:p>
-      <w:pPr>
-        <w:jc w:val="center"/>
-        <w:rPr>
-          <w:rFonts w:asciiTheme="majorBidi" w:hAnsiTheme="majorBidi" w:cstheme="majorBidi"/>
-          <w:b/>
-          <w:bCs/>
-          <w:sz w:val="32"/>
-          <w:szCs w:val="32"/>
-        </w:rPr>
-      </w:pPr>
     </w:p>
     <w:p>
       <w:pPr>
@@ -854,7 +853,7 @@
     </w:p>
     <w:p>
       <w:pPr>
-        <w:pStyle w:val="TOCHeading"/>
+        <w:pStyle w:val="En-ttedetabledesmatires"/>
         <w:rPr>
           <w:rFonts w:asciiTheme="majorBidi" w:eastAsiaTheme="minorHAnsi" w:hAnsiTheme="majorBidi" w:cstheme="minorBidi"/>
           <w:color w:val="auto"/>
@@ -893,10 +892,10 @@
       <w:sdtContent>
         <w:p>
           <w:pPr>
-            <w:pStyle w:val="TOCHeading"/>
+            <w:pStyle w:val="En-ttedetabledesmatires"/>
             <w:jc w:val="center"/>
             <w:rPr>
-              <w:rStyle w:val="Heading1Char"/>
+              <w:rStyle w:val="Titre1Car"/>
               <w:rFonts w:ascii="Times New Roman" w:hAnsi="Times New Roman" w:cs="Times New Roman"/>
               <w:b/>
               <w:bCs/>
@@ -905,10 +904,9 @@
               <w:u w:val="single"/>
             </w:rPr>
           </w:pPr>
-          <w:proofErr w:type="spellStart"/>
           <w:r>
             <w:rPr>
-              <w:rStyle w:val="Heading1Char"/>
+              <w:rStyle w:val="Titre1Car"/>
               <w:rFonts w:ascii="Times New Roman" w:hAnsi="Times New Roman" w:cs="Times New Roman"/>
               <w:b/>
               <w:bCs/>
@@ -918,11 +916,10 @@
             </w:rPr>
             <w:t>Sommaire</w:t>
           </w:r>
-          <w:proofErr w:type="spellEnd"/>
         </w:p>
         <w:p>
           <w:pPr>
-            <w:pStyle w:val="TOC1"/>
+            <w:pStyle w:val="TM1"/>
             <w:tabs>
               <w:tab w:val="right" w:leader="dot" w:pos="9062"/>
             </w:tabs>
@@ -931,7 +928,7 @@
               <w:noProof/>
               <w:sz w:val="24"/>
               <w:szCs w:val="24"/>
-              <w:lang w:eastAsia="fr-FR"/>
+              <w:lang w:val="en-US"/>
             </w:rPr>
           </w:pPr>
           <w:r>
@@ -952,10 +949,10 @@
             </w:rPr>
             <w:fldChar w:fldCharType="separate"/>
           </w:r>
-          <w:hyperlink w:anchor="_Toc226233683" w:history="1">
-            <w:r>
-              <w:rPr>
-                <w:rStyle w:val="Hyperlink"/>
+          <w:hyperlink w:anchor="_Toc226236303" w:history="1">
+            <w:r>
+              <w:rPr>
+                <w:rStyle w:val="Lienhypertexte"/>
                 <w:rFonts w:ascii="Times New Roman" w:hAnsi="Times New Roman" w:cs="Times New Roman"/>
                 <w:b/>
                 <w:bCs/>
@@ -982,7 +979,7 @@
                 <w:noProof/>
                 <w:webHidden/>
               </w:rPr>
-              <w:instrText xml:space="preserve"> PAGEREF _Toc226233683 \h </w:instrText>
+              <w:instrText xml:space="preserve"> PAGEREF _Toc226236303 \h </w:instrText>
             </w:r>
             <w:r>
               <w:rPr>
@@ -1002,7 +999,7 @@
                 <w:noProof/>
                 <w:webHidden/>
               </w:rPr>
-              <w:t>4</w:t>
+              <w:t>3</w:t>
             </w:r>
             <w:r>
               <w:rPr>
@@ -1015,7 +1012,7 @@
         </w:p>
         <w:p>
           <w:pPr>
-            <w:pStyle w:val="TOC1"/>
+            <w:pStyle w:val="TM1"/>
             <w:tabs>
               <w:tab w:val="right" w:leader="dot" w:pos="9062"/>
             </w:tabs>
@@ -1024,13 +1021,13 @@
               <w:noProof/>
               <w:sz w:val="24"/>
               <w:szCs w:val="24"/>
-              <w:lang w:eastAsia="fr-FR"/>
+              <w:lang w:val="en-US"/>
             </w:rPr>
           </w:pPr>
-          <w:hyperlink w:anchor="_Toc226233684" w:history="1">
-            <w:r>
-              <w:rPr>
-                <w:rStyle w:val="Hyperlink"/>
+          <w:hyperlink w:anchor="_Toc226236304" w:history="1">
+            <w:r>
+              <w:rPr>
+                <w:rStyle w:val="Lienhypertexte"/>
                 <w:rFonts w:ascii="Times New Roman" w:hAnsi="Times New Roman" w:cs="Times New Roman"/>
                 <w:b/>
                 <w:bCs/>
@@ -1057,7 +1054,7 @@
                 <w:noProof/>
                 <w:webHidden/>
               </w:rPr>
-              <w:instrText xml:space="preserve"> PAGEREF _Toc226233684 \h </w:instrText>
+              <w:instrText xml:space="preserve"> PAGEREF _Toc226236304 \h </w:instrText>
             </w:r>
             <w:r>
               <w:rPr>
@@ -1077,7 +1074,7 @@
                 <w:noProof/>
                 <w:webHidden/>
               </w:rPr>
-              <w:t>5</w:t>
+              <w:t>4</w:t>
             </w:r>
             <w:r>
               <w:rPr>
@@ -1090,7 +1087,7 @@
         </w:p>
         <w:p>
           <w:pPr>
-            <w:pStyle w:val="TOC1"/>
+            <w:pStyle w:val="TM1"/>
             <w:tabs>
               <w:tab w:val="right" w:leader="dot" w:pos="9062"/>
             </w:tabs>
@@ -1099,13 +1096,13 @@
               <w:noProof/>
               <w:sz w:val="24"/>
               <w:szCs w:val="24"/>
-              <w:lang w:eastAsia="fr-FR"/>
+              <w:lang w:val="en-US"/>
             </w:rPr>
           </w:pPr>
-          <w:hyperlink w:anchor="_Toc226233685" w:history="1">
-            <w:r>
-              <w:rPr>
-                <w:rStyle w:val="Hyperlink"/>
+          <w:hyperlink w:anchor="_Toc226236305" w:history="1">
+            <w:r>
+              <w:rPr>
+                <w:rStyle w:val="Lienhypertexte"/>
                 <w:rFonts w:asciiTheme="majorBidi" w:hAnsiTheme="majorBidi"/>
                 <w:b/>
                 <w:bCs/>
@@ -1132,7 +1129,7 @@
                 <w:noProof/>
                 <w:webHidden/>
               </w:rPr>
-              <w:instrText xml:space="preserve"> PAGEREF _Toc226233685 \h </w:instrText>
+              <w:instrText xml:space="preserve"> PAGEREF _Toc226236305 \h </w:instrText>
             </w:r>
             <w:r>
               <w:rPr>
@@ -1152,7 +1149,7 @@
                 <w:noProof/>
                 <w:webHidden/>
               </w:rPr>
-              <w:t>6</w:t>
+              <w:t>5</w:t>
             </w:r>
             <w:r>
               <w:rPr>
@@ -1165,7 +1162,7 @@
         </w:p>
         <w:p>
           <w:pPr>
-            <w:pStyle w:val="TOC1"/>
+            <w:pStyle w:val="TM1"/>
             <w:tabs>
               <w:tab w:val="right" w:leader="dot" w:pos="9062"/>
             </w:tabs>
@@ -1174,13 +1171,13 @@
               <w:noProof/>
               <w:sz w:val="24"/>
               <w:szCs w:val="24"/>
-              <w:lang w:eastAsia="fr-FR"/>
+              <w:lang w:val="en-US"/>
             </w:rPr>
           </w:pPr>
-          <w:hyperlink w:anchor="_Toc226233686" w:history="1">
-            <w:r>
-              <w:rPr>
-                <w:rStyle w:val="Hyperlink"/>
+          <w:hyperlink w:anchor="_Toc226236306" w:history="1">
+            <w:r>
+              <w:rPr>
+                <w:rStyle w:val="Lienhypertexte"/>
                 <w:rFonts w:asciiTheme="majorBidi" w:hAnsiTheme="majorBidi"/>
                 <w:b/>
                 <w:bCs/>
@@ -1207,7 +1204,7 @@
                 <w:noProof/>
                 <w:webHidden/>
               </w:rPr>
-              <w:instrText xml:space="preserve"> PAGEREF _Toc226233686 \h </w:instrText>
+              <w:instrText xml:space="preserve"> PAGEREF _Toc226236306 \h </w:instrText>
             </w:r>
             <w:r>
               <w:rPr>
@@ -1227,7 +1224,7 @@
                 <w:noProof/>
                 <w:webHidden/>
               </w:rPr>
-              <w:t>7</w:t>
+              <w:t>6</w:t>
             </w:r>
             <w:r>
               <w:rPr>
@@ -1240,7 +1237,7 @@
         </w:p>
         <w:p>
           <w:pPr>
-            <w:pStyle w:val="TOC1"/>
+            <w:pStyle w:val="TM1"/>
             <w:tabs>
               <w:tab w:val="right" w:leader="dot" w:pos="9062"/>
             </w:tabs>
@@ -1249,13 +1246,13 @@
               <w:noProof/>
               <w:sz w:val="24"/>
               <w:szCs w:val="24"/>
-              <w:lang w:eastAsia="fr-FR"/>
+              <w:lang w:val="en-US"/>
             </w:rPr>
           </w:pPr>
-          <w:hyperlink w:anchor="_Toc226233687" w:history="1">
-            <w:r>
-              <w:rPr>
-                <w:rStyle w:val="Hyperlink"/>
+          <w:hyperlink w:anchor="_Toc226236307" w:history="1">
+            <w:r>
+              <w:rPr>
+                <w:rStyle w:val="Lienhypertexte"/>
                 <w:rFonts w:asciiTheme="majorBidi" w:hAnsiTheme="majorBidi"/>
                 <w:b/>
                 <w:bCs/>
@@ -1282,7 +1279,7 @@
                 <w:noProof/>
                 <w:webHidden/>
               </w:rPr>
-              <w:instrText xml:space="preserve"> PAGEREF _Toc226233687 \h </w:instrText>
+              <w:instrText xml:space="preserve"> PAGEREF _Toc226236307 \h </w:instrText>
             </w:r>
             <w:r>
               <w:rPr>
@@ -1302,7 +1299,7 @@
                 <w:noProof/>
                 <w:webHidden/>
               </w:rPr>
-              <w:t>10</w:t>
+              <w:t>9</w:t>
             </w:r>
             <w:r>
               <w:rPr>
@@ -1315,7 +1312,7 @@
         </w:p>
         <w:p>
           <w:pPr>
-            <w:pStyle w:val="TOC2"/>
+            <w:pStyle w:val="TM2"/>
             <w:tabs>
               <w:tab w:val="left" w:pos="720"/>
               <w:tab w:val="right" w:leader="dot" w:pos="9062"/>
@@ -1325,13 +1322,13 @@
               <w:noProof/>
               <w:sz w:val="24"/>
               <w:szCs w:val="24"/>
-              <w:lang w:eastAsia="fr-FR"/>
+              <w:lang w:val="en-US"/>
             </w:rPr>
           </w:pPr>
-          <w:hyperlink w:anchor="_Toc226233688" w:history="1">
-            <w:r>
-              <w:rPr>
-                <w:rStyle w:val="Hyperlink"/>
+          <w:hyperlink w:anchor="_Toc226236308" w:history="1">
+            <w:r>
+              <w:rPr>
+                <w:rStyle w:val="Lienhypertexte"/>
                 <w:rFonts w:asciiTheme="majorBidi" w:hAnsiTheme="majorBidi"/>
                 <w:noProof/>
               </w:rPr>
@@ -1343,13 +1340,13 @@
                 <w:noProof/>
                 <w:sz w:val="24"/>
                 <w:szCs w:val="24"/>
-                <w:lang w:eastAsia="fr-FR"/>
+                <w:lang w:val="en-US"/>
               </w:rPr>
               <w:tab/>
             </w:r>
             <w:r>
               <w:rPr>
-                <w:rStyle w:val="Hyperlink"/>
+                <w:rStyle w:val="Lienhypertexte"/>
                 <w:rFonts w:asciiTheme="majorBidi" w:hAnsiTheme="majorBidi"/>
                 <w:noProof/>
               </w:rPr>
@@ -1374,7 +1371,7 @@
                 <w:noProof/>
                 <w:webHidden/>
               </w:rPr>
-              <w:instrText xml:space="preserve"> PAGEREF _Toc226233688 \h </w:instrText>
+              <w:instrText xml:space="preserve"> PAGEREF _Toc226236308 \h </w:instrText>
             </w:r>
             <w:r>
               <w:rPr>
@@ -1394,7 +1391,7 @@
                 <w:noProof/>
                 <w:webHidden/>
               </w:rPr>
-              <w:t>10</w:t>
+              <w:t>9</w:t>
             </w:r>
             <w:r>
               <w:rPr>
@@ -1407,7 +1404,7 @@
         </w:p>
         <w:p>
           <w:pPr>
-            <w:pStyle w:val="TOC2"/>
+            <w:pStyle w:val="TM2"/>
             <w:tabs>
               <w:tab w:val="left" w:pos="720"/>
               <w:tab w:val="right" w:leader="dot" w:pos="9062"/>
@@ -1417,13 +1414,13 @@
               <w:noProof/>
               <w:sz w:val="24"/>
               <w:szCs w:val="24"/>
-              <w:lang w:eastAsia="fr-FR"/>
+              <w:lang w:val="en-US"/>
             </w:rPr>
           </w:pPr>
-          <w:hyperlink w:anchor="_Toc226233689" w:history="1">
-            <w:r>
-              <w:rPr>
-                <w:rStyle w:val="Hyperlink"/>
+          <w:hyperlink w:anchor="_Toc226236309" w:history="1">
+            <w:r>
+              <w:rPr>
+                <w:rStyle w:val="Lienhypertexte"/>
                 <w:rFonts w:asciiTheme="majorBidi" w:hAnsiTheme="majorBidi"/>
                 <w:noProof/>
               </w:rPr>
@@ -1435,13 +1432,13 @@
                 <w:noProof/>
                 <w:sz w:val="24"/>
                 <w:szCs w:val="24"/>
-                <w:lang w:eastAsia="fr-FR"/>
+                <w:lang w:val="en-US"/>
               </w:rPr>
               <w:tab/>
             </w:r>
             <w:r>
               <w:rPr>
-                <w:rStyle w:val="Hyperlink"/>
+                <w:rStyle w:val="Lienhypertexte"/>
                 <w:rFonts w:asciiTheme="majorBidi" w:hAnsiTheme="majorBidi"/>
                 <w:noProof/>
               </w:rPr>
@@ -1466,7 +1463,7 @@
                 <w:noProof/>
                 <w:webHidden/>
               </w:rPr>
-              <w:instrText xml:space="preserve"> PAGEREF _Toc226233689 \h </w:instrText>
+              <w:instrText xml:space="preserve"> PAGEREF _Toc226236309 \h </w:instrText>
             </w:r>
             <w:r>
               <w:rPr>
@@ -1499,7 +1496,7 @@
         </w:p>
         <w:p>
           <w:pPr>
-            <w:pStyle w:val="TOC2"/>
+            <w:pStyle w:val="TM2"/>
             <w:tabs>
               <w:tab w:val="left" w:pos="720"/>
               <w:tab w:val="right" w:leader="dot" w:pos="9062"/>
@@ -1509,13 +1506,13 @@
               <w:noProof/>
               <w:sz w:val="24"/>
               <w:szCs w:val="24"/>
-              <w:lang w:eastAsia="fr-FR"/>
+              <w:lang w:val="en-US"/>
             </w:rPr>
           </w:pPr>
-          <w:hyperlink w:anchor="_Toc226233690" w:history="1">
-            <w:r>
-              <w:rPr>
-                <w:rStyle w:val="Hyperlink"/>
+          <w:hyperlink w:anchor="_Toc226236310" w:history="1">
+            <w:r>
+              <w:rPr>
+                <w:rStyle w:val="Lienhypertexte"/>
                 <w:rFonts w:asciiTheme="majorBidi" w:hAnsiTheme="majorBidi"/>
                 <w:noProof/>
               </w:rPr>
@@ -1527,13 +1524,13 @@
                 <w:noProof/>
                 <w:sz w:val="24"/>
                 <w:szCs w:val="24"/>
-                <w:lang w:eastAsia="fr-FR"/>
+                <w:lang w:val="en-US"/>
               </w:rPr>
               <w:tab/>
             </w:r>
             <w:r>
               <w:rPr>
-                <w:rStyle w:val="Hyperlink"/>
+                <w:rStyle w:val="Lienhypertexte"/>
                 <w:rFonts w:asciiTheme="majorBidi" w:hAnsiTheme="majorBidi"/>
                 <w:noProof/>
               </w:rPr>
@@ -1558,7 +1555,7 @@
                 <w:noProof/>
                 <w:webHidden/>
               </w:rPr>
-              <w:instrText xml:space="preserve"> PAGEREF _Toc226233690 \h </w:instrText>
+              <w:instrText xml:space="preserve"> PAGEREF _Toc226236310 \h </w:instrText>
             </w:r>
             <w:r>
               <w:rPr>
@@ -1591,7 +1588,7 @@
         </w:p>
         <w:p>
           <w:pPr>
-            <w:pStyle w:val="TOC2"/>
+            <w:pStyle w:val="TM2"/>
             <w:tabs>
               <w:tab w:val="left" w:pos="720"/>
               <w:tab w:val="right" w:leader="dot" w:pos="9062"/>
@@ -1601,13 +1598,13 @@
               <w:noProof/>
               <w:sz w:val="24"/>
               <w:szCs w:val="24"/>
-              <w:lang w:eastAsia="fr-FR"/>
+              <w:lang w:val="en-US"/>
             </w:rPr>
           </w:pPr>
-          <w:hyperlink w:anchor="_Toc226233691" w:history="1">
-            <w:r>
-              <w:rPr>
-                <w:rStyle w:val="Hyperlink"/>
+          <w:hyperlink w:anchor="_Toc226236311" w:history="1">
+            <w:r>
+              <w:rPr>
+                <w:rStyle w:val="Lienhypertexte"/>
                 <w:rFonts w:asciiTheme="majorBidi" w:hAnsiTheme="majorBidi"/>
                 <w:noProof/>
               </w:rPr>
@@ -1619,13 +1616,13 @@
                 <w:noProof/>
                 <w:sz w:val="24"/>
                 <w:szCs w:val="24"/>
-                <w:lang w:eastAsia="fr-FR"/>
+                <w:lang w:val="en-US"/>
               </w:rPr>
               <w:tab/>
             </w:r>
             <w:r>
               <w:rPr>
-                <w:rStyle w:val="Hyperlink"/>
+                <w:rStyle w:val="Lienhypertexte"/>
                 <w:rFonts w:asciiTheme="majorBidi" w:hAnsiTheme="majorBidi"/>
                 <w:noProof/>
               </w:rPr>
@@ -1650,7 +1647,7 @@
                 <w:noProof/>
                 <w:webHidden/>
               </w:rPr>
-              <w:instrText xml:space="preserve"> PAGEREF _Toc226233691 \h </w:instrText>
+              <w:instrText xml:space="preserve"> PAGEREF _Toc226236311 \h </w:instrText>
             </w:r>
             <w:r>
               <w:rPr>
@@ -1683,7 +1680,7 @@
         </w:p>
         <w:p>
           <w:pPr>
-            <w:pStyle w:val="TOC2"/>
+            <w:pStyle w:val="TM2"/>
             <w:tabs>
               <w:tab w:val="left" w:pos="720"/>
               <w:tab w:val="right" w:leader="dot" w:pos="9062"/>
@@ -1693,13 +1690,13 @@
               <w:noProof/>
               <w:sz w:val="24"/>
               <w:szCs w:val="24"/>
-              <w:lang w:eastAsia="fr-FR"/>
+              <w:lang w:val="en-US"/>
             </w:rPr>
           </w:pPr>
-          <w:hyperlink w:anchor="_Toc226233692" w:history="1">
-            <w:r>
-              <w:rPr>
-                <w:rStyle w:val="Hyperlink"/>
+          <w:hyperlink w:anchor="_Toc226236312" w:history="1">
+            <w:r>
+              <w:rPr>
+                <w:rStyle w:val="Lienhypertexte"/>
                 <w:rFonts w:asciiTheme="majorBidi" w:hAnsiTheme="majorBidi"/>
                 <w:noProof/>
               </w:rPr>
@@ -1711,13 +1708,13 @@
                 <w:noProof/>
                 <w:sz w:val="24"/>
                 <w:szCs w:val="24"/>
-                <w:lang w:eastAsia="fr-FR"/>
+                <w:lang w:val="en-US"/>
               </w:rPr>
               <w:tab/>
             </w:r>
             <w:r>
               <w:rPr>
-                <w:rStyle w:val="Hyperlink"/>
+                <w:rStyle w:val="Lienhypertexte"/>
                 <w:rFonts w:asciiTheme="majorBidi" w:hAnsiTheme="majorBidi"/>
                 <w:noProof/>
               </w:rPr>
@@ -1742,7 +1739,7 @@
                 <w:noProof/>
                 <w:webHidden/>
               </w:rPr>
-              <w:instrText xml:space="preserve"> PAGEREF _Toc226233692 \h </w:instrText>
+              <w:instrText xml:space="preserve"> PAGEREF _Toc226236312 \h </w:instrText>
             </w:r>
             <w:r>
               <w:rPr>
@@ -1775,7 +1772,7 @@
         </w:p>
         <w:p>
           <w:pPr>
-            <w:pStyle w:val="TOC1"/>
+            <w:pStyle w:val="TM1"/>
             <w:tabs>
               <w:tab w:val="right" w:leader="dot" w:pos="9062"/>
             </w:tabs>
@@ -1784,13 +1781,13 @@
               <w:noProof/>
               <w:sz w:val="24"/>
               <w:szCs w:val="24"/>
-              <w:lang w:eastAsia="fr-FR"/>
+              <w:lang w:val="en-US"/>
             </w:rPr>
           </w:pPr>
-          <w:hyperlink w:anchor="_Toc226233693" w:history="1">
-            <w:r>
-              <w:rPr>
-                <w:rStyle w:val="Hyperlink"/>
+          <w:hyperlink w:anchor="_Toc226236313" w:history="1">
+            <w:r>
+              <w:rPr>
+                <w:rStyle w:val="Lienhypertexte"/>
                 <w:rFonts w:asciiTheme="majorBidi" w:hAnsiTheme="majorBidi"/>
                 <w:b/>
                 <w:bCs/>
@@ -1817,7 +1814,7 @@
                 <w:noProof/>
                 <w:webHidden/>
               </w:rPr>
-              <w:instrText xml:space="preserve"> PAGEREF _Toc226233693 \h </w:instrText>
+              <w:instrText xml:space="preserve"> PAGEREF _Toc226236313 \h </w:instrText>
             </w:r>
             <w:r>
               <w:rPr>
@@ -1850,7 +1847,7 @@
         </w:p>
         <w:p>
           <w:pPr>
-            <w:pStyle w:val="TOC2"/>
+            <w:pStyle w:val="TM2"/>
             <w:tabs>
               <w:tab w:val="left" w:pos="720"/>
               <w:tab w:val="right" w:leader="dot" w:pos="9062"/>
@@ -1860,13 +1857,13 @@
               <w:noProof/>
               <w:sz w:val="24"/>
               <w:szCs w:val="24"/>
-              <w:lang w:eastAsia="fr-FR"/>
+              <w:lang w:val="en-US"/>
             </w:rPr>
           </w:pPr>
-          <w:hyperlink w:anchor="_Toc226233694" w:history="1">
-            <w:r>
-              <w:rPr>
-                <w:rStyle w:val="Hyperlink"/>
+          <w:hyperlink w:anchor="_Toc226236314" w:history="1">
+            <w:r>
+              <w:rPr>
+                <w:rStyle w:val="Lienhypertexte"/>
                 <w:rFonts w:asciiTheme="majorBidi" w:hAnsiTheme="majorBidi"/>
                 <w:noProof/>
               </w:rPr>
@@ -1878,13 +1875,13 @@
                 <w:noProof/>
                 <w:sz w:val="24"/>
                 <w:szCs w:val="24"/>
-                <w:lang w:eastAsia="fr-FR"/>
+                <w:lang w:val="en-US"/>
               </w:rPr>
               <w:tab/>
             </w:r>
             <w:r>
               <w:rPr>
-                <w:rStyle w:val="Hyperlink"/>
+                <w:rStyle w:val="Lienhypertexte"/>
                 <w:rFonts w:asciiTheme="majorBidi" w:hAnsiTheme="majorBidi"/>
                 <w:noProof/>
               </w:rPr>
@@ -1909,7 +1906,7 @@
                 <w:noProof/>
                 <w:webHidden/>
               </w:rPr>
-              <w:instrText xml:space="preserve"> PAGEREF _Toc226233694 \h </w:instrText>
+              <w:instrText xml:space="preserve"> PAGEREF _Toc226236314 \h </w:instrText>
             </w:r>
             <w:r>
               <w:rPr>
@@ -1942,7 +1939,7 @@
         </w:p>
         <w:p>
           <w:pPr>
-            <w:pStyle w:val="TOC2"/>
+            <w:pStyle w:val="TM2"/>
             <w:tabs>
               <w:tab w:val="left" w:pos="720"/>
               <w:tab w:val="right" w:leader="dot" w:pos="9062"/>
@@ -1952,13 +1949,13 @@
               <w:noProof/>
               <w:sz w:val="24"/>
               <w:szCs w:val="24"/>
-              <w:lang w:eastAsia="fr-FR"/>
+              <w:lang w:val="en-US"/>
             </w:rPr>
           </w:pPr>
-          <w:hyperlink w:anchor="_Toc226233695" w:history="1">
-            <w:r>
-              <w:rPr>
-                <w:rStyle w:val="Hyperlink"/>
+          <w:hyperlink w:anchor="_Toc226236315" w:history="1">
+            <w:r>
+              <w:rPr>
+                <w:rStyle w:val="Lienhypertexte"/>
                 <w:rFonts w:asciiTheme="majorBidi" w:hAnsiTheme="majorBidi"/>
                 <w:noProof/>
                 <w:lang w:eastAsia="fr-FR"/>
@@ -1971,39 +1968,39 @@
                 <w:noProof/>
                 <w:sz w:val="24"/>
                 <w:szCs w:val="24"/>
+                <w:lang w:val="en-US"/>
+              </w:rPr>
+              <w:tab/>
+            </w:r>
+            <w:r>
+              <w:rPr>
+                <w:rStyle w:val="Lienhypertexte"/>
+                <w:rFonts w:asciiTheme="majorBidi" w:hAnsiTheme="majorBidi"/>
+                <w:noProof/>
                 <w:lang w:eastAsia="fr-FR"/>
               </w:rPr>
+              <w:t>Besoins fonctionnels :</w:t>
+            </w:r>
+            <w:r>
+              <w:rPr>
+                <w:noProof/>
+                <w:webHidden/>
+              </w:rPr>
               <w:tab/>
             </w:r>
             <w:r>
               <w:rPr>
-                <w:rStyle w:val="Hyperlink"/>
-                <w:rFonts w:asciiTheme="majorBidi" w:hAnsiTheme="majorBidi"/>
-                <w:noProof/>
-                <w:lang w:eastAsia="fr-FR"/>
-              </w:rPr>
-              <w:t>Besoins fonctionnels :</w:t>
-            </w:r>
-            <w:r>
-              <w:rPr>
                 <w:noProof/>
                 <w:webHidden/>
               </w:rPr>
-              <w:tab/>
+              <w:fldChar w:fldCharType="begin"/>
             </w:r>
             <w:r>
               <w:rPr>
                 <w:noProof/>
                 <w:webHidden/>
               </w:rPr>
-              <w:fldChar w:fldCharType="begin"/>
-            </w:r>
-            <w:r>
-              <w:rPr>
-                <w:noProof/>
-                <w:webHidden/>
-              </w:rPr>
-              <w:instrText xml:space="preserve"> PAGEREF _Toc226233695 \h </w:instrText>
+              <w:instrText xml:space="preserve"> PAGEREF _Toc226236315 \h </w:instrText>
             </w:r>
             <w:r>
               <w:rPr>
@@ -2036,7 +2033,7 @@
         </w:p>
         <w:p>
           <w:pPr>
-            <w:pStyle w:val="TOC2"/>
+            <w:pStyle w:val="TM2"/>
             <w:tabs>
               <w:tab w:val="left" w:pos="720"/>
               <w:tab w:val="right" w:leader="dot" w:pos="9062"/>
@@ -2046,13 +2043,13 @@
               <w:noProof/>
               <w:sz w:val="24"/>
               <w:szCs w:val="24"/>
-              <w:lang w:eastAsia="fr-FR"/>
+              <w:lang w:val="en-US"/>
             </w:rPr>
           </w:pPr>
-          <w:hyperlink w:anchor="_Toc226233696" w:history="1">
-            <w:r>
-              <w:rPr>
-                <w:rStyle w:val="Hyperlink"/>
+          <w:hyperlink w:anchor="_Toc226236316" w:history="1">
+            <w:r>
+              <w:rPr>
+                <w:rStyle w:val="Lienhypertexte"/>
                 <w:rFonts w:asciiTheme="majorBidi" w:hAnsiTheme="majorBidi"/>
                 <w:noProof/>
               </w:rPr>
@@ -2064,13 +2061,13 @@
                 <w:noProof/>
                 <w:sz w:val="24"/>
                 <w:szCs w:val="24"/>
-                <w:lang w:eastAsia="fr-FR"/>
+                <w:lang w:val="en-US"/>
               </w:rPr>
               <w:tab/>
             </w:r>
             <w:r>
               <w:rPr>
-                <w:rStyle w:val="Hyperlink"/>
+                <w:rStyle w:val="Lienhypertexte"/>
                 <w:rFonts w:asciiTheme="majorBidi" w:hAnsiTheme="majorBidi"/>
                 <w:noProof/>
               </w:rPr>
@@ -2095,7 +2092,7 @@
                 <w:noProof/>
                 <w:webHidden/>
               </w:rPr>
-              <w:instrText xml:space="preserve"> PAGEREF _Toc226233696 \h </w:instrText>
+              <w:instrText xml:space="preserve"> PAGEREF _Toc226236316 \h </w:instrText>
             </w:r>
             <w:r>
               <w:rPr>
@@ -2128,7 +2125,7 @@
         </w:p>
         <w:p>
           <w:pPr>
-            <w:pStyle w:val="TOC2"/>
+            <w:pStyle w:val="TM2"/>
             <w:tabs>
               <w:tab w:val="left" w:pos="720"/>
               <w:tab w:val="right" w:leader="dot" w:pos="9062"/>
@@ -2138,13 +2135,13 @@
               <w:noProof/>
               <w:sz w:val="24"/>
               <w:szCs w:val="24"/>
-              <w:lang w:eastAsia="fr-FR"/>
+              <w:lang w:val="en-US"/>
             </w:rPr>
           </w:pPr>
-          <w:hyperlink w:anchor="_Toc226233697" w:history="1">
-            <w:r>
-              <w:rPr>
-                <w:rStyle w:val="Hyperlink"/>
+          <w:hyperlink w:anchor="_Toc226236317" w:history="1">
+            <w:r>
+              <w:rPr>
+                <w:rStyle w:val="Lienhypertexte"/>
                 <w:rFonts w:asciiTheme="majorBidi" w:hAnsiTheme="majorBidi"/>
                 <w:noProof/>
               </w:rPr>
@@ -2156,13 +2153,13 @@
                 <w:noProof/>
                 <w:sz w:val="24"/>
                 <w:szCs w:val="24"/>
-                <w:lang w:eastAsia="fr-FR"/>
+                <w:lang w:val="en-US"/>
               </w:rPr>
               <w:tab/>
             </w:r>
             <w:r>
               <w:rPr>
-                <w:rStyle w:val="Hyperlink"/>
+                <w:rStyle w:val="Lienhypertexte"/>
                 <w:rFonts w:asciiTheme="majorBidi" w:hAnsiTheme="majorBidi"/>
                 <w:noProof/>
               </w:rPr>
@@ -2187,7 +2184,7 @@
                 <w:noProof/>
                 <w:webHidden/>
               </w:rPr>
-              <w:instrText xml:space="preserve"> PAGEREF _Toc226233697 \h </w:instrText>
+              <w:instrText xml:space="preserve"> PAGEREF _Toc226236317 \h </w:instrText>
             </w:r>
             <w:r>
               <w:rPr>
@@ -2220,7 +2217,7 @@
         </w:p>
         <w:p>
           <w:pPr>
-            <w:pStyle w:val="TOC1"/>
+            <w:pStyle w:val="TM1"/>
             <w:tabs>
               <w:tab w:val="right" w:leader="dot" w:pos="9062"/>
             </w:tabs>
@@ -2229,13 +2226,13 @@
               <w:noProof/>
               <w:sz w:val="24"/>
               <w:szCs w:val="24"/>
-              <w:lang w:eastAsia="fr-FR"/>
+              <w:lang w:val="en-US"/>
             </w:rPr>
           </w:pPr>
-          <w:hyperlink w:anchor="_Toc226233698" w:history="1">
-            <w:r>
-              <w:rPr>
-                <w:rStyle w:val="Hyperlink"/>
+          <w:hyperlink w:anchor="_Toc226236318" w:history="1">
+            <w:r>
+              <w:rPr>
+                <w:rStyle w:val="Lienhypertexte"/>
                 <w:rFonts w:asciiTheme="majorBidi" w:hAnsiTheme="majorBidi"/>
                 <w:b/>
                 <w:bCs/>
@@ -2262,7 +2259,7 @@
                 <w:noProof/>
                 <w:webHidden/>
               </w:rPr>
-              <w:instrText xml:space="preserve"> PAGEREF _Toc226233698 \h </w:instrText>
+              <w:instrText xml:space="preserve"> PAGEREF _Toc226236318 \h </w:instrText>
             </w:r>
             <w:r>
               <w:rPr>
@@ -2295,7 +2292,7 @@
         </w:p>
         <w:p>
           <w:pPr>
-            <w:pStyle w:val="TOC2"/>
+            <w:pStyle w:val="TM2"/>
             <w:tabs>
               <w:tab w:val="left" w:pos="720"/>
               <w:tab w:val="right" w:leader="dot" w:pos="9062"/>
@@ -2305,13 +2302,13 @@
               <w:noProof/>
               <w:sz w:val="24"/>
               <w:szCs w:val="24"/>
-              <w:lang w:eastAsia="fr-FR"/>
+              <w:lang w:val="en-US"/>
             </w:rPr>
           </w:pPr>
-          <w:hyperlink w:anchor="_Toc226233699" w:history="1">
-            <w:r>
-              <w:rPr>
-                <w:rStyle w:val="Hyperlink"/>
+          <w:hyperlink w:anchor="_Toc226236319" w:history="1">
+            <w:r>
+              <w:rPr>
+                <w:rStyle w:val="Lienhypertexte"/>
                 <w:rFonts w:asciiTheme="majorBidi" w:hAnsiTheme="majorBidi"/>
                 <w:noProof/>
               </w:rPr>
@@ -2323,13 +2320,13 @@
                 <w:noProof/>
                 <w:sz w:val="24"/>
                 <w:szCs w:val="24"/>
-                <w:lang w:eastAsia="fr-FR"/>
+                <w:lang w:val="en-US"/>
               </w:rPr>
               <w:tab/>
             </w:r>
             <w:r>
               <w:rPr>
-                <w:rStyle w:val="Hyperlink"/>
+                <w:rStyle w:val="Lienhypertexte"/>
                 <w:rFonts w:asciiTheme="majorBidi" w:hAnsiTheme="majorBidi"/>
                 <w:noProof/>
               </w:rPr>
@@ -2354,7 +2351,7 @@
                 <w:noProof/>
                 <w:webHidden/>
               </w:rPr>
-              <w:instrText xml:space="preserve"> PAGEREF _Toc226233699 \h </w:instrText>
+              <w:instrText xml:space="preserve"> PAGEREF _Toc226236319 \h </w:instrText>
             </w:r>
             <w:r>
               <w:rPr>
@@ -2387,7 +2384,7 @@
         </w:p>
         <w:p>
           <w:pPr>
-            <w:pStyle w:val="TOC2"/>
+            <w:pStyle w:val="TM2"/>
             <w:tabs>
               <w:tab w:val="left" w:pos="720"/>
               <w:tab w:val="right" w:leader="dot" w:pos="9062"/>
@@ -2397,13 +2394,13 @@
               <w:noProof/>
               <w:sz w:val="24"/>
               <w:szCs w:val="24"/>
-              <w:lang w:eastAsia="fr-FR"/>
+              <w:lang w:val="en-US"/>
             </w:rPr>
           </w:pPr>
-          <w:hyperlink w:anchor="_Toc226233700" w:history="1">
-            <w:r>
-              <w:rPr>
-                <w:rStyle w:val="Hyperlink"/>
+          <w:hyperlink w:anchor="_Toc226236320" w:history="1">
+            <w:r>
+              <w:rPr>
+                <w:rStyle w:val="Lienhypertexte"/>
                 <w:rFonts w:asciiTheme="majorBidi" w:hAnsiTheme="majorBidi"/>
                 <w:noProof/>
               </w:rPr>
@@ -2415,13 +2412,13 @@
                 <w:noProof/>
                 <w:sz w:val="24"/>
                 <w:szCs w:val="24"/>
-                <w:lang w:eastAsia="fr-FR"/>
+                <w:lang w:val="en-US"/>
               </w:rPr>
               <w:tab/>
             </w:r>
             <w:r>
               <w:rPr>
-                <w:rStyle w:val="Hyperlink"/>
+                <w:rStyle w:val="Lienhypertexte"/>
                 <w:rFonts w:asciiTheme="majorBidi" w:hAnsiTheme="majorBidi"/>
                 <w:noProof/>
               </w:rPr>
@@ -2446,7 +2443,7 @@
                 <w:noProof/>
                 <w:webHidden/>
               </w:rPr>
-              <w:instrText xml:space="preserve"> PAGEREF _Toc226233700 \h </w:instrText>
+              <w:instrText xml:space="preserve"> PAGEREF _Toc226236320 \h </w:instrText>
             </w:r>
             <w:r>
               <w:rPr>
@@ -2479,7 +2476,7 @@
         </w:p>
         <w:p>
           <w:pPr>
-            <w:pStyle w:val="TOC3"/>
+            <w:pStyle w:val="TM3"/>
             <w:tabs>
               <w:tab w:val="left" w:pos="960"/>
               <w:tab w:val="right" w:leader="dot" w:pos="9062"/>
@@ -2489,13 +2486,13 @@
               <w:noProof/>
               <w:sz w:val="24"/>
               <w:szCs w:val="24"/>
-              <w:lang w:eastAsia="fr-FR"/>
+              <w:lang w:val="en-US"/>
             </w:rPr>
           </w:pPr>
-          <w:hyperlink w:anchor="_Toc226233701" w:history="1">
-            <w:r>
-              <w:rPr>
-                <w:rStyle w:val="Hyperlink"/>
+          <w:hyperlink w:anchor="_Toc226236321" w:history="1">
+            <w:r>
+              <w:rPr>
+                <w:rStyle w:val="Lienhypertexte"/>
                 <w:rFonts w:asciiTheme="majorBidi" w:hAnsiTheme="majorBidi"/>
                 <w:noProof/>
               </w:rPr>
@@ -2507,13 +2504,13 @@
                 <w:noProof/>
                 <w:sz w:val="24"/>
                 <w:szCs w:val="24"/>
-                <w:lang w:eastAsia="fr-FR"/>
+                <w:lang w:val="en-US"/>
               </w:rPr>
               <w:tab/>
             </w:r>
             <w:r>
               <w:rPr>
-                <w:rStyle w:val="Hyperlink"/>
+                <w:rStyle w:val="Lienhypertexte"/>
                 <w:rFonts w:asciiTheme="majorBidi" w:hAnsiTheme="majorBidi"/>
                 <w:noProof/>
               </w:rPr>
@@ -2538,7 +2535,7 @@
                 <w:noProof/>
                 <w:webHidden/>
               </w:rPr>
-              <w:instrText xml:space="preserve"> PAGEREF _Toc226233701 \h </w:instrText>
+              <w:instrText xml:space="preserve"> PAGEREF _Toc226236321 \h </w:instrText>
             </w:r>
             <w:r>
               <w:rPr>
@@ -2571,7 +2568,7 @@
         </w:p>
         <w:p>
           <w:pPr>
-            <w:pStyle w:val="TOC3"/>
+            <w:pStyle w:val="TM3"/>
             <w:tabs>
               <w:tab w:val="left" w:pos="960"/>
               <w:tab w:val="right" w:leader="dot" w:pos="9062"/>
@@ -2581,13 +2578,13 @@
               <w:noProof/>
               <w:sz w:val="24"/>
               <w:szCs w:val="24"/>
-              <w:lang w:eastAsia="fr-FR"/>
+              <w:lang w:val="en-US"/>
             </w:rPr>
           </w:pPr>
-          <w:hyperlink w:anchor="_Toc226233702" w:history="1">
-            <w:r>
-              <w:rPr>
-                <w:rStyle w:val="Hyperlink"/>
+          <w:hyperlink w:anchor="_Toc226236322" w:history="1">
+            <w:r>
+              <w:rPr>
+                <w:rStyle w:val="Lienhypertexte"/>
                 <w:rFonts w:asciiTheme="majorBidi" w:hAnsiTheme="majorBidi"/>
                 <w:noProof/>
               </w:rPr>
@@ -2599,13 +2596,13 @@
                 <w:noProof/>
                 <w:sz w:val="24"/>
                 <w:szCs w:val="24"/>
-                <w:lang w:eastAsia="fr-FR"/>
+                <w:lang w:val="en-US"/>
               </w:rPr>
               <w:tab/>
             </w:r>
             <w:r>
               <w:rPr>
-                <w:rStyle w:val="Hyperlink"/>
+                <w:rStyle w:val="Lienhypertexte"/>
                 <w:rFonts w:asciiTheme="majorBidi" w:hAnsiTheme="majorBidi"/>
                 <w:noProof/>
               </w:rPr>
@@ -2630,7 +2627,7 @@
                 <w:noProof/>
                 <w:webHidden/>
               </w:rPr>
-              <w:instrText xml:space="preserve"> PAGEREF _Toc226233702 \h </w:instrText>
+              <w:instrText xml:space="preserve"> PAGEREF _Toc226236322 \h </w:instrText>
             </w:r>
             <w:r>
               <w:rPr>
@@ -2663,7 +2660,7 @@
         </w:p>
         <w:p>
           <w:pPr>
-            <w:pStyle w:val="TOC3"/>
+            <w:pStyle w:val="TM3"/>
             <w:tabs>
               <w:tab w:val="left" w:pos="960"/>
               <w:tab w:val="right" w:leader="dot" w:pos="9062"/>
@@ -2673,13 +2670,13 @@
               <w:noProof/>
               <w:sz w:val="24"/>
               <w:szCs w:val="24"/>
-              <w:lang w:eastAsia="fr-FR"/>
+              <w:lang w:val="en-US"/>
             </w:rPr>
           </w:pPr>
-          <w:hyperlink w:anchor="_Toc226233703" w:history="1">
-            <w:r>
-              <w:rPr>
-                <w:rStyle w:val="Hyperlink"/>
+          <w:hyperlink w:anchor="_Toc226236323" w:history="1">
+            <w:r>
+              <w:rPr>
+                <w:rStyle w:val="Lienhypertexte"/>
                 <w:rFonts w:ascii="Times New Roman" w:eastAsia="Times New Roman" w:hAnsi="Times New Roman" w:cs="Times New Roman"/>
                 <w:noProof/>
                 <w:lang w:eastAsia="fr-FR"/>
@@ -2692,39 +2689,39 @@
                 <w:noProof/>
                 <w:sz w:val="24"/>
                 <w:szCs w:val="24"/>
+                <w:lang w:val="en-US"/>
+              </w:rPr>
+              <w:tab/>
+            </w:r>
+            <w:r>
+              <w:rPr>
+                <w:rStyle w:val="Lienhypertexte"/>
+                <w:rFonts w:ascii="Times New Roman" w:eastAsia="Times New Roman" w:hAnsi="Times New Roman" w:cs="Times New Roman"/>
+                <w:noProof/>
                 <w:lang w:eastAsia="fr-FR"/>
               </w:rPr>
+              <w:t>Outils de marketing digital</w:t>
+            </w:r>
+            <w:r>
+              <w:rPr>
+                <w:noProof/>
+                <w:webHidden/>
+              </w:rPr>
               <w:tab/>
             </w:r>
             <w:r>
               <w:rPr>
-                <w:rStyle w:val="Hyperlink"/>
-                <w:rFonts w:ascii="Times New Roman" w:eastAsia="Times New Roman" w:hAnsi="Times New Roman" w:cs="Times New Roman"/>
-                <w:noProof/>
-                <w:lang w:eastAsia="fr-FR"/>
-              </w:rPr>
-              <w:t>Outils de marketing digital</w:t>
-            </w:r>
-            <w:r>
-              <w:rPr>
                 <w:noProof/>
                 <w:webHidden/>
               </w:rPr>
-              <w:tab/>
+              <w:fldChar w:fldCharType="begin"/>
             </w:r>
             <w:r>
               <w:rPr>
                 <w:noProof/>
                 <w:webHidden/>
               </w:rPr>
-              <w:fldChar w:fldCharType="begin"/>
-            </w:r>
-            <w:r>
-              <w:rPr>
-                <w:noProof/>
-                <w:webHidden/>
-              </w:rPr>
-              <w:instrText xml:space="preserve"> PAGEREF _Toc226233703 \h </w:instrText>
+              <w:instrText xml:space="preserve"> PAGEREF _Toc226236323 \h </w:instrText>
             </w:r>
             <w:r>
               <w:rPr>
@@ -2757,7 +2754,7 @@
         </w:p>
         <w:p>
           <w:pPr>
-            <w:pStyle w:val="TOC3"/>
+            <w:pStyle w:val="TM3"/>
             <w:tabs>
               <w:tab w:val="left" w:pos="960"/>
               <w:tab w:val="right" w:leader="dot" w:pos="9062"/>
@@ -2767,13 +2764,13 @@
               <w:noProof/>
               <w:sz w:val="24"/>
               <w:szCs w:val="24"/>
-              <w:lang w:eastAsia="fr-FR"/>
+              <w:lang w:val="en-US"/>
             </w:rPr>
           </w:pPr>
-          <w:hyperlink w:anchor="_Toc226233704" w:history="1">
-            <w:r>
-              <w:rPr>
-                <w:rStyle w:val="Hyperlink"/>
+          <w:hyperlink w:anchor="_Toc226236324" w:history="1">
+            <w:r>
+              <w:rPr>
+                <w:rStyle w:val="Lienhypertexte"/>
                 <w:noProof/>
                 <w:lang w:eastAsia="fr-FR"/>
               </w:rPr>
@@ -2785,38 +2782,38 @@
                 <w:noProof/>
                 <w:sz w:val="24"/>
                 <w:szCs w:val="24"/>
+                <w:lang w:val="en-US"/>
+              </w:rPr>
+              <w:tab/>
+            </w:r>
+            <w:r>
+              <w:rPr>
+                <w:rStyle w:val="Lienhypertexte"/>
+                <w:noProof/>
                 <w:lang w:eastAsia="fr-FR"/>
               </w:rPr>
+              <w:t>Environnement de développement et outils de collaboration :</w:t>
+            </w:r>
+            <w:r>
+              <w:rPr>
+                <w:noProof/>
+                <w:webHidden/>
+              </w:rPr>
               <w:tab/>
             </w:r>
             <w:r>
               <w:rPr>
-                <w:rStyle w:val="Hyperlink"/>
-                <w:noProof/>
-                <w:lang w:eastAsia="fr-FR"/>
-              </w:rPr>
-              <w:t>Environnement de développement et outils de collaboration :</w:t>
-            </w:r>
-            <w:r>
-              <w:rPr>
                 <w:noProof/>
                 <w:webHidden/>
               </w:rPr>
-              <w:tab/>
+              <w:fldChar w:fldCharType="begin"/>
             </w:r>
             <w:r>
               <w:rPr>
                 <w:noProof/>
                 <w:webHidden/>
               </w:rPr>
-              <w:fldChar w:fldCharType="begin"/>
-            </w:r>
-            <w:r>
-              <w:rPr>
-                <w:noProof/>
-                <w:webHidden/>
-              </w:rPr>
-              <w:instrText xml:space="preserve"> PAGEREF _Toc226233704 \h </w:instrText>
+              <w:instrText xml:space="preserve"> PAGEREF _Toc226236324 \h </w:instrText>
             </w:r>
             <w:r>
               <w:rPr>
@@ -2849,7 +2846,7 @@
         </w:p>
         <w:p>
           <w:pPr>
-            <w:pStyle w:val="TOC2"/>
+            <w:pStyle w:val="TM2"/>
             <w:tabs>
               <w:tab w:val="left" w:pos="720"/>
               <w:tab w:val="right" w:leader="dot" w:pos="9062"/>
@@ -2859,13 +2856,13 @@
               <w:noProof/>
               <w:sz w:val="24"/>
               <w:szCs w:val="24"/>
-              <w:lang w:eastAsia="fr-FR"/>
+              <w:lang w:val="en-US"/>
             </w:rPr>
           </w:pPr>
-          <w:hyperlink w:anchor="_Toc226233705" w:history="1">
-            <w:r>
-              <w:rPr>
-                <w:rStyle w:val="Hyperlink"/>
+          <w:hyperlink w:anchor="_Toc226236325" w:history="1">
+            <w:r>
+              <w:rPr>
+                <w:rStyle w:val="Lienhypertexte"/>
                 <w:rFonts w:asciiTheme="majorBidi" w:hAnsiTheme="majorBidi"/>
                 <w:noProof/>
               </w:rPr>
@@ -2877,13 +2874,13 @@
                 <w:noProof/>
                 <w:sz w:val="24"/>
                 <w:szCs w:val="24"/>
-                <w:lang w:eastAsia="fr-FR"/>
+                <w:lang w:val="en-US"/>
               </w:rPr>
               <w:tab/>
             </w:r>
             <w:r>
               <w:rPr>
-                <w:rStyle w:val="Hyperlink"/>
+                <w:rStyle w:val="Lienhypertexte"/>
                 <w:rFonts w:asciiTheme="majorBidi" w:hAnsiTheme="majorBidi"/>
                 <w:noProof/>
               </w:rPr>
@@ -2908,7 +2905,7 @@
                 <w:noProof/>
                 <w:webHidden/>
               </w:rPr>
-              <w:instrText xml:space="preserve"> PAGEREF _Toc226233705 \h </w:instrText>
+              <w:instrText xml:space="preserve"> PAGEREF _Toc226236325 \h </w:instrText>
             </w:r>
             <w:r>
               <w:rPr>
@@ -2941,7 +2938,7 @@
         </w:p>
         <w:p>
           <w:pPr>
-            <w:pStyle w:val="TOC3"/>
+            <w:pStyle w:val="TM3"/>
             <w:tabs>
               <w:tab w:val="left" w:pos="960"/>
               <w:tab w:val="right" w:leader="dot" w:pos="9062"/>
@@ -2951,13 +2948,13 @@
               <w:noProof/>
               <w:sz w:val="24"/>
               <w:szCs w:val="24"/>
-              <w:lang w:eastAsia="fr-FR"/>
+              <w:lang w:val="en-US"/>
             </w:rPr>
           </w:pPr>
-          <w:hyperlink w:anchor="_Toc226233706" w:history="1">
-            <w:r>
-              <w:rPr>
-                <w:rStyle w:val="Hyperlink"/>
+          <w:hyperlink w:anchor="_Toc226236326" w:history="1">
+            <w:r>
+              <w:rPr>
+                <w:rStyle w:val="Lienhypertexte"/>
                 <w:rFonts w:asciiTheme="majorBidi" w:hAnsiTheme="majorBidi"/>
                 <w:noProof/>
               </w:rPr>
@@ -2969,13 +2966,13 @@
                 <w:noProof/>
                 <w:sz w:val="24"/>
                 <w:szCs w:val="24"/>
-                <w:lang w:eastAsia="fr-FR"/>
+                <w:lang w:val="en-US"/>
               </w:rPr>
               <w:tab/>
             </w:r>
             <w:r>
               <w:rPr>
-                <w:rStyle w:val="Hyperlink"/>
+                <w:rStyle w:val="Lienhypertexte"/>
                 <w:rFonts w:asciiTheme="majorBidi" w:hAnsiTheme="majorBidi"/>
                 <w:noProof/>
               </w:rPr>
@@ -3000,7 +2997,7 @@
                 <w:noProof/>
                 <w:webHidden/>
               </w:rPr>
-              <w:instrText xml:space="preserve"> PAGEREF _Toc226233706 \h </w:instrText>
+              <w:instrText xml:space="preserve"> PAGEREF _Toc226236326 \h </w:instrText>
             </w:r>
             <w:r>
               <w:rPr>
@@ -3033,7 +3030,7 @@
         </w:p>
         <w:p>
           <w:pPr>
-            <w:pStyle w:val="TOC3"/>
+            <w:pStyle w:val="TM3"/>
             <w:tabs>
               <w:tab w:val="left" w:pos="960"/>
               <w:tab w:val="right" w:leader="dot" w:pos="9062"/>
@@ -3043,13 +3040,13 @@
               <w:noProof/>
               <w:sz w:val="24"/>
               <w:szCs w:val="24"/>
-              <w:lang w:eastAsia="fr-FR"/>
+              <w:lang w:val="en-US"/>
             </w:rPr>
           </w:pPr>
-          <w:hyperlink w:anchor="_Toc226233707" w:history="1">
-            <w:r>
-              <w:rPr>
-                <w:rStyle w:val="Hyperlink"/>
+          <w:hyperlink w:anchor="_Toc226236327" w:history="1">
+            <w:r>
+              <w:rPr>
+                <w:rStyle w:val="Lienhypertexte"/>
                 <w:rFonts w:asciiTheme="majorBidi" w:hAnsiTheme="majorBidi"/>
                 <w:noProof/>
               </w:rPr>
@@ -3061,13 +3058,13 @@
                 <w:noProof/>
                 <w:sz w:val="24"/>
                 <w:szCs w:val="24"/>
-                <w:lang w:eastAsia="fr-FR"/>
+                <w:lang w:val="en-US"/>
               </w:rPr>
               <w:tab/>
             </w:r>
             <w:r>
               <w:rPr>
-                <w:rStyle w:val="Hyperlink"/>
+                <w:rStyle w:val="Lienhypertexte"/>
                 <w:rFonts w:asciiTheme="majorBidi" w:hAnsiTheme="majorBidi"/>
                 <w:noProof/>
               </w:rPr>
@@ -3092,7 +3089,7 @@
                 <w:noProof/>
                 <w:webHidden/>
               </w:rPr>
-              <w:instrText xml:space="preserve"> PAGEREF _Toc226233707 \h </w:instrText>
+              <w:instrText xml:space="preserve"> PAGEREF _Toc226236327 \h </w:instrText>
             </w:r>
             <w:r>
               <w:rPr>
@@ -3125,7 +3122,7 @@
         </w:p>
         <w:p>
           <w:pPr>
-            <w:pStyle w:val="TOC2"/>
+            <w:pStyle w:val="TM2"/>
             <w:tabs>
               <w:tab w:val="left" w:pos="720"/>
               <w:tab w:val="right" w:leader="dot" w:pos="9062"/>
@@ -3135,13 +3132,13 @@
               <w:noProof/>
               <w:sz w:val="24"/>
               <w:szCs w:val="24"/>
-              <w:lang w:eastAsia="fr-FR"/>
+              <w:lang w:val="en-US"/>
             </w:rPr>
           </w:pPr>
-          <w:hyperlink w:anchor="_Toc226233708" w:history="1">
-            <w:r>
-              <w:rPr>
-                <w:rStyle w:val="Hyperlink"/>
+          <w:hyperlink w:anchor="_Toc226236328" w:history="1">
+            <w:r>
+              <w:rPr>
+                <w:rStyle w:val="Lienhypertexte"/>
                 <w:rFonts w:asciiTheme="majorBidi" w:hAnsiTheme="majorBidi"/>
                 <w:noProof/>
               </w:rPr>
@@ -3153,13 +3150,13 @@
                 <w:noProof/>
                 <w:sz w:val="24"/>
                 <w:szCs w:val="24"/>
-                <w:lang w:eastAsia="fr-FR"/>
+                <w:lang w:val="en-US"/>
               </w:rPr>
               <w:tab/>
             </w:r>
             <w:r>
               <w:rPr>
-                <w:rStyle w:val="Hyperlink"/>
+                <w:rStyle w:val="Lienhypertexte"/>
                 <w:rFonts w:asciiTheme="majorBidi" w:hAnsiTheme="majorBidi"/>
                 <w:noProof/>
               </w:rPr>
@@ -3184,7 +3181,7 @@
                 <w:noProof/>
                 <w:webHidden/>
               </w:rPr>
-              <w:instrText xml:space="preserve"> PAGEREF _Toc226233708 \h </w:instrText>
+              <w:instrText xml:space="preserve"> PAGEREF _Toc226236328 \h </w:instrText>
             </w:r>
             <w:r>
               <w:rPr>
@@ -3217,7 +3214,7 @@
         </w:p>
         <w:p>
           <w:pPr>
-            <w:pStyle w:val="TOC1"/>
+            <w:pStyle w:val="TM1"/>
             <w:tabs>
               <w:tab w:val="right" w:leader="dot" w:pos="9062"/>
             </w:tabs>
@@ -3226,13 +3223,13 @@
               <w:noProof/>
               <w:sz w:val="24"/>
               <w:szCs w:val="24"/>
-              <w:lang w:eastAsia="fr-FR"/>
+              <w:lang w:val="en-US"/>
             </w:rPr>
           </w:pPr>
-          <w:hyperlink w:anchor="_Toc226233709" w:history="1">
-            <w:r>
-              <w:rPr>
-                <w:rStyle w:val="Hyperlink"/>
+          <w:hyperlink w:anchor="_Toc226236329" w:history="1">
+            <w:r>
+              <w:rPr>
+                <w:rStyle w:val="Lienhypertexte"/>
                 <w:rFonts w:ascii="Times New Roman" w:hAnsi="Times New Roman" w:cs="Times New Roman"/>
                 <w:b/>
                 <w:bCs/>
@@ -3259,7 +3256,7 @@
                 <w:noProof/>
                 <w:webHidden/>
               </w:rPr>
-              <w:instrText xml:space="preserve"> PAGEREF _Toc226233709 \h </w:instrText>
+              <w:instrText xml:space="preserve"> PAGEREF _Toc226236329 \h </w:instrText>
             </w:r>
             <w:r>
               <w:rPr>
@@ -3292,7 +3289,7 @@
         </w:p>
         <w:p>
           <w:pPr>
-            <w:pStyle w:val="TOC2"/>
+            <w:pStyle w:val="TM2"/>
             <w:tabs>
               <w:tab w:val="left" w:pos="720"/>
               <w:tab w:val="right" w:leader="dot" w:pos="9062"/>
@@ -3302,13 +3299,13 @@
               <w:noProof/>
               <w:sz w:val="24"/>
               <w:szCs w:val="24"/>
-              <w:lang w:eastAsia="fr-FR"/>
+              <w:lang w:val="en-US"/>
             </w:rPr>
           </w:pPr>
-          <w:hyperlink w:anchor="_Toc226233710" w:history="1">
-            <w:r>
-              <w:rPr>
-                <w:rStyle w:val="Hyperlink"/>
+          <w:hyperlink w:anchor="_Toc226236330" w:history="1">
+            <w:r>
+              <w:rPr>
+                <w:rStyle w:val="Lienhypertexte"/>
                 <w:rFonts w:ascii="Times New Roman" w:hAnsi="Times New Roman" w:cs="Times New Roman"/>
                 <w:noProof/>
               </w:rPr>
@@ -3320,13 +3317,13 @@
                 <w:noProof/>
                 <w:sz w:val="24"/>
                 <w:szCs w:val="24"/>
-                <w:lang w:eastAsia="fr-FR"/>
+                <w:lang w:val="en-US"/>
               </w:rPr>
               <w:tab/>
             </w:r>
             <w:r>
               <w:rPr>
-                <w:rStyle w:val="Hyperlink"/>
+                <w:rStyle w:val="Lienhypertexte"/>
                 <w:rFonts w:ascii="Times New Roman" w:hAnsi="Times New Roman" w:cs="Times New Roman"/>
                 <w:noProof/>
               </w:rPr>
@@ -3351,7 +3348,7 @@
                 <w:noProof/>
                 <w:webHidden/>
               </w:rPr>
-              <w:instrText xml:space="preserve"> PAGEREF _Toc226233710 \h </w:instrText>
+              <w:instrText xml:space="preserve"> PAGEREF _Toc226236330 \h </w:instrText>
             </w:r>
             <w:r>
               <w:rPr>
@@ -3384,7 +3381,7 @@
         </w:p>
         <w:p>
           <w:pPr>
-            <w:pStyle w:val="TOC3"/>
+            <w:pStyle w:val="TM3"/>
             <w:tabs>
               <w:tab w:val="left" w:pos="960"/>
               <w:tab w:val="right" w:leader="dot" w:pos="9062"/>
@@ -3394,13 +3391,13 @@
               <w:noProof/>
               <w:sz w:val="24"/>
               <w:szCs w:val="24"/>
-              <w:lang w:eastAsia="fr-FR"/>
+              <w:lang w:val="en-US"/>
             </w:rPr>
           </w:pPr>
-          <w:hyperlink w:anchor="_Toc226233711" w:history="1">
-            <w:r>
-              <w:rPr>
-                <w:rStyle w:val="Hyperlink"/>
+          <w:hyperlink w:anchor="_Toc226236331" w:history="1">
+            <w:r>
+              <w:rPr>
+                <w:rStyle w:val="Lienhypertexte"/>
                 <w:rFonts w:ascii="Times New Roman" w:hAnsi="Times New Roman" w:cs="Times New Roman"/>
                 <w:noProof/>
               </w:rPr>
@@ -3412,13 +3409,13 @@
                 <w:noProof/>
                 <w:sz w:val="24"/>
                 <w:szCs w:val="24"/>
-                <w:lang w:eastAsia="fr-FR"/>
+                <w:lang w:val="en-US"/>
               </w:rPr>
               <w:tab/>
             </w:r>
             <w:r>
               <w:rPr>
-                <w:rStyle w:val="Hyperlink"/>
+                <w:rStyle w:val="Lienhypertexte"/>
                 <w:rFonts w:ascii="Times New Roman" w:hAnsi="Times New Roman" w:cs="Times New Roman"/>
                 <w:noProof/>
               </w:rPr>
@@ -3443,7 +3440,7 @@
                 <w:noProof/>
                 <w:webHidden/>
               </w:rPr>
-              <w:instrText xml:space="preserve"> PAGEREF _Toc226233711 \h </w:instrText>
+              <w:instrText xml:space="preserve"> PAGEREF _Toc226236331 \h </w:instrText>
             </w:r>
             <w:r>
               <w:rPr>
@@ -3476,7 +3473,7 @@
         </w:p>
         <w:p>
           <w:pPr>
-            <w:pStyle w:val="TOC3"/>
+            <w:pStyle w:val="TM3"/>
             <w:tabs>
               <w:tab w:val="left" w:pos="960"/>
               <w:tab w:val="right" w:leader="dot" w:pos="9062"/>
@@ -3486,13 +3483,13 @@
               <w:noProof/>
               <w:sz w:val="24"/>
               <w:szCs w:val="24"/>
-              <w:lang w:eastAsia="fr-FR"/>
+              <w:lang w:val="en-US"/>
             </w:rPr>
           </w:pPr>
-          <w:hyperlink w:anchor="_Toc226233712" w:history="1">
-            <w:r>
-              <w:rPr>
-                <w:rStyle w:val="Hyperlink"/>
+          <w:hyperlink w:anchor="_Toc226236332" w:history="1">
+            <w:r>
+              <w:rPr>
+                <w:rStyle w:val="Lienhypertexte"/>
                 <w:rFonts w:ascii="Times New Roman" w:hAnsi="Times New Roman" w:cs="Times New Roman"/>
                 <w:noProof/>
                 <w:lang w:val="en-US"/>
@@ -3505,13 +3502,13 @@
                 <w:noProof/>
                 <w:sz w:val="24"/>
                 <w:szCs w:val="24"/>
-                <w:lang w:eastAsia="fr-FR"/>
+                <w:lang w:val="en-US"/>
               </w:rPr>
               <w:tab/>
             </w:r>
             <w:r>
               <w:rPr>
-                <w:rStyle w:val="Hyperlink"/>
+                <w:rStyle w:val="Lienhypertexte"/>
                 <w:rFonts w:ascii="Times New Roman" w:hAnsi="Times New Roman" w:cs="Times New Roman"/>
                 <w:noProof/>
               </w:rPr>
@@ -3536,7 +3533,7 @@
                 <w:noProof/>
                 <w:webHidden/>
               </w:rPr>
-              <w:instrText xml:space="preserve"> PAGEREF _Toc226233712 \h </w:instrText>
+              <w:instrText xml:space="preserve"> PAGEREF _Toc226236332 \h </w:instrText>
             </w:r>
             <w:r>
               <w:rPr>
@@ -3569,7 +3566,7 @@
         </w:p>
         <w:p>
           <w:pPr>
-            <w:pStyle w:val="TOC2"/>
+            <w:pStyle w:val="TM2"/>
             <w:tabs>
               <w:tab w:val="left" w:pos="720"/>
               <w:tab w:val="right" w:leader="dot" w:pos="9062"/>
@@ -3579,13 +3576,13 @@
               <w:noProof/>
               <w:sz w:val="24"/>
               <w:szCs w:val="24"/>
-              <w:lang w:eastAsia="fr-FR"/>
+              <w:lang w:val="en-US"/>
             </w:rPr>
           </w:pPr>
-          <w:hyperlink w:anchor="_Toc226233713" w:history="1">
-            <w:r>
-              <w:rPr>
-                <w:rStyle w:val="Hyperlink"/>
+          <w:hyperlink w:anchor="_Toc226236333" w:history="1">
+            <w:r>
+              <w:rPr>
+                <w:rStyle w:val="Lienhypertexte"/>
                 <w:rFonts w:ascii="Times New Roman" w:hAnsi="Times New Roman" w:cs="Times New Roman"/>
                 <w:noProof/>
               </w:rPr>
@@ -3597,13 +3594,13 @@
                 <w:noProof/>
                 <w:sz w:val="24"/>
                 <w:szCs w:val="24"/>
-                <w:lang w:eastAsia="fr-FR"/>
+                <w:lang w:val="en-US"/>
               </w:rPr>
               <w:tab/>
             </w:r>
             <w:r>
               <w:rPr>
-                <w:rStyle w:val="Hyperlink"/>
+                <w:rStyle w:val="Lienhypertexte"/>
                 <w:rFonts w:ascii="Times New Roman" w:hAnsi="Times New Roman" w:cs="Times New Roman"/>
                 <w:noProof/>
               </w:rPr>
@@ -3628,7 +3625,7 @@
                 <w:noProof/>
                 <w:webHidden/>
               </w:rPr>
-              <w:instrText xml:space="preserve"> PAGEREF _Toc226233713 \h </w:instrText>
+              <w:instrText xml:space="preserve"> PAGEREF _Toc226236333 \h </w:instrText>
             </w:r>
             <w:r>
               <w:rPr>
@@ -3661,7 +3658,7 @@
         </w:p>
         <w:p>
           <w:pPr>
-            <w:pStyle w:val="TOC3"/>
+            <w:pStyle w:val="TM3"/>
             <w:tabs>
               <w:tab w:val="left" w:pos="960"/>
               <w:tab w:val="right" w:leader="dot" w:pos="9062"/>
@@ -3671,13 +3668,13 @@
               <w:noProof/>
               <w:sz w:val="24"/>
               <w:szCs w:val="24"/>
-              <w:lang w:eastAsia="fr-FR"/>
+              <w:lang w:val="en-US"/>
             </w:rPr>
           </w:pPr>
-          <w:hyperlink w:anchor="_Toc226233714" w:history="1">
-            <w:r>
-              <w:rPr>
-                <w:rStyle w:val="Hyperlink"/>
+          <w:hyperlink w:anchor="_Toc226236334" w:history="1">
+            <w:r>
+              <w:rPr>
+                <w:rStyle w:val="Lienhypertexte"/>
                 <w:rFonts w:ascii="Times New Roman" w:hAnsi="Times New Roman" w:cs="Times New Roman"/>
                 <w:noProof/>
               </w:rPr>
@@ -3689,13 +3686,13 @@
                 <w:noProof/>
                 <w:sz w:val="24"/>
                 <w:szCs w:val="24"/>
-                <w:lang w:eastAsia="fr-FR"/>
+                <w:lang w:val="en-US"/>
               </w:rPr>
               <w:tab/>
             </w:r>
             <w:r>
               <w:rPr>
-                <w:rStyle w:val="Hyperlink"/>
+                <w:rStyle w:val="Lienhypertexte"/>
                 <w:rFonts w:ascii="Times New Roman" w:hAnsi="Times New Roman" w:cs="Times New Roman"/>
                 <w:noProof/>
               </w:rPr>
@@ -3720,7 +3717,7 @@
                 <w:noProof/>
                 <w:webHidden/>
               </w:rPr>
-              <w:instrText xml:space="preserve"> PAGEREF _Toc226233714 \h </w:instrText>
+              <w:instrText xml:space="preserve"> PAGEREF _Toc226236334 \h </w:instrText>
             </w:r>
             <w:r>
               <w:rPr>
@@ -3753,7 +3750,7 @@
         </w:p>
         <w:p>
           <w:pPr>
-            <w:pStyle w:val="TOC3"/>
+            <w:pStyle w:val="TM3"/>
             <w:tabs>
               <w:tab w:val="left" w:pos="960"/>
               <w:tab w:val="right" w:leader="dot" w:pos="9062"/>
@@ -3763,13 +3760,13 @@
               <w:noProof/>
               <w:sz w:val="24"/>
               <w:szCs w:val="24"/>
-              <w:lang w:eastAsia="fr-FR"/>
+              <w:lang w:val="en-US"/>
             </w:rPr>
           </w:pPr>
-          <w:hyperlink w:anchor="_Toc226233715" w:history="1">
-            <w:r>
-              <w:rPr>
-                <w:rStyle w:val="Hyperlink"/>
+          <w:hyperlink w:anchor="_Toc226236335" w:history="1">
+            <w:r>
+              <w:rPr>
+                <w:rStyle w:val="Lienhypertexte"/>
                 <w:rFonts w:ascii="Times New Roman" w:hAnsi="Times New Roman" w:cs="Times New Roman"/>
                 <w:noProof/>
               </w:rPr>
@@ -3781,13 +3778,13 @@
                 <w:noProof/>
                 <w:sz w:val="24"/>
                 <w:szCs w:val="24"/>
-                <w:lang w:eastAsia="fr-FR"/>
+                <w:lang w:val="en-US"/>
               </w:rPr>
               <w:tab/>
             </w:r>
             <w:r>
               <w:rPr>
-                <w:rStyle w:val="Hyperlink"/>
+                <w:rStyle w:val="Lienhypertexte"/>
                 <w:rFonts w:ascii="Times New Roman" w:hAnsi="Times New Roman" w:cs="Times New Roman"/>
                 <w:noProof/>
               </w:rPr>
@@ -3812,7 +3809,7 @@
                 <w:noProof/>
                 <w:webHidden/>
               </w:rPr>
-              <w:instrText xml:space="preserve"> PAGEREF _Toc226233715 \h </w:instrText>
+              <w:instrText xml:space="preserve"> PAGEREF _Toc226236335 \h </w:instrText>
             </w:r>
             <w:r>
               <w:rPr>
@@ -3845,7 +3842,7 @@
         </w:p>
         <w:p>
           <w:pPr>
-            <w:pStyle w:val="TOC3"/>
+            <w:pStyle w:val="TM3"/>
             <w:tabs>
               <w:tab w:val="left" w:pos="960"/>
               <w:tab w:val="right" w:leader="dot" w:pos="9062"/>
@@ -3855,13 +3852,13 @@
               <w:noProof/>
               <w:sz w:val="24"/>
               <w:szCs w:val="24"/>
-              <w:lang w:eastAsia="fr-FR"/>
+              <w:lang w:val="en-US"/>
             </w:rPr>
           </w:pPr>
-          <w:hyperlink w:anchor="_Toc226233716" w:history="1">
-            <w:r>
-              <w:rPr>
-                <w:rStyle w:val="Hyperlink"/>
+          <w:hyperlink w:anchor="_Toc226236336" w:history="1">
+            <w:r>
+              <w:rPr>
+                <w:rStyle w:val="Lienhypertexte"/>
                 <w:rFonts w:ascii="Times New Roman" w:hAnsi="Times New Roman" w:cs="Times New Roman"/>
                 <w:noProof/>
               </w:rPr>
@@ -3873,13 +3870,13 @@
                 <w:noProof/>
                 <w:sz w:val="24"/>
                 <w:szCs w:val="24"/>
-                <w:lang w:eastAsia="fr-FR"/>
+                <w:lang w:val="en-US"/>
               </w:rPr>
               <w:tab/>
             </w:r>
             <w:r>
               <w:rPr>
-                <w:rStyle w:val="Hyperlink"/>
+                <w:rStyle w:val="Lienhypertexte"/>
                 <w:rFonts w:ascii="Times New Roman" w:hAnsi="Times New Roman" w:cs="Times New Roman"/>
                 <w:noProof/>
               </w:rPr>
@@ -3904,7 +3901,7 @@
                 <w:noProof/>
                 <w:webHidden/>
               </w:rPr>
-              <w:instrText xml:space="preserve"> PAGEREF _Toc226233716 \h </w:instrText>
+              <w:instrText xml:space="preserve"> PAGEREF _Toc226236336 \h </w:instrText>
             </w:r>
             <w:r>
               <w:rPr>
@@ -3937,7 +3934,7 @@
         </w:p>
         <w:p>
           <w:pPr>
-            <w:pStyle w:val="TOC2"/>
+            <w:pStyle w:val="TM2"/>
             <w:tabs>
               <w:tab w:val="left" w:pos="720"/>
               <w:tab w:val="right" w:leader="dot" w:pos="9062"/>
@@ -3947,13 +3944,13 @@
               <w:noProof/>
               <w:sz w:val="24"/>
               <w:szCs w:val="24"/>
-              <w:lang w:eastAsia="fr-FR"/>
+              <w:lang w:val="en-US"/>
             </w:rPr>
           </w:pPr>
-          <w:hyperlink w:anchor="_Toc226233717" w:history="1">
-            <w:r>
-              <w:rPr>
-                <w:rStyle w:val="Hyperlink"/>
+          <w:hyperlink w:anchor="_Toc226236337" w:history="1">
+            <w:r>
+              <w:rPr>
+                <w:rStyle w:val="Lienhypertexte"/>
                 <w:rFonts w:ascii="Times New Roman" w:eastAsia="Times New Roman" w:hAnsi="Times New Roman" w:cs="Times New Roman"/>
                 <w:noProof/>
               </w:rPr>
@@ -3965,13 +3962,13 @@
                 <w:noProof/>
                 <w:sz w:val="24"/>
                 <w:szCs w:val="24"/>
-                <w:lang w:eastAsia="fr-FR"/>
+                <w:lang w:val="en-US"/>
               </w:rPr>
               <w:tab/>
             </w:r>
             <w:r>
               <w:rPr>
-                <w:rStyle w:val="Hyperlink"/>
+                <w:rStyle w:val="Lienhypertexte"/>
                 <w:rFonts w:ascii="Times New Roman" w:eastAsia="Times New Roman" w:hAnsi="Times New Roman" w:cs="Times New Roman"/>
                 <w:noProof/>
               </w:rPr>
@@ -3996,7 +3993,7 @@
                 <w:noProof/>
                 <w:webHidden/>
               </w:rPr>
-              <w:instrText xml:space="preserve"> PAGEREF _Toc226233717 \h </w:instrText>
+              <w:instrText xml:space="preserve"> PAGEREF _Toc226236337 \h </w:instrText>
             </w:r>
             <w:r>
               <w:rPr>
@@ -4029,7 +4026,7 @@
         </w:p>
         <w:p>
           <w:pPr>
-            <w:pStyle w:val="TOC3"/>
+            <w:pStyle w:val="TM3"/>
             <w:tabs>
               <w:tab w:val="left" w:pos="960"/>
               <w:tab w:val="right" w:leader="dot" w:pos="9062"/>
@@ -4039,13 +4036,13 @@
               <w:noProof/>
               <w:sz w:val="24"/>
               <w:szCs w:val="24"/>
-              <w:lang w:eastAsia="fr-FR"/>
+              <w:lang w:val="en-US"/>
             </w:rPr>
           </w:pPr>
-          <w:hyperlink w:anchor="_Toc226233718" w:history="1">
-            <w:r>
-              <w:rPr>
-                <w:rStyle w:val="Hyperlink"/>
+          <w:hyperlink w:anchor="_Toc226236338" w:history="1">
+            <w:r>
+              <w:rPr>
+                <w:rStyle w:val="Lienhypertexte"/>
                 <w:rFonts w:ascii="Times New Roman" w:hAnsi="Times New Roman" w:cs="Times New Roman"/>
                 <w:noProof/>
                 <w:lang w:eastAsia="fr-FR"/>
@@ -4058,47 +4055,47 @@
                 <w:noProof/>
                 <w:sz w:val="24"/>
                 <w:szCs w:val="24"/>
+                <w:lang w:val="en-US"/>
+              </w:rPr>
+              <w:tab/>
+            </w:r>
+            <w:r>
+              <w:rPr>
+                <w:rStyle w:val="Lienhypertexte"/>
+                <w:noProof/>
                 <w:lang w:eastAsia="fr-FR"/>
               </w:rPr>
+              <w:t>Architecture de l'Interface Utilisateur (UI)</w:t>
+            </w:r>
+            <w:r>
+              <w:rPr>
+                <w:rStyle w:val="Lienhypertexte"/>
+                <w:rFonts w:ascii="Times New Roman" w:hAnsi="Times New Roman" w:cs="Times New Roman"/>
+                <w:noProof/>
+                <w:lang w:eastAsia="fr-FR"/>
+              </w:rPr>
+              <w:t>:</w:t>
+            </w:r>
+            <w:r>
+              <w:rPr>
+                <w:noProof/>
+                <w:webHidden/>
+              </w:rPr>
               <w:tab/>
             </w:r>
             <w:r>
               <w:rPr>
-                <w:rStyle w:val="Hyperlink"/>
-                <w:noProof/>
-                <w:lang w:eastAsia="fr-FR"/>
-              </w:rPr>
-              <w:t>Architecture de l'Interface Utilisateur (UI)</w:t>
-            </w:r>
-            <w:r>
-              <w:rPr>
-                <w:rStyle w:val="Hyperlink"/>
-                <w:rFonts w:ascii="Times New Roman" w:hAnsi="Times New Roman" w:cs="Times New Roman"/>
-                <w:noProof/>
-                <w:lang w:eastAsia="fr-FR"/>
-              </w:rPr>
-              <w:t>:</w:t>
-            </w:r>
-            <w:r>
-              <w:rPr>
                 <w:noProof/>
                 <w:webHidden/>
               </w:rPr>
-              <w:tab/>
+              <w:fldChar w:fldCharType="begin"/>
             </w:r>
             <w:r>
               <w:rPr>
                 <w:noProof/>
                 <w:webHidden/>
               </w:rPr>
-              <w:fldChar w:fldCharType="begin"/>
-            </w:r>
-            <w:r>
-              <w:rPr>
-                <w:noProof/>
-                <w:webHidden/>
-              </w:rPr>
-              <w:instrText xml:space="preserve"> PAGEREF _Toc226233718 \h </w:instrText>
+              <w:instrText xml:space="preserve"> PAGEREF _Toc226236338 \h </w:instrText>
             </w:r>
             <w:r>
               <w:rPr>
@@ -4131,7 +4128,7 @@
         </w:p>
         <w:p>
           <w:pPr>
-            <w:pStyle w:val="TOC3"/>
+            <w:pStyle w:val="TM3"/>
             <w:tabs>
               <w:tab w:val="left" w:pos="960"/>
               <w:tab w:val="right" w:leader="dot" w:pos="9062"/>
@@ -4141,13 +4138,13 @@
               <w:noProof/>
               <w:sz w:val="24"/>
               <w:szCs w:val="24"/>
-              <w:lang w:eastAsia="fr-FR"/>
+              <w:lang w:val="en-US"/>
             </w:rPr>
           </w:pPr>
-          <w:hyperlink w:anchor="_Toc226233719" w:history="1">
-            <w:r>
-              <w:rPr>
-                <w:rStyle w:val="Hyperlink"/>
+          <w:hyperlink w:anchor="_Toc226236339" w:history="1">
+            <w:r>
+              <w:rPr>
+                <w:rStyle w:val="Lienhypertexte"/>
                 <w:noProof/>
               </w:rPr>
               <w:t>b.</w:t>
@@ -4158,20 +4155,20 @@
                 <w:noProof/>
                 <w:sz w:val="24"/>
                 <w:szCs w:val="24"/>
-                <w:lang w:eastAsia="fr-FR"/>
+                <w:lang w:val="en-US"/>
               </w:rPr>
               <w:tab/>
             </w:r>
             <w:r>
               <w:rPr>
-                <w:rStyle w:val="Hyperlink"/>
+                <w:rStyle w:val="Lienhypertexte"/>
                 <w:noProof/>
               </w:rPr>
               <w:t>Système</w:t>
             </w:r>
             <w:r>
               <w:rPr>
-                <w:rStyle w:val="Hyperlink"/>
+                <w:rStyle w:val="Lienhypertexte"/>
                 <w:rFonts w:eastAsia="Times New Roman"/>
                 <w:noProof/>
               </w:rPr>
@@ -4196,7 +4193,7 @@
                 <w:noProof/>
                 <w:webHidden/>
               </w:rPr>
-              <w:instrText xml:space="preserve"> PAGEREF _Toc226233719 \h </w:instrText>
+              <w:instrText xml:space="preserve"> PAGEREF _Toc226236339 \h </w:instrText>
             </w:r>
             <w:r>
               <w:rPr>
@@ -4229,7 +4226,7 @@
         </w:p>
         <w:p>
           <w:pPr>
-            <w:pStyle w:val="TOC3"/>
+            <w:pStyle w:val="TM3"/>
             <w:tabs>
               <w:tab w:val="left" w:pos="960"/>
               <w:tab w:val="right" w:leader="dot" w:pos="9062"/>
@@ -4239,13 +4236,13 @@
               <w:noProof/>
               <w:sz w:val="24"/>
               <w:szCs w:val="24"/>
-              <w:lang w:eastAsia="fr-FR"/>
+              <w:lang w:val="en-US"/>
             </w:rPr>
           </w:pPr>
-          <w:hyperlink w:anchor="_Toc226233720" w:history="1">
-            <w:r>
-              <w:rPr>
-                <w:rStyle w:val="Hyperlink"/>
+          <w:hyperlink w:anchor="_Toc226236340" w:history="1">
+            <w:r>
+              <w:rPr>
+                <w:rStyle w:val="Lienhypertexte"/>
                 <w:noProof/>
               </w:rPr>
               <w:t>c.</w:t>
@@ -4256,13 +4253,13 @@
                 <w:noProof/>
                 <w:sz w:val="24"/>
                 <w:szCs w:val="24"/>
-                <w:lang w:eastAsia="fr-FR"/>
+                <w:lang w:val="en-US"/>
               </w:rPr>
               <w:tab/>
             </w:r>
             <w:r>
               <w:rPr>
-                <w:rStyle w:val="Hyperlink"/>
+                <w:rStyle w:val="Lienhypertexte"/>
                 <w:rFonts w:eastAsia="Times New Roman"/>
                 <w:noProof/>
               </w:rPr>
@@ -4287,7 +4284,7 @@
                 <w:noProof/>
                 <w:webHidden/>
               </w:rPr>
-              <w:instrText xml:space="preserve"> PAGEREF _Toc226233720 \h </w:instrText>
+              <w:instrText xml:space="preserve"> PAGEREF _Toc226236340 \h </w:instrText>
             </w:r>
             <w:r>
               <w:rPr>
@@ -4320,7 +4317,7 @@
         </w:p>
         <w:p>
           <w:pPr>
-            <w:pStyle w:val="TOC2"/>
+            <w:pStyle w:val="TM2"/>
             <w:tabs>
               <w:tab w:val="left" w:pos="720"/>
               <w:tab w:val="right" w:leader="dot" w:pos="9062"/>
@@ -4330,13 +4327,13 @@
               <w:noProof/>
               <w:sz w:val="24"/>
               <w:szCs w:val="24"/>
-              <w:lang w:eastAsia="fr-FR"/>
+              <w:lang w:val="en-US"/>
             </w:rPr>
           </w:pPr>
-          <w:hyperlink w:anchor="_Toc226233721" w:history="1">
-            <w:r>
-              <w:rPr>
-                <w:rStyle w:val="Hyperlink"/>
+          <w:hyperlink w:anchor="_Toc226236341" w:history="1">
+            <w:r>
+              <w:rPr>
+                <w:rStyle w:val="Lienhypertexte"/>
                 <w:rFonts w:ascii="Times New Roman" w:hAnsi="Times New Roman" w:cs="Times New Roman"/>
                 <w:noProof/>
               </w:rPr>
@@ -4348,13 +4345,13 @@
                 <w:noProof/>
                 <w:sz w:val="24"/>
                 <w:szCs w:val="24"/>
-                <w:lang w:eastAsia="fr-FR"/>
+                <w:lang w:val="en-US"/>
               </w:rPr>
               <w:tab/>
             </w:r>
             <w:r>
               <w:rPr>
-                <w:rStyle w:val="Hyperlink"/>
+                <w:rStyle w:val="Lienhypertexte"/>
                 <w:rFonts w:ascii="Times New Roman" w:hAnsi="Times New Roman" w:cs="Times New Roman"/>
                 <w:noProof/>
               </w:rPr>
@@ -4379,7 +4376,7 @@
                 <w:noProof/>
                 <w:webHidden/>
               </w:rPr>
-              <w:instrText xml:space="preserve"> PAGEREF _Toc226233721 \h </w:instrText>
+              <w:instrText xml:space="preserve"> PAGEREF _Toc226236341 \h </w:instrText>
             </w:r>
             <w:r>
               <w:rPr>
@@ -4412,7 +4409,7 @@
         </w:p>
         <w:p>
           <w:pPr>
-            <w:pStyle w:val="TOC3"/>
+            <w:pStyle w:val="TM3"/>
             <w:tabs>
               <w:tab w:val="left" w:pos="960"/>
               <w:tab w:val="right" w:leader="dot" w:pos="9062"/>
@@ -4422,13 +4419,13 @@
               <w:noProof/>
               <w:sz w:val="24"/>
               <w:szCs w:val="24"/>
-              <w:lang w:eastAsia="fr-FR"/>
+              <w:lang w:val="en-US"/>
             </w:rPr>
           </w:pPr>
-          <w:hyperlink w:anchor="_Toc226233722" w:history="1">
-            <w:r>
-              <w:rPr>
-                <w:rStyle w:val="Hyperlink"/>
+          <w:hyperlink w:anchor="_Toc226236342" w:history="1">
+            <w:r>
+              <w:rPr>
+                <w:rStyle w:val="Lienhypertexte"/>
                 <w:noProof/>
               </w:rPr>
               <w:t>a.</w:t>
@@ -4439,13 +4436,13 @@
                 <w:noProof/>
                 <w:sz w:val="24"/>
                 <w:szCs w:val="24"/>
-                <w:lang w:eastAsia="fr-FR"/>
+                <w:lang w:val="en-US"/>
               </w:rPr>
               <w:tab/>
             </w:r>
             <w:r>
               <w:rPr>
-                <w:rStyle w:val="Hyperlink"/>
+                <w:rStyle w:val="Lienhypertexte"/>
                 <w:noProof/>
               </w:rPr>
               <w:t>Prototypage haute fidélité (Figma) :</w:t>
@@ -4469,7 +4466,7 @@
                 <w:noProof/>
                 <w:webHidden/>
               </w:rPr>
-              <w:instrText xml:space="preserve"> PAGEREF _Toc226233722 \h </w:instrText>
+              <w:instrText xml:space="preserve"> PAGEREF _Toc226236342 \h </w:instrText>
             </w:r>
             <w:r>
               <w:rPr>
@@ -4502,7 +4499,7 @@
         </w:p>
         <w:p>
           <w:pPr>
-            <w:pStyle w:val="TOC3"/>
+            <w:pStyle w:val="TM3"/>
             <w:tabs>
               <w:tab w:val="left" w:pos="960"/>
               <w:tab w:val="right" w:leader="dot" w:pos="9062"/>
@@ -4512,13 +4509,13 @@
               <w:noProof/>
               <w:sz w:val="24"/>
               <w:szCs w:val="24"/>
-              <w:lang w:eastAsia="fr-FR"/>
+              <w:lang w:val="en-US"/>
             </w:rPr>
           </w:pPr>
-          <w:hyperlink w:anchor="_Toc226233723" w:history="1">
-            <w:r>
-              <w:rPr>
-                <w:rStyle w:val="Hyperlink"/>
+          <w:hyperlink w:anchor="_Toc226236343" w:history="1">
+            <w:r>
+              <w:rPr>
+                <w:rStyle w:val="Lienhypertexte"/>
                 <w:noProof/>
               </w:rPr>
               <w:t>b.</w:t>
@@ -4529,13 +4526,13 @@
                 <w:noProof/>
                 <w:sz w:val="24"/>
                 <w:szCs w:val="24"/>
-                <w:lang w:eastAsia="fr-FR"/>
+                <w:lang w:val="en-US"/>
               </w:rPr>
               <w:tab/>
             </w:r>
             <w:r>
               <w:rPr>
-                <w:rStyle w:val="Hyperlink"/>
+                <w:rStyle w:val="Lienhypertexte"/>
                 <w:noProof/>
               </w:rPr>
               <w:t>Rendu final de la plateforme web :</w:t>
@@ -4559,7 +4556,7 @@
                 <w:noProof/>
                 <w:webHidden/>
               </w:rPr>
-              <w:instrText xml:space="preserve"> PAGEREF _Toc226233723 \h </w:instrText>
+              <w:instrText xml:space="preserve"> PAGEREF _Toc226236343 \h </w:instrText>
             </w:r>
             <w:r>
               <w:rPr>
@@ -4592,7 +4589,7 @@
         </w:p>
         <w:p>
           <w:pPr>
-            <w:pStyle w:val="TOC3"/>
+            <w:pStyle w:val="TM3"/>
             <w:tabs>
               <w:tab w:val="left" w:pos="960"/>
               <w:tab w:val="right" w:leader="dot" w:pos="9062"/>
@@ -4602,13 +4599,13 @@
               <w:noProof/>
               <w:sz w:val="24"/>
               <w:szCs w:val="24"/>
-              <w:lang w:eastAsia="fr-FR"/>
+              <w:lang w:val="en-US"/>
             </w:rPr>
           </w:pPr>
-          <w:hyperlink w:anchor="_Toc226233724" w:history="1">
-            <w:r>
-              <w:rPr>
-                <w:rStyle w:val="Hyperlink"/>
+          <w:hyperlink w:anchor="_Toc226236344" w:history="1">
+            <w:r>
+              <w:rPr>
+                <w:rStyle w:val="Lienhypertexte"/>
                 <w:noProof/>
               </w:rPr>
               <w:t>c.</w:t>
@@ -4619,13 +4616,13 @@
                 <w:noProof/>
                 <w:sz w:val="24"/>
                 <w:szCs w:val="24"/>
-                <w:lang w:eastAsia="fr-FR"/>
+                <w:lang w:val="en-US"/>
               </w:rPr>
               <w:tab/>
             </w:r>
             <w:r>
               <w:rPr>
-                <w:rStyle w:val="Hyperlink"/>
+                <w:rStyle w:val="Lienhypertexte"/>
                 <w:noProof/>
               </w:rPr>
               <w:t>Stratégie de communication visuelle (Instagram) :</w:t>
@@ -4649,7 +4646,7 @@
                 <w:noProof/>
                 <w:webHidden/>
               </w:rPr>
-              <w:instrText xml:space="preserve"> PAGEREF _Toc226233724 \h </w:instrText>
+              <w:instrText xml:space="preserve"> PAGEREF _Toc226236344 \h </w:instrText>
             </w:r>
             <w:r>
               <w:rPr>
@@ -4669,7 +4666,7 @@
                 <w:noProof/>
                 <w:webHidden/>
               </w:rPr>
-              <w:t>35</w:t>
+              <w:t>36</w:t>
             </w:r>
             <w:r>
               <w:rPr>
@@ -4682,7 +4679,7 @@
         </w:p>
         <w:p>
           <w:pPr>
-            <w:pStyle w:val="TOC1"/>
+            <w:pStyle w:val="TM1"/>
             <w:tabs>
               <w:tab w:val="right" w:leader="dot" w:pos="9062"/>
             </w:tabs>
@@ -4691,13 +4688,13 @@
               <w:noProof/>
               <w:sz w:val="24"/>
               <w:szCs w:val="24"/>
-              <w:lang w:eastAsia="fr-FR"/>
+              <w:lang w:val="en-US"/>
             </w:rPr>
           </w:pPr>
-          <w:hyperlink w:anchor="_Toc226233725" w:history="1">
-            <w:r>
-              <w:rPr>
-                <w:rStyle w:val="Hyperlink"/>
+          <w:hyperlink w:anchor="_Toc226236345" w:history="1">
+            <w:r>
+              <w:rPr>
+                <w:rStyle w:val="Lienhypertexte"/>
                 <w:rFonts w:ascii="Times New Roman" w:hAnsi="Times New Roman" w:cs="Times New Roman"/>
                 <w:noProof/>
               </w:rPr>
@@ -4722,7 +4719,7 @@
                 <w:noProof/>
                 <w:webHidden/>
               </w:rPr>
-              <w:instrText xml:space="preserve"> PAGEREF _Toc226233725 \h </w:instrText>
+              <w:instrText xml:space="preserve"> PAGEREF _Toc226236345 \h </w:instrText>
             </w:r>
             <w:r>
               <w:rPr>
@@ -4742,7 +4739,81 @@
                 <w:noProof/>
                 <w:webHidden/>
               </w:rPr>
-              <w:t>38</w:t>
+              <w:t>40</w:t>
+            </w:r>
+            <w:r>
+              <w:rPr>
+                <w:noProof/>
+                <w:webHidden/>
+              </w:rPr>
+              <w:fldChar w:fldCharType="end"/>
+            </w:r>
+          </w:hyperlink>
+        </w:p>
+        <w:p>
+          <w:pPr>
+            <w:pStyle w:val="TM1"/>
+            <w:tabs>
+              <w:tab w:val="right" w:leader="dot" w:pos="9062"/>
+            </w:tabs>
+            <w:rPr>
+              <w:rFonts w:eastAsiaTheme="minorEastAsia"/>
+              <w:noProof/>
+              <w:sz w:val="24"/>
+              <w:szCs w:val="24"/>
+              <w:lang w:val="en-US"/>
+            </w:rPr>
+          </w:pPr>
+          <w:hyperlink w:anchor="_Toc226236346" w:history="1">
+            <w:r>
+              <w:rPr>
+                <w:rStyle w:val="Lienhypertexte"/>
+                <w:rFonts w:asciiTheme="majorBidi" w:hAnsiTheme="majorBidi"/>
+                <w:noProof/>
+                <w:lang w:val="en-US"/>
+              </w:rPr>
+              <w:t>Bibliothèque</w:t>
+            </w:r>
+            <w:r>
+              <w:rPr>
+                <w:noProof/>
+                <w:webHidden/>
+              </w:rPr>
+              <w:tab/>
+            </w:r>
+            <w:r>
+              <w:rPr>
+                <w:noProof/>
+                <w:webHidden/>
+              </w:rPr>
+              <w:fldChar w:fldCharType="begin"/>
+            </w:r>
+            <w:r>
+              <w:rPr>
+                <w:noProof/>
+                <w:webHidden/>
+              </w:rPr>
+              <w:instrText xml:space="preserve"> PAGEREF _Toc226236346 \h </w:instrText>
+            </w:r>
+            <w:r>
+              <w:rPr>
+                <w:noProof/>
+                <w:webHidden/>
+              </w:rPr>
+            </w:r>
+            <w:r>
+              <w:rPr>
+                <w:noProof/>
+                <w:webHidden/>
+              </w:rPr>
+              <w:fldChar w:fldCharType="separate"/>
+            </w:r>
+            <w:r>
+              <w:rPr>
+                <w:noProof/>
+                <w:webHidden/>
+              </w:rPr>
+              <w:t>41</w:t>
             </w:r>
             <w:r>
               <w:rPr>
@@ -4773,7 +4844,7 @@
     </w:sdt>
     <w:p>
       <w:pPr>
-        <w:pStyle w:val="Heading1"/>
+        <w:pStyle w:val="Titre1"/>
         <w:spacing w:line="360" w:lineRule="auto"/>
         <w:jc w:val="center"/>
         <w:rPr>
@@ -4788,7 +4859,7 @@
     </w:p>
     <w:p>
       <w:pPr>
-        <w:pStyle w:val="Heading1"/>
+        <w:pStyle w:val="Titre1"/>
         <w:spacing w:line="360" w:lineRule="auto"/>
         <w:jc w:val="center"/>
         <w:rPr>
@@ -4803,7 +4874,7 @@
     </w:p>
     <w:p>
       <w:pPr>
-        <w:pStyle w:val="Heading1"/>
+        <w:pStyle w:val="Titre1"/>
         <w:spacing w:line="360" w:lineRule="auto"/>
         <w:jc w:val="center"/>
         <w:rPr>
@@ -4818,7 +4889,7 @@
     </w:p>
     <w:p>
       <w:pPr>
-        <w:pStyle w:val="Heading1"/>
+        <w:pStyle w:val="Titre1"/>
         <w:spacing w:line="360" w:lineRule="auto"/>
         <w:jc w:val="center"/>
         <w:rPr>
@@ -4833,7 +4904,7 @@
     </w:p>
     <w:p>
       <w:pPr>
-        <w:pStyle w:val="Heading1"/>
+        <w:pStyle w:val="Titre1"/>
         <w:spacing w:line="360" w:lineRule="auto"/>
         <w:jc w:val="center"/>
         <w:rPr>
@@ -4848,7 +4919,7 @@
     </w:p>
     <w:p>
       <w:pPr>
-        <w:pStyle w:val="Heading1"/>
+        <w:pStyle w:val="Titre1"/>
         <w:spacing w:line="360" w:lineRule="auto"/>
         <w:jc w:val="center"/>
         <w:rPr>
@@ -4863,7 +4934,7 @@
     </w:p>
     <w:p>
       <w:pPr>
-        <w:pStyle w:val="Heading1"/>
+        <w:pStyle w:val="Titre1"/>
         <w:spacing w:line="360" w:lineRule="auto"/>
         <w:jc w:val="center"/>
         <w:rPr>
@@ -4878,7 +4949,7 @@
     </w:p>
     <w:p>
       <w:pPr>
-        <w:pStyle w:val="Heading1"/>
+        <w:pStyle w:val="Titre1"/>
         <w:spacing w:line="360" w:lineRule="auto"/>
         <w:jc w:val="center"/>
         <w:rPr>
@@ -4893,7 +4964,7 @@
     </w:p>
     <w:p>
       <w:pPr>
-        <w:pStyle w:val="Heading1"/>
+        <w:pStyle w:val="Titre1"/>
         <w:spacing w:line="360" w:lineRule="auto"/>
         <w:rPr>
           <w:rFonts w:asciiTheme="majorBidi" w:hAnsiTheme="majorBidi"/>
@@ -4911,7 +4982,7 @@
     <w:p/>
     <w:p>
       <w:pPr>
-        <w:pStyle w:val="Heading1"/>
+        <w:pStyle w:val="Titre1"/>
         <w:spacing w:line="360" w:lineRule="auto"/>
         <w:jc w:val="center"/>
         <w:rPr>
@@ -4923,7 +4994,7 @@
           <w:u w:val="single"/>
         </w:rPr>
       </w:pPr>
-      <w:bookmarkStart w:id="0" w:name="_Toc226233683"/>
+      <w:bookmarkStart w:id="0" w:name="_Toc226236303"/>
       <w:r>
         <w:rPr>
           <w:rFonts w:ascii="Times New Roman" w:hAnsi="Times New Roman" w:cs="Times New Roman"/>
@@ -4933,6 +5004,7 @@
           <w:szCs w:val="32"/>
           <w:u w:val="single"/>
         </w:rPr>
+        <w:lastRenderedPageBreak/>
         <w:t>Liste des figures</w:t>
       </w:r>
       <w:bookmarkEnd w:id="0"/>
@@ -4940,7 +5012,7 @@
     <w:p/>
     <w:p>
       <w:pPr>
-        <w:pStyle w:val="TableofFigures"/>
+        <w:pStyle w:val="Tabledesillustrations"/>
         <w:tabs>
           <w:tab w:val="right" w:leader="dot" w:pos="9062"/>
         </w:tabs>
@@ -4964,7 +5036,7 @@
       <w:hyperlink w:anchor="_Toc226233726" w:history="1">
         <w:r>
           <w:rPr>
-            <w:rStyle w:val="Hyperlink"/>
+            <w:rStyle w:val="Lienhypertexte"/>
             <w:rFonts w:asciiTheme="majorBidi" w:hAnsiTheme="majorBidi" w:cstheme="majorBidi"/>
             <w:noProof/>
           </w:rPr>
@@ -5022,7 +5094,7 @@
     </w:p>
     <w:p>
       <w:pPr>
-        <w:pStyle w:val="TableofFigures"/>
+        <w:pStyle w:val="Tabledesillustrations"/>
         <w:tabs>
           <w:tab w:val="right" w:leader="dot" w:pos="9062"/>
         </w:tabs>
@@ -5037,7 +5109,7 @@
       <w:hyperlink w:anchor="_Toc226233727" w:history="1">
         <w:r>
           <w:rPr>
-            <w:rStyle w:val="Hyperlink"/>
+            <w:rStyle w:val="Lienhypertexte"/>
             <w:rFonts w:asciiTheme="majorBidi" w:hAnsiTheme="majorBidi" w:cstheme="majorBidi"/>
             <w:noProof/>
           </w:rPr>
@@ -5095,7 +5167,7 @@
     </w:p>
     <w:p>
       <w:pPr>
-        <w:pStyle w:val="TableofFigures"/>
+        <w:pStyle w:val="Tabledesillustrations"/>
         <w:tabs>
           <w:tab w:val="right" w:leader="dot" w:pos="9062"/>
         </w:tabs>
@@ -5110,7 +5182,7 @@
       <w:hyperlink w:anchor="_Toc226233728" w:history="1">
         <w:r>
           <w:rPr>
-            <w:rStyle w:val="Hyperlink"/>
+            <w:rStyle w:val="Lienhypertexte"/>
             <w:rFonts w:asciiTheme="majorBidi" w:hAnsiTheme="majorBidi" w:cstheme="majorBidi"/>
             <w:noProof/>
           </w:rPr>
@@ -5168,7 +5240,7 @@
     </w:p>
     <w:p>
       <w:pPr>
-        <w:pStyle w:val="TableofFigures"/>
+        <w:pStyle w:val="Tabledesillustrations"/>
         <w:tabs>
           <w:tab w:val="right" w:leader="dot" w:pos="9062"/>
         </w:tabs>
@@ -5183,7 +5255,7 @@
       <w:hyperlink w:anchor="_Toc226233729" w:history="1">
         <w:r>
           <w:rPr>
-            <w:rStyle w:val="Hyperlink"/>
+            <w:rStyle w:val="Lienhypertexte"/>
             <w:rFonts w:asciiTheme="majorBidi" w:hAnsiTheme="majorBidi" w:cstheme="majorBidi"/>
             <w:noProof/>
           </w:rPr>
@@ -5241,7 +5313,7 @@
     </w:p>
     <w:p>
       <w:pPr>
-        <w:pStyle w:val="TableofFigures"/>
+        <w:pStyle w:val="Tabledesillustrations"/>
         <w:tabs>
           <w:tab w:val="right" w:leader="dot" w:pos="9062"/>
         </w:tabs>
@@ -5256,7 +5328,7 @@
       <w:hyperlink w:anchor="_Toc226233730" w:history="1">
         <w:r>
           <w:rPr>
-            <w:rStyle w:val="Hyperlink"/>
+            <w:rStyle w:val="Lienhypertexte"/>
             <w:rFonts w:asciiTheme="majorBidi" w:hAnsiTheme="majorBidi" w:cstheme="majorBidi"/>
             <w:noProof/>
           </w:rPr>
@@ -5314,7 +5386,7 @@
     </w:p>
     <w:p>
       <w:pPr>
-        <w:pStyle w:val="TableofFigures"/>
+        <w:pStyle w:val="Tabledesillustrations"/>
         <w:tabs>
           <w:tab w:val="right" w:leader="dot" w:pos="9062"/>
         </w:tabs>
@@ -5329,7 +5401,7 @@
       <w:hyperlink w:anchor="_Toc226233731" w:history="1">
         <w:r>
           <w:rPr>
-            <w:rStyle w:val="Hyperlink"/>
+            <w:rStyle w:val="Lienhypertexte"/>
             <w:rFonts w:asciiTheme="majorBidi" w:hAnsiTheme="majorBidi" w:cstheme="majorBidi"/>
             <w:noProof/>
           </w:rPr>
@@ -5387,7 +5459,7 @@
     </w:p>
     <w:p>
       <w:pPr>
-        <w:pStyle w:val="TableofFigures"/>
+        <w:pStyle w:val="Tabledesillustrations"/>
         <w:tabs>
           <w:tab w:val="right" w:leader="dot" w:pos="9062"/>
         </w:tabs>
@@ -5402,7 +5474,7 @@
       <w:hyperlink w:anchor="_Toc226233732" w:history="1">
         <w:r>
           <w:rPr>
-            <w:rStyle w:val="Hyperlink"/>
+            <w:rStyle w:val="Lienhypertexte"/>
             <w:rFonts w:asciiTheme="majorBidi" w:hAnsiTheme="majorBidi" w:cstheme="majorBidi"/>
             <w:noProof/>
           </w:rPr>
@@ -5460,7 +5532,7 @@
     </w:p>
     <w:p>
       <w:pPr>
-        <w:pStyle w:val="TableofFigures"/>
+        <w:pStyle w:val="Tabledesillustrations"/>
         <w:tabs>
           <w:tab w:val="right" w:leader="dot" w:pos="9062"/>
         </w:tabs>
@@ -5475,7 +5547,7 @@
       <w:hyperlink w:anchor="_Toc226233733" w:history="1">
         <w:r>
           <w:rPr>
-            <w:rStyle w:val="Hyperlink"/>
+            <w:rStyle w:val="Lienhypertexte"/>
             <w:rFonts w:asciiTheme="majorBidi" w:hAnsiTheme="majorBidi" w:cstheme="majorBidi"/>
             <w:noProof/>
           </w:rPr>
@@ -5533,7 +5605,7 @@
     </w:p>
     <w:p>
       <w:pPr>
-        <w:pStyle w:val="TableofFigures"/>
+        <w:pStyle w:val="Tabledesillustrations"/>
         <w:tabs>
           <w:tab w:val="right" w:leader="dot" w:pos="9062"/>
         </w:tabs>
@@ -5548,7 +5620,7 @@
       <w:hyperlink w:anchor="_Toc226233734" w:history="1">
         <w:r>
           <w:rPr>
-            <w:rStyle w:val="Hyperlink"/>
+            <w:rStyle w:val="Lienhypertexte"/>
             <w:rFonts w:asciiTheme="majorBidi" w:hAnsiTheme="majorBidi" w:cstheme="majorBidi"/>
             <w:noProof/>
           </w:rPr>
@@ -5606,7 +5678,7 @@
     </w:p>
     <w:p>
       <w:pPr>
-        <w:pStyle w:val="TableofFigures"/>
+        <w:pStyle w:val="Tabledesillustrations"/>
         <w:tabs>
           <w:tab w:val="right" w:leader="dot" w:pos="9062"/>
         </w:tabs>
@@ -5621,7 +5693,7 @@
       <w:hyperlink w:anchor="_Toc226233735" w:history="1">
         <w:r>
           <w:rPr>
-            <w:rStyle w:val="Hyperlink"/>
+            <w:rStyle w:val="Lienhypertexte"/>
             <w:noProof/>
           </w:rPr>
           <w:t>Figure 10: La typographie</w:t>
@@ -5678,7 +5750,7 @@
     </w:p>
     <w:p>
       <w:pPr>
-        <w:pStyle w:val="TableofFigures"/>
+        <w:pStyle w:val="Tabledesillustrations"/>
         <w:tabs>
           <w:tab w:val="right" w:leader="dot" w:pos="9062"/>
         </w:tabs>
@@ -5693,7 +5765,7 @@
       <w:hyperlink w:anchor="_Toc226233736" w:history="1">
         <w:r>
           <w:rPr>
-            <w:rStyle w:val="Hyperlink"/>
+            <w:rStyle w:val="Lienhypertexte"/>
             <w:noProof/>
           </w:rPr>
           <w:t>Figure 11: la palette de couleurs</w:t>
@@ -5750,7 +5822,7 @@
     </w:p>
     <w:p>
       <w:pPr>
-        <w:pStyle w:val="TableofFigures"/>
+        <w:pStyle w:val="Tabledesillustrations"/>
         <w:tabs>
           <w:tab w:val="right" w:leader="dot" w:pos="9062"/>
         </w:tabs>
@@ -5765,7 +5837,7 @@
       <w:hyperlink w:anchor="_Toc226233737" w:history="1">
         <w:r>
           <w:rPr>
-            <w:rStyle w:val="Hyperlink"/>
+            <w:rStyle w:val="Lienhypertexte"/>
             <w:noProof/>
           </w:rPr>
           <w:t>Figure 12: l'explication du logo</w:t>
@@ -5822,7 +5894,7 @@
     </w:p>
     <w:p>
       <w:pPr>
-        <w:pStyle w:val="TableofFigures"/>
+        <w:pStyle w:val="Tabledesillustrations"/>
         <w:tabs>
           <w:tab w:val="right" w:leader="dot" w:pos="9062"/>
         </w:tabs>
@@ -5837,7 +5909,7 @@
       <w:hyperlink w:anchor="_Toc226233738" w:history="1">
         <w:r>
           <w:rPr>
-            <w:rStyle w:val="Hyperlink"/>
+            <w:rStyle w:val="Lienhypertexte"/>
             <w:noProof/>
           </w:rPr>
           <w:t>Figure 13: Google Analytics</w:t>
@@ -5894,7 +5966,7 @@
     </w:p>
     <w:p>
       <w:pPr>
-        <w:pStyle w:val="TableofFigures"/>
+        <w:pStyle w:val="Tabledesillustrations"/>
         <w:tabs>
           <w:tab w:val="right" w:leader="dot" w:pos="9062"/>
         </w:tabs>
@@ -5909,7 +5981,7 @@
       <w:hyperlink w:anchor="_Toc226233739" w:history="1">
         <w:r>
           <w:rPr>
-            <w:rStyle w:val="Hyperlink"/>
+            <w:rStyle w:val="Lienhypertexte"/>
             <w:noProof/>
           </w:rPr>
           <w:t>Figure 14: Ahrefs</w:t>
@@ -5966,7 +6038,7 @@
     </w:p>
     <w:p>
       <w:pPr>
-        <w:pStyle w:val="TableofFigures"/>
+        <w:pStyle w:val="Tabledesillustrations"/>
         <w:tabs>
           <w:tab w:val="right" w:leader="dot" w:pos="9062"/>
         </w:tabs>
@@ -5981,7 +6053,7 @@
       <w:hyperlink w:anchor="_Toc226233740" w:history="1">
         <w:r>
           <w:rPr>
-            <w:rStyle w:val="Hyperlink"/>
+            <w:rStyle w:val="Lienhypertexte"/>
             <w:noProof/>
           </w:rPr>
           <w:t>Figure 15: Chatgpt</w:t>
@@ -6038,7 +6110,7 @@
     </w:p>
     <w:p>
       <w:pPr>
-        <w:pStyle w:val="TableofFigures"/>
+        <w:pStyle w:val="Tabledesillustrations"/>
         <w:tabs>
           <w:tab w:val="right" w:leader="dot" w:pos="9062"/>
         </w:tabs>
@@ -6053,7 +6125,7 @@
       <w:hyperlink w:anchor="_Toc226233741" w:history="1">
         <w:r>
           <w:rPr>
-            <w:rStyle w:val="Hyperlink"/>
+            <w:rStyle w:val="Lienhypertexte"/>
             <w:noProof/>
           </w:rPr>
           <w:t>Figure 16: Logo de VS Code</w:t>
@@ -6110,7 +6182,7 @@
     </w:p>
     <w:p>
       <w:pPr>
-        <w:pStyle w:val="TableofFigures"/>
+        <w:pStyle w:val="Tabledesillustrations"/>
         <w:tabs>
           <w:tab w:val="right" w:leader="dot" w:pos="9062"/>
         </w:tabs>
@@ -6125,7 +6197,7 @@
       <w:hyperlink w:anchor="_Toc226233742" w:history="1">
         <w:r>
           <w:rPr>
-            <w:rStyle w:val="Hyperlink"/>
+            <w:rStyle w:val="Lienhypertexte"/>
             <w:noProof/>
           </w:rPr>
           <w:t>Figure 17: Logo de git</w:t>
@@ -6182,7 +6254,7 @@
     </w:p>
     <w:p>
       <w:pPr>
-        <w:pStyle w:val="TableofFigures"/>
+        <w:pStyle w:val="Tabledesillustrations"/>
         <w:tabs>
           <w:tab w:val="right" w:leader="dot" w:pos="9062"/>
         </w:tabs>
@@ -6197,7 +6269,7 @@
       <w:hyperlink w:anchor="_Toc226233743" w:history="1">
         <w:r>
           <w:rPr>
-            <w:rStyle w:val="Hyperlink"/>
+            <w:rStyle w:val="Lienhypertexte"/>
             <w:noProof/>
           </w:rPr>
           <w:t>Figure 18: Logo de GitHub</w:t>
@@ -6254,7 +6326,7 @@
     </w:p>
     <w:p>
       <w:pPr>
-        <w:pStyle w:val="TableofFigures"/>
+        <w:pStyle w:val="Tabledesillustrations"/>
         <w:tabs>
           <w:tab w:val="right" w:leader="dot" w:pos="9062"/>
         </w:tabs>
@@ -6269,7 +6341,7 @@
       <w:hyperlink w:anchor="_Toc226233744" w:history="1">
         <w:r>
           <w:rPr>
-            <w:rStyle w:val="Hyperlink"/>
+            <w:rStyle w:val="Lienhypertexte"/>
             <w:noProof/>
           </w:rPr>
           <w:t>Figure 19: Diagramme de classes</w:t>
@@ -6326,7 +6398,7 @@
     </w:p>
     <w:p>
       <w:pPr>
-        <w:pStyle w:val="TableofFigures"/>
+        <w:pStyle w:val="Tabledesillustrations"/>
         <w:tabs>
           <w:tab w:val="right" w:leader="dot" w:pos="9062"/>
         </w:tabs>
@@ -6341,7 +6413,7 @@
       <w:hyperlink w:anchor="_Toc226233745" w:history="1">
         <w:r>
           <w:rPr>
-            <w:rStyle w:val="Hyperlink"/>
+            <w:rStyle w:val="Lienhypertexte"/>
             <w:noProof/>
           </w:rPr>
           <w:t>Figure 20: Design sur Figma</w:t>
@@ -6398,7 +6470,7 @@
     </w:p>
     <w:p>
       <w:pPr>
-        <w:pStyle w:val="TableofFigures"/>
+        <w:pStyle w:val="Tabledesillustrations"/>
         <w:tabs>
           <w:tab w:val="right" w:leader="dot" w:pos="9062"/>
         </w:tabs>
@@ -6413,7 +6485,7 @@
       <w:hyperlink w:anchor="_Toc226233746" w:history="1">
         <w:r>
           <w:rPr>
-            <w:rStyle w:val="Hyperlink"/>
+            <w:rStyle w:val="Lienhypertexte"/>
             <w:noProof/>
           </w:rPr>
           <w:t>Figure 21: Page d'accueil  du site</w:t>
@@ -6470,7 +6542,7 @@
     </w:p>
     <w:p>
       <w:pPr>
-        <w:pStyle w:val="TableofFigures"/>
+        <w:pStyle w:val="Tabledesillustrations"/>
         <w:tabs>
           <w:tab w:val="right" w:leader="dot" w:pos="9062"/>
         </w:tabs>
@@ -6485,10 +6557,24 @@
       <w:hyperlink w:anchor="_Toc226233747" w:history="1">
         <w:r>
           <w:rPr>
-            <w:rStyle w:val="Hyperlink"/>
+            <w:rStyle w:val="Lienhypertexte"/>
             <w:noProof/>
           </w:rPr>
-          <w:t>Figure 22: Post Instagram N° 1</w:t>
+          <w:t>Figure 22: Post Instag</w:t>
+        </w:r>
+        <w:r>
+          <w:rPr>
+            <w:rStyle w:val="Lienhypertexte"/>
+            <w:noProof/>
+          </w:rPr>
+          <w:t>r</w:t>
+        </w:r>
+        <w:r>
+          <w:rPr>
+            <w:rStyle w:val="Lienhypertexte"/>
+            <w:noProof/>
+          </w:rPr>
+          <w:t>am N° 1</w:t>
         </w:r>
         <w:r>
           <w:rPr>
@@ -6542,7 +6628,7 @@
     </w:p>
     <w:p>
       <w:pPr>
-        <w:pStyle w:val="TableofFigures"/>
+        <w:pStyle w:val="Tabledesillustrations"/>
         <w:tabs>
           <w:tab w:val="right" w:leader="dot" w:pos="9062"/>
         </w:tabs>
@@ -6557,7 +6643,7 @@
       <w:hyperlink w:anchor="_Toc226233748" w:history="1">
         <w:r>
           <w:rPr>
-            <w:rStyle w:val="Hyperlink"/>
+            <w:rStyle w:val="Lienhypertexte"/>
             <w:noProof/>
           </w:rPr>
           <w:t>Figure 23: Post Instagram N° 2</w:t>
@@ -6614,7 +6700,7 @@
     </w:p>
     <w:p>
       <w:pPr>
-        <w:pStyle w:val="TableofFigures"/>
+        <w:pStyle w:val="Tabledesillustrations"/>
         <w:tabs>
           <w:tab w:val="right" w:leader="dot" w:pos="9062"/>
         </w:tabs>
@@ -6629,7 +6715,7 @@
       <w:hyperlink w:anchor="_Toc226233749" w:history="1">
         <w:r>
           <w:rPr>
-            <w:rStyle w:val="Hyperlink"/>
+            <w:rStyle w:val="Lienhypertexte"/>
             <w:noProof/>
           </w:rPr>
           <w:t>Figure 24: Post Instagram N° 3</w:t>
@@ -6686,7 +6772,7 @@
     </w:p>
     <w:p>
       <w:pPr>
-        <w:pStyle w:val="TableofFigures"/>
+        <w:pStyle w:val="Tabledesillustrations"/>
         <w:tabs>
           <w:tab w:val="right" w:leader="dot" w:pos="9062"/>
         </w:tabs>
@@ -6701,7 +6787,7 @@
       <w:hyperlink w:anchor="_Toc226233750" w:history="1">
         <w:r>
           <w:rPr>
-            <w:rStyle w:val="Hyperlink"/>
+            <w:rStyle w:val="Lienhypertexte"/>
             <w:noProof/>
           </w:rPr>
           <w:t>Figure 25: la Page Instagram</w:t>
@@ -6758,7 +6844,7 @@
     </w:p>
     <w:p>
       <w:pPr>
-        <w:pStyle w:val="TableofFigures"/>
+        <w:pStyle w:val="Tabledesillustrations"/>
         <w:tabs>
           <w:tab w:val="right" w:leader="dot" w:pos="9062"/>
         </w:tabs>
@@ -6773,7 +6859,7 @@
       <w:hyperlink w:anchor="_Toc226233751" w:history="1">
         <w:r>
           <w:rPr>
-            <w:rStyle w:val="Hyperlink"/>
+            <w:rStyle w:val="Lienhypertexte"/>
             <w:noProof/>
           </w:rPr>
           <w:t>Figure 26: Instagram Insights</w:t>
@@ -6841,7 +6927,7 @@
     <w:p/>
     <w:p>
       <w:pPr>
-        <w:pStyle w:val="Heading1"/>
+        <w:pStyle w:val="Titre1"/>
         <w:spacing w:line="360" w:lineRule="auto"/>
         <w:jc w:val="center"/>
         <w:rPr>
@@ -6859,7 +6945,7 @@
     <w:p/>
     <w:p>
       <w:pPr>
-        <w:pStyle w:val="Heading1"/>
+        <w:pStyle w:val="Titre1"/>
         <w:jc w:val="center"/>
         <w:rPr>
           <w:rFonts w:ascii="Times New Roman" w:hAnsi="Times New Roman" w:cs="Times New Roman"/>
@@ -6870,7 +6956,7 @@
           <w:u w:val="single"/>
         </w:rPr>
       </w:pPr>
-      <w:bookmarkStart w:id="1" w:name="_Toc226233684"/>
+      <w:bookmarkStart w:id="1" w:name="_Toc226236304"/>
       <w:r>
         <w:rPr>
           <w:rFonts w:ascii="Times New Roman" w:hAnsi="Times New Roman" w:cs="Times New Roman"/>
@@ -6880,6 +6966,7 @@
           <w:szCs w:val="32"/>
           <w:u w:val="single"/>
         </w:rPr>
+        <w:lastRenderedPageBreak/>
         <w:t>Principales notations</w:t>
       </w:r>
       <w:bookmarkEnd w:id="1"/>
@@ -6887,7 +6974,7 @@
     <w:p/>
     <w:tbl>
       <w:tblPr>
-        <w:tblStyle w:val="TableGrid"/>
+        <w:tblStyle w:val="Grilledutableau"/>
         <w:tblW w:w="0" w:type="auto"/>
         <w:tblLook w:val="04A0" w:firstRow="1" w:lastRow="0" w:firstColumn="1" w:lastColumn="0" w:noHBand="0" w:noVBand="1"/>
       </w:tblPr>
@@ -7275,7 +7362,7 @@
     <w:p/>
     <w:p>
       <w:pPr>
-        <w:pStyle w:val="Heading1"/>
+        <w:pStyle w:val="Titre1"/>
         <w:spacing w:line="360" w:lineRule="auto"/>
         <w:jc w:val="center"/>
         <w:rPr>
@@ -7287,7 +7374,7 @@
           <w:u w:val="single"/>
         </w:rPr>
       </w:pPr>
-      <w:bookmarkStart w:id="2" w:name="_Toc226233685"/>
+      <w:bookmarkStart w:id="2" w:name="_Toc226236305"/>
       <w:r>
         <w:rPr>
           <w:rFonts w:asciiTheme="majorBidi" w:hAnsiTheme="majorBidi"/>
@@ -7297,6 +7384,7 @@
           <w:szCs w:val="32"/>
           <w:u w:val="single"/>
         </w:rPr>
+        <w:lastRenderedPageBreak/>
         <w:t>Remerciement</w:t>
       </w:r>
       <w:bookmarkEnd w:id="2"/>
@@ -7671,7 +7759,7 @@
     </w:p>
     <w:p>
       <w:pPr>
-        <w:pStyle w:val="Heading1"/>
+        <w:pStyle w:val="Titre1"/>
         <w:spacing w:line="360" w:lineRule="auto"/>
         <w:jc w:val="center"/>
         <w:rPr>
@@ -7685,7 +7773,7 @@
     <w:p/>
     <w:p>
       <w:pPr>
-        <w:pStyle w:val="Heading1"/>
+        <w:pStyle w:val="Titre1"/>
         <w:spacing w:line="360" w:lineRule="auto"/>
         <w:jc w:val="center"/>
         <w:rPr>
@@ -7697,7 +7785,7 @@
           <w:u w:val="single"/>
         </w:rPr>
       </w:pPr>
-      <w:bookmarkStart w:id="3" w:name="_Toc226233686"/>
+      <w:bookmarkStart w:id="3" w:name="_Toc226236306"/>
       <w:r>
         <w:rPr>
           <w:rFonts w:asciiTheme="majorBidi" w:hAnsiTheme="majorBidi"/>
@@ -7707,6 +7795,7 @@
           <w:szCs w:val="32"/>
           <w:u w:val="single"/>
         </w:rPr>
+        <w:lastRenderedPageBreak/>
         <w:t>Introduction</w:t>
       </w:r>
       <w:bookmarkEnd w:id="3"/>
@@ -7850,7 +7939,6 @@
           <w:sz w:val="24"/>
           <w:szCs w:val="24"/>
         </w:rPr>
-        <w:lastRenderedPageBreak/>
         <w:t>Observer et apprendre du travail en groupe :</w:t>
       </w:r>
       <w:r>
@@ -7884,6 +7972,7 @@
           <w:sz w:val="24"/>
           <w:szCs w:val="24"/>
         </w:rPr>
+        <w:lastRenderedPageBreak/>
         <w:t>Développer nos compétences interpersonnelles :</w:t>
       </w:r>
       <w:r>
@@ -8390,7 +8479,7 @@
     </w:p>
     <w:p>
       <w:pPr>
-        <w:pStyle w:val="Heading1"/>
+        <w:pStyle w:val="Titre1"/>
         <w:rPr>
           <w:rFonts w:asciiTheme="majorBidi" w:hAnsiTheme="majorBidi"/>
           <w:b/>
@@ -8399,8 +8488,11 @@
           <w:szCs w:val="32"/>
         </w:rPr>
       </w:pPr>
-      <w:bookmarkStart w:id="4" w:name="_Toc226233687"/>
-      <w:r>
+      <w:bookmarkStart w:id="4" w:name="_Toc226236307"/>
+    </w:p>
+    <w:p>
+      <w:pPr>
+        <w:pStyle w:val="Titre1"/>
         <w:rPr>
           <w:rFonts w:asciiTheme="majorBidi" w:hAnsiTheme="majorBidi"/>
           <w:b/>
@@ -8408,6 +8500,27 @@
           <w:sz w:val="32"/>
           <w:szCs w:val="32"/>
         </w:rPr>
+      </w:pPr>
+    </w:p>
+    <w:p>
+      <w:pPr>
+        <w:pStyle w:val="Titre1"/>
+        <w:rPr>
+          <w:rFonts w:asciiTheme="majorBidi" w:hAnsiTheme="majorBidi"/>
+          <w:b/>
+          <w:bCs/>
+          <w:sz w:val="32"/>
+          <w:szCs w:val="32"/>
+        </w:rPr>
+      </w:pPr>
+      <w:r>
+        <w:rPr>
+          <w:rFonts w:asciiTheme="majorBidi" w:hAnsiTheme="majorBidi"/>
+          <w:b/>
+          <w:bCs/>
+          <w:sz w:val="32"/>
+          <w:szCs w:val="32"/>
+        </w:rPr>
         <w:lastRenderedPageBreak/>
         <w:t xml:space="preserve">Chapitre 1 : </w:t>
       </w:r>
@@ -8455,7 +8568,7 @@
     </w:p>
     <w:p>
       <w:pPr>
-        <w:pStyle w:val="Heading2"/>
+        <w:pStyle w:val="Titre2"/>
         <w:numPr>
           <w:ilvl w:val="0"/>
           <w:numId w:val="3"/>
@@ -8467,7 +8580,7 @@
           <w:u w:val="single"/>
         </w:rPr>
       </w:pPr>
-      <w:bookmarkStart w:id="5" w:name="_Toc226233688"/>
+      <w:bookmarkStart w:id="5" w:name="_Toc226236308"/>
       <w:r>
         <w:rPr>
           <w:rFonts w:asciiTheme="majorBidi" w:hAnsiTheme="majorBidi"/>
@@ -8696,7 +8809,7 @@
     </w:p>
     <w:p>
       <w:pPr>
-        <w:pStyle w:val="Heading2"/>
+        <w:pStyle w:val="Titre2"/>
         <w:numPr>
           <w:ilvl w:val="0"/>
           <w:numId w:val="3"/>
@@ -8708,7 +8821,7 @@
           <w:u w:val="single"/>
         </w:rPr>
       </w:pPr>
-      <w:bookmarkStart w:id="6" w:name="_Toc226233689"/>
+      <w:bookmarkStart w:id="6" w:name="_Toc226236309"/>
       <w:r>
         <w:rPr>
           <w:rFonts w:asciiTheme="majorBidi" w:hAnsiTheme="majorBidi"/>
@@ -8801,7 +8914,7 @@
     </w:p>
     <w:p>
       <w:pPr>
-        <w:pStyle w:val="Heading2"/>
+        <w:pStyle w:val="Titre2"/>
         <w:numPr>
           <w:ilvl w:val="0"/>
           <w:numId w:val="3"/>
@@ -8813,7 +8926,7 @@
           <w:u w:val="single"/>
         </w:rPr>
       </w:pPr>
-      <w:bookmarkStart w:id="7" w:name="_Toc226233690"/>
+      <w:bookmarkStart w:id="7" w:name="_Toc226236310"/>
       <w:r>
         <w:rPr>
           <w:rFonts w:asciiTheme="majorBidi" w:hAnsiTheme="majorBidi"/>
@@ -8932,7 +9045,7 @@
     </w:p>
     <w:p>
       <w:pPr>
-        <w:pStyle w:val="Heading2"/>
+        <w:pStyle w:val="Titre2"/>
         <w:numPr>
           <w:ilvl w:val="0"/>
           <w:numId w:val="3"/>
@@ -8944,7 +9057,7 @@
           <w:u w:val="single"/>
         </w:rPr>
       </w:pPr>
-      <w:bookmarkStart w:id="8" w:name="_Toc226233691"/>
+      <w:bookmarkStart w:id="8" w:name="_Toc226236311"/>
       <w:r>
         <w:rPr>
           <w:rFonts w:asciiTheme="majorBidi" w:hAnsiTheme="majorBidi"/>
@@ -9213,7 +9326,7 @@
       </w:pPr>
       <w:r>
         <w:rPr>
-          <w:rStyle w:val="Strong"/>
+          <w:rStyle w:val="lev"/>
           <w:rFonts w:asciiTheme="majorBidi" w:hAnsiTheme="majorBidi" w:cstheme="majorBidi"/>
           <w:sz w:val="24"/>
           <w:szCs w:val="24"/>
@@ -9223,7 +9336,7 @@
     </w:p>
     <w:p>
       <w:pPr>
-        <w:pStyle w:val="Heading2"/>
+        <w:pStyle w:val="Titre2"/>
         <w:numPr>
           <w:ilvl w:val="0"/>
           <w:numId w:val="3"/>
@@ -9235,7 +9348,7 @@
           <w:u w:val="single"/>
         </w:rPr>
       </w:pPr>
-      <w:bookmarkStart w:id="9" w:name="_Toc226233692"/>
+      <w:bookmarkStart w:id="9" w:name="_Toc226236312"/>
       <w:r>
         <w:rPr>
           <w:rFonts w:asciiTheme="majorBidi" w:hAnsiTheme="majorBidi"/>
@@ -9952,7 +10065,7 @@
     </w:p>
     <w:p>
       <w:pPr>
-        <w:pStyle w:val="Heading1"/>
+        <w:pStyle w:val="Titre1"/>
         <w:rPr>
           <w:rFonts w:asciiTheme="majorBidi" w:hAnsiTheme="majorBidi"/>
           <w:b/>
@@ -9961,7 +10074,7 @@
           <w:szCs w:val="32"/>
         </w:rPr>
       </w:pPr>
-      <w:bookmarkStart w:id="10" w:name="_Toc226233693"/>
+      <w:bookmarkStart w:id="10" w:name="_Toc226236313"/>
       <w:r>
         <w:rPr>
           <w:rFonts w:asciiTheme="majorBidi" w:hAnsiTheme="majorBidi"/>
@@ -9987,7 +10100,7 @@
     </w:p>
     <w:p>
       <w:pPr>
-        <w:pStyle w:val="Heading2"/>
+        <w:pStyle w:val="Titre2"/>
         <w:numPr>
           <w:ilvl w:val="0"/>
           <w:numId w:val="5"/>
@@ -9999,7 +10112,7 @@
           <w:u w:val="single"/>
         </w:rPr>
       </w:pPr>
-      <w:bookmarkStart w:id="11" w:name="_Toc226233694"/>
+      <w:bookmarkStart w:id="11" w:name="_Toc226236314"/>
       <w:r>
         <w:rPr>
           <w:rFonts w:asciiTheme="majorBidi" w:hAnsiTheme="majorBidi"/>
@@ -10350,7 +10463,7 @@
     </w:p>
     <w:p>
       <w:pPr>
-        <w:pStyle w:val="Heading2"/>
+        <w:pStyle w:val="Titre2"/>
         <w:numPr>
           <w:ilvl w:val="0"/>
           <w:numId w:val="5"/>
@@ -10363,7 +10476,7 @@
           <w:lang w:eastAsia="fr-FR"/>
         </w:rPr>
       </w:pPr>
-      <w:bookmarkStart w:id="12" w:name="_Toc226233695"/>
+      <w:bookmarkStart w:id="12" w:name="_Toc226236315"/>
       <w:r>
         <w:rPr>
           <w:rFonts w:asciiTheme="majorBidi" w:eastAsiaTheme="minorHAnsi" w:hAnsiTheme="majorBidi"/>
@@ -10415,7 +10528,7 @@
       </w:r>
       <w:r>
         <w:rPr>
-          <w:rStyle w:val="Strong"/>
+          <w:rStyle w:val="lev"/>
           <w:rFonts w:asciiTheme="majorBidi" w:hAnsiTheme="majorBidi" w:cstheme="majorBidi"/>
           <w:b w:val="0"/>
           <w:bCs w:val="0"/>
@@ -10453,7 +10566,7 @@
       </w:r>
       <w:r>
         <w:rPr>
-          <w:rStyle w:val="Strong"/>
+          <w:rStyle w:val="lev"/>
           <w:rFonts w:asciiTheme="majorBidi" w:hAnsiTheme="majorBidi" w:cstheme="majorBidi"/>
           <w:b w:val="0"/>
           <w:bCs w:val="0"/>
@@ -10492,7 +10605,7 @@
       </w:r>
       <w:r>
         <w:rPr>
-          <w:rStyle w:val="Strong"/>
+          <w:rStyle w:val="lev"/>
           <w:rFonts w:asciiTheme="majorBidi" w:hAnsiTheme="majorBidi" w:cstheme="majorBidi"/>
           <w:b w:val="0"/>
           <w:bCs w:val="0"/>
@@ -10530,7 +10643,7 @@
       </w:r>
       <w:r>
         <w:rPr>
-          <w:rStyle w:val="Strong"/>
+          <w:rStyle w:val="lev"/>
           <w:rFonts w:asciiTheme="majorBidi" w:hAnsiTheme="majorBidi" w:cstheme="majorBidi"/>
           <w:b w:val="0"/>
           <w:bCs w:val="0"/>
@@ -10550,7 +10663,7 @@
     </w:p>
     <w:p>
       <w:pPr>
-        <w:pStyle w:val="Heading2"/>
+        <w:pStyle w:val="Titre2"/>
         <w:numPr>
           <w:ilvl w:val="0"/>
           <w:numId w:val="5"/>
@@ -10562,7 +10675,7 @@
           <w:u w:val="single"/>
         </w:rPr>
       </w:pPr>
-      <w:bookmarkStart w:id="13" w:name="_Toc226233696"/>
+      <w:bookmarkStart w:id="13" w:name="_Toc226236316"/>
       <w:r>
         <w:rPr>
           <w:rFonts w:asciiTheme="majorBidi" w:hAnsiTheme="majorBidi"/>
@@ -10613,7 +10726,7 @@
       </w:r>
       <w:r>
         <w:rPr>
-          <w:rStyle w:val="Strong"/>
+          <w:rStyle w:val="lev"/>
           <w:rFonts w:asciiTheme="majorBidi" w:hAnsiTheme="majorBidi" w:cstheme="majorBidi"/>
           <w:sz w:val="24"/>
           <w:szCs w:val="24"/>
@@ -10649,7 +10762,7 @@
       </w:r>
       <w:r>
         <w:rPr>
-          <w:rStyle w:val="Strong"/>
+          <w:rStyle w:val="lev"/>
           <w:rFonts w:asciiTheme="majorBidi" w:hAnsiTheme="majorBidi" w:cstheme="majorBidi"/>
           <w:sz w:val="24"/>
           <w:szCs w:val="24"/>
@@ -10685,7 +10798,7 @@
       </w:r>
       <w:r>
         <w:rPr>
-          <w:rStyle w:val="Strong"/>
+          <w:rStyle w:val="lev"/>
           <w:rFonts w:asciiTheme="majorBidi" w:hAnsiTheme="majorBidi" w:cstheme="majorBidi"/>
           <w:sz w:val="24"/>
           <w:szCs w:val="24"/>
@@ -10721,7 +10834,7 @@
       </w:r>
       <w:r>
         <w:rPr>
-          <w:rStyle w:val="Strong"/>
+          <w:rStyle w:val="lev"/>
           <w:rFonts w:asciiTheme="majorBidi" w:hAnsiTheme="majorBidi" w:cstheme="majorBidi"/>
           <w:b w:val="0"/>
           <w:bCs w:val="0"/>
@@ -10741,7 +10854,7 @@
     </w:p>
     <w:p>
       <w:pPr>
-        <w:pStyle w:val="Heading2"/>
+        <w:pStyle w:val="Titre2"/>
         <w:numPr>
           <w:ilvl w:val="0"/>
           <w:numId w:val="5"/>
@@ -10753,7 +10866,7 @@
           <w:u w:val="single"/>
         </w:rPr>
       </w:pPr>
-      <w:bookmarkStart w:id="14" w:name="_Toc226233697"/>
+      <w:bookmarkStart w:id="14" w:name="_Toc226236317"/>
       <w:r>
         <w:rPr>
           <w:rFonts w:asciiTheme="majorBidi" w:hAnsiTheme="majorBidi"/>
@@ -10807,7 +10920,7 @@
           <w:noProof/>
         </w:rPr>
         <w:drawing>
-          <wp:inline distT="0" distB="0" distL="0" distR="0" wp14:anchorId="56AF3117" wp14:editId="1D007DC5">
+          <wp:inline distT="0" distB="0" distL="0" distR="0" wp14:anchorId="56AF3117" wp14:editId="0D1C0F01">
             <wp:extent cx="4372098" cy="2019300"/>
             <wp:effectExtent l="0" t="0" r="9525" b="0"/>
             <wp:docPr id="608889792" name="Picture 2"/>
@@ -10851,7 +10964,7 @@
     </w:p>
     <w:p>
       <w:pPr>
-        <w:pStyle w:val="Caption"/>
+        <w:pStyle w:val="Lgende"/>
         <w:jc w:val="center"/>
         <w:rPr>
           <w:rFonts w:asciiTheme="majorBidi" w:hAnsiTheme="majorBidi" w:cstheme="majorBidi"/>
@@ -11438,7 +11551,7 @@
     </w:p>
     <w:p>
       <w:pPr>
-        <w:pStyle w:val="Heading1"/>
+        <w:pStyle w:val="Titre1"/>
         <w:rPr>
           <w:rFonts w:asciiTheme="majorBidi" w:hAnsiTheme="majorBidi"/>
           <w:b/>
@@ -11447,7 +11560,7 @@
           <w:szCs w:val="32"/>
         </w:rPr>
       </w:pPr>
-      <w:bookmarkStart w:id="16" w:name="_Toc226233698"/>
+      <w:bookmarkStart w:id="16" w:name="_Toc226236318"/>
       <w:r>
         <w:rPr>
           <w:rFonts w:asciiTheme="majorBidi" w:hAnsiTheme="majorBidi"/>
@@ -11463,7 +11576,7 @@
     </w:p>
     <w:p>
       <w:pPr>
-        <w:pStyle w:val="Heading2"/>
+        <w:pStyle w:val="Titre2"/>
         <w:numPr>
           <w:ilvl w:val="0"/>
           <w:numId w:val="6"/>
@@ -11475,7 +11588,7 @@
           <w:u w:val="single"/>
         </w:rPr>
       </w:pPr>
-      <w:bookmarkStart w:id="17" w:name="_Toc226233699"/>
+      <w:bookmarkStart w:id="17" w:name="_Toc226236319"/>
       <w:r>
         <w:rPr>
           <w:rFonts w:asciiTheme="majorBidi" w:hAnsiTheme="majorBidi"/>
@@ -11526,7 +11639,7 @@
       </w:r>
       <w:r>
         <w:rPr>
-          <w:rStyle w:val="Strong"/>
+          <w:rStyle w:val="lev"/>
           <w:rFonts w:asciiTheme="majorBidi" w:hAnsiTheme="majorBidi" w:cstheme="majorBidi"/>
           <w:b w:val="0"/>
           <w:bCs w:val="0"/>
@@ -11564,7 +11677,7 @@
       </w:r>
       <w:r>
         <w:rPr>
-          <w:rStyle w:val="Strong"/>
+          <w:rStyle w:val="lev"/>
           <w:rFonts w:asciiTheme="majorBidi" w:hAnsiTheme="majorBidi" w:cstheme="majorBidi"/>
           <w:b w:val="0"/>
           <w:bCs w:val="0"/>
@@ -11618,7 +11731,7 @@
       </w:r>
       <w:r>
         <w:rPr>
-          <w:rStyle w:val="Strong"/>
+          <w:rStyle w:val="lev"/>
           <w:rFonts w:asciiTheme="majorBidi" w:hAnsiTheme="majorBidi" w:cstheme="majorBidi"/>
           <w:b w:val="0"/>
           <w:bCs w:val="0"/>
@@ -11704,7 +11817,7 @@
     </w:p>
     <w:p>
       <w:pPr>
-        <w:pStyle w:val="Caption"/>
+        <w:pStyle w:val="Lgende"/>
         <w:jc w:val="center"/>
         <w:rPr>
           <w:rFonts w:asciiTheme="majorBidi" w:hAnsiTheme="majorBidi" w:cstheme="majorBidi"/>
@@ -11778,7 +11891,7 @@
     </w:p>
     <w:p>
       <w:pPr>
-        <w:pStyle w:val="Heading2"/>
+        <w:pStyle w:val="Titre2"/>
         <w:numPr>
           <w:ilvl w:val="0"/>
           <w:numId w:val="6"/>
@@ -11790,7 +11903,7 @@
           <w:u w:val="single"/>
         </w:rPr>
       </w:pPr>
-      <w:bookmarkStart w:id="19" w:name="_Toc226233700"/>
+      <w:bookmarkStart w:id="19" w:name="_Toc226236320"/>
       <w:r>
         <w:rPr>
           <w:rFonts w:asciiTheme="majorBidi" w:hAnsiTheme="majorBidi"/>
@@ -11841,7 +11954,7 @@
       </w:r>
       <w:r>
         <w:rPr>
-          <w:rStyle w:val="Strong"/>
+          <w:rStyle w:val="lev"/>
           <w:rFonts w:asciiTheme="majorBidi" w:hAnsiTheme="majorBidi" w:cstheme="majorBidi"/>
           <w:sz w:val="24"/>
           <w:szCs w:val="24"/>
@@ -11877,7 +11990,7 @@
       </w:r>
       <w:r>
         <w:rPr>
-          <w:rStyle w:val="Strong"/>
+          <w:rStyle w:val="lev"/>
           <w:rFonts w:asciiTheme="majorBidi" w:hAnsiTheme="majorBidi" w:cstheme="majorBidi"/>
           <w:sz w:val="24"/>
           <w:szCs w:val="24"/>
@@ -11914,7 +12027,7 @@
       </w:r>
       <w:r>
         <w:rPr>
-          <w:rStyle w:val="Strong"/>
+          <w:rStyle w:val="lev"/>
           <w:rFonts w:asciiTheme="majorBidi" w:hAnsiTheme="majorBidi" w:cstheme="majorBidi"/>
           <w:sz w:val="24"/>
           <w:szCs w:val="24"/>
@@ -11932,7 +12045,7 @@
     </w:p>
     <w:p>
       <w:pPr>
-        <w:pStyle w:val="Heading3"/>
+        <w:pStyle w:val="Titre3"/>
         <w:numPr>
           <w:ilvl w:val="0"/>
           <w:numId w:val="7"/>
@@ -11941,7 +12054,7 @@
           <w:rFonts w:asciiTheme="majorBidi" w:hAnsiTheme="majorBidi"/>
         </w:rPr>
       </w:pPr>
-      <w:bookmarkStart w:id="20" w:name="_Toc226233701"/>
+      <w:bookmarkStart w:id="20" w:name="_Toc226236321"/>
       <w:r>
         <w:rPr>
           <w:rFonts w:asciiTheme="majorBidi" w:hAnsiTheme="majorBidi"/>
@@ -12066,7 +12179,7 @@
     </w:p>
     <w:p>
       <w:pPr>
-        <w:pStyle w:val="Caption"/>
+        <w:pStyle w:val="Lgende"/>
         <w:jc w:val="center"/>
         <w:rPr>
           <w:rFonts w:asciiTheme="majorBidi" w:hAnsiTheme="majorBidi" w:cstheme="majorBidi"/>
@@ -12227,7 +12340,7 @@
     </w:p>
     <w:p>
       <w:pPr>
-        <w:pStyle w:val="Caption"/>
+        <w:pStyle w:val="Lgende"/>
         <w:jc w:val="center"/>
         <w:rPr>
           <w:rFonts w:asciiTheme="majorBidi" w:hAnsiTheme="majorBidi" w:cstheme="majorBidi"/>
@@ -12376,7 +12489,7 @@
     </w:p>
     <w:p>
       <w:pPr>
-        <w:pStyle w:val="Caption"/>
+        <w:pStyle w:val="Lgende"/>
         <w:jc w:val="center"/>
         <w:rPr>
           <w:rFonts w:asciiTheme="majorBidi" w:hAnsiTheme="majorBidi" w:cstheme="majorBidi"/>
@@ -12431,7 +12544,7 @@
     </w:p>
     <w:p>
       <w:pPr>
-        <w:pStyle w:val="Heading3"/>
+        <w:pStyle w:val="Titre3"/>
         <w:numPr>
           <w:ilvl w:val="0"/>
           <w:numId w:val="7"/>
@@ -12440,7 +12553,7 @@
           <w:rFonts w:asciiTheme="majorBidi" w:hAnsiTheme="majorBidi"/>
         </w:rPr>
       </w:pPr>
-      <w:bookmarkStart w:id="24" w:name="_Toc226233702"/>
+      <w:bookmarkStart w:id="24" w:name="_Toc226236322"/>
       <w:r>
         <w:rPr>
           <w:rFonts w:asciiTheme="majorBidi" w:hAnsiTheme="majorBidi"/>
@@ -12582,7 +12695,7 @@
     </w:p>
     <w:p>
       <w:pPr>
-        <w:pStyle w:val="Caption"/>
+        <w:pStyle w:val="Lgende"/>
         <w:jc w:val="center"/>
         <w:rPr>
           <w:rFonts w:asciiTheme="majorBidi" w:hAnsiTheme="majorBidi" w:cstheme="majorBidi"/>
@@ -12732,7 +12845,7 @@
     </w:p>
     <w:p>
       <w:pPr>
-        <w:pStyle w:val="Caption"/>
+        <w:pStyle w:val="Lgende"/>
         <w:jc w:val="center"/>
         <w:rPr>
           <w:rFonts w:asciiTheme="majorBidi" w:eastAsia="Times New Roman" w:hAnsiTheme="majorBidi" w:cstheme="majorBidi"/>
@@ -12878,7 +12991,7 @@
     </w:p>
     <w:p>
       <w:pPr>
-        <w:pStyle w:val="Caption"/>
+        <w:pStyle w:val="Lgende"/>
         <w:jc w:val="center"/>
         <w:rPr>
           <w:rFonts w:asciiTheme="majorBidi" w:hAnsiTheme="majorBidi" w:cstheme="majorBidi"/>
@@ -12927,17 +13040,9 @@
         <w:rPr>
           <w:rFonts w:asciiTheme="majorBidi" w:hAnsiTheme="majorBidi" w:cstheme="majorBidi"/>
         </w:rPr>
-        <w:t xml:space="preserve">: Logo de </w:t>
-      </w:r>
-      <w:proofErr w:type="spellStart"/>
-      <w:r>
-        <w:rPr>
-          <w:rFonts w:asciiTheme="majorBidi" w:hAnsiTheme="majorBidi" w:cstheme="majorBidi"/>
-        </w:rPr>
-        <w:t>illustrator</w:t>
+        <w:t>: Logo de illustrator</w:t>
       </w:r>
       <w:bookmarkEnd w:id="27"/>
-      <w:proofErr w:type="spellEnd"/>
     </w:p>
     <w:p>
       <w:pPr>
@@ -12949,31 +13054,25 @@
           <w:szCs w:val="24"/>
         </w:rPr>
       </w:pPr>
-      <w:r>
-        <w:rPr>
-          <w:rFonts w:asciiTheme="majorBidi" w:hAnsiTheme="majorBidi" w:cstheme="majorBidi"/>
-          <w:sz w:val="24"/>
-          <w:szCs w:val="24"/>
-        </w:rPr>
-        <w:t xml:space="preserve">Voici le logo du site web réalisé par adobe </w:t>
-      </w:r>
-      <w:proofErr w:type="spellStart"/>
-      <w:r>
-        <w:rPr>
-          <w:rFonts w:asciiTheme="majorBidi" w:hAnsiTheme="majorBidi" w:cstheme="majorBidi"/>
-          <w:sz w:val="24"/>
-          <w:szCs w:val="24"/>
-        </w:rPr>
-        <w:t>illustrator</w:t>
-      </w:r>
-      <w:proofErr w:type="spellEnd"/>
-      <w:r>
-        <w:rPr>
-          <w:rFonts w:asciiTheme="majorBidi" w:hAnsiTheme="majorBidi" w:cstheme="majorBidi"/>
-          <w:sz w:val="24"/>
-          <w:szCs w:val="24"/>
-        </w:rPr>
-        <w:t xml:space="preserve"> : </w:t>
+    </w:p>
+    <w:p>
+      <w:pPr>
+        <w:spacing w:line="360" w:lineRule="auto"/>
+        <w:jc w:val="both"/>
+        <w:rPr>
+          <w:rFonts w:asciiTheme="majorBidi" w:hAnsiTheme="majorBidi" w:cstheme="majorBidi"/>
+          <w:sz w:val="24"/>
+          <w:szCs w:val="24"/>
+        </w:rPr>
+      </w:pPr>
+      <w:r>
+        <w:rPr>
+          <w:rFonts w:asciiTheme="majorBidi" w:hAnsiTheme="majorBidi" w:cstheme="majorBidi"/>
+          <w:sz w:val="24"/>
+          <w:szCs w:val="24"/>
+        </w:rPr>
+        <w:lastRenderedPageBreak/>
+        <w:t xml:space="preserve">Voici le logo du site web réalisé par adobe illustrator : </w:t>
       </w:r>
     </w:p>
     <w:p>
@@ -12989,7 +13088,6 @@
           <w:rFonts w:asciiTheme="majorBidi" w:hAnsiTheme="majorBidi" w:cstheme="majorBidi"/>
           <w:noProof/>
         </w:rPr>
-        <w:lastRenderedPageBreak/>
         <w:drawing>
           <wp:inline distT="0" distB="0" distL="0" distR="0" wp14:anchorId="4491D6D9" wp14:editId="00EAB361">
             <wp:extent cx="3119377" cy="1049420"/>
@@ -13035,7 +13133,7 @@
     </w:p>
     <w:p>
       <w:pPr>
-        <w:pStyle w:val="Caption"/>
+        <w:pStyle w:val="Lgende"/>
         <w:jc w:val="center"/>
         <w:rPr>
           <w:rFonts w:asciiTheme="majorBidi" w:hAnsiTheme="majorBidi" w:cstheme="majorBidi"/>
@@ -13137,7 +13235,7 @@
     </w:p>
     <w:p>
       <w:pPr>
-        <w:pStyle w:val="Heading4"/>
+        <w:pStyle w:val="Titre4"/>
         <w:spacing w:line="360" w:lineRule="auto"/>
         <w:rPr>
           <w:rFonts w:ascii="Times New Roman" w:eastAsia="Times New Roman" w:hAnsi="Times New Roman" w:cs="Times New Roman"/>
@@ -13324,7 +13422,7 @@
     </w:p>
     <w:p>
       <w:pPr>
-        <w:pStyle w:val="Caption"/>
+        <w:pStyle w:val="Lgende"/>
         <w:jc w:val="center"/>
       </w:pPr>
       <w:bookmarkStart w:id="29" w:name="_Toc226233735"/>
@@ -13356,7 +13454,7 @@
     </w:p>
     <w:p>
       <w:pPr>
-        <w:pStyle w:val="Heading4"/>
+        <w:pStyle w:val="Titre4"/>
         <w:spacing w:line="360" w:lineRule="auto"/>
         <w:rPr>
           <w:rFonts w:ascii="Times New Roman" w:hAnsi="Times New Roman" w:cs="Times New Roman"/>
@@ -13492,7 +13590,7 @@
     </w:p>
     <w:p>
       <w:pPr>
-        <w:pStyle w:val="Caption"/>
+        <w:pStyle w:val="Lgende"/>
         <w:jc w:val="center"/>
       </w:pPr>
       <w:bookmarkStart w:id="30" w:name="_Toc226233736"/>
@@ -13524,7 +13622,7 @@
     </w:p>
     <w:p>
       <w:pPr>
-        <w:pStyle w:val="Heading4"/>
+        <w:pStyle w:val="Titre4"/>
         <w:spacing w:line="360" w:lineRule="auto"/>
         <w:rPr>
           <w:rFonts w:ascii="Times New Roman" w:hAnsi="Times New Roman" w:cs="Times New Roman"/>
@@ -13595,7 +13693,7 @@
           <w:lang w:eastAsia="fr-FR"/>
         </w:rPr>
         <w:drawing>
-          <wp:inline distT="0" distB="0" distL="0" distR="0" wp14:anchorId="54F4420A" wp14:editId="6FC96A50">
+          <wp:inline distT="0" distB="0" distL="0" distR="0" wp14:anchorId="54F4420A" wp14:editId="2E625322">
             <wp:extent cx="5213350" cy="2256130"/>
             <wp:effectExtent l="0" t="0" r="6350" b="0"/>
             <wp:docPr id="189216889" name="Picture 8"/>
@@ -13639,7 +13737,7 @@
     </w:p>
     <w:p>
       <w:pPr>
-        <w:pStyle w:val="Caption"/>
+        <w:pStyle w:val="Lgende"/>
         <w:jc w:val="center"/>
         <w:rPr>
           <w:lang w:eastAsia="fr-FR"/>
@@ -13674,7 +13772,7 @@
     </w:p>
     <w:p>
       <w:pPr>
-        <w:pStyle w:val="Heading3"/>
+        <w:pStyle w:val="Titre3"/>
         <w:numPr>
           <w:ilvl w:val="0"/>
           <w:numId w:val="7"/>
@@ -13684,7 +13782,7 @@
           <w:lang w:eastAsia="fr-FR"/>
         </w:rPr>
       </w:pPr>
-      <w:bookmarkStart w:id="32" w:name="_Toc226233703"/>
+      <w:bookmarkStart w:id="32" w:name="_Toc226236323"/>
       <w:r>
         <w:rPr>
           <w:rFonts w:ascii="Times New Roman" w:eastAsia="Times New Roman" w:hAnsi="Times New Roman" w:cs="Times New Roman"/>
@@ -13743,7 +13841,7 @@
     </w:p>
     <w:p>
       <w:pPr>
-        <w:pStyle w:val="Heading4"/>
+        <w:pStyle w:val="Titre4"/>
         <w:rPr>
           <w:rFonts w:ascii="Times New Roman" w:hAnsi="Times New Roman" w:cs="Times New Roman"/>
           <w:sz w:val="24"/>
@@ -13827,7 +13925,7 @@
     </w:p>
     <w:p>
       <w:pPr>
-        <w:pStyle w:val="Caption"/>
+        <w:pStyle w:val="Lgende"/>
         <w:jc w:val="center"/>
         <w:rPr>
           <w:b/>
@@ -13886,7 +13984,7 @@
     </w:p>
     <w:p>
       <w:pPr>
-        <w:pStyle w:val="Heading4"/>
+        <w:pStyle w:val="Titre4"/>
         <w:rPr>
           <w:rFonts w:ascii="Times New Roman" w:hAnsi="Times New Roman" w:cs="Times New Roman"/>
           <w:sz w:val="24"/>
@@ -13972,7 +14070,7 @@
     </w:p>
     <w:p>
       <w:pPr>
-        <w:pStyle w:val="Caption"/>
+        <w:pStyle w:val="Lgende"/>
         <w:jc w:val="center"/>
         <w:rPr>
           <w:b/>
@@ -14055,7 +14153,7 @@
     </w:p>
     <w:p>
       <w:pPr>
-        <w:pStyle w:val="Heading4"/>
+        <w:pStyle w:val="Titre4"/>
         <w:rPr>
           <w:rFonts w:ascii="Times New Roman" w:hAnsi="Times New Roman" w:cs="Times New Roman"/>
           <w:sz w:val="24"/>
@@ -14141,7 +14239,7 @@
     </w:p>
     <w:p>
       <w:pPr>
-        <w:pStyle w:val="Caption"/>
+        <w:pStyle w:val="Lgende"/>
         <w:jc w:val="center"/>
         <w:rPr>
           <w:b/>
@@ -14230,7 +14328,7 @@
     </w:p>
     <w:p>
       <w:pPr>
-        <w:pStyle w:val="Heading3"/>
+        <w:pStyle w:val="Titre3"/>
         <w:numPr>
           <w:ilvl w:val="0"/>
           <w:numId w:val="7"/>
@@ -14239,7 +14337,7 @@
           <w:lang w:eastAsia="fr-FR"/>
         </w:rPr>
       </w:pPr>
-      <w:bookmarkStart w:id="36" w:name="_Toc226233704"/>
+      <w:bookmarkStart w:id="36" w:name="_Toc226236324"/>
       <w:r>
         <w:rPr>
           <w:lang w:eastAsia="fr-FR"/>
@@ -14378,7 +14476,7 @@
     </w:p>
     <w:p>
       <w:pPr>
-        <w:pStyle w:val="Caption"/>
+        <w:pStyle w:val="Lgende"/>
         <w:jc w:val="center"/>
       </w:pPr>
       <w:bookmarkStart w:id="37" w:name="_Toc226233741"/>
@@ -14484,7 +14582,7 @@
     </w:p>
     <w:p>
       <w:pPr>
-        <w:pStyle w:val="Caption"/>
+        <w:pStyle w:val="Lgende"/>
         <w:jc w:val="center"/>
       </w:pPr>
       <w:bookmarkStart w:id="38" w:name="_Toc226233742"/>
@@ -14551,7 +14649,7 @@
           <w:noProof/>
         </w:rPr>
         <w:drawing>
-          <wp:inline distT="0" distB="0" distL="0" distR="0" wp14:anchorId="30C9CC38" wp14:editId="23FE59D8">
+          <wp:inline distT="0" distB="0" distL="0" distR="0" wp14:anchorId="30C9CC38" wp14:editId="01016A94">
             <wp:extent cx="571500" cy="577850"/>
             <wp:effectExtent l="0" t="0" r="0" b="0"/>
             <wp:docPr id="2063923753" name="Image 12" descr="A black cat in a circle&#10;&#10;Description automatically generated"/>
@@ -14597,7 +14695,7 @@
     </w:p>
     <w:p>
       <w:pPr>
-        <w:pStyle w:val="Caption"/>
+        <w:pStyle w:val="Lgende"/>
         <w:jc w:val="center"/>
         <w:rPr>
           <w:lang w:eastAsia="fr-FR"/>
@@ -14632,7 +14730,7 @@
     </w:p>
     <w:p>
       <w:pPr>
-        <w:pStyle w:val="Heading2"/>
+        <w:pStyle w:val="Titre2"/>
         <w:numPr>
           <w:ilvl w:val="0"/>
           <w:numId w:val="6"/>
@@ -14642,7 +14740,7 @@
           <w:u w:val="single"/>
         </w:rPr>
       </w:pPr>
-      <w:bookmarkStart w:id="40" w:name="_Toc226233705"/>
+      <w:bookmarkStart w:id="40" w:name="_Toc226236325"/>
       <w:r>
         <w:rPr>
           <w:rFonts w:asciiTheme="majorBidi" w:hAnsiTheme="majorBidi"/>
@@ -14673,7 +14771,7 @@
     </w:p>
     <w:p>
       <w:pPr>
-        <w:pStyle w:val="Heading3"/>
+        <w:pStyle w:val="Titre3"/>
         <w:numPr>
           <w:ilvl w:val="0"/>
           <w:numId w:val="39"/>
@@ -14682,7 +14780,7 @@
           <w:rFonts w:asciiTheme="majorBidi" w:hAnsiTheme="majorBidi"/>
         </w:rPr>
       </w:pPr>
-      <w:bookmarkStart w:id="41" w:name="_Toc226233706"/>
+      <w:bookmarkStart w:id="41" w:name="_Toc226236326"/>
       <w:r>
         <w:rPr>
           <w:rFonts w:asciiTheme="majorBidi" w:hAnsiTheme="majorBidi"/>
@@ -14730,25 +14828,12 @@
           <w:szCs w:val="24"/>
           <w:lang w:val="en-US"/>
         </w:rPr>
-        <w:t xml:space="preserve">Description des </w:t>
-      </w:r>
-      <w:proofErr w:type="gramStart"/>
-      <w:r>
-        <w:rPr>
-          <w:rFonts w:asciiTheme="majorBidi" w:hAnsiTheme="majorBidi" w:cstheme="majorBidi"/>
-          <w:b/>
-          <w:bCs/>
-          <w:sz w:val="24"/>
-          <w:szCs w:val="24"/>
-          <w:lang w:val="en-US"/>
-        </w:rPr>
-        <w:t>classes :</w:t>
-      </w:r>
-      <w:proofErr w:type="gramEnd"/>
-    </w:p>
-    <w:p>
-      <w:pPr>
-        <w:pStyle w:val="ListParagraph"/>
+        <w:t>Description des classes :</w:t>
+      </w:r>
+    </w:p>
+    <w:p>
+      <w:pPr>
+        <w:pStyle w:val="Paragraphedeliste"/>
         <w:keepNext/>
         <w:numPr>
           <w:ilvl w:val="0"/>
@@ -14828,7 +14913,7 @@
     </w:p>
     <w:p>
       <w:pPr>
-        <w:pStyle w:val="ListParagraph"/>
+        <w:pStyle w:val="Paragraphedeliste"/>
         <w:keepNext/>
         <w:numPr>
           <w:ilvl w:val="0"/>
@@ -14935,7 +15020,7 @@
     </w:p>
     <w:p>
       <w:pPr>
-        <w:pStyle w:val="ListParagraph"/>
+        <w:pStyle w:val="Paragraphedeliste"/>
         <w:keepNext/>
         <w:numPr>
           <w:ilvl w:val="0"/>
@@ -15059,25 +15144,7 @@
           <w:sz w:val="24"/>
           <w:szCs w:val="24"/>
         </w:rPr>
-        <w:t xml:space="preserve"> (</w:t>
-      </w:r>
-      <w:proofErr w:type="gramStart"/>
-      <w:r>
-        <w:rPr>
-          <w:rFonts w:asciiTheme="majorBidi" w:hAnsiTheme="majorBidi" w:cstheme="majorBidi"/>
-          <w:sz w:val="24"/>
-          <w:szCs w:val="24"/>
-        </w:rPr>
-        <w:t>ex:</w:t>
-      </w:r>
-      <w:proofErr w:type="gramEnd"/>
-      <w:r>
-        <w:rPr>
-          <w:rFonts w:asciiTheme="majorBidi" w:hAnsiTheme="majorBidi" w:cstheme="majorBidi"/>
-          <w:sz w:val="24"/>
-          <w:szCs w:val="24"/>
-        </w:rPr>
-        <w:t xml:space="preserve"> En attente, Validée).</w:t>
+        <w:t xml:space="preserve"> (ex: En attente, Validée).</w:t>
       </w:r>
     </w:p>
     <w:p>
@@ -15210,7 +15277,7 @@
     </w:p>
     <w:p>
       <w:pPr>
-        <w:pStyle w:val="Caption"/>
+        <w:pStyle w:val="Lgende"/>
         <w:jc w:val="center"/>
         <w:rPr>
           <w:rFonts w:asciiTheme="majorBidi" w:hAnsiTheme="majorBidi" w:cstheme="majorBidi"/>
@@ -15247,7 +15314,7 @@
     </w:p>
     <w:p>
       <w:pPr>
-        <w:pStyle w:val="Heading3"/>
+        <w:pStyle w:val="Titre3"/>
         <w:numPr>
           <w:ilvl w:val="0"/>
           <w:numId w:val="39"/>
@@ -15256,7 +15323,7 @@
           <w:rFonts w:asciiTheme="majorBidi" w:hAnsiTheme="majorBidi"/>
         </w:rPr>
       </w:pPr>
-      <w:bookmarkStart w:id="43" w:name="_Toc226233707"/>
+      <w:bookmarkStart w:id="43" w:name="_Toc226236327"/>
       <w:r>
         <w:rPr>
           <w:rFonts w:asciiTheme="majorBidi" w:hAnsiTheme="majorBidi"/>
@@ -15345,25 +15412,7 @@
           <w:sz w:val="24"/>
           <w:szCs w:val="24"/>
         </w:rPr>
-        <w:t xml:space="preserve"> Le client se connecte via </w:t>
-      </w:r>
-      <w:proofErr w:type="gramStart"/>
-      <w:r>
-        <w:rPr>
-          <w:rFonts w:asciiTheme="majorBidi" w:hAnsiTheme="majorBidi" w:cstheme="majorBidi"/>
-          <w:sz w:val="24"/>
-          <w:szCs w:val="24"/>
-        </w:rPr>
-        <w:t>la landing</w:t>
-      </w:r>
-      <w:proofErr w:type="gramEnd"/>
-      <w:r>
-        <w:rPr>
-          <w:rFonts w:asciiTheme="majorBidi" w:hAnsiTheme="majorBidi" w:cstheme="majorBidi"/>
-          <w:sz w:val="24"/>
-          <w:szCs w:val="24"/>
-        </w:rPr>
-        <w:t xml:space="preserve"> page.</w:t>
+        <w:t xml:space="preserve"> Le client se connecte via la landing page.</w:t>
       </w:r>
     </w:p>
     <w:p>
@@ -15647,7 +15696,7 @@
     </w:p>
     <w:p>
       <w:pPr>
-        <w:pStyle w:val="Heading2"/>
+        <w:pStyle w:val="Titre2"/>
         <w:numPr>
           <w:ilvl w:val="0"/>
           <w:numId w:val="6"/>
@@ -15656,7 +15705,7 @@
           <w:rFonts w:asciiTheme="majorBidi" w:hAnsiTheme="majorBidi"/>
         </w:rPr>
       </w:pPr>
-      <w:bookmarkStart w:id="44" w:name="_Toc226233708"/>
+      <w:bookmarkStart w:id="44" w:name="_Toc226236328"/>
       <w:r>
         <w:rPr>
           <w:rFonts w:asciiTheme="majorBidi" w:hAnsiTheme="majorBidi"/>
@@ -15747,7 +15796,7 @@
     </w:p>
     <w:tbl>
       <w:tblPr>
-        <w:tblStyle w:val="TableGrid"/>
+        <w:tblStyle w:val="Grilledutableau"/>
         <w:tblW w:w="9259" w:type="dxa"/>
         <w:tblLook w:val="04A0" w:firstRow="1" w:lastRow="0" w:firstColumn="1" w:lastColumn="0" w:noHBand="0" w:noVBand="1"/>
       </w:tblPr>
@@ -16019,23 +16068,13 @@
                 <w:lang w:val="en-US"/>
               </w:rPr>
             </w:pPr>
-            <w:proofErr w:type="gramStart"/>
             <w:r>
               <w:rPr>
                 <w:rFonts w:asciiTheme="majorBidi" w:hAnsiTheme="majorBidi" w:cstheme="majorBidi"/>
                 <w:sz w:val="24"/>
                 <w:szCs w:val="24"/>
               </w:rPr>
-              <w:t>VARCHAR(</w:t>
-            </w:r>
-            <w:proofErr w:type="gramEnd"/>
-            <w:r>
-              <w:rPr>
-                <w:rFonts w:asciiTheme="majorBidi" w:hAnsiTheme="majorBidi" w:cstheme="majorBidi"/>
-                <w:sz w:val="24"/>
-                <w:szCs w:val="24"/>
-              </w:rPr>
-              <w:t>80)</w:t>
+              <w:t>VARCHAR(80)</w:t>
             </w:r>
           </w:p>
         </w:tc>
@@ -16114,7 +16153,6 @@
                 <w:lang w:val="en-US"/>
               </w:rPr>
             </w:pPr>
-            <w:proofErr w:type="gramStart"/>
             <w:r>
               <w:rPr>
                 <w:rFonts w:asciiTheme="majorBidi" w:hAnsiTheme="majorBidi" w:cstheme="majorBidi"/>
@@ -16122,17 +16160,7 @@
                 <w:szCs w:val="24"/>
                 <w:lang w:val="en-US"/>
               </w:rPr>
-              <w:t>VARCHAR(</w:t>
-            </w:r>
-            <w:proofErr w:type="gramEnd"/>
-            <w:r>
-              <w:rPr>
-                <w:rFonts w:asciiTheme="majorBidi" w:hAnsiTheme="majorBidi" w:cstheme="majorBidi"/>
-                <w:sz w:val="24"/>
-                <w:szCs w:val="24"/>
-                <w:lang w:val="en-US"/>
-              </w:rPr>
-              <w:t>1</w:t>
+              <w:t>VARCHAR(1</w:t>
             </w:r>
             <w:r>
               <w:rPr>
@@ -16229,7 +16257,6 @@
                 <w:lang w:val="en-US"/>
               </w:rPr>
             </w:pPr>
-            <w:proofErr w:type="gramStart"/>
             <w:r>
               <w:rPr>
                 <w:rFonts w:asciiTheme="majorBidi" w:hAnsiTheme="majorBidi" w:cstheme="majorBidi"/>
@@ -16237,17 +16264,7 @@
                 <w:szCs w:val="24"/>
                 <w:lang w:val="en-US"/>
               </w:rPr>
-              <w:t>VARCHAR(</w:t>
-            </w:r>
-            <w:proofErr w:type="gramEnd"/>
-            <w:r>
-              <w:rPr>
-                <w:rFonts w:asciiTheme="majorBidi" w:hAnsiTheme="majorBidi" w:cstheme="majorBidi"/>
-                <w:sz w:val="24"/>
-                <w:szCs w:val="24"/>
-                <w:lang w:val="en-US"/>
-              </w:rPr>
-              <w:t>2</w:t>
+              <w:t>VARCHAR(2</w:t>
             </w:r>
             <w:r>
               <w:rPr>
@@ -16370,23 +16387,13 @@
                 <w:lang w:val="en-US"/>
               </w:rPr>
             </w:pPr>
-            <w:proofErr w:type="gramStart"/>
             <w:r>
               <w:rPr>
                 <w:rFonts w:asciiTheme="majorBidi" w:hAnsiTheme="majorBidi" w:cstheme="majorBidi"/>
                 <w:sz w:val="24"/>
                 <w:szCs w:val="24"/>
               </w:rPr>
-              <w:t>VARCHAR(</w:t>
-            </w:r>
-            <w:proofErr w:type="gramEnd"/>
-            <w:r>
-              <w:rPr>
-                <w:rFonts w:asciiTheme="majorBidi" w:hAnsiTheme="majorBidi" w:cstheme="majorBidi"/>
-                <w:sz w:val="24"/>
-                <w:szCs w:val="24"/>
-              </w:rPr>
-              <w:t>500)</w:t>
+              <w:t>VARCHAR(500)</w:t>
             </w:r>
           </w:p>
         </w:tc>
@@ -16449,7 +16456,7 @@
     </w:p>
     <w:tbl>
       <w:tblPr>
-        <w:tblStyle w:val="TableGrid"/>
+        <w:tblStyle w:val="Grilledutableau"/>
         <w:tblW w:w="9209" w:type="dxa"/>
         <w:tblLook w:val="04A0" w:firstRow="1" w:lastRow="0" w:firstColumn="1" w:lastColumn="0" w:noHBand="0" w:noVBand="1"/>
       </w:tblPr>
@@ -16708,7 +16715,6 @@
                 <w:lang w:val="en-US"/>
               </w:rPr>
             </w:pPr>
-            <w:proofErr w:type="gramStart"/>
             <w:r>
               <w:rPr>
                 <w:rFonts w:asciiTheme="majorBidi" w:hAnsiTheme="majorBidi" w:cstheme="majorBidi"/>
@@ -16716,17 +16722,7 @@
                 <w:szCs w:val="24"/>
                 <w:lang w:val="en-US"/>
               </w:rPr>
-              <w:t>VARCHAR(</w:t>
-            </w:r>
-            <w:proofErr w:type="gramEnd"/>
-            <w:r>
-              <w:rPr>
-                <w:rFonts w:asciiTheme="majorBidi" w:hAnsiTheme="majorBidi" w:cstheme="majorBidi"/>
-                <w:sz w:val="24"/>
-                <w:szCs w:val="24"/>
-                <w:lang w:val="en-US"/>
-              </w:rPr>
-              <w:t>50)</w:t>
+              <w:t>VARCHAR(50)</w:t>
             </w:r>
           </w:p>
         </w:tc>
@@ -16806,7 +16802,6 @@
                 <w:lang w:val="en-US"/>
               </w:rPr>
             </w:pPr>
-            <w:proofErr w:type="gramStart"/>
             <w:r>
               <w:rPr>
                 <w:rFonts w:asciiTheme="majorBidi" w:hAnsiTheme="majorBidi" w:cstheme="majorBidi"/>
@@ -16814,17 +16809,7 @@
                 <w:szCs w:val="24"/>
                 <w:lang w:val="en-US"/>
               </w:rPr>
-              <w:t>VARCHAR(</w:t>
-            </w:r>
-            <w:proofErr w:type="gramEnd"/>
-            <w:r>
-              <w:rPr>
-                <w:rFonts w:asciiTheme="majorBidi" w:hAnsiTheme="majorBidi" w:cstheme="majorBidi"/>
-                <w:sz w:val="24"/>
-                <w:szCs w:val="24"/>
-                <w:lang w:val="en-US"/>
-              </w:rPr>
-              <w:t>100)</w:t>
+              <w:t>VARCHAR(100)</w:t>
             </w:r>
           </w:p>
         </w:tc>
@@ -17026,7 +17011,6 @@
                 <w:lang w:val="en-US"/>
               </w:rPr>
             </w:pPr>
-            <w:proofErr w:type="gramStart"/>
             <w:r>
               <w:rPr>
                 <w:rFonts w:asciiTheme="majorBidi" w:hAnsiTheme="majorBidi" w:cstheme="majorBidi"/>
@@ -17036,7 +17020,6 @@
               </w:rPr>
               <w:t>DECIMAL(</w:t>
             </w:r>
-            <w:proofErr w:type="gramEnd"/>
             <w:r>
               <w:rPr>
                 <w:rFonts w:asciiTheme="majorBidi" w:hAnsiTheme="majorBidi" w:cstheme="majorBidi"/>
@@ -17079,25 +17062,7 @@
                 <w:sz w:val="24"/>
                 <w:szCs w:val="24"/>
               </w:rPr>
-              <w:t>Disponibilité (</w:t>
-            </w:r>
-            <w:proofErr w:type="gramStart"/>
-            <w:r>
-              <w:rPr>
-                <w:rFonts w:asciiTheme="majorBidi" w:hAnsiTheme="majorBidi" w:cstheme="majorBidi"/>
-                <w:sz w:val="24"/>
-                <w:szCs w:val="24"/>
-              </w:rPr>
-              <w:t>Default:</w:t>
-            </w:r>
-            <w:proofErr w:type="gramEnd"/>
-            <w:r>
-              <w:rPr>
-                <w:rFonts w:asciiTheme="majorBidi" w:hAnsiTheme="majorBidi" w:cstheme="majorBidi"/>
-                <w:sz w:val="24"/>
-                <w:szCs w:val="24"/>
-              </w:rPr>
-              <w:t xml:space="preserve"> </w:t>
+              <w:t xml:space="preserve">Disponibilité (Default: </w:t>
             </w:r>
             <w:proofErr w:type="spellStart"/>
             <w:r>
@@ -17168,7 +17133,6 @@
                 <w:lang w:val="en-US"/>
               </w:rPr>
             </w:pPr>
-            <w:proofErr w:type="gramStart"/>
             <w:r>
               <w:rPr>
                 <w:rFonts w:asciiTheme="majorBidi" w:hAnsiTheme="majorBidi" w:cstheme="majorBidi"/>
@@ -17176,17 +17140,7 @@
                 <w:szCs w:val="24"/>
                 <w:lang w:val="en-US"/>
               </w:rPr>
-              <w:t>VARCHAR(</w:t>
-            </w:r>
-            <w:proofErr w:type="gramEnd"/>
-            <w:r>
-              <w:rPr>
-                <w:rFonts w:asciiTheme="majorBidi" w:hAnsiTheme="majorBidi" w:cstheme="majorBidi"/>
-                <w:sz w:val="24"/>
-                <w:szCs w:val="24"/>
-                <w:lang w:val="en-US"/>
-              </w:rPr>
-              <w:t>5</w:t>
+              <w:t>VARCHAR(5</w:t>
             </w:r>
             <w:r>
               <w:rPr>
@@ -17280,7 +17234,6 @@
                 <w:lang w:val="en-US"/>
               </w:rPr>
             </w:pPr>
-            <w:proofErr w:type="gramStart"/>
             <w:r>
               <w:rPr>
                 <w:rFonts w:asciiTheme="majorBidi" w:hAnsiTheme="majorBidi" w:cstheme="majorBidi"/>
@@ -17288,17 +17241,7 @@
                 <w:szCs w:val="24"/>
                 <w:lang w:val="en-US"/>
               </w:rPr>
-              <w:t>VARCHAR(</w:t>
-            </w:r>
-            <w:proofErr w:type="gramEnd"/>
-            <w:r>
-              <w:rPr>
-                <w:rFonts w:asciiTheme="majorBidi" w:hAnsiTheme="majorBidi" w:cstheme="majorBidi"/>
-                <w:sz w:val="24"/>
-                <w:szCs w:val="24"/>
-                <w:lang w:val="en-US"/>
-              </w:rPr>
-              <w:t>50)</w:t>
+              <w:t>VARCHAR(50)</w:t>
             </w:r>
           </w:p>
         </w:tc>
@@ -17363,7 +17306,7 @@
     </w:p>
     <w:tbl>
       <w:tblPr>
-        <w:tblStyle w:val="TableGrid"/>
+        <w:tblStyle w:val="Grilledutableau"/>
         <w:tblW w:w="9351" w:type="dxa"/>
         <w:tblLook w:val="04A0" w:firstRow="1" w:lastRow="0" w:firstColumn="1" w:lastColumn="0" w:noHBand="0" w:noVBand="1"/>
       </w:tblPr>
@@ -17515,7 +17458,6 @@
                 <w:lang w:val="en-US"/>
               </w:rPr>
             </w:pPr>
-            <w:proofErr w:type="gramStart"/>
             <w:r>
               <w:rPr>
                 <w:rFonts w:asciiTheme="majorBidi" w:hAnsiTheme="majorBidi" w:cstheme="majorBidi"/>
@@ -17523,17 +17465,7 @@
                 <w:szCs w:val="24"/>
                 <w:lang w:val="en-US"/>
               </w:rPr>
-              <w:t>VARCHAR(</w:t>
-            </w:r>
-            <w:proofErr w:type="gramEnd"/>
-            <w:r>
-              <w:rPr>
-                <w:rFonts w:asciiTheme="majorBidi" w:hAnsiTheme="majorBidi" w:cstheme="majorBidi"/>
-                <w:sz w:val="24"/>
-                <w:szCs w:val="24"/>
-                <w:lang w:val="en-US"/>
-              </w:rPr>
-              <w:t>20)</w:t>
+              <w:t>VARCHAR(20)</w:t>
             </w:r>
           </w:p>
         </w:tc>
@@ -17559,25 +17491,7 @@
                 <w:sz w:val="24"/>
                 <w:szCs w:val="24"/>
               </w:rPr>
-              <w:t>Identifiant unique (</w:t>
-            </w:r>
-            <w:proofErr w:type="gramStart"/>
-            <w:r>
-              <w:rPr>
-                <w:rFonts w:asciiTheme="majorBidi" w:hAnsiTheme="majorBidi" w:cstheme="majorBidi"/>
-                <w:sz w:val="24"/>
-                <w:szCs w:val="24"/>
-              </w:rPr>
-              <w:t>ex:</w:t>
-            </w:r>
-            <w:proofErr w:type="gramEnd"/>
-            <w:r>
-              <w:rPr>
-                <w:rFonts w:asciiTheme="majorBidi" w:hAnsiTheme="majorBidi" w:cstheme="majorBidi"/>
-                <w:sz w:val="24"/>
-                <w:szCs w:val="24"/>
-              </w:rPr>
-              <w:t xml:space="preserve"> "RES-001")</w:t>
+              <w:t>Identifiant unique (ex: "RES-001")</w:t>
             </w:r>
           </w:p>
         </w:tc>
@@ -17632,7 +17546,6 @@
                 <w:lang w:val="en-US"/>
               </w:rPr>
             </w:pPr>
-            <w:proofErr w:type="gramStart"/>
             <w:r>
               <w:rPr>
                 <w:rFonts w:asciiTheme="majorBidi" w:hAnsiTheme="majorBidi" w:cstheme="majorBidi"/>
@@ -17640,17 +17553,7 @@
                 <w:szCs w:val="24"/>
                 <w:lang w:val="en-US"/>
               </w:rPr>
-              <w:t>VARCHAR(</w:t>
-            </w:r>
-            <w:proofErr w:type="gramEnd"/>
-            <w:r>
-              <w:rPr>
-                <w:rFonts w:asciiTheme="majorBidi" w:hAnsiTheme="majorBidi" w:cstheme="majorBidi"/>
-                <w:sz w:val="24"/>
-                <w:szCs w:val="24"/>
-                <w:lang w:val="en-US"/>
-              </w:rPr>
-              <w:t>100)</w:t>
+              <w:t>VARCHAR(100)</w:t>
             </w:r>
           </w:p>
         </w:tc>
@@ -17730,7 +17633,6 @@
                 <w:lang w:val="en-US"/>
               </w:rPr>
             </w:pPr>
-            <w:proofErr w:type="gramStart"/>
             <w:r>
               <w:rPr>
                 <w:rFonts w:asciiTheme="majorBidi" w:hAnsiTheme="majorBidi" w:cstheme="majorBidi"/>
@@ -17738,17 +17640,7 @@
                 <w:szCs w:val="24"/>
                 <w:lang w:val="en-US"/>
               </w:rPr>
-              <w:t>VARCHAR(</w:t>
-            </w:r>
-            <w:proofErr w:type="gramEnd"/>
-            <w:r>
-              <w:rPr>
-                <w:rFonts w:asciiTheme="majorBidi" w:hAnsiTheme="majorBidi" w:cstheme="majorBidi"/>
-                <w:sz w:val="24"/>
-                <w:szCs w:val="24"/>
-                <w:lang w:val="en-US"/>
-              </w:rPr>
-              <w:t>100)</w:t>
+              <w:t>VARCHAR(100)</w:t>
             </w:r>
           </w:p>
         </w:tc>
@@ -17828,7 +17720,6 @@
                 <w:lang w:val="en-US"/>
               </w:rPr>
             </w:pPr>
-            <w:proofErr w:type="gramStart"/>
             <w:r>
               <w:rPr>
                 <w:rFonts w:asciiTheme="majorBidi" w:hAnsiTheme="majorBidi" w:cstheme="majorBidi"/>
@@ -17836,17 +17727,7 @@
                 <w:szCs w:val="24"/>
                 <w:lang w:val="en-US"/>
               </w:rPr>
-              <w:t>VARCHAR(</w:t>
-            </w:r>
-            <w:proofErr w:type="gramEnd"/>
-            <w:r>
-              <w:rPr>
-                <w:rFonts w:asciiTheme="majorBidi" w:hAnsiTheme="majorBidi" w:cstheme="majorBidi"/>
-                <w:sz w:val="24"/>
-                <w:szCs w:val="24"/>
-                <w:lang w:val="en-US"/>
-              </w:rPr>
-              <w:t>120)</w:t>
+              <w:t>VARCHAR(120)</w:t>
             </w:r>
           </w:p>
         </w:tc>
@@ -17926,7 +17807,6 @@
                 <w:lang w:val="en-US"/>
               </w:rPr>
             </w:pPr>
-            <w:proofErr w:type="gramStart"/>
             <w:r>
               <w:rPr>
                 <w:rFonts w:asciiTheme="majorBidi" w:hAnsiTheme="majorBidi" w:cstheme="majorBidi"/>
@@ -17934,17 +17814,7 @@
                 <w:szCs w:val="24"/>
                 <w:lang w:val="en-US"/>
               </w:rPr>
-              <w:t>VARCHAR(</w:t>
-            </w:r>
-            <w:proofErr w:type="gramEnd"/>
-            <w:r>
-              <w:rPr>
-                <w:rFonts w:asciiTheme="majorBidi" w:hAnsiTheme="majorBidi" w:cstheme="majorBidi"/>
-                <w:sz w:val="24"/>
-                <w:szCs w:val="24"/>
-                <w:lang w:val="en-US"/>
-              </w:rPr>
-              <w:t>20)</w:t>
+              <w:t>VARCHAR(20)</w:t>
             </w:r>
           </w:p>
         </w:tc>
@@ -18024,7 +17894,6 @@
                 <w:lang w:val="en-US"/>
               </w:rPr>
             </w:pPr>
-            <w:proofErr w:type="gramStart"/>
             <w:r>
               <w:rPr>
                 <w:rFonts w:asciiTheme="majorBidi" w:hAnsiTheme="majorBidi" w:cstheme="majorBidi"/>
@@ -18032,17 +17901,7 @@
                 <w:szCs w:val="24"/>
                 <w:lang w:val="en-US"/>
               </w:rPr>
-              <w:t>VARCHAR(</w:t>
-            </w:r>
-            <w:proofErr w:type="gramEnd"/>
-            <w:r>
-              <w:rPr>
-                <w:rFonts w:asciiTheme="majorBidi" w:hAnsiTheme="majorBidi" w:cstheme="majorBidi"/>
-                <w:sz w:val="24"/>
-                <w:szCs w:val="24"/>
-                <w:lang w:val="en-US"/>
-              </w:rPr>
-              <w:t>20)</w:t>
+              <w:t>VARCHAR(20)</w:t>
             </w:r>
           </w:p>
         </w:tc>
@@ -18202,7 +18061,6 @@
                 <w:lang w:val="en-US"/>
               </w:rPr>
             </w:pPr>
-            <w:proofErr w:type="gramStart"/>
             <w:r>
               <w:rPr>
                 <w:rFonts w:asciiTheme="majorBidi" w:hAnsiTheme="majorBidi" w:cstheme="majorBidi"/>
@@ -18210,17 +18068,7 @@
                 <w:szCs w:val="24"/>
                 <w:lang w:val="en-US"/>
               </w:rPr>
-              <w:t>VARCHAR(</w:t>
-            </w:r>
-            <w:proofErr w:type="gramEnd"/>
-            <w:r>
-              <w:rPr>
-                <w:rFonts w:asciiTheme="majorBidi" w:hAnsiTheme="majorBidi" w:cstheme="majorBidi"/>
-                <w:sz w:val="24"/>
-                <w:szCs w:val="24"/>
-                <w:lang w:val="en-US"/>
-              </w:rPr>
-              <w:t>20)</w:t>
+              <w:t>VARCHAR(20)</w:t>
             </w:r>
           </w:p>
         </w:tc>
@@ -18334,7 +18182,6 @@
                 <w:lang w:val="en-US"/>
               </w:rPr>
             </w:pPr>
-            <w:proofErr w:type="gramStart"/>
             <w:r>
               <w:rPr>
                 <w:rFonts w:asciiTheme="majorBidi" w:hAnsiTheme="majorBidi" w:cstheme="majorBidi"/>
@@ -18342,17 +18189,7 @@
                 <w:szCs w:val="24"/>
                 <w:lang w:val="en-US"/>
               </w:rPr>
-              <w:t>VARCHAR(</w:t>
-            </w:r>
-            <w:proofErr w:type="gramEnd"/>
-            <w:r>
-              <w:rPr>
-                <w:rFonts w:asciiTheme="majorBidi" w:hAnsiTheme="majorBidi" w:cstheme="majorBidi"/>
-                <w:sz w:val="24"/>
-                <w:szCs w:val="24"/>
-                <w:lang w:val="en-US"/>
-              </w:rPr>
-              <w:t>500)</w:t>
+              <w:t>VARCHAR(500)</w:t>
             </w:r>
           </w:p>
         </w:tc>
@@ -18582,7 +18419,7 @@
     </w:p>
     <w:p>
       <w:pPr>
-        <w:pStyle w:val="Heading1"/>
+        <w:pStyle w:val="Titre1"/>
         <w:jc w:val="center"/>
         <w:rPr>
           <w:rFonts w:asciiTheme="majorBidi" w:hAnsiTheme="majorBidi"/>
@@ -18591,7 +18428,7 @@
     </w:p>
     <w:p>
       <w:pPr>
-        <w:pStyle w:val="Heading1"/>
+        <w:pStyle w:val="Titre1"/>
         <w:jc w:val="center"/>
         <w:rPr>
           <w:rFonts w:asciiTheme="majorBidi" w:hAnsiTheme="majorBidi"/>
@@ -18600,7 +18437,7 @@
     </w:p>
     <w:p>
       <w:pPr>
-        <w:pStyle w:val="Heading1"/>
+        <w:pStyle w:val="Titre1"/>
         <w:jc w:val="center"/>
         <w:rPr>
           <w:rFonts w:asciiTheme="majorBidi" w:hAnsiTheme="majorBidi"/>
@@ -18612,7 +18449,7 @@
     <w:p/>
     <w:p>
       <w:pPr>
-        <w:pStyle w:val="Heading1"/>
+        <w:pStyle w:val="Titre1"/>
         <w:jc w:val="center"/>
         <w:rPr>
           <w:rFonts w:asciiTheme="majorBidi" w:hAnsiTheme="majorBidi"/>
@@ -18622,7 +18459,7 @@
     <w:p/>
     <w:p>
       <w:pPr>
-        <w:pStyle w:val="Heading1"/>
+        <w:pStyle w:val="Titre1"/>
         <w:rPr>
           <w:rFonts w:asciiTheme="majorBidi" w:hAnsiTheme="majorBidi"/>
         </w:rPr>
@@ -18630,7 +18467,7 @@
     </w:p>
     <w:p>
       <w:pPr>
-        <w:pStyle w:val="Heading1"/>
+        <w:pStyle w:val="Titre1"/>
         <w:rPr>
           <w:rFonts w:asciiTheme="majorBidi" w:hAnsiTheme="majorBidi"/>
         </w:rPr>
@@ -18846,7 +18683,7 @@
     </w:p>
     <w:p>
       <w:pPr>
-        <w:pStyle w:val="Heading1"/>
+        <w:pStyle w:val="Titre1"/>
         <w:spacing w:line="240" w:lineRule="auto"/>
         <w:rPr>
           <w:rFonts w:ascii="Times New Roman" w:hAnsi="Times New Roman" w:cs="Times New Roman"/>
@@ -18856,7 +18693,7 @@
           <w:szCs w:val="32"/>
         </w:rPr>
       </w:pPr>
-      <w:bookmarkStart w:id="45" w:name="_Toc226233709"/>
+      <w:bookmarkStart w:id="45" w:name="_Toc226236329"/>
       <w:r>
         <w:rPr>
           <w:rFonts w:ascii="Times New Roman" w:hAnsi="Times New Roman" w:cs="Times New Roman"/>
@@ -18872,7 +18709,7 @@
     </w:p>
     <w:p>
       <w:pPr>
-        <w:pStyle w:val="Heading2"/>
+        <w:pStyle w:val="Titre2"/>
         <w:numPr>
           <w:ilvl w:val="2"/>
           <w:numId w:val="16"/>
@@ -18885,7 +18722,7 @@
           <w:u w:val="single"/>
         </w:rPr>
       </w:pPr>
-      <w:bookmarkStart w:id="46" w:name="_Toc226233710"/>
+      <w:bookmarkStart w:id="46" w:name="_Toc226236330"/>
       <w:r>
         <w:rPr>
           <w:rFonts w:ascii="Times New Roman" w:hAnsi="Times New Roman" w:cs="Times New Roman"/>
@@ -18913,30 +18750,12 @@
           <w:sz w:val="24"/>
           <w:szCs w:val="24"/>
         </w:rPr>
-        <w:t>Pour garantir la maintenabilité et la clarté du code, le projet est organisé selon une architecture moderne séparant strictement le Frontend (</w:t>
-      </w:r>
-      <w:proofErr w:type="spellStart"/>
-      <w:r>
-        <w:rPr>
-          <w:rFonts w:ascii="Times New Roman" w:hAnsi="Times New Roman" w:cs="Times New Roman"/>
-          <w:sz w:val="24"/>
-          <w:szCs w:val="24"/>
-        </w:rPr>
-        <w:t>React</w:t>
-      </w:r>
-      <w:proofErr w:type="spellEnd"/>
-      <w:r>
-        <w:rPr>
-          <w:rFonts w:ascii="Times New Roman" w:hAnsi="Times New Roman" w:cs="Times New Roman"/>
-          <w:sz w:val="24"/>
-          <w:szCs w:val="24"/>
-        </w:rPr>
-        <w:t>/Vite) et le Backend (Flask).</w:t>
-      </w:r>
-    </w:p>
-    <w:p>
-      <w:pPr>
-        <w:pStyle w:val="Heading3"/>
+        <w:t>Pour garantir la maintenabilité et la clarté du code, le projet est organisé selon une architecture moderne séparant strictement le Frontend (React/Vite) et le Backend (Flask).</w:t>
+      </w:r>
+    </w:p>
+    <w:p>
+      <w:pPr>
+        <w:pStyle w:val="Titre3"/>
         <w:numPr>
           <w:ilvl w:val="0"/>
           <w:numId w:val="45"/>
@@ -18946,7 +18765,7 @@
           <w:rFonts w:ascii="Times New Roman" w:hAnsi="Times New Roman" w:cs="Times New Roman"/>
         </w:rPr>
       </w:pPr>
-      <w:bookmarkStart w:id="47" w:name="_Toc226233711"/>
+      <w:bookmarkStart w:id="47" w:name="_Toc226236331"/>
       <w:r>
         <w:rPr>
           <w:rFonts w:ascii="Times New Roman" w:hAnsi="Times New Roman" w:cs="Times New Roman"/>
@@ -19150,18 +18969,8 @@
           <w:sz w:val="24"/>
           <w:szCs w:val="24"/>
         </w:rPr>
-        <w:t xml:space="preserve"># Code source de l'application </w:t>
-      </w:r>
-      <w:proofErr w:type="spellStart"/>
-      <w:r>
-        <w:rPr>
-          <w:rFonts w:asciiTheme="majorBidi" w:hAnsiTheme="majorBidi" w:cstheme="majorBidi"/>
-          <w:sz w:val="24"/>
-          <w:szCs w:val="24"/>
-        </w:rPr>
-        <w:t>React</w:t>
-      </w:r>
-      <w:proofErr w:type="spellEnd"/>
+        <w:t># Code source de l'application React</w:t>
+      </w:r>
     </w:p>
     <w:p>
       <w:pPr>
@@ -19544,7 +19353,6 @@
         <w:t xml:space="preserve">├── </w:t>
       </w:r>
       <w:proofErr w:type="spellStart"/>
-      <w:proofErr w:type="gramStart"/>
       <w:r>
         <w:rPr>
           <w:rFonts w:asciiTheme="majorBidi" w:hAnsiTheme="majorBidi" w:cstheme="majorBidi"/>
@@ -19556,7 +19364,6 @@
         <w:t>package.json</w:t>
       </w:r>
       <w:proofErr w:type="spellEnd"/>
-      <w:proofErr w:type="gramEnd"/>
       <w:r>
         <w:rPr>
           <w:rFonts w:asciiTheme="majorBidi" w:hAnsiTheme="majorBidi" w:cstheme="majorBidi"/>
@@ -19669,7 +19476,7 @@
     </w:p>
     <w:p>
       <w:pPr>
-        <w:pStyle w:val="Heading3"/>
+        <w:pStyle w:val="Titre3"/>
         <w:numPr>
           <w:ilvl w:val="0"/>
           <w:numId w:val="45"/>
@@ -19680,7 +19487,7 @@
           <w:lang w:val="en-US"/>
         </w:rPr>
       </w:pPr>
-      <w:bookmarkStart w:id="48" w:name="_Toc226233712"/>
+      <w:bookmarkStart w:id="48" w:name="_Toc226236332"/>
       <w:r>
         <w:rPr>
           <w:rFonts w:ascii="Times New Roman" w:hAnsi="Times New Roman" w:cs="Times New Roman"/>
@@ -19953,43 +19760,7 @@
           <w:sz w:val="24"/>
           <w:szCs w:val="24"/>
         </w:rPr>
-        <w:t xml:space="preserve"> (</w:t>
-      </w:r>
-      <w:proofErr w:type="gramStart"/>
-      <w:r>
-        <w:rPr>
-          <w:rFonts w:ascii="Times New Roman" w:hAnsi="Times New Roman" w:cs="Times New Roman"/>
-          <w:sz w:val="24"/>
-          <w:szCs w:val="24"/>
-        </w:rPr>
-        <w:t>ex:</w:t>
-      </w:r>
-      <w:proofErr w:type="gramEnd"/>
-      <w:r>
-        <w:rPr>
-          <w:rFonts w:ascii="Times New Roman" w:hAnsi="Times New Roman" w:cs="Times New Roman"/>
-          <w:sz w:val="24"/>
-          <w:szCs w:val="24"/>
-        </w:rPr>
-        <w:t xml:space="preserve"> interface Car, User), assurant ainsi que les données manipulées dans </w:t>
-      </w:r>
-      <w:proofErr w:type="spellStart"/>
-      <w:r>
-        <w:rPr>
-          <w:rFonts w:ascii="Times New Roman" w:hAnsi="Times New Roman" w:cs="Times New Roman"/>
-          <w:sz w:val="24"/>
-          <w:szCs w:val="24"/>
-        </w:rPr>
-        <w:t>React</w:t>
-      </w:r>
-      <w:proofErr w:type="spellEnd"/>
-      <w:r>
-        <w:rPr>
-          <w:rFonts w:ascii="Times New Roman" w:hAnsi="Times New Roman" w:cs="Times New Roman"/>
-          <w:sz w:val="24"/>
-          <w:szCs w:val="24"/>
-        </w:rPr>
-        <w:t xml:space="preserve"> correspondent exactement à la structure envoyée par le backend.</w:t>
+        <w:t xml:space="preserve"> (ex: interface Car, User), assurant ainsi que les données manipulées dans React correspondent exactement à la structure envoyée par le backend.</w:t>
       </w:r>
     </w:p>
     <w:p>
@@ -20039,7 +19810,7 @@
     </w:p>
     <w:p>
       <w:pPr>
-        <w:pStyle w:val="Heading2"/>
+        <w:pStyle w:val="Titre2"/>
         <w:numPr>
           <w:ilvl w:val="2"/>
           <w:numId w:val="16"/>
@@ -20049,7 +19820,7 @@
           <w:u w:val="single"/>
         </w:rPr>
       </w:pPr>
-      <w:bookmarkStart w:id="49" w:name="_Toc226233713"/>
+      <w:bookmarkStart w:id="49" w:name="_Toc226236333"/>
       <w:r>
         <w:rPr>
           <w:rFonts w:ascii="Times New Roman" w:hAnsi="Times New Roman" w:cs="Times New Roman"/>
@@ -20134,7 +19905,7 @@
     </w:p>
     <w:p>
       <w:pPr>
-        <w:pStyle w:val="Heading3"/>
+        <w:pStyle w:val="Titre3"/>
         <w:numPr>
           <w:ilvl w:val="1"/>
           <w:numId w:val="45"/>
@@ -20144,7 +19915,7 @@
           <w:rFonts w:ascii="Times New Roman" w:hAnsi="Times New Roman" w:cs="Times New Roman"/>
         </w:rPr>
       </w:pPr>
-      <w:bookmarkStart w:id="50" w:name="_Toc226233714"/>
+      <w:bookmarkStart w:id="50" w:name="_Toc226236334"/>
       <w:r>
         <w:rPr>
           <w:rFonts w:ascii="Times New Roman" w:hAnsi="Times New Roman" w:cs="Times New Roman"/>
@@ -20169,25 +19940,7 @@
           <w:sz w:val="24"/>
           <w:szCs w:val="24"/>
         </w:rPr>
-        <w:t>Le backend agit comme un médiateur (pont) entre le client (</w:t>
-      </w:r>
-      <w:proofErr w:type="spellStart"/>
-      <w:r>
-        <w:rPr>
-          <w:rFonts w:ascii="Times New Roman" w:hAnsi="Times New Roman" w:cs="Times New Roman"/>
-          <w:sz w:val="24"/>
-          <w:szCs w:val="24"/>
-        </w:rPr>
-        <w:t>React</w:t>
-      </w:r>
-      <w:proofErr w:type="spellEnd"/>
-      <w:r>
-        <w:rPr>
-          <w:rFonts w:ascii="Times New Roman" w:hAnsi="Times New Roman" w:cs="Times New Roman"/>
-          <w:sz w:val="24"/>
-          <w:szCs w:val="24"/>
-        </w:rPr>
-        <w:t>) et la base de données PostgreSQL. Il expose des points de terminaison (</w:t>
+        <w:t>Le backend agit comme un médiateur (pont) entre le client (React) et la base de données PostgreSQL. Il expose des points de terminaison (</w:t>
       </w:r>
       <w:proofErr w:type="spellStart"/>
       <w:r>
@@ -20365,7 +20118,7 @@
     </w:p>
     <w:p>
       <w:pPr>
-        <w:pStyle w:val="Heading3"/>
+        <w:pStyle w:val="Titre3"/>
         <w:numPr>
           <w:ilvl w:val="1"/>
           <w:numId w:val="45"/>
@@ -20375,7 +20128,7 @@
           <w:rFonts w:ascii="Times New Roman" w:hAnsi="Times New Roman" w:cs="Times New Roman"/>
         </w:rPr>
       </w:pPr>
-      <w:bookmarkStart w:id="51" w:name="_Toc226233715"/>
+      <w:bookmarkStart w:id="51" w:name="_Toc226236335"/>
       <w:r>
         <w:rPr>
           <w:rFonts w:ascii="Times New Roman" w:hAnsi="Times New Roman" w:cs="Times New Roman"/>
@@ -20502,25 +20255,7 @@
           <w:sz w:val="24"/>
           <w:szCs w:val="24"/>
         </w:rPr>
-        <w:t xml:space="preserve"> : Le Frontend </w:t>
-      </w:r>
-      <w:proofErr w:type="spellStart"/>
-      <w:r>
-        <w:rPr>
-          <w:rFonts w:ascii="Times New Roman" w:hAnsi="Times New Roman" w:cs="Times New Roman"/>
-          <w:sz w:val="24"/>
-          <w:szCs w:val="24"/>
-        </w:rPr>
-        <w:t>React</w:t>
-      </w:r>
-      <w:proofErr w:type="spellEnd"/>
-      <w:r>
-        <w:rPr>
-          <w:rFonts w:ascii="Times New Roman" w:hAnsi="Times New Roman" w:cs="Times New Roman"/>
-          <w:sz w:val="24"/>
-          <w:szCs w:val="24"/>
-        </w:rPr>
-        <w:t xml:space="preserve"> envoie une requête GET vers </w:t>
+        <w:t xml:space="preserve"> : Le Frontend React envoie une requête GET vers </w:t>
       </w:r>
       <w:proofErr w:type="spellStart"/>
       <w:r>
@@ -20650,16 +20385,7 @@
           <w:sz w:val="24"/>
           <w:szCs w:val="24"/>
         </w:rPr>
-        <w:t>to_</w:t>
-      </w:r>
-      <w:proofErr w:type="gramStart"/>
-      <w:r>
-        <w:rPr>
-          <w:rFonts w:ascii="Times New Roman" w:hAnsi="Times New Roman" w:cs="Times New Roman"/>
-          <w:sz w:val="24"/>
-          <w:szCs w:val="24"/>
-        </w:rPr>
-        <w:t>dict</w:t>
+        <w:t>to_dict</w:t>
       </w:r>
       <w:proofErr w:type="spellEnd"/>
       <w:r>
@@ -20668,21 +20394,12 @@
           <w:sz w:val="24"/>
           <w:szCs w:val="24"/>
         </w:rPr>
-        <w:t>(</w:t>
-      </w:r>
-      <w:proofErr w:type="gramEnd"/>
-      <w:r>
-        <w:rPr>
-          <w:rFonts w:ascii="Times New Roman" w:hAnsi="Times New Roman" w:cs="Times New Roman"/>
-          <w:sz w:val="24"/>
-          <w:szCs w:val="24"/>
-        </w:rPr>
-        <w:t>) définie dans nos modèles, puis renvoyés au Frontend.</w:t>
-      </w:r>
-    </w:p>
-    <w:p>
-      <w:pPr>
-        <w:pStyle w:val="Heading3"/>
+        <w:t>() définie dans nos modèles, puis renvoyés au Frontend.</w:t>
+      </w:r>
+    </w:p>
+    <w:p>
+      <w:pPr>
+        <w:pStyle w:val="Titre3"/>
         <w:numPr>
           <w:ilvl w:val="1"/>
           <w:numId w:val="45"/>
@@ -20692,7 +20409,7 @@
           <w:rFonts w:ascii="Times New Roman" w:hAnsi="Times New Roman" w:cs="Times New Roman"/>
         </w:rPr>
       </w:pPr>
-      <w:bookmarkStart w:id="52" w:name="_Toc226233716"/>
+      <w:bookmarkStart w:id="52" w:name="_Toc226236336"/>
       <w:r>
         <w:rPr>
           <w:rFonts w:ascii="Times New Roman" w:hAnsi="Times New Roman" w:cs="Times New Roman"/>
@@ -20859,7 +20576,7 @@
     </w:p>
     <w:p>
       <w:pPr>
-        <w:pStyle w:val="Heading2"/>
+        <w:pStyle w:val="Titre2"/>
         <w:numPr>
           <w:ilvl w:val="2"/>
           <w:numId w:val="16"/>
@@ -20869,7 +20586,7 @@
           <w:u w:val="single"/>
         </w:rPr>
       </w:pPr>
-      <w:bookmarkStart w:id="53" w:name="_Toc226233717"/>
+      <w:bookmarkStart w:id="53" w:name="_Toc226236337"/>
       <w:r>
         <w:rPr>
           <w:rFonts w:ascii="Times New Roman" w:eastAsia="Times New Roman" w:hAnsi="Times New Roman" w:cs="Times New Roman"/>
@@ -20908,36 +20625,29 @@
     </w:p>
     <w:p>
       <w:pPr>
-        <w:pStyle w:val="Heading3"/>
+        <w:pStyle w:val="Titre3"/>
         <w:numPr>
           <w:ilvl w:val="2"/>
           <w:numId w:val="49"/>
         </w:numPr>
         <w:rPr>
-          <w:rStyle w:val="Heading2Char"/>
+          <w:rStyle w:val="Titre2Car"/>
           <w:rFonts w:ascii="Times New Roman" w:hAnsi="Times New Roman" w:cs="Times New Roman"/>
           <w:sz w:val="28"/>
           <w:szCs w:val="28"/>
           <w:lang w:eastAsia="fr-FR"/>
         </w:rPr>
       </w:pPr>
-      <w:bookmarkStart w:id="54" w:name="_Toc226233718"/>
+      <w:bookmarkStart w:id="54" w:name="_Toc226236338"/>
       <w:r>
         <w:rPr>
           <w:lang w:eastAsia="fr-FR"/>
         </w:rPr>
-        <w:t>Architecture de l'Interface Utilisateur (UI</w:t>
-      </w:r>
-      <w:proofErr w:type="gramStart"/>
-      <w:r>
-        <w:rPr>
-          <w:lang w:eastAsia="fr-FR"/>
-        </w:rPr>
-        <w:t>)</w:t>
-      </w:r>
-      <w:r>
-        <w:rPr>
-          <w:rStyle w:val="Heading2Char"/>
+        <w:t>Architecture de l'Interface Utilisateur (UI)</w:t>
+      </w:r>
+      <w:r>
+        <w:rPr>
+          <w:rStyle w:val="Titre2Car"/>
           <w:rFonts w:ascii="Times New Roman" w:hAnsi="Times New Roman" w:cs="Times New Roman"/>
           <w:sz w:val="28"/>
           <w:szCs w:val="28"/>
@@ -20946,7 +20656,6 @@
         <w:t>:</w:t>
       </w:r>
       <w:bookmarkEnd w:id="54"/>
-      <w:proofErr w:type="gramEnd"/>
     </w:p>
     <w:p>
       <w:pPr>
@@ -21238,7 +20947,7 @@
     </w:p>
     <w:p>
       <w:pPr>
-        <w:pStyle w:val="Heading3"/>
+        <w:pStyle w:val="Titre3"/>
         <w:numPr>
           <w:ilvl w:val="2"/>
           <w:numId w:val="49"/>
@@ -21247,7 +20956,7 @@
           <w:rFonts w:eastAsia="Times New Roman"/>
         </w:rPr>
       </w:pPr>
-      <w:bookmarkStart w:id="55" w:name="_Toc226233719"/>
+      <w:bookmarkStart w:id="55" w:name="_Toc226236339"/>
       <w:r>
         <w:t>Système</w:t>
       </w:r>
@@ -21283,27 +20992,15 @@
         </w:rPr>
         <w:t xml:space="preserve">La navigation est orchestrée par </w:t>
       </w:r>
-      <w:proofErr w:type="spellStart"/>
-      <w:r>
-        <w:rPr>
-          <w:rFonts w:ascii="Times New Roman" w:hAnsi="Times New Roman" w:cs="Times New Roman"/>
-          <w:b/>
-          <w:bCs/>
-          <w:sz w:val="24"/>
-          <w:szCs w:val="24"/>
-        </w:rPr>
-        <w:t>React</w:t>
-      </w:r>
-      <w:proofErr w:type="spellEnd"/>
-      <w:r>
-        <w:rPr>
-          <w:rFonts w:ascii="Times New Roman" w:hAnsi="Times New Roman" w:cs="Times New Roman"/>
-          <w:b/>
-          <w:bCs/>
-          <w:sz w:val="24"/>
-          <w:szCs w:val="24"/>
-        </w:rPr>
-        <w:t xml:space="preserve"> Router</w:t>
+      <w:r>
+        <w:rPr>
+          <w:rFonts w:ascii="Times New Roman" w:hAnsi="Times New Roman" w:cs="Times New Roman"/>
+          <w:b/>
+          <w:bCs/>
+          <w:sz w:val="24"/>
+          <w:szCs w:val="24"/>
+        </w:rPr>
+        <w:t>React Router</w:t>
       </w:r>
       <w:r>
         <w:rPr>
@@ -21490,7 +21187,7 @@
     </w:p>
     <w:p>
       <w:pPr>
-        <w:pStyle w:val="Heading3"/>
+        <w:pStyle w:val="Titre3"/>
         <w:numPr>
           <w:ilvl w:val="2"/>
           <w:numId w:val="49"/>
@@ -21499,7 +21196,7 @@
           <w:rFonts w:eastAsia="Times New Roman"/>
         </w:rPr>
       </w:pPr>
-      <w:bookmarkStart w:id="56" w:name="_Toc226233720"/>
+      <w:bookmarkStart w:id="56" w:name="_Toc226236340"/>
       <w:r>
         <w:rPr>
           <w:rFonts w:eastAsia="Times New Roman"/>
@@ -21538,17 +21235,8 @@
           <w:b/>
           <w:bCs/>
         </w:rPr>
-        <w:t xml:space="preserve">Media </w:t>
-      </w:r>
-      <w:proofErr w:type="spellStart"/>
-      <w:r>
-        <w:rPr>
-          <w:b/>
-          <w:bCs/>
-        </w:rPr>
-        <w:t>Queries</w:t>
-      </w:r>
-      <w:proofErr w:type="spellEnd"/>
+        <w:t>Media Queries</w:t>
+      </w:r>
       <w:r>
         <w:t xml:space="preserve"> de CSS3 :</w:t>
       </w:r>
@@ -21568,7 +21256,7 @@
           <w:b/>
           <w:bCs/>
         </w:rPr>
-        <w:t>Grilles Flexibles (</w:t>
+        <w:t>Grilles Flexibles (Flexbox/</w:t>
       </w:r>
       <w:proofErr w:type="spellStart"/>
       <w:r>
@@ -21576,7 +21264,7 @@
           <w:b/>
           <w:bCs/>
         </w:rPr>
-        <w:t>Flexbox</w:t>
+        <w:t>Grid</w:t>
       </w:r>
       <w:proofErr w:type="spellEnd"/>
       <w:r>
@@ -21584,34 +21272,10 @@
           <w:b/>
           <w:bCs/>
         </w:rPr>
-        <w:t>/</w:t>
-      </w:r>
-      <w:proofErr w:type="spellStart"/>
-      <w:r>
-        <w:rPr>
-          <w:b/>
-          <w:bCs/>
-        </w:rPr>
-        <w:t>Grid</w:t>
-      </w:r>
-      <w:proofErr w:type="spellEnd"/>
-      <w:r>
-        <w:rPr>
-          <w:b/>
-          <w:bCs/>
-        </w:rPr>
         <w:t>)</w:t>
       </w:r>
       <w:r>
-        <w:t xml:space="preserve"> : Le catalogue des voitures utilise une structure en grille (</w:t>
-      </w:r>
-      <w:proofErr w:type="gramStart"/>
-      <w:r>
-        <w:t>display:</w:t>
-      </w:r>
-      <w:proofErr w:type="gramEnd"/>
-      <w:r>
-        <w:t xml:space="preserve"> </w:t>
+        <w:t xml:space="preserve"> : Le catalogue des voitures utilise une structure en grille (display: </w:t>
       </w:r>
       <w:proofErr w:type="spellStart"/>
       <w:r>
@@ -21682,7 +21346,7 @@
     </w:p>
     <w:p>
       <w:pPr>
-        <w:pStyle w:val="Heading2"/>
+        <w:pStyle w:val="Titre2"/>
         <w:numPr>
           <w:ilvl w:val="2"/>
           <w:numId w:val="16"/>
@@ -21692,7 +21356,7 @@
           <w:u w:val="single"/>
         </w:rPr>
       </w:pPr>
-      <w:bookmarkStart w:id="57" w:name="_Toc226233721"/>
+      <w:bookmarkStart w:id="57" w:name="_Toc226236341"/>
       <w:r>
         <w:rPr>
           <w:rFonts w:ascii="Times New Roman" w:hAnsi="Times New Roman" w:cs="Times New Roman"/>
@@ -21723,32 +21387,16 @@
     </w:p>
     <w:p>
       <w:pPr>
-        <w:pStyle w:val="Heading3"/>
+        <w:pStyle w:val="Titre3"/>
         <w:numPr>
           <w:ilvl w:val="0"/>
           <w:numId w:val="54"/>
         </w:numPr>
       </w:pPr>
-      <w:bookmarkStart w:id="58" w:name="_Toc226233722"/>
+      <w:bookmarkStart w:id="58" w:name="_Toc226236342"/>
       <w:r>
         <w:lastRenderedPageBreak/>
-        <w:t xml:space="preserve">Prototypage </w:t>
-      </w:r>
-      <w:proofErr w:type="spellStart"/>
-      <w:r>
-        <w:t>haute fidélité</w:t>
-      </w:r>
-      <w:proofErr w:type="spellEnd"/>
-      <w:r>
-        <w:t xml:space="preserve"> (</w:t>
-      </w:r>
-      <w:proofErr w:type="spellStart"/>
-      <w:r>
-        <w:t>Figma</w:t>
-      </w:r>
-      <w:proofErr w:type="spellEnd"/>
-      <w:r>
-        <w:t>)</w:t>
+        <w:t>Prototypage haute fidélité (Figma)</w:t>
       </w:r>
       <w:r>
         <w:t> :</w:t>
@@ -21771,43 +21419,7 @@
           <w:sz w:val="24"/>
           <w:szCs w:val="24"/>
         </w:rPr>
-        <w:t xml:space="preserve">Avant le développement, une étape de conception UI/UX a été réalisée sur </w:t>
-      </w:r>
-      <w:proofErr w:type="spellStart"/>
-      <w:r>
-        <w:rPr>
-          <w:rFonts w:ascii="Times New Roman" w:hAnsi="Times New Roman" w:cs="Times New Roman"/>
-          <w:sz w:val="24"/>
-          <w:szCs w:val="24"/>
-        </w:rPr>
-        <w:t>Figma</w:t>
-      </w:r>
-      <w:proofErr w:type="spellEnd"/>
-      <w:r>
-        <w:rPr>
-          <w:rFonts w:ascii="Times New Roman" w:hAnsi="Times New Roman" w:cs="Times New Roman"/>
-          <w:sz w:val="24"/>
-          <w:szCs w:val="24"/>
-        </w:rPr>
-        <w:t xml:space="preserve">. Ce prototype a permis de définir la charte graphique (couleurs, typographies) et de simuler l'expérience utilisateur. L'objectif était de valider l'ergonomie des interfaces (Landing page, formulaires) avant l'intégration technique en </w:t>
-      </w:r>
-      <w:proofErr w:type="spellStart"/>
-      <w:r>
-        <w:rPr>
-          <w:rFonts w:ascii="Times New Roman" w:hAnsi="Times New Roman" w:cs="Times New Roman"/>
-          <w:sz w:val="24"/>
-          <w:szCs w:val="24"/>
-        </w:rPr>
-        <w:t>React</w:t>
-      </w:r>
-      <w:proofErr w:type="spellEnd"/>
-      <w:r>
-        <w:rPr>
-          <w:rFonts w:ascii="Times New Roman" w:hAnsi="Times New Roman" w:cs="Times New Roman"/>
-          <w:sz w:val="24"/>
-          <w:szCs w:val="24"/>
-        </w:rPr>
-        <w:t>.</w:t>
+        <w:t>Avant le développement, une étape de conception UI/UX a été réalisée sur Figma. Ce prototype a permis de définir la charte graphique (couleurs, typographies) et de simuler l'expérience utilisateur. L'objectif était de valider l'ergonomie des interfaces (Landing page, formulaires) avant l'intégration technique en React.</w:t>
       </w:r>
     </w:p>
     <w:p>
@@ -21868,7 +21480,7 @@
     </w:p>
     <w:p>
       <w:pPr>
-        <w:pStyle w:val="Caption"/>
+        <w:pStyle w:val="Lgende"/>
         <w:jc w:val="center"/>
         <w:rPr>
           <w:rFonts w:ascii="Times New Roman" w:hAnsi="Times New Roman" w:cs="Times New Roman"/>
@@ -21899,24 +21511,19 @@
         <w:fldChar w:fldCharType="end"/>
       </w:r>
       <w:r>
-        <w:t xml:space="preserve">: Design sur </w:t>
-      </w:r>
-      <w:proofErr w:type="spellStart"/>
-      <w:r>
-        <w:t>Figma</w:t>
+        <w:t>: Design sur Figma</w:t>
       </w:r>
       <w:bookmarkEnd w:id="59"/>
-      <w:proofErr w:type="spellEnd"/>
-    </w:p>
-    <w:p>
-      <w:pPr>
-        <w:pStyle w:val="Heading3"/>
+    </w:p>
+    <w:p>
+      <w:pPr>
+        <w:pStyle w:val="Titre3"/>
         <w:numPr>
           <w:ilvl w:val="0"/>
           <w:numId w:val="54"/>
         </w:numPr>
       </w:pPr>
-      <w:bookmarkStart w:id="60" w:name="_Toc226233723"/>
+      <w:bookmarkStart w:id="60" w:name="_Toc226236343"/>
       <w:r>
         <w:t>Rendu final de la plateforme web</w:t>
       </w:r>
@@ -21941,25 +21548,7 @@
           <w:sz w:val="24"/>
           <w:szCs w:val="24"/>
         </w:rPr>
-        <w:t xml:space="preserve">Cette partie présente les captures d'écran du site fonctionnel. On y retrouve l'intégration des modèles Flask et des composants </w:t>
-      </w:r>
-      <w:proofErr w:type="spellStart"/>
-      <w:r>
-        <w:rPr>
-          <w:rFonts w:ascii="Times New Roman" w:hAnsi="Times New Roman" w:cs="Times New Roman"/>
-          <w:sz w:val="24"/>
-          <w:szCs w:val="24"/>
-        </w:rPr>
-        <w:t>React</w:t>
-      </w:r>
-      <w:proofErr w:type="spellEnd"/>
-      <w:r>
-        <w:rPr>
-          <w:rFonts w:ascii="Times New Roman" w:hAnsi="Times New Roman" w:cs="Times New Roman"/>
-          <w:sz w:val="24"/>
-          <w:szCs w:val="24"/>
-        </w:rPr>
-        <w:t xml:space="preserve"> :</w:t>
+        <w:t>Cette partie présente les captures d'écran du site fonctionnel. On y retrouve l'intégration des modèles Flask et des composants React :</w:t>
       </w:r>
     </w:p>
     <w:p>
@@ -22053,7 +21642,7 @@
     </w:p>
     <w:p>
       <w:pPr>
-        <w:pStyle w:val="Caption"/>
+        <w:pStyle w:val="Lgende"/>
         <w:jc w:val="center"/>
         <w:rPr>
           <w:rFonts w:ascii="Times New Roman" w:hAnsi="Times New Roman" w:cs="Times New Roman"/>
@@ -22084,24 +21673,13 @@
         <w:fldChar w:fldCharType="end"/>
       </w:r>
       <w:r>
-        <w:t xml:space="preserve">: Page </w:t>
-      </w:r>
-      <w:proofErr w:type="gramStart"/>
-      <w:r>
-        <w:t xml:space="preserve">d'accueil </w:t>
+        <w:t xml:space="preserve">: Page d'accueil </w:t>
       </w:r>
       <w:r>
         <w:rPr>
           <w:noProof/>
         </w:rPr>
-        <w:t xml:space="preserve"> du</w:t>
-      </w:r>
-      <w:proofErr w:type="gramEnd"/>
-      <w:r>
-        <w:rPr>
-          <w:noProof/>
-        </w:rPr>
-        <w:t xml:space="preserve"> site</w:t>
+        <w:t xml:space="preserve"> du site</w:t>
       </w:r>
       <w:bookmarkEnd w:id="61"/>
     </w:p>
@@ -22149,6 +21727,160 @@
           <w:szCs w:val="24"/>
         </w:rPr>
       </w:pPr>
+      <w:r>
+        <w:rPr>
+          <w:rFonts w:ascii="Times New Roman" w:hAnsi="Times New Roman" w:cs="Times New Roman"/>
+          <w:sz w:val="24"/>
+          <w:szCs w:val="24"/>
+        </w:rPr>
+        <w:drawing>
+          <wp:anchor distT="0" distB="0" distL="114300" distR="114300" simplePos="0" relativeHeight="251658240" behindDoc="1" locked="0" layoutInCell="1" allowOverlap="1" wp14:anchorId="5AF2DA0D" wp14:editId="20628E59">
+            <wp:simplePos x="0" y="0"/>
+            <wp:positionH relativeFrom="column">
+              <wp:posOffset>354522</wp:posOffset>
+            </wp:positionH>
+            <wp:positionV relativeFrom="paragraph">
+              <wp:posOffset>3810</wp:posOffset>
+            </wp:positionV>
+            <wp:extent cx="5313680" cy="5525770"/>
+            <wp:effectExtent l="0" t="0" r="1270" b="0"/>
+            <wp:wrapTight wrapText="bothSides">
+              <wp:wrapPolygon edited="0">
+                <wp:start x="0" y="0"/>
+                <wp:lineTo x="0" y="21521"/>
+                <wp:lineTo x="21528" y="21521"/>
+                <wp:lineTo x="21528" y="0"/>
+                <wp:lineTo x="0" y="0"/>
+              </wp:wrapPolygon>
+            </wp:wrapTight>
+            <wp:docPr id="965582458" name="Image 1"/>
+            <wp:cNvGraphicFramePr>
+              <a:graphicFrameLocks xmlns:a="http://schemas.openxmlformats.org/drawingml/2006/main" noChangeAspect="1"/>
+            </wp:cNvGraphicFramePr>
+            <a:graphic xmlns:a="http://schemas.openxmlformats.org/drawingml/2006/main">
+              <a:graphicData uri="http://schemas.openxmlformats.org/drawingml/2006/picture">
+                <pic:pic xmlns:pic="http://schemas.openxmlformats.org/drawingml/2006/picture">
+                  <pic:nvPicPr>
+                    <pic:cNvPr id="965582458" name=""/>
+                    <pic:cNvPicPr/>
+                  </pic:nvPicPr>
+                  <pic:blipFill>
+                    <a:blip r:embed="rId31">
+                      <a:extLst>
+                        <a:ext uri="{28A0092B-C50C-407E-A947-70E740481C1C}">
+                          <a14:useLocalDpi xmlns:a14="http://schemas.microsoft.com/office/drawing/2010/main" val="0"/>
+                        </a:ext>
+                      </a:extLst>
+                    </a:blip>
+                    <a:stretch>
+                      <a:fillRect/>
+                    </a:stretch>
+                  </pic:blipFill>
+                  <pic:spPr>
+                    <a:xfrm>
+                      <a:off x="0" y="0"/>
+                      <a:ext cx="5313680" cy="5525770"/>
+                    </a:xfrm>
+                    <a:prstGeom prst="rect">
+                      <a:avLst/>
+                    </a:prstGeom>
+                  </pic:spPr>
+                </pic:pic>
+              </a:graphicData>
+            </a:graphic>
+            <wp14:sizeRelH relativeFrom="margin">
+              <wp14:pctWidth>0</wp14:pctWidth>
+            </wp14:sizeRelH>
+            <wp14:sizeRelV relativeFrom="margin">
+              <wp14:pctHeight>0</wp14:pctHeight>
+            </wp14:sizeRelV>
+          </wp:anchor>
+        </w:drawing>
+      </w:r>
+    </w:p>
+    <w:p>
+      <w:pPr>
+        <w:spacing w:line="360" w:lineRule="auto"/>
+        <w:ind w:left="720"/>
+        <w:jc w:val="both"/>
+        <w:rPr>
+          <w:rFonts w:ascii="Times New Roman" w:hAnsi="Times New Roman" w:cs="Times New Roman"/>
+          <w:sz w:val="24"/>
+          <w:szCs w:val="24"/>
+        </w:rPr>
+      </w:pPr>
+    </w:p>
+    <w:p>
+      <w:pPr>
+        <w:pStyle w:val="Paragraphedeliste"/>
+        <w:rPr>
+          <w:rFonts w:ascii="Times New Roman" w:hAnsi="Times New Roman" w:cs="Times New Roman"/>
+          <w:b/>
+          <w:bCs/>
+          <w:sz w:val="24"/>
+          <w:szCs w:val="24"/>
+        </w:rPr>
+      </w:pPr>
+    </w:p>
+    <w:p>
+      <w:pPr>
+        <w:spacing w:line="360" w:lineRule="auto"/>
+        <w:ind w:left="720"/>
+        <w:jc w:val="both"/>
+        <w:rPr>
+          <w:rFonts w:ascii="Times New Roman" w:hAnsi="Times New Roman" w:cs="Times New Roman"/>
+          <w:sz w:val="24"/>
+          <w:szCs w:val="24"/>
+        </w:rPr>
+      </w:pPr>
+    </w:p>
+    <w:p>
+      <w:pPr>
+        <w:spacing w:line="360" w:lineRule="auto"/>
+        <w:ind w:left="720"/>
+        <w:jc w:val="both"/>
+        <w:rPr>
+          <w:rFonts w:ascii="Times New Roman" w:hAnsi="Times New Roman" w:cs="Times New Roman"/>
+          <w:sz w:val="24"/>
+          <w:szCs w:val="24"/>
+        </w:rPr>
+      </w:pPr>
+    </w:p>
+    <w:p>
+      <w:pPr>
+        <w:spacing w:line="360" w:lineRule="auto"/>
+        <w:ind w:left="720"/>
+        <w:jc w:val="both"/>
+        <w:rPr>
+          <w:rFonts w:ascii="Times New Roman" w:hAnsi="Times New Roman" w:cs="Times New Roman"/>
+          <w:sz w:val="24"/>
+          <w:szCs w:val="24"/>
+        </w:rPr>
+      </w:pPr>
+    </w:p>
+    <w:p>
+      <w:pPr>
+        <w:spacing w:line="360" w:lineRule="auto"/>
+        <w:ind w:left="720"/>
+        <w:jc w:val="both"/>
+        <w:rPr>
+          <w:rFonts w:ascii="Times New Roman" w:hAnsi="Times New Roman" w:cs="Times New Roman"/>
+          <w:sz w:val="24"/>
+          <w:szCs w:val="24"/>
+        </w:rPr>
+      </w:pPr>
+    </w:p>
+    <w:p>
+      <w:pPr>
+        <w:spacing w:line="360" w:lineRule="auto"/>
+        <w:ind w:left="720"/>
+        <w:jc w:val="both"/>
+        <w:rPr>
+          <w:rFonts w:ascii="Times New Roman" w:hAnsi="Times New Roman" w:cs="Times New Roman"/>
+          <w:sz w:val="24"/>
+          <w:szCs w:val="24"/>
+        </w:rPr>
+      </w:pPr>
     </w:p>
     <w:p>
       <w:pPr>
@@ -22165,6 +21897,66 @@
         </w:rPr>
       </w:pPr>
       <w:r>
+        <w:lastRenderedPageBreak/>
+        <w:drawing>
+          <wp:anchor distT="0" distB="0" distL="114300" distR="114300" simplePos="0" relativeHeight="251659264" behindDoc="1" locked="0" layoutInCell="1" allowOverlap="1" wp14:anchorId="3C4D4938" wp14:editId="6222B249">
+            <wp:simplePos x="0" y="0"/>
+            <wp:positionH relativeFrom="column">
+              <wp:posOffset>78105</wp:posOffset>
+            </wp:positionH>
+            <wp:positionV relativeFrom="paragraph">
+              <wp:posOffset>546056</wp:posOffset>
+            </wp:positionV>
+            <wp:extent cx="5760720" cy="5045075"/>
+            <wp:effectExtent l="0" t="0" r="0" b="3175"/>
+            <wp:wrapTight wrapText="bothSides">
+              <wp:wrapPolygon edited="0">
+                <wp:start x="0" y="0"/>
+                <wp:lineTo x="0" y="21532"/>
+                <wp:lineTo x="21500" y="21532"/>
+                <wp:lineTo x="21500" y="0"/>
+                <wp:lineTo x="0" y="0"/>
+              </wp:wrapPolygon>
+            </wp:wrapTight>
+            <wp:docPr id="635662880" name="Image 1"/>
+            <wp:cNvGraphicFramePr>
+              <a:graphicFrameLocks xmlns:a="http://schemas.openxmlformats.org/drawingml/2006/main" noChangeAspect="1"/>
+            </wp:cNvGraphicFramePr>
+            <a:graphic xmlns:a="http://schemas.openxmlformats.org/drawingml/2006/main">
+              <a:graphicData uri="http://schemas.openxmlformats.org/drawingml/2006/picture">
+                <pic:pic xmlns:pic="http://schemas.openxmlformats.org/drawingml/2006/picture">
+                  <pic:nvPicPr>
+                    <pic:cNvPr id="635662880" name=""/>
+                    <pic:cNvPicPr/>
+                  </pic:nvPicPr>
+                  <pic:blipFill>
+                    <a:blip r:embed="rId32">
+                      <a:extLst>
+                        <a:ext uri="{28A0092B-C50C-407E-A947-70E740481C1C}">
+                          <a14:useLocalDpi xmlns:a14="http://schemas.microsoft.com/office/drawing/2010/main" val="0"/>
+                        </a:ext>
+                      </a:extLst>
+                    </a:blip>
+                    <a:stretch>
+                      <a:fillRect/>
+                    </a:stretch>
+                  </pic:blipFill>
+                  <pic:spPr>
+                    <a:xfrm>
+                      <a:off x="0" y="0"/>
+                      <a:ext cx="5760720" cy="5045075"/>
+                    </a:xfrm>
+                    <a:prstGeom prst="rect">
+                      <a:avLst/>
+                    </a:prstGeom>
+                  </pic:spPr>
+                </pic:pic>
+              </a:graphicData>
+            </a:graphic>
+          </wp:anchor>
+        </w:drawing>
+      </w:r>
+      <w:r>
         <w:rPr>
           <w:rFonts w:ascii="Times New Roman" w:hAnsi="Times New Roman" w:cs="Times New Roman"/>
           <w:b/>
@@ -22185,13 +21977,13 @@
     </w:p>
     <w:p>
       <w:pPr>
-        <w:pStyle w:val="Heading3"/>
+        <w:pStyle w:val="Titre3"/>
         <w:numPr>
           <w:ilvl w:val="0"/>
           <w:numId w:val="54"/>
         </w:numPr>
       </w:pPr>
-      <w:bookmarkStart w:id="62" w:name="_Toc226233724"/>
+      <w:bookmarkStart w:id="62" w:name="_Toc226236344"/>
       <w:r>
         <w:t>Stratégie de communication visuelle (Instagram)</w:t>
       </w:r>
@@ -22216,25 +22008,7 @@
           <w:sz w:val="24"/>
           <w:szCs w:val="24"/>
         </w:rPr>
-        <w:t xml:space="preserve">Pour accompagner le lancement de la plateforme, une série de visuels publicitaires a été conçue pour les réseaux sociaux. Ces posts Instagram respectent l'identité visuelle définie sur </w:t>
-      </w:r>
-      <w:proofErr w:type="spellStart"/>
-      <w:r>
-        <w:rPr>
-          <w:rFonts w:ascii="Times New Roman" w:hAnsi="Times New Roman" w:cs="Times New Roman"/>
-          <w:sz w:val="24"/>
-          <w:szCs w:val="24"/>
-        </w:rPr>
-        <w:t>Figma</w:t>
-      </w:r>
-      <w:proofErr w:type="spellEnd"/>
-      <w:r>
-        <w:rPr>
-          <w:rFonts w:ascii="Times New Roman" w:hAnsi="Times New Roman" w:cs="Times New Roman"/>
-          <w:sz w:val="24"/>
-          <w:szCs w:val="24"/>
-        </w:rPr>
-        <w:t xml:space="preserve"> et visent à :</w:t>
+        <w:t>Pour accompagner le lancement de la plateforme, une série de visuels publicitaires a été conçue pour les réseaux sociaux. Ces posts Instagram respectent l'identité visuelle définie sur Figma et visent à :</w:t>
       </w:r>
     </w:p>
     <w:p>
@@ -22310,18 +22084,61 @@
         <w:jc w:val="both"/>
         <w:rPr>
           <w:rFonts w:ascii="Times New Roman" w:hAnsi="Times New Roman" w:cs="Times New Roman"/>
-          <w:sz w:val="24"/>
-          <w:szCs w:val="24"/>
-        </w:rPr>
-      </w:pPr>
-      <w:r>
-        <w:rPr>
-          <w:rFonts w:ascii="Times New Roman" w:hAnsi="Times New Roman" w:cs="Times New Roman"/>
-          <w:b/>
-          <w:bCs/>
-          <w:sz w:val="24"/>
-          <w:szCs w:val="24"/>
-        </w:rPr>
+          <w:b/>
+          <w:bCs/>
+          <w:sz w:val="24"/>
+          <w:szCs w:val="24"/>
+        </w:rPr>
+      </w:pPr>
+    </w:p>
+    <w:p>
+      <w:pPr>
+        <w:spacing w:line="360" w:lineRule="auto"/>
+        <w:ind w:left="360"/>
+        <w:jc w:val="both"/>
+        <w:rPr>
+          <w:rFonts w:ascii="Times New Roman" w:hAnsi="Times New Roman" w:cs="Times New Roman"/>
+          <w:b/>
+          <w:bCs/>
+          <w:sz w:val="24"/>
+          <w:szCs w:val="24"/>
+        </w:rPr>
+      </w:pPr>
+    </w:p>
+    <w:p>
+      <w:pPr>
+        <w:spacing w:line="360" w:lineRule="auto"/>
+        <w:ind w:left="360"/>
+        <w:jc w:val="both"/>
+        <w:rPr>
+          <w:rFonts w:ascii="Times New Roman" w:hAnsi="Times New Roman" w:cs="Times New Roman"/>
+          <w:b/>
+          <w:bCs/>
+          <w:sz w:val="24"/>
+          <w:szCs w:val="24"/>
+        </w:rPr>
+      </w:pPr>
+    </w:p>
+    <w:p>
+      <w:pPr>
+        <w:spacing w:line="360" w:lineRule="auto"/>
+        <w:ind w:left="360"/>
+        <w:jc w:val="both"/>
+        <w:rPr>
+          <w:rFonts w:ascii="Times New Roman" w:hAnsi="Times New Roman" w:cs="Times New Roman"/>
+          <w:sz w:val="24"/>
+          <w:szCs w:val="24"/>
+        </w:rPr>
+      </w:pPr>
+      <w:r>
+        <w:rPr>
+          <w:rFonts w:ascii="Times New Roman" w:hAnsi="Times New Roman" w:cs="Times New Roman"/>
+          <w:b/>
+          <w:bCs/>
+          <w:sz w:val="24"/>
+          <w:szCs w:val="24"/>
+        </w:rPr>
+        <w:lastRenderedPageBreak/>
         <w:t>Post numéro 1 </w:t>
       </w:r>
       <w:r>
@@ -22363,7 +22180,7 @@
                     <pic:cNvPicPr/>
                   </pic:nvPicPr>
                   <pic:blipFill>
-                    <a:blip r:embed="rId31" cstate="print">
+                    <a:blip r:embed="rId33" cstate="print">
                       <a:extLst>
                         <a:ext uri="{28A0092B-C50C-407E-A947-70E740481C1C}">
                           <a14:useLocalDpi xmlns:a14="http://schemas.microsoft.com/office/drawing/2010/main" val="0"/>
@@ -22392,7 +22209,7 @@
     </w:p>
     <w:p>
       <w:pPr>
-        <w:pStyle w:val="Caption"/>
+        <w:pStyle w:val="Lgende"/>
         <w:jc w:val="center"/>
       </w:pPr>
       <w:bookmarkStart w:id="63" w:name="_Toc226233747"/>
@@ -22465,7 +22282,6 @@
           <w:sz w:val="24"/>
           <w:szCs w:val="24"/>
         </w:rPr>
-        <w:lastRenderedPageBreak/>
         <w:drawing>
           <wp:inline distT="0" distB="0" distL="0" distR="0" wp14:anchorId="576D2B35" wp14:editId="6C125AE5">
             <wp:extent cx="2273300" cy="2841625"/>
@@ -22482,7 +22298,7 @@
                     <pic:cNvPicPr/>
                   </pic:nvPicPr>
                   <pic:blipFill>
-                    <a:blip r:embed="rId32" cstate="print">
+                    <a:blip r:embed="rId34" cstate="print">
                       <a:extLst>
                         <a:ext uri="{28A0092B-C50C-407E-A947-70E740481C1C}">
                           <a14:useLocalDpi xmlns:a14="http://schemas.microsoft.com/office/drawing/2010/main" val="0"/>
@@ -22511,7 +22327,7 @@
     </w:p>
     <w:p>
       <w:pPr>
-        <w:pStyle w:val="Caption"/>
+        <w:pStyle w:val="Lgende"/>
         <w:jc w:val="center"/>
         <w:rPr>
           <w:rFonts w:ascii="Times New Roman" w:hAnsi="Times New Roman" w:cs="Times New Roman"/>
@@ -22559,14 +22375,63 @@
           <w:szCs w:val="24"/>
         </w:rPr>
       </w:pPr>
-      <w:r>
-        <w:rPr>
-          <w:rFonts w:ascii="Times New Roman" w:hAnsi="Times New Roman" w:cs="Times New Roman"/>
-          <w:b/>
-          <w:bCs/>
-          <w:sz w:val="24"/>
-          <w:szCs w:val="24"/>
-        </w:rPr>
+    </w:p>
+    <w:p>
+      <w:pPr>
+        <w:spacing w:line="360" w:lineRule="auto"/>
+        <w:rPr>
+          <w:rFonts w:ascii="Times New Roman" w:hAnsi="Times New Roman" w:cs="Times New Roman"/>
+          <w:b/>
+          <w:bCs/>
+          <w:sz w:val="24"/>
+          <w:szCs w:val="24"/>
+        </w:rPr>
+      </w:pPr>
+    </w:p>
+    <w:p>
+      <w:pPr>
+        <w:spacing w:line="360" w:lineRule="auto"/>
+        <w:rPr>
+          <w:rFonts w:ascii="Times New Roman" w:hAnsi="Times New Roman" w:cs="Times New Roman"/>
+          <w:b/>
+          <w:bCs/>
+          <w:sz w:val="24"/>
+          <w:szCs w:val="24"/>
+        </w:rPr>
+      </w:pPr>
+    </w:p>
+    <w:p>
+      <w:pPr>
+        <w:spacing w:line="360" w:lineRule="auto"/>
+        <w:rPr>
+          <w:rFonts w:ascii="Times New Roman" w:hAnsi="Times New Roman" w:cs="Times New Roman"/>
+          <w:b/>
+          <w:bCs/>
+          <w:sz w:val="24"/>
+          <w:szCs w:val="24"/>
+        </w:rPr>
+      </w:pPr>
+    </w:p>
+    <w:p>
+      <w:pPr>
+        <w:spacing w:line="360" w:lineRule="auto"/>
+        <w:rPr>
+          <w:rFonts w:ascii="Times New Roman" w:hAnsi="Times New Roman" w:cs="Times New Roman"/>
+          <w:b/>
+          <w:bCs/>
+          <w:sz w:val="24"/>
+          <w:szCs w:val="24"/>
+        </w:rPr>
+      </w:pPr>
+      <w:r>
+        <w:rPr>
+          <w:rFonts w:ascii="Times New Roman" w:hAnsi="Times New Roman" w:cs="Times New Roman"/>
+          <w:b/>
+          <w:bCs/>
+          <w:sz w:val="24"/>
+          <w:szCs w:val="24"/>
+        </w:rPr>
+        <w:lastRenderedPageBreak/>
         <w:t xml:space="preserve">Post numéro </w:t>
       </w:r>
       <w:r>
@@ -22621,7 +22486,7 @@
                     <pic:cNvPicPr/>
                   </pic:nvPicPr>
                   <pic:blipFill>
-                    <a:blip r:embed="rId33" cstate="print">
+                    <a:blip r:embed="rId35" cstate="print">
                       <a:extLst>
                         <a:ext uri="{28A0092B-C50C-407E-A947-70E740481C1C}">
                           <a14:useLocalDpi xmlns:a14="http://schemas.microsoft.com/office/drawing/2010/main" val="0"/>
@@ -22650,7 +22515,7 @@
     </w:p>
     <w:p>
       <w:pPr>
-        <w:pStyle w:val="Caption"/>
+        <w:pStyle w:val="Lgende"/>
         <w:jc w:val="center"/>
         <w:rPr>
           <w:rFonts w:ascii="Times New Roman" w:hAnsi="Times New Roman" w:cs="Times New Roman"/>
@@ -22724,43 +22589,7 @@
           <w:sz w:val="24"/>
           <w:szCs w:val="24"/>
         </w:rPr>
-        <w:t xml:space="preserve">La photo de profil utilise le logo de la plateforme (conçu sur </w:t>
-      </w:r>
-      <w:proofErr w:type="spellStart"/>
-      <w:r>
-        <w:rPr>
-          <w:rFonts w:ascii="Times New Roman" w:hAnsi="Times New Roman" w:cs="Times New Roman"/>
-          <w:sz w:val="24"/>
-          <w:szCs w:val="24"/>
-        </w:rPr>
-        <w:t>Figma</w:t>
-      </w:r>
-      <w:proofErr w:type="spellEnd"/>
-      <w:r>
-        <w:rPr>
-          <w:rFonts w:ascii="Times New Roman" w:hAnsi="Times New Roman" w:cs="Times New Roman"/>
-          <w:sz w:val="24"/>
-          <w:szCs w:val="24"/>
-        </w:rPr>
-        <w:t xml:space="preserve">) sur un fond noir, garantissant une reconnaissance immédiate de la marque sur le </w:t>
-      </w:r>
-      <w:proofErr w:type="spellStart"/>
-      <w:r>
-        <w:rPr>
-          <w:rFonts w:ascii="Times New Roman" w:hAnsi="Times New Roman" w:cs="Times New Roman"/>
-          <w:sz w:val="24"/>
-          <w:szCs w:val="24"/>
-        </w:rPr>
-        <w:t>feed</w:t>
-      </w:r>
-      <w:proofErr w:type="spellEnd"/>
-      <w:r>
-        <w:rPr>
-          <w:rFonts w:ascii="Times New Roman" w:hAnsi="Times New Roman" w:cs="Times New Roman"/>
-          <w:sz w:val="24"/>
-          <w:szCs w:val="24"/>
-        </w:rPr>
-        <w:t xml:space="preserve"> des utilisateurs.</w:t>
+        <w:t>La photo de profil utilise le logo de la plateforme (conçu sur Figma) sur un fond noir, garantissant une reconnaissance immédiate de la marque sur le feed des utilisateurs.</w:t>
       </w:r>
     </w:p>
     <w:p>
@@ -22776,7 +22605,6 @@
           <w:sz w:val="24"/>
           <w:szCs w:val="24"/>
         </w:rPr>
-        <w:lastRenderedPageBreak/>
         <w:drawing>
           <wp:inline distT="0" distB="0" distL="0" distR="0" wp14:anchorId="5F7DE04C" wp14:editId="344D070E">
             <wp:extent cx="5760720" cy="2695575"/>
@@ -22793,7 +22621,7 @@
                     <pic:cNvPicPr/>
                   </pic:nvPicPr>
                   <pic:blipFill>
-                    <a:blip r:embed="rId34" cstate="print">
+                    <a:blip r:embed="rId36" cstate="print">
                       <a:extLst>
                         <a:ext uri="{28A0092B-C50C-407E-A947-70E740481C1C}">
                           <a14:useLocalDpi xmlns:a14="http://schemas.microsoft.com/office/drawing/2010/main" val="0"/>
@@ -22822,7 +22650,7 @@
     </w:p>
     <w:p>
       <w:pPr>
-        <w:pStyle w:val="Caption"/>
+        <w:pStyle w:val="Lgende"/>
         <w:jc w:val="center"/>
         <w:rPr>
           <w:rFonts w:ascii="Times New Roman" w:hAnsi="Times New Roman" w:cs="Times New Roman"/>
@@ -22904,6 +22732,7 @@
           <w:sz w:val="24"/>
           <w:szCs w:val="24"/>
         </w:rPr>
+        <w:lastRenderedPageBreak/>
         <w:drawing>
           <wp:inline distT="0" distB="0" distL="0" distR="0" wp14:anchorId="43820542" wp14:editId="5258D0BF">
             <wp:extent cx="1893457" cy="3860800"/>
@@ -22920,7 +22749,7 @@
                     <pic:cNvPicPr/>
                   </pic:nvPicPr>
                   <pic:blipFill>
-                    <a:blip r:embed="rId35" cstate="print">
+                    <a:blip r:embed="rId37" cstate="print">
                       <a:extLst>
                         <a:ext uri="{28A0092B-C50C-407E-A947-70E740481C1C}">
                           <a14:useLocalDpi xmlns:a14="http://schemas.microsoft.com/office/drawing/2010/main" val="0"/>
@@ -22949,7 +22778,7 @@
     </w:p>
     <w:p>
       <w:pPr>
-        <w:pStyle w:val="Caption"/>
+        <w:pStyle w:val="Lgende"/>
         <w:jc w:val="center"/>
         <w:rPr>
           <w:rFonts w:ascii="Times New Roman" w:hAnsi="Times New Roman" w:cs="Times New Roman"/>
@@ -23036,7 +22865,103 @@
     </w:p>
     <w:p>
       <w:pPr>
-        <w:pStyle w:val="Heading1"/>
+        <w:spacing w:line="360" w:lineRule="auto"/>
+        <w:rPr>
+          <w:rFonts w:ascii="Times New Roman" w:hAnsi="Times New Roman" w:cs="Times New Roman"/>
+          <w:b/>
+          <w:bCs/>
+          <w:sz w:val="24"/>
+          <w:szCs w:val="24"/>
+        </w:rPr>
+      </w:pPr>
+    </w:p>
+    <w:p>
+      <w:pPr>
+        <w:spacing w:line="360" w:lineRule="auto"/>
+        <w:rPr>
+          <w:rFonts w:ascii="Times New Roman" w:hAnsi="Times New Roman" w:cs="Times New Roman"/>
+          <w:b/>
+          <w:bCs/>
+          <w:sz w:val="24"/>
+          <w:szCs w:val="24"/>
+        </w:rPr>
+      </w:pPr>
+    </w:p>
+    <w:p>
+      <w:pPr>
+        <w:spacing w:line="360" w:lineRule="auto"/>
+        <w:rPr>
+          <w:rFonts w:ascii="Times New Roman" w:hAnsi="Times New Roman" w:cs="Times New Roman"/>
+          <w:b/>
+          <w:bCs/>
+          <w:sz w:val="24"/>
+          <w:szCs w:val="24"/>
+        </w:rPr>
+      </w:pPr>
+    </w:p>
+    <w:p>
+      <w:pPr>
+        <w:spacing w:line="360" w:lineRule="auto"/>
+        <w:rPr>
+          <w:rFonts w:ascii="Times New Roman" w:hAnsi="Times New Roman" w:cs="Times New Roman"/>
+          <w:b/>
+          <w:bCs/>
+          <w:sz w:val="24"/>
+          <w:szCs w:val="24"/>
+        </w:rPr>
+      </w:pPr>
+    </w:p>
+    <w:p>
+      <w:pPr>
+        <w:spacing w:line="360" w:lineRule="auto"/>
+        <w:rPr>
+          <w:rFonts w:ascii="Times New Roman" w:hAnsi="Times New Roman" w:cs="Times New Roman"/>
+          <w:b/>
+          <w:bCs/>
+          <w:sz w:val="24"/>
+          <w:szCs w:val="24"/>
+        </w:rPr>
+      </w:pPr>
+    </w:p>
+    <w:p>
+      <w:pPr>
+        <w:spacing w:line="360" w:lineRule="auto"/>
+        <w:rPr>
+          <w:rFonts w:ascii="Times New Roman" w:hAnsi="Times New Roman" w:cs="Times New Roman"/>
+          <w:b/>
+          <w:bCs/>
+          <w:sz w:val="24"/>
+          <w:szCs w:val="24"/>
+        </w:rPr>
+      </w:pPr>
+    </w:p>
+    <w:p>
+      <w:pPr>
+        <w:spacing w:line="360" w:lineRule="auto"/>
+        <w:rPr>
+          <w:rFonts w:ascii="Times New Roman" w:hAnsi="Times New Roman" w:cs="Times New Roman"/>
+          <w:b/>
+          <w:bCs/>
+          <w:sz w:val="24"/>
+          <w:szCs w:val="24"/>
+        </w:rPr>
+      </w:pPr>
+    </w:p>
+    <w:p>
+      <w:pPr>
+        <w:spacing w:line="360" w:lineRule="auto"/>
+        <w:rPr>
+          <w:rFonts w:ascii="Times New Roman" w:hAnsi="Times New Roman" w:cs="Times New Roman"/>
+          <w:b/>
+          <w:bCs/>
+          <w:sz w:val="24"/>
+          <w:szCs w:val="24"/>
+        </w:rPr>
+      </w:pPr>
+    </w:p>
+    <w:p>
+      <w:pPr>
+        <w:pStyle w:val="Titre1"/>
         <w:spacing w:line="360" w:lineRule="auto"/>
         <w:jc w:val="center"/>
         <w:rPr>
@@ -23046,7 +22971,7 @@
           <w:u w:val="single"/>
         </w:rPr>
       </w:pPr>
-      <w:bookmarkStart w:id="68" w:name="_Toc226233725"/>
+      <w:bookmarkStart w:id="68" w:name="_Toc226236345"/>
       <w:r>
         <w:rPr>
           <w:rFonts w:ascii="Times New Roman" w:hAnsi="Times New Roman" w:cs="Times New Roman"/>
@@ -23054,6 +22979,7 @@
           <w:szCs w:val="32"/>
           <w:u w:val="single"/>
         </w:rPr>
+        <w:lastRenderedPageBreak/>
         <w:t>Conclusion</w:t>
       </w:r>
       <w:bookmarkEnd w:id="68"/>
@@ -23116,25 +23042,7 @@
           <w:sz w:val="24"/>
           <w:szCs w:val="24"/>
         </w:rPr>
-        <w:t xml:space="preserve">Sur le plan technique : La mise en place d'une architecture découplée avec Flask pour le backend et </w:t>
-      </w:r>
-      <w:proofErr w:type="spellStart"/>
-      <w:r>
-        <w:rPr>
-          <w:rFonts w:ascii="Times New Roman" w:hAnsi="Times New Roman" w:cs="Times New Roman"/>
-          <w:sz w:val="24"/>
-          <w:szCs w:val="24"/>
-        </w:rPr>
-        <w:t>React</w:t>
-      </w:r>
-      <w:proofErr w:type="spellEnd"/>
-      <w:r>
-        <w:rPr>
-          <w:rFonts w:ascii="Times New Roman" w:hAnsi="Times New Roman" w:cs="Times New Roman"/>
-          <w:sz w:val="24"/>
-          <w:szCs w:val="24"/>
-        </w:rPr>
-        <w:t xml:space="preserve"> pour le frontend </w:t>
+        <w:t xml:space="preserve">Sur le plan technique : La mise en place d'une architecture découplée avec Flask pour le backend et React pour le frontend </w:t>
       </w:r>
       <w:r>
         <w:rPr>
@@ -23173,25 +23081,7 @@
           <w:sz w:val="24"/>
           <w:szCs w:val="24"/>
         </w:rPr>
-        <w:t xml:space="preserve">Sur le plan design et marketing : L'utilisation de </w:t>
-      </w:r>
-      <w:proofErr w:type="spellStart"/>
-      <w:r>
-        <w:rPr>
-          <w:rFonts w:ascii="Times New Roman" w:hAnsi="Times New Roman" w:cs="Times New Roman"/>
-          <w:sz w:val="24"/>
-          <w:szCs w:val="24"/>
-        </w:rPr>
-        <w:t>Figma</w:t>
-      </w:r>
-      <w:proofErr w:type="spellEnd"/>
-      <w:r>
-        <w:rPr>
-          <w:rFonts w:ascii="Times New Roman" w:hAnsi="Times New Roman" w:cs="Times New Roman"/>
-          <w:sz w:val="24"/>
-          <w:szCs w:val="24"/>
-        </w:rPr>
-        <w:t xml:space="preserve"> pour le prototypage et la création d'une stratégie de contenu sur Instagram ont démontré l'importance d'une identité visuelle forte et d'une communication ciblée pour transformer un outil technique en un produit commercial attractif.</w:t>
+        <w:t>Sur le plan design et marketing : L'utilisation de Figma pour le prototypage et la création d'une stratégie de contenu sur Instagram ont démontré l'importance d'une identité visuelle forte et d'une communication ciblée pour transformer un outil technique en un produit commercial attractif.</w:t>
       </w:r>
     </w:p>
     <w:p>
@@ -23336,10 +23226,265 @@
         </w:rPr>
       </w:pPr>
     </w:p>
+    <w:p>
+      <w:pPr>
+        <w:rPr>
+          <w:rFonts w:ascii="Times New Roman" w:hAnsi="Times New Roman" w:cs="Times New Roman"/>
+          <w:b/>
+          <w:bCs/>
+          <w:sz w:val="24"/>
+          <w:szCs w:val="24"/>
+        </w:rPr>
+      </w:pPr>
+      <w:r>
+        <w:rPr>
+          <w:rFonts w:ascii="Times New Roman" w:hAnsi="Times New Roman" w:cs="Times New Roman"/>
+          <w:b/>
+          <w:bCs/>
+          <w:sz w:val="24"/>
+          <w:szCs w:val="24"/>
+        </w:rPr>
+        <w:br w:type="page"/>
+      </w:r>
+    </w:p>
+    <w:p>
+      <w:pPr>
+        <w:pStyle w:val="Titre1"/>
+        <w:jc w:val="center"/>
+        <w:rPr>
+          <w:rFonts w:asciiTheme="majorBidi" w:hAnsiTheme="majorBidi"/>
+          <w:lang w:val="en-US"/>
+        </w:rPr>
+      </w:pPr>
+      <w:bookmarkStart w:id="69" w:name="_Toc226236346"/>
+      <w:r>
+        <w:rPr>
+          <w:rFonts w:asciiTheme="majorBidi" w:hAnsiTheme="majorBidi"/>
+          <w:lang w:val="en-US"/>
+        </w:rPr>
+        <w:lastRenderedPageBreak/>
+        <w:t>Bibliothèque</w:t>
+      </w:r>
+      <w:bookmarkEnd w:id="69"/>
+    </w:p>
+    <w:p>
+      <w:pPr>
+        <w:rPr>
+          <w:lang w:val="en-US"/>
+        </w:rPr>
+      </w:pPr>
+    </w:p>
+    <w:p>
+      <w:pPr>
+        <w:numPr>
+          <w:ilvl w:val="0"/>
+          <w:numId w:val="58"/>
+        </w:numPr>
+        <w:spacing w:line="360" w:lineRule="auto"/>
+        <w:rPr>
+          <w:rFonts w:ascii="Times New Roman" w:hAnsi="Times New Roman" w:cs="Times New Roman"/>
+          <w:b/>
+          <w:bCs/>
+          <w:sz w:val="24"/>
+          <w:szCs w:val="24"/>
+        </w:rPr>
+      </w:pPr>
+      <w:r>
+        <w:rPr>
+          <w:rFonts w:ascii="Times New Roman" w:hAnsi="Times New Roman" w:cs="Times New Roman"/>
+          <w:b/>
+          <w:bCs/>
+          <w:sz w:val="24"/>
+          <w:szCs w:val="24"/>
+        </w:rPr>
+        <w:t xml:space="preserve">Vercel – Plateforme d'hébergement et de déploiement continu du projet : </w:t>
+      </w:r>
+      <w:hyperlink r:id="rId38" w:tgtFrame="_blank" w:history="1">
+        <w:r>
+          <w:rPr>
+            <w:rStyle w:val="Lienhypertexte"/>
+            <w:rFonts w:ascii="Times New Roman" w:hAnsi="Times New Roman" w:cs="Times New Roman"/>
+            <w:b/>
+            <w:bCs/>
+            <w:sz w:val="24"/>
+            <w:szCs w:val="24"/>
+          </w:rPr>
+          <w:t>https://vercel.com/</w:t>
+        </w:r>
+      </w:hyperlink>
+    </w:p>
+    <w:p>
+      <w:pPr>
+        <w:numPr>
+          <w:ilvl w:val="0"/>
+          <w:numId w:val="58"/>
+        </w:numPr>
+        <w:spacing w:line="360" w:lineRule="auto"/>
+        <w:rPr>
+          <w:rFonts w:ascii="Times New Roman" w:hAnsi="Times New Roman" w:cs="Times New Roman"/>
+          <w:b/>
+          <w:bCs/>
+          <w:sz w:val="24"/>
+          <w:szCs w:val="24"/>
+        </w:rPr>
+      </w:pPr>
+      <w:r>
+        <w:rPr>
+          <w:rFonts w:ascii="Times New Roman" w:hAnsi="Times New Roman" w:cs="Times New Roman"/>
+          <w:b/>
+          <w:bCs/>
+          <w:sz w:val="24"/>
+          <w:szCs w:val="24"/>
+        </w:rPr>
+        <w:t xml:space="preserve">GitHub – Système de contrôle de version et plateforme de collaboration en équipe : </w:t>
+      </w:r>
+      <w:hyperlink r:id="rId39" w:tgtFrame="_blank" w:history="1">
+        <w:r>
+          <w:rPr>
+            <w:rStyle w:val="Lienhypertexte"/>
+            <w:rFonts w:ascii="Times New Roman" w:hAnsi="Times New Roman" w:cs="Times New Roman"/>
+            <w:b/>
+            <w:bCs/>
+            <w:sz w:val="24"/>
+            <w:szCs w:val="24"/>
+          </w:rPr>
+          <w:t>https://github.com/</w:t>
+        </w:r>
+      </w:hyperlink>
+    </w:p>
+    <w:p>
+      <w:pPr>
+        <w:numPr>
+          <w:ilvl w:val="0"/>
+          <w:numId w:val="58"/>
+        </w:numPr>
+        <w:spacing w:line="360" w:lineRule="auto"/>
+        <w:rPr>
+          <w:rFonts w:ascii="Times New Roman" w:hAnsi="Times New Roman" w:cs="Times New Roman"/>
+          <w:b/>
+          <w:bCs/>
+          <w:sz w:val="24"/>
+          <w:szCs w:val="24"/>
+        </w:rPr>
+      </w:pPr>
+      <w:r>
+        <w:rPr>
+          <w:rFonts w:ascii="Times New Roman" w:hAnsi="Times New Roman" w:cs="Times New Roman"/>
+          <w:b/>
+          <w:bCs/>
+          <w:sz w:val="24"/>
+          <w:szCs w:val="24"/>
+        </w:rPr>
+        <w:t xml:space="preserve">reactBits – Bibliothèque de composants et d'animations pour l'interface utilisateur : </w:t>
+      </w:r>
+      <w:hyperlink r:id="rId40" w:tgtFrame="_blank" w:history="1">
+        <w:r>
+          <w:rPr>
+            <w:rStyle w:val="Lienhypertexte"/>
+            <w:rFonts w:ascii="Times New Roman" w:hAnsi="Times New Roman" w:cs="Times New Roman"/>
+            <w:b/>
+            <w:bCs/>
+            <w:sz w:val="24"/>
+            <w:szCs w:val="24"/>
+          </w:rPr>
+          <w:t>https://reactbits.dev/</w:t>
+        </w:r>
+      </w:hyperlink>
+    </w:p>
+    <w:p>
+      <w:pPr>
+        <w:numPr>
+          <w:ilvl w:val="0"/>
+          <w:numId w:val="58"/>
+        </w:numPr>
+        <w:spacing w:line="360" w:lineRule="auto"/>
+        <w:rPr>
+          <w:rFonts w:ascii="Times New Roman" w:hAnsi="Times New Roman" w:cs="Times New Roman"/>
+          <w:b/>
+          <w:bCs/>
+          <w:sz w:val="24"/>
+          <w:szCs w:val="24"/>
+        </w:rPr>
+      </w:pPr>
+      <w:r>
+        <w:rPr>
+          <w:rFonts w:ascii="Times New Roman" w:hAnsi="Times New Roman" w:cs="Times New Roman"/>
+          <w:b/>
+          <w:bCs/>
+          <w:sz w:val="24"/>
+          <w:szCs w:val="24"/>
+        </w:rPr>
+        <w:t xml:space="preserve">Unsplash – Banque d'images libres de droits à haute résolution : </w:t>
+      </w:r>
+      <w:hyperlink r:id="rId41" w:tgtFrame="_blank" w:history="1">
+        <w:r>
+          <w:rPr>
+            <w:rStyle w:val="Lienhypertexte"/>
+            <w:rFonts w:ascii="Times New Roman" w:hAnsi="Times New Roman" w:cs="Times New Roman"/>
+            <w:b/>
+            <w:bCs/>
+            <w:sz w:val="24"/>
+            <w:szCs w:val="24"/>
+          </w:rPr>
+          <w:t>https://unsplash.com/</w:t>
+        </w:r>
+      </w:hyperlink>
+    </w:p>
+    <w:p>
+      <w:pPr>
+        <w:numPr>
+          <w:ilvl w:val="0"/>
+          <w:numId w:val="58"/>
+        </w:numPr>
+        <w:spacing w:line="360" w:lineRule="auto"/>
+        <w:rPr>
+          <w:rFonts w:ascii="Times New Roman" w:hAnsi="Times New Roman" w:cs="Times New Roman"/>
+          <w:b/>
+          <w:bCs/>
+          <w:sz w:val="24"/>
+          <w:szCs w:val="24"/>
+        </w:rPr>
+      </w:pPr>
+      <w:r>
+        <w:rPr>
+          <w:rFonts w:ascii="Times New Roman" w:hAnsi="Times New Roman" w:cs="Times New Roman"/>
+          <w:b/>
+          <w:bCs/>
+          <w:sz w:val="24"/>
+          <w:szCs w:val="24"/>
+        </w:rPr>
+        <w:t xml:space="preserve">Pinterest – Plateforme de recherche d'inspiration visuelle et de conception graphique : </w:t>
+      </w:r>
+      <w:hyperlink r:id="rId42" w:tgtFrame="_blank" w:history="1">
+        <w:r>
+          <w:rPr>
+            <w:rStyle w:val="Lienhypertexte"/>
+            <w:rFonts w:ascii="Times New Roman" w:hAnsi="Times New Roman" w:cs="Times New Roman"/>
+            <w:b/>
+            <w:bCs/>
+            <w:sz w:val="24"/>
+            <w:szCs w:val="24"/>
+          </w:rPr>
+          <w:t>https://www.pinterest.com/</w:t>
+        </w:r>
+      </w:hyperlink>
+    </w:p>
+    <w:p>
+      <w:pPr>
+        <w:spacing w:line="360" w:lineRule="auto"/>
+        <w:rPr>
+          <w:rFonts w:ascii="Times New Roman" w:hAnsi="Times New Roman" w:cs="Times New Roman"/>
+          <w:b/>
+          <w:bCs/>
+          <w:sz w:val="24"/>
+          <w:szCs w:val="24"/>
+        </w:rPr>
+      </w:pPr>
+    </w:p>
     <w:sectPr>
-      <w:headerReference w:type="default" r:id="rId36"/>
-      <w:footerReference w:type="default" r:id="rId37"/>
-      <w:headerReference w:type="first" r:id="rId38"/>
+      <w:headerReference w:type="default" r:id="rId43"/>
+      <w:footerReference w:type="default" r:id="rId44"/>
+      <w:headerReference w:type="first" r:id="rId45"/>
       <w:pgSz w:w="11906" w:h="16838"/>
       <w:pgMar w:top="1417" w:right="1417" w:bottom="1417" w:left="1417" w:header="708" w:footer="708" w:gutter="0"/>
       <w:pgBorders w:offsetFrom="page">
@@ -23385,7 +23530,7 @@
 <w:ftr xmlns:wpc="http://schemas.microsoft.com/office/word/2010/wordprocessingCanvas" xmlns:cx="http://schemas.microsoft.com/office/drawing/2014/chartex" xmlns:cx1="http://schemas.microsoft.com/office/drawing/2015/9/8/chartex" xmlns:cx2="http://schemas.microsoft.com/office/drawing/2015/10/21/chartex" xmlns:cx3="http://schemas.microsoft.com/office/drawing/2016/5/9/chartex" xmlns:cx4="http://schemas.microsoft.com/office/drawing/2016/5/10/chartex" xmlns:cx5="http://schemas.microsoft.com/office/drawing/2016/5/11/chartex" xmlns:cx6="http://schemas.microsoft.com/office/drawing/2016/5/12/chartex" xmlns:cx7="http://schemas.microsoft.com/office/drawing/2016/5/13/chartex" xmlns:cx8="http://schemas.microsoft.com/office/drawing/2016/5/14/chartex" xmlns:mc="http://schemas.openxmlformats.org/markup-compatibility/2006" xmlns:aink="http://schemas.microsoft.com/office/drawing/2016/ink" xmlns:am3d="http://schemas.microsoft.com/office/drawing/2017/model3d" xmlns:o="urn:schemas-microsoft-com:office:office" xmlns:oel="http://schemas.microsoft.com/office/2019/extlst" xmlns:r="http://schemas.openxmlformats.org/officeDocument/2006/relationships" xmlns:m="http://schemas.openxmlformats.org/officeDocument/2006/math" xmlns:v="urn:schemas-microsoft-com:vml" xmlns:wp14="http://schemas.microsoft.com/office/word/2010/wordprocessingDrawing" xmlns:wp="http://schemas.openxmlformats.org/drawingml/2006/wordprocessingDrawing" xmlns:w10="urn:schemas-microsoft-com:office:word" xmlns:w="http://schemas.openxmlformats.org/wordprocessingml/2006/main" xmlns:w14="http://schemas.microsoft.com/office/word/2010/wordml" xmlns:w15="http://schemas.microsoft.com/office/word/2012/wordml" xmlns:w16cex="http://schemas.microsoft.com/office/word/2018/wordml/cex" xmlns:w16cid="http://schemas.microsoft.com/office/word/2016/wordml/cid" xmlns:w16="http://schemas.microsoft.com/office/word/2018/wordml" xmlns:w16du="http://schemas.microsoft.com/office/word/2023/wordml/word16du" xmlns:w16sdtdh="http://schemas.microsoft.com/office/word/2020/wordml/sdtdatahash" xmlns:w16sdtfl="http://schemas.microsoft.com/office/word/2024/wordml/sdtformatlock" xmlns:w16se="http://schemas.microsoft.com/office/word/2015/wordml/symex" xmlns:wpg="http://schemas.microsoft.com/office/word/2010/wordprocessingGroup" xmlns:wpi="http://schemas.microsoft.com/office/word/2010/wordprocessingInk" xmlns:wne="http://schemas.microsoft.com/office/word/2006/wordml" xmlns:wps="http://schemas.microsoft.com/office/word/2010/wordprocessingShape" mc:Ignorable="w14 w15 w16se w16cid w16 w16cex w16sdtdh w16sdtfl w16du wp14">
   <w:p>
     <w:pPr>
-      <w:pStyle w:val="Footer"/>
+      <w:pStyle w:val="Pieddepage"/>
       <w:jc w:val="center"/>
       <w:rPr>
         <w:color w:val="4472C4" w:themeColor="accent1"/>
@@ -23468,7 +23613,7 @@
   </w:p>
   <w:p>
     <w:pPr>
-      <w:pStyle w:val="Footer"/>
+      <w:pStyle w:val="Pieddepage"/>
     </w:pPr>
   </w:p>
 </w:ftr>
@@ -23503,7 +23648,7 @@
 <w:hdr xmlns:wpc="http://schemas.microsoft.com/office/word/2010/wordprocessingCanvas" xmlns:cx="http://schemas.microsoft.com/office/drawing/2014/chartex" xmlns:cx1="http://schemas.microsoft.com/office/drawing/2015/9/8/chartex" xmlns:cx2="http://schemas.microsoft.com/office/drawing/2015/10/21/chartex" xmlns:cx3="http://schemas.microsoft.com/office/drawing/2016/5/9/chartex" xmlns:cx4="http://schemas.microsoft.com/office/drawing/2016/5/10/chartex" xmlns:cx5="http://schemas.microsoft.com/office/drawing/2016/5/11/chartex" xmlns:cx6="http://schemas.microsoft.com/office/drawing/2016/5/12/chartex" xmlns:cx7="http://schemas.microsoft.com/office/drawing/2016/5/13/chartex" xmlns:cx8="http://schemas.microsoft.com/office/drawing/2016/5/14/chartex" xmlns:mc="http://schemas.openxmlformats.org/markup-compatibility/2006" xmlns:aink="http://schemas.microsoft.com/office/drawing/2016/ink" xmlns:am3d="http://schemas.microsoft.com/office/drawing/2017/model3d" xmlns:o="urn:schemas-microsoft-com:office:office" xmlns:oel="http://schemas.microsoft.com/office/2019/extlst" xmlns:r="http://schemas.openxmlformats.org/officeDocument/2006/relationships" xmlns:m="http://schemas.openxmlformats.org/officeDocument/2006/math" xmlns:v="urn:schemas-microsoft-com:vml" xmlns:wp14="http://schemas.microsoft.com/office/word/2010/wordprocessingDrawing" xmlns:wp="http://schemas.openxmlformats.org/drawingml/2006/wordprocessingDrawing" xmlns:w10="urn:schemas-microsoft-com:office:word" xmlns:w="http://schemas.openxmlformats.org/wordprocessingml/2006/main" xmlns:w14="http://schemas.microsoft.com/office/word/2010/wordml" xmlns:w15="http://schemas.microsoft.com/office/word/2012/wordml" xmlns:w16cex="http://schemas.microsoft.com/office/word/2018/wordml/cex" xmlns:w16cid="http://schemas.microsoft.com/office/word/2016/wordml/cid" xmlns:w16="http://schemas.microsoft.com/office/word/2018/wordml" xmlns:w16du="http://schemas.microsoft.com/office/word/2023/wordml/word16du" xmlns:w16sdtdh="http://schemas.microsoft.com/office/word/2020/wordml/sdtdatahash" xmlns:w16sdtfl="http://schemas.microsoft.com/office/word/2024/wordml/sdtformatlock" xmlns:w16se="http://schemas.microsoft.com/office/word/2015/wordml/symex" xmlns:wpg="http://schemas.microsoft.com/office/word/2010/wordprocessingGroup" xmlns:wpi="http://schemas.microsoft.com/office/word/2010/wordprocessingInk" xmlns:wne="http://schemas.microsoft.com/office/word/2006/wordml" xmlns:wps="http://schemas.microsoft.com/office/word/2010/wordprocessingShape" mc:Ignorable="w14 w15 w16se w16cid w16 w16cex w16sdtdh w16sdtfl w16du wp14">
   <w:p>
     <w:pPr>
-      <w:pStyle w:val="Header"/>
+      <w:pStyle w:val="En-tte"/>
       <w:pBdr>
         <w:bottom w:val="single" w:sz="4" w:space="8" w:color="4472C4" w:themeColor="accent1"/>
       </w:pBdr>
@@ -23539,7 +23684,7 @@
   </w:p>
   <w:p>
     <w:pPr>
-      <w:pStyle w:val="Header"/>
+      <w:pStyle w:val="En-tte"/>
     </w:pPr>
   </w:p>
 </w:hdr>
@@ -23549,17 +23694,34 @@
 <w:hdr xmlns:wpc="http://schemas.microsoft.com/office/word/2010/wordprocessingCanvas" xmlns:cx="http://schemas.microsoft.com/office/drawing/2014/chartex" xmlns:cx1="http://schemas.microsoft.com/office/drawing/2015/9/8/chartex" xmlns:cx2="http://schemas.microsoft.com/office/drawing/2015/10/21/chartex" xmlns:cx3="http://schemas.microsoft.com/office/drawing/2016/5/9/chartex" xmlns:cx4="http://schemas.microsoft.com/office/drawing/2016/5/10/chartex" xmlns:cx5="http://schemas.microsoft.com/office/drawing/2016/5/11/chartex" xmlns:cx6="http://schemas.microsoft.com/office/drawing/2016/5/12/chartex" xmlns:cx7="http://schemas.microsoft.com/office/drawing/2016/5/13/chartex" xmlns:cx8="http://schemas.microsoft.com/office/drawing/2016/5/14/chartex" xmlns:mc="http://schemas.openxmlformats.org/markup-compatibility/2006" xmlns:aink="http://schemas.microsoft.com/office/drawing/2016/ink" xmlns:am3d="http://schemas.microsoft.com/office/drawing/2017/model3d" xmlns:o="urn:schemas-microsoft-com:office:office" xmlns:oel="http://schemas.microsoft.com/office/2019/extlst" xmlns:r="http://schemas.openxmlformats.org/officeDocument/2006/relationships" xmlns:m="http://schemas.openxmlformats.org/officeDocument/2006/math" xmlns:v="urn:schemas-microsoft-com:vml" xmlns:wp14="http://schemas.microsoft.com/office/word/2010/wordprocessingDrawing" xmlns:wp="http://schemas.openxmlformats.org/drawingml/2006/wordprocessingDrawing" xmlns:w10="urn:schemas-microsoft-com:office:word" xmlns:w="http://schemas.openxmlformats.org/wordprocessingml/2006/main" xmlns:w14="http://schemas.microsoft.com/office/word/2010/wordml" xmlns:w15="http://schemas.microsoft.com/office/word/2012/wordml" xmlns:w16cex="http://schemas.microsoft.com/office/word/2018/wordml/cex" xmlns:w16cid="http://schemas.microsoft.com/office/word/2016/wordml/cid" xmlns:w16="http://schemas.microsoft.com/office/word/2018/wordml" xmlns:w16du="http://schemas.microsoft.com/office/word/2023/wordml/word16du" xmlns:w16sdtdh="http://schemas.microsoft.com/office/word/2020/wordml/sdtdatahash" xmlns:w16sdtfl="http://schemas.microsoft.com/office/word/2024/wordml/sdtformatlock" xmlns:w16se="http://schemas.microsoft.com/office/word/2015/wordml/symex" xmlns:wpg="http://schemas.microsoft.com/office/word/2010/wordprocessingGroup" xmlns:wpi="http://schemas.microsoft.com/office/word/2010/wordprocessingInk" xmlns:wne="http://schemas.microsoft.com/office/word/2006/wordml" xmlns:wps="http://schemas.microsoft.com/office/word/2010/wordprocessingShape" mc:Ignorable="w14 w15 w16se w16cid w16 w16cex w16sdtdh w16sdtfl w16du wp14">
   <w:p>
     <w:pPr>
-      <w:pStyle w:val="Header"/>
+      <w:pStyle w:val="En-tte"/>
     </w:pPr>
     <w:r>
       <w:rPr>
         <w:noProof/>
       </w:rPr>
       <w:drawing>
-        <wp:inline distT="0" distB="0" distL="0" distR="0" wp14:anchorId="0E34BF83" wp14:editId="18A3C7C4">
-          <wp:extent cx="1608607" cy="850265"/>
+        <wp:anchor distT="0" distB="0" distL="114300" distR="114300" simplePos="0" relativeHeight="251660288" behindDoc="1" locked="0" layoutInCell="1" allowOverlap="1" wp14:anchorId="5A1728D8" wp14:editId="6E817DF8">
+          <wp:simplePos x="0" y="0"/>
+          <wp:positionH relativeFrom="column">
+            <wp:posOffset>-398906</wp:posOffset>
+          </wp:positionH>
+          <wp:positionV relativeFrom="paragraph">
+            <wp:posOffset>454247</wp:posOffset>
+          </wp:positionV>
+          <wp:extent cx="1414131" cy="495919"/>
           <wp:effectExtent l="0" t="0" r="0" b="0"/>
-          <wp:docPr id="760910724" name="Picture 2"/>
+          <wp:wrapTight wrapText="bothSides">
+            <wp:wrapPolygon edited="0">
+              <wp:start x="0" y="0"/>
+              <wp:lineTo x="0" y="19108"/>
+              <wp:lineTo x="21251" y="19108"/>
+              <wp:lineTo x="21251" y="3323"/>
+              <wp:lineTo x="16884" y="0"/>
+              <wp:lineTo x="0" y="0"/>
+            </wp:wrapPolygon>
+          </wp:wrapTight>
+          <wp:docPr id="523904223" name="Image 3"/>
           <wp:cNvGraphicFramePr>
             <a:graphicFrameLocks xmlns:a="http://schemas.openxmlformats.org/drawingml/2006/main" noChangeAspect="1"/>
           </wp:cNvGraphicFramePr>
@@ -23567,7 +23729,7 @@
             <a:graphicData uri="http://schemas.openxmlformats.org/drawingml/2006/picture">
               <pic:pic xmlns:pic="http://schemas.openxmlformats.org/drawingml/2006/picture">
                 <pic:nvPicPr>
-                  <pic:cNvPr id="0" name="Picture 6"/>
+                  <pic:cNvPr id="0" name="Picture 2"/>
                   <pic:cNvPicPr>
                     <a:picLocks noChangeAspect="1" noChangeArrowheads="1"/>
                   </pic:cNvPicPr>
@@ -23588,7 +23750,7 @@
                 <pic:spPr bwMode="auto">
                   <a:xfrm>
                     <a:off x="0" y="0"/>
-                    <a:ext cx="1651686" cy="873035"/>
+                    <a:ext cx="1414131" cy="495919"/>
                   </a:xfrm>
                   <a:prstGeom prst="rect">
                     <a:avLst/>
@@ -23601,18 +23763,51 @@
               </pic:pic>
             </a:graphicData>
           </a:graphic>
-        </wp:inline>
+        </wp:anchor>
       </w:drawing>
     </w:r>
     <w:r>
       <w:rPr>
+        <w:rFonts w:asciiTheme="majorBidi" w:hAnsiTheme="majorBidi" w:cstheme="majorBidi"/>
+        <w:b/>
+        <w:bCs/>
         <w:noProof/>
+        <w:sz w:val="24"/>
+        <w:szCs w:val="24"/>
       </w:rPr>
       <w:drawing>
-        <wp:inline distT="0" distB="0" distL="0" distR="0" wp14:anchorId="0CF4BB79" wp14:editId="23C8D8D1">
-          <wp:extent cx="2896349" cy="850743"/>
-          <wp:effectExtent l="0" t="0" r="0" b="6985"/>
-          <wp:docPr id="470545373" name="Picture 40"/>
+        <wp:anchor distT="0" distB="0" distL="114300" distR="114300" simplePos="0" relativeHeight="251659264" behindDoc="1" locked="0" layoutInCell="1" allowOverlap="1" wp14:anchorId="2CC5C687" wp14:editId="1698DBEF">
+          <wp:simplePos x="0" y="0"/>
+          <wp:positionH relativeFrom="column">
+            <wp:posOffset>5095314</wp:posOffset>
+          </wp:positionH>
+          <wp:positionV relativeFrom="paragraph">
+            <wp:posOffset>-14856</wp:posOffset>
+          </wp:positionV>
+          <wp:extent cx="1116330" cy="1355725"/>
+          <wp:effectExtent l="0" t="0" r="0" b="0"/>
+          <wp:wrapTight wrapText="bothSides">
+            <wp:wrapPolygon edited="0">
+              <wp:start x="9584" y="0"/>
+              <wp:lineTo x="737" y="7891"/>
+              <wp:lineTo x="737" y="8498"/>
+              <wp:lineTo x="8478" y="14872"/>
+              <wp:lineTo x="369" y="16997"/>
+              <wp:lineTo x="0" y="19425"/>
+              <wp:lineTo x="1106" y="21246"/>
+              <wp:lineTo x="20273" y="21246"/>
+              <wp:lineTo x="19536" y="19728"/>
+              <wp:lineTo x="19167" y="19728"/>
+              <wp:lineTo x="21010" y="19121"/>
+              <wp:lineTo x="20642" y="16693"/>
+              <wp:lineTo x="13270" y="14872"/>
+              <wp:lineTo x="21010" y="8498"/>
+              <wp:lineTo x="20642" y="7588"/>
+              <wp:lineTo x="11427" y="0"/>
+              <wp:lineTo x="9584" y="0"/>
+            </wp:wrapPolygon>
+          </wp:wrapTight>
+          <wp:docPr id="516174300" name="Image 2"/>
           <wp:cNvGraphicFramePr>
             <a:graphicFrameLocks xmlns:a="http://schemas.openxmlformats.org/drawingml/2006/main" noChangeAspect="1"/>
           </wp:cNvGraphicFramePr>
@@ -23620,7 +23815,7 @@
             <a:graphicData uri="http://schemas.openxmlformats.org/drawingml/2006/picture">
               <pic:pic xmlns:pic="http://schemas.openxmlformats.org/drawingml/2006/picture">
                 <pic:nvPicPr>
-                  <pic:cNvPr id="0" name="Picture 562"/>
+                  <pic:cNvPr id="0" name="Picture 1"/>
                   <pic:cNvPicPr>
                     <a:picLocks noChangeAspect="1" noChangeArrowheads="1"/>
                   </pic:cNvPicPr>
@@ -23641,7 +23836,7 @@
                 <pic:spPr bwMode="auto">
                   <a:xfrm>
                     <a:off x="0" y="0"/>
-                    <a:ext cx="2924844" cy="859113"/>
+                    <a:ext cx="1116330" cy="1355725"/>
                   </a:xfrm>
                   <a:prstGeom prst="rect">
                     <a:avLst/>
@@ -23654,60 +23849,13 @@
               </pic:pic>
             </a:graphicData>
           </a:graphic>
-        </wp:inline>
-      </w:drawing>
-    </w:r>
-    <w:r>
-      <w:rPr>
-        <w:noProof/>
-      </w:rPr>
-      <w:drawing>
-        <wp:inline distT="0" distB="0" distL="0" distR="0" wp14:anchorId="6F34ACEF" wp14:editId="58AAE7F7">
-          <wp:extent cx="1079500" cy="963663"/>
-          <wp:effectExtent l="0" t="0" r="0" b="0"/>
-          <wp:docPr id="984909551" name="Picture 38"/>
-          <wp:cNvGraphicFramePr>
-            <a:graphicFrameLocks xmlns:a="http://schemas.openxmlformats.org/drawingml/2006/main" noChangeAspect="1"/>
-          </wp:cNvGraphicFramePr>
-          <a:graphic xmlns:a="http://schemas.openxmlformats.org/drawingml/2006/main">
-            <a:graphicData uri="http://schemas.openxmlformats.org/drawingml/2006/picture">
-              <pic:pic xmlns:pic="http://schemas.openxmlformats.org/drawingml/2006/picture">
-                <pic:nvPicPr>
-                  <pic:cNvPr id="0" name="Picture 558"/>
-                  <pic:cNvPicPr>
-                    <a:picLocks noChangeAspect="1" noChangeArrowheads="1"/>
-                  </pic:cNvPicPr>
-                </pic:nvPicPr>
-                <pic:blipFill>
-                  <a:blip r:embed="rId3">
-                    <a:extLst>
-                      <a:ext uri="{28A0092B-C50C-407E-A947-70E740481C1C}">
-                        <a14:useLocalDpi xmlns:a14="http://schemas.microsoft.com/office/drawing/2010/main" val="0"/>
-                      </a:ext>
-                    </a:extLst>
-                  </a:blip>
-                  <a:srcRect/>
-                  <a:stretch>
-                    <a:fillRect/>
-                  </a:stretch>
-                </pic:blipFill>
-                <pic:spPr bwMode="auto">
-                  <a:xfrm>
-                    <a:off x="0" y="0"/>
-                    <a:ext cx="1092673" cy="975422"/>
-                  </a:xfrm>
-                  <a:prstGeom prst="rect">
-                    <a:avLst/>
-                  </a:prstGeom>
-                  <a:noFill/>
-                  <a:ln>
-                    <a:noFill/>
-                  </a:ln>
-                </pic:spPr>
-              </pic:pic>
-            </a:graphicData>
-          </a:graphic>
-        </wp:inline>
+          <wp14:sizeRelH relativeFrom="margin">
+            <wp14:pctWidth>0</wp14:pctWidth>
+          </wp14:sizeRelH>
+          <wp14:sizeRelV relativeFrom="margin">
+            <wp14:pctHeight>0</wp14:pctHeight>
+          </wp14:sizeRelV>
+        </wp:anchor>
       </w:drawing>
     </w:r>
   </w:p>
@@ -30958,6 +31106,155 @@
       <w:pPr>
         <w:ind w:left="6480" w:hanging="180"/>
       </w:pPr>
+    </w:lvl>
+  </w:abstractNum>
+  <w:abstractNum w:abstractNumId="57" w15:restartNumberingAfterBreak="0">
+    <w:nsid w:val="7E8A5985"/>
+    <w:multiLevelType w:val="multilevel"/>
+    <w:tmpl w:val="1200F062"/>
+    <w:lvl w:ilvl="0">
+      <w:start w:val="1"/>
+      <w:numFmt w:val="bullet"/>
+      <w:lvlText w:val=""/>
+      <w:lvlJc w:val="left"/>
+      <w:pPr>
+        <w:tabs>
+          <w:tab w:val="num" w:pos="720"/>
+        </w:tabs>
+        <w:ind w:left="720" w:hanging="360"/>
+      </w:pPr>
+      <w:rPr>
+        <w:rFonts w:ascii="Symbol" w:hAnsi="Symbol" w:hint="default"/>
+        <w:sz w:val="20"/>
+      </w:rPr>
+    </w:lvl>
+    <w:lvl w:ilvl="1" w:tentative="1">
+      <w:start w:val="1"/>
+      <w:numFmt w:val="bullet"/>
+      <w:lvlText w:val="o"/>
+      <w:lvlJc w:val="left"/>
+      <w:pPr>
+        <w:tabs>
+          <w:tab w:val="num" w:pos="1440"/>
+        </w:tabs>
+        <w:ind w:left="1440" w:hanging="360"/>
+      </w:pPr>
+      <w:rPr>
+        <w:rFonts w:ascii="Courier New" w:hAnsi="Courier New" w:hint="default"/>
+        <w:sz w:val="20"/>
+      </w:rPr>
+    </w:lvl>
+    <w:lvl w:ilvl="2" w:tentative="1">
+      <w:start w:val="1"/>
+      <w:numFmt w:val="bullet"/>
+      <w:lvlText w:val=""/>
+      <w:lvlJc w:val="left"/>
+      <w:pPr>
+        <w:tabs>
+          <w:tab w:val="num" w:pos="2160"/>
+        </w:tabs>
+        <w:ind w:left="2160" w:hanging="360"/>
+      </w:pPr>
+      <w:rPr>
+        <w:rFonts w:ascii="Wingdings" w:hAnsi="Wingdings" w:hint="default"/>
+        <w:sz w:val="20"/>
+      </w:rPr>
+    </w:lvl>
+    <w:lvl w:ilvl="3" w:tentative="1">
+      <w:start w:val="1"/>
+      <w:numFmt w:val="bullet"/>
+      <w:lvlText w:val=""/>
+      <w:lvlJc w:val="left"/>
+      <w:pPr>
+        <w:tabs>
+          <w:tab w:val="num" w:pos="2880"/>
+        </w:tabs>
+        <w:ind w:left="2880" w:hanging="360"/>
+      </w:pPr>
+      <w:rPr>
+        <w:rFonts w:ascii="Wingdings" w:hAnsi="Wingdings" w:hint="default"/>
+        <w:sz w:val="20"/>
+      </w:rPr>
+    </w:lvl>
+    <w:lvl w:ilvl="4" w:tentative="1">
+      <w:start w:val="1"/>
+      <w:numFmt w:val="bullet"/>
+      <w:lvlText w:val=""/>
+      <w:lvlJc w:val="left"/>
+      <w:pPr>
+        <w:tabs>
+          <w:tab w:val="num" w:pos="3600"/>
+        </w:tabs>
+        <w:ind w:left="3600" w:hanging="360"/>
+      </w:pPr>
+      <w:rPr>
+        <w:rFonts w:ascii="Wingdings" w:hAnsi="Wingdings" w:hint="default"/>
+        <w:sz w:val="20"/>
+      </w:rPr>
+    </w:lvl>
+    <w:lvl w:ilvl="5" w:tentative="1">
+      <w:start w:val="1"/>
+      <w:numFmt w:val="bullet"/>
+      <w:lvlText w:val=""/>
+      <w:lvlJc w:val="left"/>
+      <w:pPr>
+        <w:tabs>
+          <w:tab w:val="num" w:pos="4320"/>
+        </w:tabs>
+        <w:ind w:left="4320" w:hanging="360"/>
+      </w:pPr>
+      <w:rPr>
+        <w:rFonts w:ascii="Wingdings" w:hAnsi="Wingdings" w:hint="default"/>
+        <w:sz w:val="20"/>
+      </w:rPr>
+    </w:lvl>
+    <w:lvl w:ilvl="6" w:tentative="1">
+      <w:start w:val="1"/>
+      <w:numFmt w:val="bullet"/>
+      <w:lvlText w:val=""/>
+      <w:lvlJc w:val="left"/>
+      <w:pPr>
+        <w:tabs>
+          <w:tab w:val="num" w:pos="5040"/>
+        </w:tabs>
+        <w:ind w:left="5040" w:hanging="360"/>
+      </w:pPr>
+      <w:rPr>
+        <w:rFonts w:ascii="Wingdings" w:hAnsi="Wingdings" w:hint="default"/>
+        <w:sz w:val="20"/>
+      </w:rPr>
+    </w:lvl>
+    <w:lvl w:ilvl="7" w:tentative="1">
+      <w:start w:val="1"/>
+      <w:numFmt w:val="bullet"/>
+      <w:lvlText w:val=""/>
+      <w:lvlJc w:val="left"/>
+      <w:pPr>
+        <w:tabs>
+          <w:tab w:val="num" w:pos="5760"/>
+        </w:tabs>
+        <w:ind w:left="5760" w:hanging="360"/>
+      </w:pPr>
+      <w:rPr>
+        <w:rFonts w:ascii="Wingdings" w:hAnsi="Wingdings" w:hint="default"/>
+        <w:sz w:val="20"/>
+      </w:rPr>
+    </w:lvl>
+    <w:lvl w:ilvl="8" w:tentative="1">
+      <w:start w:val="1"/>
+      <w:numFmt w:val="bullet"/>
+      <w:lvlText w:val=""/>
+      <w:lvlJc w:val="left"/>
+      <w:pPr>
+        <w:tabs>
+          <w:tab w:val="num" w:pos="6480"/>
+        </w:tabs>
+        <w:ind w:left="6480" w:hanging="360"/>
+      </w:pPr>
+      <w:rPr>
+        <w:rFonts w:ascii="Wingdings" w:hAnsi="Wingdings" w:hint="default"/>
+        <w:sz w:val="20"/>
+      </w:rPr>
     </w:lvl>
   </w:abstractNum>
   <w:num w:numId="1" w16cid:durableId="841310584">
@@ -31130,6 +31427,9 @@
   </w:num>
   <w:num w:numId="57" w16cid:durableId="988359567">
     <w:abstractNumId w:val="13"/>
+  </w:num>
+  <w:num w:numId="58" w16cid:durableId="1156192413">
+    <w:abstractNumId w:val="57"/>
   </w:num>
 </w:numbering>
 </file>
@@ -31536,11 +31836,11 @@
     <w:qFormat/>
     <w:rsid w:val="007B0021"/>
   </w:style>
-  <w:style w:type="paragraph" w:styleId="Heading1">
+  <w:style w:type="paragraph" w:styleId="Titre1">
     <w:name w:val="heading 1"/>
     <w:basedOn w:val="Normal"/>
     <w:next w:val="Normal"/>
-    <w:link w:val="Heading1Char"/>
+    <w:link w:val="Titre1Car"/>
     <w:uiPriority w:val="9"/>
     <w:qFormat/>
     <w:rsid w:val="00602434"/>
@@ -31556,11 +31856,11 @@
       <w:szCs w:val="40"/>
     </w:rPr>
   </w:style>
-  <w:style w:type="paragraph" w:styleId="Heading2">
+  <w:style w:type="paragraph" w:styleId="Titre2">
     <w:name w:val="heading 2"/>
     <w:basedOn w:val="Normal"/>
     <w:next w:val="Normal"/>
-    <w:link w:val="Heading2Char"/>
+    <w:link w:val="Titre2Car"/>
     <w:uiPriority w:val="9"/>
     <w:unhideWhenUsed/>
     <w:qFormat/>
@@ -31577,11 +31877,11 @@
       <w:szCs w:val="32"/>
     </w:rPr>
   </w:style>
-  <w:style w:type="paragraph" w:styleId="Heading3">
+  <w:style w:type="paragraph" w:styleId="Titre3">
     <w:name w:val="heading 3"/>
     <w:basedOn w:val="Normal"/>
     <w:next w:val="Normal"/>
-    <w:link w:val="Heading3Char"/>
+    <w:link w:val="Titre3Car"/>
     <w:uiPriority w:val="9"/>
     <w:unhideWhenUsed/>
     <w:qFormat/>
@@ -31599,11 +31899,11 @@
       <w:szCs w:val="28"/>
     </w:rPr>
   </w:style>
-  <w:style w:type="paragraph" w:styleId="Heading4">
+  <w:style w:type="paragraph" w:styleId="Titre4">
     <w:name w:val="heading 4"/>
     <w:basedOn w:val="Normal"/>
     <w:next w:val="Normal"/>
-    <w:link w:val="Heading4Char"/>
+    <w:link w:val="Titre4Car"/>
     <w:uiPriority w:val="9"/>
     <w:unhideWhenUsed/>
     <w:qFormat/>
@@ -31621,11 +31921,11 @@
       <w:color w:val="2F5496" w:themeColor="accent1" w:themeShade="BF"/>
     </w:rPr>
   </w:style>
-  <w:style w:type="paragraph" w:styleId="Heading5">
+  <w:style w:type="paragraph" w:styleId="Titre5">
     <w:name w:val="heading 5"/>
     <w:basedOn w:val="Normal"/>
     <w:next w:val="Normal"/>
-    <w:link w:val="Heading5Char"/>
+    <w:link w:val="Titre5Car"/>
     <w:uiPriority w:val="9"/>
     <w:semiHidden/>
     <w:unhideWhenUsed/>
@@ -31642,11 +31942,11 @@
       <w:color w:val="2F5496" w:themeColor="accent1" w:themeShade="BF"/>
     </w:rPr>
   </w:style>
-  <w:style w:type="paragraph" w:styleId="Heading6">
+  <w:style w:type="paragraph" w:styleId="Titre6">
     <w:name w:val="heading 6"/>
     <w:basedOn w:val="Normal"/>
     <w:next w:val="Normal"/>
-    <w:link w:val="Heading6Char"/>
+    <w:link w:val="Titre6Car"/>
     <w:uiPriority w:val="9"/>
     <w:semiHidden/>
     <w:unhideWhenUsed/>
@@ -31665,11 +31965,11 @@
       <w:color w:val="595959" w:themeColor="text1" w:themeTint="A6"/>
     </w:rPr>
   </w:style>
-  <w:style w:type="paragraph" w:styleId="Heading7">
+  <w:style w:type="paragraph" w:styleId="Titre7">
     <w:name w:val="heading 7"/>
     <w:basedOn w:val="Normal"/>
     <w:next w:val="Normal"/>
-    <w:link w:val="Heading7Char"/>
+    <w:link w:val="Titre7Car"/>
     <w:uiPriority w:val="9"/>
     <w:semiHidden/>
     <w:unhideWhenUsed/>
@@ -31686,11 +31986,11 @@
       <w:color w:val="595959" w:themeColor="text1" w:themeTint="A6"/>
     </w:rPr>
   </w:style>
-  <w:style w:type="paragraph" w:styleId="Heading8">
+  <w:style w:type="paragraph" w:styleId="Titre8">
     <w:name w:val="heading 8"/>
     <w:basedOn w:val="Normal"/>
     <w:next w:val="Normal"/>
-    <w:link w:val="Heading8Char"/>
+    <w:link w:val="Titre8Car"/>
     <w:uiPriority w:val="9"/>
     <w:semiHidden/>
     <w:unhideWhenUsed/>
@@ -31709,11 +32009,11 @@
       <w:color w:val="272727" w:themeColor="text1" w:themeTint="D8"/>
     </w:rPr>
   </w:style>
-  <w:style w:type="paragraph" w:styleId="Heading9">
+  <w:style w:type="paragraph" w:styleId="Titre9">
     <w:name w:val="heading 9"/>
     <w:basedOn w:val="Normal"/>
     <w:next w:val="Normal"/>
-    <w:link w:val="Heading9Char"/>
+    <w:link w:val="Titre9Car"/>
     <w:uiPriority w:val="9"/>
     <w:semiHidden/>
     <w:unhideWhenUsed/>
@@ -31730,12 +32030,12 @@
       <w:color w:val="272727" w:themeColor="text1" w:themeTint="D8"/>
     </w:rPr>
   </w:style>
-  <w:style w:type="character" w:default="1" w:styleId="DefaultParagraphFont">
+  <w:style w:type="character" w:default="1" w:styleId="Policepardfaut">
     <w:name w:val="Default Paragraph Font"/>
     <w:uiPriority w:val="1"/>
     <w:unhideWhenUsed/>
   </w:style>
-  <w:style w:type="table" w:default="1" w:styleId="TableNormal">
+  <w:style w:type="table" w:default="1" w:styleId="TableauNormal">
     <w:name w:val="Normal Table"/>
     <w:uiPriority w:val="99"/>
     <w:semiHidden/>
@@ -31750,16 +32050,16 @@
       </w:tblCellMar>
     </w:tblPr>
   </w:style>
-  <w:style w:type="numbering" w:default="1" w:styleId="NoList">
+  <w:style w:type="numbering" w:default="1" w:styleId="Aucuneliste">
     <w:name w:val="No List"/>
     <w:uiPriority w:val="99"/>
     <w:semiHidden/>
     <w:unhideWhenUsed/>
   </w:style>
-  <w:style w:type="character" w:customStyle="1" w:styleId="Heading1Char">
-    <w:name w:val="Heading 1 Char"/>
-    <w:basedOn w:val="DefaultParagraphFont"/>
-    <w:link w:val="Heading1"/>
+  <w:style w:type="character" w:customStyle="1" w:styleId="Titre1Car">
+    <w:name w:val="Titre 1 Car"/>
+    <w:basedOn w:val="Policepardfaut"/>
+    <w:link w:val="Titre1"/>
     <w:uiPriority w:val="9"/>
     <w:rsid w:val="00602434"/>
     <w:rPr>
@@ -31769,10 +32069,10 @@
       <w:szCs w:val="40"/>
     </w:rPr>
   </w:style>
-  <w:style w:type="character" w:customStyle="1" w:styleId="Heading2Char">
-    <w:name w:val="Heading 2 Char"/>
-    <w:basedOn w:val="DefaultParagraphFont"/>
-    <w:link w:val="Heading2"/>
+  <w:style w:type="character" w:customStyle="1" w:styleId="Titre2Car">
+    <w:name w:val="Titre 2 Car"/>
+    <w:basedOn w:val="Policepardfaut"/>
+    <w:link w:val="Titre2"/>
     <w:uiPriority w:val="9"/>
     <w:rsid w:val="00971FDE"/>
     <w:rPr>
@@ -31782,10 +32082,10 @@
       <w:szCs w:val="32"/>
     </w:rPr>
   </w:style>
-  <w:style w:type="character" w:customStyle="1" w:styleId="Heading3Char">
-    <w:name w:val="Heading 3 Char"/>
-    <w:basedOn w:val="DefaultParagraphFont"/>
-    <w:link w:val="Heading3"/>
+  <w:style w:type="character" w:customStyle="1" w:styleId="Titre3Car">
+    <w:name w:val="Titre 3 Car"/>
+    <w:basedOn w:val="Policepardfaut"/>
+    <w:link w:val="Titre3"/>
     <w:uiPriority w:val="9"/>
     <w:rsid w:val="007B0021"/>
     <w:rPr>
@@ -31795,10 +32095,10 @@
       <w:szCs w:val="28"/>
     </w:rPr>
   </w:style>
-  <w:style w:type="character" w:customStyle="1" w:styleId="Heading4Char">
-    <w:name w:val="Heading 4 Char"/>
-    <w:basedOn w:val="DefaultParagraphFont"/>
-    <w:link w:val="Heading4"/>
+  <w:style w:type="character" w:customStyle="1" w:styleId="Titre4Car">
+    <w:name w:val="Titre 4 Car"/>
+    <w:basedOn w:val="Policepardfaut"/>
+    <w:link w:val="Titre4"/>
     <w:uiPriority w:val="9"/>
     <w:rsid w:val="007B0021"/>
     <w:rPr>
@@ -31808,10 +32108,10 @@
       <w:color w:val="2F5496" w:themeColor="accent1" w:themeShade="BF"/>
     </w:rPr>
   </w:style>
-  <w:style w:type="character" w:customStyle="1" w:styleId="Heading5Char">
-    <w:name w:val="Heading 5 Char"/>
-    <w:basedOn w:val="DefaultParagraphFont"/>
-    <w:link w:val="Heading5"/>
+  <w:style w:type="character" w:customStyle="1" w:styleId="Titre5Car">
+    <w:name w:val="Titre 5 Car"/>
+    <w:basedOn w:val="Policepardfaut"/>
+    <w:link w:val="Titre5"/>
     <w:uiPriority w:val="9"/>
     <w:semiHidden/>
     <w:rsid w:val="007B0021"/>
@@ -31820,10 +32120,10 @@
       <w:color w:val="2F5496" w:themeColor="accent1" w:themeShade="BF"/>
     </w:rPr>
   </w:style>
-  <w:style w:type="character" w:customStyle="1" w:styleId="Heading6Char">
-    <w:name w:val="Heading 6 Char"/>
-    <w:basedOn w:val="DefaultParagraphFont"/>
-    <w:link w:val="Heading6"/>
+  <w:style w:type="character" w:customStyle="1" w:styleId="Titre6Car">
+    <w:name w:val="Titre 6 Car"/>
+    <w:basedOn w:val="Policepardfaut"/>
+    <w:link w:val="Titre6"/>
     <w:uiPriority w:val="9"/>
     <w:semiHidden/>
     <w:rsid w:val="007B0021"/>
@@ -31834,10 +32134,10 @@
       <w:color w:val="595959" w:themeColor="text1" w:themeTint="A6"/>
     </w:rPr>
   </w:style>
-  <w:style w:type="character" w:customStyle="1" w:styleId="Heading7Char">
-    <w:name w:val="Heading 7 Char"/>
-    <w:basedOn w:val="DefaultParagraphFont"/>
-    <w:link w:val="Heading7"/>
+  <w:style w:type="character" w:customStyle="1" w:styleId="Titre7Car">
+    <w:name w:val="Titre 7 Car"/>
+    <w:basedOn w:val="Policepardfaut"/>
+    <w:link w:val="Titre7"/>
     <w:uiPriority w:val="9"/>
     <w:semiHidden/>
     <w:rsid w:val="007B0021"/>
@@ -31846,10 +32146,10 @@
       <w:color w:val="595959" w:themeColor="text1" w:themeTint="A6"/>
     </w:rPr>
   </w:style>
-  <w:style w:type="character" w:customStyle="1" w:styleId="Heading8Char">
-    <w:name w:val="Heading 8 Char"/>
-    <w:basedOn w:val="DefaultParagraphFont"/>
-    <w:link w:val="Heading8"/>
+  <w:style w:type="character" w:customStyle="1" w:styleId="Titre8Car">
+    <w:name w:val="Titre 8 Car"/>
+    <w:basedOn w:val="Policepardfaut"/>
+    <w:link w:val="Titre8"/>
     <w:uiPriority w:val="9"/>
     <w:semiHidden/>
     <w:rsid w:val="007B0021"/>
@@ -31860,10 +32160,10 @@
       <w:color w:val="272727" w:themeColor="text1" w:themeTint="D8"/>
     </w:rPr>
   </w:style>
-  <w:style w:type="character" w:customStyle="1" w:styleId="Heading9Char">
-    <w:name w:val="Heading 9 Char"/>
-    <w:basedOn w:val="DefaultParagraphFont"/>
-    <w:link w:val="Heading9"/>
+  <w:style w:type="character" w:customStyle="1" w:styleId="Titre9Car">
+    <w:name w:val="Titre 9 Car"/>
+    <w:basedOn w:val="Policepardfaut"/>
+    <w:link w:val="Titre9"/>
     <w:uiPriority w:val="9"/>
     <w:semiHidden/>
     <w:rsid w:val="007B0021"/>
@@ -31872,11 +32172,11 @@
       <w:color w:val="272727" w:themeColor="text1" w:themeTint="D8"/>
     </w:rPr>
   </w:style>
-  <w:style w:type="paragraph" w:styleId="Title">
+  <w:style w:type="paragraph" w:styleId="Titre">
     <w:name w:val="Title"/>
     <w:basedOn w:val="Normal"/>
     <w:next w:val="Normal"/>
-    <w:link w:val="TitleChar"/>
+    <w:link w:val="TitreCar"/>
     <w:uiPriority w:val="10"/>
     <w:qFormat/>
     <w:rsid w:val="007B0021"/>
@@ -31892,10 +32192,10 @@
       <w:szCs w:val="56"/>
     </w:rPr>
   </w:style>
-  <w:style w:type="character" w:customStyle="1" w:styleId="TitleChar">
-    <w:name w:val="Title Char"/>
-    <w:basedOn w:val="DefaultParagraphFont"/>
-    <w:link w:val="Title"/>
+  <w:style w:type="character" w:customStyle="1" w:styleId="TitreCar">
+    <w:name w:val="Titre Car"/>
+    <w:basedOn w:val="Policepardfaut"/>
+    <w:link w:val="Titre"/>
     <w:uiPriority w:val="10"/>
     <w:rsid w:val="007B0021"/>
     <w:rPr>
@@ -31906,11 +32206,11 @@
       <w:szCs w:val="56"/>
     </w:rPr>
   </w:style>
-  <w:style w:type="paragraph" w:styleId="Subtitle">
+  <w:style w:type="paragraph" w:styleId="Sous-titre">
     <w:name w:val="Subtitle"/>
     <w:basedOn w:val="Normal"/>
     <w:next w:val="Normal"/>
-    <w:link w:val="SubtitleChar"/>
+    <w:link w:val="Sous-titreCar"/>
     <w:uiPriority w:val="11"/>
     <w:qFormat/>
     <w:rsid w:val="007B0021"/>
@@ -31927,10 +32227,10 @@
       <w:szCs w:val="28"/>
     </w:rPr>
   </w:style>
-  <w:style w:type="character" w:customStyle="1" w:styleId="SubtitleChar">
-    <w:name w:val="Subtitle Char"/>
-    <w:basedOn w:val="DefaultParagraphFont"/>
-    <w:link w:val="Subtitle"/>
+  <w:style w:type="character" w:customStyle="1" w:styleId="Sous-titreCar">
+    <w:name w:val="Sous-titre Car"/>
+    <w:basedOn w:val="Policepardfaut"/>
+    <w:link w:val="Sous-titre"/>
     <w:uiPriority w:val="11"/>
     <w:rsid w:val="007B0021"/>
     <w:rPr>
@@ -31941,11 +32241,11 @@
       <w:szCs w:val="28"/>
     </w:rPr>
   </w:style>
-  <w:style w:type="paragraph" w:styleId="Quote">
+  <w:style w:type="paragraph" w:styleId="Citation">
     <w:name w:val="Quote"/>
     <w:basedOn w:val="Normal"/>
     <w:next w:val="Normal"/>
-    <w:link w:val="QuoteChar"/>
+    <w:link w:val="CitationCar"/>
     <w:uiPriority w:val="29"/>
     <w:qFormat/>
     <w:rsid w:val="007B0021"/>
@@ -31959,10 +32259,10 @@
       <w:color w:val="404040" w:themeColor="text1" w:themeTint="BF"/>
     </w:rPr>
   </w:style>
-  <w:style w:type="character" w:customStyle="1" w:styleId="QuoteChar">
-    <w:name w:val="Quote Char"/>
-    <w:basedOn w:val="DefaultParagraphFont"/>
-    <w:link w:val="Quote"/>
+  <w:style w:type="character" w:customStyle="1" w:styleId="CitationCar">
+    <w:name w:val="Citation Car"/>
+    <w:basedOn w:val="Policepardfaut"/>
+    <w:link w:val="Citation"/>
     <w:uiPriority w:val="29"/>
     <w:rsid w:val="007B0021"/>
     <w:rPr>
@@ -31971,7 +32271,7 @@
       <w:color w:val="404040" w:themeColor="text1" w:themeTint="BF"/>
     </w:rPr>
   </w:style>
-  <w:style w:type="paragraph" w:styleId="ListParagraph">
+  <w:style w:type="paragraph" w:styleId="Paragraphedeliste">
     <w:name w:val="List Paragraph"/>
     <w:basedOn w:val="Normal"/>
     <w:uiPriority w:val="34"/>
@@ -31982,9 +32282,9 @@
       <w:contextualSpacing/>
     </w:pPr>
   </w:style>
-  <w:style w:type="character" w:styleId="IntenseEmphasis">
+  <w:style w:type="character" w:styleId="Accentuationintense">
     <w:name w:val="Intense Emphasis"/>
-    <w:basedOn w:val="DefaultParagraphFont"/>
+    <w:basedOn w:val="Policepardfaut"/>
     <w:uiPriority w:val="21"/>
     <w:qFormat/>
     <w:rsid w:val="007B0021"/>
@@ -31994,11 +32294,11 @@
       <w:color w:val="2F5496" w:themeColor="accent1" w:themeShade="BF"/>
     </w:rPr>
   </w:style>
-  <w:style w:type="paragraph" w:styleId="IntenseQuote">
+  <w:style w:type="paragraph" w:styleId="Citationintense">
     <w:name w:val="Intense Quote"/>
     <w:basedOn w:val="Normal"/>
     <w:next w:val="Normal"/>
-    <w:link w:val="IntenseQuoteChar"/>
+    <w:link w:val="CitationintenseCar"/>
     <w:uiPriority w:val="30"/>
     <w:qFormat/>
     <w:rsid w:val="007B0021"/>
@@ -32017,10 +32317,10 @@
       <w:color w:val="2F5496" w:themeColor="accent1" w:themeShade="BF"/>
     </w:rPr>
   </w:style>
-  <w:style w:type="character" w:customStyle="1" w:styleId="IntenseQuoteChar">
-    <w:name w:val="Intense Quote Char"/>
-    <w:basedOn w:val="DefaultParagraphFont"/>
-    <w:link w:val="IntenseQuote"/>
+  <w:style w:type="character" w:customStyle="1" w:styleId="CitationintenseCar">
+    <w:name w:val="Citation intense Car"/>
+    <w:basedOn w:val="Policepardfaut"/>
+    <w:link w:val="Citationintense"/>
     <w:uiPriority w:val="30"/>
     <w:rsid w:val="007B0021"/>
     <w:rPr>
@@ -32029,9 +32329,9 @@
       <w:color w:val="2F5496" w:themeColor="accent1" w:themeShade="BF"/>
     </w:rPr>
   </w:style>
-  <w:style w:type="character" w:styleId="IntenseReference">
+  <w:style w:type="character" w:styleId="Rfrenceintense">
     <w:name w:val="Intense Reference"/>
-    <w:basedOn w:val="DefaultParagraphFont"/>
+    <w:basedOn w:val="Policepardfaut"/>
     <w:uiPriority w:val="32"/>
     <w:qFormat/>
     <w:rsid w:val="007B0021"/>
@@ -32043,10 +32343,10 @@
       <w:spacing w:val="5"/>
     </w:rPr>
   </w:style>
-  <w:style w:type="paragraph" w:styleId="Header">
+  <w:style w:type="paragraph" w:styleId="En-tte">
     <w:name w:val="header"/>
     <w:basedOn w:val="Normal"/>
-    <w:link w:val="HeaderChar"/>
+    <w:link w:val="En-tteCar"/>
     <w:uiPriority w:val="99"/>
     <w:unhideWhenUsed/>
     <w:rsid w:val="007B0021"/>
@@ -32058,17 +32358,17 @@
       <w:spacing w:after="0" w:line="240" w:lineRule="auto"/>
     </w:pPr>
   </w:style>
-  <w:style w:type="character" w:customStyle="1" w:styleId="HeaderChar">
-    <w:name w:val="Header Char"/>
-    <w:basedOn w:val="DefaultParagraphFont"/>
-    <w:link w:val="Header"/>
+  <w:style w:type="character" w:customStyle="1" w:styleId="En-tteCar">
+    <w:name w:val="En-tête Car"/>
+    <w:basedOn w:val="Policepardfaut"/>
+    <w:link w:val="En-tte"/>
     <w:uiPriority w:val="99"/>
     <w:rsid w:val="007B0021"/>
   </w:style>
-  <w:style w:type="paragraph" w:styleId="Footer">
+  <w:style w:type="paragraph" w:styleId="Pieddepage">
     <w:name w:val="footer"/>
     <w:basedOn w:val="Normal"/>
-    <w:link w:val="FooterChar"/>
+    <w:link w:val="PieddepageCar"/>
     <w:uiPriority w:val="99"/>
     <w:unhideWhenUsed/>
     <w:rsid w:val="007B0021"/>
@@ -32080,10 +32380,10 @@
       <w:spacing w:after="0" w:line="240" w:lineRule="auto"/>
     </w:pPr>
   </w:style>
-  <w:style w:type="character" w:customStyle="1" w:styleId="FooterChar">
-    <w:name w:val="Footer Char"/>
-    <w:basedOn w:val="DefaultParagraphFont"/>
-    <w:link w:val="Footer"/>
+  <w:style w:type="character" w:customStyle="1" w:styleId="PieddepageCar">
+    <w:name w:val="Pied de page Car"/>
+    <w:basedOn w:val="Policepardfaut"/>
+    <w:link w:val="Pieddepage"/>
     <w:uiPriority w:val="99"/>
     <w:rsid w:val="007B0021"/>
   </w:style>
@@ -32106,9 +32406,9 @@
       <w14:ligatures w14:val="none"/>
     </w:rPr>
   </w:style>
-  <w:style w:type="character" w:styleId="Strong">
+  <w:style w:type="character" w:styleId="lev">
     <w:name w:val="Strong"/>
-    <w:basedOn w:val="DefaultParagraphFont"/>
+    <w:basedOn w:val="Policepardfaut"/>
     <w:uiPriority w:val="22"/>
     <w:qFormat/>
     <w:rsid w:val="00583444"/>
@@ -32117,7 +32417,7 @@
       <w:bCs/>
     </w:rPr>
   </w:style>
-  <w:style w:type="paragraph" w:styleId="Caption">
+  <w:style w:type="paragraph" w:styleId="Lgende">
     <w:name w:val="caption"/>
     <w:basedOn w:val="Normal"/>
     <w:next w:val="Normal"/>
@@ -32138,12 +32438,12 @@
   </w:style>
   <w:style w:type="character" w:customStyle="1" w:styleId="whitespace-normal">
     <w:name w:val="whitespace-normal"/>
-    <w:basedOn w:val="DefaultParagraphFont"/>
+    <w:basedOn w:val="Policepardfaut"/>
     <w:rsid w:val="009D5882"/>
   </w:style>
-  <w:style w:type="paragraph" w:styleId="TOCHeading">
+  <w:style w:type="paragraph" w:styleId="En-ttedetabledesmatires">
     <w:name w:val="TOC Heading"/>
-    <w:basedOn w:val="Heading1"/>
+    <w:basedOn w:val="Titre1"/>
     <w:next w:val="Normal"/>
     <w:uiPriority w:val="39"/>
     <w:unhideWhenUsed/>
@@ -32161,7 +32461,7 @@
       <w14:ligatures w14:val="none"/>
     </w:rPr>
   </w:style>
-  <w:style w:type="paragraph" w:styleId="TOC1">
+  <w:style w:type="paragraph" w:styleId="TM1">
     <w:name w:val="toc 1"/>
     <w:basedOn w:val="Normal"/>
     <w:next w:val="Normal"/>
@@ -32173,7 +32473,7 @@
       <w:spacing w:after="100"/>
     </w:pPr>
   </w:style>
-  <w:style w:type="paragraph" w:styleId="TOC2">
+  <w:style w:type="paragraph" w:styleId="TM2">
     <w:name w:val="toc 2"/>
     <w:basedOn w:val="Normal"/>
     <w:next w:val="Normal"/>
@@ -32186,7 +32486,7 @@
       <w:ind w:left="220"/>
     </w:pPr>
   </w:style>
-  <w:style w:type="paragraph" w:styleId="TOC3">
+  <w:style w:type="paragraph" w:styleId="TM3">
     <w:name w:val="toc 3"/>
     <w:basedOn w:val="Normal"/>
     <w:next w:val="Normal"/>
@@ -32199,9 +32499,9 @@
       <w:ind w:left="440"/>
     </w:pPr>
   </w:style>
-  <w:style w:type="character" w:styleId="Hyperlink">
+  <w:style w:type="character" w:styleId="Lienhypertexte">
     <w:name w:val="Hyperlink"/>
-    <w:basedOn w:val="DefaultParagraphFont"/>
+    <w:basedOn w:val="Policepardfaut"/>
     <w:uiPriority w:val="99"/>
     <w:unhideWhenUsed/>
     <w:rsid w:val="00365902"/>
@@ -32210,9 +32510,9 @@
       <w:u w:val="single"/>
     </w:rPr>
   </w:style>
-  <w:style w:type="character" w:styleId="UnresolvedMention">
+  <w:style w:type="character" w:styleId="Mentionnonrsolue">
     <w:name w:val="Unresolved Mention"/>
-    <w:basedOn w:val="DefaultParagraphFont"/>
+    <w:basedOn w:val="Policepardfaut"/>
     <w:uiPriority w:val="99"/>
     <w:semiHidden/>
     <w:unhideWhenUsed/>
@@ -32222,9 +32522,9 @@
       <w:shd w:val="clear" w:color="auto" w:fill="E1DFDD"/>
     </w:rPr>
   </w:style>
-  <w:style w:type="table" w:styleId="TableGrid">
+  <w:style w:type="table" w:styleId="Grilledutableau">
     <w:name w:val="Table Grid"/>
-    <w:basedOn w:val="TableNormal"/>
+    <w:basedOn w:val="TableauNormal"/>
     <w:uiPriority w:val="39"/>
     <w:rsid w:val="00453E61"/>
     <w:pPr>
@@ -32241,7 +32541,7 @@
       </w:tblBorders>
     </w:tblPr>
   </w:style>
-  <w:style w:type="paragraph" w:styleId="TableofFigures">
+  <w:style w:type="paragraph" w:styleId="Tabledesillustrations">
     <w:name w:val="table of figures"/>
     <w:basedOn w:val="Normal"/>
     <w:next w:val="Normal"/>
@@ -32326,14 +32626,14 @@
     <w:charset w:val="00"/>
     <w:family w:val="swiss"/>
     <w:pitch w:val="variable"/>
-    <w:sig w:usb0="E4002EFF" w:usb1="C000247B" w:usb2="00000009" w:usb3="00000000" w:csb0="000001FF" w:csb1="00000000"/>
+    <w:sig w:usb0="E4002EFF" w:usb1="C200247B" w:usb2="00000009" w:usb3="00000000" w:csb0="000001FF" w:csb1="00000000"/>
   </w:font>
   <w:font w:name="Calibri">
     <w:panose1 w:val="020F0502020204030204"/>
     <w:charset w:val="00"/>
     <w:family w:val="swiss"/>
     <w:pitch w:val="variable"/>
-    <w:sig w:usb0="E4002EFF" w:usb1="C000247B" w:usb2="00000009" w:usb3="00000000" w:csb0="000001FF" w:csb1="00000000"/>
+    <w:sig w:usb0="E4002EFF" w:usb1="C200247B" w:usb2="00000009" w:usb3="00000000" w:csb0="000001FF" w:csb1="00000000"/>
   </w:font>
   <w:font w:name="Arial">
     <w:panose1 w:val="020B0604020202020204"/>
@@ -32341,6 +32641,18 @@
     <w:family w:val="swiss"/>
     <w:pitch w:val="variable"/>
     <w:sig w:usb0="E0002EFF" w:usb1="C000785B" w:usb2="00000009" w:usb3="00000000" w:csb0="000001FF" w:csb1="00000000"/>
+  </w:font>
+  <w:font w:name="Aptos">
+    <w:charset w:val="00"/>
+    <w:family w:val="swiss"/>
+    <w:pitch w:val="variable"/>
+    <w:sig w:usb0="20000287" w:usb1="00000003" w:usb2="00000000" w:usb3="00000000" w:csb0="0000019F" w:csb1="00000000"/>
+  </w:font>
+  <w:font w:name="Aptos Display">
+    <w:charset w:val="00"/>
+    <w:family w:val="swiss"/>
+    <w:pitch w:val="variable"/>
+    <w:sig w:usb0="20000287" w:usb1="00000003" w:usb2="00000000" w:usb3="00000000" w:csb0="0000019F" w:csb1="00000000"/>
   </w:font>
 </w:fonts>
 </file>
@@ -32364,6 +32676,7 @@
     <w:rsidRoot w:val="00B047C3"/>
     <w:rsid w:val="000076AA"/>
     <w:rsid w:val="001C2B2E"/>
+    <w:rsid w:val="00305437"/>
     <w:rsid w:val="0033089D"/>
     <w:rsid w:val="00436953"/>
     <w:rsid w:val="00465FED"/>
@@ -32372,6 +32685,7 @@
     <w:rsid w:val="00697957"/>
     <w:rsid w:val="007718D0"/>
     <w:rsid w:val="00813294"/>
+    <w:rsid w:val="0082311C"/>
     <w:rsid w:val="008255D7"/>
     <w:rsid w:val="00884DB5"/>
     <w:rsid w:val="008952FA"/>
@@ -32394,8 +32708,8 @@
   </m:mathPr>
   <w:themeFontLang w:val="fr-FR" w:bidi="ar-SA"/>
   <w:clrSchemeMapping w:bg1="light1" w:t1="dark1" w:bg2="light2" w:t2="dark2" w:accent1="accent1" w:accent2="accent2" w:accent3="accent3" w:accent4="accent4" w:accent5="accent5" w:accent6="accent6" w:hyperlink="hyperlink" w:followedHyperlink="followedHyperlink"/>
-  <w:decimalSymbol w:val=","/>
-  <w:listSeparator w:val=";"/>
+  <w:decimalSymbol w:val="."/>
+  <w:listSeparator w:val=","/>
   <w15:chartTrackingRefBased/>
 </w:settings>
 </file>
@@ -32801,13 +33115,13 @@
     <w:name w:val="Normal"/>
     <w:qFormat/>
   </w:style>
-  <w:style w:type="character" w:default="1" w:styleId="DefaultParagraphFont">
+  <w:style w:type="character" w:default="1" w:styleId="Policepardfaut">
     <w:name w:val="Default Paragraph Font"/>
     <w:uiPriority w:val="1"/>
     <w:semiHidden/>
     <w:unhideWhenUsed/>
   </w:style>
-  <w:style w:type="table" w:default="1" w:styleId="TableNormal">
+  <w:style w:type="table" w:default="1" w:styleId="TableauNormal">
     <w:name w:val="Normal Table"/>
     <w:uiPriority w:val="99"/>
     <w:semiHidden/>
@@ -32822,7 +33136,7 @@
       </w:tblCellMar>
     </w:tblPr>
   </w:style>
-  <w:style w:type="numbering" w:default="1" w:styleId="NoList">
+  <w:style w:type="numbering" w:default="1" w:styleId="Aucuneliste">
     <w:name w:val="No List"/>
     <w:uiPriority w:val="99"/>
     <w:semiHidden/>

--- a/rapport/pfe-rapport.docx
+++ b/rapport/pfe-rapport.docx
@@ -51,6 +51,17 @@
     </w:p>
     <w:p>
       <w:pPr>
+        <w:rPr>
+          <w:rFonts w:asciiTheme="majorBidi" w:hAnsiTheme="majorBidi" w:cstheme="majorBidi"/>
+          <w:b/>
+          <w:bCs/>
+          <w:sz w:val="32"/>
+          <w:szCs w:val="32"/>
+        </w:rPr>
+      </w:pPr>
+    </w:p>
+    <w:p>
+      <w:pPr>
         <w:jc w:val="center"/>
         <w:rPr>
           <w:rFonts w:asciiTheme="majorBidi" w:hAnsiTheme="majorBidi" w:cstheme="majorBidi"/>
@@ -182,16 +193,6 @@
         </w:rPr>
         <w:t xml:space="preserve"> (WDMD)</w:t>
       </w:r>
-    </w:p>
-    <w:p>
-      <w:pPr>
-        <w:jc w:val="center"/>
-        <w:rPr>
-          <w:rFonts w:asciiTheme="majorBidi" w:hAnsiTheme="majorBidi" w:cstheme="majorBidi"/>
-          <w:sz w:val="28"/>
-          <w:szCs w:val="28"/>
-        </w:rPr>
-      </w:pPr>
     </w:p>
     <w:p>
       <w:pPr>
@@ -679,7 +680,29 @@
           <w:szCs w:val="24"/>
           <w:lang w:val="en-US"/>
         </w:rPr>
-        <w:t>M.</w:t>
+        <w:t>M</w:t>
+      </w:r>
+      <w:r>
+        <w:rPr>
+          <w:rFonts w:asciiTheme="majorBidi" w:hAnsiTheme="majorBidi" w:cstheme="majorBidi"/>
+          <w:b/>
+          <w:bCs/>
+          <w:sz w:val="24"/>
+          <w:szCs w:val="24"/>
+          <w:lang w:val="en-US"/>
+        </w:rPr>
+        <w:t>me</w:t>
+      </w:r>
+      <w:r>
+        <w:rPr>
+          <w:rFonts w:asciiTheme="majorBidi" w:hAnsiTheme="majorBidi" w:cstheme="majorBidi"/>
+          <w:b/>
+          <w:bCs/>
+          <w:sz w:val="24"/>
+          <w:szCs w:val="24"/>
+          <w:lang w:val="en-US"/>
+        </w:rPr>
+        <w:t>.</w:t>
       </w:r>
       <w:r>
         <w:rPr>
@@ -701,7 +724,7 @@
           <w:szCs w:val="24"/>
           <w:lang w:val="en-US"/>
         </w:rPr>
-        <w:t>El Boukhari Mohammed</w:t>
+        <w:t>ZROURI</w:t>
       </w:r>
     </w:p>
     <w:p>
@@ -726,7 +749,112 @@
           <w:szCs w:val="24"/>
           <w:lang w:val="en-US"/>
         </w:rPr>
-        <w:t>M. Khriss Abdelaadim</w:t>
+        <w:t>M</w:t>
+      </w:r>
+      <w:r>
+        <w:rPr>
+          <w:rFonts w:asciiTheme="majorBidi" w:hAnsiTheme="majorBidi" w:cstheme="majorBidi"/>
+          <w:b/>
+          <w:bCs/>
+          <w:sz w:val="24"/>
+          <w:szCs w:val="24"/>
+          <w:lang w:val="en-US"/>
+        </w:rPr>
+        <w:t>me</w:t>
+      </w:r>
+      <w:r>
+        <w:rPr>
+          <w:rFonts w:asciiTheme="majorBidi" w:hAnsiTheme="majorBidi" w:cstheme="majorBidi"/>
+          <w:b/>
+          <w:bCs/>
+          <w:sz w:val="24"/>
+          <w:szCs w:val="24"/>
+          <w:lang w:val="en-US"/>
+        </w:rPr>
+        <w:t xml:space="preserve">. </w:t>
+      </w:r>
+      <w:r>
+        <w:rPr>
+          <w:rFonts w:asciiTheme="majorBidi" w:hAnsiTheme="majorBidi" w:cstheme="majorBidi"/>
+          <w:b/>
+          <w:bCs/>
+          <w:sz w:val="24"/>
+          <w:szCs w:val="24"/>
+          <w:lang w:val="en-US"/>
+        </w:rPr>
+        <w:t>BENZEKRI</w:t>
+      </w:r>
+    </w:p>
+    <w:p>
+      <w:pPr>
+        <w:spacing w:after="0" w:line="360" w:lineRule="auto"/>
+        <w:ind w:left="3540" w:firstLine="708"/>
+        <w:rPr>
+          <w:rFonts w:asciiTheme="majorBidi" w:hAnsiTheme="majorBidi" w:cstheme="majorBidi"/>
+          <w:b/>
+          <w:bCs/>
+          <w:sz w:val="24"/>
+          <w:szCs w:val="24"/>
+          <w:lang w:val="en-US"/>
+        </w:rPr>
+      </w:pPr>
+      <w:r>
+        <w:rPr>
+          <w:rFonts w:asciiTheme="majorBidi" w:hAnsiTheme="majorBidi" w:cstheme="majorBidi"/>
+          <w:b/>
+          <w:bCs/>
+          <w:sz w:val="24"/>
+          <w:szCs w:val="24"/>
+          <w:lang w:val="en-US"/>
+        </w:rPr>
+        <w:t xml:space="preserve">M. </w:t>
+      </w:r>
+      <w:r>
+        <w:rPr>
+          <w:rFonts w:asciiTheme="majorBidi" w:hAnsiTheme="majorBidi" w:cstheme="majorBidi"/>
+          <w:b/>
+          <w:bCs/>
+          <w:sz w:val="24"/>
+          <w:szCs w:val="24"/>
+          <w:lang w:val="en-US"/>
+        </w:rPr>
+        <w:t>KHRISS</w:t>
+      </w:r>
+    </w:p>
+    <w:p>
+      <w:pPr>
+        <w:spacing w:after="0" w:line="360" w:lineRule="auto"/>
+        <w:ind w:left="3540" w:firstLine="708"/>
+        <w:rPr>
+          <w:rFonts w:asciiTheme="majorBidi" w:hAnsiTheme="majorBidi" w:cstheme="majorBidi"/>
+          <w:b/>
+          <w:bCs/>
+          <w:sz w:val="24"/>
+          <w:szCs w:val="24"/>
+          <w:lang w:val="en-US"/>
+        </w:rPr>
+      </w:pPr>
+      <w:r>
+        <w:rPr>
+          <w:rFonts w:asciiTheme="majorBidi" w:hAnsiTheme="majorBidi" w:cstheme="majorBidi"/>
+          <w:b/>
+          <w:bCs/>
+          <w:sz w:val="24"/>
+          <w:szCs w:val="24"/>
+          <w:lang w:val="en-US"/>
+        </w:rPr>
+        <w:t xml:space="preserve">M. </w:t>
+      </w:r>
+      <w:r>
+        <w:rPr>
+          <w:rFonts w:asciiTheme="majorBidi" w:hAnsiTheme="majorBidi" w:cstheme="majorBidi"/>
+          <w:b/>
+          <w:bCs/>
+          <w:sz w:val="24"/>
+          <w:szCs w:val="24"/>
+          <w:lang w:val="en-US"/>
+        </w:rPr>
+        <w:t>OULAHYANE</w:t>
       </w:r>
     </w:p>
     <w:p>
@@ -737,20 +865,6 @@
           <w:rFonts w:asciiTheme="majorBidi" w:hAnsiTheme="majorBidi" w:cstheme="majorBidi"/>
           <w:b/>
           <w:bCs/>
-          <w:sz w:val="24"/>
-          <w:szCs w:val="24"/>
-          <w:lang w:val="en-US"/>
-        </w:rPr>
-      </w:pPr>
-    </w:p>
-    <w:p>
-      <w:pPr>
-        <w:spacing w:after="0" w:line="276" w:lineRule="auto"/>
-        <w:ind w:left="708" w:firstLine="708"/>
-        <w:rPr>
-          <w:rFonts w:asciiTheme="majorBidi" w:hAnsiTheme="majorBidi" w:cstheme="majorBidi"/>
-          <w:b/>
-          <w:bCs/>
         </w:rPr>
       </w:pPr>
       <w:r>
@@ -853,7 +967,7 @@
     </w:p>
     <w:p>
       <w:pPr>
-        <w:pStyle w:val="En-ttedetabledesmatires"/>
+        <w:pStyle w:val="TOCHeading"/>
         <w:rPr>
           <w:rFonts w:asciiTheme="majorBidi" w:eastAsiaTheme="minorHAnsi" w:hAnsiTheme="majorBidi" w:cstheme="minorBidi"/>
           <w:color w:val="auto"/>
@@ -892,10 +1006,25 @@
       <w:sdtContent>
         <w:p>
           <w:pPr>
-            <w:pStyle w:val="En-ttedetabledesmatires"/>
+            <w:pStyle w:val="TOCHeading"/>
             <w:jc w:val="center"/>
             <w:rPr>
-              <w:rStyle w:val="Titre1Car"/>
+              <w:rFonts w:asciiTheme="majorBidi" w:eastAsiaTheme="minorHAnsi" w:hAnsiTheme="majorBidi" w:cstheme="minorBidi"/>
+              <w:color w:val="auto"/>
+              <w:kern w:val="2"/>
+              <w:sz w:val="22"/>
+              <w:szCs w:val="22"/>
+              <w:lang w:val="fr-FR"/>
+              <w14:ligatures w14:val="standardContextual"/>
+            </w:rPr>
+          </w:pPr>
+        </w:p>
+        <w:p>
+          <w:pPr>
+            <w:pStyle w:val="TOCHeading"/>
+            <w:jc w:val="center"/>
+            <w:rPr>
+              <w:rStyle w:val="Heading1Char"/>
               <w:rFonts w:ascii="Times New Roman" w:hAnsi="Times New Roman" w:cs="Times New Roman"/>
               <w:b/>
               <w:bCs/>
@@ -904,9 +1033,11 @@
               <w:u w:val="single"/>
             </w:rPr>
           </w:pPr>
+          <w:bookmarkStart w:id="0" w:name="_Toc226240743"/>
+          <w:proofErr w:type="spellStart"/>
           <w:r>
             <w:rPr>
-              <w:rStyle w:val="Titre1Car"/>
+              <w:rStyle w:val="Heading1Char"/>
               <w:rFonts w:ascii="Times New Roman" w:hAnsi="Times New Roman" w:cs="Times New Roman"/>
               <w:b/>
               <w:bCs/>
@@ -916,10 +1047,12 @@
             </w:rPr>
             <w:t>Sommaire</w:t>
           </w:r>
+          <w:bookmarkEnd w:id="0"/>
+          <w:proofErr w:type="spellEnd"/>
         </w:p>
         <w:p>
           <w:pPr>
-            <w:pStyle w:val="TM1"/>
+            <w:pStyle w:val="TOC1"/>
             <w:tabs>
               <w:tab w:val="right" w:leader="dot" w:pos="9062"/>
             </w:tabs>
@@ -928,7 +1061,7 @@
               <w:noProof/>
               <w:sz w:val="24"/>
               <w:szCs w:val="24"/>
-              <w:lang w:val="en-US"/>
+              <w:lang w:eastAsia="fr-FR"/>
             </w:rPr>
           </w:pPr>
           <w:r>
@@ -949,16 +1082,19 @@
             </w:rPr>
             <w:fldChar w:fldCharType="separate"/>
           </w:r>
-          <w:hyperlink w:anchor="_Toc226236303" w:history="1">
-            <w:r>
-              <w:rPr>
-                <w:rStyle w:val="Lienhypertexte"/>
+          <w:hyperlink w:anchor="_Toc226240743" w:history="1">
+            <w:r>
+              <w:rPr>
+                <w:rStyle w:val="Hyperlink"/>
                 <w:rFonts w:ascii="Times New Roman" w:hAnsi="Times New Roman" w:cs="Times New Roman"/>
                 <w:b/>
                 <w:bCs/>
                 <w:noProof/>
-              </w:rPr>
-              <w:t>Liste des figures</w:t>
+                <w:kern w:val="0"/>
+                <w:lang w:val="en-US"/>
+                <w14:ligatures w14:val="none"/>
+              </w:rPr>
+              <w:t>Sommaire</w:t>
             </w:r>
             <w:r>
               <w:rPr>
@@ -979,7 +1115,7 @@
                 <w:noProof/>
                 <w:webHidden/>
               </w:rPr>
-              <w:instrText xml:space="preserve"> PAGEREF _Toc226236303 \h </w:instrText>
+              <w:instrText xml:space="preserve"> PAGEREF _Toc226240743 \h </w:instrText>
             </w:r>
             <w:r>
               <w:rPr>
@@ -999,7 +1135,7 @@
                 <w:noProof/>
                 <w:webHidden/>
               </w:rPr>
-              <w:t>3</w:t>
+              <w:t>2</w:t>
             </w:r>
             <w:r>
               <w:rPr>
@@ -1012,7 +1148,7 @@
         </w:p>
         <w:p>
           <w:pPr>
-            <w:pStyle w:val="TM1"/>
+            <w:pStyle w:val="TOC1"/>
             <w:tabs>
               <w:tab w:val="right" w:leader="dot" w:pos="9062"/>
             </w:tabs>
@@ -1021,19 +1157,19 @@
               <w:noProof/>
               <w:sz w:val="24"/>
               <w:szCs w:val="24"/>
-              <w:lang w:val="en-US"/>
+              <w:lang w:eastAsia="fr-FR"/>
             </w:rPr>
           </w:pPr>
-          <w:hyperlink w:anchor="_Toc226236304" w:history="1">
-            <w:r>
-              <w:rPr>
-                <w:rStyle w:val="Lienhypertexte"/>
+          <w:hyperlink w:anchor="_Toc226240744" w:history="1">
+            <w:r>
+              <w:rPr>
+                <w:rStyle w:val="Hyperlink"/>
                 <w:rFonts w:ascii="Times New Roman" w:hAnsi="Times New Roman" w:cs="Times New Roman"/>
                 <w:b/>
                 <w:bCs/>
                 <w:noProof/>
               </w:rPr>
-              <w:t>Principales notations</w:t>
+              <w:t>Liste des figures</w:t>
             </w:r>
             <w:r>
               <w:rPr>
@@ -1054,7 +1190,7 @@
                 <w:noProof/>
                 <w:webHidden/>
               </w:rPr>
-              <w:instrText xml:space="preserve"> PAGEREF _Toc226236304 \h </w:instrText>
+              <w:instrText xml:space="preserve"> PAGEREF _Toc226240744 \h </w:instrText>
             </w:r>
             <w:r>
               <w:rPr>
@@ -1087,7 +1223,7 @@
         </w:p>
         <w:p>
           <w:pPr>
-            <w:pStyle w:val="TM1"/>
+            <w:pStyle w:val="TOC1"/>
             <w:tabs>
               <w:tab w:val="right" w:leader="dot" w:pos="9062"/>
             </w:tabs>
@@ -1096,19 +1232,19 @@
               <w:noProof/>
               <w:sz w:val="24"/>
               <w:szCs w:val="24"/>
-              <w:lang w:val="en-US"/>
+              <w:lang w:eastAsia="fr-FR"/>
             </w:rPr>
           </w:pPr>
-          <w:hyperlink w:anchor="_Toc226236305" w:history="1">
-            <w:r>
-              <w:rPr>
-                <w:rStyle w:val="Lienhypertexte"/>
-                <w:rFonts w:asciiTheme="majorBidi" w:hAnsiTheme="majorBidi"/>
+          <w:hyperlink w:anchor="_Toc226240745" w:history="1">
+            <w:r>
+              <w:rPr>
+                <w:rStyle w:val="Hyperlink"/>
+                <w:rFonts w:ascii="Times New Roman" w:hAnsi="Times New Roman" w:cs="Times New Roman"/>
                 <w:b/>
                 <w:bCs/>
                 <w:noProof/>
               </w:rPr>
-              <w:t>Remerciement</w:t>
+              <w:t>Principales notations</w:t>
             </w:r>
             <w:r>
               <w:rPr>
@@ -1129,7 +1265,7 @@
                 <w:noProof/>
                 <w:webHidden/>
               </w:rPr>
-              <w:instrText xml:space="preserve"> PAGEREF _Toc226236305 \h </w:instrText>
+              <w:instrText xml:space="preserve"> PAGEREF _Toc226240745 \h </w:instrText>
             </w:r>
             <w:r>
               <w:rPr>
@@ -1162,7 +1298,7 @@
         </w:p>
         <w:p>
           <w:pPr>
-            <w:pStyle w:val="TM1"/>
+            <w:pStyle w:val="TOC1"/>
             <w:tabs>
               <w:tab w:val="right" w:leader="dot" w:pos="9062"/>
             </w:tabs>
@@ -1171,19 +1307,19 @@
               <w:noProof/>
               <w:sz w:val="24"/>
               <w:szCs w:val="24"/>
-              <w:lang w:val="en-US"/>
+              <w:lang w:eastAsia="fr-FR"/>
             </w:rPr>
           </w:pPr>
-          <w:hyperlink w:anchor="_Toc226236306" w:history="1">
-            <w:r>
-              <w:rPr>
-                <w:rStyle w:val="Lienhypertexte"/>
+          <w:hyperlink w:anchor="_Toc226240746" w:history="1">
+            <w:r>
+              <w:rPr>
+                <w:rStyle w:val="Hyperlink"/>
                 <w:rFonts w:asciiTheme="majorBidi" w:hAnsiTheme="majorBidi"/>
                 <w:b/>
                 <w:bCs/>
                 <w:noProof/>
               </w:rPr>
-              <w:t>Introduction</w:t>
+              <w:t>Remerciement</w:t>
             </w:r>
             <w:r>
               <w:rPr>
@@ -1204,7 +1340,7 @@
                 <w:noProof/>
                 <w:webHidden/>
               </w:rPr>
-              <w:instrText xml:space="preserve"> PAGEREF _Toc226236306 \h </w:instrText>
+              <w:instrText xml:space="preserve"> PAGEREF _Toc226240746 \h </w:instrText>
             </w:r>
             <w:r>
               <w:rPr>
@@ -1237,7 +1373,7 @@
         </w:p>
         <w:p>
           <w:pPr>
-            <w:pStyle w:val="TM1"/>
+            <w:pStyle w:val="TOC1"/>
             <w:tabs>
               <w:tab w:val="right" w:leader="dot" w:pos="9062"/>
             </w:tabs>
@@ -1246,19 +1382,19 @@
               <w:noProof/>
               <w:sz w:val="24"/>
               <w:szCs w:val="24"/>
-              <w:lang w:val="en-US"/>
+              <w:lang w:eastAsia="fr-FR"/>
             </w:rPr>
           </w:pPr>
-          <w:hyperlink w:anchor="_Toc226236307" w:history="1">
-            <w:r>
-              <w:rPr>
-                <w:rStyle w:val="Lienhypertexte"/>
+          <w:hyperlink w:anchor="_Toc226240747" w:history="1">
+            <w:r>
+              <w:rPr>
+                <w:rStyle w:val="Hyperlink"/>
                 <w:rFonts w:asciiTheme="majorBidi" w:hAnsiTheme="majorBidi"/>
                 <w:b/>
                 <w:bCs/>
                 <w:noProof/>
               </w:rPr>
-              <w:t>Chapitre 1 : Organisme d’accueil</w:t>
+              <w:t>Introduction</w:t>
             </w:r>
             <w:r>
               <w:rPr>
@@ -1279,7 +1415,7 @@
                 <w:noProof/>
                 <w:webHidden/>
               </w:rPr>
-              <w:instrText xml:space="preserve"> PAGEREF _Toc226236307 \h </w:instrText>
+              <w:instrText xml:space="preserve"> PAGEREF _Toc226240747 \h </w:instrText>
             </w:r>
             <w:r>
               <w:rPr>
@@ -1299,7 +1435,7 @@
                 <w:noProof/>
                 <w:webHidden/>
               </w:rPr>
-              <w:t>9</w:t>
+              <w:t>7</w:t>
             </w:r>
             <w:r>
               <w:rPr>
@@ -1312,7 +1448,82 @@
         </w:p>
         <w:p>
           <w:pPr>
-            <w:pStyle w:val="TM2"/>
+            <w:pStyle w:val="TOC1"/>
+            <w:tabs>
+              <w:tab w:val="right" w:leader="dot" w:pos="9062"/>
+            </w:tabs>
+            <w:rPr>
+              <w:rFonts w:eastAsiaTheme="minorEastAsia"/>
+              <w:noProof/>
+              <w:sz w:val="24"/>
+              <w:szCs w:val="24"/>
+              <w:lang w:eastAsia="fr-FR"/>
+            </w:rPr>
+          </w:pPr>
+          <w:hyperlink w:anchor="_Toc226240748" w:history="1">
+            <w:r>
+              <w:rPr>
+                <w:rStyle w:val="Hyperlink"/>
+                <w:rFonts w:asciiTheme="majorBidi" w:hAnsiTheme="majorBidi"/>
+                <w:b/>
+                <w:bCs/>
+                <w:noProof/>
+              </w:rPr>
+              <w:t>Chapitre 1 : Organisme d’accueil</w:t>
+            </w:r>
+            <w:r>
+              <w:rPr>
+                <w:noProof/>
+                <w:webHidden/>
+              </w:rPr>
+              <w:tab/>
+            </w:r>
+            <w:r>
+              <w:rPr>
+                <w:noProof/>
+                <w:webHidden/>
+              </w:rPr>
+              <w:fldChar w:fldCharType="begin"/>
+            </w:r>
+            <w:r>
+              <w:rPr>
+                <w:noProof/>
+                <w:webHidden/>
+              </w:rPr>
+              <w:instrText xml:space="preserve"> PAGEREF _Toc226240748 \h </w:instrText>
+            </w:r>
+            <w:r>
+              <w:rPr>
+                <w:noProof/>
+                <w:webHidden/>
+              </w:rPr>
+            </w:r>
+            <w:r>
+              <w:rPr>
+                <w:noProof/>
+                <w:webHidden/>
+              </w:rPr>
+              <w:fldChar w:fldCharType="separate"/>
+            </w:r>
+            <w:r>
+              <w:rPr>
+                <w:noProof/>
+                <w:webHidden/>
+              </w:rPr>
+              <w:t>10</w:t>
+            </w:r>
+            <w:r>
+              <w:rPr>
+                <w:noProof/>
+                <w:webHidden/>
+              </w:rPr>
+              <w:fldChar w:fldCharType="end"/>
+            </w:r>
+          </w:hyperlink>
+        </w:p>
+        <w:p>
+          <w:pPr>
+            <w:pStyle w:val="TOC2"/>
             <w:tabs>
               <w:tab w:val="left" w:pos="720"/>
               <w:tab w:val="right" w:leader="dot" w:pos="9062"/>
@@ -1322,13 +1533,13 @@
               <w:noProof/>
               <w:sz w:val="24"/>
               <w:szCs w:val="24"/>
-              <w:lang w:val="en-US"/>
+              <w:lang w:eastAsia="fr-FR"/>
             </w:rPr>
           </w:pPr>
-          <w:hyperlink w:anchor="_Toc226236308" w:history="1">
-            <w:r>
-              <w:rPr>
-                <w:rStyle w:val="Lienhypertexte"/>
+          <w:hyperlink w:anchor="_Toc226240749" w:history="1">
+            <w:r>
+              <w:rPr>
+                <w:rStyle w:val="Hyperlink"/>
                 <w:rFonts w:asciiTheme="majorBidi" w:hAnsiTheme="majorBidi"/>
                 <w:noProof/>
               </w:rPr>
@@ -1340,13 +1551,13 @@
                 <w:noProof/>
                 <w:sz w:val="24"/>
                 <w:szCs w:val="24"/>
-                <w:lang w:val="en-US"/>
+                <w:lang w:eastAsia="fr-FR"/>
               </w:rPr>
               <w:tab/>
             </w:r>
             <w:r>
               <w:rPr>
-                <w:rStyle w:val="Lienhypertexte"/>
+                <w:rStyle w:val="Hyperlink"/>
                 <w:rFonts w:asciiTheme="majorBidi" w:hAnsiTheme="majorBidi"/>
                 <w:noProof/>
               </w:rPr>
@@ -1371,7 +1582,7 @@
                 <w:noProof/>
                 <w:webHidden/>
               </w:rPr>
-              <w:instrText xml:space="preserve"> PAGEREF _Toc226236308 \h </w:instrText>
+              <w:instrText xml:space="preserve"> PAGEREF _Toc226240749 \h </w:instrText>
             </w:r>
             <w:r>
               <w:rPr>
@@ -1391,7 +1602,7 @@
                 <w:noProof/>
                 <w:webHidden/>
               </w:rPr>
-              <w:t>9</w:t>
+              <w:t>10</w:t>
             </w:r>
             <w:r>
               <w:rPr>
@@ -1404,7 +1615,7 @@
         </w:p>
         <w:p>
           <w:pPr>
-            <w:pStyle w:val="TM2"/>
+            <w:pStyle w:val="TOC2"/>
             <w:tabs>
               <w:tab w:val="left" w:pos="720"/>
               <w:tab w:val="right" w:leader="dot" w:pos="9062"/>
@@ -1414,13 +1625,13 @@
               <w:noProof/>
               <w:sz w:val="24"/>
               <w:szCs w:val="24"/>
-              <w:lang w:val="en-US"/>
+              <w:lang w:eastAsia="fr-FR"/>
             </w:rPr>
           </w:pPr>
-          <w:hyperlink w:anchor="_Toc226236309" w:history="1">
-            <w:r>
-              <w:rPr>
-                <w:rStyle w:val="Lienhypertexte"/>
+          <w:hyperlink w:anchor="_Toc226240750" w:history="1">
+            <w:r>
+              <w:rPr>
+                <w:rStyle w:val="Hyperlink"/>
                 <w:rFonts w:asciiTheme="majorBidi" w:hAnsiTheme="majorBidi"/>
                 <w:noProof/>
               </w:rPr>
@@ -1432,13 +1643,13 @@
                 <w:noProof/>
                 <w:sz w:val="24"/>
                 <w:szCs w:val="24"/>
-                <w:lang w:val="en-US"/>
+                <w:lang w:eastAsia="fr-FR"/>
               </w:rPr>
               <w:tab/>
             </w:r>
             <w:r>
               <w:rPr>
-                <w:rStyle w:val="Lienhypertexte"/>
+                <w:rStyle w:val="Hyperlink"/>
                 <w:rFonts w:asciiTheme="majorBidi" w:hAnsiTheme="majorBidi"/>
                 <w:noProof/>
               </w:rPr>
@@ -1463,7 +1674,7 @@
                 <w:noProof/>
                 <w:webHidden/>
               </w:rPr>
-              <w:instrText xml:space="preserve"> PAGEREF _Toc226236309 \h </w:instrText>
+              <w:instrText xml:space="preserve"> PAGEREF _Toc226240750 \h </w:instrText>
             </w:r>
             <w:r>
               <w:rPr>
@@ -1496,7 +1707,7 @@
         </w:p>
         <w:p>
           <w:pPr>
-            <w:pStyle w:val="TM2"/>
+            <w:pStyle w:val="TOC2"/>
             <w:tabs>
               <w:tab w:val="left" w:pos="720"/>
               <w:tab w:val="right" w:leader="dot" w:pos="9062"/>
@@ -1506,13 +1717,13 @@
               <w:noProof/>
               <w:sz w:val="24"/>
               <w:szCs w:val="24"/>
-              <w:lang w:val="en-US"/>
+              <w:lang w:eastAsia="fr-FR"/>
             </w:rPr>
           </w:pPr>
-          <w:hyperlink w:anchor="_Toc226236310" w:history="1">
-            <w:r>
-              <w:rPr>
-                <w:rStyle w:val="Lienhypertexte"/>
+          <w:hyperlink w:anchor="_Toc226240751" w:history="1">
+            <w:r>
+              <w:rPr>
+                <w:rStyle w:val="Hyperlink"/>
                 <w:rFonts w:asciiTheme="majorBidi" w:hAnsiTheme="majorBidi"/>
                 <w:noProof/>
               </w:rPr>
@@ -1524,13 +1735,13 @@
                 <w:noProof/>
                 <w:sz w:val="24"/>
                 <w:szCs w:val="24"/>
-                <w:lang w:val="en-US"/>
+                <w:lang w:eastAsia="fr-FR"/>
               </w:rPr>
               <w:tab/>
             </w:r>
             <w:r>
               <w:rPr>
-                <w:rStyle w:val="Lienhypertexte"/>
+                <w:rStyle w:val="Hyperlink"/>
                 <w:rFonts w:asciiTheme="majorBidi" w:hAnsiTheme="majorBidi"/>
                 <w:noProof/>
               </w:rPr>
@@ -1555,7 +1766,7 @@
                 <w:noProof/>
                 <w:webHidden/>
               </w:rPr>
-              <w:instrText xml:space="preserve"> PAGEREF _Toc226236310 \h </w:instrText>
+              <w:instrText xml:space="preserve"> PAGEREF _Toc226240751 \h </w:instrText>
             </w:r>
             <w:r>
               <w:rPr>
@@ -1588,7 +1799,7 @@
         </w:p>
         <w:p>
           <w:pPr>
-            <w:pStyle w:val="TM2"/>
+            <w:pStyle w:val="TOC2"/>
             <w:tabs>
               <w:tab w:val="left" w:pos="720"/>
               <w:tab w:val="right" w:leader="dot" w:pos="9062"/>
@@ -1598,13 +1809,13 @@
               <w:noProof/>
               <w:sz w:val="24"/>
               <w:szCs w:val="24"/>
-              <w:lang w:val="en-US"/>
+              <w:lang w:eastAsia="fr-FR"/>
             </w:rPr>
           </w:pPr>
-          <w:hyperlink w:anchor="_Toc226236311" w:history="1">
-            <w:r>
-              <w:rPr>
-                <w:rStyle w:val="Lienhypertexte"/>
+          <w:hyperlink w:anchor="_Toc226240752" w:history="1">
+            <w:r>
+              <w:rPr>
+                <w:rStyle w:val="Hyperlink"/>
                 <w:rFonts w:asciiTheme="majorBidi" w:hAnsiTheme="majorBidi"/>
                 <w:noProof/>
               </w:rPr>
@@ -1616,13 +1827,13 @@
                 <w:noProof/>
                 <w:sz w:val="24"/>
                 <w:szCs w:val="24"/>
-                <w:lang w:val="en-US"/>
+                <w:lang w:eastAsia="fr-FR"/>
               </w:rPr>
               <w:tab/>
             </w:r>
             <w:r>
               <w:rPr>
-                <w:rStyle w:val="Lienhypertexte"/>
+                <w:rStyle w:val="Hyperlink"/>
                 <w:rFonts w:asciiTheme="majorBidi" w:hAnsiTheme="majorBidi"/>
                 <w:noProof/>
               </w:rPr>
@@ -1647,7 +1858,7 @@
                 <w:noProof/>
                 <w:webHidden/>
               </w:rPr>
-              <w:instrText xml:space="preserve"> PAGEREF _Toc226236311 \h </w:instrText>
+              <w:instrText xml:space="preserve"> PAGEREF _Toc226240752 \h </w:instrText>
             </w:r>
             <w:r>
               <w:rPr>
@@ -1680,7 +1891,7 @@
         </w:p>
         <w:p>
           <w:pPr>
-            <w:pStyle w:val="TM2"/>
+            <w:pStyle w:val="TOC2"/>
             <w:tabs>
               <w:tab w:val="left" w:pos="720"/>
               <w:tab w:val="right" w:leader="dot" w:pos="9062"/>
@@ -1690,13 +1901,13 @@
               <w:noProof/>
               <w:sz w:val="24"/>
               <w:szCs w:val="24"/>
-              <w:lang w:val="en-US"/>
+              <w:lang w:eastAsia="fr-FR"/>
             </w:rPr>
           </w:pPr>
-          <w:hyperlink w:anchor="_Toc226236312" w:history="1">
-            <w:r>
-              <w:rPr>
-                <w:rStyle w:val="Lienhypertexte"/>
+          <w:hyperlink w:anchor="_Toc226240753" w:history="1">
+            <w:r>
+              <w:rPr>
+                <w:rStyle w:val="Hyperlink"/>
                 <w:rFonts w:asciiTheme="majorBidi" w:hAnsiTheme="majorBidi"/>
                 <w:noProof/>
               </w:rPr>
@@ -1708,13 +1919,13 @@
                 <w:noProof/>
                 <w:sz w:val="24"/>
                 <w:szCs w:val="24"/>
-                <w:lang w:val="en-US"/>
+                <w:lang w:eastAsia="fr-FR"/>
               </w:rPr>
               <w:tab/>
             </w:r>
             <w:r>
               <w:rPr>
-                <w:rStyle w:val="Lienhypertexte"/>
+                <w:rStyle w:val="Hyperlink"/>
                 <w:rFonts w:asciiTheme="majorBidi" w:hAnsiTheme="majorBidi"/>
                 <w:noProof/>
               </w:rPr>
@@ -1739,7 +1950,7 @@
                 <w:noProof/>
                 <w:webHidden/>
               </w:rPr>
-              <w:instrText xml:space="preserve"> PAGEREF _Toc226236312 \h </w:instrText>
+              <w:instrText xml:space="preserve"> PAGEREF _Toc226240753 \h </w:instrText>
             </w:r>
             <w:r>
               <w:rPr>
@@ -1772,7 +1983,7 @@
         </w:p>
         <w:p>
           <w:pPr>
-            <w:pStyle w:val="TM1"/>
+            <w:pStyle w:val="TOC1"/>
             <w:tabs>
               <w:tab w:val="right" w:leader="dot" w:pos="9062"/>
             </w:tabs>
@@ -1781,13 +1992,13 @@
               <w:noProof/>
               <w:sz w:val="24"/>
               <w:szCs w:val="24"/>
-              <w:lang w:val="en-US"/>
+              <w:lang w:eastAsia="fr-FR"/>
             </w:rPr>
           </w:pPr>
-          <w:hyperlink w:anchor="_Toc226236313" w:history="1">
-            <w:r>
-              <w:rPr>
-                <w:rStyle w:val="Lienhypertexte"/>
+          <w:hyperlink w:anchor="_Toc226240754" w:history="1">
+            <w:r>
+              <w:rPr>
+                <w:rStyle w:val="Hyperlink"/>
                 <w:rFonts w:asciiTheme="majorBidi" w:hAnsiTheme="majorBidi"/>
                 <w:b/>
                 <w:bCs/>
@@ -1814,7 +2025,7 @@
                 <w:noProof/>
                 <w:webHidden/>
               </w:rPr>
-              <w:instrText xml:space="preserve"> PAGEREF _Toc226236313 \h </w:instrText>
+              <w:instrText xml:space="preserve"> PAGEREF _Toc226240754 \h </w:instrText>
             </w:r>
             <w:r>
               <w:rPr>
@@ -1847,7 +2058,7 @@
         </w:p>
         <w:p>
           <w:pPr>
-            <w:pStyle w:val="TM2"/>
+            <w:pStyle w:val="TOC2"/>
             <w:tabs>
               <w:tab w:val="left" w:pos="720"/>
               <w:tab w:val="right" w:leader="dot" w:pos="9062"/>
@@ -1857,13 +2068,13 @@
               <w:noProof/>
               <w:sz w:val="24"/>
               <w:szCs w:val="24"/>
-              <w:lang w:val="en-US"/>
+              <w:lang w:eastAsia="fr-FR"/>
             </w:rPr>
           </w:pPr>
-          <w:hyperlink w:anchor="_Toc226236314" w:history="1">
-            <w:r>
-              <w:rPr>
-                <w:rStyle w:val="Lienhypertexte"/>
+          <w:hyperlink w:anchor="_Toc226240755" w:history="1">
+            <w:r>
+              <w:rPr>
+                <w:rStyle w:val="Hyperlink"/>
                 <w:rFonts w:asciiTheme="majorBidi" w:hAnsiTheme="majorBidi"/>
                 <w:noProof/>
               </w:rPr>
@@ -1875,13 +2086,13 @@
                 <w:noProof/>
                 <w:sz w:val="24"/>
                 <w:szCs w:val="24"/>
-                <w:lang w:val="en-US"/>
+                <w:lang w:eastAsia="fr-FR"/>
               </w:rPr>
               <w:tab/>
             </w:r>
             <w:r>
               <w:rPr>
-                <w:rStyle w:val="Lienhypertexte"/>
+                <w:rStyle w:val="Hyperlink"/>
                 <w:rFonts w:asciiTheme="majorBidi" w:hAnsiTheme="majorBidi"/>
                 <w:noProof/>
               </w:rPr>
@@ -1906,7 +2117,7 @@
                 <w:noProof/>
                 <w:webHidden/>
               </w:rPr>
-              <w:instrText xml:space="preserve"> PAGEREF _Toc226236314 \h </w:instrText>
+              <w:instrText xml:space="preserve"> PAGEREF _Toc226240755 \h </w:instrText>
             </w:r>
             <w:r>
               <w:rPr>
@@ -1939,7 +2150,7 @@
         </w:p>
         <w:p>
           <w:pPr>
-            <w:pStyle w:val="TM2"/>
+            <w:pStyle w:val="TOC2"/>
             <w:tabs>
               <w:tab w:val="left" w:pos="720"/>
               <w:tab w:val="right" w:leader="dot" w:pos="9062"/>
@@ -1949,13 +2160,13 @@
               <w:noProof/>
               <w:sz w:val="24"/>
               <w:szCs w:val="24"/>
-              <w:lang w:val="en-US"/>
+              <w:lang w:eastAsia="fr-FR"/>
             </w:rPr>
           </w:pPr>
-          <w:hyperlink w:anchor="_Toc226236315" w:history="1">
-            <w:r>
-              <w:rPr>
-                <w:rStyle w:val="Lienhypertexte"/>
+          <w:hyperlink w:anchor="_Toc226240756" w:history="1">
+            <w:r>
+              <w:rPr>
+                <w:rStyle w:val="Hyperlink"/>
                 <w:rFonts w:asciiTheme="majorBidi" w:hAnsiTheme="majorBidi"/>
                 <w:noProof/>
                 <w:lang w:eastAsia="fr-FR"/>
@@ -1968,13 +2179,13 @@
                 <w:noProof/>
                 <w:sz w:val="24"/>
                 <w:szCs w:val="24"/>
-                <w:lang w:val="en-US"/>
+                <w:lang w:eastAsia="fr-FR"/>
               </w:rPr>
               <w:tab/>
             </w:r>
             <w:r>
               <w:rPr>
-                <w:rStyle w:val="Lienhypertexte"/>
+                <w:rStyle w:val="Hyperlink"/>
                 <w:rFonts w:asciiTheme="majorBidi" w:hAnsiTheme="majorBidi"/>
                 <w:noProof/>
                 <w:lang w:eastAsia="fr-FR"/>
@@ -2000,7 +2211,7 @@
                 <w:noProof/>
                 <w:webHidden/>
               </w:rPr>
-              <w:instrText xml:space="preserve"> PAGEREF _Toc226236315 \h </w:instrText>
+              <w:instrText xml:space="preserve"> PAGEREF _Toc226240756 \h </w:instrText>
             </w:r>
             <w:r>
               <w:rPr>
@@ -2033,7 +2244,7 @@
         </w:p>
         <w:p>
           <w:pPr>
-            <w:pStyle w:val="TM2"/>
+            <w:pStyle w:val="TOC2"/>
             <w:tabs>
               <w:tab w:val="left" w:pos="720"/>
               <w:tab w:val="right" w:leader="dot" w:pos="9062"/>
@@ -2043,13 +2254,13 @@
               <w:noProof/>
               <w:sz w:val="24"/>
               <w:szCs w:val="24"/>
-              <w:lang w:val="en-US"/>
+              <w:lang w:eastAsia="fr-FR"/>
             </w:rPr>
           </w:pPr>
-          <w:hyperlink w:anchor="_Toc226236316" w:history="1">
-            <w:r>
-              <w:rPr>
-                <w:rStyle w:val="Lienhypertexte"/>
+          <w:hyperlink w:anchor="_Toc226240757" w:history="1">
+            <w:r>
+              <w:rPr>
+                <w:rStyle w:val="Hyperlink"/>
                 <w:rFonts w:asciiTheme="majorBidi" w:hAnsiTheme="majorBidi"/>
                 <w:noProof/>
               </w:rPr>
@@ -2061,13 +2272,13 @@
                 <w:noProof/>
                 <w:sz w:val="24"/>
                 <w:szCs w:val="24"/>
-                <w:lang w:val="en-US"/>
+                <w:lang w:eastAsia="fr-FR"/>
               </w:rPr>
               <w:tab/>
             </w:r>
             <w:r>
               <w:rPr>
-                <w:rStyle w:val="Lienhypertexte"/>
+                <w:rStyle w:val="Hyperlink"/>
                 <w:rFonts w:asciiTheme="majorBidi" w:hAnsiTheme="majorBidi"/>
                 <w:noProof/>
               </w:rPr>
@@ -2092,7 +2303,7 @@
                 <w:noProof/>
                 <w:webHidden/>
               </w:rPr>
-              <w:instrText xml:space="preserve"> PAGEREF _Toc226236316 \h </w:instrText>
+              <w:instrText xml:space="preserve"> PAGEREF _Toc226240757 \h </w:instrText>
             </w:r>
             <w:r>
               <w:rPr>
@@ -2125,7 +2336,7 @@
         </w:p>
         <w:p>
           <w:pPr>
-            <w:pStyle w:val="TM2"/>
+            <w:pStyle w:val="TOC2"/>
             <w:tabs>
               <w:tab w:val="left" w:pos="720"/>
               <w:tab w:val="right" w:leader="dot" w:pos="9062"/>
@@ -2135,13 +2346,13 @@
               <w:noProof/>
               <w:sz w:val="24"/>
               <w:szCs w:val="24"/>
-              <w:lang w:val="en-US"/>
+              <w:lang w:eastAsia="fr-FR"/>
             </w:rPr>
           </w:pPr>
-          <w:hyperlink w:anchor="_Toc226236317" w:history="1">
-            <w:r>
-              <w:rPr>
-                <w:rStyle w:val="Lienhypertexte"/>
+          <w:hyperlink w:anchor="_Toc226240758" w:history="1">
+            <w:r>
+              <w:rPr>
+                <w:rStyle w:val="Hyperlink"/>
                 <w:rFonts w:asciiTheme="majorBidi" w:hAnsiTheme="majorBidi"/>
                 <w:noProof/>
               </w:rPr>
@@ -2153,13 +2364,13 @@
                 <w:noProof/>
                 <w:sz w:val="24"/>
                 <w:szCs w:val="24"/>
-                <w:lang w:val="en-US"/>
+                <w:lang w:eastAsia="fr-FR"/>
               </w:rPr>
               <w:tab/>
             </w:r>
             <w:r>
               <w:rPr>
-                <w:rStyle w:val="Lienhypertexte"/>
+                <w:rStyle w:val="Hyperlink"/>
                 <w:rFonts w:asciiTheme="majorBidi" w:hAnsiTheme="majorBidi"/>
                 <w:noProof/>
               </w:rPr>
@@ -2184,7 +2395,7 @@
                 <w:noProof/>
                 <w:webHidden/>
               </w:rPr>
-              <w:instrText xml:space="preserve"> PAGEREF _Toc226236317 \h </w:instrText>
+              <w:instrText xml:space="preserve"> PAGEREF _Toc226240758 \h </w:instrText>
             </w:r>
             <w:r>
               <w:rPr>
@@ -2217,7 +2428,7 @@
         </w:p>
         <w:p>
           <w:pPr>
-            <w:pStyle w:val="TM1"/>
+            <w:pStyle w:val="TOC1"/>
             <w:tabs>
               <w:tab w:val="right" w:leader="dot" w:pos="9062"/>
             </w:tabs>
@@ -2226,13 +2437,13 @@
               <w:noProof/>
               <w:sz w:val="24"/>
               <w:szCs w:val="24"/>
-              <w:lang w:val="en-US"/>
+              <w:lang w:eastAsia="fr-FR"/>
             </w:rPr>
           </w:pPr>
-          <w:hyperlink w:anchor="_Toc226236318" w:history="1">
-            <w:r>
-              <w:rPr>
-                <w:rStyle w:val="Lienhypertexte"/>
+          <w:hyperlink w:anchor="_Toc226240759" w:history="1">
+            <w:r>
+              <w:rPr>
+                <w:rStyle w:val="Hyperlink"/>
                 <w:rFonts w:asciiTheme="majorBidi" w:hAnsiTheme="majorBidi"/>
                 <w:b/>
                 <w:bCs/>
@@ -2259,7 +2470,7 @@
                 <w:noProof/>
                 <w:webHidden/>
               </w:rPr>
-              <w:instrText xml:space="preserve"> PAGEREF _Toc226236318 \h </w:instrText>
+              <w:instrText xml:space="preserve"> PAGEREF _Toc226240759 \h </w:instrText>
             </w:r>
             <w:r>
               <w:rPr>
@@ -2292,7 +2503,7 @@
         </w:p>
         <w:p>
           <w:pPr>
-            <w:pStyle w:val="TM2"/>
+            <w:pStyle w:val="TOC2"/>
             <w:tabs>
               <w:tab w:val="left" w:pos="720"/>
               <w:tab w:val="right" w:leader="dot" w:pos="9062"/>
@@ -2302,13 +2513,13 @@
               <w:noProof/>
               <w:sz w:val="24"/>
               <w:szCs w:val="24"/>
-              <w:lang w:val="en-US"/>
+              <w:lang w:eastAsia="fr-FR"/>
             </w:rPr>
           </w:pPr>
-          <w:hyperlink w:anchor="_Toc226236319" w:history="1">
-            <w:r>
-              <w:rPr>
-                <w:rStyle w:val="Lienhypertexte"/>
+          <w:hyperlink w:anchor="_Toc226240760" w:history="1">
+            <w:r>
+              <w:rPr>
+                <w:rStyle w:val="Hyperlink"/>
                 <w:rFonts w:asciiTheme="majorBidi" w:hAnsiTheme="majorBidi"/>
                 <w:noProof/>
               </w:rPr>
@@ -2320,13 +2531,13 @@
                 <w:noProof/>
                 <w:sz w:val="24"/>
                 <w:szCs w:val="24"/>
-                <w:lang w:val="en-US"/>
+                <w:lang w:eastAsia="fr-FR"/>
               </w:rPr>
               <w:tab/>
             </w:r>
             <w:r>
               <w:rPr>
-                <w:rStyle w:val="Lienhypertexte"/>
+                <w:rStyle w:val="Hyperlink"/>
                 <w:rFonts w:asciiTheme="majorBidi" w:hAnsiTheme="majorBidi"/>
                 <w:noProof/>
               </w:rPr>
@@ -2351,7 +2562,7 @@
                 <w:noProof/>
                 <w:webHidden/>
               </w:rPr>
-              <w:instrText xml:space="preserve"> PAGEREF _Toc226236319 \h </w:instrText>
+              <w:instrText xml:space="preserve"> PAGEREF _Toc226240760 \h </w:instrText>
             </w:r>
             <w:r>
               <w:rPr>
@@ -2384,7 +2595,7 @@
         </w:p>
         <w:p>
           <w:pPr>
-            <w:pStyle w:val="TM2"/>
+            <w:pStyle w:val="TOC2"/>
             <w:tabs>
               <w:tab w:val="left" w:pos="720"/>
               <w:tab w:val="right" w:leader="dot" w:pos="9062"/>
@@ -2394,13 +2605,13 @@
               <w:noProof/>
               <w:sz w:val="24"/>
               <w:szCs w:val="24"/>
-              <w:lang w:val="en-US"/>
+              <w:lang w:eastAsia="fr-FR"/>
             </w:rPr>
           </w:pPr>
-          <w:hyperlink w:anchor="_Toc226236320" w:history="1">
-            <w:r>
-              <w:rPr>
-                <w:rStyle w:val="Lienhypertexte"/>
+          <w:hyperlink w:anchor="_Toc226240761" w:history="1">
+            <w:r>
+              <w:rPr>
+                <w:rStyle w:val="Hyperlink"/>
                 <w:rFonts w:asciiTheme="majorBidi" w:hAnsiTheme="majorBidi"/>
                 <w:noProof/>
               </w:rPr>
@@ -2412,13 +2623,13 @@
                 <w:noProof/>
                 <w:sz w:val="24"/>
                 <w:szCs w:val="24"/>
-                <w:lang w:val="en-US"/>
+                <w:lang w:eastAsia="fr-FR"/>
               </w:rPr>
               <w:tab/>
             </w:r>
             <w:r>
               <w:rPr>
-                <w:rStyle w:val="Lienhypertexte"/>
+                <w:rStyle w:val="Hyperlink"/>
                 <w:rFonts w:asciiTheme="majorBidi" w:hAnsiTheme="majorBidi"/>
                 <w:noProof/>
               </w:rPr>
@@ -2443,7 +2654,7 @@
                 <w:noProof/>
                 <w:webHidden/>
               </w:rPr>
-              <w:instrText xml:space="preserve"> PAGEREF _Toc226236320 \h </w:instrText>
+              <w:instrText xml:space="preserve"> PAGEREF _Toc226240761 \h </w:instrText>
             </w:r>
             <w:r>
               <w:rPr>
@@ -2476,7 +2687,7 @@
         </w:p>
         <w:p>
           <w:pPr>
-            <w:pStyle w:val="TM3"/>
+            <w:pStyle w:val="TOC3"/>
             <w:tabs>
               <w:tab w:val="left" w:pos="960"/>
               <w:tab w:val="right" w:leader="dot" w:pos="9062"/>
@@ -2486,13 +2697,13 @@
               <w:noProof/>
               <w:sz w:val="24"/>
               <w:szCs w:val="24"/>
-              <w:lang w:val="en-US"/>
+              <w:lang w:eastAsia="fr-FR"/>
             </w:rPr>
           </w:pPr>
-          <w:hyperlink w:anchor="_Toc226236321" w:history="1">
-            <w:r>
-              <w:rPr>
-                <w:rStyle w:val="Lienhypertexte"/>
+          <w:hyperlink w:anchor="_Toc226240762" w:history="1">
+            <w:r>
+              <w:rPr>
+                <w:rStyle w:val="Hyperlink"/>
                 <w:rFonts w:asciiTheme="majorBidi" w:hAnsiTheme="majorBidi"/>
                 <w:noProof/>
               </w:rPr>
@@ -2504,13 +2715,13 @@
                 <w:noProof/>
                 <w:sz w:val="24"/>
                 <w:szCs w:val="24"/>
-                <w:lang w:val="en-US"/>
+                <w:lang w:eastAsia="fr-FR"/>
               </w:rPr>
               <w:tab/>
             </w:r>
             <w:r>
               <w:rPr>
-                <w:rStyle w:val="Lienhypertexte"/>
+                <w:rStyle w:val="Hyperlink"/>
                 <w:rFonts w:asciiTheme="majorBidi" w:hAnsiTheme="majorBidi"/>
                 <w:noProof/>
               </w:rPr>
@@ -2535,7 +2746,7 @@
                 <w:noProof/>
                 <w:webHidden/>
               </w:rPr>
-              <w:instrText xml:space="preserve"> PAGEREF _Toc226236321 \h </w:instrText>
+              <w:instrText xml:space="preserve"> PAGEREF _Toc226240762 \h </w:instrText>
             </w:r>
             <w:r>
               <w:rPr>
@@ -2568,7 +2779,7 @@
         </w:p>
         <w:p>
           <w:pPr>
-            <w:pStyle w:val="TM3"/>
+            <w:pStyle w:val="TOC3"/>
             <w:tabs>
               <w:tab w:val="left" w:pos="960"/>
               <w:tab w:val="right" w:leader="dot" w:pos="9062"/>
@@ -2578,13 +2789,13 @@
               <w:noProof/>
               <w:sz w:val="24"/>
               <w:szCs w:val="24"/>
-              <w:lang w:val="en-US"/>
+              <w:lang w:eastAsia="fr-FR"/>
             </w:rPr>
           </w:pPr>
-          <w:hyperlink w:anchor="_Toc226236322" w:history="1">
-            <w:r>
-              <w:rPr>
-                <w:rStyle w:val="Lienhypertexte"/>
+          <w:hyperlink w:anchor="_Toc226240763" w:history="1">
+            <w:r>
+              <w:rPr>
+                <w:rStyle w:val="Hyperlink"/>
                 <w:rFonts w:asciiTheme="majorBidi" w:hAnsiTheme="majorBidi"/>
                 <w:noProof/>
               </w:rPr>
@@ -2596,13 +2807,13 @@
                 <w:noProof/>
                 <w:sz w:val="24"/>
                 <w:szCs w:val="24"/>
-                <w:lang w:val="en-US"/>
+                <w:lang w:eastAsia="fr-FR"/>
               </w:rPr>
               <w:tab/>
             </w:r>
             <w:r>
               <w:rPr>
-                <w:rStyle w:val="Lienhypertexte"/>
+                <w:rStyle w:val="Hyperlink"/>
                 <w:rFonts w:asciiTheme="majorBidi" w:hAnsiTheme="majorBidi"/>
                 <w:noProof/>
               </w:rPr>
@@ -2627,7 +2838,7 @@
                 <w:noProof/>
                 <w:webHidden/>
               </w:rPr>
-              <w:instrText xml:space="preserve"> PAGEREF _Toc226236322 \h </w:instrText>
+              <w:instrText xml:space="preserve"> PAGEREF _Toc226240763 \h </w:instrText>
             </w:r>
             <w:r>
               <w:rPr>
@@ -2660,7 +2871,7 @@
         </w:p>
         <w:p>
           <w:pPr>
-            <w:pStyle w:val="TM3"/>
+            <w:pStyle w:val="TOC3"/>
             <w:tabs>
               <w:tab w:val="left" w:pos="960"/>
               <w:tab w:val="right" w:leader="dot" w:pos="9062"/>
@@ -2670,13 +2881,13 @@
               <w:noProof/>
               <w:sz w:val="24"/>
               <w:szCs w:val="24"/>
-              <w:lang w:val="en-US"/>
+              <w:lang w:eastAsia="fr-FR"/>
             </w:rPr>
           </w:pPr>
-          <w:hyperlink w:anchor="_Toc226236323" w:history="1">
-            <w:r>
-              <w:rPr>
-                <w:rStyle w:val="Lienhypertexte"/>
+          <w:hyperlink w:anchor="_Toc226240764" w:history="1">
+            <w:r>
+              <w:rPr>
+                <w:rStyle w:val="Hyperlink"/>
                 <w:rFonts w:ascii="Times New Roman" w:eastAsia="Times New Roman" w:hAnsi="Times New Roman" w:cs="Times New Roman"/>
                 <w:noProof/>
                 <w:lang w:eastAsia="fr-FR"/>
@@ -2689,13 +2900,13 @@
                 <w:noProof/>
                 <w:sz w:val="24"/>
                 <w:szCs w:val="24"/>
-                <w:lang w:val="en-US"/>
+                <w:lang w:eastAsia="fr-FR"/>
               </w:rPr>
               <w:tab/>
             </w:r>
             <w:r>
               <w:rPr>
-                <w:rStyle w:val="Lienhypertexte"/>
+                <w:rStyle w:val="Hyperlink"/>
                 <w:rFonts w:ascii="Times New Roman" w:eastAsia="Times New Roman" w:hAnsi="Times New Roman" w:cs="Times New Roman"/>
                 <w:noProof/>
                 <w:lang w:eastAsia="fr-FR"/>
@@ -2721,7 +2932,7 @@
                 <w:noProof/>
                 <w:webHidden/>
               </w:rPr>
-              <w:instrText xml:space="preserve"> PAGEREF _Toc226236323 \h </w:instrText>
+              <w:instrText xml:space="preserve"> PAGEREF _Toc226240764 \h </w:instrText>
             </w:r>
             <w:r>
               <w:rPr>
@@ -2754,7 +2965,7 @@
         </w:p>
         <w:p>
           <w:pPr>
-            <w:pStyle w:val="TM3"/>
+            <w:pStyle w:val="TOC3"/>
             <w:tabs>
               <w:tab w:val="left" w:pos="960"/>
               <w:tab w:val="right" w:leader="dot" w:pos="9062"/>
@@ -2764,13 +2975,13 @@
               <w:noProof/>
               <w:sz w:val="24"/>
               <w:szCs w:val="24"/>
-              <w:lang w:val="en-US"/>
+              <w:lang w:eastAsia="fr-FR"/>
             </w:rPr>
           </w:pPr>
-          <w:hyperlink w:anchor="_Toc226236324" w:history="1">
-            <w:r>
-              <w:rPr>
-                <w:rStyle w:val="Lienhypertexte"/>
+          <w:hyperlink w:anchor="_Toc226240765" w:history="1">
+            <w:r>
+              <w:rPr>
+                <w:rStyle w:val="Hyperlink"/>
                 <w:noProof/>
                 <w:lang w:eastAsia="fr-FR"/>
               </w:rPr>
@@ -2782,13 +2993,13 @@
                 <w:noProof/>
                 <w:sz w:val="24"/>
                 <w:szCs w:val="24"/>
-                <w:lang w:val="en-US"/>
+                <w:lang w:eastAsia="fr-FR"/>
               </w:rPr>
               <w:tab/>
             </w:r>
             <w:r>
               <w:rPr>
-                <w:rStyle w:val="Lienhypertexte"/>
+                <w:rStyle w:val="Hyperlink"/>
                 <w:noProof/>
                 <w:lang w:eastAsia="fr-FR"/>
               </w:rPr>
@@ -2813,7 +3024,7 @@
                 <w:noProof/>
                 <w:webHidden/>
               </w:rPr>
-              <w:instrText xml:space="preserve"> PAGEREF _Toc226236324 \h </w:instrText>
+              <w:instrText xml:space="preserve"> PAGEREF _Toc226240765 \h </w:instrText>
             </w:r>
             <w:r>
               <w:rPr>
@@ -2846,7 +3057,7 @@
         </w:p>
         <w:p>
           <w:pPr>
-            <w:pStyle w:val="TM2"/>
+            <w:pStyle w:val="TOC2"/>
             <w:tabs>
               <w:tab w:val="left" w:pos="720"/>
               <w:tab w:val="right" w:leader="dot" w:pos="9062"/>
@@ -2856,13 +3067,13 @@
               <w:noProof/>
               <w:sz w:val="24"/>
               <w:szCs w:val="24"/>
-              <w:lang w:val="en-US"/>
+              <w:lang w:eastAsia="fr-FR"/>
             </w:rPr>
           </w:pPr>
-          <w:hyperlink w:anchor="_Toc226236325" w:history="1">
-            <w:r>
-              <w:rPr>
-                <w:rStyle w:val="Lienhypertexte"/>
+          <w:hyperlink w:anchor="_Toc226240766" w:history="1">
+            <w:r>
+              <w:rPr>
+                <w:rStyle w:val="Hyperlink"/>
                 <w:rFonts w:asciiTheme="majorBidi" w:hAnsiTheme="majorBidi"/>
                 <w:noProof/>
               </w:rPr>
@@ -2874,13 +3085,13 @@
                 <w:noProof/>
                 <w:sz w:val="24"/>
                 <w:szCs w:val="24"/>
-                <w:lang w:val="en-US"/>
+                <w:lang w:eastAsia="fr-FR"/>
               </w:rPr>
               <w:tab/>
             </w:r>
             <w:r>
               <w:rPr>
-                <w:rStyle w:val="Lienhypertexte"/>
+                <w:rStyle w:val="Hyperlink"/>
                 <w:rFonts w:asciiTheme="majorBidi" w:hAnsiTheme="majorBidi"/>
                 <w:noProof/>
               </w:rPr>
@@ -2905,7 +3116,7 @@
                 <w:noProof/>
                 <w:webHidden/>
               </w:rPr>
-              <w:instrText xml:space="preserve"> PAGEREF _Toc226236325 \h </w:instrText>
+              <w:instrText xml:space="preserve"> PAGEREF _Toc226240766 \h </w:instrText>
             </w:r>
             <w:r>
               <w:rPr>
@@ -2938,7 +3149,7 @@
         </w:p>
         <w:p>
           <w:pPr>
-            <w:pStyle w:val="TM3"/>
+            <w:pStyle w:val="TOC3"/>
             <w:tabs>
               <w:tab w:val="left" w:pos="960"/>
               <w:tab w:val="right" w:leader="dot" w:pos="9062"/>
@@ -2948,13 +3159,13 @@
               <w:noProof/>
               <w:sz w:val="24"/>
               <w:szCs w:val="24"/>
-              <w:lang w:val="en-US"/>
+              <w:lang w:eastAsia="fr-FR"/>
             </w:rPr>
           </w:pPr>
-          <w:hyperlink w:anchor="_Toc226236326" w:history="1">
-            <w:r>
-              <w:rPr>
-                <w:rStyle w:val="Lienhypertexte"/>
+          <w:hyperlink w:anchor="_Toc226240767" w:history="1">
+            <w:r>
+              <w:rPr>
+                <w:rStyle w:val="Hyperlink"/>
                 <w:rFonts w:asciiTheme="majorBidi" w:hAnsiTheme="majorBidi"/>
                 <w:noProof/>
               </w:rPr>
@@ -2966,13 +3177,13 @@
                 <w:noProof/>
                 <w:sz w:val="24"/>
                 <w:szCs w:val="24"/>
-                <w:lang w:val="en-US"/>
+                <w:lang w:eastAsia="fr-FR"/>
               </w:rPr>
               <w:tab/>
             </w:r>
             <w:r>
               <w:rPr>
-                <w:rStyle w:val="Lienhypertexte"/>
+                <w:rStyle w:val="Hyperlink"/>
                 <w:rFonts w:asciiTheme="majorBidi" w:hAnsiTheme="majorBidi"/>
                 <w:noProof/>
               </w:rPr>
@@ -2997,7 +3208,7 @@
                 <w:noProof/>
                 <w:webHidden/>
               </w:rPr>
-              <w:instrText xml:space="preserve"> PAGEREF _Toc226236326 \h </w:instrText>
+              <w:instrText xml:space="preserve"> PAGEREF _Toc226240767 \h </w:instrText>
             </w:r>
             <w:r>
               <w:rPr>
@@ -3030,7 +3241,7 @@
         </w:p>
         <w:p>
           <w:pPr>
-            <w:pStyle w:val="TM3"/>
+            <w:pStyle w:val="TOC3"/>
             <w:tabs>
               <w:tab w:val="left" w:pos="960"/>
               <w:tab w:val="right" w:leader="dot" w:pos="9062"/>
@@ -3040,13 +3251,13 @@
               <w:noProof/>
               <w:sz w:val="24"/>
               <w:szCs w:val="24"/>
-              <w:lang w:val="en-US"/>
+              <w:lang w:eastAsia="fr-FR"/>
             </w:rPr>
           </w:pPr>
-          <w:hyperlink w:anchor="_Toc226236327" w:history="1">
-            <w:r>
-              <w:rPr>
-                <w:rStyle w:val="Lienhypertexte"/>
+          <w:hyperlink w:anchor="_Toc226240768" w:history="1">
+            <w:r>
+              <w:rPr>
+                <w:rStyle w:val="Hyperlink"/>
                 <w:rFonts w:asciiTheme="majorBidi" w:hAnsiTheme="majorBidi"/>
                 <w:noProof/>
               </w:rPr>
@@ -3058,13 +3269,13 @@
                 <w:noProof/>
                 <w:sz w:val="24"/>
                 <w:szCs w:val="24"/>
-                <w:lang w:val="en-US"/>
+                <w:lang w:eastAsia="fr-FR"/>
               </w:rPr>
               <w:tab/>
             </w:r>
             <w:r>
               <w:rPr>
-                <w:rStyle w:val="Lienhypertexte"/>
+                <w:rStyle w:val="Hyperlink"/>
                 <w:rFonts w:asciiTheme="majorBidi" w:hAnsiTheme="majorBidi"/>
                 <w:noProof/>
               </w:rPr>
@@ -3089,7 +3300,7 @@
                 <w:noProof/>
                 <w:webHidden/>
               </w:rPr>
-              <w:instrText xml:space="preserve"> PAGEREF _Toc226236327 \h </w:instrText>
+              <w:instrText xml:space="preserve"> PAGEREF _Toc226240768 \h </w:instrText>
             </w:r>
             <w:r>
               <w:rPr>
@@ -3122,7 +3333,7 @@
         </w:p>
         <w:p>
           <w:pPr>
-            <w:pStyle w:val="TM2"/>
+            <w:pStyle w:val="TOC2"/>
             <w:tabs>
               <w:tab w:val="left" w:pos="720"/>
               <w:tab w:val="right" w:leader="dot" w:pos="9062"/>
@@ -3132,13 +3343,13 @@
               <w:noProof/>
               <w:sz w:val="24"/>
               <w:szCs w:val="24"/>
-              <w:lang w:val="en-US"/>
+              <w:lang w:eastAsia="fr-FR"/>
             </w:rPr>
           </w:pPr>
-          <w:hyperlink w:anchor="_Toc226236328" w:history="1">
-            <w:r>
-              <w:rPr>
-                <w:rStyle w:val="Lienhypertexte"/>
+          <w:hyperlink w:anchor="_Toc226240769" w:history="1">
+            <w:r>
+              <w:rPr>
+                <w:rStyle w:val="Hyperlink"/>
                 <w:rFonts w:asciiTheme="majorBidi" w:hAnsiTheme="majorBidi"/>
                 <w:noProof/>
               </w:rPr>
@@ -3150,13 +3361,13 @@
                 <w:noProof/>
                 <w:sz w:val="24"/>
                 <w:szCs w:val="24"/>
-                <w:lang w:val="en-US"/>
+                <w:lang w:eastAsia="fr-FR"/>
               </w:rPr>
               <w:tab/>
             </w:r>
             <w:r>
               <w:rPr>
-                <w:rStyle w:val="Lienhypertexte"/>
+                <w:rStyle w:val="Hyperlink"/>
                 <w:rFonts w:asciiTheme="majorBidi" w:hAnsiTheme="majorBidi"/>
                 <w:noProof/>
               </w:rPr>
@@ -3181,7 +3392,7 @@
                 <w:noProof/>
                 <w:webHidden/>
               </w:rPr>
-              <w:instrText xml:space="preserve"> PAGEREF _Toc226236328 \h </w:instrText>
+              <w:instrText xml:space="preserve"> PAGEREF _Toc226240769 \h </w:instrText>
             </w:r>
             <w:r>
               <w:rPr>
@@ -3214,7 +3425,7 @@
         </w:p>
         <w:p>
           <w:pPr>
-            <w:pStyle w:val="TM1"/>
+            <w:pStyle w:val="TOC1"/>
             <w:tabs>
               <w:tab w:val="right" w:leader="dot" w:pos="9062"/>
             </w:tabs>
@@ -3223,13 +3434,13 @@
               <w:noProof/>
               <w:sz w:val="24"/>
               <w:szCs w:val="24"/>
-              <w:lang w:val="en-US"/>
+              <w:lang w:eastAsia="fr-FR"/>
             </w:rPr>
           </w:pPr>
-          <w:hyperlink w:anchor="_Toc226236329" w:history="1">
-            <w:r>
-              <w:rPr>
-                <w:rStyle w:val="Lienhypertexte"/>
+          <w:hyperlink w:anchor="_Toc226240770" w:history="1">
+            <w:r>
+              <w:rPr>
+                <w:rStyle w:val="Hyperlink"/>
                 <w:rFonts w:ascii="Times New Roman" w:hAnsi="Times New Roman" w:cs="Times New Roman"/>
                 <w:b/>
                 <w:bCs/>
@@ -3256,7 +3467,7 @@
                 <w:noProof/>
                 <w:webHidden/>
               </w:rPr>
-              <w:instrText xml:space="preserve"> PAGEREF _Toc226236329 \h </w:instrText>
+              <w:instrText xml:space="preserve"> PAGEREF _Toc226240770 \h </w:instrText>
             </w:r>
             <w:r>
               <w:rPr>
@@ -3289,7 +3500,7 @@
         </w:p>
         <w:p>
           <w:pPr>
-            <w:pStyle w:val="TM2"/>
+            <w:pStyle w:val="TOC2"/>
             <w:tabs>
               <w:tab w:val="left" w:pos="720"/>
               <w:tab w:val="right" w:leader="dot" w:pos="9062"/>
@@ -3299,13 +3510,13 @@
               <w:noProof/>
               <w:sz w:val="24"/>
               <w:szCs w:val="24"/>
-              <w:lang w:val="en-US"/>
+              <w:lang w:eastAsia="fr-FR"/>
             </w:rPr>
           </w:pPr>
-          <w:hyperlink w:anchor="_Toc226236330" w:history="1">
-            <w:r>
-              <w:rPr>
-                <w:rStyle w:val="Lienhypertexte"/>
+          <w:hyperlink w:anchor="_Toc226240771" w:history="1">
+            <w:r>
+              <w:rPr>
+                <w:rStyle w:val="Hyperlink"/>
                 <w:rFonts w:ascii="Times New Roman" w:hAnsi="Times New Roman" w:cs="Times New Roman"/>
                 <w:noProof/>
               </w:rPr>
@@ -3317,13 +3528,13 @@
                 <w:noProof/>
                 <w:sz w:val="24"/>
                 <w:szCs w:val="24"/>
-                <w:lang w:val="en-US"/>
+                <w:lang w:eastAsia="fr-FR"/>
               </w:rPr>
               <w:tab/>
             </w:r>
             <w:r>
               <w:rPr>
-                <w:rStyle w:val="Lienhypertexte"/>
+                <w:rStyle w:val="Hyperlink"/>
                 <w:rFonts w:ascii="Times New Roman" w:hAnsi="Times New Roman" w:cs="Times New Roman"/>
                 <w:noProof/>
               </w:rPr>
@@ -3348,7 +3559,7 @@
                 <w:noProof/>
                 <w:webHidden/>
               </w:rPr>
-              <w:instrText xml:space="preserve"> PAGEREF _Toc226236330 \h </w:instrText>
+              <w:instrText xml:space="preserve"> PAGEREF _Toc226240771 \h </w:instrText>
             </w:r>
             <w:r>
               <w:rPr>
@@ -3381,7 +3592,7 @@
         </w:p>
         <w:p>
           <w:pPr>
-            <w:pStyle w:val="TM3"/>
+            <w:pStyle w:val="TOC3"/>
             <w:tabs>
               <w:tab w:val="left" w:pos="960"/>
               <w:tab w:val="right" w:leader="dot" w:pos="9062"/>
@@ -3391,13 +3602,13 @@
               <w:noProof/>
               <w:sz w:val="24"/>
               <w:szCs w:val="24"/>
-              <w:lang w:val="en-US"/>
+              <w:lang w:eastAsia="fr-FR"/>
             </w:rPr>
           </w:pPr>
-          <w:hyperlink w:anchor="_Toc226236331" w:history="1">
-            <w:r>
-              <w:rPr>
-                <w:rStyle w:val="Lienhypertexte"/>
+          <w:hyperlink w:anchor="_Toc226240772" w:history="1">
+            <w:r>
+              <w:rPr>
+                <w:rStyle w:val="Hyperlink"/>
                 <w:rFonts w:ascii="Times New Roman" w:hAnsi="Times New Roman" w:cs="Times New Roman"/>
                 <w:noProof/>
               </w:rPr>
@@ -3409,13 +3620,13 @@
                 <w:noProof/>
                 <w:sz w:val="24"/>
                 <w:szCs w:val="24"/>
-                <w:lang w:val="en-US"/>
+                <w:lang w:eastAsia="fr-FR"/>
               </w:rPr>
               <w:tab/>
             </w:r>
             <w:r>
               <w:rPr>
-                <w:rStyle w:val="Lienhypertexte"/>
+                <w:rStyle w:val="Hyperlink"/>
                 <w:rFonts w:ascii="Times New Roman" w:hAnsi="Times New Roman" w:cs="Times New Roman"/>
                 <w:noProof/>
               </w:rPr>
@@ -3440,7 +3651,7 @@
                 <w:noProof/>
                 <w:webHidden/>
               </w:rPr>
-              <w:instrText xml:space="preserve"> PAGEREF _Toc226236331 \h </w:instrText>
+              <w:instrText xml:space="preserve"> PAGEREF _Toc226240772 \h </w:instrText>
             </w:r>
             <w:r>
               <w:rPr>
@@ -3473,7 +3684,7 @@
         </w:p>
         <w:p>
           <w:pPr>
-            <w:pStyle w:val="TM3"/>
+            <w:pStyle w:val="TOC3"/>
             <w:tabs>
               <w:tab w:val="left" w:pos="960"/>
               <w:tab w:val="right" w:leader="dot" w:pos="9062"/>
@@ -3483,13 +3694,13 @@
               <w:noProof/>
               <w:sz w:val="24"/>
               <w:szCs w:val="24"/>
-              <w:lang w:val="en-US"/>
+              <w:lang w:eastAsia="fr-FR"/>
             </w:rPr>
           </w:pPr>
-          <w:hyperlink w:anchor="_Toc226236332" w:history="1">
-            <w:r>
-              <w:rPr>
-                <w:rStyle w:val="Lienhypertexte"/>
+          <w:hyperlink w:anchor="_Toc226240773" w:history="1">
+            <w:r>
+              <w:rPr>
+                <w:rStyle w:val="Hyperlink"/>
                 <w:rFonts w:ascii="Times New Roman" w:hAnsi="Times New Roman" w:cs="Times New Roman"/>
                 <w:noProof/>
                 <w:lang w:val="en-US"/>
@@ -3502,13 +3713,13 @@
                 <w:noProof/>
                 <w:sz w:val="24"/>
                 <w:szCs w:val="24"/>
-                <w:lang w:val="en-US"/>
+                <w:lang w:eastAsia="fr-FR"/>
               </w:rPr>
               <w:tab/>
             </w:r>
             <w:r>
               <w:rPr>
-                <w:rStyle w:val="Lienhypertexte"/>
+                <w:rStyle w:val="Hyperlink"/>
                 <w:rFonts w:ascii="Times New Roman" w:hAnsi="Times New Roman" w:cs="Times New Roman"/>
                 <w:noProof/>
               </w:rPr>
@@ -3533,7 +3744,7 @@
                 <w:noProof/>
                 <w:webHidden/>
               </w:rPr>
-              <w:instrText xml:space="preserve"> PAGEREF _Toc226236332 \h </w:instrText>
+              <w:instrText xml:space="preserve"> PAGEREF _Toc226240773 \h </w:instrText>
             </w:r>
             <w:r>
               <w:rPr>
@@ -3566,7 +3777,7 @@
         </w:p>
         <w:p>
           <w:pPr>
-            <w:pStyle w:val="TM2"/>
+            <w:pStyle w:val="TOC2"/>
             <w:tabs>
               <w:tab w:val="left" w:pos="720"/>
               <w:tab w:val="right" w:leader="dot" w:pos="9062"/>
@@ -3576,13 +3787,13 @@
               <w:noProof/>
               <w:sz w:val="24"/>
               <w:szCs w:val="24"/>
-              <w:lang w:val="en-US"/>
+              <w:lang w:eastAsia="fr-FR"/>
             </w:rPr>
           </w:pPr>
-          <w:hyperlink w:anchor="_Toc226236333" w:history="1">
-            <w:r>
-              <w:rPr>
-                <w:rStyle w:val="Lienhypertexte"/>
+          <w:hyperlink w:anchor="_Toc226240774" w:history="1">
+            <w:r>
+              <w:rPr>
+                <w:rStyle w:val="Hyperlink"/>
                 <w:rFonts w:ascii="Times New Roman" w:hAnsi="Times New Roman" w:cs="Times New Roman"/>
                 <w:noProof/>
               </w:rPr>
@@ -3594,13 +3805,13 @@
                 <w:noProof/>
                 <w:sz w:val="24"/>
                 <w:szCs w:val="24"/>
-                <w:lang w:val="en-US"/>
+                <w:lang w:eastAsia="fr-FR"/>
               </w:rPr>
               <w:tab/>
             </w:r>
             <w:r>
               <w:rPr>
-                <w:rStyle w:val="Lienhypertexte"/>
+                <w:rStyle w:val="Hyperlink"/>
                 <w:rFonts w:ascii="Times New Roman" w:hAnsi="Times New Roman" w:cs="Times New Roman"/>
                 <w:noProof/>
               </w:rPr>
@@ -3625,7 +3836,7 @@
                 <w:noProof/>
                 <w:webHidden/>
               </w:rPr>
-              <w:instrText xml:space="preserve"> PAGEREF _Toc226236333 \h </w:instrText>
+              <w:instrText xml:space="preserve"> PAGEREF _Toc226240774 \h </w:instrText>
             </w:r>
             <w:r>
               <w:rPr>
@@ -3658,7 +3869,7 @@
         </w:p>
         <w:p>
           <w:pPr>
-            <w:pStyle w:val="TM3"/>
+            <w:pStyle w:val="TOC3"/>
             <w:tabs>
               <w:tab w:val="left" w:pos="960"/>
               <w:tab w:val="right" w:leader="dot" w:pos="9062"/>
@@ -3668,13 +3879,13 @@
               <w:noProof/>
               <w:sz w:val="24"/>
               <w:szCs w:val="24"/>
-              <w:lang w:val="en-US"/>
+              <w:lang w:eastAsia="fr-FR"/>
             </w:rPr>
           </w:pPr>
-          <w:hyperlink w:anchor="_Toc226236334" w:history="1">
-            <w:r>
-              <w:rPr>
-                <w:rStyle w:val="Lienhypertexte"/>
+          <w:hyperlink w:anchor="_Toc226240775" w:history="1">
+            <w:r>
+              <w:rPr>
+                <w:rStyle w:val="Hyperlink"/>
                 <w:rFonts w:ascii="Times New Roman" w:hAnsi="Times New Roman" w:cs="Times New Roman"/>
                 <w:noProof/>
               </w:rPr>
@@ -3686,13 +3897,13 @@
                 <w:noProof/>
                 <w:sz w:val="24"/>
                 <w:szCs w:val="24"/>
-                <w:lang w:val="en-US"/>
+                <w:lang w:eastAsia="fr-FR"/>
               </w:rPr>
               <w:tab/>
             </w:r>
             <w:r>
               <w:rPr>
-                <w:rStyle w:val="Lienhypertexte"/>
+                <w:rStyle w:val="Hyperlink"/>
                 <w:rFonts w:ascii="Times New Roman" w:hAnsi="Times New Roman" w:cs="Times New Roman"/>
                 <w:noProof/>
               </w:rPr>
@@ -3717,7 +3928,7 @@
                 <w:noProof/>
                 <w:webHidden/>
               </w:rPr>
-              <w:instrText xml:space="preserve"> PAGEREF _Toc226236334 \h </w:instrText>
+              <w:instrText xml:space="preserve"> PAGEREF _Toc226240775 \h </w:instrText>
             </w:r>
             <w:r>
               <w:rPr>
@@ -3750,7 +3961,7 @@
         </w:p>
         <w:p>
           <w:pPr>
-            <w:pStyle w:val="TM3"/>
+            <w:pStyle w:val="TOC3"/>
             <w:tabs>
               <w:tab w:val="left" w:pos="960"/>
               <w:tab w:val="right" w:leader="dot" w:pos="9062"/>
@@ -3760,13 +3971,13 @@
               <w:noProof/>
               <w:sz w:val="24"/>
               <w:szCs w:val="24"/>
-              <w:lang w:val="en-US"/>
+              <w:lang w:eastAsia="fr-FR"/>
             </w:rPr>
           </w:pPr>
-          <w:hyperlink w:anchor="_Toc226236335" w:history="1">
-            <w:r>
-              <w:rPr>
-                <w:rStyle w:val="Lienhypertexte"/>
+          <w:hyperlink w:anchor="_Toc226240776" w:history="1">
+            <w:r>
+              <w:rPr>
+                <w:rStyle w:val="Hyperlink"/>
                 <w:rFonts w:ascii="Times New Roman" w:hAnsi="Times New Roman" w:cs="Times New Roman"/>
                 <w:noProof/>
               </w:rPr>
@@ -3778,13 +3989,13 @@
                 <w:noProof/>
                 <w:sz w:val="24"/>
                 <w:szCs w:val="24"/>
-                <w:lang w:val="en-US"/>
+                <w:lang w:eastAsia="fr-FR"/>
               </w:rPr>
               <w:tab/>
             </w:r>
             <w:r>
               <w:rPr>
-                <w:rStyle w:val="Lienhypertexte"/>
+                <w:rStyle w:val="Hyperlink"/>
                 <w:rFonts w:ascii="Times New Roman" w:hAnsi="Times New Roman" w:cs="Times New Roman"/>
                 <w:noProof/>
               </w:rPr>
@@ -3809,7 +4020,7 @@
                 <w:noProof/>
                 <w:webHidden/>
               </w:rPr>
-              <w:instrText xml:space="preserve"> PAGEREF _Toc226236335 \h </w:instrText>
+              <w:instrText xml:space="preserve"> PAGEREF _Toc226240776 \h </w:instrText>
             </w:r>
             <w:r>
               <w:rPr>
@@ -3842,7 +4053,7 @@
         </w:p>
         <w:p>
           <w:pPr>
-            <w:pStyle w:val="TM3"/>
+            <w:pStyle w:val="TOC3"/>
             <w:tabs>
               <w:tab w:val="left" w:pos="960"/>
               <w:tab w:val="right" w:leader="dot" w:pos="9062"/>
@@ -3852,13 +4063,13 @@
               <w:noProof/>
               <w:sz w:val="24"/>
               <w:szCs w:val="24"/>
-              <w:lang w:val="en-US"/>
+              <w:lang w:eastAsia="fr-FR"/>
             </w:rPr>
           </w:pPr>
-          <w:hyperlink w:anchor="_Toc226236336" w:history="1">
-            <w:r>
-              <w:rPr>
-                <w:rStyle w:val="Lienhypertexte"/>
+          <w:hyperlink w:anchor="_Toc226240777" w:history="1">
+            <w:r>
+              <w:rPr>
+                <w:rStyle w:val="Hyperlink"/>
                 <w:rFonts w:ascii="Times New Roman" w:hAnsi="Times New Roman" w:cs="Times New Roman"/>
                 <w:noProof/>
               </w:rPr>
@@ -3870,13 +4081,13 @@
                 <w:noProof/>
                 <w:sz w:val="24"/>
                 <w:szCs w:val="24"/>
-                <w:lang w:val="en-US"/>
+                <w:lang w:eastAsia="fr-FR"/>
               </w:rPr>
               <w:tab/>
             </w:r>
             <w:r>
               <w:rPr>
-                <w:rStyle w:val="Lienhypertexte"/>
+                <w:rStyle w:val="Hyperlink"/>
                 <w:rFonts w:ascii="Times New Roman" w:hAnsi="Times New Roman" w:cs="Times New Roman"/>
                 <w:noProof/>
               </w:rPr>
@@ -3901,7 +4112,7 @@
                 <w:noProof/>
                 <w:webHidden/>
               </w:rPr>
-              <w:instrText xml:space="preserve"> PAGEREF _Toc226236336 \h </w:instrText>
+              <w:instrText xml:space="preserve"> PAGEREF _Toc226240777 \h </w:instrText>
             </w:r>
             <w:r>
               <w:rPr>
@@ -3934,7 +4145,7 @@
         </w:p>
         <w:p>
           <w:pPr>
-            <w:pStyle w:val="TM2"/>
+            <w:pStyle w:val="TOC2"/>
             <w:tabs>
               <w:tab w:val="left" w:pos="720"/>
               <w:tab w:val="right" w:leader="dot" w:pos="9062"/>
@@ -3944,13 +4155,13 @@
               <w:noProof/>
               <w:sz w:val="24"/>
               <w:szCs w:val="24"/>
-              <w:lang w:val="en-US"/>
+              <w:lang w:eastAsia="fr-FR"/>
             </w:rPr>
           </w:pPr>
-          <w:hyperlink w:anchor="_Toc226236337" w:history="1">
-            <w:r>
-              <w:rPr>
-                <w:rStyle w:val="Lienhypertexte"/>
+          <w:hyperlink w:anchor="_Toc226240778" w:history="1">
+            <w:r>
+              <w:rPr>
+                <w:rStyle w:val="Hyperlink"/>
                 <w:rFonts w:ascii="Times New Roman" w:eastAsia="Times New Roman" w:hAnsi="Times New Roman" w:cs="Times New Roman"/>
                 <w:noProof/>
               </w:rPr>
@@ -3962,13 +4173,13 @@
                 <w:noProof/>
                 <w:sz w:val="24"/>
                 <w:szCs w:val="24"/>
-                <w:lang w:val="en-US"/>
+                <w:lang w:eastAsia="fr-FR"/>
               </w:rPr>
               <w:tab/>
             </w:r>
             <w:r>
               <w:rPr>
-                <w:rStyle w:val="Lienhypertexte"/>
+                <w:rStyle w:val="Hyperlink"/>
                 <w:rFonts w:ascii="Times New Roman" w:eastAsia="Times New Roman" w:hAnsi="Times New Roman" w:cs="Times New Roman"/>
                 <w:noProof/>
               </w:rPr>
@@ -3993,7 +4204,7 @@
                 <w:noProof/>
                 <w:webHidden/>
               </w:rPr>
-              <w:instrText xml:space="preserve"> PAGEREF _Toc226236337 \h </w:instrText>
+              <w:instrText xml:space="preserve"> PAGEREF _Toc226240778 \h </w:instrText>
             </w:r>
             <w:r>
               <w:rPr>
@@ -4026,7 +4237,7 @@
         </w:p>
         <w:p>
           <w:pPr>
-            <w:pStyle w:val="TM3"/>
+            <w:pStyle w:val="TOC3"/>
             <w:tabs>
               <w:tab w:val="left" w:pos="960"/>
               <w:tab w:val="right" w:leader="dot" w:pos="9062"/>
@@ -4036,13 +4247,13 @@
               <w:noProof/>
               <w:sz w:val="24"/>
               <w:szCs w:val="24"/>
-              <w:lang w:val="en-US"/>
+              <w:lang w:eastAsia="fr-FR"/>
             </w:rPr>
           </w:pPr>
-          <w:hyperlink w:anchor="_Toc226236338" w:history="1">
-            <w:r>
-              <w:rPr>
-                <w:rStyle w:val="Lienhypertexte"/>
+          <w:hyperlink w:anchor="_Toc226240779" w:history="1">
+            <w:r>
+              <w:rPr>
+                <w:rStyle w:val="Hyperlink"/>
                 <w:rFonts w:ascii="Times New Roman" w:hAnsi="Times New Roman" w:cs="Times New Roman"/>
                 <w:noProof/>
                 <w:lang w:eastAsia="fr-FR"/>
@@ -4055,13 +4266,13 @@
                 <w:noProof/>
                 <w:sz w:val="24"/>
                 <w:szCs w:val="24"/>
-                <w:lang w:val="en-US"/>
+                <w:lang w:eastAsia="fr-FR"/>
               </w:rPr>
               <w:tab/>
             </w:r>
             <w:r>
               <w:rPr>
-                <w:rStyle w:val="Lienhypertexte"/>
+                <w:rStyle w:val="Hyperlink"/>
                 <w:noProof/>
                 <w:lang w:eastAsia="fr-FR"/>
               </w:rPr>
@@ -4069,7 +4280,7 @@
             </w:r>
             <w:r>
               <w:rPr>
-                <w:rStyle w:val="Lienhypertexte"/>
+                <w:rStyle w:val="Hyperlink"/>
                 <w:rFonts w:ascii="Times New Roman" w:hAnsi="Times New Roman" w:cs="Times New Roman"/>
                 <w:noProof/>
                 <w:lang w:eastAsia="fr-FR"/>
@@ -4095,7 +4306,7 @@
                 <w:noProof/>
                 <w:webHidden/>
               </w:rPr>
-              <w:instrText xml:space="preserve"> PAGEREF _Toc226236338 \h </w:instrText>
+              <w:instrText xml:space="preserve"> PAGEREF _Toc226240779 \h </w:instrText>
             </w:r>
             <w:r>
               <w:rPr>
@@ -4128,7 +4339,7 @@
         </w:p>
         <w:p>
           <w:pPr>
-            <w:pStyle w:val="TM3"/>
+            <w:pStyle w:val="TOC3"/>
             <w:tabs>
               <w:tab w:val="left" w:pos="960"/>
               <w:tab w:val="right" w:leader="dot" w:pos="9062"/>
@@ -4138,13 +4349,13 @@
               <w:noProof/>
               <w:sz w:val="24"/>
               <w:szCs w:val="24"/>
-              <w:lang w:val="en-US"/>
+              <w:lang w:eastAsia="fr-FR"/>
             </w:rPr>
           </w:pPr>
-          <w:hyperlink w:anchor="_Toc226236339" w:history="1">
-            <w:r>
-              <w:rPr>
-                <w:rStyle w:val="Lienhypertexte"/>
+          <w:hyperlink w:anchor="_Toc226240780" w:history="1">
+            <w:r>
+              <w:rPr>
+                <w:rStyle w:val="Hyperlink"/>
                 <w:noProof/>
               </w:rPr>
               <w:t>b.</w:t>
@@ -4155,20 +4366,20 @@
                 <w:noProof/>
                 <w:sz w:val="24"/>
                 <w:szCs w:val="24"/>
-                <w:lang w:val="en-US"/>
+                <w:lang w:eastAsia="fr-FR"/>
               </w:rPr>
               <w:tab/>
             </w:r>
             <w:r>
               <w:rPr>
-                <w:rStyle w:val="Lienhypertexte"/>
+                <w:rStyle w:val="Hyperlink"/>
                 <w:noProof/>
               </w:rPr>
               <w:t>Système</w:t>
             </w:r>
             <w:r>
               <w:rPr>
-                <w:rStyle w:val="Lienhypertexte"/>
+                <w:rStyle w:val="Hyperlink"/>
                 <w:rFonts w:eastAsia="Times New Roman"/>
                 <w:noProof/>
               </w:rPr>
@@ -4193,7 +4404,7 @@
                 <w:noProof/>
                 <w:webHidden/>
               </w:rPr>
-              <w:instrText xml:space="preserve"> PAGEREF _Toc226236339 \h </w:instrText>
+              <w:instrText xml:space="preserve"> PAGEREF _Toc226240780 \h </w:instrText>
             </w:r>
             <w:r>
               <w:rPr>
@@ -4226,7 +4437,7 @@
         </w:p>
         <w:p>
           <w:pPr>
-            <w:pStyle w:val="TM3"/>
+            <w:pStyle w:val="TOC3"/>
             <w:tabs>
               <w:tab w:val="left" w:pos="960"/>
               <w:tab w:val="right" w:leader="dot" w:pos="9062"/>
@@ -4236,13 +4447,13 @@
               <w:noProof/>
               <w:sz w:val="24"/>
               <w:szCs w:val="24"/>
-              <w:lang w:val="en-US"/>
+              <w:lang w:eastAsia="fr-FR"/>
             </w:rPr>
           </w:pPr>
-          <w:hyperlink w:anchor="_Toc226236340" w:history="1">
-            <w:r>
-              <w:rPr>
-                <w:rStyle w:val="Lienhypertexte"/>
+          <w:hyperlink w:anchor="_Toc226240781" w:history="1">
+            <w:r>
+              <w:rPr>
+                <w:rStyle w:val="Hyperlink"/>
                 <w:noProof/>
               </w:rPr>
               <w:t>c.</w:t>
@@ -4253,13 +4464,13 @@
                 <w:noProof/>
                 <w:sz w:val="24"/>
                 <w:szCs w:val="24"/>
-                <w:lang w:val="en-US"/>
+                <w:lang w:eastAsia="fr-FR"/>
               </w:rPr>
               <w:tab/>
             </w:r>
             <w:r>
               <w:rPr>
-                <w:rStyle w:val="Lienhypertexte"/>
+                <w:rStyle w:val="Hyperlink"/>
                 <w:rFonts w:eastAsia="Times New Roman"/>
                 <w:noProof/>
               </w:rPr>
@@ -4284,7 +4495,7 @@
                 <w:noProof/>
                 <w:webHidden/>
               </w:rPr>
-              <w:instrText xml:space="preserve"> PAGEREF _Toc226236340 \h </w:instrText>
+              <w:instrText xml:space="preserve"> PAGEREF _Toc226240781 \h </w:instrText>
             </w:r>
             <w:r>
               <w:rPr>
@@ -4317,7 +4528,7 @@
         </w:p>
         <w:p>
           <w:pPr>
-            <w:pStyle w:val="TM2"/>
+            <w:pStyle w:val="TOC2"/>
             <w:tabs>
               <w:tab w:val="left" w:pos="720"/>
               <w:tab w:val="right" w:leader="dot" w:pos="9062"/>
@@ -4327,13 +4538,13 @@
               <w:noProof/>
               <w:sz w:val="24"/>
               <w:szCs w:val="24"/>
-              <w:lang w:val="en-US"/>
+              <w:lang w:eastAsia="fr-FR"/>
             </w:rPr>
           </w:pPr>
-          <w:hyperlink w:anchor="_Toc226236341" w:history="1">
-            <w:r>
-              <w:rPr>
-                <w:rStyle w:val="Lienhypertexte"/>
+          <w:hyperlink w:anchor="_Toc226240782" w:history="1">
+            <w:r>
+              <w:rPr>
+                <w:rStyle w:val="Hyperlink"/>
                 <w:rFonts w:ascii="Times New Roman" w:hAnsi="Times New Roman" w:cs="Times New Roman"/>
                 <w:noProof/>
               </w:rPr>
@@ -4345,13 +4556,13 @@
                 <w:noProof/>
                 <w:sz w:val="24"/>
                 <w:szCs w:val="24"/>
-                <w:lang w:val="en-US"/>
+                <w:lang w:eastAsia="fr-FR"/>
               </w:rPr>
               <w:tab/>
             </w:r>
             <w:r>
               <w:rPr>
-                <w:rStyle w:val="Lienhypertexte"/>
+                <w:rStyle w:val="Hyperlink"/>
                 <w:rFonts w:ascii="Times New Roman" w:hAnsi="Times New Roman" w:cs="Times New Roman"/>
                 <w:noProof/>
               </w:rPr>
@@ -4376,7 +4587,7 @@
                 <w:noProof/>
                 <w:webHidden/>
               </w:rPr>
-              <w:instrText xml:space="preserve"> PAGEREF _Toc226236341 \h </w:instrText>
+              <w:instrText xml:space="preserve"> PAGEREF _Toc226240782 \h </w:instrText>
             </w:r>
             <w:r>
               <w:rPr>
@@ -4409,7 +4620,7 @@
         </w:p>
         <w:p>
           <w:pPr>
-            <w:pStyle w:val="TM3"/>
+            <w:pStyle w:val="TOC3"/>
             <w:tabs>
               <w:tab w:val="left" w:pos="960"/>
               <w:tab w:val="right" w:leader="dot" w:pos="9062"/>
@@ -4419,13 +4630,13 @@
               <w:noProof/>
               <w:sz w:val="24"/>
               <w:szCs w:val="24"/>
-              <w:lang w:val="en-US"/>
+              <w:lang w:eastAsia="fr-FR"/>
             </w:rPr>
           </w:pPr>
-          <w:hyperlink w:anchor="_Toc226236342" w:history="1">
-            <w:r>
-              <w:rPr>
-                <w:rStyle w:val="Lienhypertexte"/>
+          <w:hyperlink w:anchor="_Toc226240783" w:history="1">
+            <w:r>
+              <w:rPr>
+                <w:rStyle w:val="Hyperlink"/>
                 <w:noProof/>
               </w:rPr>
               <w:t>a.</w:t>
@@ -4436,13 +4647,13 @@
                 <w:noProof/>
                 <w:sz w:val="24"/>
                 <w:szCs w:val="24"/>
-                <w:lang w:val="en-US"/>
+                <w:lang w:eastAsia="fr-FR"/>
               </w:rPr>
               <w:tab/>
             </w:r>
             <w:r>
               <w:rPr>
-                <w:rStyle w:val="Lienhypertexte"/>
+                <w:rStyle w:val="Hyperlink"/>
                 <w:noProof/>
               </w:rPr>
               <w:t>Prototypage haute fidélité (Figma) :</w:t>
@@ -4466,7 +4677,7 @@
                 <w:noProof/>
                 <w:webHidden/>
               </w:rPr>
-              <w:instrText xml:space="preserve"> PAGEREF _Toc226236342 \h </w:instrText>
+              <w:instrText xml:space="preserve"> PAGEREF _Toc226240783 \h </w:instrText>
             </w:r>
             <w:r>
               <w:rPr>
@@ -4499,7 +4710,7 @@
         </w:p>
         <w:p>
           <w:pPr>
-            <w:pStyle w:val="TM3"/>
+            <w:pStyle w:val="TOC3"/>
             <w:tabs>
               <w:tab w:val="left" w:pos="960"/>
               <w:tab w:val="right" w:leader="dot" w:pos="9062"/>
@@ -4509,13 +4720,13 @@
               <w:noProof/>
               <w:sz w:val="24"/>
               <w:szCs w:val="24"/>
-              <w:lang w:val="en-US"/>
+              <w:lang w:eastAsia="fr-FR"/>
             </w:rPr>
           </w:pPr>
-          <w:hyperlink w:anchor="_Toc226236343" w:history="1">
-            <w:r>
-              <w:rPr>
-                <w:rStyle w:val="Lienhypertexte"/>
+          <w:hyperlink w:anchor="_Toc226240784" w:history="1">
+            <w:r>
+              <w:rPr>
+                <w:rStyle w:val="Hyperlink"/>
                 <w:noProof/>
               </w:rPr>
               <w:t>b.</w:t>
@@ -4526,13 +4737,13 @@
                 <w:noProof/>
                 <w:sz w:val="24"/>
                 <w:szCs w:val="24"/>
-                <w:lang w:val="en-US"/>
+                <w:lang w:eastAsia="fr-FR"/>
               </w:rPr>
               <w:tab/>
             </w:r>
             <w:r>
               <w:rPr>
-                <w:rStyle w:val="Lienhypertexte"/>
+                <w:rStyle w:val="Hyperlink"/>
                 <w:noProof/>
               </w:rPr>
               <w:t>Rendu final de la plateforme web :</w:t>
@@ -4556,7 +4767,7 @@
                 <w:noProof/>
                 <w:webHidden/>
               </w:rPr>
-              <w:instrText xml:space="preserve"> PAGEREF _Toc226236343 \h </w:instrText>
+              <w:instrText xml:space="preserve"> PAGEREF _Toc226240784 \h </w:instrText>
             </w:r>
             <w:r>
               <w:rPr>
@@ -4589,7 +4800,7 @@
         </w:p>
         <w:p>
           <w:pPr>
-            <w:pStyle w:val="TM3"/>
+            <w:pStyle w:val="TOC3"/>
             <w:tabs>
               <w:tab w:val="left" w:pos="960"/>
               <w:tab w:val="right" w:leader="dot" w:pos="9062"/>
@@ -4599,13 +4810,13 @@
               <w:noProof/>
               <w:sz w:val="24"/>
               <w:szCs w:val="24"/>
-              <w:lang w:val="en-US"/>
+              <w:lang w:eastAsia="fr-FR"/>
             </w:rPr>
           </w:pPr>
-          <w:hyperlink w:anchor="_Toc226236344" w:history="1">
-            <w:r>
-              <w:rPr>
-                <w:rStyle w:val="Lienhypertexte"/>
+          <w:hyperlink w:anchor="_Toc226240785" w:history="1">
+            <w:r>
+              <w:rPr>
+                <w:rStyle w:val="Hyperlink"/>
                 <w:noProof/>
               </w:rPr>
               <w:t>c.</w:t>
@@ -4616,13 +4827,13 @@
                 <w:noProof/>
                 <w:sz w:val="24"/>
                 <w:szCs w:val="24"/>
-                <w:lang w:val="en-US"/>
+                <w:lang w:eastAsia="fr-FR"/>
               </w:rPr>
               <w:tab/>
             </w:r>
             <w:r>
               <w:rPr>
-                <w:rStyle w:val="Lienhypertexte"/>
+                <w:rStyle w:val="Hyperlink"/>
                 <w:noProof/>
               </w:rPr>
               <w:t>Stratégie de communication visuelle (Instagram) :</w:t>
@@ -4646,7 +4857,7 @@
                 <w:noProof/>
                 <w:webHidden/>
               </w:rPr>
-              <w:instrText xml:space="preserve"> PAGEREF _Toc226236344 \h </w:instrText>
+              <w:instrText xml:space="preserve"> PAGEREF _Toc226240785 \h </w:instrText>
             </w:r>
             <w:r>
               <w:rPr>
@@ -4679,7 +4890,7 @@
         </w:p>
         <w:p>
           <w:pPr>
-            <w:pStyle w:val="TM1"/>
+            <w:pStyle w:val="TOC1"/>
             <w:tabs>
               <w:tab w:val="right" w:leader="dot" w:pos="9062"/>
             </w:tabs>
@@ -4688,13 +4899,13 @@
               <w:noProof/>
               <w:sz w:val="24"/>
               <w:szCs w:val="24"/>
-              <w:lang w:val="en-US"/>
+              <w:lang w:eastAsia="fr-FR"/>
             </w:rPr>
           </w:pPr>
-          <w:hyperlink w:anchor="_Toc226236345" w:history="1">
-            <w:r>
-              <w:rPr>
-                <w:rStyle w:val="Lienhypertexte"/>
+          <w:hyperlink w:anchor="_Toc226240786" w:history="1">
+            <w:r>
+              <w:rPr>
+                <w:rStyle w:val="Hyperlink"/>
                 <w:rFonts w:ascii="Times New Roman" w:hAnsi="Times New Roman" w:cs="Times New Roman"/>
                 <w:noProof/>
               </w:rPr>
@@ -4719,7 +4930,7 @@
                 <w:noProof/>
                 <w:webHidden/>
               </w:rPr>
-              <w:instrText xml:space="preserve"> PAGEREF _Toc226236345 \h </w:instrText>
+              <w:instrText xml:space="preserve"> PAGEREF _Toc226240786 \h </w:instrText>
             </w:r>
             <w:r>
               <w:rPr>
@@ -4752,7 +4963,7 @@
         </w:p>
         <w:p>
           <w:pPr>
-            <w:pStyle w:val="TM1"/>
+            <w:pStyle w:val="TOC1"/>
             <w:tabs>
               <w:tab w:val="right" w:leader="dot" w:pos="9062"/>
             </w:tabs>
@@ -4761,13 +4972,13 @@
               <w:noProof/>
               <w:sz w:val="24"/>
               <w:szCs w:val="24"/>
-              <w:lang w:val="en-US"/>
+              <w:lang w:eastAsia="fr-FR"/>
             </w:rPr>
           </w:pPr>
-          <w:hyperlink w:anchor="_Toc226236346" w:history="1">
-            <w:r>
-              <w:rPr>
-                <w:rStyle w:val="Lienhypertexte"/>
+          <w:hyperlink w:anchor="_Toc226240787" w:history="1">
+            <w:r>
+              <w:rPr>
+                <w:rStyle w:val="Hyperlink"/>
                 <w:rFonts w:asciiTheme="majorBidi" w:hAnsiTheme="majorBidi"/>
                 <w:noProof/>
                 <w:lang w:val="en-US"/>
@@ -4793,7 +5004,7 @@
                 <w:noProof/>
                 <w:webHidden/>
               </w:rPr>
-              <w:instrText xml:space="preserve"> PAGEREF _Toc226236346 \h </w:instrText>
+              <w:instrText xml:space="preserve"> PAGEREF _Toc226240787 \h </w:instrText>
             </w:r>
             <w:r>
               <w:rPr>
@@ -4844,7 +5055,7 @@
     </w:sdt>
     <w:p>
       <w:pPr>
-        <w:pStyle w:val="Titre1"/>
+        <w:pStyle w:val="Heading1"/>
         <w:spacing w:line="360" w:lineRule="auto"/>
         <w:jc w:val="center"/>
         <w:rPr>
@@ -4859,7 +5070,7 @@
     </w:p>
     <w:p>
       <w:pPr>
-        <w:pStyle w:val="Titre1"/>
+        <w:pStyle w:val="Heading1"/>
         <w:spacing w:line="360" w:lineRule="auto"/>
         <w:jc w:val="center"/>
         <w:rPr>
@@ -4872,9 +5083,11 @@
         </w:rPr>
       </w:pPr>
     </w:p>
-    <w:p>
-      <w:pPr>
-        <w:pStyle w:val="Titre1"/>
+    <w:p/>
+    <w:p/>
+    <w:p>
+      <w:pPr>
+        <w:pStyle w:val="Heading1"/>
         <w:spacing w:line="360" w:lineRule="auto"/>
         <w:jc w:val="center"/>
         <w:rPr>
@@ -4889,7 +5102,7 @@
     </w:p>
     <w:p>
       <w:pPr>
-        <w:pStyle w:val="Titre1"/>
+        <w:pStyle w:val="Heading1"/>
         <w:spacing w:line="360" w:lineRule="auto"/>
         <w:jc w:val="center"/>
         <w:rPr>
@@ -4904,7 +5117,7 @@
     </w:p>
     <w:p>
       <w:pPr>
-        <w:pStyle w:val="Titre1"/>
+        <w:pStyle w:val="Heading1"/>
         <w:spacing w:line="360" w:lineRule="auto"/>
         <w:jc w:val="center"/>
         <w:rPr>
@@ -4919,7 +5132,7 @@
     </w:p>
     <w:p>
       <w:pPr>
-        <w:pStyle w:val="Titre1"/>
+        <w:pStyle w:val="Heading1"/>
         <w:spacing w:line="360" w:lineRule="auto"/>
         <w:jc w:val="center"/>
         <w:rPr>
@@ -4934,7 +5147,7 @@
     </w:p>
     <w:p>
       <w:pPr>
-        <w:pStyle w:val="Titre1"/>
+        <w:pStyle w:val="Heading1"/>
         <w:spacing w:line="360" w:lineRule="auto"/>
         <w:jc w:val="center"/>
         <w:rPr>
@@ -4949,9 +5162,8 @@
     </w:p>
     <w:p>
       <w:pPr>
-        <w:pStyle w:val="Titre1"/>
+        <w:pStyle w:val="Heading1"/>
         <w:spacing w:line="360" w:lineRule="auto"/>
-        <w:jc w:val="center"/>
         <w:rPr>
           <w:rFonts w:asciiTheme="majorBidi" w:hAnsiTheme="majorBidi"/>
           <w:b/>
@@ -4962,12 +5174,15 @@
         </w:rPr>
       </w:pPr>
     </w:p>
-    <w:p>
-      <w:pPr>
-        <w:pStyle w:val="Titre1"/>
+    <w:p/>
+    <w:p/>
+    <w:p>
+      <w:pPr>
+        <w:pStyle w:val="Heading1"/>
         <w:spacing w:line="360" w:lineRule="auto"/>
-        <w:rPr>
-          <w:rFonts w:asciiTheme="majorBidi" w:hAnsiTheme="majorBidi"/>
+        <w:jc w:val="center"/>
+        <w:rPr>
+          <w:rFonts w:ascii="Times New Roman" w:hAnsi="Times New Roman" w:cs="Times New Roman"/>
           <w:b/>
           <w:bCs/>
           <w:sz w:val="32"/>
@@ -4975,16 +5190,8 @@
           <w:u w:val="single"/>
         </w:rPr>
       </w:pPr>
-    </w:p>
-    <w:p/>
-    <w:p/>
-    <w:p/>
-    <w:p/>
-    <w:p>
-      <w:pPr>
-        <w:pStyle w:val="Titre1"/>
-        <w:spacing w:line="360" w:lineRule="auto"/>
-        <w:jc w:val="center"/>
+      <w:bookmarkStart w:id="1" w:name="_Toc226240744"/>
+      <w:r>
         <w:rPr>
           <w:rFonts w:ascii="Times New Roman" w:hAnsi="Times New Roman" w:cs="Times New Roman"/>
           <w:b/>
@@ -4993,26 +5200,14 @@
           <w:szCs w:val="32"/>
           <w:u w:val="single"/>
         </w:rPr>
-      </w:pPr>
-      <w:bookmarkStart w:id="0" w:name="_Toc226236303"/>
-      <w:r>
-        <w:rPr>
-          <w:rFonts w:ascii="Times New Roman" w:hAnsi="Times New Roman" w:cs="Times New Roman"/>
-          <w:b/>
-          <w:bCs/>
-          <w:sz w:val="32"/>
-          <w:szCs w:val="32"/>
-          <w:u w:val="single"/>
-        </w:rPr>
-        <w:lastRenderedPageBreak/>
         <w:t>Liste des figures</w:t>
       </w:r>
-      <w:bookmarkEnd w:id="0"/>
+      <w:bookmarkEnd w:id="1"/>
     </w:p>
     <w:p/>
     <w:p>
       <w:pPr>
-        <w:pStyle w:val="Tabledesillustrations"/>
+        <w:pStyle w:val="TableofFigures"/>
         <w:tabs>
           <w:tab w:val="right" w:leader="dot" w:pos="9062"/>
         </w:tabs>
@@ -5033,10 +5228,10 @@
       <w:r>
         <w:fldChar w:fldCharType="separate"/>
       </w:r>
-      <w:hyperlink w:anchor="_Toc226233726" w:history="1">
+      <w:hyperlink w:anchor="_Toc226240788" w:history="1">
         <w:r>
           <w:rPr>
-            <w:rStyle w:val="Lienhypertexte"/>
+            <w:rStyle w:val="Hyperlink"/>
             <w:rFonts w:asciiTheme="majorBidi" w:hAnsiTheme="majorBidi" w:cstheme="majorBidi"/>
             <w:noProof/>
           </w:rPr>
@@ -5061,7 +5256,7 @@
             <w:noProof/>
             <w:webHidden/>
           </w:rPr>
-          <w:instrText xml:space="preserve"> PAGEREF _Toc226233726 \h </w:instrText>
+          <w:instrText xml:space="preserve"> PAGEREF _Toc226240788 \h </w:instrText>
         </w:r>
         <w:r>
           <w:rPr>
@@ -5094,7 +5289,7 @@
     </w:p>
     <w:p>
       <w:pPr>
-        <w:pStyle w:val="Tabledesillustrations"/>
+        <w:pStyle w:val="TableofFigures"/>
         <w:tabs>
           <w:tab w:val="right" w:leader="dot" w:pos="9062"/>
         </w:tabs>
@@ -5106,10 +5301,10 @@
           <w:lang w:eastAsia="fr-FR"/>
         </w:rPr>
       </w:pPr>
-      <w:hyperlink w:anchor="_Toc226233727" w:history="1">
+      <w:hyperlink w:anchor="_Toc226240789" w:history="1">
         <w:r>
           <w:rPr>
-            <w:rStyle w:val="Lienhypertexte"/>
+            <w:rStyle w:val="Hyperlink"/>
             <w:rFonts w:asciiTheme="majorBidi" w:hAnsiTheme="majorBidi" w:cstheme="majorBidi"/>
             <w:noProof/>
           </w:rPr>
@@ -5134,7 +5329,7 @@
             <w:noProof/>
             <w:webHidden/>
           </w:rPr>
-          <w:instrText xml:space="preserve"> PAGEREF _Toc226233727 \h </w:instrText>
+          <w:instrText xml:space="preserve"> PAGEREF _Toc226240789 \h </w:instrText>
         </w:r>
         <w:r>
           <w:rPr>
@@ -5167,7 +5362,7 @@
     </w:p>
     <w:p>
       <w:pPr>
-        <w:pStyle w:val="Tabledesillustrations"/>
+        <w:pStyle w:val="TableofFigures"/>
         <w:tabs>
           <w:tab w:val="right" w:leader="dot" w:pos="9062"/>
         </w:tabs>
@@ -5179,10 +5374,10 @@
           <w:lang w:eastAsia="fr-FR"/>
         </w:rPr>
       </w:pPr>
-      <w:hyperlink w:anchor="_Toc226233728" w:history="1">
+      <w:hyperlink w:anchor="_Toc226240790" w:history="1">
         <w:r>
           <w:rPr>
-            <w:rStyle w:val="Lienhypertexte"/>
+            <w:rStyle w:val="Hyperlink"/>
             <w:rFonts w:asciiTheme="majorBidi" w:hAnsiTheme="majorBidi" w:cstheme="majorBidi"/>
             <w:noProof/>
           </w:rPr>
@@ -5207,7 +5402,7 @@
             <w:noProof/>
             <w:webHidden/>
           </w:rPr>
-          <w:instrText xml:space="preserve"> PAGEREF _Toc226233728 \h </w:instrText>
+          <w:instrText xml:space="preserve"> PAGEREF _Toc226240790 \h </w:instrText>
         </w:r>
         <w:r>
           <w:rPr>
@@ -5240,7 +5435,7 @@
     </w:p>
     <w:p>
       <w:pPr>
-        <w:pStyle w:val="Tabledesillustrations"/>
+        <w:pStyle w:val="TableofFigures"/>
         <w:tabs>
           <w:tab w:val="right" w:leader="dot" w:pos="9062"/>
         </w:tabs>
@@ -5252,10 +5447,10 @@
           <w:lang w:eastAsia="fr-FR"/>
         </w:rPr>
       </w:pPr>
-      <w:hyperlink w:anchor="_Toc226233729" w:history="1">
+      <w:hyperlink w:anchor="_Toc226240791" w:history="1">
         <w:r>
           <w:rPr>
-            <w:rStyle w:val="Lienhypertexte"/>
+            <w:rStyle w:val="Hyperlink"/>
             <w:rFonts w:asciiTheme="majorBidi" w:hAnsiTheme="majorBidi" w:cstheme="majorBidi"/>
             <w:noProof/>
           </w:rPr>
@@ -5280,7 +5475,7 @@
             <w:noProof/>
             <w:webHidden/>
           </w:rPr>
-          <w:instrText xml:space="preserve"> PAGEREF _Toc226233729 \h </w:instrText>
+          <w:instrText xml:space="preserve"> PAGEREF _Toc226240791 \h </w:instrText>
         </w:r>
         <w:r>
           <w:rPr>
@@ -5313,7 +5508,7 @@
     </w:p>
     <w:p>
       <w:pPr>
-        <w:pStyle w:val="Tabledesillustrations"/>
+        <w:pStyle w:val="TableofFigures"/>
         <w:tabs>
           <w:tab w:val="right" w:leader="dot" w:pos="9062"/>
         </w:tabs>
@@ -5325,10 +5520,10 @@
           <w:lang w:eastAsia="fr-FR"/>
         </w:rPr>
       </w:pPr>
-      <w:hyperlink w:anchor="_Toc226233730" w:history="1">
+      <w:hyperlink w:anchor="_Toc226240792" w:history="1">
         <w:r>
           <w:rPr>
-            <w:rStyle w:val="Lienhypertexte"/>
+            <w:rStyle w:val="Hyperlink"/>
             <w:rFonts w:asciiTheme="majorBidi" w:hAnsiTheme="majorBidi" w:cstheme="majorBidi"/>
             <w:noProof/>
           </w:rPr>
@@ -5353,7 +5548,7 @@
             <w:noProof/>
             <w:webHidden/>
           </w:rPr>
-          <w:instrText xml:space="preserve"> PAGEREF _Toc226233730 \h </w:instrText>
+          <w:instrText xml:space="preserve"> PAGEREF _Toc226240792 \h </w:instrText>
         </w:r>
         <w:r>
           <w:rPr>
@@ -5386,7 +5581,7 @@
     </w:p>
     <w:p>
       <w:pPr>
-        <w:pStyle w:val="Tabledesillustrations"/>
+        <w:pStyle w:val="TableofFigures"/>
         <w:tabs>
           <w:tab w:val="right" w:leader="dot" w:pos="9062"/>
         </w:tabs>
@@ -5398,10 +5593,10 @@
           <w:lang w:eastAsia="fr-FR"/>
         </w:rPr>
       </w:pPr>
-      <w:hyperlink w:anchor="_Toc226233731" w:history="1">
+      <w:hyperlink w:anchor="_Toc226240793" w:history="1">
         <w:r>
           <w:rPr>
-            <w:rStyle w:val="Lienhypertexte"/>
+            <w:rStyle w:val="Hyperlink"/>
             <w:rFonts w:asciiTheme="majorBidi" w:hAnsiTheme="majorBidi" w:cstheme="majorBidi"/>
             <w:noProof/>
           </w:rPr>
@@ -5426,7 +5621,7 @@
             <w:noProof/>
             <w:webHidden/>
           </w:rPr>
-          <w:instrText xml:space="preserve"> PAGEREF _Toc226233731 \h </w:instrText>
+          <w:instrText xml:space="preserve"> PAGEREF _Toc226240793 \h </w:instrText>
         </w:r>
         <w:r>
           <w:rPr>
@@ -5459,7 +5654,7 @@
     </w:p>
     <w:p>
       <w:pPr>
-        <w:pStyle w:val="Tabledesillustrations"/>
+        <w:pStyle w:val="TableofFigures"/>
         <w:tabs>
           <w:tab w:val="right" w:leader="dot" w:pos="9062"/>
         </w:tabs>
@@ -5471,10 +5666,10 @@
           <w:lang w:eastAsia="fr-FR"/>
         </w:rPr>
       </w:pPr>
-      <w:hyperlink w:anchor="_Toc226233732" w:history="1">
+      <w:hyperlink w:anchor="_Toc226240794" w:history="1">
         <w:r>
           <w:rPr>
-            <w:rStyle w:val="Lienhypertexte"/>
+            <w:rStyle w:val="Hyperlink"/>
             <w:rFonts w:asciiTheme="majorBidi" w:hAnsiTheme="majorBidi" w:cstheme="majorBidi"/>
             <w:noProof/>
           </w:rPr>
@@ -5499,7 +5694,7 @@
             <w:noProof/>
             <w:webHidden/>
           </w:rPr>
-          <w:instrText xml:space="preserve"> PAGEREF _Toc226233732 \h </w:instrText>
+          <w:instrText xml:space="preserve"> PAGEREF _Toc226240794 \h </w:instrText>
         </w:r>
         <w:r>
           <w:rPr>
@@ -5532,7 +5727,7 @@
     </w:p>
     <w:p>
       <w:pPr>
-        <w:pStyle w:val="Tabledesillustrations"/>
+        <w:pStyle w:val="TableofFigures"/>
         <w:tabs>
           <w:tab w:val="right" w:leader="dot" w:pos="9062"/>
         </w:tabs>
@@ -5544,10 +5739,10 @@
           <w:lang w:eastAsia="fr-FR"/>
         </w:rPr>
       </w:pPr>
-      <w:hyperlink w:anchor="_Toc226233733" w:history="1">
+      <w:hyperlink w:anchor="_Toc226240795" w:history="1">
         <w:r>
           <w:rPr>
-            <w:rStyle w:val="Lienhypertexte"/>
+            <w:rStyle w:val="Hyperlink"/>
             <w:rFonts w:asciiTheme="majorBidi" w:hAnsiTheme="majorBidi" w:cstheme="majorBidi"/>
             <w:noProof/>
           </w:rPr>
@@ -5572,7 +5767,7 @@
             <w:noProof/>
             <w:webHidden/>
           </w:rPr>
-          <w:instrText xml:space="preserve"> PAGEREF _Toc226233733 \h </w:instrText>
+          <w:instrText xml:space="preserve"> PAGEREF _Toc226240795 \h </w:instrText>
         </w:r>
         <w:r>
           <w:rPr>
@@ -5605,7 +5800,7 @@
     </w:p>
     <w:p>
       <w:pPr>
-        <w:pStyle w:val="Tabledesillustrations"/>
+        <w:pStyle w:val="TableofFigures"/>
         <w:tabs>
           <w:tab w:val="right" w:leader="dot" w:pos="9062"/>
         </w:tabs>
@@ -5617,10 +5812,10 @@
           <w:lang w:eastAsia="fr-FR"/>
         </w:rPr>
       </w:pPr>
-      <w:hyperlink w:anchor="_Toc226233734" w:history="1">
+      <w:hyperlink w:anchor="_Toc226240796" w:history="1">
         <w:r>
           <w:rPr>
-            <w:rStyle w:val="Lienhypertexte"/>
+            <w:rStyle w:val="Hyperlink"/>
             <w:rFonts w:asciiTheme="majorBidi" w:hAnsiTheme="majorBidi" w:cstheme="majorBidi"/>
             <w:noProof/>
           </w:rPr>
@@ -5645,7 +5840,7 @@
             <w:noProof/>
             <w:webHidden/>
           </w:rPr>
-          <w:instrText xml:space="preserve"> PAGEREF _Toc226233734 \h </w:instrText>
+          <w:instrText xml:space="preserve"> PAGEREF _Toc226240796 \h </w:instrText>
         </w:r>
         <w:r>
           <w:rPr>
@@ -5678,7 +5873,7 @@
     </w:p>
     <w:p>
       <w:pPr>
-        <w:pStyle w:val="Tabledesillustrations"/>
+        <w:pStyle w:val="TableofFigures"/>
         <w:tabs>
           <w:tab w:val="right" w:leader="dot" w:pos="9062"/>
         </w:tabs>
@@ -5690,10 +5885,10 @@
           <w:lang w:eastAsia="fr-FR"/>
         </w:rPr>
       </w:pPr>
-      <w:hyperlink w:anchor="_Toc226233735" w:history="1">
+      <w:hyperlink w:anchor="_Toc226240797" w:history="1">
         <w:r>
           <w:rPr>
-            <w:rStyle w:val="Lienhypertexte"/>
+            <w:rStyle w:val="Hyperlink"/>
             <w:noProof/>
           </w:rPr>
           <w:t>Figure 10: La typographie</w:t>
@@ -5717,7 +5912,7 @@
             <w:noProof/>
             <w:webHidden/>
           </w:rPr>
-          <w:instrText xml:space="preserve"> PAGEREF _Toc226233735 \h </w:instrText>
+          <w:instrText xml:space="preserve"> PAGEREF _Toc226240797 \h </w:instrText>
         </w:r>
         <w:r>
           <w:rPr>
@@ -5750,7 +5945,7 @@
     </w:p>
     <w:p>
       <w:pPr>
-        <w:pStyle w:val="Tabledesillustrations"/>
+        <w:pStyle w:val="TableofFigures"/>
         <w:tabs>
           <w:tab w:val="right" w:leader="dot" w:pos="9062"/>
         </w:tabs>
@@ -5762,10 +5957,10 @@
           <w:lang w:eastAsia="fr-FR"/>
         </w:rPr>
       </w:pPr>
-      <w:hyperlink w:anchor="_Toc226233736" w:history="1">
+      <w:hyperlink w:anchor="_Toc226240798" w:history="1">
         <w:r>
           <w:rPr>
-            <w:rStyle w:val="Lienhypertexte"/>
+            <w:rStyle w:val="Hyperlink"/>
             <w:noProof/>
           </w:rPr>
           <w:t>Figure 11: la palette de couleurs</w:t>
@@ -5789,7 +5984,7 @@
             <w:noProof/>
             <w:webHidden/>
           </w:rPr>
-          <w:instrText xml:space="preserve"> PAGEREF _Toc226233736 \h </w:instrText>
+          <w:instrText xml:space="preserve"> PAGEREF _Toc226240798 \h </w:instrText>
         </w:r>
         <w:r>
           <w:rPr>
@@ -5822,7 +6017,7 @@
     </w:p>
     <w:p>
       <w:pPr>
-        <w:pStyle w:val="Tabledesillustrations"/>
+        <w:pStyle w:val="TableofFigures"/>
         <w:tabs>
           <w:tab w:val="right" w:leader="dot" w:pos="9062"/>
         </w:tabs>
@@ -5834,10 +6029,10 @@
           <w:lang w:eastAsia="fr-FR"/>
         </w:rPr>
       </w:pPr>
-      <w:hyperlink w:anchor="_Toc226233737" w:history="1">
+      <w:hyperlink w:anchor="_Toc226240799" w:history="1">
         <w:r>
           <w:rPr>
-            <w:rStyle w:val="Lienhypertexte"/>
+            <w:rStyle w:val="Hyperlink"/>
             <w:noProof/>
           </w:rPr>
           <w:t>Figure 12: l'explication du logo</w:t>
@@ -5861,7 +6056,7 @@
             <w:noProof/>
             <w:webHidden/>
           </w:rPr>
-          <w:instrText xml:space="preserve"> PAGEREF _Toc226233737 \h </w:instrText>
+          <w:instrText xml:space="preserve"> PAGEREF _Toc226240799 \h </w:instrText>
         </w:r>
         <w:r>
           <w:rPr>
@@ -5894,7 +6089,7 @@
     </w:p>
     <w:p>
       <w:pPr>
-        <w:pStyle w:val="Tabledesillustrations"/>
+        <w:pStyle w:val="TableofFigures"/>
         <w:tabs>
           <w:tab w:val="right" w:leader="dot" w:pos="9062"/>
         </w:tabs>
@@ -5906,10 +6101,10 @@
           <w:lang w:eastAsia="fr-FR"/>
         </w:rPr>
       </w:pPr>
-      <w:hyperlink w:anchor="_Toc226233738" w:history="1">
+      <w:hyperlink w:anchor="_Toc226240800" w:history="1">
         <w:r>
           <w:rPr>
-            <w:rStyle w:val="Lienhypertexte"/>
+            <w:rStyle w:val="Hyperlink"/>
             <w:noProof/>
           </w:rPr>
           <w:t>Figure 13: Google Analytics</w:t>
@@ -5933,7 +6128,7 @@
             <w:noProof/>
             <w:webHidden/>
           </w:rPr>
-          <w:instrText xml:space="preserve"> PAGEREF _Toc226233738 \h </w:instrText>
+          <w:instrText xml:space="preserve"> PAGEREF _Toc226240800 \h </w:instrText>
         </w:r>
         <w:r>
           <w:rPr>
@@ -5966,7 +6161,7 @@
     </w:p>
     <w:p>
       <w:pPr>
-        <w:pStyle w:val="Tabledesillustrations"/>
+        <w:pStyle w:val="TableofFigures"/>
         <w:tabs>
           <w:tab w:val="right" w:leader="dot" w:pos="9062"/>
         </w:tabs>
@@ -5978,10 +6173,10 @@
           <w:lang w:eastAsia="fr-FR"/>
         </w:rPr>
       </w:pPr>
-      <w:hyperlink w:anchor="_Toc226233739" w:history="1">
+      <w:hyperlink w:anchor="_Toc226240801" w:history="1">
         <w:r>
           <w:rPr>
-            <w:rStyle w:val="Lienhypertexte"/>
+            <w:rStyle w:val="Hyperlink"/>
             <w:noProof/>
           </w:rPr>
           <w:t>Figure 14: Ahrefs</w:t>
@@ -6005,7 +6200,7 @@
             <w:noProof/>
             <w:webHidden/>
           </w:rPr>
-          <w:instrText xml:space="preserve"> PAGEREF _Toc226233739 \h </w:instrText>
+          <w:instrText xml:space="preserve"> PAGEREF _Toc226240801 \h </w:instrText>
         </w:r>
         <w:r>
           <w:rPr>
@@ -6038,7 +6233,7 @@
     </w:p>
     <w:p>
       <w:pPr>
-        <w:pStyle w:val="Tabledesillustrations"/>
+        <w:pStyle w:val="TableofFigures"/>
         <w:tabs>
           <w:tab w:val="right" w:leader="dot" w:pos="9062"/>
         </w:tabs>
@@ -6050,10 +6245,10 @@
           <w:lang w:eastAsia="fr-FR"/>
         </w:rPr>
       </w:pPr>
-      <w:hyperlink w:anchor="_Toc226233740" w:history="1">
+      <w:hyperlink w:anchor="_Toc226240802" w:history="1">
         <w:r>
           <w:rPr>
-            <w:rStyle w:val="Lienhypertexte"/>
+            <w:rStyle w:val="Hyperlink"/>
             <w:noProof/>
           </w:rPr>
           <w:t>Figure 15: Chatgpt</w:t>
@@ -6077,7 +6272,7 @@
             <w:noProof/>
             <w:webHidden/>
           </w:rPr>
-          <w:instrText xml:space="preserve"> PAGEREF _Toc226233740 \h </w:instrText>
+          <w:instrText xml:space="preserve"> PAGEREF _Toc226240802 \h </w:instrText>
         </w:r>
         <w:r>
           <w:rPr>
@@ -6110,7 +6305,7 @@
     </w:p>
     <w:p>
       <w:pPr>
-        <w:pStyle w:val="Tabledesillustrations"/>
+        <w:pStyle w:val="TableofFigures"/>
         <w:tabs>
           <w:tab w:val="right" w:leader="dot" w:pos="9062"/>
         </w:tabs>
@@ -6122,10 +6317,10 @@
           <w:lang w:eastAsia="fr-FR"/>
         </w:rPr>
       </w:pPr>
-      <w:hyperlink w:anchor="_Toc226233741" w:history="1">
+      <w:hyperlink w:anchor="_Toc226240803" w:history="1">
         <w:r>
           <w:rPr>
-            <w:rStyle w:val="Lienhypertexte"/>
+            <w:rStyle w:val="Hyperlink"/>
             <w:noProof/>
           </w:rPr>
           <w:t>Figure 16: Logo de VS Code</w:t>
@@ -6149,7 +6344,7 @@
             <w:noProof/>
             <w:webHidden/>
           </w:rPr>
-          <w:instrText xml:space="preserve"> PAGEREF _Toc226233741 \h </w:instrText>
+          <w:instrText xml:space="preserve"> PAGEREF _Toc226240803 \h </w:instrText>
         </w:r>
         <w:r>
           <w:rPr>
@@ -6182,7 +6377,7 @@
     </w:p>
     <w:p>
       <w:pPr>
-        <w:pStyle w:val="Tabledesillustrations"/>
+        <w:pStyle w:val="TableofFigures"/>
         <w:tabs>
           <w:tab w:val="right" w:leader="dot" w:pos="9062"/>
         </w:tabs>
@@ -6194,10 +6389,10 @@
           <w:lang w:eastAsia="fr-FR"/>
         </w:rPr>
       </w:pPr>
-      <w:hyperlink w:anchor="_Toc226233742" w:history="1">
+      <w:hyperlink w:anchor="_Toc226240804" w:history="1">
         <w:r>
           <w:rPr>
-            <w:rStyle w:val="Lienhypertexte"/>
+            <w:rStyle w:val="Hyperlink"/>
             <w:noProof/>
           </w:rPr>
           <w:t>Figure 17: Logo de git</w:t>
@@ -6221,7 +6416,7 @@
             <w:noProof/>
             <w:webHidden/>
           </w:rPr>
-          <w:instrText xml:space="preserve"> PAGEREF _Toc226233742 \h </w:instrText>
+          <w:instrText xml:space="preserve"> PAGEREF _Toc226240804 \h </w:instrText>
         </w:r>
         <w:r>
           <w:rPr>
@@ -6254,7 +6449,7 @@
     </w:p>
     <w:p>
       <w:pPr>
-        <w:pStyle w:val="Tabledesillustrations"/>
+        <w:pStyle w:val="TableofFigures"/>
         <w:tabs>
           <w:tab w:val="right" w:leader="dot" w:pos="9062"/>
         </w:tabs>
@@ -6266,10 +6461,10 @@
           <w:lang w:eastAsia="fr-FR"/>
         </w:rPr>
       </w:pPr>
-      <w:hyperlink w:anchor="_Toc226233743" w:history="1">
+      <w:hyperlink w:anchor="_Toc226240805" w:history="1">
         <w:r>
           <w:rPr>
-            <w:rStyle w:val="Lienhypertexte"/>
+            <w:rStyle w:val="Hyperlink"/>
             <w:noProof/>
           </w:rPr>
           <w:t>Figure 18: Logo de GitHub</w:t>
@@ -6293,7 +6488,7 @@
             <w:noProof/>
             <w:webHidden/>
           </w:rPr>
-          <w:instrText xml:space="preserve"> PAGEREF _Toc226233743 \h </w:instrText>
+          <w:instrText xml:space="preserve"> PAGEREF _Toc226240805 \h </w:instrText>
         </w:r>
         <w:r>
           <w:rPr>
@@ -6326,7 +6521,7 @@
     </w:p>
     <w:p>
       <w:pPr>
-        <w:pStyle w:val="Tabledesillustrations"/>
+        <w:pStyle w:val="TableofFigures"/>
         <w:tabs>
           <w:tab w:val="right" w:leader="dot" w:pos="9062"/>
         </w:tabs>
@@ -6338,10 +6533,10 @@
           <w:lang w:eastAsia="fr-FR"/>
         </w:rPr>
       </w:pPr>
-      <w:hyperlink w:anchor="_Toc226233744" w:history="1">
+      <w:hyperlink w:anchor="_Toc226240806" w:history="1">
         <w:r>
           <w:rPr>
-            <w:rStyle w:val="Lienhypertexte"/>
+            <w:rStyle w:val="Hyperlink"/>
             <w:noProof/>
           </w:rPr>
           <w:t>Figure 19: Diagramme de classes</w:t>
@@ -6365,7 +6560,7 @@
             <w:noProof/>
             <w:webHidden/>
           </w:rPr>
-          <w:instrText xml:space="preserve"> PAGEREF _Toc226233744 \h </w:instrText>
+          <w:instrText xml:space="preserve"> PAGEREF _Toc226240806 \h </w:instrText>
         </w:r>
         <w:r>
           <w:rPr>
@@ -6398,7 +6593,7 @@
     </w:p>
     <w:p>
       <w:pPr>
-        <w:pStyle w:val="Tabledesillustrations"/>
+        <w:pStyle w:val="TableofFigures"/>
         <w:tabs>
           <w:tab w:val="right" w:leader="dot" w:pos="9062"/>
         </w:tabs>
@@ -6410,10 +6605,10 @@
           <w:lang w:eastAsia="fr-FR"/>
         </w:rPr>
       </w:pPr>
-      <w:hyperlink w:anchor="_Toc226233745" w:history="1">
+      <w:hyperlink w:anchor="_Toc226240807" w:history="1">
         <w:r>
           <w:rPr>
-            <w:rStyle w:val="Lienhypertexte"/>
+            <w:rStyle w:val="Hyperlink"/>
             <w:noProof/>
           </w:rPr>
           <w:t>Figure 20: Design sur Figma</w:t>
@@ -6437,7 +6632,7 @@
             <w:noProof/>
             <w:webHidden/>
           </w:rPr>
-          <w:instrText xml:space="preserve"> PAGEREF _Toc226233745 \h </w:instrText>
+          <w:instrText xml:space="preserve"> PAGEREF _Toc226240807 \h </w:instrText>
         </w:r>
         <w:r>
           <w:rPr>
@@ -6470,7 +6665,7 @@
     </w:p>
     <w:p>
       <w:pPr>
-        <w:pStyle w:val="Tabledesillustrations"/>
+        <w:pStyle w:val="TableofFigures"/>
         <w:tabs>
           <w:tab w:val="right" w:leader="dot" w:pos="9062"/>
         </w:tabs>
@@ -6482,10 +6677,10 @@
           <w:lang w:eastAsia="fr-FR"/>
         </w:rPr>
       </w:pPr>
-      <w:hyperlink w:anchor="_Toc226233746" w:history="1">
+      <w:hyperlink w:anchor="_Toc226240808" w:history="1">
         <w:r>
           <w:rPr>
-            <w:rStyle w:val="Lienhypertexte"/>
+            <w:rStyle w:val="Hyperlink"/>
             <w:noProof/>
           </w:rPr>
           <w:t>Figure 21: Page d'accueil  du site</w:t>
@@ -6509,7 +6704,7 @@
             <w:noProof/>
             <w:webHidden/>
           </w:rPr>
-          <w:instrText xml:space="preserve"> PAGEREF _Toc226233746 \h </w:instrText>
+          <w:instrText xml:space="preserve"> PAGEREF _Toc226240808 \h </w:instrText>
         </w:r>
         <w:r>
           <w:rPr>
@@ -6542,7 +6737,7 @@
     </w:p>
     <w:p>
       <w:pPr>
-        <w:pStyle w:val="Tabledesillustrations"/>
+        <w:pStyle w:val="TableofFigures"/>
         <w:tabs>
           <w:tab w:val="right" w:leader="dot" w:pos="9062"/>
         </w:tabs>
@@ -6554,27 +6749,13 @@
           <w:lang w:eastAsia="fr-FR"/>
         </w:rPr>
       </w:pPr>
-      <w:hyperlink w:anchor="_Toc226233747" w:history="1">
+      <w:hyperlink w:anchor="_Toc226240809" w:history="1">
         <w:r>
           <w:rPr>
-            <w:rStyle w:val="Lienhypertexte"/>
+            <w:rStyle w:val="Hyperlink"/>
             <w:noProof/>
           </w:rPr>
-          <w:t>Figure 22: Post Instag</w:t>
-        </w:r>
-        <w:r>
-          <w:rPr>
-            <w:rStyle w:val="Lienhypertexte"/>
-            <w:noProof/>
-          </w:rPr>
-          <w:t>r</w:t>
-        </w:r>
-        <w:r>
-          <w:rPr>
-            <w:rStyle w:val="Lienhypertexte"/>
-            <w:noProof/>
-          </w:rPr>
-          <w:t>am N° 1</w:t>
+          <w:t>Figure 22: Page du catalogue des voitures</w:t>
         </w:r>
         <w:r>
           <w:rPr>
@@ -6595,7 +6776,7 @@
             <w:noProof/>
             <w:webHidden/>
           </w:rPr>
-          <w:instrText xml:space="preserve"> PAGEREF _Toc226233747 \h </w:instrText>
+          <w:instrText xml:space="preserve"> PAGEREF _Toc226240809 \h </w:instrText>
         </w:r>
         <w:r>
           <w:rPr>
@@ -6628,7 +6809,7 @@
     </w:p>
     <w:p>
       <w:pPr>
-        <w:pStyle w:val="Tabledesillustrations"/>
+        <w:pStyle w:val="TableofFigures"/>
         <w:tabs>
           <w:tab w:val="right" w:leader="dot" w:pos="9062"/>
         </w:tabs>
@@ -6640,13 +6821,13 @@
           <w:lang w:eastAsia="fr-FR"/>
         </w:rPr>
       </w:pPr>
-      <w:hyperlink w:anchor="_Toc226233748" w:history="1">
+      <w:hyperlink w:anchor="_Toc226240810" w:history="1">
         <w:r>
           <w:rPr>
-            <w:rStyle w:val="Lienhypertexte"/>
+            <w:rStyle w:val="Hyperlink"/>
             <w:noProof/>
           </w:rPr>
-          <w:t>Figure 23: Post Instagram N° 2</w:t>
+          <w:t>Figure 23: Page du Dashboard</w:t>
         </w:r>
         <w:r>
           <w:rPr>
@@ -6667,7 +6848,7 @@
             <w:noProof/>
             <w:webHidden/>
           </w:rPr>
-          <w:instrText xml:space="preserve"> PAGEREF _Toc226233748 \h </w:instrText>
+          <w:instrText xml:space="preserve"> PAGEREF _Toc226240810 \h </w:instrText>
         </w:r>
         <w:r>
           <w:rPr>
@@ -6700,7 +6881,7 @@
     </w:p>
     <w:p>
       <w:pPr>
-        <w:pStyle w:val="Tabledesillustrations"/>
+        <w:pStyle w:val="TableofFigures"/>
         <w:tabs>
           <w:tab w:val="right" w:leader="dot" w:pos="9062"/>
         </w:tabs>
@@ -6712,13 +6893,13 @@
           <w:lang w:eastAsia="fr-FR"/>
         </w:rPr>
       </w:pPr>
-      <w:hyperlink w:anchor="_Toc226233749" w:history="1">
+      <w:hyperlink w:anchor="_Toc226240811" w:history="1">
         <w:r>
           <w:rPr>
-            <w:rStyle w:val="Lienhypertexte"/>
+            <w:rStyle w:val="Hyperlink"/>
             <w:noProof/>
           </w:rPr>
-          <w:t>Figure 24: Post Instagram N° 3</w:t>
+          <w:t>Figure 24: Post Instagram N° 1</w:t>
         </w:r>
         <w:r>
           <w:rPr>
@@ -6739,79 +6920,7 @@
             <w:noProof/>
             <w:webHidden/>
           </w:rPr>
-          <w:instrText xml:space="preserve"> PAGEREF _Toc226233749 \h </w:instrText>
-        </w:r>
-        <w:r>
-          <w:rPr>
-            <w:noProof/>
-            <w:webHidden/>
-          </w:rPr>
-        </w:r>
-        <w:r>
-          <w:rPr>
-            <w:noProof/>
-            <w:webHidden/>
-          </w:rPr>
-          <w:fldChar w:fldCharType="separate"/>
-        </w:r>
-        <w:r>
-          <w:rPr>
-            <w:noProof/>
-            <w:webHidden/>
-          </w:rPr>
-          <w:t>36</w:t>
-        </w:r>
-        <w:r>
-          <w:rPr>
-            <w:noProof/>
-            <w:webHidden/>
-          </w:rPr>
-          <w:fldChar w:fldCharType="end"/>
-        </w:r>
-      </w:hyperlink>
-    </w:p>
-    <w:p>
-      <w:pPr>
-        <w:pStyle w:val="Tabledesillustrations"/>
-        <w:tabs>
-          <w:tab w:val="right" w:leader="dot" w:pos="9062"/>
-        </w:tabs>
-        <w:rPr>
-          <w:rFonts w:eastAsiaTheme="minorEastAsia"/>
-          <w:noProof/>
-          <w:sz w:val="24"/>
-          <w:szCs w:val="24"/>
-          <w:lang w:eastAsia="fr-FR"/>
-        </w:rPr>
-      </w:pPr>
-      <w:hyperlink w:anchor="_Toc226233750" w:history="1">
-        <w:r>
-          <w:rPr>
-            <w:rStyle w:val="Lienhypertexte"/>
-            <w:noProof/>
-          </w:rPr>
-          <w:t>Figure 25: la Page Instagram</w:t>
-        </w:r>
-        <w:r>
-          <w:rPr>
-            <w:noProof/>
-            <w:webHidden/>
-          </w:rPr>
-          <w:tab/>
-        </w:r>
-        <w:r>
-          <w:rPr>
-            <w:noProof/>
-            <w:webHidden/>
-          </w:rPr>
-          <w:fldChar w:fldCharType="begin"/>
-        </w:r>
-        <w:r>
-          <w:rPr>
-            <w:noProof/>
-            <w:webHidden/>
-          </w:rPr>
-          <w:instrText xml:space="preserve"> PAGEREF _Toc226233750 \h </w:instrText>
+          <w:instrText xml:space="preserve"> PAGEREF _Toc226240811 \h </w:instrText>
         </w:r>
         <w:r>
           <w:rPr>
@@ -6844,7 +6953,7 @@
     </w:p>
     <w:p>
       <w:pPr>
-        <w:pStyle w:val="Tabledesillustrations"/>
+        <w:pStyle w:val="TableofFigures"/>
         <w:tabs>
           <w:tab w:val="right" w:leader="dot" w:pos="9062"/>
         </w:tabs>
@@ -6856,13 +6965,13 @@
           <w:lang w:eastAsia="fr-FR"/>
         </w:rPr>
       </w:pPr>
-      <w:hyperlink w:anchor="_Toc226233751" w:history="1">
+      <w:hyperlink w:anchor="_Toc226240812" w:history="1">
         <w:r>
           <w:rPr>
-            <w:rStyle w:val="Lienhypertexte"/>
+            <w:rStyle w:val="Hyperlink"/>
             <w:noProof/>
           </w:rPr>
-          <w:t>Figure 26: Instagram Insights</w:t>
+          <w:t>Figure 25: Post Instagram N° 2</w:t>
         </w:r>
         <w:r>
           <w:rPr>
@@ -6883,7 +6992,7 @@
             <w:noProof/>
             <w:webHidden/>
           </w:rPr>
-          <w:instrText xml:space="preserve"> PAGEREF _Toc226233751 \h </w:instrText>
+          <w:instrText xml:space="preserve"> PAGEREF _Toc226240812 \h </w:instrText>
         </w:r>
         <w:r>
           <w:rPr>
@@ -6915,6 +7024,222 @@
       </w:hyperlink>
     </w:p>
     <w:p>
+      <w:pPr>
+        <w:pStyle w:val="TableofFigures"/>
+        <w:tabs>
+          <w:tab w:val="right" w:leader="dot" w:pos="9062"/>
+        </w:tabs>
+        <w:rPr>
+          <w:rFonts w:eastAsiaTheme="minorEastAsia"/>
+          <w:noProof/>
+          <w:sz w:val="24"/>
+          <w:szCs w:val="24"/>
+          <w:lang w:eastAsia="fr-FR"/>
+        </w:rPr>
+      </w:pPr>
+      <w:hyperlink w:anchor="_Toc226240813" w:history="1">
+        <w:r>
+          <w:rPr>
+            <w:rStyle w:val="Hyperlink"/>
+            <w:noProof/>
+          </w:rPr>
+          <w:t>Figure 26: Post Instagram N° 3</w:t>
+        </w:r>
+        <w:r>
+          <w:rPr>
+            <w:noProof/>
+            <w:webHidden/>
+          </w:rPr>
+          <w:tab/>
+        </w:r>
+        <w:r>
+          <w:rPr>
+            <w:noProof/>
+            <w:webHidden/>
+          </w:rPr>
+          <w:fldChar w:fldCharType="begin"/>
+        </w:r>
+        <w:r>
+          <w:rPr>
+            <w:noProof/>
+            <w:webHidden/>
+          </w:rPr>
+          <w:instrText xml:space="preserve"> PAGEREF _Toc226240813 \h </w:instrText>
+        </w:r>
+        <w:r>
+          <w:rPr>
+            <w:noProof/>
+            <w:webHidden/>
+          </w:rPr>
+        </w:r>
+        <w:r>
+          <w:rPr>
+            <w:noProof/>
+            <w:webHidden/>
+          </w:rPr>
+          <w:fldChar w:fldCharType="separate"/>
+        </w:r>
+        <w:r>
+          <w:rPr>
+            <w:noProof/>
+            <w:webHidden/>
+          </w:rPr>
+          <w:t>38</w:t>
+        </w:r>
+        <w:r>
+          <w:rPr>
+            <w:noProof/>
+            <w:webHidden/>
+          </w:rPr>
+          <w:fldChar w:fldCharType="end"/>
+        </w:r>
+      </w:hyperlink>
+    </w:p>
+    <w:p>
+      <w:pPr>
+        <w:pStyle w:val="TableofFigures"/>
+        <w:tabs>
+          <w:tab w:val="right" w:leader="dot" w:pos="9062"/>
+        </w:tabs>
+        <w:rPr>
+          <w:rFonts w:eastAsiaTheme="minorEastAsia"/>
+          <w:noProof/>
+          <w:sz w:val="24"/>
+          <w:szCs w:val="24"/>
+          <w:lang w:eastAsia="fr-FR"/>
+        </w:rPr>
+      </w:pPr>
+      <w:hyperlink w:anchor="_Toc226240814" w:history="1">
+        <w:r>
+          <w:rPr>
+            <w:rStyle w:val="Hyperlink"/>
+            <w:noProof/>
+          </w:rPr>
+          <w:t>Figure 27: la Page Instagram</w:t>
+        </w:r>
+        <w:r>
+          <w:rPr>
+            <w:noProof/>
+            <w:webHidden/>
+          </w:rPr>
+          <w:tab/>
+        </w:r>
+        <w:r>
+          <w:rPr>
+            <w:noProof/>
+            <w:webHidden/>
+          </w:rPr>
+          <w:fldChar w:fldCharType="begin"/>
+        </w:r>
+        <w:r>
+          <w:rPr>
+            <w:noProof/>
+            <w:webHidden/>
+          </w:rPr>
+          <w:instrText xml:space="preserve"> PAGEREF _Toc226240814 \h </w:instrText>
+        </w:r>
+        <w:r>
+          <w:rPr>
+            <w:noProof/>
+            <w:webHidden/>
+          </w:rPr>
+        </w:r>
+        <w:r>
+          <w:rPr>
+            <w:noProof/>
+            <w:webHidden/>
+          </w:rPr>
+          <w:fldChar w:fldCharType="separate"/>
+        </w:r>
+        <w:r>
+          <w:rPr>
+            <w:noProof/>
+            <w:webHidden/>
+          </w:rPr>
+          <w:t>38</w:t>
+        </w:r>
+        <w:r>
+          <w:rPr>
+            <w:noProof/>
+            <w:webHidden/>
+          </w:rPr>
+          <w:fldChar w:fldCharType="end"/>
+        </w:r>
+      </w:hyperlink>
+    </w:p>
+    <w:p>
+      <w:pPr>
+        <w:pStyle w:val="TableofFigures"/>
+        <w:tabs>
+          <w:tab w:val="right" w:leader="dot" w:pos="9062"/>
+        </w:tabs>
+        <w:rPr>
+          <w:rFonts w:eastAsiaTheme="minorEastAsia"/>
+          <w:noProof/>
+          <w:sz w:val="24"/>
+          <w:szCs w:val="24"/>
+          <w:lang w:eastAsia="fr-FR"/>
+        </w:rPr>
+      </w:pPr>
+      <w:hyperlink w:anchor="_Toc226240815" w:history="1">
+        <w:r>
+          <w:rPr>
+            <w:rStyle w:val="Hyperlink"/>
+            <w:noProof/>
+          </w:rPr>
+          <w:t>Figure 28: Instagram Insights</w:t>
+        </w:r>
+        <w:r>
+          <w:rPr>
+            <w:noProof/>
+            <w:webHidden/>
+          </w:rPr>
+          <w:tab/>
+        </w:r>
+        <w:r>
+          <w:rPr>
+            <w:noProof/>
+            <w:webHidden/>
+          </w:rPr>
+          <w:fldChar w:fldCharType="begin"/>
+        </w:r>
+        <w:r>
+          <w:rPr>
+            <w:noProof/>
+            <w:webHidden/>
+          </w:rPr>
+          <w:instrText xml:space="preserve"> PAGEREF _Toc226240815 \h </w:instrText>
+        </w:r>
+        <w:r>
+          <w:rPr>
+            <w:noProof/>
+            <w:webHidden/>
+          </w:rPr>
+        </w:r>
+        <w:r>
+          <w:rPr>
+            <w:noProof/>
+            <w:webHidden/>
+          </w:rPr>
+          <w:fldChar w:fldCharType="separate"/>
+        </w:r>
+        <w:r>
+          <w:rPr>
+            <w:noProof/>
+            <w:webHidden/>
+          </w:rPr>
+          <w:t>39</w:t>
+        </w:r>
+        <w:r>
+          <w:rPr>
+            <w:noProof/>
+            <w:webHidden/>
+          </w:rPr>
+          <w:fldChar w:fldCharType="end"/>
+        </w:r>
+      </w:hyperlink>
+    </w:p>
+    <w:p>
       <w:r>
         <w:fldChar w:fldCharType="end"/>
       </w:r>
@@ -6927,7 +7252,7 @@
     <w:p/>
     <w:p>
       <w:pPr>
-        <w:pStyle w:val="Titre1"/>
+        <w:pStyle w:val="Heading1"/>
         <w:spacing w:line="360" w:lineRule="auto"/>
         <w:jc w:val="center"/>
         <w:rPr>
@@ -6941,11 +7266,9 @@
       </w:pPr>
     </w:p>
     <w:p/>
-    <w:p/>
-    <w:p/>
-    <w:p>
-      <w:pPr>
-        <w:pStyle w:val="Titre1"/>
+    <w:p>
+      <w:pPr>
+        <w:pStyle w:val="Heading1"/>
         <w:jc w:val="center"/>
         <w:rPr>
           <w:rFonts w:ascii="Times New Roman" w:hAnsi="Times New Roman" w:cs="Times New Roman"/>
@@ -6956,7 +7279,7 @@
           <w:u w:val="single"/>
         </w:rPr>
       </w:pPr>
-      <w:bookmarkStart w:id="1" w:name="_Toc226236304"/>
+      <w:bookmarkStart w:id="2" w:name="_Toc226240745"/>
       <w:r>
         <w:rPr>
           <w:rFonts w:ascii="Times New Roman" w:hAnsi="Times New Roman" w:cs="Times New Roman"/>
@@ -6966,15 +7289,14 @@
           <w:szCs w:val="32"/>
           <w:u w:val="single"/>
         </w:rPr>
-        <w:lastRenderedPageBreak/>
         <w:t>Principales notations</w:t>
       </w:r>
-      <w:bookmarkEnd w:id="1"/>
+      <w:bookmarkEnd w:id="2"/>
     </w:p>
     <w:p/>
     <w:tbl>
       <w:tblPr>
-        <w:tblStyle w:val="Grilledutableau"/>
+        <w:tblStyle w:val="TableGrid"/>
         <w:tblW w:w="0" w:type="auto"/>
         <w:tblLook w:val="04A0" w:firstRow="1" w:lastRow="0" w:firstColumn="1" w:lastColumn="0" w:noHBand="0" w:noVBand="1"/>
       </w:tblPr>
@@ -7362,7 +7684,7 @@
     <w:p/>
     <w:p>
       <w:pPr>
-        <w:pStyle w:val="Titre1"/>
+        <w:pStyle w:val="Heading1"/>
         <w:spacing w:line="360" w:lineRule="auto"/>
         <w:jc w:val="center"/>
         <w:rPr>
@@ -7374,7 +7696,7 @@
           <w:u w:val="single"/>
         </w:rPr>
       </w:pPr>
-      <w:bookmarkStart w:id="2" w:name="_Toc226236305"/>
+      <w:bookmarkStart w:id="3" w:name="_Toc226240746"/>
       <w:r>
         <w:rPr>
           <w:rFonts w:asciiTheme="majorBidi" w:hAnsiTheme="majorBidi"/>
@@ -7384,10 +7706,9 @@
           <w:szCs w:val="32"/>
           <w:u w:val="single"/>
         </w:rPr>
-        <w:lastRenderedPageBreak/>
         <w:t>Remerciement</w:t>
       </w:r>
-      <w:bookmarkEnd w:id="2"/>
+      <w:bookmarkEnd w:id="3"/>
     </w:p>
     <w:p>
       <w:pPr>
@@ -7759,7 +8080,7 @@
     </w:p>
     <w:p>
       <w:pPr>
-        <w:pStyle w:val="Titre1"/>
+        <w:pStyle w:val="Heading1"/>
         <w:spacing w:line="360" w:lineRule="auto"/>
         <w:jc w:val="center"/>
         <w:rPr>
@@ -7773,7 +8094,7 @@
     <w:p/>
     <w:p>
       <w:pPr>
-        <w:pStyle w:val="Titre1"/>
+        <w:pStyle w:val="Heading1"/>
         <w:spacing w:line="360" w:lineRule="auto"/>
         <w:jc w:val="center"/>
         <w:rPr>
@@ -7785,7 +8106,7 @@
           <w:u w:val="single"/>
         </w:rPr>
       </w:pPr>
-      <w:bookmarkStart w:id="3" w:name="_Toc226236306"/>
+      <w:bookmarkStart w:id="4" w:name="_Toc226240747"/>
       <w:r>
         <w:rPr>
           <w:rFonts w:asciiTheme="majorBidi" w:hAnsiTheme="majorBidi"/>
@@ -7795,10 +8116,9 @@
           <w:szCs w:val="32"/>
           <w:u w:val="single"/>
         </w:rPr>
-        <w:lastRenderedPageBreak/>
         <w:t>Introduction</w:t>
       </w:r>
-      <w:bookmarkEnd w:id="3"/>
+      <w:bookmarkEnd w:id="4"/>
     </w:p>
     <w:p>
       <w:pPr>
@@ -7939,6 +8259,7 @@
           <w:sz w:val="24"/>
           <w:szCs w:val="24"/>
         </w:rPr>
+        <w:lastRenderedPageBreak/>
         <w:t>Observer et apprendre du travail en groupe :</w:t>
       </w:r>
       <w:r>
@@ -7972,7 +8293,6 @@
           <w:sz w:val="24"/>
           <w:szCs w:val="24"/>
         </w:rPr>
-        <w:lastRenderedPageBreak/>
         <w:t>Développer nos compétences interpersonnelles :</w:t>
       </w:r>
       <w:r>
@@ -8472,14 +8792,7 @@
     </w:p>
     <w:p>
       <w:pPr>
-        <w:rPr>
-          <w:rFonts w:asciiTheme="majorBidi" w:hAnsiTheme="majorBidi" w:cstheme="majorBidi"/>
-        </w:rPr>
-      </w:pPr>
-    </w:p>
-    <w:p>
-      <w:pPr>
-        <w:pStyle w:val="Titre1"/>
+        <w:pStyle w:val="Heading1"/>
         <w:rPr>
           <w:rFonts w:asciiTheme="majorBidi" w:hAnsiTheme="majorBidi"/>
           <w:b/>
@@ -8488,11 +8801,10 @@
           <w:szCs w:val="32"/>
         </w:rPr>
       </w:pPr>
-      <w:bookmarkStart w:id="4" w:name="_Toc226236307"/>
-    </w:p>
-    <w:p>
-      <w:pPr>
-        <w:pStyle w:val="Titre1"/>
+    </w:p>
+    <w:p>
+      <w:pPr>
+        <w:pStyle w:val="Heading1"/>
         <w:rPr>
           <w:rFonts w:asciiTheme="majorBidi" w:hAnsiTheme="majorBidi"/>
           <w:b/>
@@ -8501,10 +8813,8 @@
           <w:szCs w:val="32"/>
         </w:rPr>
       </w:pPr>
-    </w:p>
-    <w:p>
-      <w:pPr>
-        <w:pStyle w:val="Titre1"/>
+      <w:bookmarkStart w:id="5" w:name="_Toc226240748"/>
+      <w:r>
         <w:rPr>
           <w:rFonts w:asciiTheme="majorBidi" w:hAnsiTheme="majorBidi"/>
           <w:b/>
@@ -8512,7 +8822,9 @@
           <w:sz w:val="32"/>
           <w:szCs w:val="32"/>
         </w:rPr>
-      </w:pPr>
+        <w:lastRenderedPageBreak/>
+        <w:t xml:space="preserve">Chapitre 1 : </w:t>
+      </w:r>
       <w:r>
         <w:rPr>
           <w:rFonts w:asciiTheme="majorBidi" w:hAnsiTheme="majorBidi"/>
@@ -8521,8 +8833,7 @@
           <w:sz w:val="32"/>
           <w:szCs w:val="32"/>
         </w:rPr>
-        <w:lastRenderedPageBreak/>
-        <w:t xml:space="preserve">Chapitre 1 : </w:t>
+        <w:t>O</w:t>
       </w:r>
       <w:r>
         <w:rPr>
@@ -8532,7 +8843,7 @@
           <w:sz w:val="32"/>
           <w:szCs w:val="32"/>
         </w:rPr>
-        <w:t>O</w:t>
+        <w:t>rganisme</w:t>
       </w:r>
       <w:r>
         <w:rPr>
@@ -8542,7 +8853,7 @@
           <w:sz w:val="32"/>
           <w:szCs w:val="32"/>
         </w:rPr>
-        <w:t>rganisme</w:t>
+        <w:t xml:space="preserve"> </w:t>
       </w:r>
       <w:r>
         <w:rPr>
@@ -8552,23 +8863,13 @@
           <w:sz w:val="32"/>
           <w:szCs w:val="32"/>
         </w:rPr>
-        <w:t xml:space="preserve"> </w:t>
-      </w:r>
-      <w:r>
-        <w:rPr>
-          <w:rFonts w:asciiTheme="majorBidi" w:hAnsiTheme="majorBidi"/>
-          <w:b/>
-          <w:bCs/>
-          <w:sz w:val="32"/>
-          <w:szCs w:val="32"/>
-        </w:rPr>
         <w:t>d’accueil</w:t>
       </w:r>
-      <w:bookmarkEnd w:id="4"/>
-    </w:p>
-    <w:p>
-      <w:pPr>
-        <w:pStyle w:val="Titre2"/>
+      <w:bookmarkEnd w:id="5"/>
+    </w:p>
+    <w:p>
+      <w:pPr>
+        <w:pStyle w:val="Heading2"/>
         <w:numPr>
           <w:ilvl w:val="0"/>
           <w:numId w:val="3"/>
@@ -8580,7 +8881,7 @@
           <w:u w:val="single"/>
         </w:rPr>
       </w:pPr>
-      <w:bookmarkStart w:id="5" w:name="_Toc226236308"/>
+      <w:bookmarkStart w:id="6" w:name="_Toc226240749"/>
       <w:r>
         <w:rPr>
           <w:rFonts w:asciiTheme="majorBidi" w:hAnsiTheme="majorBidi"/>
@@ -8599,7 +8900,7 @@
         </w:rPr>
         <w:t> :</w:t>
       </w:r>
-      <w:bookmarkEnd w:id="5"/>
+      <w:bookmarkEnd w:id="6"/>
     </w:p>
     <w:p>
       <w:pPr>
@@ -8809,7 +9110,7 @@
     </w:p>
     <w:p>
       <w:pPr>
-        <w:pStyle w:val="Titre2"/>
+        <w:pStyle w:val="Heading2"/>
         <w:numPr>
           <w:ilvl w:val="0"/>
           <w:numId w:val="3"/>
@@ -8821,7 +9122,7 @@
           <w:u w:val="single"/>
         </w:rPr>
       </w:pPr>
-      <w:bookmarkStart w:id="6" w:name="_Toc226236309"/>
+      <w:bookmarkStart w:id="7" w:name="_Toc226240750"/>
       <w:r>
         <w:rPr>
           <w:rFonts w:asciiTheme="majorBidi" w:hAnsiTheme="majorBidi"/>
@@ -8831,7 +9132,7 @@
         </w:rPr>
         <w:t>Présentation du domaine de la location des voitures :</w:t>
       </w:r>
-      <w:bookmarkEnd w:id="6"/>
+      <w:bookmarkEnd w:id="7"/>
     </w:p>
     <w:p>
       <w:pPr>
@@ -8914,7 +9215,7 @@
     </w:p>
     <w:p>
       <w:pPr>
-        <w:pStyle w:val="Titre2"/>
+        <w:pStyle w:val="Heading2"/>
         <w:numPr>
           <w:ilvl w:val="0"/>
           <w:numId w:val="3"/>
@@ -8926,7 +9227,7 @@
           <w:u w:val="single"/>
         </w:rPr>
       </w:pPr>
-      <w:bookmarkStart w:id="7" w:name="_Toc226236310"/>
+      <w:bookmarkStart w:id="8" w:name="_Toc226240751"/>
       <w:r>
         <w:rPr>
           <w:rFonts w:asciiTheme="majorBidi" w:hAnsiTheme="majorBidi"/>
@@ -8936,7 +9237,7 @@
         </w:rPr>
         <w:t>Etude des solutions existantes :</w:t>
       </w:r>
-      <w:bookmarkEnd w:id="7"/>
+      <w:bookmarkEnd w:id="8"/>
     </w:p>
     <w:p>
       <w:pPr>
@@ -9045,7 +9346,7 @@
     </w:p>
     <w:p>
       <w:pPr>
-        <w:pStyle w:val="Titre2"/>
+        <w:pStyle w:val="Heading2"/>
         <w:numPr>
           <w:ilvl w:val="0"/>
           <w:numId w:val="3"/>
@@ -9057,7 +9358,7 @@
           <w:u w:val="single"/>
         </w:rPr>
       </w:pPr>
-      <w:bookmarkStart w:id="8" w:name="_Toc226236311"/>
+      <w:bookmarkStart w:id="9" w:name="_Toc226240752"/>
       <w:r>
         <w:rPr>
           <w:rFonts w:asciiTheme="majorBidi" w:hAnsiTheme="majorBidi"/>
@@ -9067,7 +9368,7 @@
         </w:rPr>
         <w:t>Problématique :</w:t>
       </w:r>
-      <w:bookmarkEnd w:id="8"/>
+      <w:bookmarkEnd w:id="9"/>
     </w:p>
     <w:p>
       <w:pPr>
@@ -9326,7 +9627,7 @@
       </w:pPr>
       <w:r>
         <w:rPr>
-          <w:rStyle w:val="lev"/>
+          <w:rStyle w:val="Strong"/>
           <w:rFonts w:asciiTheme="majorBidi" w:hAnsiTheme="majorBidi" w:cstheme="majorBidi"/>
           <w:sz w:val="24"/>
           <w:szCs w:val="24"/>
@@ -9336,7 +9637,7 @@
     </w:p>
     <w:p>
       <w:pPr>
-        <w:pStyle w:val="Titre2"/>
+        <w:pStyle w:val="Heading2"/>
         <w:numPr>
           <w:ilvl w:val="0"/>
           <w:numId w:val="3"/>
@@ -9348,7 +9649,7 @@
           <w:u w:val="single"/>
         </w:rPr>
       </w:pPr>
-      <w:bookmarkStart w:id="9" w:name="_Toc226236312"/>
+      <w:bookmarkStart w:id="10" w:name="_Toc226240753"/>
       <w:r>
         <w:rPr>
           <w:rFonts w:asciiTheme="majorBidi" w:hAnsiTheme="majorBidi"/>
@@ -9358,7 +9659,7 @@
         </w:rPr>
         <w:t>Objectifs de ce projet :</w:t>
       </w:r>
-      <w:bookmarkEnd w:id="9"/>
+      <w:bookmarkEnd w:id="10"/>
     </w:p>
     <w:p>
       <w:pPr>
@@ -10065,7 +10366,7 @@
     </w:p>
     <w:p>
       <w:pPr>
-        <w:pStyle w:val="Titre1"/>
+        <w:pStyle w:val="Heading1"/>
         <w:rPr>
           <w:rFonts w:asciiTheme="majorBidi" w:hAnsiTheme="majorBidi"/>
           <w:b/>
@@ -10074,7 +10375,7 @@
           <w:szCs w:val="32"/>
         </w:rPr>
       </w:pPr>
-      <w:bookmarkStart w:id="10" w:name="_Toc226236313"/>
+      <w:bookmarkStart w:id="11" w:name="_Toc226240754"/>
       <w:r>
         <w:rPr>
           <w:rFonts w:asciiTheme="majorBidi" w:hAnsiTheme="majorBidi"/>
@@ -10096,11 +10397,11 @@
         </w:rPr>
         <w:t>Analyse et Spécification des Besoins</w:t>
       </w:r>
-      <w:bookmarkEnd w:id="10"/>
-    </w:p>
-    <w:p>
-      <w:pPr>
-        <w:pStyle w:val="Titre2"/>
+      <w:bookmarkEnd w:id="11"/>
+    </w:p>
+    <w:p>
+      <w:pPr>
+        <w:pStyle w:val="Heading2"/>
         <w:numPr>
           <w:ilvl w:val="0"/>
           <w:numId w:val="5"/>
@@ -10112,7 +10413,7 @@
           <w:u w:val="single"/>
         </w:rPr>
       </w:pPr>
-      <w:bookmarkStart w:id="11" w:name="_Toc226236314"/>
+      <w:bookmarkStart w:id="12" w:name="_Toc226240755"/>
       <w:r>
         <w:rPr>
           <w:rFonts w:asciiTheme="majorBidi" w:hAnsiTheme="majorBidi"/>
@@ -10122,7 +10423,7 @@
         </w:rPr>
         <w:t>Identification des utilisateurs</w:t>
       </w:r>
-      <w:bookmarkEnd w:id="11"/>
+      <w:bookmarkEnd w:id="12"/>
     </w:p>
     <w:p>
       <w:pPr>
@@ -10463,7 +10764,7 @@
     </w:p>
     <w:p>
       <w:pPr>
-        <w:pStyle w:val="Titre2"/>
+        <w:pStyle w:val="Heading2"/>
         <w:numPr>
           <w:ilvl w:val="0"/>
           <w:numId w:val="5"/>
@@ -10476,7 +10777,7 @@
           <w:lang w:eastAsia="fr-FR"/>
         </w:rPr>
       </w:pPr>
-      <w:bookmarkStart w:id="12" w:name="_Toc226236315"/>
+      <w:bookmarkStart w:id="13" w:name="_Toc226240756"/>
       <w:r>
         <w:rPr>
           <w:rFonts w:asciiTheme="majorBidi" w:eastAsiaTheme="minorHAnsi" w:hAnsiTheme="majorBidi"/>
@@ -10487,7 +10788,7 @@
         </w:rPr>
         <w:t>Besoins fonctionnels :</w:t>
       </w:r>
-      <w:bookmarkEnd w:id="12"/>
+      <w:bookmarkEnd w:id="13"/>
     </w:p>
     <w:p>
       <w:pPr>
@@ -10528,7 +10829,7 @@
       </w:r>
       <w:r>
         <w:rPr>
-          <w:rStyle w:val="lev"/>
+          <w:rStyle w:val="Strong"/>
           <w:rFonts w:asciiTheme="majorBidi" w:hAnsiTheme="majorBidi" w:cstheme="majorBidi"/>
           <w:b w:val="0"/>
           <w:bCs w:val="0"/>
@@ -10566,7 +10867,7 @@
       </w:r>
       <w:r>
         <w:rPr>
-          <w:rStyle w:val="lev"/>
+          <w:rStyle w:val="Strong"/>
           <w:rFonts w:asciiTheme="majorBidi" w:hAnsiTheme="majorBidi" w:cstheme="majorBidi"/>
           <w:b w:val="0"/>
           <w:bCs w:val="0"/>
@@ -10605,7 +10906,7 @@
       </w:r>
       <w:r>
         <w:rPr>
-          <w:rStyle w:val="lev"/>
+          <w:rStyle w:val="Strong"/>
           <w:rFonts w:asciiTheme="majorBidi" w:hAnsiTheme="majorBidi" w:cstheme="majorBidi"/>
           <w:b w:val="0"/>
           <w:bCs w:val="0"/>
@@ -10643,7 +10944,7 @@
       </w:r>
       <w:r>
         <w:rPr>
-          <w:rStyle w:val="lev"/>
+          <w:rStyle w:val="Strong"/>
           <w:rFonts w:asciiTheme="majorBidi" w:hAnsiTheme="majorBidi" w:cstheme="majorBidi"/>
           <w:b w:val="0"/>
           <w:bCs w:val="0"/>
@@ -10663,7 +10964,7 @@
     </w:p>
     <w:p>
       <w:pPr>
-        <w:pStyle w:val="Titre2"/>
+        <w:pStyle w:val="Heading2"/>
         <w:numPr>
           <w:ilvl w:val="0"/>
           <w:numId w:val="5"/>
@@ -10675,7 +10976,7 @@
           <w:u w:val="single"/>
         </w:rPr>
       </w:pPr>
-      <w:bookmarkStart w:id="13" w:name="_Toc226236316"/>
+      <w:bookmarkStart w:id="14" w:name="_Toc226240757"/>
       <w:r>
         <w:rPr>
           <w:rFonts w:asciiTheme="majorBidi" w:hAnsiTheme="majorBidi"/>
@@ -10685,7 +10986,7 @@
         </w:rPr>
         <w:t>Besoins non fonctionnels :</w:t>
       </w:r>
-      <w:bookmarkEnd w:id="13"/>
+      <w:bookmarkEnd w:id="14"/>
     </w:p>
     <w:p>
       <w:pPr>
@@ -10726,7 +11027,7 @@
       </w:r>
       <w:r>
         <w:rPr>
-          <w:rStyle w:val="lev"/>
+          <w:rStyle w:val="Strong"/>
           <w:rFonts w:asciiTheme="majorBidi" w:hAnsiTheme="majorBidi" w:cstheme="majorBidi"/>
           <w:sz w:val="24"/>
           <w:szCs w:val="24"/>
@@ -10762,7 +11063,7 @@
       </w:r>
       <w:r>
         <w:rPr>
-          <w:rStyle w:val="lev"/>
+          <w:rStyle w:val="Strong"/>
           <w:rFonts w:asciiTheme="majorBidi" w:hAnsiTheme="majorBidi" w:cstheme="majorBidi"/>
           <w:sz w:val="24"/>
           <w:szCs w:val="24"/>
@@ -10798,7 +11099,7 @@
       </w:r>
       <w:r>
         <w:rPr>
-          <w:rStyle w:val="lev"/>
+          <w:rStyle w:val="Strong"/>
           <w:rFonts w:asciiTheme="majorBidi" w:hAnsiTheme="majorBidi" w:cstheme="majorBidi"/>
           <w:sz w:val="24"/>
           <w:szCs w:val="24"/>
@@ -10834,7 +11135,7 @@
       </w:r>
       <w:r>
         <w:rPr>
-          <w:rStyle w:val="lev"/>
+          <w:rStyle w:val="Strong"/>
           <w:rFonts w:asciiTheme="majorBidi" w:hAnsiTheme="majorBidi" w:cstheme="majorBidi"/>
           <w:b w:val="0"/>
           <w:bCs w:val="0"/>
@@ -10854,7 +11155,7 @@
     </w:p>
     <w:p>
       <w:pPr>
-        <w:pStyle w:val="Titre2"/>
+        <w:pStyle w:val="Heading2"/>
         <w:numPr>
           <w:ilvl w:val="0"/>
           <w:numId w:val="5"/>
@@ -10866,7 +11167,7 @@
           <w:u w:val="single"/>
         </w:rPr>
       </w:pPr>
-      <w:bookmarkStart w:id="14" w:name="_Toc226236317"/>
+      <w:bookmarkStart w:id="15" w:name="_Toc226240758"/>
       <w:r>
         <w:rPr>
           <w:rFonts w:asciiTheme="majorBidi" w:hAnsiTheme="majorBidi"/>
@@ -10876,7 +11177,7 @@
         </w:rPr>
         <w:t>Diagramme de cas d’utilisation :</w:t>
       </w:r>
-      <w:bookmarkEnd w:id="14"/>
+      <w:bookmarkEnd w:id="15"/>
       <w:r>
         <w:rPr>
           <w:rFonts w:asciiTheme="majorBidi" w:hAnsiTheme="majorBidi"/>
@@ -10920,7 +11221,7 @@
           <w:noProof/>
         </w:rPr>
         <w:drawing>
-          <wp:inline distT="0" distB="0" distL="0" distR="0" wp14:anchorId="56AF3117" wp14:editId="0D1C0F01">
+          <wp:inline distT="0" distB="0" distL="0" distR="0" wp14:anchorId="56AF3117" wp14:editId="442F3C21">
             <wp:extent cx="4372098" cy="2019300"/>
             <wp:effectExtent l="0" t="0" r="9525" b="0"/>
             <wp:docPr id="608889792" name="Picture 2"/>
@@ -10964,13 +11265,13 @@
     </w:p>
     <w:p>
       <w:pPr>
-        <w:pStyle w:val="Lgende"/>
+        <w:pStyle w:val="Caption"/>
         <w:jc w:val="center"/>
         <w:rPr>
           <w:rFonts w:asciiTheme="majorBidi" w:hAnsiTheme="majorBidi" w:cstheme="majorBidi"/>
         </w:rPr>
       </w:pPr>
-      <w:bookmarkStart w:id="15" w:name="_Toc226233726"/>
+      <w:bookmarkStart w:id="16" w:name="_Toc226240788"/>
       <w:r>
         <w:rPr>
           <w:rFonts w:asciiTheme="majorBidi" w:hAnsiTheme="majorBidi" w:cstheme="majorBidi"/>
@@ -11015,7 +11316,7 @@
         </w:rPr>
         <w:t>: Diagramme de cas d’utilisation du système</w:t>
       </w:r>
-      <w:bookmarkEnd w:id="15"/>
+      <w:bookmarkEnd w:id="16"/>
     </w:p>
     <w:p>
       <w:pPr>
@@ -11551,7 +11852,7 @@
     </w:p>
     <w:p>
       <w:pPr>
-        <w:pStyle w:val="Titre1"/>
+        <w:pStyle w:val="Heading1"/>
         <w:rPr>
           <w:rFonts w:asciiTheme="majorBidi" w:hAnsiTheme="majorBidi"/>
           <w:b/>
@@ -11560,7 +11861,7 @@
           <w:szCs w:val="32"/>
         </w:rPr>
       </w:pPr>
-      <w:bookmarkStart w:id="16" w:name="_Toc226236318"/>
+      <w:bookmarkStart w:id="17" w:name="_Toc226240759"/>
       <w:r>
         <w:rPr>
           <w:rFonts w:asciiTheme="majorBidi" w:hAnsiTheme="majorBidi"/>
@@ -11572,11 +11873,11 @@
         <w:lastRenderedPageBreak/>
         <w:t>Chapitre 3 : Conception du système</w:t>
       </w:r>
-      <w:bookmarkEnd w:id="16"/>
-    </w:p>
-    <w:p>
-      <w:pPr>
-        <w:pStyle w:val="Titre2"/>
+      <w:bookmarkEnd w:id="17"/>
+    </w:p>
+    <w:p>
+      <w:pPr>
+        <w:pStyle w:val="Heading2"/>
         <w:numPr>
           <w:ilvl w:val="0"/>
           <w:numId w:val="6"/>
@@ -11588,7 +11889,7 @@
           <w:u w:val="single"/>
         </w:rPr>
       </w:pPr>
-      <w:bookmarkStart w:id="17" w:name="_Toc226236319"/>
+      <w:bookmarkStart w:id="18" w:name="_Toc226240760"/>
       <w:r>
         <w:rPr>
           <w:rFonts w:asciiTheme="majorBidi" w:hAnsiTheme="majorBidi"/>
@@ -11598,7 +11899,7 @@
         </w:rPr>
         <w:t>Architecture générale du système :</w:t>
       </w:r>
-      <w:bookmarkEnd w:id="17"/>
+      <w:bookmarkEnd w:id="18"/>
     </w:p>
     <w:p>
       <w:pPr>
@@ -11639,7 +11940,7 @@
       </w:r>
       <w:r>
         <w:rPr>
-          <w:rStyle w:val="lev"/>
+          <w:rStyle w:val="Strong"/>
           <w:rFonts w:asciiTheme="majorBidi" w:hAnsiTheme="majorBidi" w:cstheme="majorBidi"/>
           <w:b w:val="0"/>
           <w:bCs w:val="0"/>
@@ -11677,7 +11978,7 @@
       </w:r>
       <w:r>
         <w:rPr>
-          <w:rStyle w:val="lev"/>
+          <w:rStyle w:val="Strong"/>
           <w:rFonts w:asciiTheme="majorBidi" w:hAnsiTheme="majorBidi" w:cstheme="majorBidi"/>
           <w:b w:val="0"/>
           <w:bCs w:val="0"/>
@@ -11731,7 +12032,7 @@
       </w:r>
       <w:r>
         <w:rPr>
-          <w:rStyle w:val="lev"/>
+          <w:rStyle w:val="Strong"/>
           <w:rFonts w:asciiTheme="majorBidi" w:hAnsiTheme="majorBidi" w:cstheme="majorBidi"/>
           <w:b w:val="0"/>
           <w:bCs w:val="0"/>
@@ -11817,13 +12118,13 @@
     </w:p>
     <w:p>
       <w:pPr>
-        <w:pStyle w:val="Lgende"/>
+        <w:pStyle w:val="Caption"/>
         <w:jc w:val="center"/>
         <w:rPr>
           <w:rFonts w:asciiTheme="majorBidi" w:hAnsiTheme="majorBidi" w:cstheme="majorBidi"/>
         </w:rPr>
       </w:pPr>
-      <w:bookmarkStart w:id="18" w:name="_Toc226233727"/>
+      <w:bookmarkStart w:id="19" w:name="_Toc226240789"/>
       <w:r>
         <w:rPr>
           <w:rFonts w:asciiTheme="majorBidi" w:hAnsiTheme="majorBidi" w:cstheme="majorBidi"/>
@@ -11868,7 +12169,7 @@
         </w:rPr>
         <w:t>: Architecture générale du système</w:t>
       </w:r>
-      <w:bookmarkEnd w:id="18"/>
+      <w:bookmarkEnd w:id="19"/>
     </w:p>
     <w:p>
       <w:pPr>
@@ -11891,7 +12192,7 @@
     </w:p>
     <w:p>
       <w:pPr>
-        <w:pStyle w:val="Titre2"/>
+        <w:pStyle w:val="Heading2"/>
         <w:numPr>
           <w:ilvl w:val="0"/>
           <w:numId w:val="6"/>
@@ -11903,7 +12204,7 @@
           <w:u w:val="single"/>
         </w:rPr>
       </w:pPr>
-      <w:bookmarkStart w:id="19" w:name="_Toc226236320"/>
+      <w:bookmarkStart w:id="20" w:name="_Toc226240761"/>
       <w:r>
         <w:rPr>
           <w:rFonts w:asciiTheme="majorBidi" w:hAnsiTheme="majorBidi"/>
@@ -11913,7 +12214,7 @@
         </w:rPr>
         <w:t>Les technologies utilisées :</w:t>
       </w:r>
-      <w:bookmarkEnd w:id="19"/>
+      <w:bookmarkEnd w:id="20"/>
     </w:p>
     <w:p>
       <w:pPr>
@@ -11954,7 +12255,7 @@
       </w:r>
       <w:r>
         <w:rPr>
-          <w:rStyle w:val="lev"/>
+          <w:rStyle w:val="Strong"/>
           <w:rFonts w:asciiTheme="majorBidi" w:hAnsiTheme="majorBidi" w:cstheme="majorBidi"/>
           <w:sz w:val="24"/>
           <w:szCs w:val="24"/>
@@ -11990,7 +12291,7 @@
       </w:r>
       <w:r>
         <w:rPr>
-          <w:rStyle w:val="lev"/>
+          <w:rStyle w:val="Strong"/>
           <w:rFonts w:asciiTheme="majorBidi" w:hAnsiTheme="majorBidi" w:cstheme="majorBidi"/>
           <w:sz w:val="24"/>
           <w:szCs w:val="24"/>
@@ -12027,7 +12328,7 @@
       </w:r>
       <w:r>
         <w:rPr>
-          <w:rStyle w:val="lev"/>
+          <w:rStyle w:val="Strong"/>
           <w:rFonts w:asciiTheme="majorBidi" w:hAnsiTheme="majorBidi" w:cstheme="majorBidi"/>
           <w:sz w:val="24"/>
           <w:szCs w:val="24"/>
@@ -12045,7 +12346,7 @@
     </w:p>
     <w:p>
       <w:pPr>
-        <w:pStyle w:val="Titre3"/>
+        <w:pStyle w:val="Heading3"/>
         <w:numPr>
           <w:ilvl w:val="0"/>
           <w:numId w:val="7"/>
@@ -12054,14 +12355,14 @@
           <w:rFonts w:asciiTheme="majorBidi" w:hAnsiTheme="majorBidi"/>
         </w:rPr>
       </w:pPr>
-      <w:bookmarkStart w:id="20" w:name="_Toc226236321"/>
+      <w:bookmarkStart w:id="21" w:name="_Toc226240762"/>
       <w:r>
         <w:rPr>
           <w:rFonts w:asciiTheme="majorBidi" w:hAnsiTheme="majorBidi"/>
         </w:rPr>
         <w:t>Technologies de développement :</w:t>
       </w:r>
-      <w:bookmarkEnd w:id="20"/>
+      <w:bookmarkEnd w:id="21"/>
     </w:p>
     <w:p>
       <w:pPr>
@@ -12179,7 +12480,7 @@
     </w:p>
     <w:p>
       <w:pPr>
-        <w:pStyle w:val="Lgende"/>
+        <w:pStyle w:val="Caption"/>
         <w:jc w:val="center"/>
         <w:rPr>
           <w:rFonts w:asciiTheme="majorBidi" w:hAnsiTheme="majorBidi" w:cstheme="majorBidi"/>
@@ -12187,7 +12488,7 @@
           <w:szCs w:val="24"/>
         </w:rPr>
       </w:pPr>
-      <w:bookmarkStart w:id="21" w:name="_Toc226233728"/>
+      <w:bookmarkStart w:id="22" w:name="_Toc226240790"/>
       <w:r>
         <w:rPr>
           <w:rFonts w:asciiTheme="majorBidi" w:hAnsiTheme="majorBidi" w:cstheme="majorBidi"/>
@@ -12232,7 +12533,7 @@
         </w:rPr>
         <w:t>: Logo de React</w:t>
       </w:r>
-      <w:bookmarkEnd w:id="21"/>
+      <w:bookmarkEnd w:id="22"/>
     </w:p>
     <w:p>
       <w:pPr>
@@ -12340,7 +12641,7 @@
     </w:p>
     <w:p>
       <w:pPr>
-        <w:pStyle w:val="Lgende"/>
+        <w:pStyle w:val="Caption"/>
         <w:jc w:val="center"/>
         <w:rPr>
           <w:rFonts w:asciiTheme="majorBidi" w:hAnsiTheme="majorBidi" w:cstheme="majorBidi"/>
@@ -12348,7 +12649,7 @@
           <w:szCs w:val="24"/>
         </w:rPr>
       </w:pPr>
-      <w:bookmarkStart w:id="22" w:name="_Toc226233729"/>
+      <w:bookmarkStart w:id="23" w:name="_Toc226240791"/>
       <w:r>
         <w:rPr>
           <w:rFonts w:asciiTheme="majorBidi" w:hAnsiTheme="majorBidi" w:cstheme="majorBidi"/>
@@ -12393,7 +12694,7 @@
         </w:rPr>
         <w:t>: Logo de Flask</w:t>
       </w:r>
-      <w:bookmarkEnd w:id="22"/>
+      <w:bookmarkEnd w:id="23"/>
     </w:p>
     <w:p>
       <w:pPr>
@@ -12489,13 +12790,13 @@
     </w:p>
     <w:p>
       <w:pPr>
-        <w:pStyle w:val="Lgende"/>
+        <w:pStyle w:val="Caption"/>
         <w:jc w:val="center"/>
         <w:rPr>
           <w:rFonts w:asciiTheme="majorBidi" w:hAnsiTheme="majorBidi" w:cstheme="majorBidi"/>
         </w:rPr>
       </w:pPr>
-      <w:bookmarkStart w:id="23" w:name="_Toc226233730"/>
+      <w:bookmarkStart w:id="24" w:name="_Toc226240792"/>
       <w:r>
         <w:rPr>
           <w:rFonts w:asciiTheme="majorBidi" w:hAnsiTheme="majorBidi" w:cstheme="majorBidi"/>
@@ -12540,11 +12841,11 @@
         </w:rPr>
         <w:t>: Logo de PostgreSQL</w:t>
       </w:r>
-      <w:bookmarkEnd w:id="23"/>
-    </w:p>
-    <w:p>
-      <w:pPr>
-        <w:pStyle w:val="Titre3"/>
+      <w:bookmarkEnd w:id="24"/>
+    </w:p>
+    <w:p>
+      <w:pPr>
+        <w:pStyle w:val="Heading3"/>
         <w:numPr>
           <w:ilvl w:val="0"/>
           <w:numId w:val="7"/>
@@ -12553,7 +12854,7 @@
           <w:rFonts w:asciiTheme="majorBidi" w:hAnsiTheme="majorBidi"/>
         </w:rPr>
       </w:pPr>
-      <w:bookmarkStart w:id="24" w:name="_Toc226236322"/>
+      <w:bookmarkStart w:id="25" w:name="_Toc226240763"/>
       <w:r>
         <w:rPr>
           <w:rFonts w:asciiTheme="majorBidi" w:hAnsiTheme="majorBidi"/>
@@ -12561,7 +12862,7 @@
         <w:lastRenderedPageBreak/>
         <w:t>Outils de design et UI/UX :</w:t>
       </w:r>
-      <w:bookmarkEnd w:id="24"/>
+      <w:bookmarkEnd w:id="25"/>
     </w:p>
     <w:p>
       <w:pPr>
@@ -12695,7 +12996,7 @@
     </w:p>
     <w:p>
       <w:pPr>
-        <w:pStyle w:val="Lgende"/>
+        <w:pStyle w:val="Caption"/>
         <w:jc w:val="center"/>
         <w:rPr>
           <w:rFonts w:asciiTheme="majorBidi" w:hAnsiTheme="majorBidi" w:cstheme="majorBidi"/>
@@ -12703,7 +13004,7 @@
           <w:szCs w:val="24"/>
         </w:rPr>
       </w:pPr>
-      <w:bookmarkStart w:id="25" w:name="_Toc226233731"/>
+      <w:bookmarkStart w:id="26" w:name="_Toc226240793"/>
       <w:r>
         <w:rPr>
           <w:rFonts w:asciiTheme="majorBidi" w:hAnsiTheme="majorBidi" w:cstheme="majorBidi"/>
@@ -12748,7 +13049,7 @@
         </w:rPr>
         <w:t>: Logo de Figma</w:t>
       </w:r>
-      <w:bookmarkEnd w:id="25"/>
+      <w:bookmarkEnd w:id="26"/>
     </w:p>
     <w:p>
       <w:pPr>
@@ -12845,7 +13146,7 @@
     </w:p>
     <w:p>
       <w:pPr>
-        <w:pStyle w:val="Lgende"/>
+        <w:pStyle w:val="Caption"/>
         <w:jc w:val="center"/>
         <w:rPr>
           <w:rFonts w:asciiTheme="majorBidi" w:eastAsia="Times New Roman" w:hAnsiTheme="majorBidi" w:cstheme="majorBidi"/>
@@ -12856,7 +13157,7 @@
           <w14:ligatures w14:val="none"/>
         </w:rPr>
       </w:pPr>
-      <w:bookmarkStart w:id="26" w:name="_Toc226233732"/>
+      <w:bookmarkStart w:id="27" w:name="_Toc226240794"/>
       <w:r>
         <w:rPr>
           <w:rFonts w:asciiTheme="majorBidi" w:hAnsiTheme="majorBidi" w:cstheme="majorBidi"/>
@@ -12901,7 +13202,7 @@
         </w:rPr>
         <w:t>: Logo de Photoshop</w:t>
       </w:r>
-      <w:bookmarkEnd w:id="26"/>
+      <w:bookmarkEnd w:id="27"/>
     </w:p>
     <w:p>
       <w:pPr>
@@ -12991,13 +13292,13 @@
     </w:p>
     <w:p>
       <w:pPr>
-        <w:pStyle w:val="Lgende"/>
+        <w:pStyle w:val="Caption"/>
         <w:jc w:val="center"/>
         <w:rPr>
           <w:rFonts w:asciiTheme="majorBidi" w:hAnsiTheme="majorBidi" w:cstheme="majorBidi"/>
         </w:rPr>
       </w:pPr>
-      <w:bookmarkStart w:id="27" w:name="_Toc226233733"/>
+      <w:bookmarkStart w:id="28" w:name="_Toc226240795"/>
       <w:r>
         <w:rPr>
           <w:rFonts w:asciiTheme="majorBidi" w:hAnsiTheme="majorBidi" w:cstheme="majorBidi"/>
@@ -13042,7 +13343,7 @@
         </w:rPr>
         <w:t>: Logo de illustrator</w:t>
       </w:r>
-      <w:bookmarkEnd w:id="27"/>
+      <w:bookmarkEnd w:id="28"/>
     </w:p>
     <w:p>
       <w:pPr>
@@ -13133,13 +13434,13 @@
     </w:p>
     <w:p>
       <w:pPr>
-        <w:pStyle w:val="Lgende"/>
+        <w:pStyle w:val="Caption"/>
         <w:jc w:val="center"/>
         <w:rPr>
           <w:rFonts w:asciiTheme="majorBidi" w:hAnsiTheme="majorBidi" w:cstheme="majorBidi"/>
         </w:rPr>
       </w:pPr>
-      <w:bookmarkStart w:id="28" w:name="_Toc226233734"/>
+      <w:bookmarkStart w:id="29" w:name="_Toc226240796"/>
       <w:r>
         <w:rPr>
           <w:rFonts w:asciiTheme="majorBidi" w:hAnsiTheme="majorBidi" w:cstheme="majorBidi"/>
@@ -13182,31 +13483,16 @@
         <w:rPr>
           <w:rFonts w:asciiTheme="majorBidi" w:hAnsiTheme="majorBidi" w:cstheme="majorBidi"/>
         </w:rPr>
-        <w:t xml:space="preserve">: </w:t>
-      </w:r>
-      <w:proofErr w:type="gramStart"/>
-      <w:r>
-        <w:rPr>
-          <w:rFonts w:asciiTheme="majorBidi" w:hAnsiTheme="majorBidi" w:cstheme="majorBidi"/>
-        </w:rPr>
-        <w:t xml:space="preserve">Logo </w:t>
+        <w:t xml:space="preserve">: Logo </w:t>
       </w:r>
       <w:r>
         <w:rPr>
           <w:rFonts w:asciiTheme="majorBidi" w:hAnsiTheme="majorBidi" w:cstheme="majorBidi"/>
           <w:noProof/>
         </w:rPr>
-        <w:t xml:space="preserve"> du</w:t>
-      </w:r>
-      <w:proofErr w:type="gramEnd"/>
-      <w:r>
-        <w:rPr>
-          <w:rFonts w:asciiTheme="majorBidi" w:hAnsiTheme="majorBidi" w:cstheme="majorBidi"/>
-          <w:noProof/>
-        </w:rPr>
-        <w:t xml:space="preserve"> site web</w:t>
-      </w:r>
-      <w:bookmarkEnd w:id="28"/>
+        <w:t xml:space="preserve"> du site web</w:t>
+      </w:r>
+      <w:bookmarkEnd w:id="29"/>
     </w:p>
     <w:p>
       <w:pPr>
@@ -13235,7 +13521,7 @@
     </w:p>
     <w:p>
       <w:pPr>
-        <w:pStyle w:val="Titre4"/>
+        <w:pStyle w:val="Heading4"/>
         <w:spacing w:line="360" w:lineRule="auto"/>
         <w:rPr>
           <w:rFonts w:ascii="Times New Roman" w:eastAsia="Times New Roman" w:hAnsi="Times New Roman" w:cs="Times New Roman"/>
@@ -13422,39 +13708,29 @@
     </w:p>
     <w:p>
       <w:pPr>
-        <w:pStyle w:val="Lgende"/>
+        <w:pStyle w:val="Caption"/>
         <w:jc w:val="center"/>
       </w:pPr>
-      <w:bookmarkStart w:id="29" w:name="_Toc226233735"/>
+      <w:bookmarkStart w:id="30" w:name="_Toc226240797"/>
       <w:r>
         <w:t xml:space="preserve">Figure </w:t>
       </w:r>
-      <w:r>
-        <w:fldChar w:fldCharType="begin"/>
-      </w:r>
-      <w:r>
-        <w:instrText xml:space="preserve"> SEQ Figure \* ARABIC </w:instrText>
-      </w:r>
-      <w:r>
-        <w:fldChar w:fldCharType="separate"/>
-      </w:r>
-      <w:r>
-        <w:rPr>
-          <w:noProof/>
-        </w:rPr>
-        <w:t>10</w:t>
-      </w:r>
-      <w:r>
-        <w:fldChar w:fldCharType="end"/>
-      </w:r>
+      <w:fldSimple w:instr=" SEQ Figure \* ARABIC ">
+        <w:r>
+          <w:rPr>
+            <w:noProof/>
+          </w:rPr>
+          <w:t>10</w:t>
+        </w:r>
+      </w:fldSimple>
       <w:r>
         <w:t>: La typographie</w:t>
       </w:r>
-      <w:bookmarkEnd w:id="29"/>
-    </w:p>
-    <w:p>
-      <w:pPr>
-        <w:pStyle w:val="Titre4"/>
+      <w:bookmarkEnd w:id="30"/>
+    </w:p>
+    <w:p>
+      <w:pPr>
+        <w:pStyle w:val="Heading4"/>
         <w:spacing w:line="360" w:lineRule="auto"/>
         <w:rPr>
           <w:rFonts w:ascii="Times New Roman" w:hAnsi="Times New Roman" w:cs="Times New Roman"/>
@@ -13590,39 +13866,29 @@
     </w:p>
     <w:p>
       <w:pPr>
-        <w:pStyle w:val="Lgende"/>
+        <w:pStyle w:val="Caption"/>
         <w:jc w:val="center"/>
       </w:pPr>
-      <w:bookmarkStart w:id="30" w:name="_Toc226233736"/>
+      <w:bookmarkStart w:id="31" w:name="_Toc226240798"/>
       <w:r>
         <w:t xml:space="preserve">Figure </w:t>
       </w:r>
-      <w:r>
-        <w:fldChar w:fldCharType="begin"/>
-      </w:r>
-      <w:r>
-        <w:instrText xml:space="preserve"> SEQ Figure \* ARABIC </w:instrText>
-      </w:r>
-      <w:r>
-        <w:fldChar w:fldCharType="separate"/>
-      </w:r>
-      <w:r>
-        <w:rPr>
-          <w:noProof/>
-        </w:rPr>
-        <w:t>11</w:t>
-      </w:r>
-      <w:r>
-        <w:fldChar w:fldCharType="end"/>
-      </w:r>
+      <w:fldSimple w:instr=" SEQ Figure \* ARABIC ">
+        <w:r>
+          <w:rPr>
+            <w:noProof/>
+          </w:rPr>
+          <w:t>11</w:t>
+        </w:r>
+      </w:fldSimple>
       <w:r>
         <w:t>: la palette de couleurs</w:t>
       </w:r>
-      <w:bookmarkEnd w:id="30"/>
-    </w:p>
-    <w:p>
-      <w:pPr>
-        <w:pStyle w:val="Titre4"/>
+      <w:bookmarkEnd w:id="31"/>
+    </w:p>
+    <w:p>
+      <w:pPr>
+        <w:pStyle w:val="Heading4"/>
         <w:spacing w:line="360" w:lineRule="auto"/>
         <w:rPr>
           <w:rFonts w:ascii="Times New Roman" w:hAnsi="Times New Roman" w:cs="Times New Roman"/>
@@ -13693,7 +13959,7 @@
           <w:lang w:eastAsia="fr-FR"/>
         </w:rPr>
         <w:drawing>
-          <wp:inline distT="0" distB="0" distL="0" distR="0" wp14:anchorId="54F4420A" wp14:editId="2E625322">
+          <wp:inline distT="0" distB="0" distL="0" distR="0" wp14:anchorId="54F4420A" wp14:editId="36ED2EF5">
             <wp:extent cx="5213350" cy="2256130"/>
             <wp:effectExtent l="0" t="0" r="6350" b="0"/>
             <wp:docPr id="189216889" name="Picture 8"/>
@@ -13737,42 +14003,32 @@
     </w:p>
     <w:p>
       <w:pPr>
-        <w:pStyle w:val="Lgende"/>
+        <w:pStyle w:val="Caption"/>
         <w:jc w:val="center"/>
         <w:rPr>
           <w:lang w:eastAsia="fr-FR"/>
         </w:rPr>
       </w:pPr>
-      <w:bookmarkStart w:id="31" w:name="_Toc226233737"/>
+      <w:bookmarkStart w:id="32" w:name="_Toc226240799"/>
       <w:r>
         <w:t xml:space="preserve">Figure </w:t>
       </w:r>
-      <w:r>
-        <w:fldChar w:fldCharType="begin"/>
-      </w:r>
-      <w:r>
-        <w:instrText xml:space="preserve"> SEQ Figure \* ARABIC </w:instrText>
-      </w:r>
-      <w:r>
-        <w:fldChar w:fldCharType="separate"/>
-      </w:r>
-      <w:r>
-        <w:rPr>
-          <w:noProof/>
-        </w:rPr>
-        <w:t>12</w:t>
-      </w:r>
-      <w:r>
-        <w:fldChar w:fldCharType="end"/>
-      </w:r>
+      <w:fldSimple w:instr=" SEQ Figure \* ARABIC ">
+        <w:r>
+          <w:rPr>
+            <w:noProof/>
+          </w:rPr>
+          <w:t>12</w:t>
+        </w:r>
+      </w:fldSimple>
       <w:r>
         <w:t>: l'explication du logo</w:t>
       </w:r>
-      <w:bookmarkEnd w:id="31"/>
-    </w:p>
-    <w:p>
-      <w:pPr>
-        <w:pStyle w:val="Titre3"/>
+      <w:bookmarkEnd w:id="32"/>
+    </w:p>
+    <w:p>
+      <w:pPr>
+        <w:pStyle w:val="Heading3"/>
         <w:numPr>
           <w:ilvl w:val="0"/>
           <w:numId w:val="7"/>
@@ -13782,7 +14038,7 @@
           <w:lang w:eastAsia="fr-FR"/>
         </w:rPr>
       </w:pPr>
-      <w:bookmarkStart w:id="32" w:name="_Toc226236323"/>
+      <w:bookmarkStart w:id="33" w:name="_Toc226240764"/>
       <w:r>
         <w:rPr>
           <w:rFonts w:ascii="Times New Roman" w:eastAsia="Times New Roman" w:hAnsi="Times New Roman" w:cs="Times New Roman"/>
@@ -13790,7 +14046,7 @@
         </w:rPr>
         <w:t>Outils de marketing digital</w:t>
       </w:r>
-      <w:bookmarkEnd w:id="32"/>
+      <w:bookmarkEnd w:id="33"/>
     </w:p>
     <w:p>
       <w:pPr>
@@ -13841,7 +14097,7 @@
     </w:p>
     <w:p>
       <w:pPr>
-        <w:pStyle w:val="Titre4"/>
+        <w:pStyle w:val="Heading4"/>
         <w:rPr>
           <w:rFonts w:ascii="Times New Roman" w:hAnsi="Times New Roman" w:cs="Times New Roman"/>
           <w:sz w:val="24"/>
@@ -13925,7 +14181,7 @@
     </w:p>
     <w:p>
       <w:pPr>
-        <w:pStyle w:val="Lgende"/>
+        <w:pStyle w:val="Caption"/>
         <w:jc w:val="center"/>
         <w:rPr>
           <w:b/>
@@ -13933,32 +14189,22 @@
           <w:lang w:eastAsia="fr-FR"/>
         </w:rPr>
       </w:pPr>
-      <w:bookmarkStart w:id="33" w:name="_Toc226233738"/>
+      <w:bookmarkStart w:id="34" w:name="_Toc226240800"/>
       <w:r>
         <w:t xml:space="preserve">Figure </w:t>
       </w:r>
-      <w:r>
-        <w:fldChar w:fldCharType="begin"/>
-      </w:r>
-      <w:r>
-        <w:instrText xml:space="preserve"> SEQ Figure \* ARABIC </w:instrText>
-      </w:r>
-      <w:r>
-        <w:fldChar w:fldCharType="separate"/>
-      </w:r>
-      <w:r>
-        <w:rPr>
-          <w:noProof/>
-        </w:rPr>
-        <w:t>13</w:t>
-      </w:r>
-      <w:r>
-        <w:fldChar w:fldCharType="end"/>
-      </w:r>
+      <w:fldSimple w:instr=" SEQ Figure \* ARABIC ">
+        <w:r>
+          <w:rPr>
+            <w:noProof/>
+          </w:rPr>
+          <w:t>13</w:t>
+        </w:r>
+      </w:fldSimple>
       <w:r>
         <w:t>: Google Analytics</w:t>
       </w:r>
-      <w:bookmarkEnd w:id="33"/>
+      <w:bookmarkEnd w:id="34"/>
     </w:p>
     <w:p>
       <w:pPr>
@@ -13984,7 +14230,7 @@
     </w:p>
     <w:p>
       <w:pPr>
-        <w:pStyle w:val="Titre4"/>
+        <w:pStyle w:val="Heading4"/>
         <w:rPr>
           <w:rFonts w:ascii="Times New Roman" w:hAnsi="Times New Roman" w:cs="Times New Roman"/>
           <w:sz w:val="24"/>
@@ -14070,7 +14316,7 @@
     </w:p>
     <w:p>
       <w:pPr>
-        <w:pStyle w:val="Lgende"/>
+        <w:pStyle w:val="Caption"/>
         <w:jc w:val="center"/>
         <w:rPr>
           <w:b/>
@@ -14078,28 +14324,18 @@
           <w:lang w:eastAsia="fr-FR"/>
         </w:rPr>
       </w:pPr>
-      <w:bookmarkStart w:id="34" w:name="_Toc226233739"/>
+      <w:bookmarkStart w:id="35" w:name="_Toc226240801"/>
       <w:r>
         <w:t xml:space="preserve">Figure </w:t>
       </w:r>
-      <w:r>
-        <w:fldChar w:fldCharType="begin"/>
-      </w:r>
-      <w:r>
-        <w:instrText xml:space="preserve"> SEQ Figure \* ARABIC </w:instrText>
-      </w:r>
-      <w:r>
-        <w:fldChar w:fldCharType="separate"/>
-      </w:r>
-      <w:r>
-        <w:rPr>
-          <w:noProof/>
-        </w:rPr>
-        <w:t>14</w:t>
-      </w:r>
-      <w:r>
-        <w:fldChar w:fldCharType="end"/>
-      </w:r>
+      <w:fldSimple w:instr=" SEQ Figure \* ARABIC ">
+        <w:r>
+          <w:rPr>
+            <w:noProof/>
+          </w:rPr>
+          <w:t>14</w:t>
+        </w:r>
+      </w:fldSimple>
       <w:r>
         <w:t xml:space="preserve">: </w:t>
       </w:r>
@@ -14107,7 +14343,7 @@
       <w:r>
         <w:t>Ahrefs</w:t>
       </w:r>
-      <w:bookmarkEnd w:id="34"/>
+      <w:bookmarkEnd w:id="35"/>
       <w:proofErr w:type="spellEnd"/>
     </w:p>
     <w:p>
@@ -14153,7 +14389,7 @@
     </w:p>
     <w:p>
       <w:pPr>
-        <w:pStyle w:val="Titre4"/>
+        <w:pStyle w:val="Heading4"/>
         <w:rPr>
           <w:rFonts w:ascii="Times New Roman" w:hAnsi="Times New Roman" w:cs="Times New Roman"/>
           <w:sz w:val="24"/>
@@ -14239,7 +14475,7 @@
     </w:p>
     <w:p>
       <w:pPr>
-        <w:pStyle w:val="Lgende"/>
+        <w:pStyle w:val="Caption"/>
         <w:jc w:val="center"/>
         <w:rPr>
           <w:b/>
@@ -14247,32 +14483,22 @@
           <w:lang w:eastAsia="fr-FR"/>
         </w:rPr>
       </w:pPr>
-      <w:bookmarkStart w:id="35" w:name="_Toc226233740"/>
+      <w:bookmarkStart w:id="36" w:name="_Toc226240802"/>
       <w:r>
         <w:t xml:space="preserve">Figure </w:t>
       </w:r>
-      <w:r>
-        <w:fldChar w:fldCharType="begin"/>
-      </w:r>
-      <w:r>
-        <w:instrText xml:space="preserve"> SEQ Figure \* ARABIC </w:instrText>
-      </w:r>
-      <w:r>
-        <w:fldChar w:fldCharType="separate"/>
-      </w:r>
-      <w:r>
-        <w:rPr>
-          <w:noProof/>
-        </w:rPr>
-        <w:t>15</w:t>
-      </w:r>
-      <w:r>
-        <w:fldChar w:fldCharType="end"/>
-      </w:r>
+      <w:fldSimple w:instr=" SEQ Figure \* ARABIC ">
+        <w:r>
+          <w:rPr>
+            <w:noProof/>
+          </w:rPr>
+          <w:t>15</w:t>
+        </w:r>
+      </w:fldSimple>
       <w:r>
         <w:t>: Chatgpt</w:t>
       </w:r>
-      <w:bookmarkEnd w:id="35"/>
+      <w:bookmarkEnd w:id="36"/>
     </w:p>
     <w:p>
       <w:pPr>
@@ -14328,7 +14554,7 @@
     </w:p>
     <w:p>
       <w:pPr>
-        <w:pStyle w:val="Titre3"/>
+        <w:pStyle w:val="Heading3"/>
         <w:numPr>
           <w:ilvl w:val="0"/>
           <w:numId w:val="7"/>
@@ -14337,7 +14563,7 @@
           <w:lang w:eastAsia="fr-FR"/>
         </w:rPr>
       </w:pPr>
-      <w:bookmarkStart w:id="36" w:name="_Toc226236324"/>
+      <w:bookmarkStart w:id="37" w:name="_Toc226240765"/>
       <w:r>
         <w:rPr>
           <w:lang w:eastAsia="fr-FR"/>
@@ -14350,7 +14576,7 @@
         </w:rPr>
         <w:t> :</w:t>
       </w:r>
-      <w:bookmarkEnd w:id="36"/>
+      <w:bookmarkEnd w:id="37"/>
     </w:p>
     <w:p>
       <w:pPr>
@@ -14476,35 +14702,25 @@
     </w:p>
     <w:p>
       <w:pPr>
-        <w:pStyle w:val="Lgende"/>
+        <w:pStyle w:val="Caption"/>
         <w:jc w:val="center"/>
       </w:pPr>
-      <w:bookmarkStart w:id="37" w:name="_Toc226233741"/>
+      <w:bookmarkStart w:id="38" w:name="_Toc226240803"/>
       <w:r>
         <w:t xml:space="preserve">Figure </w:t>
       </w:r>
-      <w:r>
-        <w:fldChar w:fldCharType="begin"/>
-      </w:r>
-      <w:r>
-        <w:instrText xml:space="preserve"> SEQ Figure \* ARABIC </w:instrText>
-      </w:r>
-      <w:r>
-        <w:fldChar w:fldCharType="separate"/>
-      </w:r>
-      <w:r>
-        <w:rPr>
-          <w:noProof/>
-        </w:rPr>
-        <w:t>16</w:t>
-      </w:r>
-      <w:r>
-        <w:fldChar w:fldCharType="end"/>
-      </w:r>
+      <w:fldSimple w:instr=" SEQ Figure \* ARABIC ">
+        <w:r>
+          <w:rPr>
+            <w:noProof/>
+          </w:rPr>
+          <w:t>16</w:t>
+        </w:r>
+      </w:fldSimple>
       <w:r>
         <w:t>: Logo de VS Code</w:t>
       </w:r>
-      <w:bookmarkEnd w:id="37"/>
+      <w:bookmarkEnd w:id="38"/>
     </w:p>
     <w:p>
       <w:pPr>
@@ -14582,35 +14798,25 @@
     </w:p>
     <w:p>
       <w:pPr>
-        <w:pStyle w:val="Lgende"/>
+        <w:pStyle w:val="Caption"/>
         <w:jc w:val="center"/>
       </w:pPr>
-      <w:bookmarkStart w:id="38" w:name="_Toc226233742"/>
+      <w:bookmarkStart w:id="39" w:name="_Toc226240804"/>
       <w:r>
         <w:t xml:space="preserve">Figure </w:t>
       </w:r>
-      <w:r>
-        <w:fldChar w:fldCharType="begin"/>
-      </w:r>
-      <w:r>
-        <w:instrText xml:space="preserve"> SEQ Figure \* ARABIC </w:instrText>
-      </w:r>
-      <w:r>
-        <w:fldChar w:fldCharType="separate"/>
-      </w:r>
-      <w:r>
-        <w:rPr>
-          <w:noProof/>
-        </w:rPr>
-        <w:t>17</w:t>
-      </w:r>
-      <w:r>
-        <w:fldChar w:fldCharType="end"/>
-      </w:r>
+      <w:fldSimple w:instr=" SEQ Figure \* ARABIC ">
+        <w:r>
+          <w:rPr>
+            <w:noProof/>
+          </w:rPr>
+          <w:t>17</w:t>
+        </w:r>
+      </w:fldSimple>
       <w:r>
         <w:t>: Logo de git</w:t>
       </w:r>
-      <w:bookmarkEnd w:id="38"/>
+      <w:bookmarkEnd w:id="39"/>
     </w:p>
     <w:p>
       <w:pPr>
@@ -14649,7 +14855,7 @@
           <w:noProof/>
         </w:rPr>
         <w:drawing>
-          <wp:inline distT="0" distB="0" distL="0" distR="0" wp14:anchorId="30C9CC38" wp14:editId="01016A94">
+          <wp:inline distT="0" distB="0" distL="0" distR="0" wp14:anchorId="30C9CC38" wp14:editId="34F85BF9">
             <wp:extent cx="571500" cy="577850"/>
             <wp:effectExtent l="0" t="0" r="0" b="0"/>
             <wp:docPr id="2063923753" name="Image 12" descr="A black cat in a circle&#10;&#10;Description automatically generated"/>
@@ -14695,42 +14901,32 @@
     </w:p>
     <w:p>
       <w:pPr>
-        <w:pStyle w:val="Lgende"/>
+        <w:pStyle w:val="Caption"/>
         <w:jc w:val="center"/>
         <w:rPr>
           <w:lang w:eastAsia="fr-FR"/>
         </w:rPr>
       </w:pPr>
-      <w:bookmarkStart w:id="39" w:name="_Toc226233743"/>
+      <w:bookmarkStart w:id="40" w:name="_Toc226240805"/>
       <w:r>
         <w:t xml:space="preserve">Figure </w:t>
       </w:r>
-      <w:r>
-        <w:fldChar w:fldCharType="begin"/>
-      </w:r>
-      <w:r>
-        <w:instrText xml:space="preserve"> SEQ Figure \* ARABIC </w:instrText>
-      </w:r>
-      <w:r>
-        <w:fldChar w:fldCharType="separate"/>
-      </w:r>
-      <w:r>
-        <w:rPr>
-          <w:noProof/>
-        </w:rPr>
-        <w:t>18</w:t>
-      </w:r>
-      <w:r>
-        <w:fldChar w:fldCharType="end"/>
-      </w:r>
+      <w:fldSimple w:instr=" SEQ Figure \* ARABIC ">
+        <w:r>
+          <w:rPr>
+            <w:noProof/>
+          </w:rPr>
+          <w:t>18</w:t>
+        </w:r>
+      </w:fldSimple>
       <w:r>
         <w:t>: Logo de GitHub</w:t>
       </w:r>
-      <w:bookmarkEnd w:id="39"/>
-    </w:p>
-    <w:p>
-      <w:pPr>
-        <w:pStyle w:val="Titre2"/>
+      <w:bookmarkEnd w:id="40"/>
+    </w:p>
+    <w:p>
+      <w:pPr>
+        <w:pStyle w:val="Heading2"/>
         <w:numPr>
           <w:ilvl w:val="0"/>
           <w:numId w:val="6"/>
@@ -14740,7 +14936,7 @@
           <w:u w:val="single"/>
         </w:rPr>
       </w:pPr>
-      <w:bookmarkStart w:id="40" w:name="_Toc226236325"/>
+      <w:bookmarkStart w:id="41" w:name="_Toc226240766"/>
       <w:r>
         <w:rPr>
           <w:rFonts w:asciiTheme="majorBidi" w:hAnsiTheme="majorBidi"/>
@@ -14748,7 +14944,7 @@
         </w:rPr>
         <w:t>Modélisation UML</w:t>
       </w:r>
-      <w:bookmarkEnd w:id="40"/>
+      <w:bookmarkEnd w:id="41"/>
     </w:p>
     <w:p>
       <w:pPr>
@@ -14771,7 +14967,7 @@
     </w:p>
     <w:p>
       <w:pPr>
-        <w:pStyle w:val="Titre3"/>
+        <w:pStyle w:val="Heading3"/>
         <w:numPr>
           <w:ilvl w:val="0"/>
           <w:numId w:val="39"/>
@@ -14780,14 +14976,14 @@
           <w:rFonts w:asciiTheme="majorBidi" w:hAnsiTheme="majorBidi"/>
         </w:rPr>
       </w:pPr>
-      <w:bookmarkStart w:id="41" w:name="_Toc226236326"/>
+      <w:bookmarkStart w:id="42" w:name="_Toc226240767"/>
       <w:r>
         <w:rPr>
           <w:rFonts w:asciiTheme="majorBidi" w:hAnsiTheme="majorBidi"/>
         </w:rPr>
         <w:t>Diagramme de Classes</w:t>
       </w:r>
-      <w:bookmarkEnd w:id="41"/>
+      <w:bookmarkEnd w:id="42"/>
     </w:p>
     <w:p>
       <w:pPr>
@@ -14833,7 +15029,7 @@
     </w:p>
     <w:p>
       <w:pPr>
-        <w:pStyle w:val="Paragraphedeliste"/>
+        <w:pStyle w:val="ListParagraph"/>
         <w:keepNext/>
         <w:numPr>
           <w:ilvl w:val="0"/>
@@ -14913,7 +15109,7 @@
     </w:p>
     <w:p>
       <w:pPr>
-        <w:pStyle w:val="Paragraphedeliste"/>
+        <w:pStyle w:val="ListParagraph"/>
         <w:keepNext/>
         <w:numPr>
           <w:ilvl w:val="0"/>
@@ -15020,7 +15216,7 @@
     </w:p>
     <w:p>
       <w:pPr>
-        <w:pStyle w:val="Paragraphedeliste"/>
+        <w:pStyle w:val="ListParagraph"/>
         <w:keepNext/>
         <w:numPr>
           <w:ilvl w:val="0"/>
@@ -15277,7 +15473,7 @@
     </w:p>
     <w:p>
       <w:pPr>
-        <w:pStyle w:val="Lgende"/>
+        <w:pStyle w:val="Caption"/>
         <w:jc w:val="center"/>
         <w:rPr>
           <w:rFonts w:asciiTheme="majorBidi" w:hAnsiTheme="majorBidi" w:cstheme="majorBidi"/>
@@ -15285,36 +15481,26 @@
           <w:szCs w:val="24"/>
         </w:rPr>
       </w:pPr>
-      <w:bookmarkStart w:id="42" w:name="_Toc226233744"/>
+      <w:bookmarkStart w:id="43" w:name="_Toc226240806"/>
       <w:r>
         <w:t xml:space="preserve">Figure </w:t>
       </w:r>
-      <w:r>
-        <w:fldChar w:fldCharType="begin"/>
-      </w:r>
-      <w:r>
-        <w:instrText xml:space="preserve"> SEQ Figure \* ARABIC </w:instrText>
-      </w:r>
-      <w:r>
-        <w:fldChar w:fldCharType="separate"/>
-      </w:r>
-      <w:r>
-        <w:rPr>
-          <w:noProof/>
-        </w:rPr>
-        <w:t>19</w:t>
-      </w:r>
-      <w:r>
-        <w:fldChar w:fldCharType="end"/>
-      </w:r>
+      <w:fldSimple w:instr=" SEQ Figure \* ARABIC ">
+        <w:r>
+          <w:rPr>
+            <w:noProof/>
+          </w:rPr>
+          <w:t>19</w:t>
+        </w:r>
+      </w:fldSimple>
       <w:r>
         <w:t>: Diagramme de classes</w:t>
       </w:r>
-      <w:bookmarkEnd w:id="42"/>
-    </w:p>
-    <w:p>
-      <w:pPr>
-        <w:pStyle w:val="Titre3"/>
+      <w:bookmarkEnd w:id="43"/>
+    </w:p>
+    <w:p>
+      <w:pPr>
+        <w:pStyle w:val="Heading3"/>
         <w:numPr>
           <w:ilvl w:val="0"/>
           <w:numId w:val="39"/>
@@ -15323,14 +15509,14 @@
           <w:rFonts w:asciiTheme="majorBidi" w:hAnsiTheme="majorBidi"/>
         </w:rPr>
       </w:pPr>
-      <w:bookmarkStart w:id="43" w:name="_Toc226236327"/>
+      <w:bookmarkStart w:id="44" w:name="_Toc226240768"/>
       <w:r>
         <w:rPr>
           <w:rFonts w:asciiTheme="majorBidi" w:hAnsiTheme="majorBidi"/>
         </w:rPr>
         <w:t>Diagramme de Séquence (Scénario : Location d'une voiture)</w:t>
       </w:r>
-      <w:bookmarkEnd w:id="43"/>
+      <w:bookmarkEnd w:id="44"/>
     </w:p>
     <w:p>
       <w:pPr>
@@ -15696,7 +15882,7 @@
     </w:p>
     <w:p>
       <w:pPr>
-        <w:pStyle w:val="Titre2"/>
+        <w:pStyle w:val="Heading2"/>
         <w:numPr>
           <w:ilvl w:val="0"/>
           <w:numId w:val="6"/>
@@ -15705,14 +15891,14 @@
           <w:rFonts w:asciiTheme="majorBidi" w:hAnsiTheme="majorBidi"/>
         </w:rPr>
       </w:pPr>
-      <w:bookmarkStart w:id="44" w:name="_Toc226236328"/>
+      <w:bookmarkStart w:id="45" w:name="_Toc226240769"/>
       <w:r>
         <w:rPr>
           <w:rFonts w:asciiTheme="majorBidi" w:hAnsiTheme="majorBidi"/>
         </w:rPr>
         <w:t>Conception de la base de données</w:t>
       </w:r>
-      <w:bookmarkEnd w:id="44"/>
+      <w:bookmarkEnd w:id="45"/>
     </w:p>
     <w:p>
       <w:pPr>
@@ -15796,7 +15982,7 @@
     </w:p>
     <w:tbl>
       <w:tblPr>
-        <w:tblStyle w:val="Grilledutableau"/>
+        <w:tblStyle w:val="TableGrid"/>
         <w:tblW w:w="9259" w:type="dxa"/>
         <w:tblLook w:val="04A0" w:firstRow="1" w:lastRow="0" w:firstColumn="1" w:lastColumn="0" w:noHBand="0" w:noVBand="1"/>
       </w:tblPr>
@@ -16456,7 +16642,7 @@
     </w:p>
     <w:tbl>
       <w:tblPr>
-        <w:tblStyle w:val="Grilledutableau"/>
+        <w:tblStyle w:val="TableGrid"/>
         <w:tblW w:w="9209" w:type="dxa"/>
         <w:tblLook w:val="04A0" w:firstRow="1" w:lastRow="0" w:firstColumn="1" w:lastColumn="0" w:noHBand="0" w:noVBand="1"/>
       </w:tblPr>
@@ -17306,7 +17492,7 @@
     </w:p>
     <w:tbl>
       <w:tblPr>
-        <w:tblStyle w:val="Grilledutableau"/>
+        <w:tblStyle w:val="TableGrid"/>
         <w:tblW w:w="9351" w:type="dxa"/>
         <w:tblLook w:val="04A0" w:firstRow="1" w:lastRow="0" w:firstColumn="1" w:lastColumn="0" w:noHBand="0" w:noVBand="1"/>
       </w:tblPr>
@@ -18419,7 +18605,7 @@
     </w:p>
     <w:p>
       <w:pPr>
-        <w:pStyle w:val="Titre1"/>
+        <w:pStyle w:val="Heading1"/>
         <w:jc w:val="center"/>
         <w:rPr>
           <w:rFonts w:asciiTheme="majorBidi" w:hAnsiTheme="majorBidi"/>
@@ -18428,7 +18614,7 @@
     </w:p>
     <w:p>
       <w:pPr>
-        <w:pStyle w:val="Titre1"/>
+        <w:pStyle w:val="Heading1"/>
         <w:jc w:val="center"/>
         <w:rPr>
           <w:rFonts w:asciiTheme="majorBidi" w:hAnsiTheme="majorBidi"/>
@@ -18437,7 +18623,7 @@
     </w:p>
     <w:p>
       <w:pPr>
-        <w:pStyle w:val="Titre1"/>
+        <w:pStyle w:val="Heading1"/>
         <w:jc w:val="center"/>
         <w:rPr>
           <w:rFonts w:asciiTheme="majorBidi" w:hAnsiTheme="majorBidi"/>
@@ -18449,7 +18635,7 @@
     <w:p/>
     <w:p>
       <w:pPr>
-        <w:pStyle w:val="Titre1"/>
+        <w:pStyle w:val="Heading1"/>
         <w:jc w:val="center"/>
         <w:rPr>
           <w:rFonts w:asciiTheme="majorBidi" w:hAnsiTheme="majorBidi"/>
@@ -18459,7 +18645,7 @@
     <w:p/>
     <w:p>
       <w:pPr>
-        <w:pStyle w:val="Titre1"/>
+        <w:pStyle w:val="Heading1"/>
         <w:rPr>
           <w:rFonts w:asciiTheme="majorBidi" w:hAnsiTheme="majorBidi"/>
         </w:rPr>
@@ -18467,7 +18653,7 @@
     </w:p>
     <w:p>
       <w:pPr>
-        <w:pStyle w:val="Titre1"/>
+        <w:pStyle w:val="Heading1"/>
         <w:rPr>
           <w:rFonts w:asciiTheme="majorBidi" w:hAnsiTheme="majorBidi"/>
         </w:rPr>
@@ -18683,7 +18869,7 @@
     </w:p>
     <w:p>
       <w:pPr>
-        <w:pStyle w:val="Titre1"/>
+        <w:pStyle w:val="Heading1"/>
         <w:spacing w:line="240" w:lineRule="auto"/>
         <w:rPr>
           <w:rFonts w:ascii="Times New Roman" w:hAnsi="Times New Roman" w:cs="Times New Roman"/>
@@ -18693,7 +18879,7 @@
           <w:szCs w:val="32"/>
         </w:rPr>
       </w:pPr>
-      <w:bookmarkStart w:id="45" w:name="_Toc226236329"/>
+      <w:bookmarkStart w:id="46" w:name="_Toc226240770"/>
       <w:r>
         <w:rPr>
           <w:rFonts w:ascii="Times New Roman" w:hAnsi="Times New Roman" w:cs="Times New Roman"/>
@@ -18705,11 +18891,11 @@
         <w:lastRenderedPageBreak/>
         <w:t>Chapitre 4 : Réalisation et Mise en œuvre</w:t>
       </w:r>
-      <w:bookmarkEnd w:id="45"/>
-    </w:p>
-    <w:p>
-      <w:pPr>
-        <w:pStyle w:val="Titre2"/>
+      <w:bookmarkEnd w:id="46"/>
+    </w:p>
+    <w:p>
+      <w:pPr>
+        <w:pStyle w:val="Heading2"/>
         <w:numPr>
           <w:ilvl w:val="2"/>
           <w:numId w:val="16"/>
@@ -18722,7 +18908,7 @@
           <w:u w:val="single"/>
         </w:rPr>
       </w:pPr>
-      <w:bookmarkStart w:id="46" w:name="_Toc226236330"/>
+      <w:bookmarkStart w:id="47" w:name="_Toc226240771"/>
       <w:r>
         <w:rPr>
           <w:rFonts w:ascii="Times New Roman" w:hAnsi="Times New Roman" w:cs="Times New Roman"/>
@@ -18732,7 +18918,7 @@
         </w:rPr>
         <w:t>Architecture du projet :</w:t>
       </w:r>
-      <w:bookmarkEnd w:id="46"/>
+      <w:bookmarkEnd w:id="47"/>
     </w:p>
     <w:p>
       <w:pPr>
@@ -18755,7 +18941,7 @@
     </w:p>
     <w:p>
       <w:pPr>
-        <w:pStyle w:val="Titre3"/>
+        <w:pStyle w:val="Heading3"/>
         <w:numPr>
           <w:ilvl w:val="0"/>
           <w:numId w:val="45"/>
@@ -18765,14 +18951,14 @@
           <w:rFonts w:ascii="Times New Roman" w:hAnsi="Times New Roman" w:cs="Times New Roman"/>
         </w:rPr>
       </w:pPr>
-      <w:bookmarkStart w:id="47" w:name="_Toc226236331"/>
+      <w:bookmarkStart w:id="48" w:name="_Toc226240772"/>
       <w:r>
         <w:rPr>
           <w:rFonts w:ascii="Times New Roman" w:hAnsi="Times New Roman" w:cs="Times New Roman"/>
         </w:rPr>
         <w:t>Arborescence des fichiers :</w:t>
       </w:r>
-      <w:bookmarkEnd w:id="47"/>
+      <w:bookmarkEnd w:id="48"/>
     </w:p>
     <w:p>
       <w:pPr>
@@ -19476,7 +19662,7 @@
     </w:p>
     <w:p>
       <w:pPr>
-        <w:pStyle w:val="Titre3"/>
+        <w:pStyle w:val="Heading3"/>
         <w:numPr>
           <w:ilvl w:val="0"/>
           <w:numId w:val="45"/>
@@ -19487,14 +19673,14 @@
           <w:lang w:val="en-US"/>
         </w:rPr>
       </w:pPr>
-      <w:bookmarkStart w:id="48" w:name="_Toc226236332"/>
+      <w:bookmarkStart w:id="49" w:name="_Toc226240773"/>
       <w:r>
         <w:rPr>
           <w:rFonts w:ascii="Times New Roman" w:hAnsi="Times New Roman" w:cs="Times New Roman"/>
         </w:rPr>
         <w:t>Description des dossiers clés :</w:t>
       </w:r>
-      <w:bookmarkEnd w:id="48"/>
+      <w:bookmarkEnd w:id="49"/>
     </w:p>
     <w:p>
       <w:pPr>
@@ -19810,7 +19996,7 @@
     </w:p>
     <w:p>
       <w:pPr>
-        <w:pStyle w:val="Titre2"/>
+        <w:pStyle w:val="Heading2"/>
         <w:numPr>
           <w:ilvl w:val="2"/>
           <w:numId w:val="16"/>
@@ -19820,7 +20006,7 @@
           <w:u w:val="single"/>
         </w:rPr>
       </w:pPr>
-      <w:bookmarkStart w:id="49" w:name="_Toc226236333"/>
+      <w:bookmarkStart w:id="50" w:name="_Toc226240774"/>
       <w:r>
         <w:rPr>
           <w:rFonts w:ascii="Times New Roman" w:hAnsi="Times New Roman" w:cs="Times New Roman"/>
@@ -19828,7 +20014,7 @@
         </w:rPr>
         <w:t>Développement du Backend</w:t>
       </w:r>
-      <w:bookmarkEnd w:id="49"/>
+      <w:bookmarkEnd w:id="50"/>
     </w:p>
     <w:p>
       <w:pPr>
@@ -19905,7 +20091,7 @@
     </w:p>
     <w:p>
       <w:pPr>
-        <w:pStyle w:val="Titre3"/>
+        <w:pStyle w:val="Heading3"/>
         <w:numPr>
           <w:ilvl w:val="1"/>
           <w:numId w:val="45"/>
@@ -19915,14 +20101,14 @@
           <w:rFonts w:ascii="Times New Roman" w:hAnsi="Times New Roman" w:cs="Times New Roman"/>
         </w:rPr>
       </w:pPr>
-      <w:bookmarkStart w:id="50" w:name="_Toc226236334"/>
+      <w:bookmarkStart w:id="51" w:name="_Toc226240775"/>
       <w:r>
         <w:rPr>
           <w:rFonts w:ascii="Times New Roman" w:hAnsi="Times New Roman" w:cs="Times New Roman"/>
         </w:rPr>
         <w:t>Architecture de l'API</w:t>
       </w:r>
-      <w:bookmarkEnd w:id="50"/>
+      <w:bookmarkEnd w:id="51"/>
     </w:p>
     <w:p>
       <w:pPr>
@@ -20118,7 +20304,7 @@
     </w:p>
     <w:p>
       <w:pPr>
-        <w:pStyle w:val="Titre3"/>
+        <w:pStyle w:val="Heading3"/>
         <w:numPr>
           <w:ilvl w:val="1"/>
           <w:numId w:val="45"/>
@@ -20128,14 +20314,14 @@
           <w:rFonts w:ascii="Times New Roman" w:hAnsi="Times New Roman" w:cs="Times New Roman"/>
         </w:rPr>
       </w:pPr>
-      <w:bookmarkStart w:id="51" w:name="_Toc226236335"/>
+      <w:bookmarkStart w:id="52" w:name="_Toc226240776"/>
       <w:r>
         <w:rPr>
           <w:rFonts w:ascii="Times New Roman" w:hAnsi="Times New Roman" w:cs="Times New Roman"/>
         </w:rPr>
         <w:t>Connexion à la base de données (PostgreSQL)</w:t>
       </w:r>
-      <w:bookmarkEnd w:id="51"/>
+      <w:bookmarkEnd w:id="52"/>
     </w:p>
     <w:p>
       <w:pPr>
@@ -20399,7 +20585,7 @@
     </w:p>
     <w:p>
       <w:pPr>
-        <w:pStyle w:val="Titre3"/>
+        <w:pStyle w:val="Heading3"/>
         <w:numPr>
           <w:ilvl w:val="1"/>
           <w:numId w:val="45"/>
@@ -20409,14 +20595,14 @@
           <w:rFonts w:ascii="Times New Roman" w:hAnsi="Times New Roman" w:cs="Times New Roman"/>
         </w:rPr>
       </w:pPr>
-      <w:bookmarkStart w:id="52" w:name="_Toc226236336"/>
+      <w:bookmarkStart w:id="53" w:name="_Toc226240777"/>
       <w:r>
         <w:rPr>
           <w:rFonts w:ascii="Times New Roman" w:hAnsi="Times New Roman" w:cs="Times New Roman"/>
         </w:rPr>
         <w:t>Sécurité et Validation</w:t>
       </w:r>
-      <w:bookmarkEnd w:id="52"/>
+      <w:bookmarkEnd w:id="53"/>
     </w:p>
     <w:p>
       <w:pPr>
@@ -20576,7 +20762,7 @@
     </w:p>
     <w:p>
       <w:pPr>
-        <w:pStyle w:val="Titre2"/>
+        <w:pStyle w:val="Heading2"/>
         <w:numPr>
           <w:ilvl w:val="2"/>
           <w:numId w:val="16"/>
@@ -20586,7 +20772,7 @@
           <w:u w:val="single"/>
         </w:rPr>
       </w:pPr>
-      <w:bookmarkStart w:id="53" w:name="_Toc226236337"/>
+      <w:bookmarkStart w:id="54" w:name="_Toc226240778"/>
       <w:r>
         <w:rPr>
           <w:rFonts w:ascii="Times New Roman" w:eastAsia="Times New Roman" w:hAnsi="Times New Roman" w:cs="Times New Roman"/>
@@ -20601,7 +20787,7 @@
         </w:rPr>
         <w:t> :</w:t>
       </w:r>
-      <w:bookmarkEnd w:id="53"/>
+      <w:bookmarkEnd w:id="54"/>
     </w:p>
     <w:p>
       <w:pPr>
@@ -20625,20 +20811,20 @@
     </w:p>
     <w:p>
       <w:pPr>
-        <w:pStyle w:val="Titre3"/>
+        <w:pStyle w:val="Heading3"/>
         <w:numPr>
           <w:ilvl w:val="2"/>
           <w:numId w:val="49"/>
         </w:numPr>
         <w:rPr>
-          <w:rStyle w:val="Titre2Car"/>
+          <w:rStyle w:val="Heading2Char"/>
           <w:rFonts w:ascii="Times New Roman" w:hAnsi="Times New Roman" w:cs="Times New Roman"/>
           <w:sz w:val="28"/>
           <w:szCs w:val="28"/>
           <w:lang w:eastAsia="fr-FR"/>
         </w:rPr>
       </w:pPr>
-      <w:bookmarkStart w:id="54" w:name="_Toc226236338"/>
+      <w:bookmarkStart w:id="55" w:name="_Toc226240779"/>
       <w:r>
         <w:rPr>
           <w:lang w:eastAsia="fr-FR"/>
@@ -20647,7 +20833,7 @@
       </w:r>
       <w:r>
         <w:rPr>
-          <w:rStyle w:val="Titre2Car"/>
+          <w:rStyle w:val="Heading2Char"/>
           <w:rFonts w:ascii="Times New Roman" w:hAnsi="Times New Roman" w:cs="Times New Roman"/>
           <w:sz w:val="28"/>
           <w:szCs w:val="28"/>
@@ -20655,7 +20841,7 @@
         </w:rPr>
         <w:t>:</w:t>
       </w:r>
-      <w:bookmarkEnd w:id="54"/>
+      <w:bookmarkEnd w:id="55"/>
     </w:p>
     <w:p>
       <w:pPr>
@@ -20947,7 +21133,7 @@
     </w:p>
     <w:p>
       <w:pPr>
-        <w:pStyle w:val="Titre3"/>
+        <w:pStyle w:val="Heading3"/>
         <w:numPr>
           <w:ilvl w:val="2"/>
           <w:numId w:val="49"/>
@@ -20956,7 +21142,7 @@
           <w:rFonts w:eastAsia="Times New Roman"/>
         </w:rPr>
       </w:pPr>
-      <w:bookmarkStart w:id="55" w:name="_Toc226236339"/>
+      <w:bookmarkStart w:id="56" w:name="_Toc226240780"/>
       <w:r>
         <w:t>Système</w:t>
       </w:r>
@@ -20972,7 +21158,7 @@
         </w:rPr>
         <w:t> :</w:t>
       </w:r>
-      <w:bookmarkEnd w:id="55"/>
+      <w:bookmarkEnd w:id="56"/>
     </w:p>
     <w:p>
       <w:pPr>
@@ -21187,7 +21373,7 @@
     </w:p>
     <w:p>
       <w:pPr>
-        <w:pStyle w:val="Titre3"/>
+        <w:pStyle w:val="Heading3"/>
         <w:numPr>
           <w:ilvl w:val="2"/>
           <w:numId w:val="49"/>
@@ -21196,7 +21382,7 @@
           <w:rFonts w:eastAsia="Times New Roman"/>
         </w:rPr>
       </w:pPr>
-      <w:bookmarkStart w:id="56" w:name="_Toc226236340"/>
+      <w:bookmarkStart w:id="57" w:name="_Toc226240781"/>
       <w:r>
         <w:rPr>
           <w:rFonts w:eastAsia="Times New Roman"/>
@@ -21209,7 +21395,7 @@
         </w:rPr>
         <w:t> et adaptativité :</w:t>
       </w:r>
-      <w:bookmarkEnd w:id="56"/>
+      <w:bookmarkEnd w:id="57"/>
     </w:p>
     <w:p>
       <w:pPr>
@@ -21256,7 +21442,23 @@
           <w:b/>
           <w:bCs/>
         </w:rPr>
-        <w:t>Grilles Flexibles (Flexbox/</w:t>
+        <w:t>Grilles Flexibles (</w:t>
+      </w:r>
+      <w:proofErr w:type="spellStart"/>
+      <w:r>
+        <w:rPr>
+          <w:b/>
+          <w:bCs/>
+        </w:rPr>
+        <w:t>Flexbox</w:t>
+      </w:r>
+      <w:proofErr w:type="spellEnd"/>
+      <w:r>
+        <w:rPr>
+          <w:b/>
+          <w:bCs/>
+        </w:rPr>
+        <w:t>/</w:t>
       </w:r>
       <w:proofErr w:type="spellStart"/>
       <w:r>
@@ -21346,7 +21548,7 @@
     </w:p>
     <w:p>
       <w:pPr>
-        <w:pStyle w:val="Titre2"/>
+        <w:pStyle w:val="Heading2"/>
         <w:numPr>
           <w:ilvl w:val="2"/>
           <w:numId w:val="16"/>
@@ -21356,7 +21558,7 @@
           <w:u w:val="single"/>
         </w:rPr>
       </w:pPr>
-      <w:bookmarkStart w:id="57" w:name="_Toc226236341"/>
+      <w:bookmarkStart w:id="58" w:name="_Toc226240782"/>
       <w:r>
         <w:rPr>
           <w:rFonts w:ascii="Times New Roman" w:hAnsi="Times New Roman" w:cs="Times New Roman"/>
@@ -21364,7 +21566,7 @@
         </w:rPr>
         <w:t>Présentation des Résultats.</w:t>
       </w:r>
-      <w:bookmarkEnd w:id="57"/>
+      <w:bookmarkEnd w:id="58"/>
     </w:p>
     <w:p>
       <w:pPr>
@@ -21387,13 +21589,13 @@
     </w:p>
     <w:p>
       <w:pPr>
-        <w:pStyle w:val="Titre3"/>
+        <w:pStyle w:val="Heading3"/>
         <w:numPr>
           <w:ilvl w:val="0"/>
           <w:numId w:val="54"/>
         </w:numPr>
       </w:pPr>
-      <w:bookmarkStart w:id="58" w:name="_Toc226236342"/>
+      <w:bookmarkStart w:id="59" w:name="_Toc226240783"/>
       <w:r>
         <w:lastRenderedPageBreak/>
         <w:t>Prototypage haute fidélité (Figma)</w:t>
@@ -21401,7 +21603,7 @@
       <w:r>
         <w:t> :</w:t>
       </w:r>
-      <w:bookmarkEnd w:id="58"/>
+      <w:bookmarkEnd w:id="59"/>
     </w:p>
     <w:p>
       <w:pPr>
@@ -21480,7 +21682,7 @@
     </w:p>
     <w:p>
       <w:pPr>
-        <w:pStyle w:val="Lgende"/>
+        <w:pStyle w:val="Caption"/>
         <w:jc w:val="center"/>
         <w:rPr>
           <w:rFonts w:ascii="Times New Roman" w:hAnsi="Times New Roman" w:cs="Times New Roman"/>
@@ -21488,49 +21690,39 @@
           <w:szCs w:val="24"/>
         </w:rPr>
       </w:pPr>
-      <w:bookmarkStart w:id="59" w:name="_Toc226233745"/>
+      <w:bookmarkStart w:id="60" w:name="_Toc226240807"/>
       <w:r>
         <w:t xml:space="preserve">Figure </w:t>
       </w:r>
-      <w:r>
-        <w:fldChar w:fldCharType="begin"/>
-      </w:r>
-      <w:r>
-        <w:instrText xml:space="preserve"> SEQ Figure \* ARABIC </w:instrText>
-      </w:r>
-      <w:r>
-        <w:fldChar w:fldCharType="separate"/>
-      </w:r>
-      <w:r>
-        <w:rPr>
-          <w:noProof/>
-        </w:rPr>
-        <w:t>20</w:t>
-      </w:r>
-      <w:r>
-        <w:fldChar w:fldCharType="end"/>
-      </w:r>
+      <w:fldSimple w:instr=" SEQ Figure \* ARABIC ">
+        <w:r>
+          <w:rPr>
+            <w:noProof/>
+          </w:rPr>
+          <w:t>20</w:t>
+        </w:r>
+      </w:fldSimple>
       <w:r>
         <w:t>: Design sur Figma</w:t>
       </w:r>
-      <w:bookmarkEnd w:id="59"/>
-    </w:p>
-    <w:p>
-      <w:pPr>
-        <w:pStyle w:val="Titre3"/>
+      <w:bookmarkEnd w:id="60"/>
+    </w:p>
+    <w:p>
+      <w:pPr>
+        <w:pStyle w:val="Heading3"/>
         <w:numPr>
           <w:ilvl w:val="0"/>
           <w:numId w:val="54"/>
         </w:numPr>
       </w:pPr>
-      <w:bookmarkStart w:id="60" w:name="_Toc226236343"/>
+      <w:bookmarkStart w:id="61" w:name="_Toc226240784"/>
       <w:r>
         <w:t>Rendu final de la plateforme web</w:t>
       </w:r>
       <w:r>
         <w:t> :</w:t>
       </w:r>
-      <w:bookmarkEnd w:id="60"/>
+      <w:bookmarkEnd w:id="61"/>
     </w:p>
     <w:p>
       <w:pPr>
@@ -21642,7 +21834,7 @@
     </w:p>
     <w:p>
       <w:pPr>
-        <w:pStyle w:val="Lgende"/>
+        <w:pStyle w:val="Caption"/>
         <w:jc w:val="center"/>
         <w:rPr>
           <w:rFonts w:ascii="Times New Roman" w:hAnsi="Times New Roman" w:cs="Times New Roman"/>
@@ -21650,38 +21842,28 @@
           <w:szCs w:val="24"/>
         </w:rPr>
       </w:pPr>
-      <w:bookmarkStart w:id="61" w:name="_Toc226233746"/>
+      <w:bookmarkStart w:id="62" w:name="_Toc226240808"/>
       <w:r>
         <w:t xml:space="preserve">Figure </w:t>
       </w:r>
-      <w:r>
-        <w:fldChar w:fldCharType="begin"/>
-      </w:r>
-      <w:r>
-        <w:instrText xml:space="preserve"> SEQ Figure \* ARABIC </w:instrText>
-      </w:r>
-      <w:r>
-        <w:fldChar w:fldCharType="separate"/>
+      <w:fldSimple w:instr=" SEQ Figure \* ARABIC ">
+        <w:r>
+          <w:rPr>
+            <w:noProof/>
+          </w:rPr>
+          <w:t>21</w:t>
+        </w:r>
+      </w:fldSimple>
+      <w:r>
+        <w:t xml:space="preserve">: Page d'accueil </w:t>
       </w:r>
       <w:r>
         <w:rPr>
           <w:noProof/>
         </w:rPr>
-        <w:t>21</w:t>
-      </w:r>
-      <w:r>
-        <w:fldChar w:fldCharType="end"/>
-      </w:r>
-      <w:r>
-        <w:t xml:space="preserve">: Page d'accueil </w:t>
-      </w:r>
-      <w:r>
-        <w:rPr>
-          <w:noProof/>
-        </w:rPr>
         <w:t xml:space="preserve"> du site</w:t>
       </w:r>
-      <w:bookmarkEnd w:id="61"/>
+      <w:bookmarkEnd w:id="62"/>
     </w:p>
     <w:p>
       <w:pPr>
@@ -21729,7 +21911,139 @@
       </w:pPr>
       <w:r>
         <w:rPr>
-          <w:rFonts w:ascii="Times New Roman" w:hAnsi="Times New Roman" w:cs="Times New Roman"/>
+          <w:noProof/>
+        </w:rPr>
+        <mc:AlternateContent>
+          <mc:Choice Requires="wps">
+            <w:drawing>
+              <wp:anchor distT="0" distB="0" distL="114300" distR="114300" simplePos="0" relativeHeight="251661312" behindDoc="1" locked="0" layoutInCell="1" allowOverlap="1" wp14:anchorId="38325F58" wp14:editId="6CC942CB">
+                <wp:simplePos x="0" y="0"/>
+                <wp:positionH relativeFrom="column">
+                  <wp:posOffset>354330</wp:posOffset>
+                </wp:positionH>
+                <wp:positionV relativeFrom="paragraph">
+                  <wp:posOffset>5586730</wp:posOffset>
+                </wp:positionV>
+                <wp:extent cx="5313680" cy="635"/>
+                <wp:effectExtent l="0" t="0" r="0" b="0"/>
+                <wp:wrapTight wrapText="bothSides">
+                  <wp:wrapPolygon edited="0">
+                    <wp:start x="0" y="0"/>
+                    <wp:lineTo x="0" y="21600"/>
+                    <wp:lineTo x="21600" y="21600"/>
+                    <wp:lineTo x="21600" y="0"/>
+                  </wp:wrapPolygon>
+                </wp:wrapTight>
+                <wp:docPr id="1833570313" name="Text Box 1"/>
+                <wp:cNvGraphicFramePr/>
+                <a:graphic xmlns:a="http://schemas.openxmlformats.org/drawingml/2006/main">
+                  <a:graphicData uri="http://schemas.microsoft.com/office/word/2010/wordprocessingShape">
+                    <wps:wsp>
+                      <wps:cNvSpPr txBox="1"/>
+                      <wps:spPr>
+                        <a:xfrm>
+                          <a:off x="0" y="0"/>
+                          <a:ext cx="5313680" cy="635"/>
+                        </a:xfrm>
+                        <a:prstGeom prst="rect">
+                          <a:avLst/>
+                        </a:prstGeom>
+                        <a:solidFill>
+                          <a:prstClr val="white"/>
+                        </a:solidFill>
+                        <a:ln>
+                          <a:noFill/>
+                        </a:ln>
+                      </wps:spPr>
+                      <wps:txbx>
+                        <w:txbxContent>
+                          <w:p>
+                            <w:pPr>
+                              <w:pStyle w:val="Caption"/>
+                              <w:jc w:val="center"/>
+                              <w:rPr>
+                                <w:rFonts w:ascii="Times New Roman" w:hAnsi="Times New Roman" w:cs="Times New Roman"/>
+                                <w:noProof/>
+                              </w:rPr>
+                            </w:pPr>
+                            <w:bookmarkStart w:id="63" w:name="_Toc226240809"/>
+                            <w:r>
+                              <w:t xml:space="preserve">Figure </w:t>
+                            </w:r>
+                            <w:fldSimple w:instr=" SEQ Figure \* ARABIC ">
+                              <w:r>
+                                <w:rPr>
+                                  <w:noProof/>
+                                </w:rPr>
+                                <w:t>22</w:t>
+                              </w:r>
+                            </w:fldSimple>
+                            <w:r>
+                              <w:t>: Page du catalogue des voitures</w:t>
+                            </w:r>
+                            <w:bookmarkEnd w:id="63"/>
+                          </w:p>
+                        </w:txbxContent>
+                      </wps:txbx>
+                      <wps:bodyPr rot="0" spcFirstLastPara="0" vertOverflow="overflow" horzOverflow="overflow" vert="horz" wrap="square" lIns="0" tIns="0" rIns="0" bIns="0" numCol="1" spcCol="0" rtlCol="0" fromWordArt="0" anchor="t" anchorCtr="0" forceAA="0" compatLnSpc="1">
+                        <a:prstTxWarp prst="textNoShape">
+                          <a:avLst/>
+                        </a:prstTxWarp>
+                        <a:spAutoFit/>
+                      </wps:bodyPr>
+                    </wps:wsp>
+                  </a:graphicData>
+                </a:graphic>
+              </wp:anchor>
+            </w:drawing>
+          </mc:Choice>
+          <mc:Fallback>
+            <w:pict>
+              <v:shapetype w14:anchorId="38325F58" id="_x0000_t202" coordsize="21600,21600" o:spt="202" path="m,l,21600r21600,l21600,xe">
+                <v:stroke joinstyle="miter"/>
+                <v:path gradientshapeok="t" o:connecttype="rect"/>
+              </v:shapetype>
+              <v:shape id="Text Box 1" o:spid="_x0000_s1027" type="#_x0000_t202" style="position:absolute;left:0;text-align:left;margin-left:27.9pt;margin-top:439.9pt;width:418.4pt;height:.05pt;z-index:-251655168;visibility:visible;mso-wrap-style:square;mso-wrap-distance-left:9pt;mso-wrap-distance-top:0;mso-wrap-distance-right:9pt;mso-wrap-distance-bottom:0;mso-position-horizontal:absolute;mso-position-horizontal-relative:text;mso-position-vertical:absolute;mso-position-vertical-relative:text;v-text-anchor:top" o:gfxdata="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" stroked="f">
+                <v:textbox style="mso-fit-shape-to-text:t" inset="0,0,0,0">
+                  <w:txbxContent>
+                    <w:p>
+                      <w:pPr>
+                        <w:pStyle w:val="Caption"/>
+                        <w:jc w:val="center"/>
+                        <w:rPr>
+                          <w:rFonts w:ascii="Times New Roman" w:hAnsi="Times New Roman" w:cs="Times New Roman"/>
+                          <w:noProof/>
+                        </w:rPr>
+                      </w:pPr>
+                      <w:bookmarkStart w:id="64" w:name="_Toc226240809"/>
+                      <w:r>
+                        <w:t xml:space="preserve">Figure </w:t>
+                      </w:r>
+                      <w:fldSimple w:instr=" SEQ Figure \* ARABIC ">
+                        <w:r>
+                          <w:rPr>
+                            <w:noProof/>
+                          </w:rPr>
+                          <w:t>22</w:t>
+                        </w:r>
+                      </w:fldSimple>
+                      <w:r>
+                        <w:t>: Page du catalogue des voitures</w:t>
+                      </w:r>
+                      <w:bookmarkEnd w:id="64"/>
+                    </w:p>
+                  </w:txbxContent>
+                </v:textbox>
+                <w10:wrap type="tight"/>
+              </v:shape>
+            </w:pict>
+          </mc:Fallback>
+        </mc:AlternateContent>
+      </w:r>
+      <w:r>
+        <w:rPr>
+          <w:rFonts w:ascii="Times New Roman" w:hAnsi="Times New Roman" w:cs="Times New Roman"/>
+          <w:noProof/>
           <w:sz w:val="24"/>
           <w:szCs w:val="24"/>
         </w:rPr>
@@ -21812,7 +22126,7 @@
     </w:p>
     <w:p>
       <w:pPr>
-        <w:pStyle w:val="Paragraphedeliste"/>
+        <w:pStyle w:val="ListParagraph"/>
         <w:rPr>
           <w:rFonts w:ascii="Times New Roman" w:hAnsi="Times New Roman" w:cs="Times New Roman"/>
           <w:b/>
@@ -21897,7 +22211,139 @@
         </w:rPr>
       </w:pPr>
       <w:r>
+        <w:rPr>
+          <w:noProof/>
+        </w:rPr>
         <w:lastRenderedPageBreak/>
+        <mc:AlternateContent>
+          <mc:Choice Requires="wps">
+            <w:drawing>
+              <wp:anchor distT="0" distB="0" distL="114300" distR="114300" simplePos="0" relativeHeight="251663360" behindDoc="1" locked="0" layoutInCell="1" allowOverlap="1" wp14:anchorId="03AC8C81" wp14:editId="286A7F46">
+                <wp:simplePos x="0" y="0"/>
+                <wp:positionH relativeFrom="column">
+                  <wp:posOffset>78105</wp:posOffset>
+                </wp:positionH>
+                <wp:positionV relativeFrom="paragraph">
+                  <wp:posOffset>5647690</wp:posOffset>
+                </wp:positionV>
+                <wp:extent cx="5760720" cy="635"/>
+                <wp:effectExtent l="0" t="0" r="0" b="0"/>
+                <wp:wrapTight wrapText="bothSides">
+                  <wp:wrapPolygon edited="0">
+                    <wp:start x="0" y="0"/>
+                    <wp:lineTo x="0" y="21600"/>
+                    <wp:lineTo x="21600" y="21600"/>
+                    <wp:lineTo x="21600" y="0"/>
+                  </wp:wrapPolygon>
+                </wp:wrapTight>
+                <wp:docPr id="809918554" name="Text Box 1"/>
+                <wp:cNvGraphicFramePr/>
+                <a:graphic xmlns:a="http://schemas.openxmlformats.org/drawingml/2006/main">
+                  <a:graphicData uri="http://schemas.microsoft.com/office/word/2010/wordprocessingShape">
+                    <wps:wsp>
+                      <wps:cNvSpPr txBox="1"/>
+                      <wps:spPr>
+                        <a:xfrm>
+                          <a:off x="0" y="0"/>
+                          <a:ext cx="5760720" cy="635"/>
+                        </a:xfrm>
+                        <a:prstGeom prst="rect">
+                          <a:avLst/>
+                        </a:prstGeom>
+                        <a:solidFill>
+                          <a:prstClr val="white"/>
+                        </a:solidFill>
+                        <a:ln>
+                          <a:noFill/>
+                        </a:ln>
+                      </wps:spPr>
+                      <wps:txbx>
+                        <w:txbxContent>
+                          <w:p>
+                            <w:pPr>
+                              <w:pStyle w:val="Caption"/>
+                              <w:jc w:val="center"/>
+                              <w:rPr>
+                                <w:noProof/>
+                                <w:sz w:val="22"/>
+                                <w:szCs w:val="22"/>
+                              </w:rPr>
+                            </w:pPr>
+                            <w:bookmarkStart w:id="65" w:name="_Toc226240810"/>
+                            <w:r>
+                              <w:t xml:space="preserve">Figure </w:t>
+                            </w:r>
+                            <w:fldSimple w:instr=" SEQ Figure \* ARABIC ">
+                              <w:r>
+                                <w:rPr>
+                                  <w:noProof/>
+                                </w:rPr>
+                                <w:t>23</w:t>
+                              </w:r>
+                            </w:fldSimple>
+                            <w:r>
+                              <w:t>: Page du Dashboard</w:t>
+                            </w:r>
+                            <w:bookmarkEnd w:id="65"/>
+                          </w:p>
+                        </w:txbxContent>
+                      </wps:txbx>
+                      <wps:bodyPr rot="0" spcFirstLastPara="0" vertOverflow="overflow" horzOverflow="overflow" vert="horz" wrap="square" lIns="0" tIns="0" rIns="0" bIns="0" numCol="1" spcCol="0" rtlCol="0" fromWordArt="0" anchor="t" anchorCtr="0" forceAA="0" compatLnSpc="1">
+                        <a:prstTxWarp prst="textNoShape">
+                          <a:avLst/>
+                        </a:prstTxWarp>
+                        <a:spAutoFit/>
+                      </wps:bodyPr>
+                    </wps:wsp>
+                  </a:graphicData>
+                </a:graphic>
+              </wp:anchor>
+            </w:drawing>
+          </mc:Choice>
+          <mc:Fallback>
+            <w:pict>
+              <v:shape w14:anchorId="03AC8C81" id="_x0000_s1028" type="#_x0000_t202" style="position:absolute;left:0;text-align:left;margin-left:6.15pt;margin-top:444.7pt;width:453.6pt;height:.05pt;z-index:-251653120;visibility:visible;mso-wrap-style:square;mso-wrap-distance-left:9pt;mso-wrap-distance-top:0;mso-wrap-distance-right:9pt;mso-wrap-distance-bottom:0;mso-position-horizontal:absolute;mso-position-horizontal-relative:text;mso-position-vertical:absolute;mso-position-vertical-relative:text;v-text-anchor:top" o:gfxdata="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" stroked="f">
+                <v:textbox style="mso-fit-shape-to-text:t" inset="0,0,0,0">
+                  <w:txbxContent>
+                    <w:p>
+                      <w:pPr>
+                        <w:pStyle w:val="Caption"/>
+                        <w:jc w:val="center"/>
+                        <w:rPr>
+                          <w:noProof/>
+                          <w:sz w:val="22"/>
+                          <w:szCs w:val="22"/>
+                        </w:rPr>
+                      </w:pPr>
+                      <w:bookmarkStart w:id="66" w:name="_Toc226240810"/>
+                      <w:r>
+                        <w:t xml:space="preserve">Figure </w:t>
+                      </w:r>
+                      <w:fldSimple w:instr=" SEQ Figure \* ARABIC ">
+                        <w:r>
+                          <w:rPr>
+                            <w:noProof/>
+                          </w:rPr>
+                          <w:t>23</w:t>
+                        </w:r>
+                      </w:fldSimple>
+                      <w:r>
+                        <w:t>: Page du Dashboard</w:t>
+                      </w:r>
+                      <w:bookmarkEnd w:id="66"/>
+                    </w:p>
+                  </w:txbxContent>
+                </v:textbox>
+                <w10:wrap type="tight"/>
+              </v:shape>
+            </w:pict>
+          </mc:Fallback>
+        </mc:AlternateContent>
+      </w:r>
+      <w:r>
+        <w:rPr>
+          <w:noProof/>
+        </w:rPr>
         <w:drawing>
           <wp:anchor distT="0" distB="0" distL="114300" distR="114300" simplePos="0" relativeHeight="251659264" behindDoc="1" locked="0" layoutInCell="1" allowOverlap="1" wp14:anchorId="3C4D4938" wp14:editId="6222B249">
             <wp:simplePos x="0" y="0"/>
@@ -21977,20 +22423,20 @@
     </w:p>
     <w:p>
       <w:pPr>
-        <w:pStyle w:val="Titre3"/>
+        <w:pStyle w:val="Heading3"/>
         <w:numPr>
           <w:ilvl w:val="0"/>
           <w:numId w:val="54"/>
         </w:numPr>
       </w:pPr>
-      <w:bookmarkStart w:id="62" w:name="_Toc226236344"/>
+      <w:bookmarkStart w:id="67" w:name="_Toc226240785"/>
       <w:r>
         <w:t>Stratégie de communication visuelle (Instagram)</w:t>
       </w:r>
       <w:r>
         <w:t> :</w:t>
       </w:r>
-      <w:bookmarkEnd w:id="62"/>
+      <w:bookmarkEnd w:id="67"/>
     </w:p>
     <w:p>
       <w:pPr>
@@ -22138,7 +22584,6 @@
           <w:sz w:val="24"/>
           <w:szCs w:val="24"/>
         </w:rPr>
-        <w:lastRenderedPageBreak/>
         <w:t>Post numéro 1 </w:t>
       </w:r>
       <w:r>
@@ -22209,31 +22654,21 @@
     </w:p>
     <w:p>
       <w:pPr>
-        <w:pStyle w:val="Lgende"/>
+        <w:pStyle w:val="Caption"/>
         <w:jc w:val="center"/>
       </w:pPr>
-      <w:bookmarkStart w:id="63" w:name="_Toc226233747"/>
+      <w:bookmarkStart w:id="68" w:name="_Toc226240811"/>
       <w:r>
         <w:t xml:space="preserve">Figure </w:t>
       </w:r>
-      <w:r>
-        <w:fldChar w:fldCharType="begin"/>
-      </w:r>
-      <w:r>
-        <w:instrText xml:space="preserve"> SEQ Figure \* ARABIC </w:instrText>
-      </w:r>
-      <w:r>
-        <w:fldChar w:fldCharType="separate"/>
-      </w:r>
-      <w:r>
-        <w:rPr>
-          <w:noProof/>
-        </w:rPr>
-        <w:t>22</w:t>
-      </w:r>
-      <w:r>
-        <w:fldChar w:fldCharType="end"/>
-      </w:r>
+      <w:fldSimple w:instr=" SEQ Figure \* ARABIC ">
+        <w:r>
+          <w:rPr>
+            <w:noProof/>
+          </w:rPr>
+          <w:t>24</w:t>
+        </w:r>
+      </w:fldSimple>
       <w:r>
         <w:t xml:space="preserve">: Post Instagram </w:t>
       </w:r>
@@ -22243,7 +22678,7 @@
       <w:r>
         <w:t>1</w:t>
       </w:r>
-      <w:bookmarkEnd w:id="63"/>
+      <w:bookmarkEnd w:id="68"/>
     </w:p>
     <w:p>
       <w:pPr>
@@ -22327,7 +22762,7 @@
     </w:p>
     <w:p>
       <w:pPr>
-        <w:pStyle w:val="Lgende"/>
+        <w:pStyle w:val="Caption"/>
         <w:jc w:val="center"/>
         <w:rPr>
           <w:rFonts w:ascii="Times New Roman" w:hAnsi="Times New Roman" w:cs="Times New Roman"/>
@@ -22337,32 +22772,22 @@
           <w:szCs w:val="24"/>
         </w:rPr>
       </w:pPr>
-      <w:bookmarkStart w:id="64" w:name="_Toc226233748"/>
+      <w:bookmarkStart w:id="69" w:name="_Toc226240812"/>
       <w:r>
         <w:t xml:space="preserve">Figure </w:t>
       </w:r>
-      <w:r>
-        <w:fldChar w:fldCharType="begin"/>
-      </w:r>
-      <w:r>
-        <w:instrText xml:space="preserve"> SEQ Figure \* ARABIC </w:instrText>
-      </w:r>
-      <w:r>
-        <w:fldChar w:fldCharType="separate"/>
-      </w:r>
-      <w:r>
-        <w:rPr>
-          <w:noProof/>
-        </w:rPr>
-        <w:t>23</w:t>
-      </w:r>
-      <w:r>
-        <w:fldChar w:fldCharType="end"/>
-      </w:r>
+      <w:fldSimple w:instr=" SEQ Figure \* ARABIC ">
+        <w:r>
+          <w:rPr>
+            <w:noProof/>
+          </w:rPr>
+          <w:t>25</w:t>
+        </w:r>
+      </w:fldSimple>
       <w:r>
         <w:t>: Post Instagram N° 2</w:t>
       </w:r>
-      <w:bookmarkEnd w:id="64"/>
+      <w:bookmarkEnd w:id="69"/>
     </w:p>
     <w:p>
       <w:pPr>
@@ -22431,7 +22856,6 @@
           <w:sz w:val="24"/>
           <w:szCs w:val="24"/>
         </w:rPr>
-        <w:lastRenderedPageBreak/>
         <w:t xml:space="preserve">Post numéro </w:t>
       </w:r>
       <w:r>
@@ -22515,7 +22939,7 @@
     </w:p>
     <w:p>
       <w:pPr>
-        <w:pStyle w:val="Lgende"/>
+        <w:pStyle w:val="Caption"/>
         <w:jc w:val="center"/>
         <w:rPr>
           <w:rFonts w:ascii="Times New Roman" w:hAnsi="Times New Roman" w:cs="Times New Roman"/>
@@ -22525,32 +22949,22 @@
           <w:szCs w:val="24"/>
         </w:rPr>
       </w:pPr>
-      <w:bookmarkStart w:id="65" w:name="_Toc226233749"/>
+      <w:bookmarkStart w:id="70" w:name="_Toc226240813"/>
       <w:r>
         <w:t xml:space="preserve">Figure </w:t>
       </w:r>
-      <w:r>
-        <w:fldChar w:fldCharType="begin"/>
-      </w:r>
-      <w:r>
-        <w:instrText xml:space="preserve"> SEQ Figure \* ARABIC </w:instrText>
-      </w:r>
-      <w:r>
-        <w:fldChar w:fldCharType="separate"/>
-      </w:r>
-      <w:r>
-        <w:rPr>
-          <w:noProof/>
-        </w:rPr>
-        <w:t>24</w:t>
-      </w:r>
-      <w:r>
-        <w:fldChar w:fldCharType="end"/>
-      </w:r>
+      <w:fldSimple w:instr=" SEQ Figure \* ARABIC ">
+        <w:r>
+          <w:rPr>
+            <w:noProof/>
+          </w:rPr>
+          <w:t>26</w:t>
+        </w:r>
+      </w:fldSimple>
       <w:r>
         <w:t>: Post Instagram N° 3</w:t>
       </w:r>
-      <w:bookmarkEnd w:id="65"/>
+      <w:bookmarkEnd w:id="70"/>
     </w:p>
     <w:p>
       <w:pPr>
@@ -22650,7 +23064,7 @@
     </w:p>
     <w:p>
       <w:pPr>
-        <w:pStyle w:val="Lgende"/>
+        <w:pStyle w:val="Caption"/>
         <w:jc w:val="center"/>
         <w:rPr>
           <w:rFonts w:ascii="Times New Roman" w:hAnsi="Times New Roman" w:cs="Times New Roman"/>
@@ -22658,32 +23072,22 @@
           <w:szCs w:val="24"/>
         </w:rPr>
       </w:pPr>
-      <w:bookmarkStart w:id="66" w:name="_Toc226233750"/>
+      <w:bookmarkStart w:id="71" w:name="_Toc226240814"/>
       <w:r>
         <w:t xml:space="preserve">Figure </w:t>
       </w:r>
-      <w:r>
-        <w:fldChar w:fldCharType="begin"/>
-      </w:r>
-      <w:r>
-        <w:instrText xml:space="preserve"> SEQ Figure \* ARABIC </w:instrText>
-      </w:r>
-      <w:r>
-        <w:fldChar w:fldCharType="separate"/>
-      </w:r>
-      <w:r>
-        <w:rPr>
-          <w:noProof/>
-        </w:rPr>
-        <w:t>25</w:t>
-      </w:r>
-      <w:r>
-        <w:fldChar w:fldCharType="end"/>
-      </w:r>
+      <w:fldSimple w:instr=" SEQ Figure \* ARABIC ">
+        <w:r>
+          <w:rPr>
+            <w:noProof/>
+          </w:rPr>
+          <w:t>27</w:t>
+        </w:r>
+      </w:fldSimple>
       <w:r>
         <w:t>: la Page Instagram</w:t>
       </w:r>
-      <w:bookmarkEnd w:id="66"/>
+      <w:bookmarkEnd w:id="71"/>
     </w:p>
     <w:p>
       <w:pPr>
@@ -22778,7 +23182,7 @@
     </w:p>
     <w:p>
       <w:pPr>
-        <w:pStyle w:val="Lgende"/>
+        <w:pStyle w:val="Caption"/>
         <w:jc w:val="center"/>
         <w:rPr>
           <w:rFonts w:ascii="Times New Roman" w:hAnsi="Times New Roman" w:cs="Times New Roman"/>
@@ -22788,32 +23192,22 @@
           <w:szCs w:val="24"/>
         </w:rPr>
       </w:pPr>
-      <w:bookmarkStart w:id="67" w:name="_Toc226233751"/>
+      <w:bookmarkStart w:id="72" w:name="_Toc226240815"/>
       <w:r>
         <w:t xml:space="preserve">Figure </w:t>
       </w:r>
-      <w:r>
-        <w:fldChar w:fldCharType="begin"/>
-      </w:r>
-      <w:r>
-        <w:instrText xml:space="preserve"> SEQ Figure \* ARABIC </w:instrText>
-      </w:r>
-      <w:r>
-        <w:fldChar w:fldCharType="separate"/>
-      </w:r>
-      <w:r>
-        <w:rPr>
-          <w:noProof/>
-        </w:rPr>
-        <w:t>26</w:t>
-      </w:r>
-      <w:r>
-        <w:fldChar w:fldCharType="end"/>
-      </w:r>
+      <w:fldSimple w:instr=" SEQ Figure \* ARABIC ">
+        <w:r>
+          <w:rPr>
+            <w:noProof/>
+          </w:rPr>
+          <w:t>28</w:t>
+        </w:r>
+      </w:fldSimple>
       <w:r>
         <w:t>: Instagram Insights</w:t>
       </w:r>
-      <w:bookmarkEnd w:id="67"/>
+      <w:bookmarkEnd w:id="72"/>
     </w:p>
     <w:p>
       <w:pPr>
@@ -22961,7 +23355,31 @@
     </w:p>
     <w:p>
       <w:pPr>
-        <w:pStyle w:val="Titre1"/>
+        <w:spacing w:line="360" w:lineRule="auto"/>
+        <w:rPr>
+          <w:rFonts w:ascii="Times New Roman" w:hAnsi="Times New Roman" w:cs="Times New Roman"/>
+          <w:b/>
+          <w:bCs/>
+          <w:sz w:val="24"/>
+          <w:szCs w:val="24"/>
+        </w:rPr>
+      </w:pPr>
+    </w:p>
+    <w:p>
+      <w:pPr>
+        <w:spacing w:line="360" w:lineRule="auto"/>
+        <w:rPr>
+          <w:rFonts w:ascii="Times New Roman" w:hAnsi="Times New Roman" w:cs="Times New Roman"/>
+          <w:b/>
+          <w:bCs/>
+          <w:sz w:val="24"/>
+          <w:szCs w:val="24"/>
+        </w:rPr>
+      </w:pPr>
+    </w:p>
+    <w:p>
+      <w:pPr>
+        <w:pStyle w:val="Heading1"/>
         <w:spacing w:line="360" w:lineRule="auto"/>
         <w:jc w:val="center"/>
         <w:rPr>
@@ -22971,7 +23389,7 @@
           <w:u w:val="single"/>
         </w:rPr>
       </w:pPr>
-      <w:bookmarkStart w:id="68" w:name="_Toc226236345"/>
+      <w:bookmarkStart w:id="73" w:name="_Toc226240786"/>
       <w:r>
         <w:rPr>
           <w:rFonts w:ascii="Times New Roman" w:hAnsi="Times New Roman" w:cs="Times New Roman"/>
@@ -22979,10 +23397,9 @@
           <w:szCs w:val="32"/>
           <w:u w:val="single"/>
         </w:rPr>
-        <w:lastRenderedPageBreak/>
         <w:t>Conclusion</w:t>
       </w:r>
-      <w:bookmarkEnd w:id="68"/>
+      <w:bookmarkEnd w:id="73"/>
     </w:p>
     <w:p>
       <w:pPr>
@@ -23249,14 +23666,14 @@
     </w:p>
     <w:p>
       <w:pPr>
-        <w:pStyle w:val="Titre1"/>
+        <w:pStyle w:val="Heading1"/>
         <w:jc w:val="center"/>
         <w:rPr>
           <w:rFonts w:asciiTheme="majorBidi" w:hAnsiTheme="majorBidi"/>
           <w:lang w:val="en-US"/>
         </w:rPr>
       </w:pPr>
-      <w:bookmarkStart w:id="69" w:name="_Toc226236346"/>
+      <w:bookmarkStart w:id="74" w:name="_Toc226240787"/>
       <w:r>
         <w:rPr>
           <w:rFonts w:asciiTheme="majorBidi" w:hAnsiTheme="majorBidi"/>
@@ -23265,7 +23682,7 @@
         <w:lastRenderedPageBreak/>
         <w:t>Bibliothèque</w:t>
       </w:r>
-      <w:bookmarkEnd w:id="69"/>
+      <w:bookmarkEnd w:id="74"/>
     </w:p>
     <w:p>
       <w:pPr>
@@ -23302,7 +23719,7 @@
       <w:hyperlink r:id="rId38" w:tgtFrame="_blank" w:history="1">
         <w:r>
           <w:rPr>
-            <w:rStyle w:val="Lienhypertexte"/>
+            <w:rStyle w:val="Hyperlink"/>
             <w:rFonts w:ascii="Times New Roman" w:hAnsi="Times New Roman" w:cs="Times New Roman"/>
             <w:b/>
             <w:bCs/>
@@ -23341,7 +23758,7 @@
       <w:hyperlink r:id="rId39" w:tgtFrame="_blank" w:history="1">
         <w:r>
           <w:rPr>
-            <w:rStyle w:val="Lienhypertexte"/>
+            <w:rStyle w:val="Hyperlink"/>
             <w:rFonts w:ascii="Times New Roman" w:hAnsi="Times New Roman" w:cs="Times New Roman"/>
             <w:b/>
             <w:bCs/>
@@ -23380,7 +23797,7 @@
       <w:hyperlink r:id="rId40" w:tgtFrame="_blank" w:history="1">
         <w:r>
           <w:rPr>
-            <w:rStyle w:val="Lienhypertexte"/>
+            <w:rStyle w:val="Hyperlink"/>
             <w:rFonts w:ascii="Times New Roman" w:hAnsi="Times New Roman" w:cs="Times New Roman"/>
             <w:b/>
             <w:bCs/>
@@ -23419,7 +23836,7 @@
       <w:hyperlink r:id="rId41" w:tgtFrame="_blank" w:history="1">
         <w:r>
           <w:rPr>
-            <w:rStyle w:val="Lienhypertexte"/>
+            <w:rStyle w:val="Hyperlink"/>
             <w:rFonts w:ascii="Times New Roman" w:hAnsi="Times New Roman" w:cs="Times New Roman"/>
             <w:b/>
             <w:bCs/>
@@ -23458,7 +23875,7 @@
       <w:hyperlink r:id="rId42" w:tgtFrame="_blank" w:history="1">
         <w:r>
           <w:rPr>
-            <w:rStyle w:val="Lienhypertexte"/>
+            <w:rStyle w:val="Hyperlink"/>
             <w:rFonts w:ascii="Times New Roman" w:hAnsi="Times New Roman" w:cs="Times New Roman"/>
             <w:b/>
             <w:bCs/>
@@ -23530,7 +23947,7 @@
 <w:ftr xmlns:wpc="http://schemas.microsoft.com/office/word/2010/wordprocessingCanvas" xmlns:cx="http://schemas.microsoft.com/office/drawing/2014/chartex" xmlns:cx1="http://schemas.microsoft.com/office/drawing/2015/9/8/chartex" xmlns:cx2="http://schemas.microsoft.com/office/drawing/2015/10/21/chartex" xmlns:cx3="http://schemas.microsoft.com/office/drawing/2016/5/9/chartex" xmlns:cx4="http://schemas.microsoft.com/office/drawing/2016/5/10/chartex" xmlns:cx5="http://schemas.microsoft.com/office/drawing/2016/5/11/chartex" xmlns:cx6="http://schemas.microsoft.com/office/drawing/2016/5/12/chartex" xmlns:cx7="http://schemas.microsoft.com/office/drawing/2016/5/13/chartex" xmlns:cx8="http://schemas.microsoft.com/office/drawing/2016/5/14/chartex" xmlns:mc="http://schemas.openxmlformats.org/markup-compatibility/2006" xmlns:aink="http://schemas.microsoft.com/office/drawing/2016/ink" xmlns:am3d="http://schemas.microsoft.com/office/drawing/2017/model3d" xmlns:o="urn:schemas-microsoft-com:office:office" xmlns:oel="http://schemas.microsoft.com/office/2019/extlst" xmlns:r="http://schemas.openxmlformats.org/officeDocument/2006/relationships" xmlns:m="http://schemas.openxmlformats.org/officeDocument/2006/math" xmlns:v="urn:schemas-microsoft-com:vml" xmlns:wp14="http://schemas.microsoft.com/office/word/2010/wordprocessingDrawing" xmlns:wp="http://schemas.openxmlformats.org/drawingml/2006/wordprocessingDrawing" xmlns:w10="urn:schemas-microsoft-com:office:word" xmlns:w="http://schemas.openxmlformats.org/wordprocessingml/2006/main" xmlns:w14="http://schemas.microsoft.com/office/word/2010/wordml" xmlns:w15="http://schemas.microsoft.com/office/word/2012/wordml" xmlns:w16cex="http://schemas.microsoft.com/office/word/2018/wordml/cex" xmlns:w16cid="http://schemas.microsoft.com/office/word/2016/wordml/cid" xmlns:w16="http://schemas.microsoft.com/office/word/2018/wordml" xmlns:w16du="http://schemas.microsoft.com/office/word/2023/wordml/word16du" xmlns:w16sdtdh="http://schemas.microsoft.com/office/word/2020/wordml/sdtdatahash" xmlns:w16sdtfl="http://schemas.microsoft.com/office/word/2024/wordml/sdtformatlock" xmlns:w16se="http://schemas.microsoft.com/office/word/2015/wordml/symex" xmlns:wpg="http://schemas.microsoft.com/office/word/2010/wordprocessingGroup" xmlns:wpi="http://schemas.microsoft.com/office/word/2010/wordprocessingInk" xmlns:wne="http://schemas.microsoft.com/office/word/2006/wordml" xmlns:wps="http://schemas.microsoft.com/office/word/2010/wordprocessingShape" mc:Ignorable="w14 w15 w16se w16cid w16 w16cex w16sdtdh w16sdtfl w16du wp14">
   <w:p>
     <w:pPr>
-      <w:pStyle w:val="Pieddepage"/>
+      <w:pStyle w:val="Footer"/>
       <w:jc w:val="center"/>
       <w:rPr>
         <w:color w:val="4472C4" w:themeColor="accent1"/>
@@ -23613,7 +24030,7 @@
   </w:p>
   <w:p>
     <w:pPr>
-      <w:pStyle w:val="Pieddepage"/>
+      <w:pStyle w:val="Footer"/>
     </w:pPr>
   </w:p>
 </w:ftr>
@@ -23648,7 +24065,7 @@
 <w:hdr xmlns:wpc="http://schemas.microsoft.com/office/word/2010/wordprocessingCanvas" xmlns:cx="http://schemas.microsoft.com/office/drawing/2014/chartex" xmlns:cx1="http://schemas.microsoft.com/office/drawing/2015/9/8/chartex" xmlns:cx2="http://schemas.microsoft.com/office/drawing/2015/10/21/chartex" xmlns:cx3="http://schemas.microsoft.com/office/drawing/2016/5/9/chartex" xmlns:cx4="http://schemas.microsoft.com/office/drawing/2016/5/10/chartex" xmlns:cx5="http://schemas.microsoft.com/office/drawing/2016/5/11/chartex" xmlns:cx6="http://schemas.microsoft.com/office/drawing/2016/5/12/chartex" xmlns:cx7="http://schemas.microsoft.com/office/drawing/2016/5/13/chartex" xmlns:cx8="http://schemas.microsoft.com/office/drawing/2016/5/14/chartex" xmlns:mc="http://schemas.openxmlformats.org/markup-compatibility/2006" xmlns:aink="http://schemas.microsoft.com/office/drawing/2016/ink" xmlns:am3d="http://schemas.microsoft.com/office/drawing/2017/model3d" xmlns:o="urn:schemas-microsoft-com:office:office" xmlns:oel="http://schemas.microsoft.com/office/2019/extlst" xmlns:r="http://schemas.openxmlformats.org/officeDocument/2006/relationships" xmlns:m="http://schemas.openxmlformats.org/officeDocument/2006/math" xmlns:v="urn:schemas-microsoft-com:vml" xmlns:wp14="http://schemas.microsoft.com/office/word/2010/wordprocessingDrawing" xmlns:wp="http://schemas.openxmlformats.org/drawingml/2006/wordprocessingDrawing" xmlns:w10="urn:schemas-microsoft-com:office:word" xmlns:w="http://schemas.openxmlformats.org/wordprocessingml/2006/main" xmlns:w14="http://schemas.microsoft.com/office/word/2010/wordml" xmlns:w15="http://schemas.microsoft.com/office/word/2012/wordml" xmlns:w16cex="http://schemas.microsoft.com/office/word/2018/wordml/cex" xmlns:w16cid="http://schemas.microsoft.com/office/word/2016/wordml/cid" xmlns:w16="http://schemas.microsoft.com/office/word/2018/wordml" xmlns:w16du="http://schemas.microsoft.com/office/word/2023/wordml/word16du" xmlns:w16sdtdh="http://schemas.microsoft.com/office/word/2020/wordml/sdtdatahash" xmlns:w16sdtfl="http://schemas.microsoft.com/office/word/2024/wordml/sdtformatlock" xmlns:w16se="http://schemas.microsoft.com/office/word/2015/wordml/symex" xmlns:wpg="http://schemas.microsoft.com/office/word/2010/wordprocessingGroup" xmlns:wpi="http://schemas.microsoft.com/office/word/2010/wordprocessingInk" xmlns:wne="http://schemas.microsoft.com/office/word/2006/wordml" xmlns:wps="http://schemas.microsoft.com/office/word/2010/wordprocessingShape" mc:Ignorable="w14 w15 w16se w16cid w16 w16cex w16sdtdh w16sdtfl w16du wp14">
   <w:p>
     <w:pPr>
-      <w:pStyle w:val="En-tte"/>
+      <w:pStyle w:val="Header"/>
       <w:pBdr>
         <w:bottom w:val="single" w:sz="4" w:space="8" w:color="4472C4" w:themeColor="accent1"/>
       </w:pBdr>
@@ -23684,7 +24101,7 @@
   </w:p>
   <w:p>
     <w:pPr>
-      <w:pStyle w:val="En-tte"/>
+      <w:pStyle w:val="Header"/>
     </w:pPr>
   </w:p>
 </w:hdr>
@@ -23694,7 +24111,7 @@
 <w:hdr xmlns:wpc="http://schemas.microsoft.com/office/word/2010/wordprocessingCanvas" xmlns:cx="http://schemas.microsoft.com/office/drawing/2014/chartex" xmlns:cx1="http://schemas.microsoft.com/office/drawing/2015/9/8/chartex" xmlns:cx2="http://schemas.microsoft.com/office/drawing/2015/10/21/chartex" xmlns:cx3="http://schemas.microsoft.com/office/drawing/2016/5/9/chartex" xmlns:cx4="http://schemas.microsoft.com/office/drawing/2016/5/10/chartex" xmlns:cx5="http://schemas.microsoft.com/office/drawing/2016/5/11/chartex" xmlns:cx6="http://schemas.microsoft.com/office/drawing/2016/5/12/chartex" xmlns:cx7="http://schemas.microsoft.com/office/drawing/2016/5/13/chartex" xmlns:cx8="http://schemas.microsoft.com/office/drawing/2016/5/14/chartex" xmlns:mc="http://schemas.openxmlformats.org/markup-compatibility/2006" xmlns:aink="http://schemas.microsoft.com/office/drawing/2016/ink" xmlns:am3d="http://schemas.microsoft.com/office/drawing/2017/model3d" xmlns:o="urn:schemas-microsoft-com:office:office" xmlns:oel="http://schemas.microsoft.com/office/2019/extlst" xmlns:r="http://schemas.openxmlformats.org/officeDocument/2006/relationships" xmlns:m="http://schemas.openxmlformats.org/officeDocument/2006/math" xmlns:v="urn:schemas-microsoft-com:vml" xmlns:wp14="http://schemas.microsoft.com/office/word/2010/wordprocessingDrawing" xmlns:wp="http://schemas.openxmlformats.org/drawingml/2006/wordprocessingDrawing" xmlns:w10="urn:schemas-microsoft-com:office:word" xmlns:w="http://schemas.openxmlformats.org/wordprocessingml/2006/main" xmlns:w14="http://schemas.microsoft.com/office/word/2010/wordml" xmlns:w15="http://schemas.microsoft.com/office/word/2012/wordml" xmlns:w16cex="http://schemas.microsoft.com/office/word/2018/wordml/cex" xmlns:w16cid="http://schemas.microsoft.com/office/word/2016/wordml/cid" xmlns:w16="http://schemas.microsoft.com/office/word/2018/wordml" xmlns:w16du="http://schemas.microsoft.com/office/word/2023/wordml/word16du" xmlns:w16sdtdh="http://schemas.microsoft.com/office/word/2020/wordml/sdtdatahash" xmlns:w16sdtfl="http://schemas.microsoft.com/office/word/2024/wordml/sdtformatlock" xmlns:w16se="http://schemas.microsoft.com/office/word/2015/wordml/symex" xmlns:wpg="http://schemas.microsoft.com/office/word/2010/wordprocessingGroup" xmlns:wpi="http://schemas.microsoft.com/office/word/2010/wordprocessingInk" xmlns:wne="http://schemas.microsoft.com/office/word/2006/wordml" xmlns:wps="http://schemas.microsoft.com/office/word/2010/wordprocessingShape" mc:Ignorable="w14 w15 w16se w16cid w16 w16cex w16sdtdh w16sdtfl w16du wp14">
   <w:p>
     <w:pPr>
-      <w:pStyle w:val="En-tte"/>
+      <w:pStyle w:val="Header"/>
     </w:pPr>
     <w:r>
       <w:rPr>
@@ -31836,11 +32253,11 @@
     <w:qFormat/>
     <w:rsid w:val="007B0021"/>
   </w:style>
-  <w:style w:type="paragraph" w:styleId="Titre1">
+  <w:style w:type="paragraph" w:styleId="Heading1">
     <w:name w:val="heading 1"/>
     <w:basedOn w:val="Normal"/>
     <w:next w:val="Normal"/>
-    <w:link w:val="Titre1Car"/>
+    <w:link w:val="Heading1Char"/>
     <w:uiPriority w:val="9"/>
     <w:qFormat/>
     <w:rsid w:val="00602434"/>
@@ -31856,11 +32273,11 @@
       <w:szCs w:val="40"/>
     </w:rPr>
   </w:style>
-  <w:style w:type="paragraph" w:styleId="Titre2">
+  <w:style w:type="paragraph" w:styleId="Heading2">
     <w:name w:val="heading 2"/>
     <w:basedOn w:val="Normal"/>
     <w:next w:val="Normal"/>
-    <w:link w:val="Titre2Car"/>
+    <w:link w:val="Heading2Char"/>
     <w:uiPriority w:val="9"/>
     <w:unhideWhenUsed/>
     <w:qFormat/>
@@ -31877,11 +32294,11 @@
       <w:szCs w:val="32"/>
     </w:rPr>
   </w:style>
-  <w:style w:type="paragraph" w:styleId="Titre3">
+  <w:style w:type="paragraph" w:styleId="Heading3">
     <w:name w:val="heading 3"/>
     <w:basedOn w:val="Normal"/>
     <w:next w:val="Normal"/>
-    <w:link w:val="Titre3Car"/>
+    <w:link w:val="Heading3Char"/>
     <w:uiPriority w:val="9"/>
     <w:unhideWhenUsed/>
     <w:qFormat/>
@@ -31899,11 +32316,11 @@
       <w:szCs w:val="28"/>
     </w:rPr>
   </w:style>
-  <w:style w:type="paragraph" w:styleId="Titre4">
+  <w:style w:type="paragraph" w:styleId="Heading4">
     <w:name w:val="heading 4"/>
     <w:basedOn w:val="Normal"/>
     <w:next w:val="Normal"/>
-    <w:link w:val="Titre4Car"/>
+    <w:link w:val="Heading4Char"/>
     <w:uiPriority w:val="9"/>
     <w:unhideWhenUsed/>
     <w:qFormat/>
@@ -31921,11 +32338,11 @@
       <w:color w:val="2F5496" w:themeColor="accent1" w:themeShade="BF"/>
     </w:rPr>
   </w:style>
-  <w:style w:type="paragraph" w:styleId="Titre5">
+  <w:style w:type="paragraph" w:styleId="Heading5">
     <w:name w:val="heading 5"/>
     <w:basedOn w:val="Normal"/>
     <w:next w:val="Normal"/>
-    <w:link w:val="Titre5Car"/>
+    <w:link w:val="Heading5Char"/>
     <w:uiPriority w:val="9"/>
     <w:semiHidden/>
     <w:unhideWhenUsed/>
@@ -31942,11 +32359,11 @@
       <w:color w:val="2F5496" w:themeColor="accent1" w:themeShade="BF"/>
     </w:rPr>
   </w:style>
-  <w:style w:type="paragraph" w:styleId="Titre6">
+  <w:style w:type="paragraph" w:styleId="Heading6">
     <w:name w:val="heading 6"/>
     <w:basedOn w:val="Normal"/>
     <w:next w:val="Normal"/>
-    <w:link w:val="Titre6Car"/>
+    <w:link w:val="Heading6Char"/>
     <w:uiPriority w:val="9"/>
     <w:semiHidden/>
     <w:unhideWhenUsed/>
@@ -31965,11 +32382,11 @@
       <w:color w:val="595959" w:themeColor="text1" w:themeTint="A6"/>
     </w:rPr>
   </w:style>
-  <w:style w:type="paragraph" w:styleId="Titre7">
+  <w:style w:type="paragraph" w:styleId="Heading7">
     <w:name w:val="heading 7"/>
     <w:basedOn w:val="Normal"/>
     <w:next w:val="Normal"/>
-    <w:link w:val="Titre7Car"/>
+    <w:link w:val="Heading7Char"/>
     <w:uiPriority w:val="9"/>
     <w:semiHidden/>
     <w:unhideWhenUsed/>
@@ -31986,11 +32403,11 @@
       <w:color w:val="595959" w:themeColor="text1" w:themeTint="A6"/>
     </w:rPr>
   </w:style>
-  <w:style w:type="paragraph" w:styleId="Titre8">
+  <w:style w:type="paragraph" w:styleId="Heading8">
     <w:name w:val="heading 8"/>
     <w:basedOn w:val="Normal"/>
     <w:next w:val="Normal"/>
-    <w:link w:val="Titre8Car"/>
+    <w:link w:val="Heading8Char"/>
     <w:uiPriority w:val="9"/>
     <w:semiHidden/>
     <w:unhideWhenUsed/>
@@ -32009,11 +32426,11 @@
       <w:color w:val="272727" w:themeColor="text1" w:themeTint="D8"/>
     </w:rPr>
   </w:style>
-  <w:style w:type="paragraph" w:styleId="Titre9">
+  <w:style w:type="paragraph" w:styleId="Heading9">
     <w:name w:val="heading 9"/>
     <w:basedOn w:val="Normal"/>
     <w:next w:val="Normal"/>
-    <w:link w:val="Titre9Car"/>
+    <w:link w:val="Heading9Char"/>
     <w:uiPriority w:val="9"/>
     <w:semiHidden/>
     <w:unhideWhenUsed/>
@@ -32030,12 +32447,13 @@
       <w:color w:val="272727" w:themeColor="text1" w:themeTint="D8"/>
     </w:rPr>
   </w:style>
-  <w:style w:type="character" w:default="1" w:styleId="Policepardfaut">
+  <w:style w:type="character" w:default="1" w:styleId="DefaultParagraphFont">
     <w:name w:val="Default Paragraph Font"/>
     <w:uiPriority w:val="1"/>
+    <w:semiHidden/>
     <w:unhideWhenUsed/>
   </w:style>
-  <w:style w:type="table" w:default="1" w:styleId="TableauNormal">
+  <w:style w:type="table" w:default="1" w:styleId="TableNormal">
     <w:name w:val="Normal Table"/>
     <w:uiPriority w:val="99"/>
     <w:semiHidden/>
@@ -32050,16 +32468,16 @@
       </w:tblCellMar>
     </w:tblPr>
   </w:style>
-  <w:style w:type="numbering" w:default="1" w:styleId="Aucuneliste">
+  <w:style w:type="numbering" w:default="1" w:styleId="NoList">
     <w:name w:val="No List"/>
     <w:uiPriority w:val="99"/>
     <w:semiHidden/>
     <w:unhideWhenUsed/>
   </w:style>
-  <w:style w:type="character" w:customStyle="1" w:styleId="Titre1Car">
-    <w:name w:val="Titre 1 Car"/>
-    <w:basedOn w:val="Policepardfaut"/>
-    <w:link w:val="Titre1"/>
+  <w:style w:type="character" w:customStyle="1" w:styleId="Heading1Char">
+    <w:name w:val="Heading 1 Char"/>
+    <w:basedOn w:val="DefaultParagraphFont"/>
+    <w:link w:val="Heading1"/>
     <w:uiPriority w:val="9"/>
     <w:rsid w:val="00602434"/>
     <w:rPr>
@@ -32069,10 +32487,10 @@
       <w:szCs w:val="40"/>
     </w:rPr>
   </w:style>
-  <w:style w:type="character" w:customStyle="1" w:styleId="Titre2Car">
-    <w:name w:val="Titre 2 Car"/>
-    <w:basedOn w:val="Policepardfaut"/>
-    <w:link w:val="Titre2"/>
+  <w:style w:type="character" w:customStyle="1" w:styleId="Heading2Char">
+    <w:name w:val="Heading 2 Char"/>
+    <w:basedOn w:val="DefaultParagraphFont"/>
+    <w:link w:val="Heading2"/>
     <w:uiPriority w:val="9"/>
     <w:rsid w:val="00971FDE"/>
     <w:rPr>
@@ -32082,10 +32500,10 @@
       <w:szCs w:val="32"/>
     </w:rPr>
   </w:style>
-  <w:style w:type="character" w:customStyle="1" w:styleId="Titre3Car">
-    <w:name w:val="Titre 3 Car"/>
-    <w:basedOn w:val="Policepardfaut"/>
-    <w:link w:val="Titre3"/>
+  <w:style w:type="character" w:customStyle="1" w:styleId="Heading3Char">
+    <w:name w:val="Heading 3 Char"/>
+    <w:basedOn w:val="DefaultParagraphFont"/>
+    <w:link w:val="Heading3"/>
     <w:uiPriority w:val="9"/>
     <w:rsid w:val="007B0021"/>
     <w:rPr>
@@ -32095,10 +32513,10 @@
       <w:szCs w:val="28"/>
     </w:rPr>
   </w:style>
-  <w:style w:type="character" w:customStyle="1" w:styleId="Titre4Car">
-    <w:name w:val="Titre 4 Car"/>
-    <w:basedOn w:val="Policepardfaut"/>
-    <w:link w:val="Titre4"/>
+  <w:style w:type="character" w:customStyle="1" w:styleId="Heading4Char">
+    <w:name w:val="Heading 4 Char"/>
+    <w:basedOn w:val="DefaultParagraphFont"/>
+    <w:link w:val="Heading4"/>
     <w:uiPriority w:val="9"/>
     <w:rsid w:val="007B0021"/>
     <w:rPr>
@@ -32108,10 +32526,10 @@
       <w:color w:val="2F5496" w:themeColor="accent1" w:themeShade="BF"/>
     </w:rPr>
   </w:style>
-  <w:style w:type="character" w:customStyle="1" w:styleId="Titre5Car">
-    <w:name w:val="Titre 5 Car"/>
-    <w:basedOn w:val="Policepardfaut"/>
-    <w:link w:val="Titre5"/>
+  <w:style w:type="character" w:customStyle="1" w:styleId="Heading5Char">
+    <w:name w:val="Heading 5 Char"/>
+    <w:basedOn w:val="DefaultParagraphFont"/>
+    <w:link w:val="Heading5"/>
     <w:uiPriority w:val="9"/>
     <w:semiHidden/>
     <w:rsid w:val="007B0021"/>
@@ -32120,10 +32538,10 @@
       <w:color w:val="2F5496" w:themeColor="accent1" w:themeShade="BF"/>
     </w:rPr>
   </w:style>
-  <w:style w:type="character" w:customStyle="1" w:styleId="Titre6Car">
-    <w:name w:val="Titre 6 Car"/>
-    <w:basedOn w:val="Policepardfaut"/>
-    <w:link w:val="Titre6"/>
+  <w:style w:type="character" w:customStyle="1" w:styleId="Heading6Char">
+    <w:name w:val="Heading 6 Char"/>
+    <w:basedOn w:val="DefaultParagraphFont"/>
+    <w:link w:val="Heading6"/>
     <w:uiPriority w:val="9"/>
     <w:semiHidden/>
     <w:rsid w:val="007B0021"/>
@@ -32134,10 +32552,10 @@
       <w:color w:val="595959" w:themeColor="text1" w:themeTint="A6"/>
     </w:rPr>
   </w:style>
-  <w:style w:type="character" w:customStyle="1" w:styleId="Titre7Car">
-    <w:name w:val="Titre 7 Car"/>
-    <w:basedOn w:val="Policepardfaut"/>
-    <w:link w:val="Titre7"/>
+  <w:style w:type="character" w:customStyle="1" w:styleId="Heading7Char">
+    <w:name w:val="Heading 7 Char"/>
+    <w:basedOn w:val="DefaultParagraphFont"/>
+    <w:link w:val="Heading7"/>
     <w:uiPriority w:val="9"/>
     <w:semiHidden/>
     <w:rsid w:val="007B0021"/>
@@ -32146,10 +32564,10 @@
       <w:color w:val="595959" w:themeColor="text1" w:themeTint="A6"/>
     </w:rPr>
   </w:style>
-  <w:style w:type="character" w:customStyle="1" w:styleId="Titre8Car">
-    <w:name w:val="Titre 8 Car"/>
-    <w:basedOn w:val="Policepardfaut"/>
-    <w:link w:val="Titre8"/>
+  <w:style w:type="character" w:customStyle="1" w:styleId="Heading8Char">
+    <w:name w:val="Heading 8 Char"/>
+    <w:basedOn w:val="DefaultParagraphFont"/>
+    <w:link w:val="Heading8"/>
     <w:uiPriority w:val="9"/>
     <w:semiHidden/>
     <w:rsid w:val="007B0021"/>
@@ -32160,10 +32578,10 @@
       <w:color w:val="272727" w:themeColor="text1" w:themeTint="D8"/>
     </w:rPr>
   </w:style>
-  <w:style w:type="character" w:customStyle="1" w:styleId="Titre9Car">
-    <w:name w:val="Titre 9 Car"/>
-    <w:basedOn w:val="Policepardfaut"/>
-    <w:link w:val="Titre9"/>
+  <w:style w:type="character" w:customStyle="1" w:styleId="Heading9Char">
+    <w:name w:val="Heading 9 Char"/>
+    <w:basedOn w:val="DefaultParagraphFont"/>
+    <w:link w:val="Heading9"/>
     <w:uiPriority w:val="9"/>
     <w:semiHidden/>
     <w:rsid w:val="007B0021"/>
@@ -32172,11 +32590,11 @@
       <w:color w:val="272727" w:themeColor="text1" w:themeTint="D8"/>
     </w:rPr>
   </w:style>
-  <w:style w:type="paragraph" w:styleId="Titre">
+  <w:style w:type="paragraph" w:styleId="Title">
     <w:name w:val="Title"/>
     <w:basedOn w:val="Normal"/>
     <w:next w:val="Normal"/>
-    <w:link w:val="TitreCar"/>
+    <w:link w:val="TitleChar"/>
     <w:uiPriority w:val="10"/>
     <w:qFormat/>
     <w:rsid w:val="007B0021"/>
@@ -32192,10 +32610,10 @@
       <w:szCs w:val="56"/>
     </w:rPr>
   </w:style>
-  <w:style w:type="character" w:customStyle="1" w:styleId="TitreCar">
-    <w:name w:val="Titre Car"/>
-    <w:basedOn w:val="Policepardfaut"/>
-    <w:link w:val="Titre"/>
+  <w:style w:type="character" w:customStyle="1" w:styleId="TitleChar">
+    <w:name w:val="Title Char"/>
+    <w:basedOn w:val="DefaultParagraphFont"/>
+    <w:link w:val="Title"/>
     <w:uiPriority w:val="10"/>
     <w:rsid w:val="007B0021"/>
     <w:rPr>
@@ -32206,11 +32624,11 @@
       <w:szCs w:val="56"/>
     </w:rPr>
   </w:style>
-  <w:style w:type="paragraph" w:styleId="Sous-titre">
+  <w:style w:type="paragraph" w:styleId="Subtitle">
     <w:name w:val="Subtitle"/>
     <w:basedOn w:val="Normal"/>
     <w:next w:val="Normal"/>
-    <w:link w:val="Sous-titreCar"/>
+    <w:link w:val="SubtitleChar"/>
     <w:uiPriority w:val="11"/>
     <w:qFormat/>
     <w:rsid w:val="007B0021"/>
@@ -32227,10 +32645,10 @@
       <w:szCs w:val="28"/>
     </w:rPr>
   </w:style>
-  <w:style w:type="character" w:customStyle="1" w:styleId="Sous-titreCar">
-    <w:name w:val="Sous-titre Car"/>
-    <w:basedOn w:val="Policepardfaut"/>
-    <w:link w:val="Sous-titre"/>
+  <w:style w:type="character" w:customStyle="1" w:styleId="SubtitleChar">
+    <w:name w:val="Subtitle Char"/>
+    <w:basedOn w:val="DefaultParagraphFont"/>
+    <w:link w:val="Subtitle"/>
     <w:uiPriority w:val="11"/>
     <w:rsid w:val="007B0021"/>
     <w:rPr>
@@ -32241,11 +32659,11 @@
       <w:szCs w:val="28"/>
     </w:rPr>
   </w:style>
-  <w:style w:type="paragraph" w:styleId="Citation">
+  <w:style w:type="paragraph" w:styleId="Quote">
     <w:name w:val="Quote"/>
     <w:basedOn w:val="Normal"/>
     <w:next w:val="Normal"/>
-    <w:link w:val="CitationCar"/>
+    <w:link w:val="QuoteChar"/>
     <w:uiPriority w:val="29"/>
     <w:qFormat/>
     <w:rsid w:val="007B0021"/>
@@ -32259,10 +32677,10 @@
       <w:color w:val="404040" w:themeColor="text1" w:themeTint="BF"/>
     </w:rPr>
   </w:style>
-  <w:style w:type="character" w:customStyle="1" w:styleId="CitationCar">
-    <w:name w:val="Citation Car"/>
-    <w:basedOn w:val="Policepardfaut"/>
-    <w:link w:val="Citation"/>
+  <w:style w:type="character" w:customStyle="1" w:styleId="QuoteChar">
+    <w:name w:val="Quote Char"/>
+    <w:basedOn w:val="DefaultParagraphFont"/>
+    <w:link w:val="Quote"/>
     <w:uiPriority w:val="29"/>
     <w:rsid w:val="007B0021"/>
     <w:rPr>
@@ -32271,7 +32689,7 @@
       <w:color w:val="404040" w:themeColor="text1" w:themeTint="BF"/>
     </w:rPr>
   </w:style>
-  <w:style w:type="paragraph" w:styleId="Paragraphedeliste">
+  <w:style w:type="paragraph" w:styleId="ListParagraph">
     <w:name w:val="List Paragraph"/>
     <w:basedOn w:val="Normal"/>
     <w:uiPriority w:val="34"/>
@@ -32282,9 +32700,9 @@
       <w:contextualSpacing/>
     </w:pPr>
   </w:style>
-  <w:style w:type="character" w:styleId="Accentuationintense">
+  <w:style w:type="character" w:styleId="IntenseEmphasis">
     <w:name w:val="Intense Emphasis"/>
-    <w:basedOn w:val="Policepardfaut"/>
+    <w:basedOn w:val="DefaultParagraphFont"/>
     <w:uiPriority w:val="21"/>
     <w:qFormat/>
     <w:rsid w:val="007B0021"/>
@@ -32294,11 +32712,11 @@
       <w:color w:val="2F5496" w:themeColor="accent1" w:themeShade="BF"/>
     </w:rPr>
   </w:style>
-  <w:style w:type="paragraph" w:styleId="Citationintense">
+  <w:style w:type="paragraph" w:styleId="IntenseQuote">
     <w:name w:val="Intense Quote"/>
     <w:basedOn w:val="Normal"/>
     <w:next w:val="Normal"/>
-    <w:link w:val="CitationintenseCar"/>
+    <w:link w:val="IntenseQuoteChar"/>
     <w:uiPriority w:val="30"/>
     <w:qFormat/>
     <w:rsid w:val="007B0021"/>
@@ -32317,10 +32735,10 @@
       <w:color w:val="2F5496" w:themeColor="accent1" w:themeShade="BF"/>
     </w:rPr>
   </w:style>
-  <w:style w:type="character" w:customStyle="1" w:styleId="CitationintenseCar">
-    <w:name w:val="Citation intense Car"/>
-    <w:basedOn w:val="Policepardfaut"/>
-    <w:link w:val="Citationintense"/>
+  <w:style w:type="character" w:customStyle="1" w:styleId="IntenseQuoteChar">
+    <w:name w:val="Intense Quote Char"/>
+    <w:basedOn w:val="DefaultParagraphFont"/>
+    <w:link w:val="IntenseQuote"/>
     <w:uiPriority w:val="30"/>
     <w:rsid w:val="007B0021"/>
     <w:rPr>
@@ -32329,9 +32747,9 @@
       <w:color w:val="2F5496" w:themeColor="accent1" w:themeShade="BF"/>
     </w:rPr>
   </w:style>
-  <w:style w:type="character" w:styleId="Rfrenceintense">
+  <w:style w:type="character" w:styleId="IntenseReference">
     <w:name w:val="Intense Reference"/>
-    <w:basedOn w:val="Policepardfaut"/>
+    <w:basedOn w:val="DefaultParagraphFont"/>
     <w:uiPriority w:val="32"/>
     <w:qFormat/>
     <w:rsid w:val="007B0021"/>
@@ -32343,10 +32761,10 @@
       <w:spacing w:val="5"/>
     </w:rPr>
   </w:style>
-  <w:style w:type="paragraph" w:styleId="En-tte">
+  <w:style w:type="paragraph" w:styleId="Header">
     <w:name w:val="header"/>
     <w:basedOn w:val="Normal"/>
-    <w:link w:val="En-tteCar"/>
+    <w:link w:val="HeaderChar"/>
     <w:uiPriority w:val="99"/>
     <w:unhideWhenUsed/>
     <w:rsid w:val="007B0021"/>
@@ -32358,17 +32776,17 @@
       <w:spacing w:after="0" w:line="240" w:lineRule="auto"/>
     </w:pPr>
   </w:style>
-  <w:style w:type="character" w:customStyle="1" w:styleId="En-tteCar">
-    <w:name w:val="En-tête Car"/>
-    <w:basedOn w:val="Policepardfaut"/>
-    <w:link w:val="En-tte"/>
+  <w:style w:type="character" w:customStyle="1" w:styleId="HeaderChar">
+    <w:name w:val="Header Char"/>
+    <w:basedOn w:val="DefaultParagraphFont"/>
+    <w:link w:val="Header"/>
     <w:uiPriority w:val="99"/>
     <w:rsid w:val="007B0021"/>
   </w:style>
-  <w:style w:type="paragraph" w:styleId="Pieddepage">
+  <w:style w:type="paragraph" w:styleId="Footer">
     <w:name w:val="footer"/>
     <w:basedOn w:val="Normal"/>
-    <w:link w:val="PieddepageCar"/>
+    <w:link w:val="FooterChar"/>
     <w:uiPriority w:val="99"/>
     <w:unhideWhenUsed/>
     <w:rsid w:val="007B0021"/>
@@ -32380,10 +32798,10 @@
       <w:spacing w:after="0" w:line="240" w:lineRule="auto"/>
     </w:pPr>
   </w:style>
-  <w:style w:type="character" w:customStyle="1" w:styleId="PieddepageCar">
-    <w:name w:val="Pied de page Car"/>
-    <w:basedOn w:val="Policepardfaut"/>
-    <w:link w:val="Pieddepage"/>
+  <w:style w:type="character" w:customStyle="1" w:styleId="FooterChar">
+    <w:name w:val="Footer Char"/>
+    <w:basedOn w:val="DefaultParagraphFont"/>
+    <w:link w:val="Footer"/>
     <w:uiPriority w:val="99"/>
     <w:rsid w:val="007B0021"/>
   </w:style>
@@ -32406,9 +32824,9 @@
       <w14:ligatures w14:val="none"/>
     </w:rPr>
   </w:style>
-  <w:style w:type="character" w:styleId="lev">
+  <w:style w:type="character" w:styleId="Strong">
     <w:name w:val="Strong"/>
-    <w:basedOn w:val="Policepardfaut"/>
+    <w:basedOn w:val="DefaultParagraphFont"/>
     <w:uiPriority w:val="22"/>
     <w:qFormat/>
     <w:rsid w:val="00583444"/>
@@ -32417,7 +32835,7 @@
       <w:bCs/>
     </w:rPr>
   </w:style>
-  <w:style w:type="paragraph" w:styleId="Lgende">
+  <w:style w:type="paragraph" w:styleId="Caption">
     <w:name w:val="caption"/>
     <w:basedOn w:val="Normal"/>
     <w:next w:val="Normal"/>
@@ -32438,12 +32856,12 @@
   </w:style>
   <w:style w:type="character" w:customStyle="1" w:styleId="whitespace-normal">
     <w:name w:val="whitespace-normal"/>
-    <w:basedOn w:val="Policepardfaut"/>
+    <w:basedOn w:val="DefaultParagraphFont"/>
     <w:rsid w:val="009D5882"/>
   </w:style>
-  <w:style w:type="paragraph" w:styleId="En-ttedetabledesmatires">
+  <w:style w:type="paragraph" w:styleId="TOCHeading">
     <w:name w:val="TOC Heading"/>
-    <w:basedOn w:val="Titre1"/>
+    <w:basedOn w:val="Heading1"/>
     <w:next w:val="Normal"/>
     <w:uiPriority w:val="39"/>
     <w:unhideWhenUsed/>
@@ -32461,7 +32879,7 @@
       <w14:ligatures w14:val="none"/>
     </w:rPr>
   </w:style>
-  <w:style w:type="paragraph" w:styleId="TM1">
+  <w:style w:type="paragraph" w:styleId="TOC1">
     <w:name w:val="toc 1"/>
     <w:basedOn w:val="Normal"/>
     <w:next w:val="Normal"/>
@@ -32473,7 +32891,7 @@
       <w:spacing w:after="100"/>
     </w:pPr>
   </w:style>
-  <w:style w:type="paragraph" w:styleId="TM2">
+  <w:style w:type="paragraph" w:styleId="TOC2">
     <w:name w:val="toc 2"/>
     <w:basedOn w:val="Normal"/>
     <w:next w:val="Normal"/>
@@ -32486,7 +32904,7 @@
       <w:ind w:left="220"/>
     </w:pPr>
   </w:style>
-  <w:style w:type="paragraph" w:styleId="TM3">
+  <w:style w:type="paragraph" w:styleId="TOC3">
     <w:name w:val="toc 3"/>
     <w:basedOn w:val="Normal"/>
     <w:next w:val="Normal"/>
@@ -32499,9 +32917,9 @@
       <w:ind w:left="440"/>
     </w:pPr>
   </w:style>
-  <w:style w:type="character" w:styleId="Lienhypertexte">
+  <w:style w:type="character" w:styleId="Hyperlink">
     <w:name w:val="Hyperlink"/>
-    <w:basedOn w:val="Policepardfaut"/>
+    <w:basedOn w:val="DefaultParagraphFont"/>
     <w:uiPriority w:val="99"/>
     <w:unhideWhenUsed/>
     <w:rsid w:val="00365902"/>
@@ -32510,9 +32928,9 @@
       <w:u w:val="single"/>
     </w:rPr>
   </w:style>
-  <w:style w:type="character" w:styleId="Mentionnonrsolue">
+  <w:style w:type="character" w:styleId="UnresolvedMention">
     <w:name w:val="Unresolved Mention"/>
-    <w:basedOn w:val="Policepardfaut"/>
+    <w:basedOn w:val="DefaultParagraphFont"/>
     <w:uiPriority w:val="99"/>
     <w:semiHidden/>
     <w:unhideWhenUsed/>
@@ -32522,9 +32940,9 @@
       <w:shd w:val="clear" w:color="auto" w:fill="E1DFDD"/>
     </w:rPr>
   </w:style>
-  <w:style w:type="table" w:styleId="Grilledutableau">
+  <w:style w:type="table" w:styleId="TableGrid">
     <w:name w:val="Table Grid"/>
-    <w:basedOn w:val="TableauNormal"/>
+    <w:basedOn w:val="TableNormal"/>
     <w:uiPriority w:val="39"/>
     <w:rsid w:val="00453E61"/>
     <w:pPr>
@@ -32541,7 +32959,7 @@
       </w:tblBorders>
     </w:tblPr>
   </w:style>
-  <w:style w:type="paragraph" w:styleId="Tabledesillustrations">
+  <w:style w:type="paragraph" w:styleId="TableofFigures">
     <w:name w:val="table of figures"/>
     <w:basedOn w:val="Normal"/>
     <w:next w:val="Normal"/>
@@ -32626,14 +33044,14 @@
     <w:charset w:val="00"/>
     <w:family w:val="swiss"/>
     <w:pitch w:val="variable"/>
-    <w:sig w:usb0="E4002EFF" w:usb1="C200247B" w:usb2="00000009" w:usb3="00000000" w:csb0="000001FF" w:csb1="00000000"/>
+    <w:sig w:usb0="E4002EFF" w:usb1="C000247B" w:usb2="00000009" w:usb3="00000000" w:csb0="000001FF" w:csb1="00000000"/>
   </w:font>
   <w:font w:name="Calibri">
     <w:panose1 w:val="020F0502020204030204"/>
     <w:charset w:val="00"/>
     <w:family w:val="swiss"/>
     <w:pitch w:val="variable"/>
-    <w:sig w:usb0="E4002EFF" w:usb1="C200247B" w:usb2="00000009" w:usb3="00000000" w:csb0="000001FF" w:csb1="00000000"/>
+    <w:sig w:usb0="E4002EFF" w:usb1="C000247B" w:usb2="00000009" w:usb3="00000000" w:csb0="000001FF" w:csb1="00000000"/>
   </w:font>
   <w:font w:name="Arial">
     <w:panose1 w:val="020B0604020202020204"/>
@@ -32641,18 +33059,6 @@
     <w:family w:val="swiss"/>
     <w:pitch w:val="variable"/>
     <w:sig w:usb0="E0002EFF" w:usb1="C000785B" w:usb2="00000009" w:usb3="00000000" w:csb0="000001FF" w:csb1="00000000"/>
-  </w:font>
-  <w:font w:name="Aptos">
-    <w:charset w:val="00"/>
-    <w:family w:val="swiss"/>
-    <w:pitch w:val="variable"/>
-    <w:sig w:usb0="20000287" w:usb1="00000003" w:usb2="00000000" w:usb3="00000000" w:csb0="0000019F" w:csb1="00000000"/>
-  </w:font>
-  <w:font w:name="Aptos Display">
-    <w:charset w:val="00"/>
-    <w:family w:val="swiss"/>
-    <w:pitch w:val="variable"/>
-    <w:sig w:usb0="20000287" w:usb1="00000003" w:usb2="00000000" w:usb3="00000000" w:csb0="0000019F" w:csb1="00000000"/>
   </w:font>
 </w:fonts>
 </file>
@@ -32675,6 +33081,7 @@
   <w:rsids>
     <w:rsidRoot w:val="00B047C3"/>
     <w:rsid w:val="000076AA"/>
+    <w:rsid w:val="000522E6"/>
     <w:rsid w:val="001C2B2E"/>
     <w:rsid w:val="00305437"/>
     <w:rsid w:val="0033089D"/>
@@ -32684,6 +33091,7 @@
     <w:rsid w:val="005A7ACE"/>
     <w:rsid w:val="00697957"/>
     <w:rsid w:val="007718D0"/>
+    <w:rsid w:val="00781159"/>
     <w:rsid w:val="00813294"/>
     <w:rsid w:val="0082311C"/>
     <w:rsid w:val="008255D7"/>
@@ -32708,8 +33116,8 @@
   </m:mathPr>
   <w:themeFontLang w:val="fr-FR" w:bidi="ar-SA"/>
   <w:clrSchemeMapping w:bg1="light1" w:t1="dark1" w:bg2="light2" w:t2="dark2" w:accent1="accent1" w:accent2="accent2" w:accent3="accent3" w:accent4="accent4" w:accent5="accent5" w:accent6="accent6" w:hyperlink="hyperlink" w:followedHyperlink="followedHyperlink"/>
-  <w:decimalSymbol w:val="."/>
-  <w:listSeparator w:val=","/>
+  <w:decimalSymbol w:val=","/>
+  <w:listSeparator w:val=";"/>
   <w15:chartTrackingRefBased/>
 </w:settings>
 </file>
@@ -33115,13 +33523,13 @@
     <w:name w:val="Normal"/>
     <w:qFormat/>
   </w:style>
-  <w:style w:type="character" w:default="1" w:styleId="Policepardfaut">
+  <w:style w:type="character" w:default="1" w:styleId="DefaultParagraphFont">
     <w:name w:val="Default Paragraph Font"/>
     <w:uiPriority w:val="1"/>
     <w:semiHidden/>
     <w:unhideWhenUsed/>
   </w:style>
-  <w:style w:type="table" w:default="1" w:styleId="TableauNormal">
+  <w:style w:type="table" w:default="1" w:styleId="TableNormal">
     <w:name w:val="Normal Table"/>
     <w:uiPriority w:val="99"/>
     <w:semiHidden/>
@@ -33136,7 +33544,7 @@
       </w:tblCellMar>
     </w:tblPr>
   </w:style>
-  <w:style w:type="numbering" w:default="1" w:styleId="Aucuneliste">
+  <w:style w:type="numbering" w:default="1" w:styleId="NoList">
     <w:name w:val="No List"/>
     <w:uiPriority w:val="99"/>
     <w:semiHidden/>
